--- a/plantillas_maestras/16_temas_administrativos_financieros/materia_general_asegurativa/2_o_mas_ddos_varios/varon/TPL_1705_2025_TEMAS_ADMINISTRATIVOS_FINANCIEROS_MATERIA_GENERAL_ASEGURATIVA_ASEGURADORA_VARON_R282.docx
+++ b/plantillas_maestras/16_temas_administrativos_financieros/materia_general_asegurativa/2_o_mas_ddos_varios/varon/TPL_1705_2025_TEMAS_ADMINISTRATIVOS_FINANCIEROS_MATERIA_GENERAL_ASEGURATIVA_ASEGURADORA_VARON_R282.docx
@@ -820,7 +820,7 @@
           <w:sz w:val="22"/>
           <w:szCs w:val="22"/>
         </w:rPr>
-        <w:t>Nº</w:t>
+        <w:t/>
       </w:r>
       <w:proofErr w:type="spellEnd"/>
       <w:r>
@@ -960,7 +960,7 @@
           <w:szCs w:val="22"/>
           <w:lang w:eastAsia="es-ES"/>
         </w:rPr>
-        <w:t>, el cual incluyó la suscripción del Seguro de Vida Ley – Póliza N°111600 (en adelante, “Seguro de Vida Ley”)</w:t>
+        <w:t>, el cual incluyó la suscripción del Seguro de Vida Ley – Póliza 111600 (en adelante, “Seguro de Vida Ley”)</w:t>
       </w:r>
       <w:r>
         <w:rPr>
@@ -1745,7 +1745,7 @@
           <w:szCs w:val="22"/>
           <w:lang w:eastAsia="es-ES"/>
         </w:rPr>
-        <w:t>El 27 de noviembre de 2024, el Comité Médico de las AFP (en adelante, COMAFP) emitió el dictamen N°01395-2024 de invalidez total y permanente que acreditó un menoscabo del 67% de su capacidad laboral por EPOC, depresión crónica, episodio depresivo grave, trastorno disociativo, ansiedad generalizada y estrés postraumático, atribuidos a estresores laborales.</w:t>
+        <w:t>El 27 de noviembre de 2024, el Comité Médico de las AFP (en adelante, COMAFP) emitió el dictamen 01395-2024 de invalidez total y permanente que acreditó un menoscabo del 67% de su capacidad laboral por EPOC, depresión crónica, episodio depresivo grave, trastorno disociativo, ansiedad generalizada y estrés postraumático, atribuidos a estresores laborales.</w:t>
       </w:r>
     </w:p>
     <w:p>
@@ -1851,7 +1851,7 @@
           <w:szCs w:val="22"/>
           <w:lang w:eastAsia="es-ES"/>
         </w:rPr>
-        <w:t>N°01395-2024</w:t>
+        <w:t>01395-2024</w:t>
       </w:r>
       <w:r>
         <w:rPr>
@@ -1923,7 +1923,7 @@
           <w:szCs w:val="22"/>
           <w:lang w:eastAsia="es-ES"/>
         </w:rPr>
-        <w:t xml:space="preserve">N°01395-2024 </w:t>
+        <w:t xml:space="preserve">01395-2024 </w:t>
       </w:r>
       <w:r>
         <w:rPr>
@@ -2064,7 +2064,7 @@
           <w:szCs w:val="22"/>
           <w:lang w:eastAsia="es-ES"/>
         </w:rPr>
-        <w:t xml:space="preserve">emitió el informe de auditoría médica N°00826-2025, consignando </w:t>
+        <w:t xml:space="preserve">emitió el informe de auditoría médica 00826-2025, consignando </w:t>
       </w:r>
       <w:r>
         <w:rPr>
@@ -2622,7 +2622,7 @@
           <w:sz w:val="22"/>
           <w:szCs w:val="22"/>
         </w:rPr>
-        <w:t>El artículo 6° de la Ley sobre Facultades, Normas y Organización del Indecopi, aprobada por el Decreto Legislativo N° 807, establece que la información recibida por una Comisión, Oficina o Sala del Tribunal de Defensa de la Competencia y de la Propiedad Intelectual, que constituya un secreto industrial o comercial, deberá ser declarada reservada por la Comisión, Oficina o Sala del Tribunal respectiva, debiendo adoptar las medidas necesarias para garantizar la reserva y confidencialidad de la información.</w:t>
+        <w:t>El artículo 6 de la Ley sobre Facultades, Normas y Organización del Indecopi, aprobada por el Decreto Legislativo 807, establece que la información recibida por una Comisión, Oficina o Sala del Tribunal de Defensa de la Competencia y de la Propiedad Intelectual, que constituya un secreto industrial o comercial, deberá ser declarada reservada por la Comisión, Oficina o Sala del Tribunal respectiva, debiendo adoptar las medidas necesarias para garantizar la reserva y confidencialidad de la información.</w:t>
       </w:r>
     </w:p>
     <w:p>
@@ -2658,7 +2658,7 @@
           <w:sz w:val="22"/>
           <w:szCs w:val="22"/>
         </w:rPr>
-        <w:t xml:space="preserve">De otro lado, la Directiva N° 001-2008/TRI-INDECOPI, Directiva sobre confidencialidad de la información en los procedimientos seguidos por los órganos funcionales del Indecopi, modificada por la Directiva </w:t>
+        <w:t xml:space="preserve">De otro lado, la Directiva 001-2008/TRI-INDECOPI, Directiva sobre confidencialidad de la información en los procedimientos seguidos por los órganos funcionales del Indecopi, modificada por la Directiva </w:t>
       </w:r>
       <w:proofErr w:type="spellStart"/>
       <w:r>
@@ -2667,7 +2667,7 @@
           <w:sz w:val="22"/>
           <w:szCs w:val="22"/>
         </w:rPr>
-        <w:t>Nº</w:t>
+        <w:t/>
       </w:r>
       <w:proofErr w:type="spellEnd"/>
       <w:r>
@@ -3470,7 +3470,7 @@
           <w:sz w:val="22"/>
           <w:szCs w:val="22"/>
         </w:rPr>
-        <w:t>Directiva N° 001-2008/TRI-INDECOPI</w:t>
+        <w:t>Directiva 001-2008/TRI-INDECOPI</w:t>
       </w:r>
       <w:r>
         <w:rPr>
@@ -3831,7 +3831,7 @@
           <w:sz w:val="20"/>
           <w:szCs w:val="20"/>
         </w:rPr>
-        <w:t xml:space="preserve">     </w:t>
+        <w:t xml:space="preserve"> </w:t>
       </w:r>
       <w:r>
         <w:rPr>
@@ -3880,7 +3880,7 @@
           <w:sz w:val="20"/>
           <w:szCs w:val="20"/>
         </w:rPr>
-        <w:t xml:space="preserve">    </w:t>
+        <w:t xml:space="preserve"> </w:t>
       </w:r>
       <w:r>
         <w:rPr>
@@ -3951,7 +3951,7 @@
           <w:sz w:val="20"/>
           <w:szCs w:val="20"/>
         </w:rPr>
-        <w:t xml:space="preserve">     e) </w:t>
+        <w:t xml:space="preserve"> e) </w:t>
       </w:r>
       <w:r>
         <w:rPr>
@@ -4006,7 +4006,7 @@
           <w:sz w:val="22"/>
           <w:szCs w:val="22"/>
         </w:rPr>
-        <w:t>Directiva N° 001-2008/TRI-INDECOPI</w:t>
+        <w:t>Directiva 001-2008/TRI-INDECOPI</w:t>
       </w:r>
       <w:r>
         <w:rPr>
@@ -4057,7 +4057,7 @@
           <w:sz w:val="22"/>
           <w:szCs w:val="22"/>
         </w:rPr>
-        <w:t>Directiva N° 001-2008/TRI-INDECOPI</w:t>
+        <w:t>Directiva 001-2008/TRI-INDECOPI</w:t>
       </w:r>
       <w:r>
         <w:rPr>
@@ -4214,7 +4214,7 @@
           <w:sz w:val="22"/>
           <w:szCs w:val="22"/>
         </w:rPr>
-        <w:t>Nº</w:t>
+        <w:t/>
       </w:r>
       <w:proofErr w:type="spellEnd"/>
       <w:r>
@@ -4447,7 +4447,7 @@
           <w:sz w:val="22"/>
           <w:szCs w:val="22"/>
         </w:rPr>
-        <w:t>Nº</w:t>
+        <w:t/>
       </w:r>
       <w:proofErr w:type="spellEnd"/>
       <w:r>
@@ -4564,7 +4564,7 @@
           <w:szCs w:val="22"/>
           <w:lang w:val="es-ES"/>
         </w:rPr>
-        <w:t>Nº</w:t>
+        <w:t/>
       </w:r>
       <w:proofErr w:type="spellEnd"/>
       <w:r>
@@ -4878,7 +4878,7 @@
           <w:sz w:val="22"/>
           <w:szCs w:val="22"/>
         </w:rPr>
-        <w:t>Nº</w:t>
+        <w:t/>
       </w:r>
       <w:proofErr w:type="spellEnd"/>
       <w:r>
@@ -4939,7 +4939,7 @@
           <w:szCs w:val="22"/>
           <w:lang w:val="es-ES"/>
         </w:rPr>
-        <w:t>Nº</w:t>
+        <w:t/>
       </w:r>
       <w:proofErr w:type="spellEnd"/>
       <w:r>
@@ -5268,7 +5268,7 @@
           <w:sz w:val="20"/>
           <w:szCs w:val="20"/>
         </w:rPr>
-        <w:t>Nº</w:t>
+        <w:t/>
       </w:r>
       <w:proofErr w:type="spellEnd"/>
       <w:r>
@@ -5531,7 +5531,7 @@
           <w:sz w:val="20"/>
           <w:szCs w:val="20"/>
         </w:rPr>
-        <w:t>Nº</w:t>
+        <w:t/>
       </w:r>
       <w:proofErr w:type="spellEnd"/>
       <w:r>
@@ -5597,7 +5597,7 @@
           <w:szCs w:val="22"/>
           <w:lang w:val="es-ES"/>
         </w:rPr>
-        <w:t>Nº1 fue</w:t>
+        <w:t>1 fue</w:t>
       </w:r>
       <w:r>
         <w:rPr>
@@ -6002,7 +6002,7 @@
           <w:sz w:val="22"/>
           <w:szCs w:val="22"/>
         </w:rPr>
-        <w:t>Nº</w:t>
+        <w:t/>
       </w:r>
       <w:proofErr w:type="spellEnd"/>
       <w:r>
@@ -6420,7 +6420,7 @@
           <w:sz w:val="22"/>
           <w:szCs w:val="22"/>
         </w:rPr>
-        <w:t>Directiva N° 001-2008/TRI-INDECOPI</w:t>
+        <w:t>Directiva 001-2008/TRI-INDECOPI</w:t>
       </w:r>
       <w:r>
         <w:rPr>
@@ -7070,7 +7070,7 @@
           <w:szCs w:val="22"/>
           <w:lang w:eastAsia="es-ES"/>
         </w:rPr>
-        <w:t>dictamen N°01395-2024</w:t>
+        <w:t>dictamen 01395-2024</w:t>
       </w:r>
       <w:r>
         <w:rPr>
@@ -7712,7 +7712,7 @@
           <w:sz w:val="22"/>
           <w:szCs w:val="22"/>
         </w:rPr>
-        <w:t xml:space="preserve">2.1, literal a) de la Directiva N° 001-2008/TRI-INDECOPI, </w:t>
+        <w:t xml:space="preserve">2.1, literal a) de la Directiva 001-2008/TRI-INDECOPI, </w:t>
       </w:r>
       <w:r>
         <w:rPr>
@@ -7955,7 +7955,7 @@
           <w:sz w:val="22"/>
           <w:szCs w:val="22"/>
         </w:rPr>
-        <w:t>Directiva N° 001-2008/TRI-INDECOPI</w:t>
+        <w:t>Directiva 001-2008/TRI-INDECOPI</w:t>
       </w:r>
       <w:r>
         <w:rPr>
@@ -8092,7 +8092,7 @@
           <w:sz w:val="22"/>
           <w:szCs w:val="22"/>
         </w:rPr>
-        <w:t>N°</w:t>
+        <w:t/>
       </w:r>
       <w:proofErr w:type="spellEnd"/>
       <w:r>
@@ -8182,7 +8182,7 @@
           <w:sz w:val="22"/>
           <w:szCs w:val="22"/>
         </w:rPr>
-        <w:t>N°</w:t>
+        <w:t/>
       </w:r>
       <w:proofErr w:type="spellEnd"/>
       <w:r>
@@ -8244,7 +8244,7 @@
           <w:sz w:val="22"/>
           <w:szCs w:val="22"/>
         </w:rPr>
-        <w:t>Nº</w:t>
+        <w:t/>
       </w:r>
       <w:proofErr w:type="spellEnd"/>
       <w:r>
@@ -8360,7 +8360,7 @@
           <w:sz w:val="22"/>
           <w:szCs w:val="22"/>
         </w:rPr>
-        <w:t>N°</w:t>
+        <w:t/>
       </w:r>
       <w:proofErr w:type="spellEnd"/>
       <w:r>
@@ -8401,7 +8401,7 @@
           <w:sz w:val="22"/>
           <w:szCs w:val="22"/>
         </w:rPr>
-        <w:t>COPIA DEL DICTAMEN COMAFP N. 01395-202447670</w:t>
+        <w:t>COPIA DEL DICTAMEN COMAFP 01395-202447670</w:t>
       </w:r>
       <w:r>
         <w:rPr>
@@ -8422,7 +8422,7 @@
           <w:sz w:val="22"/>
           <w:szCs w:val="22"/>
         </w:rPr>
-        <w:t>Nº</w:t>
+        <w:t/>
       </w:r>
       <w:proofErr w:type="spellEnd"/>
       <w:r>
@@ -8537,7 +8537,7 @@
           <w:sz w:val="22"/>
           <w:szCs w:val="22"/>
         </w:rPr>
-        <w:t>N°</w:t>
+        <w:t/>
       </w:r>
       <w:proofErr w:type="spellEnd"/>
       <w:r>
@@ -8589,7 +8589,7 @@
           <w:sz w:val="22"/>
           <w:szCs w:val="22"/>
         </w:rPr>
-        <w:t>N.°</w:t>
+        <w:t/>
       </w:r>
       <w:proofErr w:type="spellEnd"/>
       <w:r>
@@ -8621,7 +8621,7 @@
           <w:sz w:val="22"/>
           <w:szCs w:val="22"/>
         </w:rPr>
-        <w:t>Nº</w:t>
+        <w:t/>
       </w:r>
       <w:proofErr w:type="spellEnd"/>
       <w:r>
@@ -8747,7 +8747,7 @@
           <w:sz w:val="22"/>
           <w:szCs w:val="22"/>
         </w:rPr>
-        <w:t>Directiva N° 001-2008/TRI-INDECOPI</w:t>
+        <w:t>Directiva 001-2008/TRI-INDECOPI</w:t>
       </w:r>
       <w:r>
         <w:rPr>
@@ -8862,7 +8862,7 @@
           <w:sz w:val="22"/>
           <w:szCs w:val="22"/>
         </w:rPr>
-        <w:t>La Secretaría Técnica de la Comisión de Protección al Consumidor N° 1 (en adelante, Secretaría Técnica), en ejercicio de sus facultades</w:t>
+        <w:t>La Secretaría Técnica de la Comisión de Protección al Consumidor 1 (en adelante, Secretaría Técnica), en ejercicio de sus facultades</w:t>
       </w:r>
       <w:r>
         <w:rPr>
@@ -8914,7 +8914,7 @@
           <w:sz w:val="22"/>
           <w:szCs w:val="22"/>
         </w:rPr>
-        <w:t>N°</w:t>
+        <w:t/>
       </w:r>
       <w:proofErr w:type="spellEnd"/>
       <w:r>
@@ -8957,7 +8957,7 @@
           <w:szCs w:val="22"/>
         </w:rPr>
         <w:lastRenderedPageBreak/>
-        <w:t>el hecho materia de denuncia como una presunta infracción al deber de idoneidad, tipificado en los artículos 18° y 19° del Código</w:t>
+        <w:t>el hecho materia de denuncia como una presunta infracción al deber de idoneidad, tipificado en los artículos 18 y 19 del Código</w:t>
       </w:r>
       <w:r>
         <w:rPr>
@@ -9037,7 +9037,7 @@
           <w:sz w:val="22"/>
           <w:szCs w:val="22"/>
         </w:rPr>
-        <w:t>N°</w:t>
+        <w:t/>
       </w:r>
       <w:proofErr w:type="spellEnd"/>
       <w:r>
@@ -9078,7 +9078,7 @@
           <w:sz w:val="22"/>
           <w:szCs w:val="22"/>
         </w:rPr>
-        <w:t>°</w:t>
+        <w:t/>
       </w:r>
       <w:r>
         <w:rPr>
@@ -9161,7 +9161,7 @@
           <w:sz w:val="22"/>
           <w:szCs w:val="22"/>
         </w:rPr>
-        <w:t>; involucraría una presunta afectación a sus expectativas, quien no habría encontrado una correspondencia entre lo que esperaba recibir de parte del proveedor y lo que realmente recibió. Por consiguiente, corresponde calificar el hecho materia de denuncia como una presunta infracción al deber de idoneidad, tipificado en los artículos 18° y 19° del Código</w:t>
+        <w:t>; involucraría una presunta afectación a sus expectativas, quien no habría encontrado una correspondencia entre lo que esperaba recibir de parte del proveedor y lo que realmente recibió. Por consiguiente, corresponde calificar el hecho materia de denuncia como una presunta infracción al deber de idoneidad, tipificado en los artículos 18 y 19 del Código</w:t>
       </w:r>
       <w:r>
         <w:rPr>
@@ -9253,15 +9253,15 @@
           <w:sz w:val="22"/>
           <w:szCs w:val="22"/>
         </w:rPr>
-        <w:t xml:space="preserve"> aseguradora habría consignado información errada en el informe de auditoría médica N°00826-2025, al alterar datos personales del denunciante y tergiversar el origen laboral de sus afecciones</w:t>
-      </w:r>
-      <w:r>
-        <w:rPr>
-          <w:rFonts w:ascii="Arial Narrow" w:eastAsia="Arial Narrow" w:hAnsi="Arial Narrow" w:cs="Arial Narrow"/>
-          <w:sz w:val="22"/>
-          <w:szCs w:val="22"/>
-        </w:rPr>
-        <w:t>; involucraría una presunta afectación a sus expectativas, quien no habría encontrado una correspondencia entre lo que esperaba recibir de parte del proveedor y lo que realmente recibió. Por consiguiente, corresponde calificar el hecho materia de denuncia como una presunta infracción al deber de idoneidad, tipificado en los artículos 18° y 19° del Código</w:t>
+        <w:t xml:space="preserve"> aseguradora habría consignado información errada en el informe de auditoría médica 00826-2025, al alterar datos personales del denunciante y tergiversar el origen laboral de sus afecciones</w:t>
+      </w:r>
+      <w:r>
+        <w:rPr>
+          <w:rFonts w:ascii="Arial Narrow" w:eastAsia="Arial Narrow" w:hAnsi="Arial Narrow" w:cs="Arial Narrow"/>
+          <w:sz w:val="22"/>
+          <w:szCs w:val="22"/>
+        </w:rPr>
+        <w:t>; involucraría una presunta afectación a sus expectativas, quien no habría encontrado una correspondencia entre lo que esperaba recibir de parte del proveedor y lo que realmente recibió. Por consiguiente, corresponde calificar el hecho materia de denuncia como una presunta infracción al deber de idoneidad, tipificado en los artículos 18 y 19 del Código</w:t>
       </w:r>
       <w:r>
         <w:rPr>
@@ -9532,7 +9532,7 @@
           <w:szCs w:val="22"/>
           <w:lang w:val="es-ES" w:eastAsia="es-ES"/>
         </w:rPr>
-        <w:t>N°</w:t>
+        <w:t/>
       </w:r>
       <w:proofErr w:type="spellEnd"/>
       <w:r>
@@ -9590,7 +9590,7 @@
           <w:sz w:val="22"/>
           <w:szCs w:val="22"/>
         </w:rPr>
-        <w:t xml:space="preserve">.  </w:t>
+        <w:t xml:space="preserve">. </w:t>
       </w:r>
     </w:p>
     <w:p>
@@ -9816,7 +9816,7 @@
           <w:sz w:val="22"/>
           <w:szCs w:val="22"/>
         </w:rPr>
-        <w:t xml:space="preserve">documento N° </w:t>
+        <w:t xml:space="preserve">documento </w:t>
       </w:r>
       <w:r>
         <w:rPr>
@@ -9884,7 +9884,7 @@
           <w:sz w:val="22"/>
           <w:szCs w:val="22"/>
         </w:rPr>
-        <w:t xml:space="preserve"> N° </w:t>
+        <w:t xml:space="preserve"> </w:t>
       </w:r>
       <w:r>
         <w:rPr>
@@ -9935,7 +9935,7 @@
           <w:sz w:val="22"/>
           <w:szCs w:val="22"/>
         </w:rPr>
-        <w:t>Nº</w:t>
+        <w:t/>
       </w:r>
       <w:proofErr w:type="spellEnd"/>
       <w:r>
@@ -10051,7 +10051,7 @@
           <w:sz w:val="22"/>
           <w:szCs w:val="22"/>
         </w:rPr>
-        <w:t>N°</w:t>
+        <w:t/>
       </w:r>
       <w:proofErr w:type="spellEnd"/>
       <w:r>
@@ -10092,7 +10092,7 @@
           <w:sz w:val="22"/>
           <w:szCs w:val="22"/>
         </w:rPr>
-        <w:t>COPIA DEL DICTAMEN COMAFP N. 01395-202447670</w:t>
+        <w:t>COPIA DEL DICTAMEN COMAFP 01395-202447670</w:t>
       </w:r>
       <w:r>
         <w:rPr>
@@ -10113,7 +10113,7 @@
           <w:sz w:val="22"/>
           <w:szCs w:val="22"/>
         </w:rPr>
-        <w:t>Nº</w:t>
+        <w:t/>
       </w:r>
       <w:proofErr w:type="spellEnd"/>
       <w:r>
@@ -10227,7 +10227,7 @@
           <w:sz w:val="22"/>
           <w:szCs w:val="22"/>
         </w:rPr>
-        <w:t>N°</w:t>
+        <w:t/>
       </w:r>
       <w:proofErr w:type="spellEnd"/>
       <w:r>
@@ -10279,7 +10279,7 @@
           <w:sz w:val="22"/>
           <w:szCs w:val="22"/>
         </w:rPr>
-        <w:t>N.°</w:t>
+        <w:t/>
       </w:r>
       <w:proofErr w:type="spellEnd"/>
       <w:r>
@@ -10311,7 +10311,7 @@
           <w:sz w:val="22"/>
           <w:szCs w:val="22"/>
         </w:rPr>
-        <w:t>Nº</w:t>
+        <w:t/>
       </w:r>
       <w:proofErr w:type="spellEnd"/>
       <w:r>
@@ -10636,7 +10636,7 @@
           <w:sz w:val="22"/>
           <w:szCs w:val="22"/>
         </w:rPr>
-        <w:t xml:space="preserve">Presunta infracción de los artículos 18° y 19° de la Ley N° 29571, Código de Protección y Defensa del Consumidor, </w:t>
+        <w:t xml:space="preserve">Presunta infracción de los artículos 18 y 19 de la Ley 29571, Código de Protección y Defensa del Consumidor, </w:t>
       </w:r>
       <w:r>
         <w:rPr>
@@ -10671,7 +10671,7 @@
           <w:szCs w:val="22"/>
         </w:rPr>
         <w:lastRenderedPageBreak/>
-        <w:t>al denunciante la cobertura del Seguro de Vida Ley N° 111600 por la invalidez total y permanente que padece</w:t>
+        <w:t>al denunciante la cobertura del Seguro de Vida Ley 111600 por la invalidez total y permanente que padece</w:t>
       </w:r>
       <w:r>
         <w:rPr>
@@ -10731,7 +10731,7 @@
           <w:sz w:val="22"/>
           <w:szCs w:val="22"/>
         </w:rPr>
-        <w:t xml:space="preserve">° de la Ley N° 29571, Código de Protección y Defensa del Consumidor, en tanto </w:t>
+        <w:t xml:space="preserve"> de la Ley 29571, Código de Protección y Defensa del Consumidor, en tanto </w:t>
       </w:r>
       <w:r>
         <w:rPr>
@@ -10748,7 +10748,7 @@
           <w:sz w:val="22"/>
           <w:szCs w:val="22"/>
         </w:rPr>
-        <w:t>a compañía aseguradora habría tenido un trato discriminatorio indirecto con el denunciante debido a su condición de discapacitado, al negarle la cobertura del Seguro de Vida Ley N° 111600, pese a cumplir con los criterios médicos, legales y contractuales</w:t>
+        <w:t>a compañía aseguradora habría tenido un trato discriminatorio indirecto con el denunciante debido a su condición de discapacitado, al negarle la cobertura del Seguro de Vida Ley 111600, pese a cumplir con los criterios médicos, legales y contractuales</w:t>
       </w:r>
       <w:r>
         <w:rPr>
@@ -10800,7 +10800,7 @@
           <w:sz w:val="22"/>
           <w:szCs w:val="22"/>
         </w:rPr>
-        <w:t xml:space="preserve">ulos 18° y 19° de la Ley N° 29571, Código de Protección y Defensa del Consumidor, en tanto </w:t>
+        <w:t xml:space="preserve">ulos 18 y 19 de la Ley 29571, Código de Protección y Defensa del Consumidor, en tanto </w:t>
       </w:r>
       <w:r>
         <w:rPr>
@@ -10914,7 +10914,7 @@
           <w:sz w:val="22"/>
           <w:szCs w:val="22"/>
         </w:rPr>
-        <w:t xml:space="preserve">Presunta infracción de los artículos 18° y 19° de la Ley N° 29571, Código de Protección y Defensa del Consumidor, en tanto </w:t>
+        <w:t xml:space="preserve">Presunta infracción de los artículos 18 y 19 de la Ley 29571, Código de Protección y Defensa del Consumidor, en tanto </w:t>
       </w:r>
       <w:r>
         <w:rPr>
@@ -10966,7 +10966,7 @@
           <w:sz w:val="22"/>
           <w:szCs w:val="22"/>
         </w:rPr>
-        <w:t xml:space="preserve"> en el informe de auditoría médica N°00826-2025, </w:t>
+        <w:t xml:space="preserve"> en el informe de auditoría médica 00826-2025, </w:t>
       </w:r>
       <w:r>
         <w:rPr>
@@ -11284,7 +11284,7 @@
           <w:sz w:val="22"/>
           <w:szCs w:val="22"/>
         </w:rPr>
-        <w:t>fijar domicilio procesal para el procedimiento, de conformidad con el numeral 1 del artículo 442° del Código Procesal Civil; y,</w:t>
+        <w:t>fijar domicilio procesal para el procedimiento, de conformidad con el numeral 1 del artículo 442 del Código Procesal Civil; y,</w:t>
       </w:r>
       <w:bookmarkStart w:id="9" w:name="_Hlk136948279"/>
     </w:p>
@@ -11356,7 +11356,7 @@
           <w:sz w:val="22"/>
           <w:szCs w:val="22"/>
         </w:rPr>
-        <w:t xml:space="preserve"> dicha documentación, conforme lo establece el artículo 110º del </w:t>
+        <w:t xml:space="preserve"> dicha documentación, conforme lo establece el artículo 110 del </w:t>
       </w:r>
       <w:r>
         <w:rPr>
@@ -11525,7 +11525,7 @@
           <w:szCs w:val="22"/>
           <w:lang w:val="es-ES" w:eastAsia="es-ES"/>
         </w:rPr>
-        <w:t xml:space="preserve"> Ello, para que, de conformidad con lo dispuesto por el artículo 26° del Decreto Legislativo N° 807, presente sus descargos en un plazo no</w:t>
+        <w:t xml:space="preserve"> Ello, para que, de conformidad con lo dispuesto por el artículo 26 del Decreto Legislativo 807, presente sus descargos en un plazo no</w:t>
       </w:r>
       <w:r>
         <w:rPr>
@@ -11588,7 +11588,7 @@
           <w:szCs w:val="22"/>
           <w:lang w:val="es-ES" w:eastAsia="es-ES"/>
         </w:rPr>
-        <w:t xml:space="preserve"> declarará en rebeldía al denunciado que no lo hubiera presentado. Debe precisarse que de conformidad con lo establecido por el numeral 233.1 del artículo 233° del Texto Único Ordenado de la Ley N° 27444, Ley del Procedimiento Administrativo General, las alegaciones y los hechos relevantes de la reclamación, salvo que hayan sido específicamente negadas en la contestación, se tendrán por aceptadas o </w:t>
+        <w:t xml:space="preserve"> declarará en rebeldía al denunciado que no lo hubiera presentado. Debe precisarse que de conformidad con lo establecido por el numeral 233.1 del artículo 233 del Texto Único Ordenado de la Ley 27444, Ley del Procedimiento Administrativo General, las alegaciones y los hechos relevantes de la reclamación, salvo que hayan sido específicamente negadas en la contestación, se tendrán por aceptadas o </w:t>
       </w:r>
       <w:r>
         <w:rPr>
@@ -11790,7 +11790,7 @@
           <w:szCs w:val="22"/>
           <w:lang w:val="es-ES" w:eastAsia="es-ES"/>
         </w:rPr>
-        <w:t>(i) presentar una copia completa, legible y debidamente suscrita de la Póliza N° 111600 del Seguro Vida Ley, así como el cargo de remisión de la póliza; (</w:t>
+        <w:t>(i) presentar una copia completa, legible y debidamente suscrita de la Póliza 111600 del Seguro Vida Ley, así como el cargo de remisión de la póliza; (</w:t>
       </w:r>
       <w:proofErr w:type="spellStart"/>
       <w:r>
@@ -11846,7 +11846,7 @@
           <w:sz w:val="22"/>
           <w:szCs w:val="22"/>
         </w:rPr>
-        <w:t xml:space="preserve">  </w:t>
+        <w:t xml:space="preserve"> </w:t>
       </w:r>
     </w:p>
     <w:p>
@@ -11917,7 +11917,7 @@
           <w:sz w:val="22"/>
           <w:szCs w:val="22"/>
         </w:rPr>
-        <w:t>°</w:t>
+        <w:t/>
       </w:r>
       <w:r>
         <w:rPr>
@@ -11934,7 +11934,7 @@
           <w:sz w:val="22"/>
           <w:szCs w:val="22"/>
         </w:rPr>
-        <w:t>Nº</w:t>
+        <w:t/>
       </w:r>
       <w:proofErr w:type="spellEnd"/>
       <w:r>
@@ -11984,7 +11984,7 @@
           <w:sz w:val="22"/>
           <w:szCs w:val="22"/>
         </w:rPr>
-        <w:t>°</w:t>
+        <w:t/>
       </w:r>
       <w:r>
         <w:rPr>
@@ -12000,7 +12000,7 @@
           <w:sz w:val="22"/>
           <w:szCs w:val="22"/>
         </w:rPr>
-        <w:t>°</w:t>
+        <w:t/>
       </w:r>
       <w:r>
         <w:rPr>
@@ -12016,7 +12016,7 @@
           <w:sz w:val="22"/>
           <w:szCs w:val="22"/>
         </w:rPr>
-        <w:t>°</w:t>
+        <w:t/>
       </w:r>
       <w:r>
         <w:rPr>
@@ -12070,7 +12070,7 @@
           <w:sz w:val="22"/>
           <w:szCs w:val="22"/>
         </w:rPr>
-        <w:t>°</w:t>
+        <w:t/>
       </w:r>
       <w:r>
         <w:rPr>
@@ -12148,7 +12148,7 @@
           <w:sz w:val="22"/>
           <w:szCs w:val="22"/>
         </w:rPr>
-        <w:t xml:space="preserve"> informar a las partes que conforme a lo establecido en el artículo 39° del </w:t>
+        <w:t xml:space="preserve"> informar a las partes que conforme a lo establecido en el artículo 39 del </w:t>
       </w:r>
       <w:r>
         <w:rPr>
@@ -12157,7 +12157,7 @@
           <w:szCs w:val="22"/>
           <w:lang w:eastAsia="es-ES"/>
         </w:rPr>
-        <w:t>Decreto Legislativo N° 807</w:t>
+        <w:t>Decreto Legislativo 807</w:t>
       </w:r>
       <w:r>
         <w:rPr>
@@ -12216,7 +12216,7 @@
           <w:sz w:val="22"/>
           <w:szCs w:val="22"/>
         </w:rPr>
-        <w:t>comunicar a las partes que, de acuerdo a lo señalado por el artículo 29° del Decreto Legislativo N° 807</w:t>
+        <w:t>comunicar a las partes que, de acuerdo a lo señalado por el artículo 29 del Decreto Legislativo 807</w:t>
       </w:r>
       <w:r>
         <w:rPr>
@@ -12474,7 +12474,7 @@
           <w:sz w:val="22"/>
           <w:szCs w:val="22"/>
         </w:rPr>
-        <w:t>°</w:t>
+        <w:t/>
       </w:r>
       <w:r>
         <w:rPr>
@@ -12502,7 +12502,7 @@
           <w:sz w:val="22"/>
           <w:szCs w:val="22"/>
         </w:rPr>
-        <w:t>°</w:t>
+        <w:t/>
       </w:r>
       <w:r>
         <w:rPr>
@@ -12907,7 +12907,7 @@
           <w:sz w:val="22"/>
           <w:szCs w:val="22"/>
         </w:rPr>
-        <w:t>n al Consumidor N° 1</w:t>
+        <w:t>n al Consumidor 1</w:t>
       </w:r>
       <w:r>
         <w:rPr>
@@ -13195,7 +13195,7 @@
           <w:sz w:val="16"/>
           <w:szCs w:val="16"/>
         </w:rPr>
-        <w:t>DIRECTIVA 001-2008-TRI-INDECOPI, DIRECTIVA SOBRE CONFIDENCIALIDAD DE LA INFORMACIÓN EN LOS PROCEDIMIENTOS SEGUIDOS POR LOS ÓRGANOS FUNCIONALES DEL INDECOPI, MODIFICADA POR LA DIRECTIVA N° 002-2017/TRI-INDECOPI, PUBLICADA EL 24 DE NOVIEMBRE DE 2017</w:t>
+        <w:t>DIRECTIVA 001-2008-TRI-INDECOPI, DIRECTIVA SOBRE CONFIDENCIALIDAD DE LA INFORMACIÓN EN LOS PROCEDIMIENTOS SEGUIDOS POR LOS ÓRGANOS FUNCIONALES DEL INDECOPI, MODIFICADA POR LA DIRECTIVA 002-2017/TRI-INDECOPI, PUBLICADA EL 24 DE NOVIEMBRE DE 2017</w:t>
       </w:r>
       <w:r>
         <w:rPr>
@@ -13371,7 +13371,7 @@
           <w:sz w:val="16"/>
           <w:szCs w:val="16"/>
         </w:rPr>
-        <w:t>Nº</w:t>
+        <w:t/>
       </w:r>
       <w:proofErr w:type="spellEnd"/>
       <w:r>
@@ -13401,7 +13401,7 @@
           <w:sz w:val="16"/>
           <w:szCs w:val="16"/>
         </w:rPr>
-        <w:t xml:space="preserve">        </w:t>
+        <w:t xml:space="preserve"> </w:t>
       </w:r>
       <w:r>
         <w:rPr>
@@ -13429,7 +13429,7 @@
           <w:sz w:val="16"/>
           <w:szCs w:val="16"/>
         </w:rPr>
-        <w:t xml:space="preserve"> (….)             </w:t>
+        <w:t xml:space="preserve"> (….) </w:t>
       </w:r>
     </w:p>
     <w:p>
@@ -13507,7 +13507,7 @@
           <w:sz w:val="16"/>
           <w:szCs w:val="16"/>
         </w:rPr>
-        <w:t xml:space="preserve">          </w:t>
+        <w:t xml:space="preserve"> </w:t>
       </w:r>
       <w:r>
         <w:rPr>
@@ -13536,7 +13536,7 @@
           <w:sz w:val="16"/>
           <w:szCs w:val="16"/>
         </w:rPr>
-        <w:t>Nº</w:t>
+        <w:t/>
       </w:r>
       <w:proofErr w:type="spellEnd"/>
       <w:r>
@@ -13987,7 +13987,7 @@
           <w:sz w:val="16"/>
           <w:szCs w:val="16"/>
         </w:rPr>
-        <w:t>Nº</w:t>
+        <w:t/>
       </w:r>
       <w:proofErr w:type="spellEnd"/>
       <w:r>
@@ -14007,7 +14007,7 @@
           <w:sz w:val="16"/>
           <w:szCs w:val="16"/>
         </w:rPr>
-        <w:t>Nº</w:t>
+        <w:t/>
       </w:r>
       <w:proofErr w:type="spellEnd"/>
       <w:r>
@@ -14262,7 +14262,7 @@
           <w:sz w:val="16"/>
           <w:szCs w:val="16"/>
         </w:rPr>
-        <w:t>DIRECTIVA N° 001-2008-TRI-INDECOPI, DIRECTIVA SOBRE CONFIDENCIALIDAD DE LA INFORMACIÓN EN LOS PROCEDIMIENTOS SEGUIDOS POR LOS ÓRGANOS FUNCIONALES DEL INDECOPI, modificada por la DIRECTIVA N° 003-2022/TRI-INDECOPI</w:t>
+        <w:t>DIRECTIVA 001-2008-TRI-INDECOPI, DIRECTIVA SOBRE CONFIDENCIALIDAD DE LA INFORMACIÓN EN LOS PROCEDIMIENTOS SEGUIDOS POR LOS ÓRGANOS FUNCIONALES DEL INDECOPI, modificada por la DIRECTIVA 003-2022/TRI-INDECOPI</w:t>
       </w:r>
     </w:p>
     <w:p>
@@ -14416,7 +14416,7 @@
           <w:sz w:val="16"/>
           <w:szCs w:val="16"/>
         </w:rPr>
-        <w:t xml:space="preserve">           </w:t>
+        <w:t xml:space="preserve"> </w:t>
       </w:r>
       <w:r>
         <w:rPr>
@@ -14434,7 +14434,7 @@
           <w:sz w:val="16"/>
           <w:szCs w:val="16"/>
         </w:rPr>
-        <w:t xml:space="preserve">LEY N° 29571, CÓDIGO DE PROTECCIÓN Y DEFENSA DEL CONSUMIDOR, publicado el 2 de setiembre de 2010 y modificado por Decreto Legislativo N° 1308  </w:t>
+        <w:t xml:space="preserve">LEY 29571, CÓDIGO DE PROTECCIÓN Y DEFENSA DEL CONSUMIDOR, publicado el 2 de setiembre de 2010 y modificado por Decreto Legislativo 1308 </w:t>
       </w:r>
     </w:p>
     <w:p>
@@ -14464,7 +14464,7 @@
           <w:sz w:val="16"/>
           <w:szCs w:val="16"/>
         </w:rPr>
-        <w:t xml:space="preserve">  </w:t>
+        <w:t xml:space="preserve"> </w:t>
       </w:r>
     </w:p>
     <w:p>
@@ -14484,7 +14484,7 @@
           <w:sz w:val="16"/>
           <w:szCs w:val="16"/>
         </w:rPr>
-        <w:t xml:space="preserve">El Instituto Nacional de Defensa de la Competencia y de la Protección de la Propiedad Intelectual (Indecopi) es la autoridad con competencia primaria y de alcance nacional para conocer las presuntas infracciones a las disposiciones contenidas en el presente Código, así como para imponer las sanciones y medidas correctivas establecidas en el presente capítulo, conforme al Decreto Legislativo N° 1033, Ley de Organización y Funciones del Indecopi. Dicha competencia solo puede ser negada cuando ella haya sido asignada o se asigne a favor de otro organismo por norma expresa con rango de ley.  </w:t>
+        <w:t xml:space="preserve">El Instituto Nacional de Defensa de la Competencia y de la Protección de la Propiedad Intelectual (Indecopi) es la autoridad con competencia primaria y de alcance nacional para conocer las presuntas infracciones a las disposiciones contenidas en el presente Código, así como para imponer las sanciones y medidas correctivas establecidas en el presente capítulo, conforme al Decreto Legislativo 1033, Ley de Organización y Funciones del Indecopi. Dicha competencia solo puede ser negada cuando ella haya sido asignada o se asigne a favor de otro organismo por norma expresa con rango de ley. </w:t>
       </w:r>
     </w:p>
     <w:p>
@@ -14504,7 +14504,7 @@
           <w:sz w:val="16"/>
           <w:szCs w:val="16"/>
         </w:rPr>
-        <w:t xml:space="preserve">(…).  </w:t>
+        <w:t xml:space="preserve">(…). </w:t>
       </w:r>
     </w:p>
     <w:p>
@@ -14548,7 +14548,7 @@
           <w:sz w:val="16"/>
           <w:szCs w:val="16"/>
         </w:rPr>
-        <w:t xml:space="preserve">LEY DE ORGANIZACIÓN Y FUNCIONES DEL INDECOPI, APROBADA POR DECRETO LEGISLATIVO N° 1033  </w:t>
+        <w:t xml:space="preserve">LEY DE ORGANIZACIÓN Y FUNCIONES DEL INDECOPI, APROBADA POR DECRETO LEGISLATIVO 1033 </w:t>
       </w:r>
     </w:p>
     <w:p>
@@ -14578,7 +14578,7 @@
           <w:sz w:val="16"/>
           <w:szCs w:val="16"/>
         </w:rPr>
-        <w:t xml:space="preserve"> De la Comisión de Protección al Consumidor.-  </w:t>
+        <w:t xml:space="preserve"> De la Comisión de Protección al Consumidor.- </w:t>
       </w:r>
     </w:p>
     <w:p>
@@ -14598,7 +14598,7 @@
           <w:sz w:val="16"/>
           <w:szCs w:val="16"/>
         </w:rPr>
-        <w:t xml:space="preserve">Corresponde a la Comisión de Protección al Consumidor velar por el cumplimiento de la Ley de Protección al Consumidor y de las leyes que, en general, protegen a los consumidores de la falta de idoneidad de los bienes y servicios en función de la información brindada, de las omisiones de información y de la discriminación en el consumo, así como de aquellas que complementen o sustituyan a las anteriores.  </w:t>
+        <w:t xml:space="preserve">Corresponde a la Comisión de Protección al Consumidor velar por el cumplimiento de la Ley de Protección al Consumidor y de las leyes que, en general, protegen a los consumidores de la falta de idoneidad de los bienes y servicios en función de la información brindada, de las omisiones de información y de la discriminación en el consumo, así como de aquellas que complementen o sustituyan a las anteriores. </w:t>
       </w:r>
     </w:p>
     <w:p>
@@ -14642,7 +14642,7 @@
           <w:sz w:val="16"/>
           <w:szCs w:val="16"/>
         </w:rPr>
-        <w:t xml:space="preserve">LEY SOBRE FACULTADES, NORMAS Y ORGANIZACIÓN DEL INDECOPI, APROBADA POR DECRETO LEGISLATIVO N° 807  </w:t>
+        <w:t xml:space="preserve">LEY SOBRE FACULTADES, NORMAS Y ORGANIZACIÓN DEL INDECOPI, APROBADA POR DECRETO LEGISLATIVO 807 </w:t>
       </w:r>
     </w:p>
     <w:p>
@@ -14672,7 +14672,7 @@
           <w:sz w:val="16"/>
           <w:szCs w:val="16"/>
         </w:rPr>
-        <w:t xml:space="preserve">- El Secretario Técnico se encargará de la tramitación del procedimiento. Para ello, cuenta con las siguientes facultades:  </w:t>
+        <w:t xml:space="preserve">- El Secretario Técnico se encargará de la tramitación del procedimiento. Para ello, cuenta con las siguientes facultades: </w:t>
       </w:r>
     </w:p>
     <w:p>
@@ -14692,7 +14692,7 @@
           <w:sz w:val="16"/>
           <w:szCs w:val="16"/>
         </w:rPr>
-        <w:t xml:space="preserve">(...)  </w:t>
+        <w:t xml:space="preserve">(...) </w:t>
       </w:r>
     </w:p>
     <w:p>
@@ -14712,7 +14712,7 @@
           <w:sz w:val="16"/>
           <w:szCs w:val="16"/>
         </w:rPr>
-        <w:t xml:space="preserve">c) Admitir denuncias a trámite, en aquellos casos en que la Comisión le haya delegado esta facultad.  </w:t>
+        <w:t xml:space="preserve">c) Admitir denuncias a trámite, en aquellos casos en que la Comisión le haya delegado esta facultad. </w:t>
       </w:r>
     </w:p>
     <w:p>
@@ -14803,7 +14803,7 @@
           <w:szCs w:val="16"/>
           <w:lang w:eastAsia="en-US"/>
         </w:rPr>
-        <w:t>LEY 29571, CÓDIGO DE PROTECCIÓN Y DEFENSA DEL CONSUMIDOR, publicado el 2 de setiembre de 2010 y modificado por Decreto Legislativo N° 1308</w:t>
+        <w:t>LEY 29571, CÓDIGO DE PROTECCIÓN Y DEFENSA DEL CONSUMIDOR, publicado el 2 de setiembre de 2010 y modificado por Decreto Legislativo 1308</w:t>
       </w:r>
       <w:r>
         <w:rPr>
@@ -14853,7 +14853,7 @@
           <w:szCs w:val="16"/>
           <w:lang w:eastAsia="en-US"/>
         </w:rPr>
-        <w:t>Artículo 18°.- Idoneidad</w:t>
+        <w:t>Artículo 18.- Idoneidad</w:t>
       </w:r>
     </w:p>
     <w:p>
@@ -14980,7 +14980,7 @@
           <w:szCs w:val="16"/>
           <w:lang w:eastAsia="en-US"/>
         </w:rPr>
-        <w:t xml:space="preserve">Artículo 19°.- Obligación </w:t>
+        <w:t xml:space="preserve">Artículo 19.- Obligación </w:t>
       </w:r>
       <w:r>
         <w:rPr>
@@ -15095,7 +15095,7 @@
           <w:szCs w:val="16"/>
           <w:lang w:eastAsia="en-US"/>
         </w:rPr>
-        <w:t>N°</w:t>
+        <w:t/>
       </w:r>
       <w:proofErr w:type="spellEnd"/>
       <w:r>
@@ -15157,7 +15157,7 @@
           <w:szCs w:val="16"/>
           <w:lang w:eastAsia="en-US"/>
         </w:rPr>
-        <w:t xml:space="preserve">Artículo 38°.- </w:t>
+        <w:t xml:space="preserve">Artículo 38.- </w:t>
       </w:r>
       <w:r>
         <w:rPr>
@@ -15329,7 +15329,7 @@
           <w:sz w:val="16"/>
           <w:szCs w:val="16"/>
         </w:rPr>
-        <w:t>N°</w:t>
+        <w:t/>
       </w:r>
       <w:proofErr w:type="spellEnd"/>
       <w:r>
@@ -15637,7 +15637,7 @@
           <w:szCs w:val="16"/>
           <w:lang w:eastAsia="es-PE"/>
         </w:rPr>
-        <w:t>Nº</w:t>
+        <w:t/>
       </w:r>
       <w:proofErr w:type="spellEnd"/>
       <w:r>
@@ -15647,7 +15647,7 @@
           <w:szCs w:val="16"/>
           <w:lang w:eastAsia="es-PE"/>
         </w:rPr>
-        <w:t xml:space="preserve"> 30056, publicada el 2 de julio de 2013, que modificó el artículo 5º del Texto Único Ordenado de la Ley de Promoción de la Competitividad, Formalización y Desarrollo de la Micro y Pequeña Empresa y de Acceso al Empleo Decente (LEY MYPE). Ello, en la medida que la Tercera Disposición Complementaria Transitoria de la norma modificatoria precisa que las empresas constituidas antes de la entrada en vigencia de dicha Ley se rigen por los requisitos de acogimiento al régimen de las micro y pequeñas empresas regulados en el Decreto Legislativo 1086.</w:t>
+        <w:t xml:space="preserve"> 30056, publicada el 2 de julio de 2013, que modificó el artículo 5 del Texto Único Ordenado de la Ley de Promoción de la Competitividad, Formalización y Desarrollo de la Micro y Pequeña Empresa y de Acceso al Empleo Decente (LEY MYPE). Ello, en la medida que la Tercera Disposición Complementaria Transitoria de la norma modificatoria precisa que las empresas constituidas antes de la entrada en vigencia de dicha Ley se rigen por los requisitos de acogimiento al régimen de las micro y pequeñas empresas regulados en el Decreto Legislativo 1086.</w:t>
       </w:r>
     </w:p>
     <w:p>
@@ -15717,7 +15717,7 @@
           <w:sz w:val="16"/>
           <w:szCs w:val="16"/>
         </w:rPr>
-        <w:t>° 29571, CÓDIGO DE PROTECCIÓN Y DEFENSA DEL CONSUMIDOR.</w:t>
+        <w:t> 29571, CÓDIGO DE PROTECCIÓN Y DEFENSA DEL CONSUMIDOR.</w:t>
       </w:r>
     </w:p>
     <w:p>
@@ -15749,7 +15749,7 @@
           <w:sz w:val="16"/>
           <w:szCs w:val="16"/>
         </w:rPr>
-        <w:t>Artículo 110º.- Sanciones Administrativas</w:t>
+        <w:t>Artículo 110.- Sanciones Administrativas</w:t>
       </w:r>
     </w:p>
     <w:p>
@@ -15860,7 +15860,7 @@
           <w:sz w:val="16"/>
           <w:szCs w:val="16"/>
         </w:rPr>
-        <w:t xml:space="preserve">            </w:t>
+        <w:t xml:space="preserve"> </w:t>
       </w:r>
       <w:r>
         <w:rPr>
@@ -15878,7 +15878,7 @@
           <w:sz w:val="16"/>
           <w:szCs w:val="16"/>
         </w:rPr>
-        <w:t>TEXTO ÚNICO ORDENADO DE LA LEY N° 27444, LEY DE PROCEDIMIENTO ADMINISTRATIVO GENERAL, aprobado por el Decreto Supremo 006-2026-JUS</w:t>
+        <w:t>TEXTO ÚNICO ORDENADO DE LA LEY 27444, LEY DE PROCEDIMIENTO ADMINISTRATIVO GENERAL, aprobado por el Decreto Supremo 006-2026-JUS</w:t>
       </w:r>
     </w:p>
     <w:p>
@@ -15986,17 +15986,17 @@
           <w:sz w:val="16"/>
           <w:szCs w:val="16"/>
         </w:rPr>
-        <w:t xml:space="preserve">            </w:t>
-      </w:r>
-      <w:r>
-        <w:rPr>
-          <w:rFonts w:ascii="Arial Narrow" w:hAnsi="Arial Narrow"/>
-          <w:b/>
-          <w:bCs/>
-          <w:sz w:val="16"/>
-          <w:szCs w:val="16"/>
-        </w:rPr>
-        <w:t>LEY 29571, CÓDIGO DE PROTECCIÓN Y DEFENSA DEL CONSUMIDOR, publicado el 2 de setiembre de 2010 y modificado por Decreto Legislativo N° 1308</w:t>
+        <w:t xml:space="preserve"> </w:t>
+      </w:r>
+      <w:r>
+        <w:rPr>
+          <w:rFonts w:ascii="Arial Narrow" w:hAnsi="Arial Narrow"/>
+          <w:b/>
+          <w:bCs/>
+          <w:sz w:val="16"/>
+          <w:szCs w:val="16"/>
+        </w:rPr>
+        <w:t>LEY 29571, CÓDIGO DE PROTECCIÓN Y DEFENSA DEL CONSUMIDOR, publicado el 2 de setiembre de 2010 y modificado por Decreto Legislativo 1308</w:t>
       </w:r>
     </w:p>
     <w:p>
@@ -16037,7 +16037,7 @@
           <w:sz w:val="16"/>
           <w:szCs w:val="16"/>
         </w:rPr>
-        <w:t xml:space="preserve">                El órgano resolutivo puede sancionar las infracciones administrativas a que se refiere el artículo 108º con amonestación y multas de hasta cuatrocientos cincuenta (450) Unidades Impositivas Tributarias (UIT), las cuales son calificadas de la siguiente manera:</w:t>
+        <w:t xml:space="preserve"> El órgano resolutivo puede sancionar las infracciones administrativas a que se refiere el artículo 108 con amonestación y multas de hasta cuatrocientos cincuenta (450) Unidades Impositivas Tributarias (UIT), las cuales son calificadas de la siguiente manera:</w:t>
       </w:r>
     </w:p>
     <w:p>
@@ -16185,7 +16185,7 @@
           <w:sz w:val="16"/>
           <w:szCs w:val="16"/>
         </w:rPr>
-        <w:t xml:space="preserve"> el proveedor incumpla un acuerdo conciliatorio o cualquier otro acuerdo que de forma indubitable deje constancia de la manifestación de voluntad expresa de las partes de dar por culminada la controversia, o un laudo arbitral, el órgano resolutivo puede sancionar con una multa entre una (1) Unidad Impositiva Tributaria y doscientos (200) Unidades Impositivas Tributarias. Para la graduación se observan los criterios establecidos en el presente Código y supletoriamente, los criterios que establece la Ley N° 27444, Ley del Procedimiento Administrativo General o la norma que la sustituya o complemente.</w:t>
+        <w:t xml:space="preserve"> el proveedor incumpla un acuerdo conciliatorio o cualquier otro acuerdo que de forma indubitable deje constancia de la manifestación de voluntad expresa de las partes de dar por culminada la controversia, o un laudo arbitral, el órgano resolutivo puede sancionar con una multa entre una (1) Unidad Impositiva Tributaria y doscientos (200) Unidades Impositivas Tributarias. Para la graduación se observan los criterios establecidos en el presente Código y supletoriamente, los criterios que establece la Ley 27444, Ley del Procedimiento Administrativo General o la norma que la sustituya o complemente.</w:t>
       </w:r>
     </w:p>
     <w:p>
@@ -16265,7 +16265,7 @@
           <w:sz w:val="16"/>
           <w:szCs w:val="16"/>
         </w:rPr>
-        <w:t>LEY 29571, CÓDIGO DE PROTECCIÓN Y DEFENSA DEL CONSUMIDOR, publicado el 2 de setiembre de 2010 y modificado por Decreto Legislativo N° 1308</w:t>
+        <w:t>LEY 29571, CÓDIGO DE PROTECCIÓN Y DEFENSA DEL CONSUMIDOR, publicado el 2 de setiembre de 2010 y modificado por Decreto Legislativo 1308</w:t>
       </w:r>
     </w:p>
     <w:p>
@@ -16454,7 +16454,7 @@
           <w:sz w:val="16"/>
           <w:szCs w:val="16"/>
         </w:rPr>
-        <w:t>Cambiar productos por otros de idénticas o similares características, cuando la reparación no sea posible o no resulte    razonable según las circunstancias.</w:t>
+        <w:t>Cambiar productos por otros de idénticas o similares características, cuando la reparación no sea posible o no resulte razonable según las circunstancias.</w:t>
       </w:r>
     </w:p>
     <w:p>
@@ -16648,7 +16648,7 @@
           <w:sz w:val="16"/>
           <w:szCs w:val="16"/>
         </w:rPr>
-        <w:t>115.2    Las medidas correctivas reparadoras no pueden ser solicitadas de manera acumulativa conjunta, pudiendo plantearse de manera alternativa o subsidiaria, con excepción de la medida correctiva señalada en el literal h) que puede solicitarse conjuntamente con otra medida correctiva. Cuando los órganos competentes del Indecopi se pronuncian respecto de una medida correctiva reparadora, aplican el principio de congruencia procesal.</w:t>
+        <w:t>115.2 Las medidas correctivas reparadoras no pueden ser solicitadas de manera acumulativa conjunta, pudiendo plantearse de manera alternativa o subsidiaria, con excepción de la medida correctiva señalada en el literal h) que puede solicitarse conjuntamente con otra medida correctiva. Cuando los órganos competentes del Indecopi se pronuncian respecto de una medida correctiva reparadora, aplican el principio de congruencia procesal.</w:t>
       </w:r>
     </w:p>
     <w:p>
@@ -16678,7 +16678,7 @@
           <w:sz w:val="16"/>
           <w:szCs w:val="16"/>
         </w:rPr>
-        <w:t>115.3    Las medidas correctivas reparadoras pueden solicitarse en cualquier momento hasta antes de la notificación de cargo al proveedor, sin perjuicio de la facultad de secretaría técnica de la comisión de requerir al consumidor que precise la medida correctiva materia de solicitud. El consumidor puede variar su solicitud de medida correctiva hasta antes de la decisión de primera instancia, en cuyo caso se confiere traslado al proveedor para que formule su descargo.</w:t>
+        <w:t>115.3 Las medidas correctivas reparadoras pueden solicitarse en cualquier momento hasta antes de la notificación de cargo al proveedor, sin perjuicio de la facultad de secretaría técnica de la comisión de requerir al consumidor que precise la medida correctiva materia de solicitud. El consumidor puede variar su solicitud de medida correctiva hasta antes de la decisión de primera instancia, en cuyo caso se confiere traslado al proveedor para que formule su descargo.</w:t>
       </w:r>
     </w:p>
     <w:p>
@@ -16708,7 +16708,7 @@
           <w:sz w:val="16"/>
           <w:szCs w:val="16"/>
         </w:rPr>
-        <w:t>115.4     Corresponde al consumidor que solicita el dictado de la medida correctiva reparadora probar las consecuencias patrimoniales directas e inmediatas causadas por la comisión de la infracción administrativa.</w:t>
+        <w:t>115.4 Corresponde al consumidor que solicita el dictado de la medida correctiva reparadora probar las consecuencias patrimoniales directas e inmediatas causadas por la comisión de la infracción administrativa.</w:t>
       </w:r>
     </w:p>
     <w:p>
@@ -16738,7 +16738,7 @@
           <w:sz w:val="16"/>
           <w:szCs w:val="16"/>
         </w:rPr>
-        <w:t>115.5     Los bienes o montos objeto de medidas correctivas reparadoras son entregados por el proveedor directamente al consumidor que los reclama, salvo mandato distinto contenido en la resolución. Aquellos bienes o montos materia de una medida correctiva reparadora, que por algún motivo se encuentran en posesión del Indecopi y deban ser entregados a los consumidores beneficiados, son puestos a disposición de estos.</w:t>
+        <w:t>115.5 Los bienes o montos objeto de medidas correctivas reparadoras son entregados por el proveedor directamente al consumidor que los reclama, salvo mandato distinto contenido en la resolución. Aquellos bienes o montos materia de una medida correctiva reparadora, que por algún motivo se encuentran en posesión del Indecopi y deban ser entregados a los consumidores beneficiados, son puestos a disposición de estos.</w:t>
       </w:r>
     </w:p>
     <w:p>
@@ -16768,7 +16768,7 @@
           <w:sz w:val="16"/>
           <w:szCs w:val="16"/>
         </w:rPr>
-        <w:t>115.6      El extremo de la resolución final que ordena el cumplimiento de una medida correctiva reparadora a favor del consumidor constituye título ejecutivo conforme con lo dispuesto en el artículo 688 del Código Procesal Civil, una vez que quedan consentidas o causan estado en la vía administrativa. La legitimidad para obrar en los procesos civiles de ejecución corresponde a los consumidores beneficiados con la medida correctiva reparadora.</w:t>
+        <w:t>115.6 El extremo de la resolución final que ordena el cumplimiento de una medida correctiva reparadora a favor del consumidor constituye título ejecutivo conforme con lo dispuesto en el artículo 688 del Código Procesal Civil, una vez que quedan consentidas o causan estado en la vía administrativa. La legitimidad para obrar en los procesos civiles de ejecución corresponde a los consumidores beneficiados con la medida correctiva reparadora.</w:t>
       </w:r>
     </w:p>
     <w:p>
@@ -16798,7 +16798,7 @@
           <w:sz w:val="16"/>
           <w:szCs w:val="16"/>
         </w:rPr>
-        <w:t xml:space="preserve">115.7    </w:t>
+        <w:t xml:space="preserve">115.7 </w:t>
       </w:r>
       <w:r>
         <w:rPr>
@@ -17477,7 +17477,7 @@
           <w:sz w:val="16"/>
           <w:szCs w:val="16"/>
         </w:rPr>
-        <w:t>Nº</w:t>
+        <w:t/>
       </w:r>
       <w:proofErr w:type="spellEnd"/>
       <w:r>
@@ -17511,7 +17511,7 @@
           <w:sz w:val="16"/>
           <w:szCs w:val="16"/>
         </w:rPr>
-        <w:t xml:space="preserve">Artículo 29º.- </w:t>
+        <w:t xml:space="preserve">Artículo 29.- </w:t>
       </w:r>
       <w:r>
         <w:rPr>
@@ -17844,7 +17844,7 @@
               <w:sz w:val="16"/>
               <w:szCs w:val="16"/>
             </w:rPr>
-            <w:t xml:space="preserve">SECRETARIA TÉCNICA DE LA    </w:t>
+            <w:t xml:space="preserve">SECRETARIA TÉCNICA DE LA </w:t>
           </w:r>
         </w:p>
         <w:p>

--- a/plantillas_maestras/16_temas_administrativos_financieros/materia_general_asegurativa/2_o_mas_ddos_varios/varon/TPL_1705_2025_TEMAS_ADMINISTRATIVOS_FINANCIEROS_MATERIA_GENERAL_ASEGURATIVA_ASEGURADORA_VARON_R282.docx
+++ b/plantillas_maestras/16_temas_administrativos_financieros/materia_general_asegurativa/2_o_mas_ddos_varios/varon/TPL_1705_2025_TEMAS_ADMINISTRATIVOS_FINANCIEROS_MATERIA_GENERAL_ASEGURATIVA_ASEGURADORA_VARON_R282.docx
@@ -135,7 +135,7 @@
           <w:sz w:val="22"/>
           <w:szCs w:val="22"/>
         </w:rPr>
-        <w:t>DENUNCIANTE</w:t>
+        <w:t xml:space="preserve">DENUNCIANTE:[DENUNCIANTE] (SEÑOR [APELLIDO])</w:t>
       </w:r>
       <w:r>
         <w:rPr>
@@ -145,7 +145,7 @@
           <w:szCs w:val="22"/>
         </w:rPr>
         <w:tab/>
-        <w:t>:</w:t>
+        <w:t/>
       </w:r>
       <w:r>
         <w:rPr>
@@ -163,43 +163,43 @@
           <w:sz w:val="22"/>
           <w:szCs w:val="22"/>
         </w:rPr>
-        <w:t>JORGE MANUEL BUENDIA EGOAVIL</w:t>
-      </w:r>
-      <w:r>
-        <w:rPr>
-          <w:rFonts w:ascii="Arial Narrow" w:eastAsia="Arial Narrow" w:hAnsi="Arial Narrow" w:cs="Arial Narrow"/>
-          <w:b/>
-          <w:sz w:val="22"/>
-          <w:szCs w:val="22"/>
-        </w:rPr>
-        <w:t xml:space="preserve"> </w:t>
-      </w:r>
-      <w:r>
-        <w:rPr>
-          <w:rFonts w:ascii="Arial Narrow" w:eastAsia="Arial Narrow" w:hAnsi="Arial Narrow" w:cs="Arial Narrow"/>
-          <w:b/>
-          <w:sz w:val="22"/>
-          <w:szCs w:val="22"/>
-        </w:rPr>
-        <w:t>(</w:t>
-      </w:r>
-      <w:r>
-        <w:rPr>
-          <w:rFonts w:ascii="Arial Narrow" w:eastAsia="Arial Narrow" w:hAnsi="Arial Narrow" w:cs="Arial Narrow"/>
-          <w:b/>
-          <w:sz w:val="22"/>
-          <w:szCs w:val="22"/>
-        </w:rPr>
-        <w:t>SEÑOR BUENDIA</w:t>
-      </w:r>
-      <w:r>
-        <w:rPr>
-          <w:rFonts w:ascii="Arial Narrow" w:eastAsia="Arial Narrow" w:hAnsi="Arial Narrow" w:cs="Arial Narrow"/>
-          <w:b/>
-          <w:sz w:val="22"/>
-          <w:szCs w:val="22"/>
-        </w:rPr>
-        <w:t>)</w:t>
+        <w:t/>
+      </w:r>
+      <w:r>
+        <w:rPr>
+          <w:rFonts w:ascii="Arial Narrow" w:eastAsia="Arial Narrow" w:hAnsi="Arial Narrow" w:cs="Arial Narrow"/>
+          <w:b/>
+          <w:sz w:val="22"/>
+          <w:szCs w:val="22"/>
+        </w:rPr>
+        <w:t xml:space="preserve"/>
+      </w:r>
+      <w:r>
+        <w:rPr>
+          <w:rFonts w:ascii="Arial Narrow" w:eastAsia="Arial Narrow" w:hAnsi="Arial Narrow" w:cs="Arial Narrow"/>
+          <w:b/>
+          <w:sz w:val="22"/>
+          <w:szCs w:val="22"/>
+        </w:rPr>
+        <w:t/>
+      </w:r>
+      <w:r>
+        <w:rPr>
+          <w:rFonts w:ascii="Arial Narrow" w:eastAsia="Arial Narrow" w:hAnsi="Arial Narrow" w:cs="Arial Narrow"/>
+          <w:b/>
+          <w:sz w:val="22"/>
+          <w:szCs w:val="22"/>
+        </w:rPr>
+        <w:t/>
+      </w:r>
+      <w:r>
+        <w:rPr>
+          <w:rFonts w:ascii="Arial Narrow" w:eastAsia="Arial Narrow" w:hAnsi="Arial Narrow" w:cs="Arial Narrow"/>
+          <w:b/>
+          <w:sz w:val="22"/>
+          <w:szCs w:val="22"/>
+        </w:rPr>
+        <w:t/>
       </w:r>
     </w:p>
     <w:p>
@@ -583,39 +583,39 @@
           <w:sz w:val="22"/>
           <w:szCs w:val="22"/>
         </w:rPr>
-        <w:t xml:space="preserve">Mediante escrito </w:t>
-      </w:r>
-      <w:r>
-        <w:rPr>
-          <w:rFonts w:ascii="Arial Narrow" w:eastAsia="Arial Narrow" w:hAnsi="Arial Narrow" w:cs="Arial Narrow"/>
-          <w:sz w:val="22"/>
-          <w:szCs w:val="22"/>
-        </w:rPr>
-        <w:t xml:space="preserve">del </w:t>
-      </w:r>
-      <w:r>
-        <w:rPr>
-          <w:rFonts w:ascii="Arial Narrow" w:eastAsia="Arial Narrow" w:hAnsi="Arial Narrow" w:cs="Arial Narrow"/>
-          <w:sz w:val="22"/>
-          <w:szCs w:val="22"/>
-        </w:rPr>
-        <w:t>17 de julio de 2025</w:t>
-      </w:r>
-      <w:r>
-        <w:rPr>
-          <w:rFonts w:ascii="Arial Narrow" w:eastAsia="Arial Narrow" w:hAnsi="Arial Narrow" w:cs="Arial Narrow"/>
-          <w:sz w:val="22"/>
-          <w:szCs w:val="22"/>
-        </w:rPr>
-        <w:t>,</w:t>
-      </w:r>
-      <w:r>
-        <w:rPr>
-          <w:rFonts w:ascii="Arial Narrow" w:hAnsi="Arial Narrow"/>
-          <w:sz w:val="22"/>
-          <w:szCs w:val="22"/>
-        </w:rPr>
-        <w:t xml:space="preserve"> </w:t>
+        <w:t xml:space="preserve">Mediante escrito del 17 de julio de 2025, subsanado por dos escritos del 15 de agosto de 2025, y complementado por el escrito del 8 de septiembre de 2025, el señor [APELLIDO] denunció a Pacifico por presuntas infracciones a la Ley  29571, Código de Protección y Defensa del Consumidor (en adelante, Código), señalando lo siguiente:</w:t>
+      </w:r>
+      <w:r>
+        <w:rPr>
+          <w:rFonts w:ascii="Arial Narrow" w:eastAsia="Arial Narrow" w:hAnsi="Arial Narrow" w:cs="Arial Narrow"/>
+          <w:sz w:val="22"/>
+          <w:szCs w:val="22"/>
+        </w:rPr>
+        <w:t xml:space="preserve"/>
+      </w:r>
+      <w:r>
+        <w:rPr>
+          <w:rFonts w:ascii="Arial Narrow" w:eastAsia="Arial Narrow" w:hAnsi="Arial Narrow" w:cs="Arial Narrow"/>
+          <w:sz w:val="22"/>
+          <w:szCs w:val="22"/>
+        </w:rPr>
+        <w:t/>
+      </w:r>
+      <w:r>
+        <w:rPr>
+          <w:rFonts w:ascii="Arial Narrow" w:eastAsia="Arial Narrow" w:hAnsi="Arial Narrow" w:cs="Arial Narrow"/>
+          <w:sz w:val="22"/>
+          <w:szCs w:val="22"/>
+        </w:rPr>
+        <w:t/>
+      </w:r>
+      <w:r>
+        <w:rPr>
+          <w:rFonts w:ascii="Arial Narrow" w:hAnsi="Arial Narrow"/>
+          <w:sz w:val="22"/>
+          <w:szCs w:val="22"/>
+        </w:rPr>
+        <w:t xml:space="preserve"/>
       </w:r>
       <w:bookmarkStart w:id="0" w:name="_Hlk207870104"/>
       <w:r>
@@ -624,63 +624,63 @@
           <w:sz w:val="22"/>
           <w:szCs w:val="22"/>
         </w:rPr>
-        <w:t>subsanado por</w:t>
-      </w:r>
-      <w:r>
-        <w:rPr>
-          <w:rFonts w:ascii="Arial Narrow" w:eastAsia="Arial Narrow" w:hAnsi="Arial Narrow" w:cs="Arial Narrow"/>
-          <w:sz w:val="22"/>
-          <w:szCs w:val="22"/>
-        </w:rPr>
-        <w:t xml:space="preserve"> dos</w:t>
-      </w:r>
-      <w:r>
-        <w:rPr>
-          <w:rFonts w:ascii="Arial Narrow" w:eastAsia="Arial Narrow" w:hAnsi="Arial Narrow" w:cs="Arial Narrow"/>
-          <w:sz w:val="22"/>
-          <w:szCs w:val="22"/>
-        </w:rPr>
-        <w:t xml:space="preserve"> escrito</w:t>
-      </w:r>
-      <w:r>
-        <w:rPr>
-          <w:rFonts w:ascii="Arial Narrow" w:eastAsia="Arial Narrow" w:hAnsi="Arial Narrow" w:cs="Arial Narrow"/>
-          <w:sz w:val="22"/>
-          <w:szCs w:val="22"/>
-        </w:rPr>
-        <w:t>s</w:t>
-      </w:r>
-      <w:r>
-        <w:rPr>
-          <w:rFonts w:ascii="Arial Narrow" w:eastAsia="Arial Narrow" w:hAnsi="Arial Narrow" w:cs="Arial Narrow"/>
-          <w:sz w:val="22"/>
-          <w:szCs w:val="22"/>
-        </w:rPr>
-        <w:t xml:space="preserve"> </w:t>
-      </w:r>
-      <w:r>
-        <w:rPr>
-          <w:rFonts w:ascii="Arial Narrow" w:eastAsia="Arial Narrow" w:hAnsi="Arial Narrow" w:cs="Arial Narrow"/>
-          <w:sz w:val="22"/>
-          <w:szCs w:val="22"/>
-        </w:rPr>
-        <w:t>del</w:t>
-      </w:r>
-      <w:r>
-        <w:rPr>
-          <w:rFonts w:ascii="Arial Narrow" w:eastAsia="Arial Narrow" w:hAnsi="Arial Narrow" w:cs="Arial Narrow"/>
-          <w:sz w:val="22"/>
-          <w:szCs w:val="22"/>
-        </w:rPr>
-        <w:t xml:space="preserve"> </w:t>
-      </w:r>
-      <w:r>
-        <w:rPr>
-          <w:rFonts w:ascii="Arial Narrow" w:eastAsia="Arial Narrow" w:hAnsi="Arial Narrow" w:cs="Arial Narrow"/>
-          <w:sz w:val="22"/>
-          <w:szCs w:val="22"/>
-        </w:rPr>
-        <w:t>15 de agosto de 2025</w:t>
+        <w:t/>
+      </w:r>
+      <w:r>
+        <w:rPr>
+          <w:rFonts w:ascii="Arial Narrow" w:eastAsia="Arial Narrow" w:hAnsi="Arial Narrow" w:cs="Arial Narrow"/>
+          <w:sz w:val="22"/>
+          <w:szCs w:val="22"/>
+        </w:rPr>
+        <w:t xml:space="preserve"/>
+      </w:r>
+      <w:r>
+        <w:rPr>
+          <w:rFonts w:ascii="Arial Narrow" w:eastAsia="Arial Narrow" w:hAnsi="Arial Narrow" w:cs="Arial Narrow"/>
+          <w:sz w:val="22"/>
+          <w:szCs w:val="22"/>
+        </w:rPr>
+        <w:t xml:space="preserve"/>
+      </w:r>
+      <w:r>
+        <w:rPr>
+          <w:rFonts w:ascii="Arial Narrow" w:eastAsia="Arial Narrow" w:hAnsi="Arial Narrow" w:cs="Arial Narrow"/>
+          <w:sz w:val="22"/>
+          <w:szCs w:val="22"/>
+        </w:rPr>
+        <w:t/>
+      </w:r>
+      <w:r>
+        <w:rPr>
+          <w:rFonts w:ascii="Arial Narrow" w:eastAsia="Arial Narrow" w:hAnsi="Arial Narrow" w:cs="Arial Narrow"/>
+          <w:sz w:val="22"/>
+          <w:szCs w:val="22"/>
+        </w:rPr>
+        <w:t xml:space="preserve"/>
+      </w:r>
+      <w:r>
+        <w:rPr>
+          <w:rFonts w:ascii="Arial Narrow" w:eastAsia="Arial Narrow" w:hAnsi="Arial Narrow" w:cs="Arial Narrow"/>
+          <w:sz w:val="22"/>
+          <w:szCs w:val="22"/>
+        </w:rPr>
+        <w:t/>
+      </w:r>
+      <w:r>
+        <w:rPr>
+          <w:rFonts w:ascii="Arial Narrow" w:eastAsia="Arial Narrow" w:hAnsi="Arial Narrow" w:cs="Arial Narrow"/>
+          <w:sz w:val="22"/>
+          <w:szCs w:val="22"/>
+        </w:rPr>
+        <w:t xml:space="preserve"/>
+      </w:r>
+      <w:r>
+        <w:rPr>
+          <w:rFonts w:ascii="Arial Narrow" w:eastAsia="Arial Narrow" w:hAnsi="Arial Narrow" w:cs="Arial Narrow"/>
+          <w:sz w:val="22"/>
+          <w:szCs w:val="22"/>
+        </w:rPr>
+        <w:t/>
       </w:r>
       <w:bookmarkEnd w:id="0"/>
       <w:r>
@@ -689,79 +689,79 @@
           <w:sz w:val="22"/>
           <w:szCs w:val="22"/>
         </w:rPr>
-        <w:t xml:space="preserve">, </w:t>
-      </w:r>
-      <w:r>
-        <w:rPr>
-          <w:rFonts w:ascii="Arial Narrow" w:eastAsia="Arial Narrow" w:hAnsi="Arial Narrow" w:cs="Arial Narrow"/>
-          <w:sz w:val="22"/>
-          <w:szCs w:val="22"/>
-        </w:rPr>
-        <w:t xml:space="preserve">y complementado por el escrito </w:t>
-      </w:r>
-      <w:r>
-        <w:rPr>
-          <w:rFonts w:ascii="Arial Narrow" w:eastAsia="Arial Narrow" w:hAnsi="Arial Narrow" w:cs="Arial Narrow"/>
-          <w:sz w:val="22"/>
-          <w:szCs w:val="22"/>
-        </w:rPr>
-        <w:t xml:space="preserve">del </w:t>
-      </w:r>
-      <w:r>
-        <w:rPr>
-          <w:rFonts w:ascii="Arial Narrow" w:eastAsia="Arial Narrow" w:hAnsi="Arial Narrow" w:cs="Arial Narrow"/>
-          <w:sz w:val="22"/>
-          <w:szCs w:val="22"/>
-        </w:rPr>
-        <w:t>8</w:t>
-      </w:r>
-      <w:r>
-        <w:rPr>
-          <w:rFonts w:ascii="Arial Narrow" w:eastAsia="Arial Narrow" w:hAnsi="Arial Narrow" w:cs="Arial Narrow"/>
-          <w:sz w:val="22"/>
-          <w:szCs w:val="22"/>
-        </w:rPr>
-        <w:t xml:space="preserve"> de </w:t>
-      </w:r>
-      <w:r>
-        <w:rPr>
-          <w:rFonts w:ascii="Arial Narrow" w:eastAsia="Arial Narrow" w:hAnsi="Arial Narrow" w:cs="Arial Narrow"/>
-          <w:sz w:val="22"/>
-          <w:szCs w:val="22"/>
-        </w:rPr>
-        <w:t xml:space="preserve">septiembre </w:t>
-      </w:r>
-      <w:r>
-        <w:rPr>
-          <w:rFonts w:ascii="Arial Narrow" w:eastAsia="Arial Narrow" w:hAnsi="Arial Narrow" w:cs="Arial Narrow"/>
-          <w:sz w:val="22"/>
-          <w:szCs w:val="22"/>
-        </w:rPr>
-        <w:t>de</w:t>
-      </w:r>
-      <w:r>
-        <w:rPr>
-          <w:rFonts w:ascii="Arial Narrow" w:eastAsia="Arial Narrow" w:hAnsi="Arial Narrow" w:cs="Arial Narrow"/>
-          <w:sz w:val="22"/>
-          <w:szCs w:val="22"/>
-        </w:rPr>
-        <w:t xml:space="preserve"> 2025, </w:t>
-      </w:r>
-      <w:r>
-        <w:rPr>
-          <w:rFonts w:ascii="Arial Narrow" w:eastAsia="Arial Narrow" w:hAnsi="Arial Narrow" w:cs="Arial Narrow"/>
-          <w:sz w:val="22"/>
-          <w:szCs w:val="22"/>
-        </w:rPr>
-        <w:t xml:space="preserve">el </w:t>
-      </w:r>
-      <w:r>
-        <w:rPr>
-          <w:rFonts w:ascii="Arial Narrow" w:eastAsia="Arial Narrow" w:hAnsi="Arial Narrow" w:cs="Arial Narrow"/>
-          <w:sz w:val="22"/>
-          <w:szCs w:val="22"/>
-        </w:rPr>
-        <w:t xml:space="preserve">señor </w:t>
+        <w:t xml:space="preserve"/>
+      </w:r>
+      <w:r>
+        <w:rPr>
+          <w:rFonts w:ascii="Arial Narrow" w:eastAsia="Arial Narrow" w:hAnsi="Arial Narrow" w:cs="Arial Narrow"/>
+          <w:sz w:val="22"/>
+          <w:szCs w:val="22"/>
+        </w:rPr>
+        <w:t xml:space="preserve"/>
+      </w:r>
+      <w:r>
+        <w:rPr>
+          <w:rFonts w:ascii="Arial Narrow" w:eastAsia="Arial Narrow" w:hAnsi="Arial Narrow" w:cs="Arial Narrow"/>
+          <w:sz w:val="22"/>
+          <w:szCs w:val="22"/>
+        </w:rPr>
+        <w:t xml:space="preserve"/>
+      </w:r>
+      <w:r>
+        <w:rPr>
+          <w:rFonts w:ascii="Arial Narrow" w:eastAsia="Arial Narrow" w:hAnsi="Arial Narrow" w:cs="Arial Narrow"/>
+          <w:sz w:val="22"/>
+          <w:szCs w:val="22"/>
+        </w:rPr>
+        <w:t/>
+      </w:r>
+      <w:r>
+        <w:rPr>
+          <w:rFonts w:ascii="Arial Narrow" w:eastAsia="Arial Narrow" w:hAnsi="Arial Narrow" w:cs="Arial Narrow"/>
+          <w:sz w:val="22"/>
+          <w:szCs w:val="22"/>
+        </w:rPr>
+        <w:t xml:space="preserve"/>
+      </w:r>
+      <w:r>
+        <w:rPr>
+          <w:rFonts w:ascii="Arial Narrow" w:eastAsia="Arial Narrow" w:hAnsi="Arial Narrow" w:cs="Arial Narrow"/>
+          <w:sz w:val="22"/>
+          <w:szCs w:val="22"/>
+        </w:rPr>
+        <w:t xml:space="preserve"/>
+      </w:r>
+      <w:r>
+        <w:rPr>
+          <w:rFonts w:ascii="Arial Narrow" w:eastAsia="Arial Narrow" w:hAnsi="Arial Narrow" w:cs="Arial Narrow"/>
+          <w:sz w:val="22"/>
+          <w:szCs w:val="22"/>
+        </w:rPr>
+        <w:t/>
+      </w:r>
+      <w:r>
+        <w:rPr>
+          <w:rFonts w:ascii="Arial Narrow" w:eastAsia="Arial Narrow" w:hAnsi="Arial Narrow" w:cs="Arial Narrow"/>
+          <w:sz w:val="22"/>
+          <w:szCs w:val="22"/>
+        </w:rPr>
+        <w:t xml:space="preserve"/>
+      </w:r>
+      <w:r>
+        <w:rPr>
+          <w:rFonts w:ascii="Arial Narrow" w:eastAsia="Arial Narrow" w:hAnsi="Arial Narrow" w:cs="Arial Narrow"/>
+          <w:sz w:val="22"/>
+          <w:szCs w:val="22"/>
+        </w:rPr>
+        <w:t xml:space="preserve"/>
+      </w:r>
+      <w:r>
+        <w:rPr>
+          <w:rFonts w:ascii="Arial Narrow" w:eastAsia="Arial Narrow" w:hAnsi="Arial Narrow" w:cs="Arial Narrow"/>
+          <w:sz w:val="22"/>
+          <w:szCs w:val="22"/>
+        </w:rPr>
+        <w:t xml:space="preserve"/>
       </w:r>
       <w:proofErr w:type="spellStart"/>
       <w:r>
@@ -770,7 +770,7 @@
           <w:sz w:val="22"/>
           <w:szCs w:val="22"/>
         </w:rPr>
-        <w:t>Buendia</w:t>
+        <w:t/>
       </w:r>
       <w:proofErr w:type="spellEnd"/>
       <w:r>
@@ -779,39 +779,39 @@
           <w:sz w:val="22"/>
           <w:szCs w:val="22"/>
         </w:rPr>
-        <w:t xml:space="preserve"> </w:t>
-      </w:r>
-      <w:r>
-        <w:rPr>
-          <w:rFonts w:ascii="Arial Narrow" w:eastAsia="Arial Narrow" w:hAnsi="Arial Narrow" w:cs="Arial Narrow"/>
-          <w:sz w:val="22"/>
-          <w:szCs w:val="22"/>
-        </w:rPr>
-        <w:t xml:space="preserve">denunció </w:t>
-      </w:r>
-      <w:r>
-        <w:rPr>
-          <w:rFonts w:ascii="Arial Narrow" w:eastAsia="Arial Narrow" w:hAnsi="Arial Narrow" w:cs="Arial Narrow"/>
-          <w:sz w:val="22"/>
-          <w:szCs w:val="22"/>
-        </w:rPr>
-        <w:t>a Pacifico</w:t>
-      </w:r>
-      <w:r>
-        <w:rPr>
-          <w:rFonts w:ascii="Arial Narrow" w:eastAsia="Arial Narrow" w:hAnsi="Arial Narrow" w:cs="Arial Narrow"/>
-          <w:sz w:val="22"/>
-          <w:szCs w:val="22"/>
-        </w:rPr>
-        <w:t xml:space="preserve"> </w:t>
-      </w:r>
-      <w:r>
-        <w:rPr>
-          <w:rFonts w:ascii="Arial Narrow" w:eastAsia="Arial Narrow" w:hAnsi="Arial Narrow" w:cs="Arial Narrow"/>
-          <w:sz w:val="22"/>
-          <w:szCs w:val="22"/>
-        </w:rPr>
-        <w:t xml:space="preserve">por presuntas infracciones a la Ley </w:t>
+        <w:t xml:space="preserve"/>
+      </w:r>
+      <w:r>
+        <w:rPr>
+          <w:rFonts w:ascii="Arial Narrow" w:eastAsia="Arial Narrow" w:hAnsi="Arial Narrow" w:cs="Arial Narrow"/>
+          <w:sz w:val="22"/>
+          <w:szCs w:val="22"/>
+        </w:rPr>
+        <w:t xml:space="preserve"/>
+      </w:r>
+      <w:r>
+        <w:rPr>
+          <w:rFonts w:ascii="Arial Narrow" w:eastAsia="Arial Narrow" w:hAnsi="Arial Narrow" w:cs="Arial Narrow"/>
+          <w:sz w:val="22"/>
+          <w:szCs w:val="22"/>
+        </w:rPr>
+        <w:t/>
+      </w:r>
+      <w:r>
+        <w:rPr>
+          <w:rFonts w:ascii="Arial Narrow" w:eastAsia="Arial Narrow" w:hAnsi="Arial Narrow" w:cs="Arial Narrow"/>
+          <w:sz w:val="22"/>
+          <w:szCs w:val="22"/>
+        </w:rPr>
+        <w:t xml:space="preserve"/>
+      </w:r>
+      <w:r>
+        <w:rPr>
+          <w:rFonts w:ascii="Arial Narrow" w:eastAsia="Arial Narrow" w:hAnsi="Arial Narrow" w:cs="Arial Narrow"/>
+          <w:sz w:val="22"/>
+          <w:szCs w:val="22"/>
+        </w:rPr>
+        <w:t xml:space="preserve"/>
       </w:r>
       <w:proofErr w:type="spellStart"/>
       <w:r>
@@ -829,7 +829,7 @@
           <w:sz w:val="22"/>
           <w:szCs w:val="22"/>
         </w:rPr>
-        <w:t xml:space="preserve"> 29571, Código de Protección y Defensa del Consumidor (en adelante, Código), señalando lo siguiente:</w:t>
+        <w:t xml:space="preserve"/>
       </w:r>
     </w:p>
     <w:p>
@@ -2356,23 +2356,23 @@
           <w:sz w:val="22"/>
           <w:szCs w:val="22"/>
         </w:rPr>
-        <w:t>El</w:t>
-      </w:r>
-      <w:r>
-        <w:rPr>
-          <w:rFonts w:ascii="Arial Narrow" w:eastAsia="Arial Narrow" w:hAnsi="Arial Narrow" w:cs="Arial Narrow"/>
-          <w:sz w:val="22"/>
-          <w:szCs w:val="22"/>
-        </w:rPr>
-        <w:t xml:space="preserve"> </w:t>
-      </w:r>
-      <w:r>
-        <w:rPr>
-          <w:rFonts w:ascii="Arial Narrow" w:eastAsia="Arial Narrow" w:hAnsi="Arial Narrow" w:cs="Arial Narrow"/>
-          <w:sz w:val="22"/>
-          <w:szCs w:val="22"/>
-        </w:rPr>
-        <w:t xml:space="preserve">señor </w:t>
+        <w:t xml:space="preserve">El señor [APELLIDO] solicitó, en calidad de medidas correctiva, que Pacifico cumpla con otorgar la cobertura por invalidez permanente y realizar el pago de la póliza de Seguro de Vida Ley. Asimismo, requirió el reembolso de costos y costas del presente procedimiento.</w:t>
+      </w:r>
+      <w:r>
+        <w:rPr>
+          <w:rFonts w:ascii="Arial Narrow" w:eastAsia="Arial Narrow" w:hAnsi="Arial Narrow" w:cs="Arial Narrow"/>
+          <w:sz w:val="22"/>
+          <w:szCs w:val="22"/>
+        </w:rPr>
+        <w:t xml:space="preserve"/>
+      </w:r>
+      <w:r>
+        <w:rPr>
+          <w:rFonts w:ascii="Arial Narrow" w:eastAsia="Arial Narrow" w:hAnsi="Arial Narrow" w:cs="Arial Narrow"/>
+          <w:sz w:val="22"/>
+          <w:szCs w:val="22"/>
+        </w:rPr>
+        <w:t xml:space="preserve"/>
       </w:r>
       <w:proofErr w:type="spellStart"/>
       <w:r>
@@ -2381,7 +2381,7 @@
           <w:sz w:val="22"/>
           <w:szCs w:val="22"/>
         </w:rPr>
-        <w:t>Buendia</w:t>
+        <w:t/>
       </w:r>
       <w:proofErr w:type="spellEnd"/>
       <w:r>
@@ -2390,7 +2390,7 @@
           <w:sz w:val="22"/>
           <w:szCs w:val="22"/>
         </w:rPr>
-        <w:t xml:space="preserve"> </w:t>
+        <w:t xml:space="preserve"/>
       </w:r>
       <w:r>
         <w:rPr>
@@ -2399,15 +2399,15 @@
           <w:szCs w:val="22"/>
           <w:lang w:eastAsia="es-ES"/>
         </w:rPr>
-        <w:t xml:space="preserve">solicitó, en calidad de medidas correctiva, que </w:t>
-      </w:r>
-      <w:r>
-        <w:rPr>
-          <w:rFonts w:ascii="Arial Narrow" w:eastAsia="Arial Narrow" w:hAnsi="Arial Narrow" w:cs="Arial Narrow"/>
-          <w:sz w:val="22"/>
-          <w:szCs w:val="22"/>
-        </w:rPr>
-        <w:t xml:space="preserve">Pacifico </w:t>
+        <w:t xml:space="preserve"/>
+      </w:r>
+      <w:r>
+        <w:rPr>
+          <w:rFonts w:ascii="Arial Narrow" w:eastAsia="Arial Narrow" w:hAnsi="Arial Narrow" w:cs="Arial Narrow"/>
+          <w:sz w:val="22"/>
+          <w:szCs w:val="22"/>
+        </w:rPr>
+        <w:t xml:space="preserve"/>
       </w:r>
       <w:r>
         <w:rPr>
@@ -2416,7 +2416,7 @@
           <w:szCs w:val="22"/>
           <w:lang w:eastAsia="es-ES"/>
         </w:rPr>
-        <w:t xml:space="preserve">cumpla con otorgar la cobertura </w:t>
+        <w:t xml:space="preserve"/>
       </w:r>
       <w:r>
         <w:rPr>
@@ -2425,7 +2425,7 @@
           <w:szCs w:val="22"/>
           <w:lang w:eastAsia="es-ES"/>
         </w:rPr>
-        <w:t xml:space="preserve">por </w:t>
+        <w:t xml:space="preserve"/>
       </w:r>
       <w:r>
         <w:rPr>
@@ -2434,7 +2434,7 @@
           <w:szCs w:val="22"/>
           <w:lang w:eastAsia="es-ES"/>
         </w:rPr>
-        <w:t xml:space="preserve">invalidez permanente </w:t>
+        <w:t xml:space="preserve"/>
       </w:r>
       <w:r>
         <w:rPr>
@@ -2443,7 +2443,7 @@
           <w:szCs w:val="22"/>
           <w:lang w:eastAsia="es-ES"/>
         </w:rPr>
-        <w:t xml:space="preserve">y realizar el pago de </w:t>
+        <w:t xml:space="preserve"/>
       </w:r>
       <w:r>
         <w:rPr>
@@ -2452,7 +2452,7 @@
           <w:szCs w:val="22"/>
           <w:lang w:eastAsia="es-ES"/>
         </w:rPr>
-        <w:t xml:space="preserve">la </w:t>
+        <w:t xml:space="preserve"/>
       </w:r>
       <w:r>
         <w:rPr>
@@ -2461,7 +2461,7 @@
           <w:szCs w:val="22"/>
           <w:lang w:eastAsia="es-ES"/>
         </w:rPr>
-        <w:t xml:space="preserve">póliza de </w:t>
+        <w:t xml:space="preserve"/>
       </w:r>
       <w:r>
         <w:rPr>
@@ -2470,7 +2470,7 @@
           <w:szCs w:val="22"/>
           <w:lang w:eastAsia="es-ES"/>
         </w:rPr>
-        <w:t xml:space="preserve">Seguro </w:t>
+        <w:t xml:space="preserve"/>
       </w:r>
       <w:r>
         <w:rPr>
@@ -2479,7 +2479,7 @@
           <w:szCs w:val="22"/>
           <w:lang w:eastAsia="es-ES"/>
         </w:rPr>
-        <w:t>d</w:t>
+        <w:t/>
       </w:r>
       <w:r>
         <w:rPr>
@@ -2488,7 +2488,7 @@
           <w:szCs w:val="22"/>
           <w:lang w:eastAsia="es-ES"/>
         </w:rPr>
-        <w:t>e Vida Ley</w:t>
+        <w:t/>
       </w:r>
       <w:r>
         <w:rPr>
@@ -2497,7 +2497,7 @@
           <w:szCs w:val="22"/>
           <w:lang w:eastAsia="es-ES"/>
         </w:rPr>
-        <w:t xml:space="preserve">. </w:t>
+        <w:t xml:space="preserve"/>
       </w:r>
       <w:r>
         <w:rPr>
@@ -2506,7 +2506,7 @@
           <w:szCs w:val="22"/>
           <w:lang w:eastAsia="es-ES"/>
         </w:rPr>
-        <w:t>A</w:t>
+        <w:t/>
       </w:r>
       <w:r>
         <w:rPr>
@@ -2515,7 +2515,7 @@
           <w:szCs w:val="22"/>
           <w:lang w:eastAsia="es-ES"/>
         </w:rPr>
-        <w:t>simismo</w:t>
+        <w:t/>
       </w:r>
       <w:r>
         <w:rPr>
@@ -2524,7 +2524,7 @@
           <w:szCs w:val="22"/>
           <w:lang w:eastAsia="es-ES"/>
         </w:rPr>
-        <w:t>, requirió el reembolso de costos y costas del presente procedimiento.</w:t>
+        <w:t/>
       </w:r>
     </w:p>
     <w:p>
@@ -4278,15 +4278,15 @@
           <w:szCs w:val="22"/>
           <w:lang w:val="es-ES"/>
         </w:rPr>
-        <w:t xml:space="preserve">que, con fecha </w:t>
-      </w:r>
-      <w:r>
-        <w:rPr>
-          <w:rFonts w:ascii="Arial Narrow" w:hAnsi="Arial Narrow" w:cs="Arial"/>
-          <w:sz w:val="22"/>
-          <w:szCs w:val="22"/>
-        </w:rPr>
-        <w:t>17 de julio de 2025</w:t>
+        <w:t xml:space="preserve">que, con fecha 17 de julio de 2025, el señor [APELLIDO] presentó un escrito mediante el cual consignó como confidencial –a través de la opción que otorga la Mesa de Partes virtual ante la presentación de escritos– el anexo denominado “03019-2024 (1).pdf” y el anexo denominado “CARTA NOTARIAL - APLICACIÓN DE SILENCIO POSITIVO - CESE DE DISCRIMINACIÓN Y ACTOS DE HOSTILIDAD.docx”. </w:t>
+      </w:r>
+      <w:r>
+        <w:rPr>
+          <w:rFonts w:ascii="Arial Narrow" w:hAnsi="Arial Narrow" w:cs="Arial"/>
+          <w:sz w:val="22"/>
+          <w:szCs w:val="22"/>
+        </w:rPr>
+        <w:t/>
       </w:r>
       <w:r>
         <w:rPr>
@@ -4296,16 +4296,16 @@
           <w:szCs w:val="22"/>
           <w:lang w:val="es-ES"/>
         </w:rPr>
-        <w:t xml:space="preserve">, </w:t>
-      </w:r>
-      <w:r>
-        <w:rPr>
-          <w:rFonts w:ascii="Arial Narrow" w:eastAsia="Arial Narrow" w:hAnsi="Arial Narrow" w:cs="Arial Narrow"/>
-          <w:bCs/>
-          <w:sz w:val="22"/>
-          <w:szCs w:val="22"/>
-        </w:rPr>
-        <w:t xml:space="preserve">el señor </w:t>
+        <w:t xml:space="preserve"/>
+      </w:r>
+      <w:r>
+        <w:rPr>
+          <w:rFonts w:ascii="Arial Narrow" w:eastAsia="Arial Narrow" w:hAnsi="Arial Narrow" w:cs="Arial Narrow"/>
+          <w:bCs/>
+          <w:sz w:val="22"/>
+          <w:szCs w:val="22"/>
+        </w:rPr>
+        <w:t xml:space="preserve"/>
       </w:r>
       <w:proofErr w:type="spellStart"/>
       <w:r>
@@ -4315,7 +4315,7 @@
           <w:sz w:val="22"/>
           <w:szCs w:val="22"/>
         </w:rPr>
-        <w:t>Buendia</w:t>
+        <w:t/>
       </w:r>
       <w:proofErr w:type="spellEnd"/>
       <w:r>
@@ -4325,7 +4325,7 @@
           <w:sz w:val="22"/>
           <w:szCs w:val="22"/>
         </w:rPr>
-        <w:t xml:space="preserve"> </w:t>
+        <w:t xml:space="preserve"/>
       </w:r>
       <w:r>
         <w:rPr>
@@ -4335,7 +4335,7 @@
           <w:szCs w:val="22"/>
           <w:lang w:val="es-ES"/>
         </w:rPr>
-        <w:t xml:space="preserve">presentó un escrito mediante el cual consignó como confidencial –a través de la opción que otorga la Mesa de Partes virtual ante la presentación de escritos– el anexo denominado </w:t>
+        <w:t xml:space="preserve"/>
       </w:r>
       <w:r>
         <w:rPr>
@@ -4345,7 +4345,7 @@
           <w:szCs w:val="22"/>
           <w:lang w:val="es-ES"/>
         </w:rPr>
-        <w:t>“</w:t>
+        <w:t/>
       </w:r>
       <w:r>
         <w:rPr>
@@ -4356,7 +4356,7 @@
           <w:sz w:val="22"/>
           <w:szCs w:val="22"/>
         </w:rPr>
-        <w:t>03019-2024 (1).</w:t>
+        <w:t/>
       </w:r>
       <w:proofErr w:type="spellStart"/>
       <w:r>
@@ -4368,7 +4368,7 @@
           <w:sz w:val="22"/>
           <w:szCs w:val="22"/>
         </w:rPr>
-        <w:t>pdf</w:t>
+        <w:t/>
       </w:r>
       <w:proofErr w:type="spellEnd"/>
       <w:r>
@@ -4380,7 +4380,7 @@
           <w:sz w:val="22"/>
           <w:szCs w:val="22"/>
         </w:rPr>
-        <w:t xml:space="preserve">” y </w:t>
+        <w:t xml:space="preserve"/>
       </w:r>
       <w:r>
         <w:rPr>
@@ -4389,7 +4389,7 @@
           <w:sz w:val="22"/>
           <w:szCs w:val="22"/>
         </w:rPr>
-        <w:t>el anexo denominado</w:t>
+        <w:t/>
       </w:r>
       <w:r>
         <w:rPr>
@@ -4400,7 +4400,7 @@
           <w:sz w:val="22"/>
           <w:szCs w:val="22"/>
         </w:rPr>
-        <w:t xml:space="preserve"> “CARTA NOTARIAL - APLICACIÓN DE SILENCIO POSITIVO - CESE DE DISCRIMINACIÓN Y ACTOS DE HOSTILIDAD.docx”. </w:t>
+        <w:t xml:space="preserve"/>
       </w:r>
     </w:p>
     <w:p>
@@ -4437,7 +4437,7 @@
           <w:szCs w:val="22"/>
         </w:rPr>
         <w:lastRenderedPageBreak/>
-        <w:t xml:space="preserve">Mediante Resolución </w:t>
+        <w:t xml:space="preserve">Mediante Resolución  1 de fecha 11 de agosto de 2025, se requirió al señor [APELLIDO], de acuerdo a la Directiva  001-2025-GEG/INDECOPI, que, en el plazo improrrogable de cuatro (4) días hábiles contado a partir del día siguiente de notificada la presente, cumpla con: </w:t>
       </w:r>
       <w:proofErr w:type="spellStart"/>
       <w:r>
@@ -4457,7 +4457,7 @@
           <w:sz w:val="22"/>
           <w:szCs w:val="22"/>
         </w:rPr>
-        <w:t xml:space="preserve"> </w:t>
+        <w:t xml:space="preserve"/>
       </w:r>
       <w:r>
         <w:rPr>
@@ -4466,7 +4466,7 @@
           <w:sz w:val="22"/>
           <w:szCs w:val="22"/>
         </w:rPr>
-        <w:t>1</w:t>
+        <w:t/>
       </w:r>
       <w:r>
         <w:rPr>
@@ -4475,7 +4475,7 @@
           <w:sz w:val="22"/>
           <w:szCs w:val="22"/>
         </w:rPr>
-        <w:t xml:space="preserve"> de fecha </w:t>
+        <w:t xml:space="preserve"/>
       </w:r>
       <w:r>
         <w:rPr>
@@ -4484,7 +4484,7 @@
           <w:sz w:val="22"/>
           <w:szCs w:val="22"/>
         </w:rPr>
-        <w:t>11 de agosto de 2025</w:t>
+        <w:t/>
       </w:r>
       <w:r>
         <w:rPr>
@@ -4493,7 +4493,7 @@
           <w:sz w:val="22"/>
           <w:szCs w:val="22"/>
         </w:rPr>
-        <w:t>, se requirió</w:t>
+        <w:t/>
       </w:r>
       <w:r>
         <w:rPr>
@@ -4503,7 +4503,7 @@
           <w:szCs w:val="22"/>
           <w:lang w:val="es-ES"/>
         </w:rPr>
-        <w:t xml:space="preserve"> a</w:t>
+        <w:t xml:space="preserve"/>
       </w:r>
       <w:r>
         <w:rPr>
@@ -4513,7 +4513,7 @@
           <w:szCs w:val="22"/>
           <w:lang w:val="es-ES"/>
         </w:rPr>
-        <w:t>l</w:t>
+        <w:t/>
       </w:r>
       <w:r>
         <w:rPr>
@@ -4523,16 +4523,16 @@
           <w:szCs w:val="22"/>
           <w:lang w:val="es-ES"/>
         </w:rPr>
-        <w:t xml:space="preserve"> </w:t>
-      </w:r>
-      <w:r>
-        <w:rPr>
-          <w:rFonts w:ascii="Arial Narrow" w:eastAsia="Arial Narrow" w:hAnsi="Arial Narrow" w:cs="Arial Narrow"/>
-          <w:bCs/>
-          <w:sz w:val="22"/>
-          <w:szCs w:val="22"/>
-        </w:rPr>
-        <w:t xml:space="preserve">señor </w:t>
+        <w:t xml:space="preserve"/>
+      </w:r>
+      <w:r>
+        <w:rPr>
+          <w:rFonts w:ascii="Arial Narrow" w:eastAsia="Arial Narrow" w:hAnsi="Arial Narrow" w:cs="Arial Narrow"/>
+          <w:bCs/>
+          <w:sz w:val="22"/>
+          <w:szCs w:val="22"/>
+        </w:rPr>
+        <w:t xml:space="preserve"/>
       </w:r>
       <w:proofErr w:type="spellStart"/>
       <w:r>
@@ -4542,7 +4542,7 @@
           <w:sz w:val="22"/>
           <w:szCs w:val="22"/>
         </w:rPr>
-        <w:t>Buendia</w:t>
+        <w:t/>
       </w:r>
       <w:proofErr w:type="spellEnd"/>
       <w:r>
@@ -4553,7 +4553,7 @@
           <w:szCs w:val="22"/>
           <w:lang w:val="es-ES"/>
         </w:rPr>
-        <w:t xml:space="preserve">, de acuerdo a la Directiva </w:t>
+        <w:t xml:space="preserve"/>
       </w:r>
       <w:proofErr w:type="spellStart"/>
       <w:r>
@@ -4575,7 +4575,7 @@
           <w:szCs w:val="22"/>
           <w:lang w:val="es-ES"/>
         </w:rPr>
-        <w:t xml:space="preserve"> 001-2025-GEG/INDECOPI, que, </w:t>
+        <w:t xml:space="preserve"/>
       </w:r>
       <w:r>
         <w:rPr>
@@ -4587,7 +4587,7 @@
           <w:szCs w:val="22"/>
           <w:lang w:val="es-ES"/>
         </w:rPr>
-        <w:t>en el plazo improrrogable de cuatro (4) días hábiles</w:t>
+        <w:t/>
       </w:r>
       <w:r>
         <w:rPr>
@@ -4597,23 +4597,23 @@
           <w:szCs w:val="22"/>
           <w:lang w:val="es-ES"/>
         </w:rPr>
-        <w:t xml:space="preserve"> contado a partir del día siguiente de notificada la presente, cumpla con</w:t>
-      </w:r>
-      <w:r>
-        <w:rPr>
-          <w:rFonts w:ascii="Arial Narrow" w:hAnsi="Arial Narrow" w:cs="Arial"/>
-          <w:sz w:val="22"/>
-          <w:szCs w:val="22"/>
-        </w:rPr>
-        <w:t>:</w:t>
-      </w:r>
-      <w:r>
-        <w:rPr>
-          <w:rFonts w:ascii="Arial Narrow" w:hAnsi="Arial Narrow" w:cs="Arial"/>
-          <w:sz w:val="22"/>
-          <w:szCs w:val="22"/>
-        </w:rPr>
-        <w:t xml:space="preserve"> </w:t>
+        <w:t xml:space="preserve"/>
+      </w:r>
+      <w:r>
+        <w:rPr>
+          <w:rFonts w:ascii="Arial Narrow" w:hAnsi="Arial Narrow" w:cs="Arial"/>
+          <w:sz w:val="22"/>
+          <w:szCs w:val="22"/>
+        </w:rPr>
+        <w:t/>
+      </w:r>
+      <w:r>
+        <w:rPr>
+          <w:rFonts w:ascii="Arial Narrow" w:hAnsi="Arial Narrow" w:cs="Arial"/>
+          <w:sz w:val="22"/>
+          <w:szCs w:val="22"/>
+        </w:rPr>
+        <w:t xml:space="preserve"/>
       </w:r>
     </w:p>
     <w:p>
@@ -4839,7 +4839,7 @@
           <w:sz w:val="22"/>
           <w:szCs w:val="22"/>
         </w:rPr>
-        <w:t>Asimismo</w:t>
+        <w:t xml:space="preserve">Asimismo, mediante Resolución  1 de fecha 11 de agosto de 2025, se requirió al señor [APELLIDO], de acuerdo a la Directiva  001-2025-GEG/INDECOPI, que, en el plazo improrrogable de siete (7) días hábiles contado a partir del día siguiente de notificada la presente, cumpla con: </w:t>
       </w:r>
       <w:r>
         <w:rPr>
@@ -4850,7 +4850,7 @@
           <w:sz w:val="22"/>
           <w:szCs w:val="22"/>
         </w:rPr>
-        <w:t xml:space="preserve">, </w:t>
+        <w:t xml:space="preserve"/>
       </w:r>
       <w:r>
         <w:rPr>
@@ -4859,7 +4859,7 @@
           <w:sz w:val="22"/>
           <w:szCs w:val="22"/>
         </w:rPr>
-        <w:t>m</w:t>
+        <w:t/>
       </w:r>
       <w:r>
         <w:rPr>
@@ -4868,7 +4868,7 @@
           <w:sz w:val="22"/>
           <w:szCs w:val="22"/>
         </w:rPr>
-        <w:t xml:space="preserve">ediante Resolución </w:t>
+        <w:t xml:space="preserve"/>
       </w:r>
       <w:proofErr w:type="spellStart"/>
       <w:r>
@@ -4888,7 +4888,7 @@
           <w:sz w:val="22"/>
           <w:szCs w:val="22"/>
         </w:rPr>
-        <w:t xml:space="preserve"> 1 de fecha 11 de agosto de 2025, se requirió</w:t>
+        <w:t xml:space="preserve"/>
       </w:r>
       <w:r>
         <w:rPr>
@@ -4898,16 +4898,16 @@
           <w:szCs w:val="22"/>
           <w:lang w:val="es-ES"/>
         </w:rPr>
-        <w:t xml:space="preserve"> al </w:t>
-      </w:r>
-      <w:r>
-        <w:rPr>
-          <w:rFonts w:ascii="Arial Narrow" w:eastAsia="Arial Narrow" w:hAnsi="Arial Narrow" w:cs="Arial Narrow"/>
-          <w:bCs/>
-          <w:sz w:val="22"/>
-          <w:szCs w:val="22"/>
-        </w:rPr>
-        <w:t xml:space="preserve">señor </w:t>
+        <w:t xml:space="preserve"/>
+      </w:r>
+      <w:r>
+        <w:rPr>
+          <w:rFonts w:ascii="Arial Narrow" w:eastAsia="Arial Narrow" w:hAnsi="Arial Narrow" w:cs="Arial Narrow"/>
+          <w:bCs/>
+          <w:sz w:val="22"/>
+          <w:szCs w:val="22"/>
+        </w:rPr>
+        <w:t xml:space="preserve"/>
       </w:r>
       <w:proofErr w:type="spellStart"/>
       <w:r>
@@ -4917,7 +4917,7 @@
           <w:sz w:val="22"/>
           <w:szCs w:val="22"/>
         </w:rPr>
-        <w:t>Buendia</w:t>
+        <w:t/>
       </w:r>
       <w:proofErr w:type="spellEnd"/>
       <w:r>
@@ -4928,7 +4928,7 @@
           <w:szCs w:val="22"/>
           <w:lang w:val="es-ES"/>
         </w:rPr>
-        <w:t xml:space="preserve">, de acuerdo a la Directiva </w:t>
+        <w:t xml:space="preserve"/>
       </w:r>
       <w:proofErr w:type="spellStart"/>
       <w:r>
@@ -4950,7 +4950,7 @@
           <w:szCs w:val="22"/>
           <w:lang w:val="es-ES"/>
         </w:rPr>
-        <w:t xml:space="preserve"> 001-2025-GEG/INDECOPI, que, </w:t>
+        <w:t xml:space="preserve"/>
       </w:r>
       <w:r>
         <w:rPr>
@@ -4960,7 +4960,7 @@
           <w:szCs w:val="22"/>
           <w:lang w:val="es-ES"/>
         </w:rPr>
-        <w:t xml:space="preserve">en el </w:t>
+        <w:t xml:space="preserve"/>
       </w:r>
       <w:r>
         <w:rPr>
@@ -4973,7 +4973,7 @@
           <w:u w:val="single"/>
           <w:lang w:val="es-ES"/>
         </w:rPr>
-        <w:t>plazo improrrogable de siete (7) días hábiles</w:t>
+        <w:t/>
       </w:r>
       <w:r>
         <w:rPr>
@@ -4983,15 +4983,15 @@
           <w:szCs w:val="22"/>
           <w:lang w:val="es-ES"/>
         </w:rPr>
-        <w:t xml:space="preserve"> contado a partir del día siguiente de notificada la presente, cumpla con</w:t>
-      </w:r>
-      <w:r>
-        <w:rPr>
-          <w:rFonts w:ascii="Arial Narrow" w:hAnsi="Arial Narrow" w:cs="Arial"/>
-          <w:sz w:val="22"/>
-          <w:szCs w:val="22"/>
-        </w:rPr>
-        <w:t xml:space="preserve">: </w:t>
+        <w:t xml:space="preserve"/>
+      </w:r>
+      <w:r>
+        <w:rPr>
+          <w:rFonts w:ascii="Arial Narrow" w:hAnsi="Arial Narrow" w:cs="Arial"/>
+          <w:sz w:val="22"/>
+          <w:szCs w:val="22"/>
+        </w:rPr>
+        <w:t xml:space="preserve"/>
       </w:r>
     </w:p>
     <w:p>
@@ -5587,7 +5587,7 @@
           <w:szCs w:val="22"/>
           <w:lang w:val="es-ES"/>
         </w:rPr>
-        <w:t xml:space="preserve">La Resolución </w:t>
+        <w:t xml:space="preserve">La Resolución 1 fue debidamente notificada al señor [APELLIDO] el 14 de agosto de 2025, al correo electrónico [CORREO].</w:t>
       </w:r>
       <w:r>
         <w:rPr>
@@ -5597,7 +5597,7 @@
           <w:szCs w:val="22"/>
           <w:lang w:val="es-ES"/>
         </w:rPr>
-        <w:t>1 fue</w:t>
+        <w:t/>
       </w:r>
       <w:r>
         <w:rPr>
@@ -5607,7 +5607,7 @@
           <w:szCs w:val="22"/>
           <w:lang w:val="es-ES"/>
         </w:rPr>
-        <w:t xml:space="preserve"> debidamente </w:t>
+        <w:t xml:space="preserve"/>
       </w:r>
       <w:r>
         <w:rPr>
@@ -5617,7 +5617,7 @@
           <w:szCs w:val="22"/>
           <w:lang w:val="es-ES"/>
         </w:rPr>
-        <w:t xml:space="preserve">notificada </w:t>
+        <w:t xml:space="preserve"/>
       </w:r>
       <w:r>
         <w:rPr>
@@ -5627,16 +5627,16 @@
           <w:szCs w:val="22"/>
           <w:lang w:val="es-ES"/>
         </w:rPr>
-        <w:t xml:space="preserve">al </w:t>
-      </w:r>
-      <w:r>
-        <w:rPr>
-          <w:rFonts w:ascii="Arial Narrow" w:eastAsia="Arial Narrow" w:hAnsi="Arial Narrow" w:cs="Arial Narrow"/>
-          <w:bCs/>
-          <w:sz w:val="22"/>
-          <w:szCs w:val="22"/>
-        </w:rPr>
-        <w:t xml:space="preserve">señor </w:t>
+        <w:t xml:space="preserve"/>
+      </w:r>
+      <w:r>
+        <w:rPr>
+          <w:rFonts w:ascii="Arial Narrow" w:eastAsia="Arial Narrow" w:hAnsi="Arial Narrow" w:cs="Arial Narrow"/>
+          <w:bCs/>
+          <w:sz w:val="22"/>
+          <w:szCs w:val="22"/>
+        </w:rPr>
+        <w:t xml:space="preserve"/>
       </w:r>
       <w:proofErr w:type="spellStart"/>
       <w:r>
@@ -5646,7 +5646,7 @@
           <w:sz w:val="22"/>
           <w:szCs w:val="22"/>
         </w:rPr>
-        <w:t>Buendia</w:t>
+        <w:t/>
       </w:r>
       <w:proofErr w:type="spellEnd"/>
       <w:r>
@@ -5657,7 +5657,7 @@
           <w:szCs w:val="22"/>
           <w:lang w:val="es-ES"/>
         </w:rPr>
-        <w:t xml:space="preserve"> </w:t>
+        <w:t xml:space="preserve"/>
       </w:r>
       <w:r>
         <w:rPr>
@@ -5667,7 +5667,7 @@
           <w:szCs w:val="22"/>
           <w:lang w:val="es-ES"/>
         </w:rPr>
-        <w:t xml:space="preserve">el </w:t>
+        <w:t xml:space="preserve"/>
       </w:r>
       <w:r>
         <w:rPr>
@@ -5677,7 +5677,7 @@
           <w:szCs w:val="22"/>
           <w:lang w:val="es-ES"/>
         </w:rPr>
-        <w:t>14 de agosto de 2025</w:t>
+        <w:t/>
       </w:r>
       <w:r>
         <w:rPr>
@@ -5687,7 +5687,7 @@
           <w:szCs w:val="22"/>
           <w:lang w:val="es-ES"/>
         </w:rPr>
-        <w:t xml:space="preserve">, al correo electrónico </w:t>
+        <w:t xml:space="preserve"/>
       </w:r>
       <w:hyperlink r:id="rId12" w:history="1">
         <w:r>
@@ -5697,7 +5697,7 @@
             <w:sz w:val="22"/>
             <w:szCs w:val="22"/>
           </w:rPr>
-          <w:t>jmanu_be@hotmail.com</w:t>
+          <w:t/>
         </w:r>
       </w:hyperlink>
       <w:r>
@@ -5706,7 +5706,7 @@
           <w:sz w:val="22"/>
           <w:szCs w:val="22"/>
         </w:rPr>
-        <w:t>.</w:t>
+        <w:t/>
       </w:r>
     </w:p>
     <w:p>
@@ -5746,7 +5746,7 @@
           <w:szCs w:val="22"/>
           <w:lang w:val="es-ES"/>
         </w:rPr>
-        <w:t xml:space="preserve">Con fecha </w:t>
+        <w:t xml:space="preserve">Con fecha 15 de agosto 2025, el señor [APELLIDO] presentó un escrito mediante el cual precisó su solicitud de confidencialidad de los documentos denominados “03019-2024 (1).pdf” y “CARTA NOTARIAL - APLICACIÓN DE SILENCIO POSITIVO - CESE DE DISCRIMINACIÓN Y ACTOS DE HOSTILIDAD.docx”, de conformidad con lo requerido en la Resolución  1 de fecha 11 de agosto de 2025.</w:t>
       </w:r>
       <w:r>
         <w:rPr>
@@ -5756,7 +5756,7 @@
           <w:szCs w:val="22"/>
           <w:lang w:val="es-ES" w:eastAsia="es-ES"/>
         </w:rPr>
-        <w:t>15</w:t>
+        <w:t/>
       </w:r>
       <w:r>
         <w:rPr>
@@ -5766,7 +5766,7 @@
           <w:szCs w:val="22"/>
           <w:lang w:val="es-ES" w:eastAsia="es-ES"/>
         </w:rPr>
-        <w:t xml:space="preserve"> de agosto 2025</w:t>
+        <w:t xml:space="preserve"/>
       </w:r>
       <w:r>
         <w:rPr>
@@ -5776,25 +5776,25 @@
           <w:szCs w:val="22"/>
           <w:lang w:val="es-ES"/>
         </w:rPr>
-        <w:t xml:space="preserve">, </w:t>
-      </w:r>
-      <w:r>
-        <w:rPr>
-          <w:rFonts w:ascii="Arial Narrow" w:eastAsia="Arial Narrow" w:hAnsi="Arial Narrow" w:cs="Arial Narrow"/>
-          <w:bCs/>
-          <w:sz w:val="22"/>
-          <w:szCs w:val="22"/>
-        </w:rPr>
-        <w:t xml:space="preserve">el </w:t>
-      </w:r>
-      <w:r>
-        <w:rPr>
-          <w:rFonts w:ascii="Arial Narrow" w:eastAsia="Arial Narrow" w:hAnsi="Arial Narrow" w:cs="Arial Narrow"/>
-          <w:bCs/>
-          <w:sz w:val="22"/>
-          <w:szCs w:val="22"/>
-        </w:rPr>
-        <w:t xml:space="preserve">señor </w:t>
+        <w:t xml:space="preserve"/>
+      </w:r>
+      <w:r>
+        <w:rPr>
+          <w:rFonts w:ascii="Arial Narrow" w:eastAsia="Arial Narrow" w:hAnsi="Arial Narrow" w:cs="Arial Narrow"/>
+          <w:bCs/>
+          <w:sz w:val="22"/>
+          <w:szCs w:val="22"/>
+        </w:rPr>
+        <w:t xml:space="preserve"/>
+      </w:r>
+      <w:r>
+        <w:rPr>
+          <w:rFonts w:ascii="Arial Narrow" w:eastAsia="Arial Narrow" w:hAnsi="Arial Narrow" w:cs="Arial Narrow"/>
+          <w:bCs/>
+          <w:sz w:val="22"/>
+          <w:szCs w:val="22"/>
+        </w:rPr>
+        <w:t xml:space="preserve"/>
       </w:r>
       <w:proofErr w:type="spellStart"/>
       <w:r>
@@ -5804,7 +5804,7 @@
           <w:sz w:val="22"/>
           <w:szCs w:val="22"/>
         </w:rPr>
-        <w:t>Buendia</w:t>
+        <w:t/>
       </w:r>
       <w:proofErr w:type="spellEnd"/>
       <w:r>
@@ -5815,7 +5815,7 @@
           <w:szCs w:val="22"/>
           <w:lang w:val="es-ES"/>
         </w:rPr>
-        <w:t xml:space="preserve"> presentó un escrito mediante el cual </w:t>
+        <w:t xml:space="preserve"/>
       </w:r>
       <w:r>
         <w:rPr>
@@ -5825,7 +5825,7 @@
           <w:szCs w:val="22"/>
           <w:lang w:val="es-ES"/>
         </w:rPr>
-        <w:t>precisó</w:t>
+        <w:t/>
       </w:r>
       <w:r>
         <w:rPr>
@@ -5835,7 +5835,7 @@
           <w:szCs w:val="22"/>
           <w:lang w:val="es-ES"/>
         </w:rPr>
-        <w:t xml:space="preserve"> su solicitud de confidencialidad de</w:t>
+        <w:t xml:space="preserve"/>
       </w:r>
       <w:r>
         <w:rPr>
@@ -5845,7 +5845,7 @@
           <w:szCs w:val="22"/>
           <w:lang w:val="es-ES"/>
         </w:rPr>
-        <w:t xml:space="preserve"> los</w:t>
+        <w:t xml:space="preserve"/>
       </w:r>
       <w:r>
         <w:rPr>
@@ -5855,7 +5855,7 @@
           <w:szCs w:val="22"/>
           <w:lang w:val="es-ES"/>
         </w:rPr>
-        <w:t xml:space="preserve"> documento</w:t>
+        <w:t xml:space="preserve"/>
       </w:r>
       <w:r>
         <w:rPr>
@@ -5865,7 +5865,7 @@
           <w:szCs w:val="22"/>
           <w:lang w:val="es-ES"/>
         </w:rPr>
-        <w:t>s</w:t>
+        <w:t/>
       </w:r>
       <w:r>
         <w:rPr>
@@ -5875,7 +5875,7 @@
           <w:szCs w:val="22"/>
           <w:lang w:val="es-ES"/>
         </w:rPr>
-        <w:t xml:space="preserve"> denominado</w:t>
+        <w:t xml:space="preserve"/>
       </w:r>
       <w:r>
         <w:rPr>
@@ -5885,7 +5885,7 @@
           <w:szCs w:val="22"/>
           <w:lang w:val="es-ES"/>
         </w:rPr>
-        <w:t>s</w:t>
+        <w:t/>
       </w:r>
       <w:r>
         <w:rPr>
@@ -5895,7 +5895,7 @@
           <w:szCs w:val="22"/>
           <w:lang w:val="es-ES"/>
         </w:rPr>
-        <w:t xml:space="preserve"> “</w:t>
+        <w:t xml:space="preserve"/>
       </w:r>
       <w:r>
         <w:rPr>
@@ -5907,7 +5907,7 @@
           <w:szCs w:val="22"/>
           <w:lang w:val="es-ES"/>
         </w:rPr>
-        <w:t>03019-2024 (1).</w:t>
+        <w:t/>
       </w:r>
       <w:proofErr w:type="spellStart"/>
       <w:r>
@@ -5920,7 +5920,7 @@
           <w:szCs w:val="22"/>
           <w:lang w:val="es-ES"/>
         </w:rPr>
-        <w:t>pdf</w:t>
+        <w:t/>
       </w:r>
       <w:proofErr w:type="spellEnd"/>
       <w:r>
@@ -5931,7 +5931,7 @@
           <w:szCs w:val="22"/>
           <w:lang w:val="es-ES"/>
         </w:rPr>
-        <w:t>”</w:t>
+        <w:t/>
       </w:r>
       <w:r>
         <w:rPr>
@@ -5941,7 +5941,7 @@
           <w:szCs w:val="22"/>
           <w:lang w:val="es-ES"/>
         </w:rPr>
-        <w:t xml:space="preserve"> y </w:t>
+        <w:t xml:space="preserve"/>
       </w:r>
       <w:r>
         <w:rPr>
@@ -5951,7 +5951,7 @@
           <w:szCs w:val="22"/>
           <w:lang w:val="es-ES"/>
         </w:rPr>
-        <w:t>“</w:t>
+        <w:t/>
       </w:r>
       <w:r>
         <w:rPr>
@@ -5963,7 +5963,7 @@
           <w:szCs w:val="22"/>
           <w:lang w:val="es-ES"/>
         </w:rPr>
-        <w:t>CARTA NOTARIAL - APLICACIÓN DE SILENCIO POSITIVO - CESE DE DISCRIMINACIÓN Y ACTOS DE HOSTILIDAD.docx</w:t>
+        <w:t/>
       </w:r>
       <w:r>
         <w:rPr>
@@ -5973,7 +5973,7 @@
           <w:szCs w:val="22"/>
           <w:lang w:val="es-ES"/>
         </w:rPr>
-        <w:t>”</w:t>
+        <w:t/>
       </w:r>
       <w:r>
         <w:rPr>
@@ -5983,7 +5983,7 @@
           <w:szCs w:val="22"/>
           <w:lang w:val="es-ES"/>
         </w:rPr>
-        <w:t xml:space="preserve">, de conformidad con lo requerido en la </w:t>
+        <w:t xml:space="preserve"/>
       </w:r>
       <w:r>
         <w:rPr>
@@ -5992,7 +5992,7 @@
           <w:sz w:val="22"/>
           <w:szCs w:val="22"/>
         </w:rPr>
-        <w:t xml:space="preserve">Resolución </w:t>
+        <w:t xml:space="preserve"/>
       </w:r>
       <w:proofErr w:type="spellStart"/>
       <w:r>
@@ -6012,7 +6012,7 @@
           <w:sz w:val="22"/>
           <w:szCs w:val="22"/>
         </w:rPr>
-        <w:t xml:space="preserve"> 1 de fecha 11 de agosto de 2025</w:t>
+        <w:t xml:space="preserve"/>
       </w:r>
       <w:r>
         <w:rPr>
@@ -6021,7 +6021,7 @@
           <w:sz w:val="22"/>
           <w:szCs w:val="22"/>
         </w:rPr>
-        <w:t>.</w:t>
+        <w:t/>
       </w:r>
     </w:p>
     <w:p>
@@ -6055,15 +6055,15 @@
           <w:sz w:val="22"/>
           <w:szCs w:val="22"/>
         </w:rPr>
-        <w:t xml:space="preserve">En el presente </w:t>
-      </w:r>
-      <w:r>
-        <w:rPr>
-          <w:rFonts w:ascii="Arial Narrow" w:hAnsi="Arial Narrow" w:cs="Arial"/>
-          <w:sz w:val="22"/>
-          <w:szCs w:val="22"/>
-        </w:rPr>
-        <w:t xml:space="preserve">caso, la información bajo análisis corresponde </w:t>
+        <w:t xml:space="preserve">En el presente caso, la información bajo análisis corresponde los documentos denominados “03019-2024 (1).pdf” y “CARTA NOTARIAL - APLICACIÓN DE SILENCIO POSITIVO - CESE DE DISCRIMINACIÓN Y ACTOS DE HOSTILIDAD.docx” presentado por el señor [APELLIDO] el 17 de julio de 2025, consistentes a la negativa de la compañía aseguradora a reconocer el beneficio del Seguro de Vida Ley y a referencias generales a enfermedades y diagnósticos médicos; y que, de la revisión de los mismos, se verificó que tales documentos contienen -entre otros- información referida a la salud personal del denunciante.</w:t>
+      </w:r>
+      <w:r>
+        <w:rPr>
+          <w:rFonts w:ascii="Arial Narrow" w:hAnsi="Arial Narrow" w:cs="Arial"/>
+          <w:sz w:val="22"/>
+          <w:szCs w:val="22"/>
+        </w:rPr>
+        <w:t xml:space="preserve"/>
       </w:r>
       <w:r>
         <w:rPr>
@@ -6073,7 +6073,7 @@
           <w:szCs w:val="22"/>
           <w:lang w:val="es-ES"/>
         </w:rPr>
-        <w:t>los documentos denominados “</w:t>
+        <w:t/>
       </w:r>
       <w:r>
         <w:rPr>
@@ -6085,7 +6085,7 @@
           <w:szCs w:val="22"/>
           <w:lang w:val="es-ES"/>
         </w:rPr>
-        <w:t>03019-2024 (1).</w:t>
+        <w:t/>
       </w:r>
       <w:proofErr w:type="spellStart"/>
       <w:r>
@@ -6098,7 +6098,7 @@
           <w:szCs w:val="22"/>
           <w:lang w:val="es-ES"/>
         </w:rPr>
-        <w:t>pdf</w:t>
+        <w:t/>
       </w:r>
       <w:proofErr w:type="spellEnd"/>
       <w:r>
@@ -6109,7 +6109,7 @@
           <w:szCs w:val="22"/>
           <w:lang w:val="es-ES"/>
         </w:rPr>
-        <w:t>” y “</w:t>
+        <w:t/>
       </w:r>
       <w:r>
         <w:rPr>
@@ -6121,7 +6121,7 @@
           <w:szCs w:val="22"/>
           <w:lang w:val="es-ES"/>
         </w:rPr>
-        <w:t>CARTA NOTARIAL - APLICACIÓN DE SILENCIO POSITIVO - CESE DE DISCRIMINACIÓN Y ACTOS DE HOSTILIDAD.docx</w:t>
+        <w:t/>
       </w:r>
       <w:r>
         <w:rPr>
@@ -6131,24 +6131,24 @@
           <w:szCs w:val="22"/>
           <w:lang w:val="es-ES"/>
         </w:rPr>
-        <w:t>”</w:t>
-      </w:r>
-      <w:r>
-        <w:rPr>
-          <w:rFonts w:ascii="Arial Narrow" w:hAnsi="Arial Narrow" w:cs="Arial"/>
-          <w:sz w:val="22"/>
-          <w:szCs w:val="22"/>
-        </w:rPr>
-        <w:t xml:space="preserve"> presentado por </w:t>
-      </w:r>
-      <w:r>
-        <w:rPr>
-          <w:rFonts w:ascii="Arial Narrow" w:eastAsia="Arial Narrow" w:hAnsi="Arial Narrow" w:cs="Arial Narrow"/>
-          <w:bCs/>
-          <w:sz w:val="22"/>
-          <w:szCs w:val="22"/>
-        </w:rPr>
-        <w:t xml:space="preserve">el señor </w:t>
+        <w:t/>
+      </w:r>
+      <w:r>
+        <w:rPr>
+          <w:rFonts w:ascii="Arial Narrow" w:hAnsi="Arial Narrow" w:cs="Arial"/>
+          <w:sz w:val="22"/>
+          <w:szCs w:val="22"/>
+        </w:rPr>
+        <w:t xml:space="preserve"/>
+      </w:r>
+      <w:r>
+        <w:rPr>
+          <w:rFonts w:ascii="Arial Narrow" w:eastAsia="Arial Narrow" w:hAnsi="Arial Narrow" w:cs="Arial Narrow"/>
+          <w:bCs/>
+          <w:sz w:val="22"/>
+          <w:szCs w:val="22"/>
+        </w:rPr>
+        <w:t xml:space="preserve"/>
       </w:r>
       <w:proofErr w:type="spellStart"/>
       <w:r>
@@ -6158,7 +6158,7 @@
           <w:sz w:val="22"/>
           <w:szCs w:val="22"/>
         </w:rPr>
-        <w:t>Buendia</w:t>
+        <w:t/>
       </w:r>
       <w:proofErr w:type="spellEnd"/>
       <w:r>
@@ -6167,55 +6167,55 @@
           <w:sz w:val="22"/>
           <w:szCs w:val="22"/>
         </w:rPr>
-        <w:t xml:space="preserve"> el 17 de julio de 202</w:t>
-      </w:r>
-      <w:r>
-        <w:rPr>
-          <w:rFonts w:ascii="Arial Narrow" w:hAnsi="Arial Narrow" w:cs="Arial"/>
-          <w:sz w:val="22"/>
-          <w:szCs w:val="22"/>
-        </w:rPr>
-        <w:t>5</w:t>
-      </w:r>
-      <w:r>
-        <w:rPr>
-          <w:rFonts w:ascii="Arial Narrow" w:hAnsi="Arial Narrow" w:cs="Arial"/>
-          <w:sz w:val="22"/>
-          <w:szCs w:val="22"/>
-        </w:rPr>
-        <w:t xml:space="preserve">, consistentes </w:t>
-      </w:r>
-      <w:r>
-        <w:rPr>
-          <w:rFonts w:ascii="Arial Narrow" w:eastAsia="Arial Narrow" w:hAnsi="Arial Narrow" w:cs="Arial Narrow"/>
-          <w:sz w:val="22"/>
-          <w:szCs w:val="22"/>
-        </w:rPr>
-        <w:t xml:space="preserve">a la negativa de </w:t>
-      </w:r>
-      <w:r>
-        <w:rPr>
-          <w:rFonts w:ascii="Arial Narrow" w:eastAsia="Arial Narrow" w:hAnsi="Arial Narrow" w:cs="Arial Narrow"/>
-          <w:sz w:val="22"/>
-          <w:szCs w:val="22"/>
-        </w:rPr>
-        <w:t>la compañía aseguradora a reconocer el beneficio del Seguro de Vida Ley y a referencias generales a enfermedades y diagnósticos médicos</w:t>
-      </w:r>
-      <w:r>
-        <w:rPr>
-          <w:rFonts w:ascii="Arial Narrow" w:hAnsi="Arial Narrow" w:cs="Arial"/>
-          <w:sz w:val="22"/>
-          <w:szCs w:val="22"/>
-        </w:rPr>
-        <w:t xml:space="preserve">; y que, de la revisión de los mismos, se verificó que tales </w:t>
-      </w:r>
-      <w:r>
-        <w:rPr>
-          <w:rFonts w:ascii="Arial Narrow" w:hAnsi="Arial Narrow" w:cs="Arial"/>
-          <w:sz w:val="22"/>
-          <w:szCs w:val="22"/>
-        </w:rPr>
-        <w:t xml:space="preserve">documentos contienen -entre otros- información </w:t>
+        <w:t xml:space="preserve"/>
+      </w:r>
+      <w:r>
+        <w:rPr>
+          <w:rFonts w:ascii="Arial Narrow" w:hAnsi="Arial Narrow" w:cs="Arial"/>
+          <w:sz w:val="22"/>
+          <w:szCs w:val="22"/>
+        </w:rPr>
+        <w:t/>
+      </w:r>
+      <w:r>
+        <w:rPr>
+          <w:rFonts w:ascii="Arial Narrow" w:hAnsi="Arial Narrow" w:cs="Arial"/>
+          <w:sz w:val="22"/>
+          <w:szCs w:val="22"/>
+        </w:rPr>
+        <w:t xml:space="preserve"/>
+      </w:r>
+      <w:r>
+        <w:rPr>
+          <w:rFonts w:ascii="Arial Narrow" w:eastAsia="Arial Narrow" w:hAnsi="Arial Narrow" w:cs="Arial Narrow"/>
+          <w:sz w:val="22"/>
+          <w:szCs w:val="22"/>
+        </w:rPr>
+        <w:t xml:space="preserve"/>
+      </w:r>
+      <w:r>
+        <w:rPr>
+          <w:rFonts w:ascii="Arial Narrow" w:eastAsia="Arial Narrow" w:hAnsi="Arial Narrow" w:cs="Arial Narrow"/>
+          <w:sz w:val="22"/>
+          <w:szCs w:val="22"/>
+        </w:rPr>
+        <w:t/>
+      </w:r>
+      <w:r>
+        <w:rPr>
+          <w:rFonts w:ascii="Arial Narrow" w:hAnsi="Arial Narrow" w:cs="Arial"/>
+          <w:sz w:val="22"/>
+          <w:szCs w:val="22"/>
+        </w:rPr>
+        <w:t xml:space="preserve"/>
+      </w:r>
+      <w:r>
+        <w:rPr>
+          <w:rFonts w:ascii="Arial Narrow" w:hAnsi="Arial Narrow" w:cs="Arial"/>
+          <w:sz w:val="22"/>
+          <w:szCs w:val="22"/>
+        </w:rPr>
+        <w:t xml:space="preserve"/>
       </w:r>
       <w:r>
         <w:rPr>
@@ -6224,7 +6224,7 @@
           <w:szCs w:val="22"/>
           <w:lang w:eastAsia="en-US"/>
         </w:rPr>
-        <w:t>referida a la salud personal</w:t>
+        <w:t/>
       </w:r>
       <w:r>
         <w:rPr>
@@ -6235,31 +6235,31 @@
           <w:szCs w:val="22"/>
           <w:lang w:eastAsia="en-US"/>
         </w:rPr>
-        <w:t xml:space="preserve"> </w:t>
-      </w:r>
-      <w:r>
-        <w:rPr>
-          <w:rFonts w:ascii="Arial Narrow" w:hAnsi="Arial Narrow" w:cs="Arial"/>
-          <w:sz w:val="22"/>
-          <w:szCs w:val="22"/>
-        </w:rPr>
-        <w:t>de</w:t>
-      </w:r>
-      <w:r>
-        <w:rPr>
-          <w:rFonts w:ascii="Arial Narrow" w:hAnsi="Arial Narrow" w:cs="Arial"/>
-          <w:sz w:val="22"/>
-          <w:szCs w:val="22"/>
-        </w:rPr>
-        <w:t>l denunciante</w:t>
-      </w:r>
-      <w:r>
-        <w:rPr>
-          <w:rFonts w:ascii="Arial Narrow" w:hAnsi="Arial Narrow" w:cs="Arial"/>
-          <w:sz w:val="22"/>
-          <w:szCs w:val="22"/>
-        </w:rPr>
-        <w:t>.</w:t>
+        <w:t xml:space="preserve"/>
+      </w:r>
+      <w:r>
+        <w:rPr>
+          <w:rFonts w:ascii="Arial Narrow" w:hAnsi="Arial Narrow" w:cs="Arial"/>
+          <w:sz w:val="22"/>
+          <w:szCs w:val="22"/>
+        </w:rPr>
+        <w:t/>
+      </w:r>
+      <w:r>
+        <w:rPr>
+          <w:rFonts w:ascii="Arial Narrow" w:hAnsi="Arial Narrow" w:cs="Arial"/>
+          <w:sz w:val="22"/>
+          <w:szCs w:val="22"/>
+        </w:rPr>
+        <w:t/>
+      </w:r>
+      <w:r>
+        <w:rPr>
+          <w:rFonts w:ascii="Arial Narrow" w:hAnsi="Arial Narrow" w:cs="Arial"/>
+          <w:sz w:val="22"/>
+          <w:szCs w:val="22"/>
+        </w:rPr>
+        <w:t/>
       </w:r>
     </w:p>
     <w:p>
@@ -6293,16 +6293,16 @@
           <w:sz w:val="22"/>
           <w:szCs w:val="22"/>
         </w:rPr>
-        <w:t xml:space="preserve">Cabe destacar que </w:t>
-      </w:r>
-      <w:r>
-        <w:rPr>
-          <w:rFonts w:ascii="Arial Narrow" w:eastAsia="Arial Narrow" w:hAnsi="Arial Narrow" w:cs="Arial Narrow"/>
-          <w:bCs/>
-          <w:sz w:val="22"/>
-          <w:szCs w:val="22"/>
-        </w:rPr>
-        <w:t xml:space="preserve">el señor </w:t>
+        <w:t xml:space="preserve">Cabe destacar que el señor [APELLIDO] ha señalado que se deberá declarar la confidencialidad de la información antes mencionada por tiempo indefinido. Asimismo, el mencionado denunciante presentó un resumen no confidencial de los documentos cuya confidencialidad solicita. </w:t>
+      </w:r>
+      <w:r>
+        <w:rPr>
+          <w:rFonts w:ascii="Arial Narrow" w:eastAsia="Arial Narrow" w:hAnsi="Arial Narrow" w:cs="Arial Narrow"/>
+          <w:bCs/>
+          <w:sz w:val="22"/>
+          <w:szCs w:val="22"/>
+        </w:rPr>
+        <w:t xml:space="preserve"/>
       </w:r>
       <w:proofErr w:type="spellStart"/>
       <w:r>
@@ -6312,7 +6312,7 @@
           <w:sz w:val="22"/>
           <w:szCs w:val="22"/>
         </w:rPr>
-        <w:t>Buendia</w:t>
+        <w:t/>
       </w:r>
       <w:proofErr w:type="spellEnd"/>
       <w:r>
@@ -6321,47 +6321,47 @@
           <w:sz w:val="22"/>
           <w:szCs w:val="22"/>
         </w:rPr>
-        <w:t xml:space="preserve"> </w:t>
-      </w:r>
-      <w:r>
-        <w:rPr>
-          <w:rFonts w:ascii="Arial Narrow" w:hAnsi="Arial Narrow" w:cs="Arial"/>
-          <w:sz w:val="22"/>
-          <w:szCs w:val="22"/>
-        </w:rPr>
-        <w:t xml:space="preserve">ha señalado que </w:t>
-      </w:r>
-      <w:r>
-        <w:rPr>
-          <w:rFonts w:ascii="Arial Narrow" w:hAnsi="Arial Narrow" w:cs="Arial"/>
-          <w:sz w:val="22"/>
-          <w:szCs w:val="22"/>
-        </w:rPr>
-        <w:t xml:space="preserve">se deberá declarar la confidencialidad de la información antes mencionada por tiempo indefinido. Asimismo, el mencionado </w:t>
-      </w:r>
-      <w:r>
-        <w:rPr>
-          <w:rFonts w:ascii="Arial Narrow" w:hAnsi="Arial Narrow" w:cs="Arial"/>
-          <w:sz w:val="22"/>
-          <w:szCs w:val="22"/>
-        </w:rPr>
-        <w:t>denunciante</w:t>
-      </w:r>
-      <w:r>
-        <w:rPr>
-          <w:rFonts w:ascii="Arial Narrow" w:hAnsi="Arial Narrow" w:cs="Arial"/>
-          <w:sz w:val="22"/>
-          <w:szCs w:val="22"/>
-        </w:rPr>
-        <w:t xml:space="preserve"> presentó un resumen no confidencial de los documentos cuya confidencialidad solicita</w:t>
-      </w:r>
-      <w:r>
-        <w:rPr>
-          <w:rFonts w:ascii="Arial Narrow" w:hAnsi="Arial Narrow" w:cs="Arial"/>
-          <w:sz w:val="22"/>
-          <w:szCs w:val="22"/>
-        </w:rPr>
-        <w:t xml:space="preserve">. </w:t>
+        <w:t xml:space="preserve"/>
+      </w:r>
+      <w:r>
+        <w:rPr>
+          <w:rFonts w:ascii="Arial Narrow" w:hAnsi="Arial Narrow" w:cs="Arial"/>
+          <w:sz w:val="22"/>
+          <w:szCs w:val="22"/>
+        </w:rPr>
+        <w:t xml:space="preserve"/>
+      </w:r>
+      <w:r>
+        <w:rPr>
+          <w:rFonts w:ascii="Arial Narrow" w:hAnsi="Arial Narrow" w:cs="Arial"/>
+          <w:sz w:val="22"/>
+          <w:szCs w:val="22"/>
+        </w:rPr>
+        <w:t xml:space="preserve"/>
+      </w:r>
+      <w:r>
+        <w:rPr>
+          <w:rFonts w:ascii="Arial Narrow" w:hAnsi="Arial Narrow" w:cs="Arial"/>
+          <w:sz w:val="22"/>
+          <w:szCs w:val="22"/>
+        </w:rPr>
+        <w:t/>
+      </w:r>
+      <w:r>
+        <w:rPr>
+          <w:rFonts w:ascii="Arial Narrow" w:hAnsi="Arial Narrow" w:cs="Arial"/>
+          <w:sz w:val="22"/>
+          <w:szCs w:val="22"/>
+        </w:rPr>
+        <w:t xml:space="preserve"/>
+      </w:r>
+      <w:r>
+        <w:rPr>
+          <w:rFonts w:ascii="Arial Narrow" w:hAnsi="Arial Narrow" w:cs="Arial"/>
+          <w:sz w:val="22"/>
+          <w:szCs w:val="22"/>
+        </w:rPr>
+        <w:t xml:space="preserve"/>
       </w:r>
     </w:p>
     <w:p>
@@ -6395,50 +6395,50 @@
           <w:sz w:val="22"/>
           <w:szCs w:val="22"/>
         </w:rPr>
-        <w:t xml:space="preserve">En atención a la referida </w:t>
-      </w:r>
-      <w:r>
-        <w:rPr>
-          <w:rFonts w:ascii="Arial Narrow" w:hAnsi="Arial Narrow" w:cs="Arial"/>
-          <w:sz w:val="22"/>
-          <w:szCs w:val="22"/>
-        </w:rPr>
-        <w:t xml:space="preserve">solicitud, y tomando en consideración los cinco (5) requisitos establecidos </w:t>
-      </w:r>
-      <w:r>
-        <w:rPr>
-          <w:rFonts w:ascii="Arial Narrow" w:eastAsia="Arial Narrow" w:hAnsi="Arial Narrow" w:cs="Arial Narrow"/>
-          <w:bCs/>
-          <w:sz w:val="22"/>
-          <w:szCs w:val="22"/>
-        </w:rPr>
-        <w:t xml:space="preserve">en el punto 3.2 de la </w:t>
-      </w:r>
-      <w:r>
-        <w:rPr>
-          <w:rFonts w:ascii="Arial Narrow" w:hAnsi="Arial Narrow" w:cs="Arial"/>
-          <w:sz w:val="22"/>
-          <w:szCs w:val="22"/>
-        </w:rPr>
-        <w:t>Directiva 001-2008/TRI-INDECOPI</w:t>
-      </w:r>
-      <w:r>
-        <w:rPr>
-          <w:rFonts w:ascii="Arial Narrow" w:eastAsia="Arial Narrow" w:hAnsi="Arial Narrow" w:cs="Arial Narrow"/>
-          <w:bCs/>
-          <w:sz w:val="22"/>
-          <w:szCs w:val="22"/>
-        </w:rPr>
-        <w:t xml:space="preserve">, la Secretaría Técnica considera que </w:t>
-      </w:r>
-      <w:r>
-        <w:rPr>
-          <w:rFonts w:ascii="Arial Narrow" w:eastAsia="Arial Narrow" w:hAnsi="Arial Narrow" w:cs="Arial Narrow"/>
-          <w:bCs/>
-          <w:sz w:val="22"/>
-          <w:szCs w:val="22"/>
-        </w:rPr>
-        <w:t xml:space="preserve">el señor </w:t>
+        <w:t xml:space="preserve">En atención a la referida solicitud, y tomando en consideración los cinco (5) requisitos establecidos en el punto 3.2 de la Directiva 001-2008/TRI-INDECOPI, la Secretaría Técnica considera que el señor [APELLIDO] ha cumplido con: (i) incluir expresamente su pedido de confidencialidad en su escrito del 15 de agosto 2025; (ii) identificar de manera clara la información cuya declaración de confidencialidad había solicitado; (iii) la justificación de su solicitud; (iv) presentar un resumen no confidencial suficientemente detallado que permita una cabal comprensión del contenido sustancial de la información cuya declaración de confidencialidad se solicita; y, (iv) el plazo por el cual se solicita se mantenga la confidencialidad de la información.</w:t>
+      </w:r>
+      <w:r>
+        <w:rPr>
+          <w:rFonts w:ascii="Arial Narrow" w:hAnsi="Arial Narrow" w:cs="Arial"/>
+          <w:sz w:val="22"/>
+          <w:szCs w:val="22"/>
+        </w:rPr>
+        <w:t xml:space="preserve"/>
+      </w:r>
+      <w:r>
+        <w:rPr>
+          <w:rFonts w:ascii="Arial Narrow" w:eastAsia="Arial Narrow" w:hAnsi="Arial Narrow" w:cs="Arial Narrow"/>
+          <w:bCs/>
+          <w:sz w:val="22"/>
+          <w:szCs w:val="22"/>
+        </w:rPr>
+        <w:t xml:space="preserve"/>
+      </w:r>
+      <w:r>
+        <w:rPr>
+          <w:rFonts w:ascii="Arial Narrow" w:hAnsi="Arial Narrow" w:cs="Arial"/>
+          <w:sz w:val="22"/>
+          <w:szCs w:val="22"/>
+        </w:rPr>
+        <w:t/>
+      </w:r>
+      <w:r>
+        <w:rPr>
+          <w:rFonts w:ascii="Arial Narrow" w:eastAsia="Arial Narrow" w:hAnsi="Arial Narrow" w:cs="Arial Narrow"/>
+          <w:bCs/>
+          <w:sz w:val="22"/>
+          <w:szCs w:val="22"/>
+        </w:rPr>
+        <w:t xml:space="preserve"/>
+      </w:r>
+      <w:r>
+        <w:rPr>
+          <w:rFonts w:ascii="Arial Narrow" w:eastAsia="Arial Narrow" w:hAnsi="Arial Narrow" w:cs="Arial Narrow"/>
+          <w:bCs/>
+          <w:sz w:val="22"/>
+          <w:szCs w:val="22"/>
+        </w:rPr>
+        <w:t xml:space="preserve"/>
       </w:r>
       <w:proofErr w:type="spellStart"/>
       <w:r>
@@ -6448,7 +6448,7 @@
           <w:sz w:val="22"/>
           <w:szCs w:val="22"/>
         </w:rPr>
-        <w:t>Buendia</w:t>
+        <w:t/>
       </w:r>
       <w:proofErr w:type="spellEnd"/>
       <w:r>
@@ -6457,40 +6457,40 @@
           <w:sz w:val="22"/>
           <w:szCs w:val="22"/>
         </w:rPr>
-        <w:t xml:space="preserve"> </w:t>
-      </w:r>
-      <w:r>
-        <w:rPr>
-          <w:rFonts w:ascii="Arial Narrow" w:eastAsia="Arial Narrow" w:hAnsi="Arial Narrow" w:cs="Arial Narrow"/>
-          <w:bCs/>
-          <w:sz w:val="22"/>
-          <w:szCs w:val="22"/>
-        </w:rPr>
-        <w:t>ha cumplido con: (i)</w:t>
-      </w:r>
-      <w:r>
-        <w:rPr>
-          <w:rFonts w:ascii="Arial Narrow" w:hAnsi="Arial Narrow" w:cs="Arial"/>
-          <w:sz w:val="22"/>
-          <w:szCs w:val="22"/>
-        </w:rPr>
-        <w:t xml:space="preserve"> incluir expresamente su pedido de confidencialidad en </w:t>
-      </w:r>
-      <w:r>
-        <w:rPr>
-          <w:rFonts w:ascii="Arial Narrow" w:hAnsi="Arial Narrow" w:cs="Arial"/>
-          <w:sz w:val="22"/>
-          <w:szCs w:val="22"/>
-        </w:rPr>
-        <w:t>su</w:t>
-      </w:r>
-      <w:r>
-        <w:rPr>
-          <w:rFonts w:ascii="Arial Narrow" w:hAnsi="Arial Narrow" w:cs="Arial"/>
-          <w:sz w:val="22"/>
-          <w:szCs w:val="22"/>
-        </w:rPr>
-        <w:t xml:space="preserve"> escrito del </w:t>
+        <w:t xml:space="preserve"/>
+      </w:r>
+      <w:r>
+        <w:rPr>
+          <w:rFonts w:ascii="Arial Narrow" w:eastAsia="Arial Narrow" w:hAnsi="Arial Narrow" w:cs="Arial Narrow"/>
+          <w:bCs/>
+          <w:sz w:val="22"/>
+          <w:szCs w:val="22"/>
+        </w:rPr>
+        <w:t/>
+      </w:r>
+      <w:r>
+        <w:rPr>
+          <w:rFonts w:ascii="Arial Narrow" w:hAnsi="Arial Narrow" w:cs="Arial"/>
+          <w:sz w:val="22"/>
+          <w:szCs w:val="22"/>
+        </w:rPr>
+        <w:t xml:space="preserve"/>
+      </w:r>
+      <w:r>
+        <w:rPr>
+          <w:rFonts w:ascii="Arial Narrow" w:hAnsi="Arial Narrow" w:cs="Arial"/>
+          <w:sz w:val="22"/>
+          <w:szCs w:val="22"/>
+        </w:rPr>
+        <w:t/>
+      </w:r>
+      <w:r>
+        <w:rPr>
+          <w:rFonts w:ascii="Arial Narrow" w:hAnsi="Arial Narrow" w:cs="Arial"/>
+          <w:sz w:val="22"/>
+          <w:szCs w:val="22"/>
+        </w:rPr>
+        <w:t xml:space="preserve"/>
       </w:r>
       <w:r>
         <w:rPr>
@@ -6500,15 +6500,15 @@
           <w:szCs w:val="22"/>
           <w:lang w:val="es-ES" w:eastAsia="es-ES"/>
         </w:rPr>
-        <w:t>15 de agosto 2025</w:t>
-      </w:r>
-      <w:r>
-        <w:rPr>
-          <w:rFonts w:ascii="Arial Narrow" w:hAnsi="Arial Narrow" w:cs="Arial"/>
-          <w:sz w:val="22"/>
-          <w:szCs w:val="22"/>
-        </w:rPr>
-        <w:t>; (</w:t>
+        <w:t/>
+      </w:r>
+      <w:r>
+        <w:rPr>
+          <w:rFonts w:ascii="Arial Narrow" w:hAnsi="Arial Narrow" w:cs="Arial"/>
+          <w:sz w:val="22"/>
+          <w:szCs w:val="22"/>
+        </w:rPr>
+        <w:t/>
       </w:r>
       <w:proofErr w:type="spellStart"/>
       <w:r>
@@ -6517,7 +6517,7 @@
           <w:sz w:val="22"/>
           <w:szCs w:val="22"/>
         </w:rPr>
-        <w:t>ii</w:t>
+        <w:t/>
       </w:r>
       <w:proofErr w:type="spellEnd"/>
       <w:r>
@@ -6526,7 +6526,7 @@
           <w:sz w:val="22"/>
           <w:szCs w:val="22"/>
         </w:rPr>
-        <w:t>) identificar de manera clara la información cuya declaración de confidencialidad había solicitado; (</w:t>
+        <w:t/>
       </w:r>
       <w:proofErr w:type="spellStart"/>
       <w:r>
@@ -6535,7 +6535,7 @@
           <w:sz w:val="22"/>
           <w:szCs w:val="22"/>
         </w:rPr>
-        <w:t>iii</w:t>
+        <w:t/>
       </w:r>
       <w:proofErr w:type="spellEnd"/>
       <w:r>
@@ -6544,7 +6544,7 @@
           <w:sz w:val="22"/>
           <w:szCs w:val="22"/>
         </w:rPr>
-        <w:t>) la justificación de su solicitud; (</w:t>
+        <w:t/>
       </w:r>
       <w:proofErr w:type="spellStart"/>
       <w:r>
@@ -6553,7 +6553,7 @@
           <w:sz w:val="22"/>
           <w:szCs w:val="22"/>
         </w:rPr>
-        <w:t>iv</w:t>
+        <w:t/>
       </w:r>
       <w:proofErr w:type="spellEnd"/>
       <w:r>
@@ -6562,7 +6562,7 @@
           <w:sz w:val="22"/>
           <w:szCs w:val="22"/>
         </w:rPr>
-        <w:t>) presentar un resumen no confidencial suficientemente detallado que permita una cabal comprensión del contenido sustancial de la información cuya declaración de confidencialidad se solicita; y, (</w:t>
+        <w:t/>
       </w:r>
       <w:proofErr w:type="spellStart"/>
       <w:r>
@@ -6571,7 +6571,7 @@
           <w:sz w:val="22"/>
           <w:szCs w:val="22"/>
         </w:rPr>
-        <w:t>iv</w:t>
+        <w:t/>
       </w:r>
       <w:proofErr w:type="spellEnd"/>
       <w:r>
@@ -6580,7 +6580,7 @@
           <w:sz w:val="22"/>
           <w:szCs w:val="22"/>
         </w:rPr>
-        <w:t>) el plazo por el cual se solicita se mantenga la confidencialidad de la información.</w:t>
+        <w:t/>
       </w:r>
     </w:p>
     <w:p>
@@ -6680,7 +6680,7 @@
           <w:szCs w:val="22"/>
           <w:lang w:eastAsia="en-US"/>
         </w:rPr>
-        <w:t xml:space="preserve">En el presente caso, de la revisión de la información presentada por </w:t>
+        <w:t xml:space="preserve">En el presente caso, de la revisión de la información presentada por el señor [APELLIDO] en los documentos los documentos denominados “03019-2024 (1).pdf” y “CARTA NOTARIAL - APLICACIÓN DE SILENCIO POSITIVO - CESE DE DISCRIMINACIÓN Y ACTOS DE HOSTILIDAD.docx” presentados en el escrito del 17 de julio de 2025, se ha podido apreciar que los mencionados documentos contienen información se -entre otros- información referida a la salud personal del denunciante.</w:t>
       </w:r>
       <w:r>
         <w:rPr>
@@ -6689,7 +6689,7 @@
           <w:szCs w:val="22"/>
           <w:lang w:eastAsia="en-US"/>
         </w:rPr>
-        <w:t xml:space="preserve">el señor </w:t>
+        <w:t xml:space="preserve"/>
       </w:r>
       <w:proofErr w:type="spellStart"/>
       <w:r>
@@ -6699,7 +6699,7 @@
           <w:szCs w:val="22"/>
           <w:lang w:eastAsia="en-US"/>
         </w:rPr>
-        <w:t>Buendia</w:t>
+        <w:t/>
       </w:r>
       <w:proofErr w:type="spellEnd"/>
       <w:r>
@@ -6709,7 +6709,7 @@
           <w:szCs w:val="22"/>
           <w:lang w:eastAsia="en-US"/>
         </w:rPr>
-        <w:t xml:space="preserve"> </w:t>
+        <w:t xml:space="preserve"/>
       </w:r>
       <w:r>
         <w:rPr>
@@ -6718,7 +6718,7 @@
           <w:szCs w:val="22"/>
           <w:lang w:eastAsia="en-US"/>
         </w:rPr>
-        <w:t xml:space="preserve">en los documentos </w:t>
+        <w:t xml:space="preserve"/>
       </w:r>
       <w:r>
         <w:rPr>
@@ -6728,7 +6728,7 @@
           <w:szCs w:val="22"/>
           <w:lang w:val="es-ES"/>
         </w:rPr>
-        <w:t>los documentos denominados “</w:t>
+        <w:t/>
       </w:r>
       <w:r>
         <w:rPr>
@@ -6740,7 +6740,7 @@
           <w:szCs w:val="22"/>
           <w:lang w:val="es-ES"/>
         </w:rPr>
-        <w:t>03019-2024 (1).</w:t>
+        <w:t/>
       </w:r>
       <w:proofErr w:type="spellStart"/>
       <w:r>
@@ -6753,7 +6753,7 @@
           <w:szCs w:val="22"/>
           <w:lang w:val="es-ES"/>
         </w:rPr>
-        <w:t>pdf</w:t>
+        <w:t/>
       </w:r>
       <w:proofErr w:type="spellEnd"/>
       <w:r>
@@ -6764,7 +6764,7 @@
           <w:szCs w:val="22"/>
           <w:lang w:val="es-ES"/>
         </w:rPr>
-        <w:t>” y “</w:t>
+        <w:t/>
       </w:r>
       <w:r>
         <w:rPr>
@@ -6776,7 +6776,7 @@
           <w:szCs w:val="22"/>
           <w:lang w:val="es-ES"/>
         </w:rPr>
-        <w:t>CARTA NOTARIAL - APLICACIÓN DE SILENCIO POSITIVO - CESE DE DISCRIMINACIÓN Y ACTOS DE HOSTILIDAD.docx</w:t>
+        <w:t/>
       </w:r>
       <w:r>
         <w:rPr>
@@ -6786,15 +6786,15 @@
           <w:szCs w:val="22"/>
           <w:lang w:val="es-ES"/>
         </w:rPr>
-        <w:t>”</w:t>
-      </w:r>
-      <w:r>
-        <w:rPr>
-          <w:rFonts w:ascii="Arial Narrow" w:hAnsi="Arial Narrow" w:cs="Arial"/>
-          <w:sz w:val="22"/>
-          <w:szCs w:val="22"/>
-        </w:rPr>
-        <w:t xml:space="preserve"> presentados en</w:t>
+        <w:t/>
+      </w:r>
+      <w:r>
+        <w:rPr>
+          <w:rFonts w:ascii="Arial Narrow" w:hAnsi="Arial Narrow" w:cs="Arial"/>
+          <w:sz w:val="22"/>
+          <w:szCs w:val="22"/>
+        </w:rPr>
+        <w:t xml:space="preserve"/>
       </w:r>
       <w:r>
         <w:rPr>
@@ -6803,7 +6803,7 @@
           <w:szCs w:val="22"/>
           <w:lang w:eastAsia="en-US"/>
         </w:rPr>
-        <w:t xml:space="preserve"> el escrito del </w:t>
+        <w:t xml:space="preserve"/>
       </w:r>
       <w:r>
         <w:rPr>
@@ -6812,7 +6812,7 @@
           <w:szCs w:val="22"/>
           <w:lang w:eastAsia="en-US"/>
         </w:rPr>
-        <w:t>17</w:t>
+        <w:t/>
       </w:r>
       <w:r>
         <w:rPr>
@@ -6821,7 +6821,7 @@
           <w:szCs w:val="22"/>
           <w:lang w:eastAsia="en-US"/>
         </w:rPr>
-        <w:t xml:space="preserve"> de </w:t>
+        <w:t xml:space="preserve"/>
       </w:r>
       <w:r>
         <w:rPr>
@@ -6830,7 +6830,7 @@
           <w:szCs w:val="22"/>
           <w:lang w:eastAsia="en-US"/>
         </w:rPr>
-        <w:t>julio</w:t>
+        <w:t/>
       </w:r>
       <w:r>
         <w:rPr>
@@ -6839,7 +6839,7 @@
           <w:szCs w:val="22"/>
           <w:lang w:eastAsia="en-US"/>
         </w:rPr>
-        <w:t xml:space="preserve"> de 202</w:t>
+        <w:t xml:space="preserve"/>
       </w:r>
       <w:r>
         <w:rPr>
@@ -6848,7 +6848,7 @@
           <w:szCs w:val="22"/>
           <w:lang w:eastAsia="en-US"/>
         </w:rPr>
-        <w:t>5</w:t>
+        <w:t/>
       </w:r>
       <w:r>
         <w:rPr>
@@ -6857,7 +6857,7 @@
           <w:szCs w:val="22"/>
           <w:lang w:eastAsia="en-US"/>
         </w:rPr>
-        <w:t xml:space="preserve">, se ha podido apreciar que los mencionados documentos contienen </w:t>
+        <w:t xml:space="preserve"/>
       </w:r>
       <w:r>
         <w:rPr>
@@ -6866,23 +6866,23 @@
           <w:szCs w:val="22"/>
           <w:lang w:eastAsia="en-US"/>
         </w:rPr>
-        <w:t xml:space="preserve">información </w:t>
-      </w:r>
-      <w:r>
-        <w:rPr>
-          <w:rFonts w:ascii="Arial Narrow" w:hAnsi="Arial Narrow" w:cs="Arial"/>
-          <w:sz w:val="22"/>
-          <w:szCs w:val="22"/>
-        </w:rPr>
-        <w:t xml:space="preserve">se -entre otros- </w:t>
-      </w:r>
-      <w:r>
-        <w:rPr>
-          <w:rFonts w:ascii="Arial Narrow" w:hAnsi="Arial Narrow" w:cs="Arial"/>
-          <w:sz w:val="22"/>
-          <w:szCs w:val="22"/>
-        </w:rPr>
-        <w:t xml:space="preserve">información </w:t>
+        <w:t xml:space="preserve"/>
+      </w:r>
+      <w:r>
+        <w:rPr>
+          <w:rFonts w:ascii="Arial Narrow" w:hAnsi="Arial Narrow" w:cs="Arial"/>
+          <w:sz w:val="22"/>
+          <w:szCs w:val="22"/>
+        </w:rPr>
+        <w:t xml:space="preserve"/>
+      </w:r>
+      <w:r>
+        <w:rPr>
+          <w:rFonts w:ascii="Arial Narrow" w:hAnsi="Arial Narrow" w:cs="Arial"/>
+          <w:sz w:val="22"/>
+          <w:szCs w:val="22"/>
+        </w:rPr>
+        <w:t xml:space="preserve"/>
       </w:r>
       <w:r>
         <w:rPr>
@@ -6891,7 +6891,7 @@
           <w:szCs w:val="22"/>
           <w:lang w:eastAsia="en-US"/>
         </w:rPr>
-        <w:t>referida a la salud personal</w:t>
+        <w:t/>
       </w:r>
       <w:r>
         <w:rPr>
@@ -6902,15 +6902,15 @@
           <w:szCs w:val="22"/>
           <w:lang w:eastAsia="en-US"/>
         </w:rPr>
-        <w:t xml:space="preserve"> </w:t>
-      </w:r>
-      <w:r>
-        <w:rPr>
-          <w:rFonts w:ascii="Arial Narrow" w:hAnsi="Arial Narrow" w:cs="Arial"/>
-          <w:sz w:val="22"/>
-          <w:szCs w:val="22"/>
-        </w:rPr>
-        <w:t>del denunciante</w:t>
+        <w:t xml:space="preserve"/>
+      </w:r>
+      <w:r>
+        <w:rPr>
+          <w:rFonts w:ascii="Arial Narrow" w:hAnsi="Arial Narrow" w:cs="Arial"/>
+          <w:sz w:val="22"/>
+          <w:szCs w:val="22"/>
+        </w:rPr>
+        <w:t/>
       </w:r>
       <w:r>
         <w:rPr>
@@ -6919,7 +6919,7 @@
           <w:szCs w:val="22"/>
           <w:lang w:eastAsia="en-US"/>
         </w:rPr>
-        <w:t>.</w:t>
+        <w:t/>
       </w:r>
     </w:p>
     <w:p>
@@ -6954,7 +6954,7 @@
           <w:sz w:val="22"/>
           <w:szCs w:val="22"/>
         </w:rPr>
-        <w:t xml:space="preserve">Adicionalmente, esta Secretaría Técnica debe precisar que </w:t>
+        <w:t xml:space="preserve">Adicionalmente, esta Secretaría Técnica debe precisar que el documento “03019-2024 (1).pdf” presentado por el señor [APELLIDO] correspondiente al dictamen 01395-2024 de invalidez total y permanente emitido por el COMAFP se remitió a Pacífico el 9 de junio de 2025 y el 11 de junio de 2025, conforme se puede acreditar del escrito de denuncia del 17 de julio de 2025. Por tal motivo, no corresponde que el mencionado documento sea declarado confidencial frente a la parte denunciada.</w:t>
       </w:r>
       <w:r>
         <w:rPr>
@@ -6962,7 +6962,7 @@
           <w:sz w:val="22"/>
           <w:szCs w:val="22"/>
         </w:rPr>
-        <w:t>el</w:t>
+        <w:t/>
       </w:r>
       <w:r>
         <w:rPr>
@@ -6970,7 +6970,7 @@
           <w:sz w:val="22"/>
           <w:szCs w:val="22"/>
         </w:rPr>
-        <w:t xml:space="preserve"> documento</w:t>
+        <w:t xml:space="preserve"/>
       </w:r>
       <w:r>
         <w:rPr>
@@ -6978,7 +6978,7 @@
           <w:sz w:val="22"/>
           <w:szCs w:val="22"/>
         </w:rPr>
-        <w:t xml:space="preserve"> </w:t>
+        <w:t xml:space="preserve"/>
       </w:r>
       <w:r>
         <w:rPr>
@@ -6988,7 +6988,7 @@
           <w:szCs w:val="22"/>
           <w:lang w:val="es-ES"/>
         </w:rPr>
-        <w:t>“</w:t>
+        <w:t/>
       </w:r>
       <w:r>
         <w:rPr>
@@ -7000,7 +7000,7 @@
           <w:szCs w:val="22"/>
           <w:lang w:val="es-ES"/>
         </w:rPr>
-        <w:t>03019-2024 (1).</w:t>
+        <w:t/>
       </w:r>
       <w:proofErr w:type="spellStart"/>
       <w:r>
@@ -7013,7 +7013,7 @@
           <w:szCs w:val="22"/>
           <w:lang w:val="es-ES"/>
         </w:rPr>
-        <w:t>pdf</w:t>
+        <w:t/>
       </w:r>
       <w:proofErr w:type="spellEnd"/>
       <w:r>
@@ -7024,7 +7024,7 @@
           <w:szCs w:val="22"/>
           <w:lang w:val="es-ES"/>
         </w:rPr>
-        <w:t xml:space="preserve">” </w:t>
+        <w:t xml:space="preserve"/>
       </w:r>
       <w:r>
         <w:rPr>
@@ -7032,7 +7032,7 @@
           <w:sz w:val="22"/>
           <w:szCs w:val="22"/>
         </w:rPr>
-        <w:t xml:space="preserve">presentado por </w:t>
+        <w:t xml:space="preserve"/>
       </w:r>
       <w:r>
         <w:rPr>
@@ -7041,7 +7041,7 @@
           <w:szCs w:val="22"/>
           <w:lang w:eastAsia="en-US"/>
         </w:rPr>
-        <w:t xml:space="preserve">el señor </w:t>
+        <w:t xml:space="preserve"/>
       </w:r>
       <w:proofErr w:type="spellStart"/>
       <w:r>
@@ -7051,7 +7051,7 @@
           <w:szCs w:val="22"/>
           <w:lang w:eastAsia="en-US"/>
         </w:rPr>
-        <w:t>Buendia</w:t>
+        <w:t/>
       </w:r>
       <w:proofErr w:type="spellEnd"/>
       <w:r>
@@ -7061,7 +7061,7 @@
           <w:szCs w:val="22"/>
           <w:lang w:eastAsia="en-US"/>
         </w:rPr>
-        <w:t xml:space="preserve"> correspondiente al </w:t>
+        <w:t xml:space="preserve"/>
       </w:r>
       <w:r>
         <w:rPr>
@@ -7070,7 +7070,7 @@
           <w:szCs w:val="22"/>
           <w:lang w:eastAsia="es-ES"/>
         </w:rPr>
-        <w:t>dictamen 01395-2024</w:t>
+        <w:t/>
       </w:r>
       <w:r>
         <w:rPr>
@@ -7079,7 +7079,7 @@
           <w:szCs w:val="22"/>
           <w:lang w:eastAsia="es-ES"/>
         </w:rPr>
-        <w:t xml:space="preserve"> </w:t>
+        <w:t xml:space="preserve"/>
       </w:r>
       <w:r>
         <w:rPr>
@@ -7088,7 +7088,7 @@
           <w:szCs w:val="22"/>
           <w:lang w:eastAsia="es-ES"/>
         </w:rPr>
-        <w:t xml:space="preserve">de invalidez total y permanente emitido por el </w:t>
+        <w:t xml:space="preserve"/>
       </w:r>
       <w:r>
         <w:rPr>
@@ -7097,7 +7097,7 @@
           <w:szCs w:val="22"/>
           <w:lang w:eastAsia="es-ES"/>
         </w:rPr>
-        <w:t>COMAFP</w:t>
+        <w:t/>
       </w:r>
       <w:r>
         <w:rPr>
@@ -7106,7 +7106,7 @@
           <w:szCs w:val="22"/>
           <w:lang w:eastAsia="es-ES"/>
         </w:rPr>
-        <w:t xml:space="preserve"> se remitió </w:t>
+        <w:t xml:space="preserve"/>
       </w:r>
       <w:r>
         <w:rPr>
@@ -7115,7 +7115,7 @@
           <w:szCs w:val="22"/>
           <w:lang w:eastAsia="es-ES"/>
         </w:rPr>
-        <w:t xml:space="preserve">a </w:t>
+        <w:t xml:space="preserve"/>
       </w:r>
       <w:r>
         <w:rPr>
@@ -7124,7 +7124,7 @@
           <w:szCs w:val="22"/>
           <w:lang w:eastAsia="es-ES"/>
         </w:rPr>
-        <w:t xml:space="preserve">Pacífico </w:t>
+        <w:t xml:space="preserve"/>
       </w:r>
       <w:r>
         <w:rPr>
@@ -7133,7 +7133,7 @@
           <w:szCs w:val="22"/>
           <w:lang w:eastAsia="es-ES"/>
         </w:rPr>
-        <w:t>e</w:t>
+        <w:t/>
       </w:r>
       <w:r>
         <w:rPr>
@@ -7142,7 +7142,7 @@
           <w:szCs w:val="22"/>
           <w:lang w:eastAsia="es-ES"/>
         </w:rPr>
-        <w:t>l 9 de junio de 2025 y el 11 de junio de 2025,</w:t>
+        <w:t/>
       </w:r>
       <w:r>
         <w:rPr>
@@ -7150,7 +7150,7 @@
           <w:sz w:val="22"/>
           <w:szCs w:val="22"/>
         </w:rPr>
-        <w:t xml:space="preserve"> </w:t>
+        <w:t xml:space="preserve"/>
       </w:r>
       <w:r>
         <w:rPr>
@@ -7158,7 +7158,7 @@
           <w:sz w:val="22"/>
           <w:szCs w:val="22"/>
         </w:rPr>
-        <w:t xml:space="preserve">conforme se puede acreditar </w:t>
+        <w:t xml:space="preserve"/>
       </w:r>
       <w:r>
         <w:rPr>
@@ -7166,7 +7166,7 @@
           <w:sz w:val="22"/>
           <w:szCs w:val="22"/>
         </w:rPr>
-        <w:t>del</w:t>
+        <w:t/>
       </w:r>
       <w:r>
         <w:rPr>
@@ -7174,7 +7174,7 @@
           <w:sz w:val="22"/>
           <w:szCs w:val="22"/>
         </w:rPr>
-        <w:t xml:space="preserve"> escrito de denuncia del 17 de julio de 2025. </w:t>
+        <w:t xml:space="preserve"/>
       </w:r>
       <w:r>
         <w:rPr>
@@ -7182,7 +7182,7 @@
           <w:sz w:val="22"/>
           <w:szCs w:val="22"/>
         </w:rPr>
-        <w:t xml:space="preserve">Por tal motivo, no corresponde que </w:t>
+        <w:t xml:space="preserve"/>
       </w:r>
       <w:r>
         <w:rPr>
@@ -7190,7 +7190,7 @@
           <w:sz w:val="22"/>
           <w:szCs w:val="22"/>
         </w:rPr>
-        <w:t>el</w:t>
+        <w:t/>
       </w:r>
       <w:r>
         <w:rPr>
@@ -7198,7 +7198,7 @@
           <w:sz w:val="22"/>
           <w:szCs w:val="22"/>
         </w:rPr>
-        <w:t xml:space="preserve"> mencionado documento sea</w:t>
+        <w:t xml:space="preserve"/>
       </w:r>
       <w:r>
         <w:rPr>
@@ -7206,7 +7206,7 @@
           <w:sz w:val="22"/>
           <w:szCs w:val="22"/>
         </w:rPr>
-        <w:t xml:space="preserve"> declarado confidencial frente a la parte </w:t>
+        <w:t xml:space="preserve"/>
       </w:r>
       <w:r>
         <w:rPr>
@@ -7214,7 +7214,7 @@
           <w:sz w:val="22"/>
           <w:szCs w:val="22"/>
         </w:rPr>
-        <w:t>denunciada</w:t>
+        <w:t/>
       </w:r>
       <w:r>
         <w:rPr>
@@ -7222,7 +7222,7 @@
           <w:sz w:val="22"/>
           <w:szCs w:val="22"/>
         </w:rPr>
-        <w:t>.</w:t>
+        <w:t/>
       </w:r>
     </w:p>
     <w:p>
@@ -7256,7 +7256,7 @@
           <w:sz w:val="22"/>
           <w:szCs w:val="22"/>
         </w:rPr>
-        <w:t xml:space="preserve">Asimismo, </w:t>
+        <w:t xml:space="preserve">Asimismo, esta Secretaría Técnica debe precisar que el documento “CARTA NOTARIAL - APLICACIÓN DE SILENCIO POSITIVO - CESE DE DISCRIMINACIÓN Y ACTOS DE HOSTILIDAD.docx” presentado por el señor [APELLIDO], es un medio probatorio importante para la tramitación del presente procedimiento, y que no ponerlos en conocimiento de Pacífico limitaría su derecho a la defensa. Por tal motivo, no corresponde que el mencionado documento sea declarado confidencial frente a la parte denunciada. </w:t>
       </w:r>
       <w:r>
         <w:rPr>
@@ -7264,7 +7264,7 @@
           <w:sz w:val="22"/>
           <w:szCs w:val="22"/>
         </w:rPr>
-        <w:t xml:space="preserve">esta Secretaría Técnica debe precisar que </w:t>
+        <w:t xml:space="preserve"/>
       </w:r>
       <w:r>
         <w:rPr>
@@ -7272,7 +7272,7 @@
           <w:sz w:val="22"/>
           <w:szCs w:val="22"/>
         </w:rPr>
-        <w:t>el</w:t>
+        <w:t/>
       </w:r>
       <w:r>
         <w:rPr>
@@ -7280,7 +7280,7 @@
           <w:sz w:val="22"/>
           <w:szCs w:val="22"/>
         </w:rPr>
-        <w:t xml:space="preserve"> documento</w:t>
+        <w:t xml:space="preserve"/>
       </w:r>
       <w:r>
         <w:rPr>
@@ -7288,7 +7288,7 @@
           <w:sz w:val="22"/>
           <w:szCs w:val="22"/>
         </w:rPr>
-        <w:t xml:space="preserve"> </w:t>
+        <w:t xml:space="preserve"/>
       </w:r>
       <w:r>
         <w:rPr>
@@ -7298,7 +7298,7 @@
           <w:szCs w:val="22"/>
           <w:lang w:val="es-ES"/>
         </w:rPr>
-        <w:t>“</w:t>
+        <w:t/>
       </w:r>
       <w:r>
         <w:rPr>
@@ -7310,7 +7310,7 @@
           <w:szCs w:val="22"/>
           <w:lang w:val="es-ES"/>
         </w:rPr>
-        <w:t>CARTA NOTARIAL - APLICACIÓN DE SILENCIO POSITIVO - CESE DE DISCRIMINACIÓN Y ACTOS DE HOSTILIDAD.docx</w:t>
+        <w:t/>
       </w:r>
       <w:r>
         <w:rPr>
@@ -7320,7 +7320,7 @@
           <w:szCs w:val="22"/>
           <w:lang w:val="es-ES"/>
         </w:rPr>
-        <w:t>”</w:t>
+        <w:t/>
       </w:r>
       <w:r>
         <w:rPr>
@@ -7328,7 +7328,7 @@
           <w:sz w:val="22"/>
           <w:szCs w:val="22"/>
         </w:rPr>
-        <w:t xml:space="preserve"> presentado por </w:t>
+        <w:t xml:space="preserve"/>
       </w:r>
       <w:r>
         <w:rPr>
@@ -7337,7 +7337,7 @@
           <w:szCs w:val="22"/>
           <w:lang w:eastAsia="en-US"/>
         </w:rPr>
-        <w:t xml:space="preserve">el señor </w:t>
+        <w:t xml:space="preserve"/>
       </w:r>
       <w:proofErr w:type="spellStart"/>
       <w:r>
@@ -7347,7 +7347,7 @@
           <w:szCs w:val="22"/>
           <w:lang w:eastAsia="en-US"/>
         </w:rPr>
-        <w:t>Buendia</w:t>
+        <w:t/>
       </w:r>
       <w:proofErr w:type="spellEnd"/>
       <w:r>
@@ -7357,7 +7357,7 @@
           <w:szCs w:val="22"/>
           <w:lang w:eastAsia="en-US"/>
         </w:rPr>
-        <w:t>, es un</w:t>
+        <w:t/>
       </w:r>
       <w:r>
         <w:rPr>
@@ -7365,7 +7365,7 @@
           <w:sz w:val="22"/>
           <w:szCs w:val="22"/>
         </w:rPr>
-        <w:t xml:space="preserve"> medio probatorio importante para la tramitación del presente procedimiento, y que </w:t>
+        <w:t xml:space="preserve"/>
       </w:r>
       <w:r>
         <w:rPr>
@@ -7373,7 +7373,7 @@
           <w:sz w:val="22"/>
           <w:szCs w:val="22"/>
         </w:rPr>
-        <w:t>no ponerlos en conocimiento de</w:t>
+        <w:t/>
       </w:r>
       <w:r>
         <w:rPr>
@@ -7381,7 +7381,7 @@
           <w:sz w:val="22"/>
           <w:szCs w:val="22"/>
         </w:rPr>
-        <w:t xml:space="preserve"> Pacífico </w:t>
+        <w:t xml:space="preserve"/>
       </w:r>
       <w:r>
         <w:rPr>
@@ -7389,7 +7389,7 @@
           <w:sz w:val="22"/>
           <w:szCs w:val="22"/>
         </w:rPr>
-        <w:t>limitaría</w:t>
+        <w:t/>
       </w:r>
       <w:r>
         <w:rPr>
@@ -7397,7 +7397,7 @@
           <w:sz w:val="22"/>
           <w:szCs w:val="22"/>
         </w:rPr>
-        <w:t xml:space="preserve"> </w:t>
+        <w:t xml:space="preserve"/>
       </w:r>
       <w:r>
         <w:rPr>
@@ -7405,7 +7405,7 @@
           <w:sz w:val="22"/>
           <w:szCs w:val="22"/>
         </w:rPr>
-        <w:t xml:space="preserve">su derecho a la defensa. Por tal motivo, no corresponde que </w:t>
+        <w:t xml:space="preserve"/>
       </w:r>
       <w:r>
         <w:rPr>
@@ -7413,7 +7413,7 @@
           <w:sz w:val="22"/>
           <w:szCs w:val="22"/>
         </w:rPr>
-        <w:t>el</w:t>
+        <w:t/>
       </w:r>
       <w:r>
         <w:rPr>
@@ -7421,7 +7421,7 @@
           <w:sz w:val="22"/>
           <w:szCs w:val="22"/>
         </w:rPr>
-        <w:t xml:space="preserve"> mencionado documento sea declarado</w:t>
+        <w:t xml:space="preserve"/>
       </w:r>
       <w:r>
         <w:rPr>
@@ -7429,7 +7429,7 @@
           <w:sz w:val="22"/>
           <w:szCs w:val="22"/>
         </w:rPr>
-        <w:t xml:space="preserve"> confidencial</w:t>
+        <w:t xml:space="preserve"/>
       </w:r>
       <w:r>
         <w:rPr>
@@ -7437,7 +7437,7 @@
           <w:sz w:val="22"/>
           <w:szCs w:val="22"/>
         </w:rPr>
-        <w:t xml:space="preserve"> frente a la parte </w:t>
+        <w:t xml:space="preserve"/>
       </w:r>
       <w:r>
         <w:rPr>
@@ -7445,7 +7445,7 @@
           <w:sz w:val="22"/>
           <w:szCs w:val="22"/>
         </w:rPr>
-        <w:t>denunciada</w:t>
+        <w:t/>
       </w:r>
       <w:r>
         <w:rPr>
@@ -7453,7 +7453,7 @@
           <w:sz w:val="22"/>
           <w:szCs w:val="22"/>
         </w:rPr>
-        <w:t>.</w:t>
+        <w:t/>
       </w:r>
       <w:r>
         <w:rPr>
@@ -7461,7 +7461,7 @@
           <w:sz w:val="22"/>
           <w:szCs w:val="22"/>
         </w:rPr>
-        <w:t xml:space="preserve"> </w:t>
+        <w:t xml:space="preserve"/>
       </w:r>
     </w:p>
     <w:p>
@@ -7496,23 +7496,23 @@
           <w:sz w:val="22"/>
           <w:szCs w:val="22"/>
         </w:rPr>
-        <w:t xml:space="preserve">Sin embargo, esta Secretaría Técnica puede advertir que la información contenida </w:t>
-      </w:r>
-      <w:r>
-        <w:rPr>
-          <w:rFonts w:ascii="Arial Narrow" w:hAnsi="Arial Narrow" w:cs="Arial"/>
-          <w:sz w:val="22"/>
-          <w:szCs w:val="22"/>
-        </w:rPr>
-        <w:t xml:space="preserve">en </w:t>
-      </w:r>
-      <w:r>
-        <w:rPr>
-          <w:rFonts w:ascii="Arial Narrow" w:hAnsi="Arial Narrow" w:cs="Arial"/>
-          <w:sz w:val="22"/>
-          <w:szCs w:val="22"/>
-        </w:rPr>
-        <w:t xml:space="preserve">los documentos </w:t>
+        <w:t xml:space="preserve">Sin embargo, esta Secretaría Técnica puede advertir que la información contenida en los documentos 03019-2024 (1).pdf” y “CARTA NOTARIAL - APLICACIÓN DE SILENCIO POSITIVO - CESE DE DISCRIMINACIÓN Y ACTOS DE HOSTILIDAD.docx”, implica datos sensibles referidos a la salud personal cuya confidencialidad el señor [APELLIDO] solicita. En este contexto, y en aplicación del artículo 2.1, literal a) de la Directiva 001-2008/TRI-INDECOPI, los datos relacionados con la salud del denunciante sobre diagnósticos médicos, se consideran expresamente parte de la intimidad personal; por tanto, no pueden ser divulgados frente a terceros, puesto que podría exponer datos personales referidos a la salud personal del denunciante.</w:t>
+      </w:r>
+      <w:r>
+        <w:rPr>
+          <w:rFonts w:ascii="Arial Narrow" w:hAnsi="Arial Narrow" w:cs="Arial"/>
+          <w:sz w:val="22"/>
+          <w:szCs w:val="22"/>
+        </w:rPr>
+        <w:t xml:space="preserve"/>
+      </w:r>
+      <w:r>
+        <w:rPr>
+          <w:rFonts w:ascii="Arial Narrow" w:hAnsi="Arial Narrow" w:cs="Arial"/>
+          <w:sz w:val="22"/>
+          <w:szCs w:val="22"/>
+        </w:rPr>
+        <w:t xml:space="preserve"/>
       </w:r>
       <w:r>
         <w:rPr>
@@ -7524,7 +7524,7 @@
           <w:szCs w:val="22"/>
           <w:lang w:val="es-ES"/>
         </w:rPr>
-        <w:t>03019-2024 (1).</w:t>
+        <w:t/>
       </w:r>
       <w:proofErr w:type="spellStart"/>
       <w:r>
@@ -7537,7 +7537,7 @@
           <w:szCs w:val="22"/>
           <w:lang w:val="es-ES"/>
         </w:rPr>
-        <w:t>pdf</w:t>
+        <w:t/>
       </w:r>
       <w:proofErr w:type="spellEnd"/>
       <w:r>
@@ -7548,7 +7548,7 @@
           <w:szCs w:val="22"/>
           <w:lang w:val="es-ES"/>
         </w:rPr>
-        <w:t>” y “</w:t>
+        <w:t/>
       </w:r>
       <w:r>
         <w:rPr>
@@ -7560,7 +7560,7 @@
           <w:szCs w:val="22"/>
           <w:lang w:val="es-ES"/>
         </w:rPr>
-        <w:t xml:space="preserve">CARTA NOTARIAL - APLICACIÓN DE SILENCIO POSITIVO - </w:t>
+        <w:t xml:space="preserve"/>
       </w:r>
       <w:r>
         <w:rPr>
@@ -7573,7 +7573,7 @@
           <w:lang w:val="es-ES"/>
         </w:rPr>
         <w:lastRenderedPageBreak/>
-        <w:t xml:space="preserve">CESE DE DISCRIMINACIÓN Y ACTOS DE </w:t>
+        <w:t xml:space="preserve"/>
       </w:r>
       <w:r>
         <w:rPr>
@@ -7585,7 +7585,7 @@
           <w:szCs w:val="22"/>
           <w:lang w:val="es-ES"/>
         </w:rPr>
-        <w:t>HOSTILIDAD.docx</w:t>
+        <w:t/>
       </w:r>
       <w:r>
         <w:rPr>
@@ -7595,39 +7595,39 @@
           <w:szCs w:val="22"/>
           <w:lang w:val="es-ES"/>
         </w:rPr>
-        <w:t>”</w:t>
-      </w:r>
-      <w:r>
-        <w:rPr>
-          <w:rFonts w:ascii="Arial Narrow" w:hAnsi="Arial Narrow" w:cs="Arial"/>
-          <w:sz w:val="22"/>
-          <w:szCs w:val="22"/>
-        </w:rPr>
-        <w:t xml:space="preserve">, </w:t>
-      </w:r>
-      <w:r>
-        <w:rPr>
-          <w:rFonts w:ascii="Arial Narrow" w:hAnsi="Arial Narrow" w:cs="Arial"/>
-          <w:sz w:val="22"/>
-          <w:szCs w:val="22"/>
-        </w:rPr>
-        <w:t>implica datos sensibles referidos a la salud personal</w:t>
-      </w:r>
-      <w:r>
-        <w:rPr>
-          <w:rFonts w:ascii="Arial Narrow" w:hAnsi="Arial Narrow" w:cs="Arial"/>
-          <w:sz w:val="22"/>
-          <w:szCs w:val="22"/>
-        </w:rPr>
-        <w:t xml:space="preserve"> </w:t>
-      </w:r>
-      <w:r>
-        <w:rPr>
-          <w:rFonts w:ascii="Arial Narrow" w:hAnsi="Arial Narrow" w:cs="Arial"/>
-          <w:sz w:val="22"/>
-          <w:szCs w:val="22"/>
-        </w:rPr>
-        <w:t xml:space="preserve">cuya confidencialidad </w:t>
+        <w:t/>
+      </w:r>
+      <w:r>
+        <w:rPr>
+          <w:rFonts w:ascii="Arial Narrow" w:hAnsi="Arial Narrow" w:cs="Arial"/>
+          <w:sz w:val="22"/>
+          <w:szCs w:val="22"/>
+        </w:rPr>
+        <w:t xml:space="preserve"/>
+      </w:r>
+      <w:r>
+        <w:rPr>
+          <w:rFonts w:ascii="Arial Narrow" w:hAnsi="Arial Narrow" w:cs="Arial"/>
+          <w:sz w:val="22"/>
+          <w:szCs w:val="22"/>
+        </w:rPr>
+        <w:t/>
+      </w:r>
+      <w:r>
+        <w:rPr>
+          <w:rFonts w:ascii="Arial Narrow" w:hAnsi="Arial Narrow" w:cs="Arial"/>
+          <w:sz w:val="22"/>
+          <w:szCs w:val="22"/>
+        </w:rPr>
+        <w:t xml:space="preserve"/>
+      </w:r>
+      <w:r>
+        <w:rPr>
+          <w:rFonts w:ascii="Arial Narrow" w:hAnsi="Arial Narrow" w:cs="Arial"/>
+          <w:sz w:val="22"/>
+          <w:szCs w:val="22"/>
+        </w:rPr>
+        <w:t xml:space="preserve"/>
       </w:r>
       <w:r>
         <w:rPr>
@@ -7636,7 +7636,7 @@
           <w:szCs w:val="22"/>
           <w:lang w:eastAsia="en-US"/>
         </w:rPr>
-        <w:t xml:space="preserve">el señor </w:t>
+        <w:t xml:space="preserve"/>
       </w:r>
       <w:proofErr w:type="spellStart"/>
       <w:r>
@@ -7646,7 +7646,7 @@
           <w:szCs w:val="22"/>
           <w:lang w:eastAsia="en-US"/>
         </w:rPr>
-        <w:t>Buendia</w:t>
+        <w:t/>
       </w:r>
       <w:proofErr w:type="spellEnd"/>
       <w:r>
@@ -7656,151 +7656,151 @@
           <w:szCs w:val="22"/>
           <w:lang w:eastAsia="en-US"/>
         </w:rPr>
-        <w:t xml:space="preserve"> </w:t>
-      </w:r>
-      <w:r>
-        <w:rPr>
-          <w:rFonts w:ascii="Arial Narrow" w:hAnsi="Arial Narrow" w:cs="Arial"/>
-          <w:sz w:val="22"/>
-          <w:szCs w:val="22"/>
-        </w:rPr>
-        <w:t>solicita</w:t>
-      </w:r>
-      <w:r>
-        <w:rPr>
-          <w:rFonts w:ascii="Arial Narrow" w:hAnsi="Arial Narrow" w:cs="Arial"/>
-          <w:sz w:val="22"/>
-          <w:szCs w:val="22"/>
-        </w:rPr>
-        <w:t>.</w:t>
-      </w:r>
-      <w:r>
-        <w:rPr>
-          <w:rFonts w:ascii="Arial Narrow" w:hAnsi="Arial Narrow" w:cs="Arial"/>
-          <w:sz w:val="22"/>
-          <w:szCs w:val="22"/>
-        </w:rPr>
-        <w:t xml:space="preserve"> </w:t>
-      </w:r>
-      <w:r>
-        <w:rPr>
-          <w:rFonts w:ascii="Arial Narrow" w:hAnsi="Arial Narrow" w:cs="Arial"/>
-          <w:sz w:val="22"/>
-          <w:szCs w:val="22"/>
-        </w:rPr>
-        <w:t>E</w:t>
-      </w:r>
-      <w:r>
-        <w:rPr>
-          <w:rFonts w:ascii="Arial Narrow" w:hAnsi="Arial Narrow" w:cs="Arial"/>
-          <w:sz w:val="22"/>
-          <w:szCs w:val="22"/>
-        </w:rPr>
-        <w:t xml:space="preserve">n este contexto, </w:t>
-      </w:r>
-      <w:r>
-        <w:rPr>
-          <w:rFonts w:ascii="Arial Narrow" w:hAnsi="Arial Narrow" w:cs="Arial"/>
-          <w:sz w:val="22"/>
-          <w:szCs w:val="22"/>
-        </w:rPr>
-        <w:t xml:space="preserve">y en aplicación del artículo </w:t>
-      </w:r>
-      <w:r>
-        <w:rPr>
-          <w:rFonts w:ascii="Arial Narrow" w:hAnsi="Arial Narrow" w:cs="Arial"/>
-          <w:sz w:val="22"/>
-          <w:szCs w:val="22"/>
-        </w:rPr>
-        <w:t xml:space="preserve">2.1, literal a) de la Directiva 001-2008/TRI-INDECOPI, </w:t>
-      </w:r>
-      <w:r>
-        <w:rPr>
-          <w:rFonts w:ascii="Arial Narrow" w:hAnsi="Arial Narrow" w:cs="Arial"/>
-          <w:sz w:val="22"/>
-          <w:szCs w:val="22"/>
-        </w:rPr>
-        <w:t>los datos relacionados con la salud</w:t>
-      </w:r>
-      <w:r>
-        <w:rPr>
-          <w:rFonts w:ascii="Arial Narrow" w:hAnsi="Arial Narrow" w:cs="Arial"/>
-          <w:sz w:val="22"/>
-          <w:szCs w:val="22"/>
-        </w:rPr>
-        <w:t xml:space="preserve"> </w:t>
-      </w:r>
-      <w:r>
-        <w:rPr>
-          <w:rFonts w:ascii="Arial Narrow" w:hAnsi="Arial Narrow" w:cs="Arial"/>
-          <w:sz w:val="22"/>
-          <w:szCs w:val="22"/>
-        </w:rPr>
-        <w:t xml:space="preserve">del denunciante </w:t>
-      </w:r>
-      <w:r>
-        <w:rPr>
-          <w:rFonts w:ascii="Arial Narrow" w:hAnsi="Arial Narrow" w:cs="Arial"/>
-          <w:sz w:val="22"/>
-          <w:szCs w:val="22"/>
-        </w:rPr>
-        <w:t>sobre diagnósticos médicos</w:t>
-      </w:r>
-      <w:r>
-        <w:rPr>
-          <w:rFonts w:ascii="Arial Narrow" w:hAnsi="Arial Narrow" w:cs="Arial"/>
-          <w:sz w:val="22"/>
-          <w:szCs w:val="22"/>
-        </w:rPr>
-        <w:t>,</w:t>
-      </w:r>
-      <w:r>
-        <w:rPr>
-          <w:rFonts w:ascii="Arial Narrow" w:hAnsi="Arial Narrow" w:cs="Arial"/>
-          <w:sz w:val="22"/>
-          <w:szCs w:val="22"/>
-        </w:rPr>
-        <w:t xml:space="preserve"> se consideran expresamente parte de la intimidad personal</w:t>
-      </w:r>
-      <w:r>
-        <w:rPr>
-          <w:rFonts w:ascii="Arial Narrow" w:hAnsi="Arial Narrow" w:cs="Arial"/>
-          <w:sz w:val="22"/>
-          <w:szCs w:val="22"/>
-        </w:rPr>
-        <w:t xml:space="preserve">; por tanto, </w:t>
-      </w:r>
-      <w:r>
-        <w:rPr>
-          <w:rFonts w:ascii="Arial Narrow" w:hAnsi="Arial Narrow" w:cs="Arial"/>
-          <w:sz w:val="22"/>
-          <w:szCs w:val="22"/>
-        </w:rPr>
-        <w:t>no pueden ser divulgado</w:t>
-      </w:r>
-      <w:r>
-        <w:rPr>
-          <w:rFonts w:ascii="Arial Narrow" w:hAnsi="Arial Narrow" w:cs="Arial"/>
-          <w:sz w:val="22"/>
-          <w:szCs w:val="22"/>
-        </w:rPr>
-        <w:t>s</w:t>
-      </w:r>
-      <w:r>
-        <w:rPr>
-          <w:rFonts w:ascii="Arial Narrow" w:hAnsi="Arial Narrow" w:cs="Arial"/>
-          <w:sz w:val="22"/>
-          <w:szCs w:val="22"/>
-        </w:rPr>
-        <w:t xml:space="preserve"> frente a terceros, puesto que podría exponer datos personales</w:t>
-      </w:r>
-      <w:r>
-        <w:rPr>
-          <w:rFonts w:ascii="Arial Narrow" w:hAnsi="Arial Narrow" w:cs="Arial"/>
-          <w:sz w:val="22"/>
-          <w:szCs w:val="22"/>
-        </w:rPr>
-        <w:t xml:space="preserve"> </w:t>
+        <w:t xml:space="preserve"/>
+      </w:r>
+      <w:r>
+        <w:rPr>
+          <w:rFonts w:ascii="Arial Narrow" w:hAnsi="Arial Narrow" w:cs="Arial"/>
+          <w:sz w:val="22"/>
+          <w:szCs w:val="22"/>
+        </w:rPr>
+        <w:t/>
+      </w:r>
+      <w:r>
+        <w:rPr>
+          <w:rFonts w:ascii="Arial Narrow" w:hAnsi="Arial Narrow" w:cs="Arial"/>
+          <w:sz w:val="22"/>
+          <w:szCs w:val="22"/>
+        </w:rPr>
+        <w:t/>
+      </w:r>
+      <w:r>
+        <w:rPr>
+          <w:rFonts w:ascii="Arial Narrow" w:hAnsi="Arial Narrow" w:cs="Arial"/>
+          <w:sz w:val="22"/>
+          <w:szCs w:val="22"/>
+        </w:rPr>
+        <w:t xml:space="preserve"/>
+      </w:r>
+      <w:r>
+        <w:rPr>
+          <w:rFonts w:ascii="Arial Narrow" w:hAnsi="Arial Narrow" w:cs="Arial"/>
+          <w:sz w:val="22"/>
+          <w:szCs w:val="22"/>
+        </w:rPr>
+        <w:t/>
+      </w:r>
+      <w:r>
+        <w:rPr>
+          <w:rFonts w:ascii="Arial Narrow" w:hAnsi="Arial Narrow" w:cs="Arial"/>
+          <w:sz w:val="22"/>
+          <w:szCs w:val="22"/>
+        </w:rPr>
+        <w:t xml:space="preserve"/>
+      </w:r>
+      <w:r>
+        <w:rPr>
+          <w:rFonts w:ascii="Arial Narrow" w:hAnsi="Arial Narrow" w:cs="Arial"/>
+          <w:sz w:val="22"/>
+          <w:szCs w:val="22"/>
+        </w:rPr>
+        <w:t xml:space="preserve"/>
+      </w:r>
+      <w:r>
+        <w:rPr>
+          <w:rFonts w:ascii="Arial Narrow" w:hAnsi="Arial Narrow" w:cs="Arial"/>
+          <w:sz w:val="22"/>
+          <w:szCs w:val="22"/>
+        </w:rPr>
+        <w:t xml:space="preserve"/>
+      </w:r>
+      <w:r>
+        <w:rPr>
+          <w:rFonts w:ascii="Arial Narrow" w:hAnsi="Arial Narrow" w:cs="Arial"/>
+          <w:sz w:val="22"/>
+          <w:szCs w:val="22"/>
+        </w:rPr>
+        <w:t/>
+      </w:r>
+      <w:r>
+        <w:rPr>
+          <w:rFonts w:ascii="Arial Narrow" w:hAnsi="Arial Narrow" w:cs="Arial"/>
+          <w:sz w:val="22"/>
+          <w:szCs w:val="22"/>
+        </w:rPr>
+        <w:t xml:space="preserve"/>
+      </w:r>
+      <w:r>
+        <w:rPr>
+          <w:rFonts w:ascii="Arial Narrow" w:hAnsi="Arial Narrow" w:cs="Arial"/>
+          <w:sz w:val="22"/>
+          <w:szCs w:val="22"/>
+        </w:rPr>
+        <w:t xml:space="preserve"/>
+      </w:r>
+      <w:r>
+        <w:rPr>
+          <w:rFonts w:ascii="Arial Narrow" w:hAnsi="Arial Narrow" w:cs="Arial"/>
+          <w:sz w:val="22"/>
+          <w:szCs w:val="22"/>
+        </w:rPr>
+        <w:t/>
+      </w:r>
+      <w:r>
+        <w:rPr>
+          <w:rFonts w:ascii="Arial Narrow" w:hAnsi="Arial Narrow" w:cs="Arial"/>
+          <w:sz w:val="22"/>
+          <w:szCs w:val="22"/>
+        </w:rPr>
+        <w:t/>
+      </w:r>
+      <w:r>
+        <w:rPr>
+          <w:rFonts w:ascii="Arial Narrow" w:hAnsi="Arial Narrow" w:cs="Arial"/>
+          <w:sz w:val="22"/>
+          <w:szCs w:val="22"/>
+        </w:rPr>
+        <w:t xml:space="preserve"/>
+      </w:r>
+      <w:r>
+        <w:rPr>
+          <w:rFonts w:ascii="Arial Narrow" w:hAnsi="Arial Narrow" w:cs="Arial"/>
+          <w:sz w:val="22"/>
+          <w:szCs w:val="22"/>
+        </w:rPr>
+        <w:t xml:space="preserve"/>
+      </w:r>
+      <w:r>
+        <w:rPr>
+          <w:rFonts w:ascii="Arial Narrow" w:hAnsi="Arial Narrow" w:cs="Arial"/>
+          <w:sz w:val="22"/>
+          <w:szCs w:val="22"/>
+        </w:rPr>
+        <w:t/>
+      </w:r>
+      <w:r>
+        <w:rPr>
+          <w:rFonts w:ascii="Arial Narrow" w:hAnsi="Arial Narrow" w:cs="Arial"/>
+          <w:sz w:val="22"/>
+          <w:szCs w:val="22"/>
+        </w:rPr>
+        <w:t/>
+      </w:r>
+      <w:r>
+        <w:rPr>
+          <w:rFonts w:ascii="Arial Narrow" w:hAnsi="Arial Narrow" w:cs="Arial"/>
+          <w:sz w:val="22"/>
+          <w:szCs w:val="22"/>
+        </w:rPr>
+        <w:t xml:space="preserve"/>
+      </w:r>
+      <w:r>
+        <w:rPr>
+          <w:rFonts w:ascii="Arial Narrow" w:hAnsi="Arial Narrow" w:cs="Arial"/>
+          <w:sz w:val="22"/>
+          <w:szCs w:val="22"/>
+        </w:rPr>
+        <w:t xml:space="preserve"/>
       </w:r>
       <w:r>
         <w:rPr>
@@ -7809,7 +7809,7 @@
           <w:szCs w:val="22"/>
           <w:lang w:eastAsia="en-US"/>
         </w:rPr>
-        <w:t>referid</w:t>
+        <w:t/>
       </w:r>
       <w:r>
         <w:rPr>
@@ -7818,7 +7818,7 @@
           <w:szCs w:val="22"/>
           <w:lang w:eastAsia="en-US"/>
         </w:rPr>
-        <w:t>os</w:t>
+        <w:t/>
       </w:r>
       <w:r>
         <w:rPr>
@@ -7827,7 +7827,7 @@
           <w:szCs w:val="22"/>
           <w:lang w:eastAsia="en-US"/>
         </w:rPr>
-        <w:t xml:space="preserve"> a la salud personal</w:t>
+        <w:t xml:space="preserve"/>
       </w:r>
       <w:r>
         <w:rPr>
@@ -7838,23 +7838,23 @@
           <w:szCs w:val="22"/>
           <w:lang w:eastAsia="en-US"/>
         </w:rPr>
-        <w:t xml:space="preserve"> </w:t>
-      </w:r>
-      <w:r>
-        <w:rPr>
-          <w:rFonts w:ascii="Arial Narrow" w:hAnsi="Arial Narrow" w:cs="Arial"/>
-          <w:sz w:val="22"/>
-          <w:szCs w:val="22"/>
-        </w:rPr>
-        <w:t>del denunciante</w:t>
-      </w:r>
-      <w:r>
-        <w:rPr>
-          <w:rFonts w:ascii="Arial Narrow" w:hAnsi="Arial Narrow" w:cs="Arial"/>
-          <w:sz w:val="22"/>
-          <w:szCs w:val="22"/>
-        </w:rPr>
-        <w:t>.</w:t>
+        <w:t xml:space="preserve"/>
+      </w:r>
+      <w:r>
+        <w:rPr>
+          <w:rFonts w:ascii="Arial Narrow" w:hAnsi="Arial Narrow" w:cs="Arial"/>
+          <w:sz w:val="22"/>
+          <w:szCs w:val="22"/>
+        </w:rPr>
+        <w:t/>
+      </w:r>
+      <w:r>
+        <w:rPr>
+          <w:rFonts w:ascii="Arial Narrow" w:hAnsi="Arial Narrow" w:cs="Arial"/>
+          <w:sz w:val="22"/>
+          <w:szCs w:val="22"/>
+        </w:rPr>
+        <w:t/>
       </w:r>
     </w:p>
     <w:p>
@@ -9681,40 +9681,40 @@
           <w:sz w:val="22"/>
           <w:szCs w:val="22"/>
         </w:rPr>
-        <w:t xml:space="preserve">PRIMERO: </w:t>
-      </w:r>
-      <w:r>
-        <w:rPr>
-          <w:rFonts w:ascii="Arial Narrow" w:eastAsia="Arial Narrow" w:hAnsi="Arial Narrow" w:cs="Arial Narrow"/>
-          <w:sz w:val="22"/>
-          <w:szCs w:val="22"/>
-        </w:rPr>
-        <w:t xml:space="preserve">calificar como confidencial, frente a terceros ajenos al procedimiento, </w:t>
-      </w:r>
-      <w:r>
-        <w:rPr>
-          <w:rFonts w:ascii="Arial Narrow" w:eastAsia="Arial Narrow" w:hAnsi="Arial Narrow" w:cs="Arial Narrow"/>
-          <w:sz w:val="22"/>
-          <w:szCs w:val="22"/>
-        </w:rPr>
-        <w:t>la información presentada por</w:t>
-      </w:r>
-      <w:r>
-        <w:rPr>
-          <w:rFonts w:ascii="Arial Narrow" w:eastAsia="Arial Narrow" w:hAnsi="Arial Narrow" w:cs="Arial Narrow"/>
-          <w:sz w:val="22"/>
-          <w:szCs w:val="22"/>
-        </w:rPr>
-        <w:t xml:space="preserve"> el</w:t>
-      </w:r>
-      <w:r>
-        <w:rPr>
-          <w:rFonts w:ascii="Arial Narrow" w:eastAsia="Arial Narrow" w:hAnsi="Arial Narrow" w:cs="Arial Narrow"/>
-          <w:b/>
-          <w:sz w:val="22"/>
-          <w:szCs w:val="22"/>
-        </w:rPr>
-        <w:t xml:space="preserve"> </w:t>
+        <w:t xml:space="preserve">PRIMERO: calificar como confidencial, frente a terceros ajenos al procedimiento, la información presentada por el señor [DENUNCIANTE] la cual obra en: (i) el documento 6 denominado “03019-2024 (1).PDF”, y en el medio probatorio 1 denominado “CARTA NOTARIAL - APLICACIÓN DE SILENCIO POSITIVO - CESE DE DISCRIMINACIÓN Y ACTOS DE HOSTILIDAD.DOCX”, ambos de la pieza  2 del expediente, presentado el 17 de julio de 2025; (ii) el documento  6 denominado “COPIA DEL DICTAMEN COMAFP 01395-202447670”, de la pieza  6 del expediente, presentado el 15 de agosto de 2025; y, (iii) el documento  3 denominado “COPIA DEL DICTAMEN COMAFP  01395-2024.PDF”, de la pieza  7 del expediente, presentado el 15 de agosto de 2025; precisándose que la confidencialidad declarada deberá mantenerse permanentemente.</w:t>
+      </w:r>
+      <w:r>
+        <w:rPr>
+          <w:rFonts w:ascii="Arial Narrow" w:eastAsia="Arial Narrow" w:hAnsi="Arial Narrow" w:cs="Arial Narrow"/>
+          <w:sz w:val="22"/>
+          <w:szCs w:val="22"/>
+        </w:rPr>
+        <w:t xml:space="preserve"/>
+      </w:r>
+      <w:r>
+        <w:rPr>
+          <w:rFonts w:ascii="Arial Narrow" w:eastAsia="Arial Narrow" w:hAnsi="Arial Narrow" w:cs="Arial Narrow"/>
+          <w:sz w:val="22"/>
+          <w:szCs w:val="22"/>
+        </w:rPr>
+        <w:t/>
+      </w:r>
+      <w:r>
+        <w:rPr>
+          <w:rFonts w:ascii="Arial Narrow" w:eastAsia="Arial Narrow" w:hAnsi="Arial Narrow" w:cs="Arial Narrow"/>
+          <w:sz w:val="22"/>
+          <w:szCs w:val="22"/>
+        </w:rPr>
+        <w:t xml:space="preserve"/>
+      </w:r>
+      <w:r>
+        <w:rPr>
+          <w:rFonts w:ascii="Arial Narrow" w:eastAsia="Arial Narrow" w:hAnsi="Arial Narrow" w:cs="Arial Narrow"/>
+          <w:b/>
+          <w:sz w:val="22"/>
+          <w:szCs w:val="22"/>
+        </w:rPr>
+        <w:t xml:space="preserve"/>
       </w:r>
       <w:r>
         <w:rPr>
@@ -9724,7 +9724,7 @@
           <w:sz w:val="22"/>
           <w:szCs w:val="22"/>
         </w:rPr>
-        <w:t xml:space="preserve">señor </w:t>
+        <w:t xml:space="preserve"/>
       </w:r>
       <w:r>
         <w:rPr>
@@ -9734,7 +9734,7 @@
           <w:szCs w:val="22"/>
           <w:shd w:val="clear" w:color="auto" w:fill="FFFFFF"/>
         </w:rPr>
-        <w:t xml:space="preserve">Jorge Manuel </w:t>
+        <w:t xml:space="preserve"/>
       </w:r>
       <w:proofErr w:type="spellStart"/>
       <w:r>
@@ -9745,7 +9745,7 @@
           <w:szCs w:val="22"/>
           <w:shd w:val="clear" w:color="auto" w:fill="FFFFFF"/>
         </w:rPr>
-        <w:t>Buendia</w:t>
+        <w:t/>
       </w:r>
       <w:proofErr w:type="spellEnd"/>
       <w:r>
@@ -9756,7 +9756,7 @@
           <w:szCs w:val="22"/>
           <w:shd w:val="clear" w:color="auto" w:fill="FFFFFF"/>
         </w:rPr>
-        <w:t xml:space="preserve"> Egoavil</w:t>
+        <w:t xml:space="preserve"/>
       </w:r>
       <w:r>
         <w:rPr>
@@ -9766,165 +9766,165 @@
           <w:szCs w:val="22"/>
           <w:shd w:val="clear" w:color="auto" w:fill="FFFFFF"/>
         </w:rPr>
-        <w:t xml:space="preserve"> </w:t>
-      </w:r>
-      <w:r>
-        <w:rPr>
-          <w:rFonts w:ascii="Arial Narrow" w:eastAsia="Arial Narrow" w:hAnsi="Arial Narrow" w:cs="Arial Narrow"/>
-          <w:sz w:val="22"/>
-          <w:szCs w:val="22"/>
-        </w:rPr>
-        <w:t>la cual</w:t>
-      </w:r>
-      <w:r>
-        <w:rPr>
-          <w:rFonts w:ascii="Arial Narrow" w:eastAsia="Arial Narrow" w:hAnsi="Arial Narrow" w:cs="Arial Narrow"/>
-          <w:sz w:val="22"/>
-          <w:szCs w:val="22"/>
-        </w:rPr>
-        <w:t xml:space="preserve"> </w:t>
-      </w:r>
-      <w:r>
-        <w:rPr>
-          <w:rFonts w:ascii="Arial Narrow" w:eastAsia="Arial Narrow" w:hAnsi="Arial Narrow" w:cs="Arial Narrow"/>
-          <w:sz w:val="22"/>
-          <w:szCs w:val="22"/>
-        </w:rPr>
-        <w:t>obra en</w:t>
-      </w:r>
-      <w:r>
-        <w:rPr>
-          <w:rFonts w:ascii="Arial Narrow" w:eastAsia="Arial Narrow" w:hAnsi="Arial Narrow" w:cs="Arial Narrow"/>
-          <w:sz w:val="22"/>
-          <w:szCs w:val="22"/>
-        </w:rPr>
-        <w:t>: (i)</w:t>
-      </w:r>
-      <w:r>
-        <w:rPr>
-          <w:rFonts w:ascii="Arial Narrow" w:eastAsia="Arial Narrow" w:hAnsi="Arial Narrow" w:cs="Arial Narrow"/>
-          <w:sz w:val="22"/>
-          <w:szCs w:val="22"/>
-        </w:rPr>
-        <w:t xml:space="preserve"> el </w:t>
-      </w:r>
-      <w:r>
-        <w:rPr>
-          <w:rFonts w:ascii="Arial Narrow" w:eastAsia="Arial Narrow" w:hAnsi="Arial Narrow" w:cs="Arial Narrow"/>
-          <w:b/>
-          <w:bCs/>
-          <w:sz w:val="22"/>
-          <w:szCs w:val="22"/>
-        </w:rPr>
-        <w:t xml:space="preserve">documento </w:t>
-      </w:r>
-      <w:r>
-        <w:rPr>
-          <w:rFonts w:ascii="Arial Narrow" w:eastAsia="Arial Narrow" w:hAnsi="Arial Narrow" w:cs="Arial Narrow"/>
-          <w:b/>
-          <w:bCs/>
-          <w:sz w:val="22"/>
-          <w:szCs w:val="22"/>
-        </w:rPr>
-        <w:t>6</w:t>
-      </w:r>
-      <w:r>
-        <w:rPr>
-          <w:rFonts w:ascii="Arial Narrow" w:eastAsia="Arial Narrow" w:hAnsi="Arial Narrow" w:cs="Arial Narrow"/>
-          <w:b/>
-          <w:bCs/>
-          <w:sz w:val="22"/>
-          <w:szCs w:val="22"/>
-        </w:rPr>
-        <w:t xml:space="preserve"> denominado “</w:t>
-      </w:r>
-      <w:r>
-        <w:rPr>
-          <w:rFonts w:ascii="Arial Narrow" w:eastAsia="Arial Narrow" w:hAnsi="Arial Narrow" w:cs="Arial Narrow"/>
-          <w:b/>
-          <w:bCs/>
-          <w:sz w:val="22"/>
-          <w:szCs w:val="22"/>
-        </w:rPr>
-        <w:t>03019-2024 (1).PDF</w:t>
-      </w:r>
-      <w:r>
-        <w:rPr>
-          <w:rFonts w:ascii="Arial Narrow" w:eastAsia="Arial Narrow" w:hAnsi="Arial Narrow" w:cs="Arial Narrow"/>
-          <w:b/>
-          <w:bCs/>
-          <w:sz w:val="22"/>
-          <w:szCs w:val="22"/>
-        </w:rPr>
-        <w:t>”</w:t>
-      </w:r>
-      <w:r>
-        <w:rPr>
-          <w:rFonts w:ascii="Arial Narrow" w:eastAsia="Arial Narrow" w:hAnsi="Arial Narrow" w:cs="Arial Narrow"/>
-          <w:sz w:val="22"/>
-          <w:szCs w:val="22"/>
-        </w:rPr>
-        <w:t xml:space="preserve">, y en el </w:t>
-      </w:r>
-      <w:r>
-        <w:rPr>
-          <w:rFonts w:ascii="Arial Narrow" w:eastAsia="Arial Narrow" w:hAnsi="Arial Narrow" w:cs="Arial Narrow"/>
-          <w:b/>
-          <w:bCs/>
-          <w:sz w:val="22"/>
-          <w:szCs w:val="22"/>
-        </w:rPr>
-        <w:t>medio probatorio</w:t>
-      </w:r>
-      <w:r>
-        <w:rPr>
-          <w:rFonts w:ascii="Arial Narrow" w:eastAsia="Arial Narrow" w:hAnsi="Arial Narrow" w:cs="Arial Narrow"/>
-          <w:b/>
-          <w:bCs/>
-          <w:sz w:val="22"/>
-          <w:szCs w:val="22"/>
-        </w:rPr>
-        <w:t xml:space="preserve"> </w:t>
-      </w:r>
-      <w:r>
-        <w:rPr>
-          <w:rFonts w:ascii="Arial Narrow" w:eastAsia="Arial Narrow" w:hAnsi="Arial Narrow" w:cs="Arial Narrow"/>
-          <w:b/>
-          <w:bCs/>
-          <w:sz w:val="22"/>
-          <w:szCs w:val="22"/>
-        </w:rPr>
-        <w:t>1</w:t>
-      </w:r>
-      <w:r>
-        <w:rPr>
-          <w:rFonts w:ascii="Arial Narrow" w:eastAsia="Arial Narrow" w:hAnsi="Arial Narrow" w:cs="Arial Narrow"/>
-          <w:b/>
-          <w:bCs/>
-          <w:sz w:val="22"/>
-          <w:szCs w:val="22"/>
-        </w:rPr>
-        <w:t xml:space="preserve"> denominado “</w:t>
-      </w:r>
-      <w:r>
-        <w:rPr>
-          <w:rFonts w:ascii="Arial Narrow" w:eastAsia="Arial Narrow" w:hAnsi="Arial Narrow" w:cs="Arial Narrow"/>
-          <w:b/>
-          <w:bCs/>
-          <w:sz w:val="22"/>
-          <w:szCs w:val="22"/>
-        </w:rPr>
-        <w:t>CARTA NOTARIAL - APLICACIÓN DE SILENCIO POSITIVO - CESE DE DISCRIMINACIÓN Y ACTOS DE HOSTILIDAD.DOCX</w:t>
-      </w:r>
-      <w:r>
-        <w:rPr>
-          <w:rFonts w:ascii="Arial Narrow" w:eastAsia="Arial Narrow" w:hAnsi="Arial Narrow" w:cs="Arial Narrow"/>
-          <w:b/>
-          <w:bCs/>
-          <w:sz w:val="22"/>
-          <w:szCs w:val="22"/>
-        </w:rPr>
-        <w:t xml:space="preserve">”, ambos de la pieza </w:t>
+        <w:t xml:space="preserve"/>
+      </w:r>
+      <w:r>
+        <w:rPr>
+          <w:rFonts w:ascii="Arial Narrow" w:eastAsia="Arial Narrow" w:hAnsi="Arial Narrow" w:cs="Arial Narrow"/>
+          <w:sz w:val="22"/>
+          <w:szCs w:val="22"/>
+        </w:rPr>
+        <w:t/>
+      </w:r>
+      <w:r>
+        <w:rPr>
+          <w:rFonts w:ascii="Arial Narrow" w:eastAsia="Arial Narrow" w:hAnsi="Arial Narrow" w:cs="Arial Narrow"/>
+          <w:sz w:val="22"/>
+          <w:szCs w:val="22"/>
+        </w:rPr>
+        <w:t xml:space="preserve"/>
+      </w:r>
+      <w:r>
+        <w:rPr>
+          <w:rFonts w:ascii="Arial Narrow" w:eastAsia="Arial Narrow" w:hAnsi="Arial Narrow" w:cs="Arial Narrow"/>
+          <w:sz w:val="22"/>
+          <w:szCs w:val="22"/>
+        </w:rPr>
+        <w:t/>
+      </w:r>
+      <w:r>
+        <w:rPr>
+          <w:rFonts w:ascii="Arial Narrow" w:eastAsia="Arial Narrow" w:hAnsi="Arial Narrow" w:cs="Arial Narrow"/>
+          <w:sz w:val="22"/>
+          <w:szCs w:val="22"/>
+        </w:rPr>
+        <w:t/>
+      </w:r>
+      <w:r>
+        <w:rPr>
+          <w:rFonts w:ascii="Arial Narrow" w:eastAsia="Arial Narrow" w:hAnsi="Arial Narrow" w:cs="Arial Narrow"/>
+          <w:sz w:val="22"/>
+          <w:szCs w:val="22"/>
+        </w:rPr>
+        <w:t xml:space="preserve"/>
+      </w:r>
+      <w:r>
+        <w:rPr>
+          <w:rFonts w:ascii="Arial Narrow" w:eastAsia="Arial Narrow" w:hAnsi="Arial Narrow" w:cs="Arial Narrow"/>
+          <w:b/>
+          <w:bCs/>
+          <w:sz w:val="22"/>
+          <w:szCs w:val="22"/>
+        </w:rPr>
+        <w:t xml:space="preserve"/>
+      </w:r>
+      <w:r>
+        <w:rPr>
+          <w:rFonts w:ascii="Arial Narrow" w:eastAsia="Arial Narrow" w:hAnsi="Arial Narrow" w:cs="Arial Narrow"/>
+          <w:b/>
+          <w:bCs/>
+          <w:sz w:val="22"/>
+          <w:szCs w:val="22"/>
+        </w:rPr>
+        <w:t/>
+      </w:r>
+      <w:r>
+        <w:rPr>
+          <w:rFonts w:ascii="Arial Narrow" w:eastAsia="Arial Narrow" w:hAnsi="Arial Narrow" w:cs="Arial Narrow"/>
+          <w:b/>
+          <w:bCs/>
+          <w:sz w:val="22"/>
+          <w:szCs w:val="22"/>
+        </w:rPr>
+        <w:t xml:space="preserve"/>
+      </w:r>
+      <w:r>
+        <w:rPr>
+          <w:rFonts w:ascii="Arial Narrow" w:eastAsia="Arial Narrow" w:hAnsi="Arial Narrow" w:cs="Arial Narrow"/>
+          <w:b/>
+          <w:bCs/>
+          <w:sz w:val="22"/>
+          <w:szCs w:val="22"/>
+        </w:rPr>
+        <w:t/>
+      </w:r>
+      <w:r>
+        <w:rPr>
+          <w:rFonts w:ascii="Arial Narrow" w:eastAsia="Arial Narrow" w:hAnsi="Arial Narrow" w:cs="Arial Narrow"/>
+          <w:b/>
+          <w:bCs/>
+          <w:sz w:val="22"/>
+          <w:szCs w:val="22"/>
+        </w:rPr>
+        <w:t/>
+      </w:r>
+      <w:r>
+        <w:rPr>
+          <w:rFonts w:ascii="Arial Narrow" w:eastAsia="Arial Narrow" w:hAnsi="Arial Narrow" w:cs="Arial Narrow"/>
+          <w:sz w:val="22"/>
+          <w:szCs w:val="22"/>
+        </w:rPr>
+        <w:t xml:space="preserve"/>
+      </w:r>
+      <w:r>
+        <w:rPr>
+          <w:rFonts w:ascii="Arial Narrow" w:eastAsia="Arial Narrow" w:hAnsi="Arial Narrow" w:cs="Arial Narrow"/>
+          <w:b/>
+          <w:bCs/>
+          <w:sz w:val="22"/>
+          <w:szCs w:val="22"/>
+        </w:rPr>
+        <w:t/>
+      </w:r>
+      <w:r>
+        <w:rPr>
+          <w:rFonts w:ascii="Arial Narrow" w:eastAsia="Arial Narrow" w:hAnsi="Arial Narrow" w:cs="Arial Narrow"/>
+          <w:b/>
+          <w:bCs/>
+          <w:sz w:val="22"/>
+          <w:szCs w:val="22"/>
+        </w:rPr>
+        <w:t xml:space="preserve"/>
+      </w:r>
+      <w:r>
+        <w:rPr>
+          <w:rFonts w:ascii="Arial Narrow" w:eastAsia="Arial Narrow" w:hAnsi="Arial Narrow" w:cs="Arial Narrow"/>
+          <w:b/>
+          <w:bCs/>
+          <w:sz w:val="22"/>
+          <w:szCs w:val="22"/>
+        </w:rPr>
+        <w:t/>
+      </w:r>
+      <w:r>
+        <w:rPr>
+          <w:rFonts w:ascii="Arial Narrow" w:eastAsia="Arial Narrow" w:hAnsi="Arial Narrow" w:cs="Arial Narrow"/>
+          <w:b/>
+          <w:bCs/>
+          <w:sz w:val="22"/>
+          <w:szCs w:val="22"/>
+        </w:rPr>
+        <w:t xml:space="preserve"/>
+      </w:r>
+      <w:r>
+        <w:rPr>
+          <w:rFonts w:ascii="Arial Narrow" w:eastAsia="Arial Narrow" w:hAnsi="Arial Narrow" w:cs="Arial Narrow"/>
+          <w:b/>
+          <w:bCs/>
+          <w:sz w:val="22"/>
+          <w:szCs w:val="22"/>
+        </w:rPr>
+        <w:t/>
+      </w:r>
+      <w:r>
+        <w:rPr>
+          <w:rFonts w:ascii="Arial Narrow" w:eastAsia="Arial Narrow" w:hAnsi="Arial Narrow" w:cs="Arial Narrow"/>
+          <w:b/>
+          <w:bCs/>
+          <w:sz w:val="22"/>
+          <w:szCs w:val="22"/>
+        </w:rPr>
+        <w:t xml:space="preserve"/>
       </w:r>
       <w:proofErr w:type="spellStart"/>
       <w:r>
@@ -9944,41 +9944,41 @@
           <w:sz w:val="22"/>
           <w:szCs w:val="22"/>
         </w:rPr>
-        <w:t xml:space="preserve"> </w:t>
-      </w:r>
-      <w:r>
-        <w:rPr>
-          <w:rFonts w:ascii="Arial Narrow" w:eastAsia="Arial Narrow" w:hAnsi="Arial Narrow" w:cs="Arial Narrow"/>
-          <w:b/>
-          <w:bCs/>
-          <w:sz w:val="22"/>
-          <w:szCs w:val="22"/>
-        </w:rPr>
-        <w:t>2</w:t>
-      </w:r>
-      <w:r>
-        <w:rPr>
-          <w:rFonts w:ascii="Arial Narrow" w:eastAsia="Arial Narrow" w:hAnsi="Arial Narrow" w:cs="Arial Narrow"/>
-          <w:sz w:val="22"/>
-          <w:szCs w:val="22"/>
-        </w:rPr>
-        <w:t xml:space="preserve"> </w:t>
-      </w:r>
-      <w:r>
-        <w:rPr>
-          <w:rFonts w:ascii="Arial Narrow" w:hAnsi="Arial Narrow"/>
-          <w:sz w:val="22"/>
-          <w:szCs w:val="22"/>
-        </w:rPr>
-        <w:t>del expediente</w:t>
-      </w:r>
-      <w:r>
-        <w:rPr>
-          <w:rFonts w:ascii="Arial Narrow" w:hAnsi="Arial Narrow"/>
-          <w:sz w:val="22"/>
-          <w:szCs w:val="22"/>
-        </w:rPr>
-        <w:t xml:space="preserve">, presentado el </w:t>
+        <w:t xml:space="preserve"/>
+      </w:r>
+      <w:r>
+        <w:rPr>
+          <w:rFonts w:ascii="Arial Narrow" w:eastAsia="Arial Narrow" w:hAnsi="Arial Narrow" w:cs="Arial Narrow"/>
+          <w:b/>
+          <w:bCs/>
+          <w:sz w:val="22"/>
+          <w:szCs w:val="22"/>
+        </w:rPr>
+        <w:t/>
+      </w:r>
+      <w:r>
+        <w:rPr>
+          <w:rFonts w:ascii="Arial Narrow" w:eastAsia="Arial Narrow" w:hAnsi="Arial Narrow" w:cs="Arial Narrow"/>
+          <w:sz w:val="22"/>
+          <w:szCs w:val="22"/>
+        </w:rPr>
+        <w:t xml:space="preserve"/>
+      </w:r>
+      <w:r>
+        <w:rPr>
+          <w:rFonts w:ascii="Arial Narrow" w:hAnsi="Arial Narrow"/>
+          <w:sz w:val="22"/>
+          <w:szCs w:val="22"/>
+        </w:rPr>
+        <w:t/>
+      </w:r>
+      <w:r>
+        <w:rPr>
+          <w:rFonts w:ascii="Arial Narrow" w:hAnsi="Arial Narrow"/>
+          <w:sz w:val="22"/>
+          <w:szCs w:val="22"/>
+        </w:rPr>
+        <w:t xml:space="preserve"/>
       </w:r>
       <w:r>
         <w:rPr>
@@ -9988,23 +9988,23 @@
           <w:szCs w:val="22"/>
           <w:shd w:val="clear" w:color="auto" w:fill="FFFFFF"/>
         </w:rPr>
-        <w:t>17 de julio de 2025</w:t>
-      </w:r>
-      <w:r>
-        <w:rPr>
-          <w:rFonts w:ascii="Arial Narrow" w:eastAsia="Arial Narrow" w:hAnsi="Arial Narrow" w:cs="Arial Narrow"/>
-          <w:sz w:val="22"/>
-          <w:szCs w:val="22"/>
-        </w:rPr>
-        <w:t>;</w:t>
-      </w:r>
-      <w:r>
-        <w:rPr>
-          <w:rFonts w:ascii="Arial Narrow" w:eastAsia="Arial Narrow" w:hAnsi="Arial Narrow" w:cs="Arial Narrow"/>
-          <w:sz w:val="22"/>
-          <w:szCs w:val="22"/>
-        </w:rPr>
-        <w:t xml:space="preserve"> (</w:t>
+        <w:t/>
+      </w:r>
+      <w:r>
+        <w:rPr>
+          <w:rFonts w:ascii="Arial Narrow" w:eastAsia="Arial Narrow" w:hAnsi="Arial Narrow" w:cs="Arial Narrow"/>
+          <w:sz w:val="22"/>
+          <w:szCs w:val="22"/>
+        </w:rPr>
+        <w:t/>
+      </w:r>
+      <w:r>
+        <w:rPr>
+          <w:rFonts w:ascii="Arial Narrow" w:eastAsia="Arial Narrow" w:hAnsi="Arial Narrow" w:cs="Arial Narrow"/>
+          <w:sz w:val="22"/>
+          <w:szCs w:val="22"/>
+        </w:rPr>
+        <w:t xml:space="preserve"/>
       </w:r>
       <w:proofErr w:type="spellStart"/>
       <w:r>
@@ -10013,7 +10013,7 @@
           <w:sz w:val="22"/>
           <w:szCs w:val="22"/>
         </w:rPr>
-        <w:t>ii</w:t>
+        <w:t/>
       </w:r>
       <w:proofErr w:type="spellEnd"/>
       <w:r>
@@ -10022,25 +10022,25 @@
           <w:sz w:val="22"/>
           <w:szCs w:val="22"/>
         </w:rPr>
-        <w:t xml:space="preserve">) </w:t>
-      </w:r>
-      <w:r>
-        <w:rPr>
-          <w:rFonts w:ascii="Arial Narrow" w:eastAsia="Arial Narrow" w:hAnsi="Arial Narrow" w:cs="Arial Narrow"/>
-          <w:sz w:val="22"/>
-          <w:szCs w:val="22"/>
-        </w:rPr>
-        <w:t xml:space="preserve">el </w:t>
-      </w:r>
-      <w:r>
-        <w:rPr>
-          <w:rFonts w:ascii="Arial Narrow" w:eastAsia="Arial Narrow" w:hAnsi="Arial Narrow" w:cs="Arial Narrow"/>
-          <w:b/>
-          <w:bCs/>
-          <w:sz w:val="22"/>
-          <w:szCs w:val="22"/>
-        </w:rPr>
-        <w:t xml:space="preserve">documento </w:t>
+        <w:t xml:space="preserve"/>
+      </w:r>
+      <w:r>
+        <w:rPr>
+          <w:rFonts w:ascii="Arial Narrow" w:eastAsia="Arial Narrow" w:hAnsi="Arial Narrow" w:cs="Arial Narrow"/>
+          <w:sz w:val="22"/>
+          <w:szCs w:val="22"/>
+        </w:rPr>
+        <w:t xml:space="preserve"/>
+      </w:r>
+      <w:r>
+        <w:rPr>
+          <w:rFonts w:ascii="Arial Narrow" w:eastAsia="Arial Narrow" w:hAnsi="Arial Narrow" w:cs="Arial Narrow"/>
+          <w:b/>
+          <w:bCs/>
+          <w:sz w:val="22"/>
+          <w:szCs w:val="22"/>
+        </w:rPr>
+        <w:t xml:space="preserve"/>
       </w:r>
       <w:proofErr w:type="spellStart"/>
       <w:r>
@@ -10062,47 +10062,47 @@
           <w:sz w:val="22"/>
           <w:szCs w:val="22"/>
         </w:rPr>
-        <w:t xml:space="preserve"> </w:t>
-      </w:r>
-      <w:r>
-        <w:rPr>
-          <w:rFonts w:ascii="Arial Narrow" w:eastAsia="Arial Narrow" w:hAnsi="Arial Narrow" w:cs="Arial Narrow"/>
-          <w:b/>
-          <w:bCs/>
-          <w:sz w:val="22"/>
-          <w:szCs w:val="22"/>
-        </w:rPr>
-        <w:t>6</w:t>
-      </w:r>
-      <w:r>
-        <w:rPr>
-          <w:rFonts w:ascii="Arial Narrow" w:eastAsia="Arial Narrow" w:hAnsi="Arial Narrow" w:cs="Arial Narrow"/>
-          <w:b/>
-          <w:bCs/>
-          <w:sz w:val="22"/>
-          <w:szCs w:val="22"/>
-        </w:rPr>
-        <w:t xml:space="preserve"> denominado “</w:t>
-      </w:r>
-      <w:r>
-        <w:rPr>
-          <w:rFonts w:ascii="Arial Narrow" w:eastAsia="Arial Narrow" w:hAnsi="Arial Narrow" w:cs="Arial Narrow"/>
-          <w:b/>
-          <w:bCs/>
-          <w:sz w:val="22"/>
-          <w:szCs w:val="22"/>
-        </w:rPr>
-        <w:t>COPIA DEL DICTAMEN COMAFP 01395-202447670</w:t>
-      </w:r>
-      <w:r>
-        <w:rPr>
-          <w:rFonts w:ascii="Arial Narrow" w:eastAsia="Arial Narrow" w:hAnsi="Arial Narrow" w:cs="Arial Narrow"/>
-          <w:b/>
-          <w:bCs/>
-          <w:sz w:val="22"/>
-          <w:szCs w:val="22"/>
-        </w:rPr>
-        <w:t xml:space="preserve">”, de la pieza </w:t>
+        <w:t xml:space="preserve"/>
+      </w:r>
+      <w:r>
+        <w:rPr>
+          <w:rFonts w:ascii="Arial Narrow" w:eastAsia="Arial Narrow" w:hAnsi="Arial Narrow" w:cs="Arial Narrow"/>
+          <w:b/>
+          <w:bCs/>
+          <w:sz w:val="22"/>
+          <w:szCs w:val="22"/>
+        </w:rPr>
+        <w:t/>
+      </w:r>
+      <w:r>
+        <w:rPr>
+          <w:rFonts w:ascii="Arial Narrow" w:eastAsia="Arial Narrow" w:hAnsi="Arial Narrow" w:cs="Arial Narrow"/>
+          <w:b/>
+          <w:bCs/>
+          <w:sz w:val="22"/>
+          <w:szCs w:val="22"/>
+        </w:rPr>
+        <w:t xml:space="preserve"/>
+      </w:r>
+      <w:r>
+        <w:rPr>
+          <w:rFonts w:ascii="Arial Narrow" w:eastAsia="Arial Narrow" w:hAnsi="Arial Narrow" w:cs="Arial Narrow"/>
+          <w:b/>
+          <w:bCs/>
+          <w:sz w:val="22"/>
+          <w:szCs w:val="22"/>
+        </w:rPr>
+        <w:t/>
+      </w:r>
+      <w:r>
+        <w:rPr>
+          <w:rFonts w:ascii="Arial Narrow" w:eastAsia="Arial Narrow" w:hAnsi="Arial Narrow" w:cs="Arial Narrow"/>
+          <w:b/>
+          <w:bCs/>
+          <w:sz w:val="22"/>
+          <w:szCs w:val="22"/>
+        </w:rPr>
+        <w:t xml:space="preserve"/>
       </w:r>
       <w:proofErr w:type="spellStart"/>
       <w:r>
@@ -10122,57 +10122,57 @@
           <w:sz w:val="22"/>
           <w:szCs w:val="22"/>
         </w:rPr>
-        <w:t xml:space="preserve"> </w:t>
-      </w:r>
-      <w:r>
-        <w:rPr>
-          <w:rFonts w:ascii="Arial Narrow" w:eastAsia="Arial Narrow" w:hAnsi="Arial Narrow" w:cs="Arial Narrow"/>
-          <w:b/>
-          <w:bCs/>
-          <w:sz w:val="22"/>
-          <w:szCs w:val="22"/>
-        </w:rPr>
-        <w:t>6</w:t>
-      </w:r>
-      <w:r>
-        <w:rPr>
-          <w:rFonts w:ascii="Arial Narrow" w:eastAsia="Arial Narrow" w:hAnsi="Arial Narrow" w:cs="Arial Narrow"/>
-          <w:sz w:val="22"/>
-          <w:szCs w:val="22"/>
-        </w:rPr>
-        <w:t xml:space="preserve"> </w:t>
-      </w:r>
-      <w:r>
-        <w:rPr>
-          <w:rFonts w:ascii="Arial Narrow" w:hAnsi="Arial Narrow"/>
-          <w:sz w:val="22"/>
-          <w:szCs w:val="22"/>
-        </w:rPr>
-        <w:t>del expediente</w:t>
-      </w:r>
-      <w:r>
-        <w:rPr>
-          <w:rFonts w:ascii="Arial Narrow" w:hAnsi="Arial Narrow"/>
-          <w:sz w:val="22"/>
-          <w:szCs w:val="22"/>
-        </w:rPr>
-        <w:t xml:space="preserve">, presentado el </w:t>
-      </w:r>
-      <w:r>
-        <w:rPr>
-          <w:rFonts w:ascii="Arial Narrow" w:hAnsi="Arial Narrow"/>
-          <w:sz w:val="22"/>
-          <w:szCs w:val="22"/>
-        </w:rPr>
-        <w:t>15 de agosto de 2025</w:t>
-      </w:r>
-      <w:r>
-        <w:rPr>
-          <w:rFonts w:ascii="Arial Narrow" w:eastAsia="Arial Narrow" w:hAnsi="Arial Narrow" w:cs="Arial Narrow"/>
-          <w:sz w:val="22"/>
-          <w:szCs w:val="22"/>
-        </w:rPr>
-        <w:t>; y, (</w:t>
+        <w:t xml:space="preserve"/>
+      </w:r>
+      <w:r>
+        <w:rPr>
+          <w:rFonts w:ascii="Arial Narrow" w:eastAsia="Arial Narrow" w:hAnsi="Arial Narrow" w:cs="Arial Narrow"/>
+          <w:b/>
+          <w:bCs/>
+          <w:sz w:val="22"/>
+          <w:szCs w:val="22"/>
+        </w:rPr>
+        <w:t/>
+      </w:r>
+      <w:r>
+        <w:rPr>
+          <w:rFonts w:ascii="Arial Narrow" w:eastAsia="Arial Narrow" w:hAnsi="Arial Narrow" w:cs="Arial Narrow"/>
+          <w:sz w:val="22"/>
+          <w:szCs w:val="22"/>
+        </w:rPr>
+        <w:t xml:space="preserve"/>
+      </w:r>
+      <w:r>
+        <w:rPr>
+          <w:rFonts w:ascii="Arial Narrow" w:hAnsi="Arial Narrow"/>
+          <w:sz w:val="22"/>
+          <w:szCs w:val="22"/>
+        </w:rPr>
+        <w:t/>
+      </w:r>
+      <w:r>
+        <w:rPr>
+          <w:rFonts w:ascii="Arial Narrow" w:hAnsi="Arial Narrow"/>
+          <w:sz w:val="22"/>
+          <w:szCs w:val="22"/>
+        </w:rPr>
+        <w:t xml:space="preserve"/>
+      </w:r>
+      <w:r>
+        <w:rPr>
+          <w:rFonts w:ascii="Arial Narrow" w:hAnsi="Arial Narrow"/>
+          <w:sz w:val="22"/>
+          <w:szCs w:val="22"/>
+        </w:rPr>
+        <w:t/>
+      </w:r>
+      <w:r>
+        <w:rPr>
+          <w:rFonts w:ascii="Arial Narrow" w:eastAsia="Arial Narrow" w:hAnsi="Arial Narrow" w:cs="Arial Narrow"/>
+          <w:sz w:val="22"/>
+          <w:szCs w:val="22"/>
+        </w:rPr>
+        <w:t/>
       </w:r>
       <w:proofErr w:type="spellStart"/>
       <w:r>
@@ -10181,7 +10181,7 @@
           <w:sz w:val="22"/>
           <w:szCs w:val="22"/>
         </w:rPr>
-        <w:t>iii</w:t>
+        <w:t/>
       </w:r>
       <w:proofErr w:type="spellEnd"/>
       <w:r>
@@ -10190,33 +10190,33 @@
           <w:sz w:val="22"/>
           <w:szCs w:val="22"/>
         </w:rPr>
-        <w:t>)</w:t>
-      </w:r>
-      <w:r>
-        <w:rPr>
-          <w:rFonts w:ascii="Arial Narrow" w:eastAsia="Arial Narrow" w:hAnsi="Arial Narrow" w:cs="Arial Narrow"/>
-          <w:sz w:val="22"/>
-          <w:szCs w:val="22"/>
-        </w:rPr>
-        <w:t xml:space="preserve"> </w:t>
-      </w:r>
-      <w:r>
-        <w:rPr>
-          <w:rFonts w:ascii="Arial Narrow" w:eastAsia="Arial Narrow" w:hAnsi="Arial Narrow" w:cs="Arial Narrow"/>
-          <w:sz w:val="22"/>
-          <w:szCs w:val="22"/>
-        </w:rPr>
-        <w:t xml:space="preserve">el </w:t>
-      </w:r>
-      <w:r>
-        <w:rPr>
-          <w:rFonts w:ascii="Arial Narrow" w:eastAsia="Arial Narrow" w:hAnsi="Arial Narrow" w:cs="Arial Narrow"/>
-          <w:b/>
-          <w:bCs/>
-          <w:sz w:val="22"/>
-          <w:szCs w:val="22"/>
-        </w:rPr>
-        <w:t xml:space="preserve">documento </w:t>
+        <w:t/>
+      </w:r>
+      <w:r>
+        <w:rPr>
+          <w:rFonts w:ascii="Arial Narrow" w:eastAsia="Arial Narrow" w:hAnsi="Arial Narrow" w:cs="Arial Narrow"/>
+          <w:sz w:val="22"/>
+          <w:szCs w:val="22"/>
+        </w:rPr>
+        <w:t xml:space="preserve"/>
+      </w:r>
+      <w:r>
+        <w:rPr>
+          <w:rFonts w:ascii="Arial Narrow" w:eastAsia="Arial Narrow" w:hAnsi="Arial Narrow" w:cs="Arial Narrow"/>
+          <w:sz w:val="22"/>
+          <w:szCs w:val="22"/>
+        </w:rPr>
+        <w:t xml:space="preserve"/>
+      </w:r>
+      <w:r>
+        <w:rPr>
+          <w:rFonts w:ascii="Arial Narrow" w:eastAsia="Arial Narrow" w:hAnsi="Arial Narrow" w:cs="Arial Narrow"/>
+          <w:b/>
+          <w:bCs/>
+          <w:sz w:val="22"/>
+          <w:szCs w:val="22"/>
+        </w:rPr>
+        <w:t xml:space="preserve"/>
       </w:r>
       <w:proofErr w:type="spellStart"/>
       <w:r>
@@ -10238,37 +10238,37 @@
           <w:sz w:val="22"/>
           <w:szCs w:val="22"/>
         </w:rPr>
-        <w:t xml:space="preserve"> </w:t>
-      </w:r>
-      <w:r>
-        <w:rPr>
-          <w:rFonts w:ascii="Arial Narrow" w:eastAsia="Arial Narrow" w:hAnsi="Arial Narrow" w:cs="Arial Narrow"/>
-          <w:b/>
-          <w:bCs/>
-          <w:sz w:val="22"/>
-          <w:szCs w:val="22"/>
-        </w:rPr>
-        <w:t>3</w:t>
-      </w:r>
-      <w:r>
-        <w:rPr>
-          <w:rFonts w:ascii="Arial Narrow" w:eastAsia="Arial Narrow" w:hAnsi="Arial Narrow" w:cs="Arial Narrow"/>
-          <w:b/>
-          <w:bCs/>
-          <w:sz w:val="22"/>
-          <w:szCs w:val="22"/>
-        </w:rPr>
-        <w:t xml:space="preserve"> denominado “</w:t>
-      </w:r>
-      <w:r>
-        <w:rPr>
-          <w:rFonts w:ascii="Arial Narrow" w:eastAsia="Arial Narrow" w:hAnsi="Arial Narrow" w:cs="Arial Narrow"/>
-          <w:b/>
-          <w:bCs/>
-          <w:sz w:val="22"/>
-          <w:szCs w:val="22"/>
-        </w:rPr>
-        <w:t xml:space="preserve">COPIA DEL DICTAMEN COMAFP </w:t>
+        <w:t xml:space="preserve"/>
+      </w:r>
+      <w:r>
+        <w:rPr>
+          <w:rFonts w:ascii="Arial Narrow" w:eastAsia="Arial Narrow" w:hAnsi="Arial Narrow" w:cs="Arial Narrow"/>
+          <w:b/>
+          <w:bCs/>
+          <w:sz w:val="22"/>
+          <w:szCs w:val="22"/>
+        </w:rPr>
+        <w:t/>
+      </w:r>
+      <w:r>
+        <w:rPr>
+          <w:rFonts w:ascii="Arial Narrow" w:eastAsia="Arial Narrow" w:hAnsi="Arial Narrow" w:cs="Arial Narrow"/>
+          <w:b/>
+          <w:bCs/>
+          <w:sz w:val="22"/>
+          <w:szCs w:val="22"/>
+        </w:rPr>
+        <w:t xml:space="preserve"/>
+      </w:r>
+      <w:r>
+        <w:rPr>
+          <w:rFonts w:ascii="Arial Narrow" w:eastAsia="Arial Narrow" w:hAnsi="Arial Narrow" w:cs="Arial Narrow"/>
+          <w:b/>
+          <w:bCs/>
+          <w:sz w:val="22"/>
+          <w:szCs w:val="22"/>
+        </w:rPr>
+        <w:t xml:space="preserve"/>
       </w:r>
       <w:proofErr w:type="spellStart"/>
       <w:r>
@@ -10290,17 +10290,17 @@
           <w:sz w:val="22"/>
           <w:szCs w:val="22"/>
         </w:rPr>
-        <w:t xml:space="preserve"> 01395-2024.PDF</w:t>
-      </w:r>
-      <w:r>
-        <w:rPr>
-          <w:rFonts w:ascii="Arial Narrow" w:eastAsia="Arial Narrow" w:hAnsi="Arial Narrow" w:cs="Arial Narrow"/>
-          <w:b/>
-          <w:bCs/>
-          <w:sz w:val="22"/>
-          <w:szCs w:val="22"/>
-        </w:rPr>
-        <w:t xml:space="preserve">”, de la pieza </w:t>
+        <w:t xml:space="preserve"/>
+      </w:r>
+      <w:r>
+        <w:rPr>
+          <w:rFonts w:ascii="Arial Narrow" w:eastAsia="Arial Narrow" w:hAnsi="Arial Narrow" w:cs="Arial Narrow"/>
+          <w:b/>
+          <w:bCs/>
+          <w:sz w:val="22"/>
+          <w:szCs w:val="22"/>
+        </w:rPr>
+        <w:t xml:space="preserve"/>
       </w:r>
       <w:proofErr w:type="spellStart"/>
       <w:r>
@@ -10320,81 +10320,81 @@
           <w:sz w:val="22"/>
           <w:szCs w:val="22"/>
         </w:rPr>
-        <w:t xml:space="preserve"> </w:t>
-      </w:r>
-      <w:r>
-        <w:rPr>
-          <w:rFonts w:ascii="Arial Narrow" w:eastAsia="Arial Narrow" w:hAnsi="Arial Narrow" w:cs="Arial Narrow"/>
-          <w:b/>
-          <w:bCs/>
-          <w:sz w:val="22"/>
-          <w:szCs w:val="22"/>
-        </w:rPr>
-        <w:t>7</w:t>
-      </w:r>
-      <w:r>
-        <w:rPr>
-          <w:rFonts w:ascii="Arial Narrow" w:eastAsia="Arial Narrow" w:hAnsi="Arial Narrow" w:cs="Arial Narrow"/>
-          <w:sz w:val="22"/>
-          <w:szCs w:val="22"/>
-        </w:rPr>
-        <w:t xml:space="preserve"> </w:t>
-      </w:r>
-      <w:r>
-        <w:rPr>
-          <w:rFonts w:ascii="Arial Narrow" w:hAnsi="Arial Narrow"/>
-          <w:sz w:val="22"/>
-          <w:szCs w:val="22"/>
-        </w:rPr>
-        <w:t>del expediente</w:t>
-      </w:r>
-      <w:r>
-        <w:rPr>
-          <w:rFonts w:ascii="Arial Narrow" w:hAnsi="Arial Narrow"/>
-          <w:sz w:val="22"/>
-          <w:szCs w:val="22"/>
-        </w:rPr>
-        <w:t xml:space="preserve">, </w:t>
-      </w:r>
-      <w:r>
-        <w:rPr>
-          <w:rFonts w:ascii="Arial Narrow" w:hAnsi="Arial Narrow"/>
-          <w:sz w:val="22"/>
-          <w:szCs w:val="22"/>
-        </w:rPr>
-        <w:t>presentado el 15 de agosto de 2025</w:t>
-      </w:r>
-      <w:r>
-        <w:rPr>
-          <w:rFonts w:ascii="Arial Narrow" w:hAnsi="Arial Narrow"/>
-          <w:sz w:val="22"/>
-          <w:szCs w:val="22"/>
-        </w:rPr>
-        <w:t>;</w:t>
-      </w:r>
-      <w:r>
-        <w:rPr>
-          <w:rFonts w:ascii="Arial Narrow" w:eastAsia="Arial Narrow" w:hAnsi="Arial Narrow" w:cs="Arial Narrow"/>
-          <w:sz w:val="22"/>
-          <w:szCs w:val="22"/>
-        </w:rPr>
-        <w:t xml:space="preserve"> </w:t>
-      </w:r>
-      <w:r>
-        <w:rPr>
-          <w:rFonts w:ascii="Arial Narrow" w:eastAsia="Arial Narrow" w:hAnsi="Arial Narrow" w:cs="Arial Narrow"/>
-          <w:sz w:val="22"/>
-          <w:szCs w:val="22"/>
-        </w:rPr>
-        <w:t>precisándos</w:t>
-      </w:r>
-      <w:r>
-        <w:rPr>
-          <w:rFonts w:ascii="Arial Narrow" w:eastAsia="Arial Narrow" w:hAnsi="Arial Narrow" w:cs="Arial Narrow"/>
-          <w:sz w:val="22"/>
-          <w:szCs w:val="22"/>
-        </w:rPr>
-        <w:t>e que la confidencialidad declarada deberá mantenerse permanentemente.</w:t>
+        <w:t xml:space="preserve"/>
+      </w:r>
+      <w:r>
+        <w:rPr>
+          <w:rFonts w:ascii="Arial Narrow" w:eastAsia="Arial Narrow" w:hAnsi="Arial Narrow" w:cs="Arial Narrow"/>
+          <w:b/>
+          <w:bCs/>
+          <w:sz w:val="22"/>
+          <w:szCs w:val="22"/>
+        </w:rPr>
+        <w:t/>
+      </w:r>
+      <w:r>
+        <w:rPr>
+          <w:rFonts w:ascii="Arial Narrow" w:eastAsia="Arial Narrow" w:hAnsi="Arial Narrow" w:cs="Arial Narrow"/>
+          <w:sz w:val="22"/>
+          <w:szCs w:val="22"/>
+        </w:rPr>
+        <w:t xml:space="preserve"/>
+      </w:r>
+      <w:r>
+        <w:rPr>
+          <w:rFonts w:ascii="Arial Narrow" w:hAnsi="Arial Narrow"/>
+          <w:sz w:val="22"/>
+          <w:szCs w:val="22"/>
+        </w:rPr>
+        <w:t/>
+      </w:r>
+      <w:r>
+        <w:rPr>
+          <w:rFonts w:ascii="Arial Narrow" w:hAnsi="Arial Narrow"/>
+          <w:sz w:val="22"/>
+          <w:szCs w:val="22"/>
+        </w:rPr>
+        <w:t xml:space="preserve"/>
+      </w:r>
+      <w:r>
+        <w:rPr>
+          <w:rFonts w:ascii="Arial Narrow" w:hAnsi="Arial Narrow"/>
+          <w:sz w:val="22"/>
+          <w:szCs w:val="22"/>
+        </w:rPr>
+        <w:t/>
+      </w:r>
+      <w:r>
+        <w:rPr>
+          <w:rFonts w:ascii="Arial Narrow" w:hAnsi="Arial Narrow"/>
+          <w:sz w:val="22"/>
+          <w:szCs w:val="22"/>
+        </w:rPr>
+        <w:t/>
+      </w:r>
+      <w:r>
+        <w:rPr>
+          <w:rFonts w:ascii="Arial Narrow" w:eastAsia="Arial Narrow" w:hAnsi="Arial Narrow" w:cs="Arial Narrow"/>
+          <w:sz w:val="22"/>
+          <w:szCs w:val="22"/>
+        </w:rPr>
+        <w:t xml:space="preserve"/>
+      </w:r>
+      <w:r>
+        <w:rPr>
+          <w:rFonts w:ascii="Arial Narrow" w:eastAsia="Arial Narrow" w:hAnsi="Arial Narrow" w:cs="Arial Narrow"/>
+          <w:sz w:val="22"/>
+          <w:szCs w:val="22"/>
+        </w:rPr>
+        <w:t/>
+      </w:r>
+      <w:r>
+        <w:rPr>
+          <w:rFonts w:ascii="Arial Narrow" w:eastAsia="Arial Narrow" w:hAnsi="Arial Narrow" w:cs="Arial Narrow"/>
+          <w:sz w:val="22"/>
+          <w:szCs w:val="22"/>
+        </w:rPr>
+        <w:t/>
       </w:r>
     </w:p>
     <w:p>
@@ -10425,68 +10425,68 @@
           <w:sz w:val="22"/>
           <w:szCs w:val="22"/>
         </w:rPr>
-        <w:t>SEGUNDO</w:t>
-      </w:r>
-      <w:r>
-        <w:rPr>
-          <w:rFonts w:ascii="Arial Narrow" w:eastAsia="Arial Narrow" w:hAnsi="Arial Narrow" w:cs="Arial Narrow"/>
-          <w:b/>
-          <w:sz w:val="22"/>
-          <w:szCs w:val="22"/>
-        </w:rPr>
-        <w:t xml:space="preserve">: </w:t>
-      </w:r>
-      <w:r>
-        <w:rPr>
-          <w:rFonts w:ascii="Arial Narrow" w:eastAsia="Arial Narrow" w:hAnsi="Arial Narrow" w:cs="Arial Narrow"/>
-          <w:bCs/>
-          <w:sz w:val="22"/>
-          <w:szCs w:val="22"/>
-        </w:rPr>
-        <w:t xml:space="preserve">admitir a trámite la denuncia del </w:t>
-      </w:r>
-      <w:r>
-        <w:rPr>
-          <w:rFonts w:ascii="Arial Narrow" w:eastAsia="Arial Narrow" w:hAnsi="Arial Narrow" w:cs="Arial Narrow"/>
-          <w:sz w:val="22"/>
-          <w:szCs w:val="22"/>
-        </w:rPr>
-        <w:t>17 de julio de 2025, subsanado por escritos del 15 de agosto de 2025</w:t>
-      </w:r>
-      <w:r>
-        <w:rPr>
-          <w:rFonts w:ascii="Arial Narrow" w:eastAsia="Arial Narrow" w:hAnsi="Arial Narrow" w:cs="Arial Narrow"/>
-          <w:sz w:val="22"/>
-          <w:szCs w:val="22"/>
-        </w:rPr>
-        <w:t xml:space="preserve"> y 8 de setiembre de 2025</w:t>
-      </w:r>
-      <w:r>
-        <w:rPr>
-          <w:rFonts w:ascii="Arial Narrow" w:eastAsia="Arial Narrow" w:hAnsi="Arial Narrow" w:cs="Arial Narrow"/>
-          <w:bCs/>
-          <w:sz w:val="22"/>
-          <w:szCs w:val="22"/>
-        </w:rPr>
-        <w:t>, interpuesta</w:t>
-      </w:r>
-      <w:r>
-        <w:rPr>
-          <w:rFonts w:ascii="Arial Narrow" w:eastAsia="Arial Narrow" w:hAnsi="Arial Narrow" w:cs="Arial Narrow"/>
-          <w:bCs/>
-          <w:sz w:val="22"/>
-          <w:szCs w:val="22"/>
-        </w:rPr>
-        <w:t xml:space="preserve"> por</w:t>
-      </w:r>
-      <w:r>
-        <w:rPr>
-          <w:rFonts w:ascii="Arial Narrow" w:eastAsia="Arial Narrow" w:hAnsi="Arial Narrow" w:cs="Arial Narrow"/>
-          <w:bCs/>
-          <w:sz w:val="22"/>
-          <w:szCs w:val="22"/>
-        </w:rPr>
-        <w:t xml:space="preserve"> </w:t>
+        <w:t xml:space="preserve">SEGUNDO: admitir a trámite la denuncia del 17 de julio de 2025, subsanado por escritos del 15 de agosto de 2025 y 8 de setiembre de 2025, interpuesta por el señor [DENUNCIANTE] contra Pacífico Compañía de Seguros y Reaseguros S.A., por lo siguiente:</w:t>
+      </w:r>
+      <w:r>
+        <w:rPr>
+          <w:rFonts w:ascii="Arial Narrow" w:eastAsia="Arial Narrow" w:hAnsi="Arial Narrow" w:cs="Arial Narrow"/>
+          <w:b/>
+          <w:sz w:val="22"/>
+          <w:szCs w:val="22"/>
+        </w:rPr>
+        <w:t xml:space="preserve"/>
+      </w:r>
+      <w:r>
+        <w:rPr>
+          <w:rFonts w:ascii="Arial Narrow" w:eastAsia="Arial Narrow" w:hAnsi="Arial Narrow" w:cs="Arial Narrow"/>
+          <w:bCs/>
+          <w:sz w:val="22"/>
+          <w:szCs w:val="22"/>
+        </w:rPr>
+        <w:t xml:space="preserve"/>
+      </w:r>
+      <w:r>
+        <w:rPr>
+          <w:rFonts w:ascii="Arial Narrow" w:eastAsia="Arial Narrow" w:hAnsi="Arial Narrow" w:cs="Arial Narrow"/>
+          <w:sz w:val="22"/>
+          <w:szCs w:val="22"/>
+        </w:rPr>
+        <w:t/>
+      </w:r>
+      <w:r>
+        <w:rPr>
+          <w:rFonts w:ascii="Arial Narrow" w:eastAsia="Arial Narrow" w:hAnsi="Arial Narrow" w:cs="Arial Narrow"/>
+          <w:sz w:val="22"/>
+          <w:szCs w:val="22"/>
+        </w:rPr>
+        <w:t xml:space="preserve"/>
+      </w:r>
+      <w:r>
+        <w:rPr>
+          <w:rFonts w:ascii="Arial Narrow" w:eastAsia="Arial Narrow" w:hAnsi="Arial Narrow" w:cs="Arial Narrow"/>
+          <w:bCs/>
+          <w:sz w:val="22"/>
+          <w:szCs w:val="22"/>
+        </w:rPr>
+        <w:t/>
+      </w:r>
+      <w:r>
+        <w:rPr>
+          <w:rFonts w:ascii="Arial Narrow" w:eastAsia="Arial Narrow" w:hAnsi="Arial Narrow" w:cs="Arial Narrow"/>
+          <w:bCs/>
+          <w:sz w:val="22"/>
+          <w:szCs w:val="22"/>
+        </w:rPr>
+        <w:t xml:space="preserve"/>
+      </w:r>
+      <w:r>
+        <w:rPr>
+          <w:rFonts w:ascii="Arial Narrow" w:eastAsia="Arial Narrow" w:hAnsi="Arial Narrow" w:cs="Arial Narrow"/>
+          <w:bCs/>
+          <w:sz w:val="22"/>
+          <w:szCs w:val="22"/>
+        </w:rPr>
+        <w:t xml:space="preserve"/>
       </w:r>
       <w:r>
         <w:rPr>
@@ -10496,7 +10496,7 @@
           <w:sz w:val="22"/>
           <w:szCs w:val="22"/>
         </w:rPr>
-        <w:t>el</w:t>
+        <w:t/>
       </w:r>
       <w:r>
         <w:rPr>
@@ -10506,7 +10506,7 @@
           <w:sz w:val="22"/>
           <w:szCs w:val="22"/>
         </w:rPr>
-        <w:t xml:space="preserve"> señor </w:t>
+        <w:t xml:space="preserve"/>
       </w:r>
       <w:r>
         <w:rPr>
@@ -10516,7 +10516,7 @@
           <w:szCs w:val="22"/>
           <w:shd w:val="clear" w:color="auto" w:fill="FFFFFF"/>
         </w:rPr>
-        <w:t xml:space="preserve">Jorge Manuel </w:t>
+        <w:t xml:space="preserve"/>
       </w:r>
       <w:proofErr w:type="spellStart"/>
       <w:r>
@@ -10527,7 +10527,7 @@
           <w:szCs w:val="22"/>
           <w:shd w:val="clear" w:color="auto" w:fill="FFFFFF"/>
         </w:rPr>
-        <w:t>Buendia</w:t>
+        <w:t/>
       </w:r>
       <w:proofErr w:type="spellEnd"/>
       <w:r>
@@ -10538,43 +10538,43 @@
           <w:szCs w:val="22"/>
           <w:shd w:val="clear" w:color="auto" w:fill="FFFFFF"/>
         </w:rPr>
-        <w:t xml:space="preserve"> Egoavil</w:t>
-      </w:r>
-      <w:r>
-        <w:rPr>
-          <w:rFonts w:ascii="Arial Narrow" w:eastAsia="Arial Narrow" w:hAnsi="Arial Narrow" w:cs="Arial Narrow"/>
-          <w:bCs/>
-          <w:sz w:val="22"/>
-          <w:szCs w:val="22"/>
-        </w:rPr>
-        <w:t xml:space="preserve"> </w:t>
-      </w:r>
-      <w:r>
-        <w:rPr>
-          <w:rFonts w:ascii="Arial Narrow" w:eastAsia="Arial Narrow" w:hAnsi="Arial Narrow" w:cs="Arial Narrow"/>
-          <w:bCs/>
-          <w:sz w:val="22"/>
-          <w:szCs w:val="22"/>
-        </w:rPr>
-        <w:t>contra</w:t>
-      </w:r>
-      <w:r>
-        <w:rPr>
-          <w:rFonts w:ascii="Arial Narrow" w:eastAsia="Arial Narrow" w:hAnsi="Arial Narrow" w:cs="Arial Narrow"/>
-          <w:bCs/>
-          <w:sz w:val="22"/>
-          <w:szCs w:val="22"/>
-        </w:rPr>
-        <w:t xml:space="preserve"> </w:t>
-      </w:r>
-      <w:r>
-        <w:rPr>
-          <w:rFonts w:ascii="Arial Narrow" w:eastAsia="Arial Narrow" w:hAnsi="Arial Narrow" w:cs="Arial Narrow"/>
-          <w:bCs/>
-          <w:sz w:val="22"/>
-          <w:szCs w:val="22"/>
-        </w:rPr>
-        <w:t>Pacífico Compañía de Seguros y Reaseguros S.A.</w:t>
+        <w:t xml:space="preserve"/>
+      </w:r>
+      <w:r>
+        <w:rPr>
+          <w:rFonts w:ascii="Arial Narrow" w:eastAsia="Arial Narrow" w:hAnsi="Arial Narrow" w:cs="Arial Narrow"/>
+          <w:bCs/>
+          <w:sz w:val="22"/>
+          <w:szCs w:val="22"/>
+        </w:rPr>
+        <w:t xml:space="preserve"/>
+      </w:r>
+      <w:r>
+        <w:rPr>
+          <w:rFonts w:ascii="Arial Narrow" w:eastAsia="Arial Narrow" w:hAnsi="Arial Narrow" w:cs="Arial Narrow"/>
+          <w:bCs/>
+          <w:sz w:val="22"/>
+          <w:szCs w:val="22"/>
+        </w:rPr>
+        <w:t/>
+      </w:r>
+      <w:r>
+        <w:rPr>
+          <w:rFonts w:ascii="Arial Narrow" w:eastAsia="Arial Narrow" w:hAnsi="Arial Narrow" w:cs="Arial Narrow"/>
+          <w:bCs/>
+          <w:sz w:val="22"/>
+          <w:szCs w:val="22"/>
+        </w:rPr>
+        <w:t xml:space="preserve"/>
+      </w:r>
+      <w:r>
+        <w:rPr>
+          <w:rFonts w:ascii="Arial Narrow" w:eastAsia="Arial Narrow" w:hAnsi="Arial Narrow" w:cs="Arial Narrow"/>
+          <w:bCs/>
+          <w:sz w:val="22"/>
+          <w:szCs w:val="22"/>
+        </w:rPr>
+        <w:t/>
       </w:r>
       <w:r>
         <w:rPr>
@@ -10584,25 +10584,25 @@
           <w:szCs w:val="22"/>
           <w:shd w:val="clear" w:color="auto" w:fill="FFFFFF"/>
         </w:rPr>
-        <w:t xml:space="preserve">, </w:t>
-      </w:r>
-      <w:r>
-        <w:rPr>
-          <w:rFonts w:ascii="Arial Narrow" w:eastAsia="Arial Narrow" w:hAnsi="Arial Narrow" w:cs="Arial Narrow"/>
-          <w:bCs/>
-          <w:sz w:val="22"/>
-          <w:szCs w:val="22"/>
-        </w:rPr>
-        <w:t xml:space="preserve">por </w:t>
-      </w:r>
-      <w:r>
-        <w:rPr>
-          <w:rFonts w:ascii="Arial Narrow" w:eastAsia="Arial Narrow" w:hAnsi="Arial Narrow" w:cs="Arial Narrow"/>
-          <w:bCs/>
-          <w:sz w:val="22"/>
-          <w:szCs w:val="22"/>
-        </w:rPr>
-        <w:t>lo siguiente:</w:t>
+        <w:t xml:space="preserve"/>
+      </w:r>
+      <w:r>
+        <w:rPr>
+          <w:rFonts w:ascii="Arial Narrow" w:eastAsia="Arial Narrow" w:hAnsi="Arial Narrow" w:cs="Arial Narrow"/>
+          <w:bCs/>
+          <w:sz w:val="22"/>
+          <w:szCs w:val="22"/>
+        </w:rPr>
+        <w:t xml:space="preserve"/>
+      </w:r>
+      <w:r>
+        <w:rPr>
+          <w:rFonts w:ascii="Arial Narrow" w:eastAsia="Arial Narrow" w:hAnsi="Arial Narrow" w:cs="Arial Narrow"/>
+          <w:bCs/>
+          <w:sz w:val="22"/>
+          <w:szCs w:val="22"/>
+        </w:rPr>
+        <w:t/>
       </w:r>
     </w:p>
     <w:p>
@@ -12355,17 +12355,17 @@
           <w:sz w:val="22"/>
           <w:szCs w:val="22"/>
         </w:rPr>
-        <w:t xml:space="preserve">DÉCIMO </w:t>
-      </w:r>
-      <w:r>
-        <w:rPr>
-          <w:rFonts w:ascii="Arial Narrow" w:eastAsia="Arial Narrow" w:hAnsi="Arial Narrow" w:cs="Arial Narrow"/>
-          <w:b/>
-          <w:bCs/>
-          <w:sz w:val="22"/>
-          <w:szCs w:val="22"/>
-        </w:rPr>
-        <w:t>PRIMERO</w:t>
+        <w:t xml:space="preserve">DÉCIMO PRIMERO: requerir al señor [DENUNCIANTE] para que, dentro del plazo de dos (2) días hábiles siguientes a la fecha en que reciba la notificación en su bandeja de correo electrónico, efectúe la confirmación de recepción de la notificación remitida por este despacho a su correo electrónico, de conformidad con el segundo párrafo del numeral 4 del artículo 20 del Texto Único Ordenado de la Ley del Procedimiento Administrativo General, aprobado mediante Decreto Supremo 006-2026-JUS, bajo apercibimiento de rehacer el acto de notificación y notificarle conforme al numeral 1 del artículo 20 del citado cuerpo normativo.</w:t>
+      </w:r>
+      <w:r>
+        <w:rPr>
+          <w:rFonts w:ascii="Arial Narrow" w:eastAsia="Arial Narrow" w:hAnsi="Arial Narrow" w:cs="Arial Narrow"/>
+          <w:b/>
+          <w:bCs/>
+          <w:sz w:val="22"/>
+          <w:szCs w:val="22"/>
+        </w:rPr>
+        <w:t/>
       </w:r>
       <w:r>
         <w:rPr>
@@ -12375,7 +12375,7 @@
           <w:sz w:val="22"/>
           <w:szCs w:val="22"/>
         </w:rPr>
-        <w:t>:</w:t>
+        <w:t/>
       </w:r>
       <w:r>
         <w:rPr>
@@ -12385,7 +12385,7 @@
           <w:sz w:val="22"/>
           <w:szCs w:val="22"/>
         </w:rPr>
-        <w:t xml:space="preserve"> </w:t>
+        <w:t xml:space="preserve"/>
       </w:r>
       <w:r>
         <w:rPr>
@@ -12395,7 +12395,7 @@
           <w:sz w:val="22"/>
           <w:szCs w:val="22"/>
         </w:rPr>
-        <w:t>requerir a</w:t>
+        <w:t/>
       </w:r>
       <w:r>
         <w:rPr>
@@ -12405,7 +12405,7 @@
           <w:sz w:val="22"/>
           <w:szCs w:val="22"/>
         </w:rPr>
-        <w:t xml:space="preserve">l </w:t>
+        <w:t xml:space="preserve"/>
       </w:r>
       <w:r>
         <w:rPr>
@@ -12415,7 +12415,7 @@
           <w:sz w:val="22"/>
           <w:szCs w:val="22"/>
         </w:rPr>
-        <w:t xml:space="preserve">señor </w:t>
+        <w:t xml:space="preserve"/>
       </w:r>
       <w:r>
         <w:rPr>
@@ -12425,7 +12425,7 @@
           <w:szCs w:val="22"/>
           <w:shd w:val="clear" w:color="auto" w:fill="FFFFFF"/>
         </w:rPr>
-        <w:t xml:space="preserve">Jorge Manuel </w:t>
+        <w:t xml:space="preserve"/>
       </w:r>
       <w:proofErr w:type="spellStart"/>
       <w:r>
@@ -12436,7 +12436,7 @@
           <w:szCs w:val="22"/>
           <w:shd w:val="clear" w:color="auto" w:fill="FFFFFF"/>
         </w:rPr>
-        <w:t>Buendia</w:t>
+        <w:t/>
       </w:r>
       <w:proofErr w:type="spellEnd"/>
       <w:r>
@@ -12447,7 +12447,7 @@
           <w:szCs w:val="22"/>
           <w:shd w:val="clear" w:color="auto" w:fill="FFFFFF"/>
         </w:rPr>
-        <w:t xml:space="preserve"> Egoavil </w:t>
+        <w:t xml:space="preserve"/>
       </w:r>
       <w:r>
         <w:rPr>
@@ -12456,7 +12456,7 @@
           <w:sz w:val="22"/>
           <w:szCs w:val="22"/>
         </w:rPr>
-        <w:t>para que, dentro del plazo de dos (2) días hábiles siguientes a la fecha en que reciba la notificación en su bandeja de correo electrónico, efectúe la confirmación de recepción de la notificación remitida por este despacho a su correo electrónico, de conformidad con el segundo</w:t>
+        <w:t/>
       </w:r>
       <w:r>
         <w:rPr>
@@ -12465,7 +12465,7 @@
           <w:sz w:val="22"/>
           <w:szCs w:val="22"/>
         </w:rPr>
-        <w:t xml:space="preserve"> párrafo del numeral 4 del artículo 20</w:t>
+        <w:t xml:space="preserve"/>
       </w:r>
       <w:r>
         <w:rPr>
@@ -12483,7 +12483,7 @@
           <w:sz w:val="22"/>
           <w:szCs w:val="22"/>
         </w:rPr>
-        <w:t xml:space="preserve"> del Texto Único Ordenado de la Ley del </w:t>
+        <w:t xml:space="preserve"/>
       </w:r>
       <w:r>
         <w:rPr>
@@ -12493,7 +12493,7 @@
           <w:szCs w:val="22"/>
         </w:rPr>
         <w:lastRenderedPageBreak/>
-        <w:t>Procedimiento Administrativo General, aprobado mediante Decreto Supremo 006-2026-JUS, bajo apercibimiento de rehacer el acto de notificación y notificarle conforme al numeral 1 del artículo 20</w:t>
+        <w:t/>
       </w:r>
       <w:r>
         <w:rPr>
@@ -12511,7 +12511,7 @@
           <w:sz w:val="22"/>
           <w:szCs w:val="22"/>
         </w:rPr>
-        <w:t xml:space="preserve"> del citado cuerpo normativo</w:t>
+        <w:t xml:space="preserve"/>
       </w:r>
       <w:r>
         <w:rPr>
@@ -12528,7 +12528,7 @@
           <w:sz w:val="22"/>
           <w:szCs w:val="22"/>
         </w:rPr>
-        <w:t>.</w:t>
+        <w:t/>
       </w:r>
     </w:p>
     <w:p>

--- a/plantillas_maestras/16_temas_administrativos_financieros/materia_general_asegurativa/2_o_mas_ddos_varios/varon/TPL_1705_2025_TEMAS_ADMINISTRATIVOS_FINANCIEROS_MATERIA_GENERAL_ASEGURATIVA_ASEGURADORA_VARON_R282.docx
+++ b/plantillas_maestras/16_temas_administrativos_financieros/materia_general_asegurativa/2_o_mas_ddos_varios/varon/TPL_1705_2025_TEMAS_ADMINISTRATIVOS_FINANCIEROS_MATERIA_GENERAL_ASEGURATIVA_ASEGURADORA_VARON_R282.docx
@@ -583,7 +583,7 @@
           <w:sz w:val="22"/>
           <w:szCs w:val="22"/>
         </w:rPr>
-        <w:t xml:space="preserve">Mediante escrito del 17 de julio de 2025, subsanado por dos escritos del 15 de agosto de 2025, y complementado por el escrito del 8 de septiembre de 2025, el señor [APELLIDO] denunció a Pacifico por presuntas infracciones a la Ley  29571, Código de Protección y Defensa del Consumidor (en adelante, Código), señalando lo siguiente:</w:t>
+        <w:t xml:space="preserve">Mediante escrito del 17 de julio de 2025, subsanado por dos escritos del 15 de agosto de 2025, y complementado por el escrito del 8 de septiembre de 2025, el señor [APELLIDO] denunció a Pacifico por presuntas infracciones a la Ley 29571, Código de Protección y Defensa del Consumidor (en adelante, Código), señalando lo siguiente:</w:t>
       </w:r>
       <w:r>
         <w:rPr>
@@ -4437,7 +4437,7 @@
           <w:szCs w:val="22"/>
         </w:rPr>
         <w:lastRenderedPageBreak/>
-        <w:t xml:space="preserve">Mediante Resolución  1 de fecha 11 de agosto de 2025, se requirió al señor [APELLIDO], de acuerdo a la Directiva  001-2025-GEG/INDECOPI, que, en el plazo improrrogable de cuatro (4) días hábiles contado a partir del día siguiente de notificada la presente, cumpla con: </w:t>
+        <w:t xml:space="preserve">Mediante Resolución 1 de fecha 11 de agosto de 2025, se requirió al señor [APELLIDO], de acuerdo a la Directiva 001-2025-GEG/INDECOPI, que, en el plazo improrrogable de cuatro (4) días hábiles contado a partir del día siguiente de notificada la presente, cumpla con: </w:t>
       </w:r>
       <w:proofErr w:type="spellStart"/>
       <w:r>
@@ -4839,7 +4839,7 @@
           <w:sz w:val="22"/>
           <w:szCs w:val="22"/>
         </w:rPr>
-        <w:t xml:space="preserve">Asimismo, mediante Resolución  1 de fecha 11 de agosto de 2025, se requirió al señor [APELLIDO], de acuerdo a la Directiva  001-2025-GEG/INDECOPI, que, en el plazo improrrogable de siete (7) días hábiles contado a partir del día siguiente de notificada la presente, cumpla con: </w:t>
+        <w:t xml:space="preserve">Asimismo, mediante Resolución 1 de fecha 11 de agosto de 2025, se requirió al señor [APELLIDO], de acuerdo a la Directiva 001-2025-GEG/INDECOPI, que, en el plazo improrrogable de siete (7) días hábiles contado a partir del día siguiente de notificada la presente, cumpla con: </w:t>
       </w:r>
       <w:r>
         <w:rPr>
@@ -5746,7 +5746,7 @@
           <w:szCs w:val="22"/>
           <w:lang w:val="es-ES"/>
         </w:rPr>
-        <w:t xml:space="preserve">Con fecha 15 de agosto 2025, el señor [APELLIDO] presentó un escrito mediante el cual precisó su solicitud de confidencialidad de los documentos denominados “03019-2024 (1).pdf” y “CARTA NOTARIAL - APLICACIÓN DE SILENCIO POSITIVO - CESE DE DISCRIMINACIÓN Y ACTOS DE HOSTILIDAD.docx”, de conformidad con lo requerido en la Resolución  1 de fecha 11 de agosto de 2025.</w:t>
+        <w:t xml:space="preserve">Con fecha 15 de agosto 2025, el señor [APELLIDO] presentó un escrito mediante el cual precisó su solicitud de confidencialidad de los documentos denominados “03019-2024 (1).pdf” y “CARTA NOTARIAL - APLICACIÓN DE SILENCIO POSITIVO - CESE DE DISCRIMINACIÓN Y ACTOS DE HOSTILIDAD.docx”, de conformidad con lo requerido en la Resolución 1 de fecha 11 de agosto de 2025.</w:t>
       </w:r>
       <w:r>
         <w:rPr>
@@ -9681,7 +9681,7 @@
           <w:sz w:val="22"/>
           <w:szCs w:val="22"/>
         </w:rPr>
-        <w:t xml:space="preserve">PRIMERO: calificar como confidencial, frente a terceros ajenos al procedimiento, la información presentada por el señor [DENUNCIANTE] la cual obra en: (i) el documento 6 denominado “03019-2024 (1).PDF”, y en el medio probatorio 1 denominado “CARTA NOTARIAL - APLICACIÓN DE SILENCIO POSITIVO - CESE DE DISCRIMINACIÓN Y ACTOS DE HOSTILIDAD.DOCX”, ambos de la pieza  2 del expediente, presentado el 17 de julio de 2025; (ii) el documento  6 denominado “COPIA DEL DICTAMEN COMAFP 01395-202447670”, de la pieza  6 del expediente, presentado el 15 de agosto de 2025; y, (iii) el documento  3 denominado “COPIA DEL DICTAMEN COMAFP  01395-2024.PDF”, de la pieza  7 del expediente, presentado el 15 de agosto de 2025; precisándose que la confidencialidad declarada deberá mantenerse permanentemente.</w:t>
+        <w:t xml:space="preserve">PRIMERO: calificar como confidencial, frente a terceros ajenos al procedimiento, la información presentada por el señor [DENUNCIANTE] la cual obra en: (i) el documento 6 denominado “03019-2024 (1).PDF”, y en el medio probatorio 1 denominado “CARTA NOTARIAL - APLICACIÓN DE SILENCIO POSITIVO - CESE DE DISCRIMINACIÓN Y ACTOS DE HOSTILIDAD.DOCX”, ambos de la pieza 2 del expediente, presentado el 17 de julio de 2025; (ii) el documento 6 denominado “COPIA DEL DICTAMEN COMAFP 01395-202447670”, de la pieza 6 del expediente, presentado el 15 de agosto de 2025; y, (iii) el documento 3 denominado “COPIA DEL DICTAMEN COMAFP 01395-2024.PDF”, de la pieza 7 del expediente, presentado el 15 de agosto de 2025; precisándose que la confidencialidad declarada deberá mantenerse permanentemente.</w:t>
       </w:r>
       <w:r>
         <w:rPr>

--- a/plantillas_maestras/16_temas_administrativos_financieros/materia_general_asegurativa/2_o_mas_ddos_varios/varon/TPL_1705_2025_TEMAS_ADMINISTRATIVOS_FINANCIEROS_MATERIA_GENERAL_ASEGURATIVA_ASEGURADORA_VARON_R282.docx
+++ b/plantillas_maestras/16_temas_administrativos_financieros/materia_general_asegurativa/2_o_mas_ddos_varios/varon/TPL_1705_2025_TEMAS_ADMINISTRATIVOS_FINANCIEROS_MATERIA_GENERAL_ASEGURATIVA_ASEGURADORA_VARON_R282.docx
@@ -4087,6 +4087,7 @@
       <w:bookmarkEnd w:id="2"/>
       <w:r>
         <w:rPr>
+          <w:rStyle w:val="Refdenotaalpie"/>
           <w:rFonts w:ascii="Arial Narrow" w:eastAsia="Arial" w:hAnsi="Arial Narrow" w:cs="Arial"/>
           <w:sz w:val="22"/>
           <w:szCs w:val="22"/>
@@ -4148,6 +4149,7 @@
       </w:r>
       <w:r>
         <w:rPr>
+          <w:rStyle w:val="Refdenotaalpie"/>
           <w:rFonts w:ascii="Arial Narrow" w:hAnsi="Arial Narrow" w:cs="Arial"/>
           <w:sz w:val="22"/>
           <w:szCs w:val="22"/>
@@ -4231,6 +4233,7 @@
           <w:rFonts w:ascii="Arial Narrow" w:hAnsi="Arial Narrow" w:cs="Arial"/>
           <w:sz w:val="22"/>
           <w:szCs w:val="22"/>
+          <w:vertAlign w:val="superscript"/>
         </w:rPr>
         <w:footnoteReference w:id="3"/>
       </w:r>
@@ -6621,7 +6624,7 @@
       <w:pPr>
         <w:contextualSpacing/>
         <w:rPr>
-          <w:rFonts w:ascii="Arial" w:hAnsi="Arial" w:cs="Arial"/>
+          <w:rFonts w:ascii="Arial Narrow" w:hAnsi="Arial Narrow" w:cs="Arial"/>
           <w:sz w:val="22"/>
           <w:szCs w:val="22"/>
         </w:rPr>
@@ -7865,7 +7868,6 @@
           <w:rFonts w:ascii="Arial Narrow" w:hAnsi="Arial Narrow"/>
           <w:sz w:val="22"/>
           <w:szCs w:val="22"/>
-          <w:highlight w:val="green"/>
           <w:shd w:val="clear" w:color="auto" w:fill="FFFFFF"/>
         </w:rPr>
       </w:pPr>
@@ -7896,6 +7898,7 @@
       </w:r>
       <w:r>
         <w:rPr>
+          <w:rStyle w:val="Refdenotaalpie"/>
           <w:rFonts w:ascii="Arial Narrow" w:hAnsi="Arial Narrow" w:cs="Arial"/>
           <w:sz w:val="22"/>
           <w:szCs w:val="22"/>
@@ -7967,6 +7970,7 @@
       </w:r>
       <w:r>
         <w:rPr>
+          <w:rStyle w:val="Refdenotaalpie"/>
           <w:rFonts w:ascii="Arial Narrow" w:hAnsi="Arial Narrow"/>
           <w:sz w:val="22"/>
           <w:szCs w:val="22"/>
@@ -8771,6 +8775,7 @@
           <w:rFonts w:ascii="Arial Narrow" w:hAnsi="Arial Narrow"/>
           <w:sz w:val="22"/>
           <w:szCs w:val="22"/>
+          <w:vertAlign w:val="superscript"/>
         </w:rPr>
         <w:footnoteReference w:id="6"/>
       </w:r>
@@ -8866,6 +8871,7 @@
       </w:r>
       <w:r>
         <w:rPr>
+          <w:rStyle w:val="Refdenotaalpie"/>
           <w:rFonts w:ascii="Arial Narrow" w:hAnsi="Arial Narrow"/>
           <w:sz w:val="22"/>
           <w:szCs w:val="22"/>
@@ -8961,6 +8967,7 @@
       </w:r>
       <w:r>
         <w:rPr>
+          <w:rStyle w:val="Refdenotaalpie"/>
           <w:rFonts w:ascii="Arial Narrow" w:eastAsia="Arial Narrow" w:hAnsi="Arial Narrow"/>
           <w:sz w:val="22"/>
           <w:szCs w:val="22"/>
@@ -9098,6 +9105,7 @@
       </w:r>
       <w:r>
         <w:rPr>
+          <w:rStyle w:val="Refdenotaalpie"/>
           <w:rFonts w:ascii="Arial Narrow" w:eastAsia="Arial Narrow" w:hAnsi="Arial Narrow"/>
           <w:sz w:val="22"/>
           <w:szCs w:val="22"/>
@@ -9429,6 +9437,7 @@
           <w:rFonts w:ascii="Arial Narrow" w:eastAsia="Arial Narrow" w:hAnsi="Arial Narrow" w:cs="Arial Narrow"/>
           <w:sz w:val="22"/>
           <w:szCs w:val="22"/>
+          <w:vertAlign w:val="superscript"/>
         </w:rPr>
         <w:footnoteReference w:id="10"/>
       </w:r>
@@ -11329,6 +11338,7 @@
           <w:rFonts w:ascii="Arial Narrow" w:eastAsia="Calibri" w:hAnsi="Arial Narrow" w:cs="Arial"/>
           <w:sz w:val="22"/>
           <w:szCs w:val="22"/>
+          <w:vertAlign w:val="superscript"/>
         </w:rPr>
         <w:footnoteReference w:id="11"/>
       </w:r>
@@ -11374,6 +11384,7 @@
           <w:spacing w:val="-2"/>
           <w:sz w:val="22"/>
           <w:szCs w:val="22"/>
+          <w:vertAlign w:val="superscript"/>
         </w:rPr>
         <w:footnoteReference w:id="12"/>
       </w:r>
@@ -11610,6 +11621,7 @@
       </w:r>
       <w:r>
         <w:rPr>
+          <w:rStyle w:val="Refdenotaalpie"/>
           <w:rFonts w:ascii="Arial Narrow" w:hAnsi="Arial Narrow"/>
           <w:sz w:val="22"/>
           <w:szCs w:val="22"/>
@@ -11955,6 +11967,7 @@
       </w:r>
       <w:r>
         <w:rPr>
+          <w:rStyle w:val="Refdenotaalpie"/>
           <w:rFonts w:ascii="Arial Narrow" w:hAnsi="Arial Narrow"/>
           <w:sz w:val="22"/>
           <w:szCs w:val="22"/>
@@ -12032,6 +12045,7 @@
           <w:rFonts w:ascii="Arial Narrow" w:eastAsia="Arial Narrow" w:hAnsi="Arial Narrow" w:cs="Arial Narrow"/>
           <w:sz w:val="22"/>
           <w:szCs w:val="22"/>
+          <w:vertAlign w:val="superscript"/>
         </w:rPr>
         <w:footnoteReference w:id="15"/>
       </w:r>
@@ -12082,6 +12096,7 @@
       </w:r>
       <w:r>
         <w:rPr>
+          <w:rStyle w:val="Refdenotaalpie"/>
           <w:rFonts w:ascii="Arial Narrow" w:eastAsia="Arial Narrow" w:hAnsi="Arial Narrow" w:cs="Arial"/>
           <w:sz w:val="22"/>
           <w:szCs w:val="22"/>
@@ -12224,6 +12239,7 @@
           <w:rFonts w:ascii="Arial Narrow" w:hAnsi="Arial Narrow" w:cs="Arial"/>
           <w:sz w:val="22"/>
           <w:szCs w:val="22"/>
+          <w:vertAlign w:val="superscript"/>
         </w:rPr>
         <w:footnoteReference w:id="17"/>
       </w:r>
@@ -12515,6 +12531,7 @@
       </w:r>
       <w:r>
         <w:rPr>
+          <w:rStyle w:val="Refdenotaalpie"/>
           <w:rFonts w:ascii="Arial Narrow" w:hAnsi="Arial Narrow"/>
           <w:sz w:val="22"/>
           <w:szCs w:val="22"/>
@@ -12845,7 +12862,7 @@
       <w:r>
         <w:rPr>
           <w:rStyle w:val="normaltextrun"/>
-          <w:rFonts w:ascii="Arial" w:hAnsi="Arial" w:cs="Arial"/>
+          <w:rFonts w:ascii="Arial Narrow" w:hAnsi="Arial Narrow" w:cs="Arial"/>
           <w:b/>
           <w:bCs/>
           <w:sz w:val="22"/>
@@ -12868,7 +12885,7 @@
       <w:r>
         <w:rPr>
           <w:rStyle w:val="normaltextrun"/>
-          <w:rFonts w:ascii="Arial" w:hAnsi="Arial" w:cs="Arial"/>
+          <w:rFonts w:ascii="Arial Narrow" w:hAnsi="Arial Narrow" w:cs="Arial"/>
           <w:b/>
           <w:bCs/>
           <w:sz w:val="22"/>
@@ -12979,7 +12996,7 @@
       <w:headerReference w:type="default" r:id="rId13"/>
       <w:footerReference w:type="default" r:id="rId14"/>
       <w:pgSz w:w="11906" w:h="16838"/>
-      <w:pgMar w:top="1985" w:right="1701" w:bottom="1701" w:left="1701" w:header="709" w:footer="709" w:gutter="0"/>
+      <w:pgMar w:top="1417" w:right="1701" w:bottom="1417" w:left="1701" w:header="709" w:footer="709" w:gutter="0"/>
       <w:pgNumType w:start="1"/>
       <w:cols w:space="720"/>
     </w:sectPr>
@@ -13022,7 +13039,7 @@
         <w:tab w:val="right" w:pos="8838"/>
       </w:tabs>
       <w:rPr>
-        <w:rFonts w:ascii="Arial" w:eastAsia="Arial" w:hAnsi="Arial" w:cs="Arial"/>
+        <w:rFonts w:ascii="Arial Narrow" w:eastAsia="Arial" w:hAnsi="Arial Narrow" w:cs="Arial"/>
         <w:color w:val="000000"/>
         <w:sz w:val="16"/>
         <w:szCs w:val="16"/>
@@ -13030,7 +13047,7 @@
     </w:pPr>
     <w:r>
       <w:rPr>
-        <w:rFonts w:ascii="Arial" w:eastAsia="Arial" w:hAnsi="Arial" w:cs="Arial"/>
+        <w:rFonts w:ascii="Arial Narrow" w:eastAsia="Arial" w:hAnsi="Arial Narrow" w:cs="Arial"/>
         <w:color w:val="000000"/>
         <w:sz w:val="16"/>
         <w:szCs w:val="16"/>
@@ -13039,7 +13056,7 @@
     </w:r>
     <w:r>
       <w:rPr>
-        <w:rFonts w:ascii="Arial" w:eastAsia="Arial" w:hAnsi="Arial" w:cs="Arial"/>
+        <w:rFonts w:ascii="Arial Narrow" w:eastAsia="Arial" w:hAnsi="Arial Narrow" w:cs="Arial"/>
         <w:color w:val="000000"/>
         <w:sz w:val="16"/>
         <w:szCs w:val="16"/>
@@ -13068,7 +13085,7 @@
     </w:pPr>
     <w:r>
       <w:rPr>
-        <w:rFonts w:ascii="Arial" w:eastAsia="Arial" w:hAnsi="Arial" w:cs="Arial"/>
+        <w:rFonts w:ascii="Arial Narrow" w:eastAsia="Arial" w:hAnsi="Arial Narrow" w:cs="Arial"/>
         <w:color w:val="000000"/>
         <w:sz w:val="16"/>
         <w:szCs w:val="16"/>
@@ -13077,7 +13094,7 @@
     </w:r>
     <w:r>
       <w:rPr>
-        <w:rFonts w:ascii="Arial" w:eastAsia="Arial" w:hAnsi="Arial" w:cs="Arial"/>
+        <w:rFonts w:ascii="Arial Narrow" w:eastAsia="Arial" w:hAnsi="Arial Narrow" w:cs="Arial"/>
         <w:color w:val="000000"/>
         <w:sz w:val="16"/>
         <w:szCs w:val="16"/>
@@ -13086,7 +13103,7 @@
     </w:r>
     <w:r>
       <w:rPr>
-        <w:rFonts w:ascii="Arial" w:eastAsia="Arial" w:hAnsi="Arial" w:cs="Arial"/>
+        <w:rFonts w:ascii="Arial Narrow" w:eastAsia="Arial" w:hAnsi="Arial Narrow" w:cs="Arial"/>
         <w:color w:val="000000"/>
         <w:sz w:val="16"/>
         <w:szCs w:val="16"/>
@@ -13095,7 +13112,7 @@
     </w:r>
     <w:r>
       <w:rPr>
-        <w:rFonts w:ascii="Arial" w:eastAsia="Arial" w:hAnsi="Arial" w:cs="Arial"/>
+        <w:rFonts w:ascii="Arial Narrow" w:eastAsia="Arial" w:hAnsi="Arial Narrow" w:cs="Arial"/>
         <w:color w:val="000000"/>
         <w:sz w:val="16"/>
         <w:szCs w:val="16"/>
@@ -13104,7 +13121,7 @@
     </w:r>
     <w:r>
       <w:rPr>
-        <w:rFonts w:ascii="Arial" w:eastAsia="Arial" w:hAnsi="Arial" w:cs="Arial"/>
+        <w:rFonts w:ascii="Arial Narrow" w:eastAsia="Arial" w:hAnsi="Arial Narrow" w:cs="Arial"/>
         <w:noProof/>
         <w:color w:val="000000"/>
         <w:sz w:val="16"/>
@@ -13114,7 +13131,7 @@
     </w:r>
     <w:r>
       <w:rPr>
-        <w:rFonts w:ascii="Arial" w:eastAsia="Arial" w:hAnsi="Arial" w:cs="Arial"/>
+        <w:rFonts w:ascii="Arial Narrow" w:eastAsia="Arial" w:hAnsi="Arial Narrow" w:cs="Arial"/>
         <w:color w:val="000000"/>
         <w:sz w:val="16"/>
         <w:szCs w:val="16"/>
@@ -13169,6 +13186,7 @@
           <w:rFonts w:ascii="Arial Narrow" w:hAnsi="Arial Narrow" w:cs="Arial"/>
           <w:sz w:val="16"/>
           <w:szCs w:val="16"/>
+          <w:vertAlign w:val="superscript"/>
         </w:rPr>
         <w:footnoteRef/>
       </w:r>
@@ -13331,6 +13349,7 @@
       </w:pPr>
       <w:r>
         <w:rPr>
+          <w:rStyle w:val="Refdenotaalpie"/>
           <w:rFonts w:ascii="Arial Narrow" w:hAnsi="Arial Narrow" w:cs="Arial"/>
           <w:sz w:val="16"/>
           <w:szCs w:val="16"/>
@@ -13498,6 +13517,7 @@
           <w:rFonts w:ascii="Arial Narrow" w:hAnsi="Arial Narrow"/>
           <w:sz w:val="16"/>
           <w:szCs w:val="16"/>
+          <w:vertAlign w:val="superscript"/>
         </w:rPr>
         <w:footnoteRef/>
       </w:r>
@@ -13692,6 +13712,7 @@
           <w:rFonts w:ascii="Arial Narrow" w:hAnsi="Arial Narrow" w:cs="Arial"/>
           <w:sz w:val="16"/>
           <w:szCs w:val="16"/>
+          <w:vertAlign w:val="superscript"/>
         </w:rPr>
         <w:footnoteRef/>
       </w:r>
@@ -13951,6 +13972,7 @@
           <w:rFonts w:ascii="Arial Narrow" w:hAnsi="Arial Narrow" w:cs="Arial"/>
           <w:sz w:val="16"/>
           <w:szCs w:val="16"/>
+          <w:vertAlign w:val="superscript"/>
         </w:rPr>
         <w:footnoteRef/>
       </w:r>
@@ -14235,6 +14257,7 @@
           <w:rFonts w:ascii="Arial Narrow" w:hAnsi="Arial Narrow" w:cs="Arial"/>
           <w:sz w:val="16"/>
           <w:szCs w:val="16"/>
+          <w:vertAlign w:val="superscript"/>
         </w:rPr>
         <w:footnoteRef/>
       </w:r>
@@ -14407,6 +14430,7 @@
           <w:rFonts w:ascii="Arial Narrow" w:hAnsi="Arial Narrow" w:cs="Arial"/>
           <w:sz w:val="16"/>
           <w:szCs w:val="16"/>
+          <w:vertAlign w:val="superscript"/>
         </w:rPr>
         <w:footnoteRef/>
       </w:r>
@@ -14772,6 +14796,7 @@
           <w:sz w:val="16"/>
           <w:szCs w:val="16"/>
           <w:lang w:eastAsia="en-US"/>
+          <w:vertAlign w:val="superscript"/>
         </w:rPr>
         <w:footnoteRef/>
       </w:r>
@@ -15052,6 +15077,7 @@
           <w:sz w:val="16"/>
           <w:szCs w:val="16"/>
           <w:lang w:eastAsia="en-US"/>
+          <w:vertAlign w:val="superscript"/>
         </w:rPr>
         <w:footnoteRef/>
       </w:r>
@@ -15291,6 +15317,7 @@
           <w:rFonts w:ascii="Arial Narrow" w:hAnsi="Arial Narrow"/>
           <w:sz w:val="16"/>
           <w:szCs w:val="16"/>
+          <w:vertAlign w:val="superscript"/>
         </w:rPr>
         <w:footnoteRef/>
       </w:r>
@@ -15601,6 +15628,7 @@
           <w:rFonts w:ascii="Arial Narrow" w:hAnsi="Arial Narrow" w:cs="Arial"/>
           <w:sz w:val="16"/>
           <w:szCs w:val="16"/>
+          <w:vertAlign w:val="superscript"/>
         </w:rPr>
         <w:footnoteRef/>
       </w:r>
@@ -15681,6 +15709,7 @@
           <w:rFonts w:ascii="Arial Narrow" w:hAnsi="Arial Narrow" w:cs="Arial"/>
           <w:sz w:val="16"/>
           <w:szCs w:val="16"/>
+          <w:vertAlign w:val="superscript"/>
         </w:rPr>
         <w:footnoteRef/>
       </w:r>
@@ -15841,6 +15870,7 @@
           <w:rFonts w:ascii="Arial Narrow" w:eastAsia="Arial Narrow" w:hAnsi="Arial Narrow" w:cs="Arial"/>
           <w:sz w:val="16"/>
           <w:szCs w:val="16"/>
+          <w:vertAlign w:val="superscript"/>
         </w:rPr>
         <w:footnoteRef/>
       </w:r>
@@ -15977,6 +16007,7 @@
           <w:rFonts w:ascii="Arial Narrow" w:hAnsi="Arial Narrow"/>
           <w:sz w:val="16"/>
           <w:szCs w:val="16"/>
+          <w:vertAlign w:val="superscript"/>
         </w:rPr>
         <w:footnoteRef/>
       </w:r>
@@ -17254,6 +17285,7 @@
           <w:rFonts w:ascii="Arial Narrow" w:hAnsi="Arial Narrow" w:cs="Arial"/>
           <w:sz w:val="16"/>
           <w:szCs w:val="16"/>
+          <w:vertAlign w:val="superscript"/>
         </w:rPr>
         <w:footnoteRef/>
       </w:r>
@@ -17444,6 +17476,7 @@
           <w:bCs/>
           <w:sz w:val="16"/>
           <w:szCs w:val="16"/>
+          <w:vertAlign w:val="superscript"/>
         </w:rPr>
         <w:footnoteRef/>
       </w:r>
@@ -17555,6 +17588,7 @@
           <w:rFonts w:ascii="Arial Narrow" w:hAnsi="Arial Narrow" w:cs="Arial"/>
           <w:sz w:val="16"/>
           <w:szCs w:val="16"/>
+          <w:vertAlign w:val="superscript"/>
         </w:rPr>
         <w:footnoteRef/>
       </w:r>
@@ -19670,6 +19704,17 @@
       <w:szCs w:val="16"/>
     </w:rPr>
   </w:style>
+  <w:style w:type="character" w:styleId="FootnoteReference">
+    <w:name w:val="footnote reference"/>
+    <w:basedOn w:val="Fuentedeprrafopredeter"/>
+    <w:uiPriority w:val="99"/>
+    <w:semiHidden/>
+    <w:unhideWhenUsed/>
+    <w:rPr>
+      <w:rFonts w:ascii="Arial Narrow" w:hAnsi="Arial Narrow"/>
+      <w:vertAlign w:val="superscript"/>
+    </w:rPr>
+  </w:style>
 </w:styles>
 </file>
 

--- a/plantillas_maestras/16_temas_administrativos_financieros/materia_general_asegurativa/2_o_mas_ddos_varios/varon/TPL_1705_2025_TEMAS_ADMINISTRATIVOS_FINANCIEROS_MATERIA_GENERAL_ASEGURATIVA_ASEGURADORA_VARON_R282.docx
+++ b/plantillas_maestras/16_temas_administrativos_financieros/materia_general_asegurativa/2_o_mas_ddos_varios/varon/TPL_1705_2025_TEMAS_ADMINISTRATIVOS_FINANCIEROS_MATERIA_GENERAL_ASEGURATIVA_ASEGURADORA_VARON_R282.docx
@@ -1,8 +1,8 @@
 
 <file path=word/document.xml><?xml version="1.0" encoding="utf-8"?>
-<w:document xmlns:wpc="http://schemas.microsoft.com/office/word/2010/wordprocessingCanvas" xmlns:cx="http://schemas.microsoft.com/office/drawing/2014/chartex" xmlns:cx1="http://schemas.microsoft.com/office/drawing/2015/9/8/chartex" xmlns:cx2="http://schemas.microsoft.com/office/drawing/2015/10/21/chartex" xmlns:cx3="http://schemas.microsoft.com/office/drawing/2016/5/9/chartex" xmlns:cx4="http://schemas.microsoft.com/office/drawing/2016/5/10/chartex" xmlns:cx5="http://schemas.microsoft.com/office/drawing/2016/5/11/chartex" xmlns:cx6="http://schemas.microsoft.com/office/drawing/2016/5/12/chartex" xmlns:cx7="http://schemas.microsoft.com/office/drawing/2016/5/13/chartex" xmlns:cx8="http://schemas.microsoft.com/office/drawing/2016/5/14/chartex" xmlns:mc="http://schemas.openxmlformats.org/markup-compatibility/2006" xmlns:aink="http://schemas.microsoft.com/office/drawing/2016/ink" xmlns:am3d="http://schemas.microsoft.com/office/drawing/2017/model3d" xmlns:o="urn:schemas-microsoft-com:office:office" xmlns:oel="http://schemas.microsoft.com/office/2019/extlst" xmlns:r="http://schemas.openxmlformats.org/officeDocument/2006/relationships" xmlns:m="http://schemas.openxmlformats.org/officeDocument/2006/math" xmlns:v="urn:schemas-microsoft-com:vml" xmlns:wp14="http://schemas.microsoft.com/office/word/2010/wordprocessingDrawing" xmlns:wp="http://schemas.openxmlformats.org/drawingml/2006/wordprocessingDrawing" xmlns:w10="urn:schemas-microsoft-com:office:word" xmlns:w="http://schemas.openxmlformats.org/wordprocessingml/2006/main" xmlns:w14="http://schemas.microsoft.com/office/word/2010/wordml" xmlns:w15="http://schemas.microsoft.com/office/word/2012/wordml" xmlns:w16cex="http://schemas.microsoft.com/office/word/2018/wordml/cex" xmlns:w16cid="http://schemas.microsoft.com/office/word/2016/wordml/cid" xmlns:w16="http://schemas.microsoft.com/office/word/2018/wordml" xmlns:w16du="http://schemas.microsoft.com/office/word/2023/wordml/word16du" xmlns:w16sdtdh="http://schemas.microsoft.com/office/word/2020/wordml/sdtdatahash" xmlns:w16sdtfl="http://schemas.microsoft.com/office/word/2024/wordml/sdtformatlock" xmlns:w16se="http://schemas.microsoft.com/office/word/2015/wordml/symex" xmlns:wpg="http://schemas.microsoft.com/office/word/2010/wordprocessingGroup" xmlns:wpi="http://schemas.microsoft.com/office/word/2010/wordprocessingInk" xmlns:wne="http://schemas.microsoft.com/office/word/2006/wordml" xmlns:wps="http://schemas.microsoft.com/office/word/2010/wordprocessingShape" mc:Ignorable="w14 w15 w16se w16cid w16 w16cex w16sdtdh w16sdtfl w16du wp14">
+<w:document xmlns:ns1="http://schemas.openxmlformats.org/markup-compatibility/2006" xmlns:ns2="http://schemas.microsoft.com/office/word/2010/wordml" xmlns:ns3="http://schemas.openxmlformats.org/officeDocument/2006/relationships" xmlns:w="http://schemas.openxmlformats.org/wordprocessingml/2006/main" ns1:Ignorable="w14 w15 w16se w16cid w16 w16cex w16sdtdh w16sdtfl w16du wp14">
   <w:body>
-    <w:p>
+    <w:p ns2:paraId="2D847E7D" ns2:textId="49A1445F">
       <w:pPr>
         <w:tabs>
           <w:tab w:val="left" w:pos="1701"/>
@@ -62,7 +62,7 @@
         <w:t>282-2025/CC1-ST</w:t>
       </w:r>
     </w:p>
-    <w:p>
+    <w:p ns2:paraId="634049D8" ns2:textId="0B6E419F">
       <w:pPr>
         <w:tabs>
           <w:tab w:val="left" w:pos="1701"/>
@@ -113,7 +113,7 @@
         <w:t>1705-2025/CC1</w:t>
       </w:r>
     </w:p>
-    <w:p>
+    <w:p ns2:paraId="345DC840" ns2:textId="5E77AEC6">
       <w:pPr>
         <w:tabs>
           <w:tab w:val="left" w:pos="1701"/>
@@ -202,7 +202,7 @@
         <w:t/>
       </w:r>
     </w:p>
-    <w:p>
+    <w:p ns2:paraId="0CD7FE7E" ns2:textId="4AEB44AB">
       <w:pPr>
         <w:tabs>
           <w:tab w:val="left" w:pos="1701"/>
@@ -300,7 +300,7 @@
         <w:t>FICO)</w:t>
       </w:r>
     </w:p>
-    <w:p>
+    <w:p ns2:paraId="2FCCE269" ns2:textId="615674C7">
       <w:pPr>
         <w:tabs>
           <w:tab w:val="left" w:pos="1701"/>
@@ -352,7 +352,7 @@
         <w:t>CONFIDENCIALIDAD</w:t>
       </w:r>
     </w:p>
-    <w:p>
+    <w:p ns2:paraId="1C9E56B7" ns2:textId="1942410D">
       <w:pPr>
         <w:tabs>
           <w:tab w:val="left" w:pos="1701"/>
@@ -394,7 +394,7 @@
         <w:t>ADMISIÓN A TRÁMITE</w:t>
       </w:r>
     </w:p>
-    <w:p>
+    <w:p ns2:paraId="01717D35" ns2:textId="77777777">
       <w:pPr>
         <w:tabs>
           <w:tab w:val="left" w:pos="1701"/>
@@ -429,18 +429,18 @@
         <w:t>REQUERIMIENTO DE INFORMACIÓN</w:t>
       </w:r>
     </w:p>
-    <w:p>
-      <w:pPr>
-        <w:jc w:val="both"/>
-        <w:rPr>
-          <w:rFonts w:ascii="Arial Narrow" w:eastAsia="Arial Narrow" w:hAnsi="Arial Narrow" w:cs="Arial Narrow"/>
-          <w:b/>
-          <w:sz w:val="22"/>
-          <w:szCs w:val="22"/>
-        </w:rPr>
-      </w:pPr>
-    </w:p>
-    <w:p>
+    <w:p ns2:paraId="2DFE1131" ns2:textId="77777777">
+      <w:pPr>
+        <w:jc w:val="both"/>
+        <w:rPr>
+          <w:rFonts w:ascii="Arial Narrow" w:eastAsia="Arial Narrow" w:hAnsi="Arial Narrow" w:cs="Arial Narrow"/>
+          <w:b/>
+          <w:sz w:val="22"/>
+          <w:szCs w:val="22"/>
+        </w:rPr>
+      </w:pPr>
+    </w:p>
+    <w:p ns2:paraId="3B09297A" ns2:textId="7BC8BC93">
       <w:pPr>
         <w:jc w:val="both"/>
         <w:rPr>
@@ -514,7 +514,7 @@
         <w:t>5</w:t>
       </w:r>
     </w:p>
-    <w:p>
+    <w:p ns2:paraId="698913AC" ns2:textId="77777777">
       <w:pPr>
         <w:tabs>
           <w:tab w:val="left" w:pos="1014"/>
@@ -527,7 +527,7 @@
         </w:rPr>
       </w:pPr>
     </w:p>
-    <w:p>
+    <w:p ns2:paraId="4AC48BF8" ns2:textId="77777777">
       <w:pPr>
         <w:numPr>
           <w:ilvl w:val="0"/>
@@ -552,17 +552,17 @@
         <w:t>HECHOS</w:t>
       </w:r>
     </w:p>
-    <w:p>
-      <w:pPr>
-        <w:jc w:val="both"/>
-        <w:rPr>
-          <w:rFonts w:ascii="Arial Narrow" w:eastAsia="Arial Narrow" w:hAnsi="Arial Narrow" w:cs="Arial Narrow"/>
-          <w:sz w:val="22"/>
-          <w:szCs w:val="22"/>
-        </w:rPr>
-      </w:pPr>
-    </w:p>
-    <w:p>
+    <w:p ns2:paraId="713A84CE" ns2:textId="77777777">
+      <w:pPr>
+        <w:jc w:val="both"/>
+        <w:rPr>
+          <w:rFonts w:ascii="Arial Narrow" w:eastAsia="Arial Narrow" w:hAnsi="Arial Narrow" w:cs="Arial Narrow"/>
+          <w:sz w:val="22"/>
+          <w:szCs w:val="22"/>
+        </w:rPr>
+      </w:pPr>
+    </w:p>
+    <w:p ns2:paraId="6F9C91E9" ns2:textId="1F0EF219">
       <w:pPr>
         <w:pStyle w:val="Prrafodelista"/>
         <w:numPr>
@@ -832,7 +832,7 @@
         <w:t xml:space="preserve"/>
       </w:r>
     </w:p>
-    <w:p>
+    <w:p ns2:paraId="23F55310" ns2:textId="77777777">
       <w:pPr>
         <w:pBdr>
           <w:top w:val="nil"/>
@@ -850,7 +850,7 @@
       </w:pPr>
       <w:bookmarkStart w:id="1" w:name="_Hlk140588011"/>
     </w:p>
-    <w:p>
+    <w:p ns2:paraId="324BFC5A" ns2:textId="247657BD">
       <w:pPr>
         <w:numPr>
           <w:ilvl w:val="2"/>
@@ -990,7 +990,7 @@
         <w:t>.</w:t>
       </w:r>
     </w:p>
-    <w:p>
+    <w:p ns2:paraId="281CDD5E" ns2:textId="77777777">
       <w:pPr>
         <w:pBdr>
           <w:top w:val="nil"/>
@@ -1009,7 +1009,7 @@
         </w:rPr>
       </w:pPr>
     </w:p>
-    <w:p>
+    <w:p ns2:paraId="76651C5D" ns2:textId="2D600AB0">
       <w:pPr>
         <w:numPr>
           <w:ilvl w:val="2"/>
@@ -1104,7 +1104,7 @@
         <w:t xml:space="preserve"> </w:t>
       </w:r>
     </w:p>
-    <w:p>
+    <w:p ns2:paraId="23545316" ns2:textId="77777777">
       <w:pPr>
         <w:pBdr>
           <w:top w:val="nil"/>
@@ -1123,7 +1123,7 @@
         </w:rPr>
       </w:pPr>
     </w:p>
-    <w:p>
+    <w:p ns2:paraId="75044170" ns2:textId="66710674">
       <w:pPr>
         <w:numPr>
           <w:ilvl w:val="2"/>
@@ -1200,7 +1200,7 @@
         <w:t xml:space="preserve"> </w:t>
       </w:r>
     </w:p>
-    <w:p>
+    <w:p ns2:paraId="3F4F6CB5" ns2:textId="77777777">
       <w:pPr>
         <w:pBdr>
           <w:top w:val="nil"/>
@@ -1219,7 +1219,7 @@
         </w:rPr>
       </w:pPr>
     </w:p>
-    <w:p>
+    <w:p ns2:paraId="2517B5F3" ns2:textId="1321DD0B">
       <w:pPr>
         <w:numPr>
           <w:ilvl w:val="2"/>
@@ -1332,7 +1332,7 @@
         <w:t>.</w:t>
       </w:r>
     </w:p>
-    <w:p>
+    <w:p ns2:paraId="19ABED84" ns2:textId="77777777">
       <w:pPr>
         <w:pStyle w:val="Prrafodelista"/>
         <w:rPr>
@@ -1343,7 +1343,7 @@
         </w:rPr>
       </w:pPr>
     </w:p>
-    <w:p>
+    <w:p ns2:paraId="4DEDAF49" ns2:textId="10739372">
       <w:pPr>
         <w:numPr>
           <w:ilvl w:val="2"/>
@@ -1447,7 +1447,7 @@
         <w:t>, se trasladó a la ciudad de Trujillo para laborar, debido a la necesidad de residir al nivel del mar por su condición de salud.</w:t>
       </w:r>
     </w:p>
-    <w:p>
+    <w:p ns2:paraId="326A68D3" ns2:textId="77777777">
       <w:pPr>
         <w:pBdr>
           <w:top w:val="nil"/>
@@ -1466,7 +1466,7 @@
         </w:rPr>
       </w:pPr>
     </w:p>
-    <w:p>
+    <w:p ns2:paraId="3744304F" ns2:textId="6CA419B0">
       <w:pPr>
         <w:numPr>
           <w:ilvl w:val="2"/>
@@ -1651,7 +1651,7 @@
         <w:t xml:space="preserve"> ante el Ministerio Público y la Defensoría del Pueblo.</w:t>
       </w:r>
     </w:p>
-    <w:p>
+    <w:p ns2:paraId="5592E60C" ns2:textId="77777777">
       <w:pPr>
         <w:pStyle w:val="Prrafodelista"/>
         <w:rPr>
@@ -1662,7 +1662,7 @@
         </w:rPr>
       </w:pPr>
     </w:p>
-    <w:p>
+    <w:p ns2:paraId="598A2E65" ns2:textId="0CE7AC2F">
       <w:pPr>
         <w:numPr>
           <w:ilvl w:val="2"/>
@@ -1748,7 +1748,7 @@
         <w:t>El 27 de noviembre de 2024, el Comité Médico de las AFP (en adelante, COMAFP) emitió el dictamen 01395-2024 de invalidez total y permanente que acreditó un menoscabo del 67% de su capacidad laboral por EPOC, depresión crónica, episodio depresivo grave, trastorno disociativo, ansiedad generalizada y estrés postraumático, atribuidos a estresores laborales.</w:t>
       </w:r>
     </w:p>
-    <w:p>
+    <w:p ns2:paraId="4DFE0F61" ns2:textId="77777777">
       <w:pPr>
         <w:pBdr>
           <w:top w:val="nil"/>
@@ -1767,7 +1767,7 @@
         </w:rPr>
       </w:pPr>
     </w:p>
-    <w:p>
+    <w:p ns2:paraId="15D79331" ns2:textId="7D1F16B5">
       <w:pPr>
         <w:numPr>
           <w:ilvl w:val="2"/>
@@ -1935,7 +1935,7 @@
         <w:t>de COMAFP, pero negó el pago del beneficio del Seguro de Vida Ley, calificando las enfermedades como comunes y no laborales.</w:t>
       </w:r>
     </w:p>
-    <w:p>
+    <w:p ns2:paraId="0A36725B" ns2:textId="77777777">
       <w:pPr>
         <w:pBdr>
           <w:top w:val="nil"/>
@@ -1954,7 +1954,7 @@
         </w:rPr>
       </w:pPr>
     </w:p>
-    <w:p>
+    <w:p ns2:paraId="6E05FFF5" ns2:textId="02EA204F">
       <w:pPr>
         <w:numPr>
           <w:ilvl w:val="2"/>
@@ -2130,7 +2130,7 @@
         <w:t xml:space="preserve"> </w:t>
       </w:r>
     </w:p>
-    <w:p>
+    <w:p ns2:paraId="2775BF61" ns2:textId="77777777">
       <w:pPr>
         <w:pBdr>
           <w:top w:val="nil"/>
@@ -2148,7 +2148,7 @@
         </w:rPr>
       </w:pPr>
     </w:p>
-    <w:p>
+    <w:p ns2:paraId="3BF7D35E" ns2:textId="522F2257">
       <w:pPr>
         <w:numPr>
           <w:ilvl w:val="2"/>
@@ -2194,7 +2194,7 @@
         <w:t xml:space="preserve"> sus dos hijas menores de edad y de su madre de 76 años con condición médica delicada. </w:t>
       </w:r>
     </w:p>
-    <w:p>
+    <w:p ns2:paraId="3FCCE6E3" ns2:textId="77777777">
       <w:pPr>
         <w:pStyle w:val="Prrafodelista"/>
         <w:rPr>
@@ -2204,7 +2204,7 @@
         </w:rPr>
       </w:pPr>
     </w:p>
-    <w:p>
+    <w:p ns2:paraId="6650AB6A" ns2:textId="743CBAF7">
       <w:pPr>
         <w:numPr>
           <w:ilvl w:val="2"/>
@@ -2316,7 +2316,7 @@
         <w:t xml:space="preserve"> que dicho documento sea incorporado al expediente con el carácter de documento público.</w:t>
       </w:r>
     </w:p>
-    <w:p>
+    <w:p ns2:paraId="748BB242" ns2:textId="2112B76A">
       <w:pPr>
         <w:pBdr>
           <w:top w:val="nil"/>
@@ -2334,7 +2334,7 @@
       </w:pPr>
     </w:p>
     <w:bookmarkEnd w:id="1"/>
-    <w:p>
+    <w:p ns2:paraId="6EA5BDCA" ns2:textId="4DDBE3B6">
       <w:pPr>
         <w:pStyle w:val="Prrafodelista"/>
         <w:numPr>
@@ -2527,7 +2527,7 @@
         <w:t/>
       </w:r>
     </w:p>
-    <w:p>
+    <w:p ns2:paraId="27AE8452" ns2:textId="77777777">
       <w:pPr>
         <w:contextualSpacing/>
         <w:jc w:val="both"/>
@@ -2540,7 +2540,7 @@
         </w:rPr>
       </w:pPr>
     </w:p>
-    <w:p>
+    <w:p ns2:paraId="6D170964" ns2:textId="052CE16D">
       <w:pPr>
         <w:numPr>
           <w:ilvl w:val="0"/>
@@ -2587,7 +2587,7 @@
         <w:t>17 DE JULIO DE 2025</w:t>
       </w:r>
     </w:p>
-    <w:p>
+    <w:p ns2:paraId="27D025BC" ns2:textId="77777777">
       <w:pPr>
         <w:ind w:left="567"/>
         <w:contextualSpacing/>
@@ -2601,7 +2601,7 @@
         </w:rPr>
       </w:pPr>
     </w:p>
-    <w:p>
+    <w:p ns2:paraId="535DF6CB" ns2:textId="77777777">
       <w:pPr>
         <w:pStyle w:val="Prrafodelista"/>
         <w:numPr>
@@ -2625,7 +2625,7 @@
         <w:t>El artículo 6 de la Ley sobre Facultades, Normas y Organización del Indecopi, aprobada por el Decreto Legislativo 807, establece que la información recibida por una Comisión, Oficina o Sala del Tribunal de Defensa de la Competencia y de la Propiedad Intelectual, que constituya un secreto industrial o comercial, deberá ser declarada reservada por la Comisión, Oficina o Sala del Tribunal respectiva, debiendo adoptar las medidas necesarias para garantizar la reserva y confidencialidad de la información.</w:t>
       </w:r>
     </w:p>
-    <w:p>
+    <w:p ns2:paraId="56D1A47C" ns2:textId="77777777">
       <w:pPr>
         <w:ind w:left="567"/>
         <w:contextualSpacing/>
@@ -2637,7 +2637,7 @@
         </w:rPr>
       </w:pPr>
     </w:p>
-    <w:p>
+    <w:p ns2:paraId="43A0019D" ns2:textId="005635D5">
       <w:pPr>
         <w:pStyle w:val="Prrafodelista"/>
         <w:numPr>
@@ -2679,7 +2679,7 @@
         <w:t xml:space="preserve"> 002-2017/TRI-INDECOPI y 003-2022/TRI-INDECOPI, establece lo siguiente:</w:t>
       </w:r>
     </w:p>
-    <w:p>
+    <w:p ns2:paraId="6C6AB255" ns2:textId="77777777">
       <w:pPr>
         <w:ind w:left="720"/>
         <w:contextualSpacing/>
@@ -2690,7 +2690,7 @@
         </w:rPr>
       </w:pPr>
     </w:p>
-    <w:p>
+    <w:p ns2:paraId="54485FF6" ns2:textId="77777777">
       <w:pPr>
         <w:ind w:left="1701" w:right="4" w:hanging="567"/>
         <w:contextualSpacing/>
@@ -2732,7 +2732,7 @@
         <w:t>INFORMACIÓN CONFIDENCIAL</w:t>
       </w:r>
     </w:p>
-    <w:p>
+    <w:p ns2:paraId="77964E95" ns2:textId="77777777">
       <w:pPr>
         <w:ind w:left="1134" w:right="4"/>
         <w:contextualSpacing/>
@@ -2745,7 +2745,7 @@
         </w:rPr>
       </w:pPr>
     </w:p>
-    <w:p>
+    <w:p ns2:paraId="5C51B1BF" ns2:textId="77777777">
       <w:pPr>
         <w:ind w:left="2268" w:hanging="567"/>
         <w:contextualSpacing/>
@@ -2783,7 +2783,7 @@
         <w:t>Puede declararse confidencial aquella información presentada por las partes o terceros en el marco de un procedimiento seguido ante INDECOPI o aquella información acopiada por el INDECOPI en el curso de sus actividades de supervisión, fiscalización y/o investigación, cuya divulgación implique una afectación significativa para el titular de la misma o un tercero del que el aportante la hubiere recibido, u otorgue una ventaja significativa para un competidor del aportante de la información.</w:t>
       </w:r>
     </w:p>
-    <w:p>
+    <w:p ns2:paraId="451CE3E6" ns2:textId="77777777">
       <w:pPr>
         <w:ind w:left="1134"/>
         <w:contextualSpacing/>
@@ -2804,7 +2804,7 @@
         <w:t>     </w:t>
       </w:r>
     </w:p>
-    <w:p>
+    <w:p ns2:paraId="005FBD89" ns2:textId="77777777">
       <w:pPr>
         <w:ind w:left="2268"/>
         <w:contextualSpacing/>
@@ -2829,7 +2829,7 @@
         <w:t>Puede también declararse confidencial aquella información que sea considerada reservada o confidencial por Ley. Entre estas:</w:t>
       </w:r>
     </w:p>
-    <w:p>
+    <w:p ns2:paraId="73F6CF1D" ns2:textId="77777777">
       <w:pPr>
         <w:ind w:left="2268"/>
         <w:contextualSpacing/>
@@ -2843,7 +2843,7 @@
         </w:rPr>
       </w:pPr>
     </w:p>
-    <w:p>
+    <w:p ns2:paraId="5E747B07" ns2:textId="77777777">
       <w:pPr>
         <w:ind w:left="2835" w:hanging="567"/>
         <w:contextualSpacing/>
@@ -2882,7 +2882,7 @@
         <w:t>La información referida a los datos personales cuya publicidad constituya una invasión de la intimidad personal y familiar de las partes involucradas en un procedimiento. La información referida a la salud personal, se considera comprendida dentro de la intimidad personal.</w:t>
       </w:r>
     </w:p>
-    <w:p>
+    <w:p ns2:paraId="35A0AE8F" ns2:textId="77777777">
       <w:pPr>
         <w:ind w:left="2835" w:hanging="567"/>
         <w:contextualSpacing/>
@@ -2920,7 +2920,7 @@
         <w:t>Se consideran datos sensibles los datos personales constituidos por los datos biométricos que por sí mismos pueden identificar al titular, datos referidos al origen racial y étnico; ingresos económicos, opiniones o convicciones políticas, religiosas, filosóficas o morales; afiliación sindical; e información relacionada a la salud o a la vida sexual.</w:t>
       </w:r>
     </w:p>
-    <w:p>
+    <w:p ns2:paraId="705576D1" ns2:textId="77777777">
       <w:pPr>
         <w:ind w:left="2268"/>
         <w:contextualSpacing/>
@@ -2935,7 +2935,7 @@
         </w:rPr>
       </w:pPr>
     </w:p>
-    <w:p>
+    <w:p ns2:paraId="19BC2C16" ns2:textId="77777777">
       <w:pPr>
         <w:ind w:left="2835" w:hanging="567"/>
         <w:contextualSpacing/>
@@ -2973,7 +2973,7 @@
         <w:t>Información proveniente de terceras personas ajenas al procedimiento de investigación, cuya divulgación sin previa autorización podría ocasionar perjuicios a alguna de las partes.</w:t>
       </w:r>
     </w:p>
-    <w:p>
+    <w:p ns2:paraId="62F3FAB8" ns2:textId="77777777">
       <w:pPr>
         <w:ind w:left="2268"/>
         <w:contextualSpacing/>
@@ -2988,7 +2988,7 @@
         </w:rPr>
       </w:pPr>
     </w:p>
-    <w:p>
+    <w:p ns2:paraId="44E63D8F" ns2:textId="77777777">
       <w:pPr>
         <w:ind w:left="2835" w:hanging="567"/>
         <w:contextualSpacing/>
@@ -3026,7 +3026,7 @@
         <w:t xml:space="preserve"> La información protegida por la respectiva regulación del secreto bancario, tributario, comercial, industrial, empresarial, tecnológico y bursátil.</w:t>
       </w:r>
     </w:p>
-    <w:p>
+    <w:p ns2:paraId="4FD4732F" ns2:textId="77777777">
       <w:pPr>
         <w:ind w:left="2835"/>
         <w:contextualSpacing/>
@@ -3041,7 +3041,7 @@
         </w:rPr>
       </w:pPr>
     </w:p>
-    <w:p>
+    <w:p ns2:paraId="2453C2EB" ns2:textId="77777777">
       <w:pPr>
         <w:ind w:left="2835"/>
         <w:contextualSpacing/>
@@ -3067,7 +3067,7 @@
         <w:t>Se considerará lo siguiente:</w:t>
       </w:r>
     </w:p>
-    <w:p>
+    <w:p ns2:paraId="3C6979FA" ns2:textId="77777777">
       <w:pPr>
         <w:ind w:left="2835"/>
         <w:contextualSpacing/>
@@ -3082,7 +3082,7 @@
         </w:rPr>
       </w:pPr>
     </w:p>
-    <w:p>
+    <w:p ns2:paraId="35794609" ns2:textId="77777777">
       <w:pPr>
         <w:ind w:left="2835"/>
         <w:contextualSpacing/>
@@ -3121,7 +3121,7 @@
         <w:t xml:space="preserve"> aquella información cuya importancia para el desarrollo de la actividad empresarial obliga a las empresas a mantenerla fuera del alcance de terceros ajenos a la empresa;</w:t>
       </w:r>
     </w:p>
-    <w:p>
+    <w:p ns2:paraId="0880956C" ns2:textId="77777777">
       <w:pPr>
         <w:ind w:left="2835"/>
         <w:contextualSpacing/>
@@ -3160,7 +3160,7 @@
         <w:t xml:space="preserve"> conocimiento tecnológico referido a procedimientos de fabricación o producción en general, o el conocimiento vinculado al empleo y aplicación de técnicas industriales, que permitan obtener o mantener una ventaja competitiva o económica frente a terceros;</w:t>
       </w:r>
     </w:p>
-    <w:p>
+    <w:p ns2:paraId="47F11505" ns2:textId="77777777">
       <w:pPr>
         <w:ind w:left="2835"/>
         <w:contextualSpacing/>
@@ -3199,7 +3199,7 @@
         <w:t xml:space="preserve"> Cualquier información no divulgada que una empresa natural o jurídica legítimamente posea, que pueda usarse en alguna actividad productiva, industrial o comercial, y que sea susceptible de transmitirse a un tercero, en la medida que dicha información sea:</w:t>
       </w:r>
     </w:p>
-    <w:p>
+    <w:p ns2:paraId="06C030EB" ns2:textId="77777777">
       <w:pPr>
         <w:ind w:left="1134"/>
         <w:contextualSpacing/>
@@ -3225,7 +3225,7 @@
         <w:t>   </w:t>
       </w:r>
     </w:p>
-    <w:p>
+    <w:p ns2:paraId="16216185" ns2:textId="77777777">
       <w:pPr>
         <w:ind w:left="3402" w:hanging="567"/>
         <w:contextualSpacing/>
@@ -3263,7 +3263,7 @@
         <w:t>Secreta, en el sentido que como conjunto o en la configuración y reunión precisa de sus componentes, no sea generalmente conocida ni fácilmente accesible por quienes se encuentran en los círculos que normalmente manejan la información respectiva;</w:t>
       </w:r>
     </w:p>
-    <w:p>
+    <w:p ns2:paraId="19A6DCFF" ns2:textId="77777777">
       <w:pPr>
         <w:ind w:left="3402" w:hanging="567"/>
         <w:contextualSpacing/>
@@ -3301,7 +3301,7 @@
         <w:t>tenga un valor comercial por ser secreta; y</w:t>
       </w:r>
     </w:p>
-    <w:p>
+    <w:p ns2:paraId="3178E686" ns2:textId="77777777">
       <w:pPr>
         <w:ind w:left="3402" w:hanging="567"/>
         <w:contextualSpacing/>
@@ -3339,7 +3339,7 @@
         <w:t>haya sido objeto de medidas razonables tomadas por su legítimo poseedor para mantenerla secreta.</w:t>
       </w:r>
     </w:p>
-    <w:p>
+    <w:p ns2:paraId="06306BE3" ns2:textId="77777777">
       <w:pPr>
         <w:ind w:left="3402" w:hanging="567"/>
         <w:contextualSpacing/>
@@ -3354,7 +3354,7 @@
         </w:rPr>
       </w:pPr>
     </w:p>
-    <w:p>
+    <w:p ns2:paraId="0AA7A8B4" ns2:textId="77777777">
       <w:pPr>
         <w:ind w:left="2835"/>
         <w:contextualSpacing/>
@@ -3380,7 +3380,7 @@
         <w:t>La información de un secreto empresarial podrá estar referida a la naturaleza, características o finalidades de los productos; a los métodos o procesos de producción; o, a los medios o formas de distribución o comercialización de productos o prestación de servicios.</w:t>
       </w:r>
     </w:p>
-    <w:p>
+    <w:p ns2:paraId="5CFFAE92" ns2:textId="77777777">
       <w:pPr>
         <w:ind w:left="2268" w:right="4" w:hanging="567"/>
         <w:contextualSpacing/>
@@ -3394,7 +3394,7 @@
         </w:rPr>
       </w:pPr>
     </w:p>
-    <w:p>
+    <w:p ns2:paraId="57D9052F" ns2:textId="77777777">
       <w:pPr>
         <w:ind w:left="2268" w:right="4" w:hanging="567"/>
         <w:contextualSpacing/>
@@ -3429,7 +3429,7 @@
         <w:t>Cuando se declare confidencial la información, esta será de uso exclusivo de los funcionarios encargados del trámite del procedimiento. Dicha información no podrá ser puesta en conocimiento de las demás partes del procedimiento ni de terceros. (…)”.</w:t>
       </w:r>
     </w:p>
-    <w:p>
+    <w:p ns2:paraId="3BA8B65D" ns2:textId="77777777">
       <w:pPr>
         <w:ind w:left="2268" w:right="4" w:hanging="567"/>
         <w:contextualSpacing/>
@@ -3441,7 +3441,7 @@
         </w:rPr>
       </w:pPr>
     </w:p>
-    <w:p>
+    <w:p ns2:paraId="5268E2E7" ns2:textId="40BC200F">
       <w:pPr>
         <w:pStyle w:val="Prrafodelista"/>
         <w:numPr>
@@ -3489,7 +3489,7 @@
         <w:t>señala que todo administrado que solicite la reserva de la información durante la tramitación de los procedimientos a cargo de los órganos funcionales del Indecopi, tiene que cumplir una serie de requisitos al momento de realizar su solicitud de confidencialidad, los que se detallan a continuación:</w:t>
       </w:r>
     </w:p>
-    <w:p>
+    <w:p ns2:paraId="1CD59EF2" ns2:textId="77777777">
       <w:pPr>
         <w:contextualSpacing/>
         <w:rPr>
@@ -3497,7 +3497,7 @@
         </w:rPr>
       </w:pPr>
     </w:p>
-    <w:p>
+    <w:p ns2:paraId="4A3F7A63" ns2:textId="77777777">
       <w:pPr>
         <w:ind w:left="2268" w:right="4" w:hanging="567"/>
         <w:contextualSpacing/>
@@ -3530,7 +3530,7 @@
         <w:t>Al solicitar la confidencialidad de la información, el aportante de ella deberá cumplir los siguientes requisitos:</w:t>
       </w:r>
     </w:p>
-    <w:p>
+    <w:p ns2:paraId="004704F4" ns2:textId="77777777">
       <w:pPr>
         <w:ind w:left="2268" w:right="4" w:hanging="567"/>
         <w:contextualSpacing/>
@@ -3543,7 +3543,7 @@
         </w:rPr>
       </w:pPr>
     </w:p>
-    <w:p>
+    <w:p ns2:paraId="3F95C814" ns2:textId="77777777">
       <w:pPr>
         <w:ind w:left="2835" w:right="4" w:hanging="567"/>
         <w:contextualSpacing/>
@@ -3595,7 +3595,7 @@
         <w:t xml:space="preserve"> y se ha solicitado la exhibición de información documentaria. Caso contrario, la autoridad no será responsable de su divulgación.</w:t>
       </w:r>
     </w:p>
-    <w:p>
+    <w:p ns2:paraId="70296D06" ns2:textId="77777777">
       <w:pPr>
         <w:ind w:left="2835" w:right="4" w:hanging="567"/>
         <w:contextualSpacing/>
@@ -3608,7 +3608,7 @@
         </w:rPr>
       </w:pPr>
     </w:p>
-    <w:p>
+    <w:p ns2:paraId="00486B88" ns2:textId="77777777">
       <w:pPr>
         <w:ind w:left="2835" w:right="4" w:hanging="567"/>
         <w:contextualSpacing/>
@@ -3640,7 +3640,7 @@
         <w:t>Identificar en el escrito, de manera clara y precisa, cuál es la información cuya declaración de confidencialidad se solicita y en qué documentos y en qué parte de dichos documentos está incluida. El solicitante no podrá solicitar la confidencialidad, de forma genérica, de toda la información presentada o contenida en los documentos señalados, salvo que sean obtenidos durante el desarrollo de entrevistas o visitas de inspección in situ. En este último caso, el Secretario Técnico, Director, o Jefe del área correspondiente requerirá al solicitante en el curso del procedimiento que precise los alcances de su solicitud, para lo cual le otorgará un plazo de siete (7) días hábiles, para ello, bajo apercibimiento de denegar el pedido de confidencialidad.</w:t>
       </w:r>
     </w:p>
-    <w:p>
+    <w:p ns2:paraId="7551E6B1" ns2:textId="77777777">
       <w:pPr>
         <w:ind w:left="2835" w:hanging="567"/>
         <w:contextualSpacing/>
@@ -3654,7 +3654,7 @@
         </w:rPr>
       </w:pPr>
     </w:p>
-    <w:p>
+    <w:p ns2:paraId="620C0D89" ns2:textId="77777777">
       <w:pPr>
         <w:ind w:left="2835" w:hanging="567"/>
         <w:contextualSpacing/>
@@ -3689,7 +3689,7 @@
         <w:t>Justificar la solicitud, en caso de que se trate de la información a que se refiere el numeral 2.1. Si la parte solicitante no justifica su pedido, el Secretario Técnico, Director o Jefe del área correspondiente deberá requerírselo, otorgándole un plazo de siete (7) días hábiles para ello, bajo apercibimiento de denegar el pedido de confidencialidad.</w:t>
       </w:r>
     </w:p>
-    <w:p>
+    <w:p ns2:paraId="037024F4" ns2:textId="77777777">
       <w:pPr>
         <w:ind w:left="2835" w:hanging="567"/>
         <w:contextualSpacing/>
@@ -3713,7 +3713,7 @@
         <w:t xml:space="preserve"> </w:t>
       </w:r>
     </w:p>
-    <w:p>
+    <w:p ns2:paraId="00465280" ns2:textId="77777777">
       <w:pPr>
         <w:ind w:left="2835" w:hanging="567"/>
         <w:contextualSpacing/>
@@ -3748,7 +3748,7 @@
         <w:t>Presentar un “resumen no confidencial” suficientemente detallado que permita una cabal comprensión del contenido sustancial de la información cuya declaración de confidencialidad se solicita. En caso que la información esté compuesta de series estadísticas, esta deberá ser presentada mediante indicadores que permitan apreciar la tendencia.</w:t>
       </w:r>
     </w:p>
-    <w:p>
+    <w:p ns2:paraId="24D7B246" ns2:textId="77777777">
       <w:pPr>
         <w:ind w:left="2835" w:hanging="567"/>
         <w:contextualSpacing/>
@@ -3772,7 +3772,7 @@
         <w:t xml:space="preserve"> </w:t>
       </w:r>
     </w:p>
-    <w:p>
+    <w:p ns2:paraId="01DEDCA2" ns2:textId="77777777">
       <w:pPr>
         <w:ind w:left="2835" w:hanging="3"/>
         <w:contextualSpacing/>
@@ -3796,7 +3796,7 @@
         <w:t>De considerar el aportante que la naturaleza de la información impide elaborar un “resumen no confidencial”, deberá comunicarlo al órgano funcional del INDECOPI, exponiendo las razones. Si el órgano resolutivo considera válidas dichas razones, le solicitará a la parte que elabore un listado de la información para hacerlo de conocimiento de las demás partes del procedimiento.</w:t>
       </w:r>
     </w:p>
-    <w:p>
+    <w:p ns2:paraId="5DC2F35D" ns2:textId="77777777">
       <w:pPr>
         <w:ind w:left="2835" w:hanging="3"/>
         <w:contextualSpacing/>
@@ -3810,7 +3810,7 @@
         </w:rPr>
       </w:pPr>
     </w:p>
-    <w:p>
+    <w:p ns2:paraId="1AFF1FB1" ns2:textId="77777777">
       <w:pPr>
         <w:ind w:left="2835" w:hanging="567"/>
         <w:contextualSpacing/>
@@ -3845,7 +3845,7 @@
         <w:t>En caso excepcional y de no haber presentado el aportante un “resumen no confidencial” de la información, la autoridad deberá solicitárselo otorgando un plazo de siete (7) días hábiles para ello. Caso contrario se denegará el tratamiento confidencial.</w:t>
       </w:r>
     </w:p>
-    <w:p>
+    <w:p ns2:paraId="486F78CE" ns2:textId="77777777">
       <w:pPr>
         <w:ind w:left="2835" w:hanging="567"/>
         <w:contextualSpacing/>
@@ -3859,7 +3859,7 @@
         </w:rPr>
       </w:pPr>
     </w:p>
-    <w:p>
+    <w:p ns2:paraId="777A56D1" ns2:textId="77777777">
       <w:pPr>
         <w:ind w:left="2835" w:hanging="567"/>
         <w:contextualSpacing/>
@@ -3916,7 +3916,7 @@
         <w:t xml:space="preserve"> sin otorgarle tratamiento confidencial aquella información para la cual se solicita tratamiento confidencial, si la misma puede ser obtenida de otra fuente con carácter no confidencial.</w:t>
       </w:r>
     </w:p>
-    <w:p>
+    <w:p ns2:paraId="2B6183EB" ns2:textId="77777777">
       <w:pPr>
         <w:ind w:left="2835" w:hanging="567"/>
         <w:contextualSpacing/>
@@ -3930,7 +3930,7 @@
         </w:rPr>
       </w:pPr>
     </w:p>
-    <w:p>
+    <w:p ns2:paraId="570E88BD" ns2:textId="77777777">
       <w:pPr>
         <w:ind w:left="2835" w:hanging="567"/>
         <w:contextualSpacing/>
@@ -3965,7 +3965,7 @@
         <w:t>Señalar el plazo por el cual se solicita el tratamiento confidencial de la información presentada.”</w:t>
       </w:r>
     </w:p>
-    <w:p>
+    <w:p ns2:paraId="63A0A79B" ns2:textId="77777777">
       <w:pPr>
         <w:ind w:left="567"/>
         <w:contextualSpacing/>
@@ -3977,7 +3977,7 @@
         </w:rPr>
       </w:pPr>
     </w:p>
-    <w:p>
+    <w:p ns2:paraId="254AC332" ns2:textId="54266370">
       <w:pPr>
         <w:pStyle w:val="Prrafodelista"/>
         <w:numPr>
@@ -4017,7 +4017,7 @@
         <w:t>, los que se encuentran a cargo de la parte solicitante.</w:t>
       </w:r>
     </w:p>
-    <w:p>
+    <w:p ns2:paraId="402F1F7E" ns2:textId="77777777">
       <w:pPr>
         <w:ind w:left="567"/>
         <w:contextualSpacing/>
@@ -4027,7 +4027,7 @@
         </w:rPr>
       </w:pPr>
     </w:p>
-    <w:p>
+    <w:p ns2:paraId="6AD805CE" ns2:textId="3ED7CCA4">
       <w:pPr>
         <w:pStyle w:val="Prrafodelista"/>
         <w:numPr>
@@ -4104,7 +4104,7 @@
         <w:t>.</w:t>
       </w:r>
     </w:p>
-    <w:p>
+    <w:p ns2:paraId="7C63924A" ns2:textId="77777777">
       <w:pPr>
         <w:ind w:left="567"/>
         <w:contextualSpacing/>
@@ -4116,7 +4116,7 @@
         </w:rPr>
       </w:pPr>
     </w:p>
-    <w:p>
+    <w:p ns2:paraId="12F014CD" ns2:textId="77777777">
       <w:pPr>
         <w:pStyle w:val="Prrafodelista"/>
         <w:numPr>
@@ -4166,7 +4166,7 @@
         <w:t>.</w:t>
       </w:r>
     </w:p>
-    <w:p>
+    <w:p ns2:paraId="385ADA2E" ns2:textId="77777777">
       <w:pPr>
         <w:pStyle w:val="Prrafodelista"/>
         <w:rPr>
@@ -4177,7 +4177,7 @@
         </w:rPr>
       </w:pPr>
     </w:p>
-    <w:p>
+    <w:p ns2:paraId="1B2CCB49" ns2:textId="77777777">
       <w:pPr>
         <w:pStyle w:val="Prrafodelista"/>
         <w:numPr>
@@ -4246,7 +4246,7 @@
         <w:t>; siendo que en caso el administrado no cumpla con este último requisito el Órgano Resolutivo le solicitará que subsane dicha omisión o que indique si desea tener por no presentado su escrito, bajo apercibimiento de incorporarlo al expediente como documento de carácter público con el mismo tratamiento que cualquier pieza incluida en dicho expediente.</w:t>
       </w:r>
     </w:p>
-    <w:p>
+    <w:p ns2:paraId="207F604D" ns2:textId="77777777">
       <w:pPr>
         <w:pStyle w:val="Prrafodelista"/>
         <w:rPr>
@@ -4258,7 +4258,7 @@
         </w:rPr>
       </w:pPr>
     </w:p>
-    <w:p>
+    <w:p ns2:paraId="65C38FD3" ns2:textId="77777777">
       <w:pPr>
         <w:pStyle w:val="Prrafodelista"/>
         <w:numPr>
@@ -4406,7 +4406,7 @@
         <w:t xml:space="preserve"/>
       </w:r>
     </w:p>
-    <w:p>
+    <w:p ns2:paraId="1A71886B" ns2:textId="77777777">
       <w:pPr>
         <w:pStyle w:val="Prrafodelista"/>
         <w:rPr>
@@ -4417,7 +4417,7 @@
         </w:rPr>
       </w:pPr>
     </w:p>
-    <w:p>
+    <w:p ns2:paraId="560D1453" ns2:textId="608B9442">
       <w:pPr>
         <w:pStyle w:val="Prrafodelista"/>
         <w:numPr>
@@ -4619,17 +4619,17 @@
         <w:t xml:space="preserve"/>
       </w:r>
     </w:p>
-    <w:p>
-      <w:pPr>
-        <w:jc w:val="both"/>
-        <w:rPr>
-          <w:rFonts w:ascii="Arial Narrow" w:eastAsia="Arial Narrow" w:hAnsi="Arial Narrow" w:cs="Arial Narrow"/>
-          <w:sz w:val="22"/>
-          <w:szCs w:val="22"/>
-        </w:rPr>
-      </w:pPr>
-    </w:p>
-    <w:p>
+    <w:p ns2:paraId="7AF96B3E" ns2:textId="77777777">
+      <w:pPr>
+        <w:jc w:val="both"/>
+        <w:rPr>
+          <w:rFonts w:ascii="Arial Narrow" w:eastAsia="Arial Narrow" w:hAnsi="Arial Narrow" w:cs="Arial Narrow"/>
+          <w:sz w:val="22"/>
+          <w:szCs w:val="22"/>
+        </w:rPr>
+      </w:pPr>
+    </w:p>
+    <w:p ns2:paraId="4ED186A6" ns2:textId="77777777">
       <w:pPr>
         <w:pStyle w:val="Prrafodelista"/>
         <w:numPr>
@@ -4728,7 +4728,7 @@
         <w:t>.</w:t>
       </w:r>
     </w:p>
-    <w:p>
+    <w:p ns2:paraId="5727679E" ns2:textId="77777777">
       <w:pPr>
         <w:pStyle w:val="Prrafodelista"/>
         <w:ind w:left="1134"/>
@@ -4743,7 +4743,7 @@
         </w:rPr>
       </w:pPr>
     </w:p>
-    <w:p>
+    <w:p ns2:paraId="1DBF0605" ns2:textId="77777777">
       <w:pPr>
         <w:pStyle w:val="Prrafodelista"/>
         <w:numPr>
@@ -4808,7 +4808,7 @@
         <w:t>.</w:t>
       </w:r>
     </w:p>
-    <w:p>
+    <w:p ns2:paraId="7EC31DB2" ns2:textId="77777777">
       <w:pPr>
         <w:jc w:val="both"/>
         <w:rPr>
@@ -4820,7 +4820,7 @@
         </w:rPr>
       </w:pPr>
     </w:p>
-    <w:p>
+    <w:p ns2:paraId="39CFEA81" ns2:textId="246492C9">
       <w:pPr>
         <w:pStyle w:val="Prrafodelista"/>
         <w:numPr>
@@ -4997,7 +4997,7 @@
         <w:t xml:space="preserve"/>
       </w:r>
     </w:p>
-    <w:p>
+    <w:p ns2:paraId="78642D8D" ns2:textId="77777777">
       <w:pPr>
         <w:tabs>
           <w:tab w:val="left" w:pos="284"/>
@@ -5011,7 +5011,7 @@
         </w:rPr>
       </w:pPr>
     </w:p>
-    <w:p>
+    <w:p ns2:paraId="3634807F" ns2:textId="77777777">
       <w:pPr>
         <w:pStyle w:val="Prrafodelista"/>
         <w:numPr>
@@ -5099,7 +5099,7 @@
         <w:t>de acuerdo con lo siguiente:</w:t>
       </w:r>
     </w:p>
-    <w:p>
+    <w:p ns2:paraId="17324ECC" ns2:textId="77777777">
       <w:pPr>
         <w:numPr>
           <w:ilvl w:val="0"/>
@@ -5134,7 +5134,7 @@
         <w:t>Justificar la solicitud de confidencialidad;</w:t>
       </w:r>
     </w:p>
-    <w:p>
+    <w:p ns2:paraId="0005A69B" ns2:textId="77777777">
       <w:pPr>
         <w:numPr>
           <w:ilvl w:val="0"/>
@@ -5168,7 +5168,7 @@
         <w:t>presentar un “resumen no confidencial” suficientemente detallado que permita una cabal comprensión del contenido sustancial de la información cuya declaración de confidencialidad se solicita; y,</w:t>
       </w:r>
     </w:p>
-    <w:p>
+    <w:p ns2:paraId="73D52826" ns2:textId="77777777">
       <w:pPr>
         <w:numPr>
           <w:ilvl w:val="0"/>
@@ -5202,7 +5202,7 @@
         <w:t>señalar el plazo por el cual se solicita el tratamiento confidencial de la información presentada.</w:t>
       </w:r>
     </w:p>
-    <w:p>
+    <w:p ns2:paraId="53724193" ns2:textId="77777777">
       <w:pPr>
         <w:tabs>
           <w:tab w:val="left" w:pos="-720"/>
@@ -5222,7 +5222,7 @@
         </w:rPr>
       </w:pPr>
     </w:p>
-    <w:p>
+    <w:p ns2:paraId="614A9145" ns2:textId="77777777">
       <w:pPr>
         <w:tabs>
           <w:tab w:val="left" w:pos="-720"/>
@@ -5285,7 +5285,7 @@
         <w:t xml:space="preserve"> 001-2008/TRI-INDECOPI, Directiva sobre confidencialidad de la información en los Procedimientos seguidos por los Órganos Funcionales del Indecopi.</w:t>
       </w:r>
     </w:p>
-    <w:p>
+    <w:p ns2:paraId="04B4015A" ns2:textId="77777777">
       <w:pPr>
         <w:tabs>
           <w:tab w:val="left" w:pos="284"/>
@@ -5301,7 +5301,7 @@
         </w:rPr>
       </w:pPr>
     </w:p>
-    <w:p>
+    <w:p ns2:paraId="08A481C9" ns2:textId="0AB8DC19">
       <w:pPr>
         <w:pStyle w:val="Prrafodelista"/>
         <w:numPr>
@@ -5364,7 +5364,7 @@
         <w:t>de acuerdo con lo siguiente:</w:t>
       </w:r>
     </w:p>
-    <w:p>
+    <w:p ns2:paraId="2A13B651" ns2:textId="77777777">
       <w:pPr>
         <w:numPr>
           <w:ilvl w:val="0"/>
@@ -5399,7 +5399,7 @@
         <w:t>Justificar la solicitud de confidencialidad;</w:t>
       </w:r>
     </w:p>
-    <w:p>
+    <w:p ns2:paraId="5146010A" ns2:textId="77777777">
       <w:pPr>
         <w:numPr>
           <w:ilvl w:val="0"/>
@@ -5433,7 +5433,7 @@
         <w:t>presentar un “resumen no confidencial” suficientemente detallado que permita una cabal comprensión del contenido sustancial de la información cuya declaración de confidencialidad se solicita; y,</w:t>
       </w:r>
     </w:p>
-    <w:p>
+    <w:p ns2:paraId="05A2BEA5" ns2:textId="77777777">
       <w:pPr>
         <w:numPr>
           <w:ilvl w:val="0"/>
@@ -5467,7 +5467,7 @@
         <w:t>señalar el plazo por el cual se solicita el tratamiento confidencial de la información presentada.</w:t>
       </w:r>
     </w:p>
-    <w:p>
+    <w:p ns2:paraId="4F786388" ns2:textId="77777777">
       <w:pPr>
         <w:tabs>
           <w:tab w:val="left" w:pos="-720"/>
@@ -5487,7 +5487,7 @@
         </w:rPr>
       </w:pPr>
     </w:p>
-    <w:p>
+    <w:p ns2:paraId="588F3CF5" ns2:textId="77777777">
       <w:pPr>
         <w:tabs>
           <w:tab w:val="left" w:pos="-720"/>
@@ -5556,17 +5556,17 @@
         <w:t>.</w:t>
       </w:r>
     </w:p>
-    <w:p>
-      <w:pPr>
-        <w:jc w:val="both"/>
-        <w:rPr>
-          <w:rFonts w:ascii="Arial Narrow" w:eastAsia="Arial Narrow" w:hAnsi="Arial Narrow" w:cs="Arial Narrow"/>
-          <w:sz w:val="22"/>
-          <w:szCs w:val="22"/>
-        </w:rPr>
-      </w:pPr>
-    </w:p>
-    <w:p>
+    <w:p ns2:paraId="11612EA5" ns2:textId="77777777">
+      <w:pPr>
+        <w:jc w:val="both"/>
+        <w:rPr>
+          <w:rFonts w:ascii="Arial Narrow" w:eastAsia="Arial Narrow" w:hAnsi="Arial Narrow" w:cs="Arial Narrow"/>
+          <w:sz w:val="22"/>
+          <w:szCs w:val="22"/>
+        </w:rPr>
+      </w:pPr>
+    </w:p>
+    <w:p ns2:paraId="6CEB340B" ns2:textId="2B68C3AA">
       <w:pPr>
         <w:pStyle w:val="Prrafodelista"/>
         <w:numPr>
@@ -5692,7 +5692,7 @@
         </w:rPr>
         <w:t xml:space="preserve"/>
       </w:r>
-      <w:hyperlink r:id="rId12" w:history="1">
+      <w:hyperlink ns3:id="rId12" w:history="1">
         <w:r>
           <w:rPr>
             <w:rStyle w:val="Hipervnculo"/>
@@ -5712,7 +5712,7 @@
         <w:t/>
       </w:r>
     </w:p>
-    <w:p>
+    <w:p ns2:paraId="16387DB0" ns2:textId="77777777">
       <w:pPr>
         <w:pStyle w:val="Prrafodelista"/>
         <w:rPr>
@@ -5726,7 +5726,7 @@
         </w:rPr>
       </w:pPr>
     </w:p>
-    <w:p>
+    <w:p ns2:paraId="51869DC5" ns2:textId="577FB831">
       <w:pPr>
         <w:pStyle w:val="Prrafodelista"/>
         <w:numPr>
@@ -6027,7 +6027,7 @@
         <w:t/>
       </w:r>
     </w:p>
-    <w:p>
+    <w:p ns2:paraId="345F7359" ns2:textId="77777777">
       <w:pPr>
         <w:pStyle w:val="Prrafodelista"/>
         <w:rPr>
@@ -6037,7 +6037,7 @@
         </w:rPr>
       </w:pPr>
     </w:p>
-    <w:p>
+    <w:p ns2:paraId="23370C2D" ns2:textId="1C847346">
       <w:pPr>
         <w:pStyle w:val="Prrafodelista"/>
         <w:numPr>
@@ -6265,7 +6265,7 @@
         <w:t/>
       </w:r>
     </w:p>
-    <w:p>
+    <w:p ns2:paraId="2D08B9A5" ns2:textId="77777777">
       <w:pPr>
         <w:pStyle w:val="Prrafodelista"/>
         <w:rPr>
@@ -6275,7 +6275,7 @@
         </w:rPr>
       </w:pPr>
     </w:p>
-    <w:p>
+    <w:p ns2:paraId="1DF14080" ns2:textId="1AD920D7">
       <w:pPr>
         <w:pStyle w:val="Prrafodelista"/>
         <w:numPr>
@@ -6367,7 +6367,7 @@
         <w:t xml:space="preserve"/>
       </w:r>
     </w:p>
-    <w:p>
+    <w:p ns2:paraId="4B442592" ns2:textId="77777777">
       <w:pPr>
         <w:pStyle w:val="Prrafodelista"/>
         <w:rPr>
@@ -6377,7 +6377,7 @@
         </w:rPr>
       </w:pPr>
     </w:p>
-    <w:p>
+    <w:p ns2:paraId="742642AB" ns2:textId="2DDFC480">
       <w:pPr>
         <w:pStyle w:val="Prrafodelista"/>
         <w:numPr>
@@ -6586,7 +6586,7 @@
         <w:t/>
       </w:r>
     </w:p>
-    <w:p>
+    <w:p ns2:paraId="7AD89D3E" ns2:textId="77777777">
       <w:pPr>
         <w:pStyle w:val="Prrafodelista"/>
         <w:rPr>
@@ -6596,7 +6596,7 @@
         </w:rPr>
       </w:pPr>
     </w:p>
-    <w:p>
+    <w:p ns2:paraId="519D287F" ns2:textId="3B457F02">
       <w:pPr>
         <w:pStyle w:val="Prrafodelista"/>
         <w:numPr>
@@ -6620,7 +6620,7 @@
         <w:t>Por lo expuesto, corresponde emitir un pronunciamiento sobre la solicitud de confidencialidad formulada.</w:t>
       </w:r>
     </w:p>
-    <w:p>
+    <w:p ns2:paraId="15277525" ns2:textId="77777777">
       <w:pPr>
         <w:contextualSpacing/>
         <w:rPr>
@@ -6630,7 +6630,7 @@
         </w:rPr>
       </w:pPr>
     </w:p>
-    <w:p>
+    <w:p ns2:paraId="25C5BA39" ns2:textId="77777777">
       <w:pPr>
         <w:contextualSpacing/>
         <w:rPr>
@@ -6652,16 +6652,16 @@
         <w:t>De la declaración de confidencialidad</w:t>
       </w:r>
     </w:p>
-    <w:p>
-      <w:pPr>
-        <w:rPr>
-          <w:rFonts w:ascii="Arial Narrow" w:eastAsia="Arial Narrow" w:hAnsi="Arial Narrow" w:cs="Arial Narrow"/>
-          <w:sz w:val="22"/>
-          <w:szCs w:val="22"/>
-        </w:rPr>
-      </w:pPr>
-    </w:p>
-    <w:p>
+    <w:p ns2:paraId="590B28B6" ns2:textId="77777777">
+      <w:pPr>
+        <w:rPr>
+          <w:rFonts w:ascii="Arial Narrow" w:eastAsia="Arial Narrow" w:hAnsi="Arial Narrow" w:cs="Arial Narrow"/>
+          <w:sz w:val="22"/>
+          <w:szCs w:val="22"/>
+        </w:rPr>
+      </w:pPr>
+    </w:p>
+    <w:p ns2:paraId="65DCA223" ns2:textId="5F5C12EE">
       <w:pPr>
         <w:numPr>
           <w:ilvl w:val="0"/>
@@ -6925,7 +6925,7 @@
         <w:t/>
       </w:r>
     </w:p>
-    <w:p>
+    <w:p ns2:paraId="03AF6808" ns2:textId="77777777">
       <w:pPr>
         <w:pStyle w:val="Prrafodelista"/>
         <w:ind w:left="567" w:hanging="567"/>
@@ -6936,7 +6936,7 @@
         </w:rPr>
       </w:pPr>
     </w:p>
-    <w:p>
+    <w:p ns2:paraId="2719ED4F" ns2:textId="4BA7D09F">
       <w:pPr>
         <w:numPr>
           <w:ilvl w:val="0"/>
@@ -7228,7 +7228,7 @@
         <w:t/>
       </w:r>
     </w:p>
-    <w:p>
+    <w:p ns2:paraId="28B1A799" ns2:textId="77777777">
       <w:pPr>
         <w:pStyle w:val="Prrafodelista"/>
         <w:rPr>
@@ -7238,7 +7238,7 @@
         </w:rPr>
       </w:pPr>
     </w:p>
-    <w:p>
+    <w:p ns2:paraId="7B369D25" ns2:textId="07D17823">
       <w:pPr>
         <w:numPr>
           <w:ilvl w:val="0"/>
@@ -7467,7 +7467,7 @@
         <w:t xml:space="preserve"/>
       </w:r>
     </w:p>
-    <w:p>
+    <w:p ns2:paraId="79379504" ns2:textId="77777777">
       <w:pPr>
         <w:pStyle w:val="Prrafodelista"/>
         <w:ind w:left="567" w:hanging="567"/>
@@ -7478,7 +7478,7 @@
         </w:rPr>
       </w:pPr>
     </w:p>
-    <w:p>
+    <w:p ns2:paraId="645CAEF7" ns2:textId="7EEF9887">
       <w:pPr>
         <w:numPr>
           <w:ilvl w:val="0"/>
@@ -7860,7 +7860,7 @@
         <w:t/>
       </w:r>
     </w:p>
-    <w:p>
+    <w:p ns2:paraId="52B124F4" ns2:textId="77777777">
       <w:pPr>
         <w:pStyle w:val="Prrafodelista"/>
         <w:ind w:left="567" w:hanging="567"/>
@@ -7872,7 +7872,7 @@
         </w:rPr>
       </w:pPr>
     </w:p>
-    <w:p>
+    <w:p ns2:paraId="70E37BB4" ns2:textId="77777777">
       <w:pPr>
         <w:numPr>
           <w:ilvl w:val="0"/>
@@ -7917,7 +7917,7 @@
         <w:t xml:space="preserve"> que rige los procedimientos administrativos.</w:t>
       </w:r>
     </w:p>
-    <w:p>
+    <w:p ns2:paraId="620DAB24" ns2:textId="77777777">
       <w:pPr>
         <w:ind w:left="567" w:hanging="567"/>
         <w:contextualSpacing/>
@@ -7929,7 +7929,7 @@
         </w:rPr>
       </w:pPr>
     </w:p>
-    <w:p>
+    <w:p ns2:paraId="416B5C92" ns2:textId="30441165">
       <w:pPr>
         <w:numPr>
           <w:ilvl w:val="0"/>
@@ -7987,7 +7987,7 @@
         <w:t>.</w:t>
       </w:r>
     </w:p>
-    <w:p>
+    <w:p ns2:paraId="4ECB145F" ns2:textId="77777777">
       <w:pPr>
         <w:pStyle w:val="Prrafodelista"/>
         <w:ind w:left="567" w:hanging="567"/>
@@ -7998,7 +7998,7 @@
         </w:rPr>
       </w:pPr>
     </w:p>
-    <w:p>
+    <w:p ns2:paraId="5FD9575A" ns2:textId="195908F1">
       <w:pPr>
         <w:numPr>
           <w:ilvl w:val="0"/>
@@ -8695,7 +8695,7 @@
         <w:t>.</w:t>
       </w:r>
     </w:p>
-    <w:p>
+    <w:p ns2:paraId="6B41CEBD" ns2:textId="77777777">
       <w:pPr>
         <w:rPr>
           <w:rStyle w:val="eop"/>
@@ -8705,7 +8705,7 @@
         </w:rPr>
       </w:pPr>
     </w:p>
-    <w:p>
+    <w:p ns2:paraId="5C7B6E72" ns2:textId="14E87A8D">
       <w:pPr>
         <w:pStyle w:val="Prrafodelista"/>
         <w:numPr>
@@ -8788,17 +8788,17 @@
         <w:t>.</w:t>
       </w:r>
     </w:p>
-    <w:p>
-      <w:pPr>
-        <w:jc w:val="both"/>
-        <w:rPr>
-          <w:rFonts w:ascii="Arial Narrow" w:hAnsi="Arial Narrow"/>
-          <w:sz w:val="22"/>
-          <w:szCs w:val="22"/>
-        </w:rPr>
-      </w:pPr>
-    </w:p>
-    <w:p>
+    <w:p ns2:paraId="034313B3" ns2:textId="77777777">
+      <w:pPr>
+        <w:jc w:val="both"/>
+        <w:rPr>
+          <w:rFonts w:ascii="Arial Narrow" w:hAnsi="Arial Narrow"/>
+          <w:sz w:val="22"/>
+          <w:szCs w:val="22"/>
+        </w:rPr>
+      </w:pPr>
+    </w:p>
+    <w:p ns2:paraId="0C905DA1" ns2:textId="37D7F064">
       <w:pPr>
         <w:pStyle w:val="Prrafodelista"/>
         <w:numPr>
@@ -8831,17 +8831,17 @@
         <w:t>DE LA ADMISIÓN A TRÁMITE DE LA DENUNCIA</w:t>
       </w:r>
     </w:p>
-    <w:p>
-      <w:pPr>
-        <w:jc w:val="both"/>
-        <w:rPr>
-          <w:rFonts w:ascii="Arial Narrow" w:eastAsia="Arial Narrow" w:hAnsi="Arial Narrow" w:cs="Arial Narrow"/>
-          <w:sz w:val="22"/>
-          <w:szCs w:val="22"/>
-        </w:rPr>
-      </w:pPr>
-    </w:p>
-    <w:p>
+    <w:p ns2:paraId="19649EC4" ns2:textId="77777777">
+      <w:pPr>
+        <w:jc w:val="both"/>
+        <w:rPr>
+          <w:rFonts w:ascii="Arial Narrow" w:eastAsia="Arial Narrow" w:hAnsi="Arial Narrow" w:cs="Arial Narrow"/>
+          <w:sz w:val="22"/>
+          <w:szCs w:val="22"/>
+        </w:rPr>
+      </w:pPr>
+    </w:p>
+    <w:p ns2:paraId="443B2B98" ns2:textId="2E1BBF32">
       <w:pPr>
         <w:pStyle w:val="Prrafodelista"/>
         <w:numPr>
@@ -8986,7 +8986,7 @@
       <w:bookmarkEnd w:id="5"/>
       <w:bookmarkEnd w:id="6"/>
     </w:p>
-    <w:p>
+    <w:p ns2:paraId="7E8148B1" ns2:textId="77777777">
       <w:pPr>
         <w:pStyle w:val="Prrafodelista"/>
         <w:ind w:left="567"/>
@@ -8998,7 +8998,7 @@
         </w:rPr>
       </w:pPr>
     </w:p>
-    <w:p>
+    <w:p ns2:paraId="18559F1B" ns2:textId="5B874383">
       <w:pPr>
         <w:pStyle w:val="Prrafodelista"/>
         <w:numPr>
@@ -9122,17 +9122,17 @@
         <w:t>.</w:t>
       </w:r>
     </w:p>
-    <w:p>
-      <w:pPr>
-        <w:jc w:val="both"/>
-        <w:rPr>
-          <w:rFonts w:ascii="Arial Narrow" w:eastAsia="Arial Narrow" w:hAnsi="Arial Narrow" w:cs="Arial Narrow"/>
-          <w:sz w:val="22"/>
-          <w:szCs w:val="22"/>
-        </w:rPr>
-      </w:pPr>
-    </w:p>
-    <w:p>
+    <w:p ns2:paraId="22BFBFFA" ns2:textId="77777777">
+      <w:pPr>
+        <w:jc w:val="both"/>
+        <w:rPr>
+          <w:rFonts w:ascii="Arial Narrow" w:eastAsia="Arial Narrow" w:hAnsi="Arial Narrow" w:cs="Arial Narrow"/>
+          <w:sz w:val="22"/>
+          <w:szCs w:val="22"/>
+        </w:rPr>
+      </w:pPr>
+    </w:p>
+    <w:p ns2:paraId="33239AF7" ns2:textId="4784FC6F">
       <w:pPr>
         <w:pStyle w:val="Prrafodelista"/>
         <w:numPr>
@@ -9180,17 +9180,17 @@
         <w:t>.</w:t>
       </w:r>
     </w:p>
-    <w:p>
-      <w:pPr>
-        <w:jc w:val="both"/>
-        <w:rPr>
-          <w:rFonts w:ascii="Arial Narrow" w:eastAsia="Arial Narrow" w:hAnsi="Arial Narrow" w:cs="Arial Narrow"/>
-          <w:sz w:val="22"/>
-          <w:szCs w:val="22"/>
-        </w:rPr>
-      </w:pPr>
-    </w:p>
-    <w:p>
+    <w:p ns2:paraId="1B914012" ns2:textId="77777777">
+      <w:pPr>
+        <w:jc w:val="both"/>
+        <w:rPr>
+          <w:rFonts w:ascii="Arial Narrow" w:eastAsia="Arial Narrow" w:hAnsi="Arial Narrow" w:cs="Arial Narrow"/>
+          <w:sz w:val="22"/>
+          <w:szCs w:val="22"/>
+        </w:rPr>
+      </w:pPr>
+    </w:p>
+    <w:p ns2:paraId="5A01DA14" ns2:textId="1C3F4B03">
       <w:pPr>
         <w:pStyle w:val="Prrafodelista"/>
         <w:numPr>
@@ -9280,17 +9280,17 @@
         <w:t>.</w:t>
       </w:r>
     </w:p>
-    <w:p>
-      <w:pPr>
-        <w:jc w:val="both"/>
-        <w:rPr>
-          <w:rFonts w:ascii="Arial Narrow" w:eastAsia="Arial Narrow" w:hAnsi="Arial Narrow" w:cs="Arial Narrow"/>
-          <w:sz w:val="22"/>
-          <w:szCs w:val="22"/>
-        </w:rPr>
-      </w:pPr>
-    </w:p>
-    <w:p>
+    <w:p ns2:paraId="39E96FE5" ns2:textId="77777777">
+      <w:pPr>
+        <w:jc w:val="both"/>
+        <w:rPr>
+          <w:rFonts w:ascii="Arial Narrow" w:eastAsia="Arial Narrow" w:hAnsi="Arial Narrow" w:cs="Arial Narrow"/>
+          <w:sz w:val="22"/>
+          <w:szCs w:val="22"/>
+        </w:rPr>
+      </w:pPr>
+    </w:p>
+    <w:p ns2:paraId="3281C94B" ns2:textId="15A08503">
       <w:pPr>
         <w:pStyle w:val="Prrafodelista"/>
         <w:numPr>
@@ -9322,7 +9322,7 @@
         <w:t xml:space="preserve"> los requisitos establecidos por la norma citada, corresponde admitirla a trámite.</w:t>
       </w:r>
     </w:p>
-    <w:p>
+    <w:p ns2:paraId="260996F6" ns2:textId="77777777">
       <w:pPr>
         <w:pBdr>
           <w:top w:val="nil"/>
@@ -9339,7 +9339,7 @@
         </w:rPr>
       </w:pPr>
     </w:p>
-    <w:p>
+    <w:p ns2:paraId="01F0B2E8" ns2:textId="77777777">
       <w:pPr>
         <w:pBdr>
           <w:top w:val="nil"/>
@@ -9356,7 +9356,7 @@
         </w:rPr>
       </w:pPr>
     </w:p>
-    <w:p>
+    <w:p ns2:paraId="733EEF6D" ns2:textId="6C68D355">
       <w:pPr>
         <w:pStyle w:val="Prrafodelista"/>
         <w:numPr>
@@ -9389,7 +9389,7 @@
         <w:t>REQUERIMIENTO DE INFORMACIÓN</w:t>
       </w:r>
     </w:p>
-    <w:p>
+    <w:p ns2:paraId="50741013" ns2:textId="77777777">
       <w:pPr>
         <w:pBdr>
           <w:top w:val="nil"/>
@@ -9408,7 +9408,7 @@
         </w:rPr>
       </w:pPr>
     </w:p>
-    <w:p>
+    <w:p ns2:paraId="5FA14DA4" ns2:textId="04C28C51">
       <w:pPr>
         <w:pStyle w:val="Prrafodelista"/>
         <w:numPr>
@@ -9602,27 +9602,27 @@
         <w:t xml:space="preserve">. </w:t>
       </w:r>
     </w:p>
-    <w:p>
-      <w:pPr>
-        <w:jc w:val="both"/>
-        <w:rPr>
-          <w:rFonts w:ascii="Arial Narrow" w:hAnsi="Arial Narrow"/>
-          <w:sz w:val="22"/>
-          <w:szCs w:val="22"/>
-        </w:rPr>
-      </w:pPr>
-    </w:p>
-    <w:p>
-      <w:pPr>
-        <w:jc w:val="both"/>
-        <w:rPr>
-          <w:rFonts w:ascii="Arial Narrow" w:hAnsi="Arial Narrow"/>
-          <w:sz w:val="22"/>
-          <w:szCs w:val="22"/>
-        </w:rPr>
-      </w:pPr>
-    </w:p>
-    <w:p>
+    <w:p ns2:paraId="1BCEC533" ns2:textId="77777777">
+      <w:pPr>
+        <w:jc w:val="both"/>
+        <w:rPr>
+          <w:rFonts w:ascii="Arial Narrow" w:hAnsi="Arial Narrow"/>
+          <w:sz w:val="22"/>
+          <w:szCs w:val="22"/>
+        </w:rPr>
+      </w:pPr>
+    </w:p>
+    <w:p ns2:paraId="0D137131" ns2:textId="77777777">
+      <w:pPr>
+        <w:jc w:val="both"/>
+        <w:rPr>
+          <w:rFonts w:ascii="Arial Narrow" w:hAnsi="Arial Narrow"/>
+          <w:sz w:val="22"/>
+          <w:szCs w:val="22"/>
+        </w:rPr>
+      </w:pPr>
+    </w:p>
+    <w:p ns2:paraId="13303696" ns2:textId="77777777">
       <w:pPr>
         <w:numPr>
           <w:ilvl w:val="0"/>
@@ -9654,7 +9654,7 @@
         <w:t>RESOLUCIÓN DE LA SECRETARÍA TÉCNICA</w:t>
       </w:r>
     </w:p>
-    <w:p>
+    <w:p ns2:paraId="3BAAC97F" ns2:textId="77777777">
       <w:pPr>
         <w:pBdr>
           <w:top w:val="nil"/>
@@ -9673,7 +9673,7 @@
         </w:rPr>
       </w:pPr>
     </w:p>
-    <w:p>
+    <w:p ns2:paraId="4EC40022" ns2:textId="7023B611">
       <w:pPr>
         <w:jc w:val="both"/>
         <w:rPr>
@@ -10406,7 +10406,7 @@
         <w:t/>
       </w:r>
     </w:p>
-    <w:p>
+    <w:p ns2:paraId="54093CA1" ns2:textId="77777777">
       <w:pPr>
         <w:jc w:val="both"/>
         <w:rPr>
@@ -10417,7 +10417,7 @@
         </w:rPr>
       </w:pPr>
     </w:p>
-    <w:p>
+    <w:p ns2:paraId="451933ED" ns2:textId="50A40A87">
       <w:pPr>
         <w:jc w:val="both"/>
         <w:rPr>
@@ -10614,17 +10614,17 @@
         <w:t/>
       </w:r>
     </w:p>
-    <w:p>
-      <w:pPr>
-        <w:jc w:val="both"/>
-        <w:rPr>
-          <w:rFonts w:ascii="Arial Narrow" w:eastAsia="Arial Narrow" w:hAnsi="Arial Narrow" w:cs="Arial Narrow"/>
-          <w:sz w:val="22"/>
-          <w:szCs w:val="22"/>
-        </w:rPr>
-      </w:pPr>
-    </w:p>
-    <w:p>
+    <w:p ns2:paraId="117416CC" ns2:textId="77777777">
+      <w:pPr>
+        <w:jc w:val="both"/>
+        <w:rPr>
+          <w:rFonts w:ascii="Arial Narrow" w:eastAsia="Arial Narrow" w:hAnsi="Arial Narrow" w:cs="Arial Narrow"/>
+          <w:sz w:val="22"/>
+          <w:szCs w:val="22"/>
+        </w:rPr>
+      </w:pPr>
+    </w:p>
+    <w:p ns2:paraId="653CBA92" ns2:textId="4D9719CC">
       <w:pPr>
         <w:pStyle w:val="Prrafodelista"/>
         <w:numPr>
@@ -10692,7 +10692,7 @@
         <w:t>.</w:t>
       </w:r>
     </w:p>
-    <w:p>
+    <w:p ns2:paraId="33CA61EF" ns2:textId="77777777">
       <w:pPr>
         <w:pStyle w:val="Prrafodelista"/>
         <w:jc w:val="both"/>
@@ -10703,7 +10703,7 @@
         </w:rPr>
       </w:pPr>
     </w:p>
-    <w:p>
+    <w:p ns2:paraId="1B305F28" ns2:textId="2E6C4614">
       <w:pPr>
         <w:pStyle w:val="Prrafodelista"/>
         <w:numPr>
@@ -10769,7 +10769,7 @@
         <w:t>.</w:t>
       </w:r>
     </w:p>
-    <w:p>
+    <w:p ns2:paraId="04DC86EA" ns2:textId="77777777">
       <w:pPr>
         <w:pStyle w:val="Prrafodelista"/>
         <w:jc w:val="both"/>
@@ -10780,7 +10780,7 @@
         </w:rPr>
       </w:pPr>
     </w:p>
-    <w:p>
+    <w:p ns2:paraId="2734E88E" ns2:textId="33BEB70C">
       <w:pPr>
         <w:pStyle w:val="Prrafodelista"/>
         <w:numPr>
@@ -10892,17 +10892,17 @@
         <w:t>.</w:t>
       </w:r>
     </w:p>
-    <w:p>
-      <w:pPr>
-        <w:jc w:val="both"/>
-        <w:rPr>
-          <w:rFonts w:ascii="Arial Narrow" w:eastAsia="Arial Narrow" w:hAnsi="Arial Narrow" w:cs="Arial Narrow"/>
-          <w:sz w:val="22"/>
-          <w:szCs w:val="22"/>
-        </w:rPr>
-      </w:pPr>
-    </w:p>
-    <w:p>
+    <w:p ns2:paraId="4F5556C0" ns2:textId="77777777">
+      <w:pPr>
+        <w:jc w:val="both"/>
+        <w:rPr>
+          <w:rFonts w:ascii="Arial Narrow" w:eastAsia="Arial Narrow" w:hAnsi="Arial Narrow" w:cs="Arial Narrow"/>
+          <w:sz w:val="22"/>
+          <w:szCs w:val="22"/>
+        </w:rPr>
+      </w:pPr>
+    </w:p>
+    <w:p ns2:paraId="4C9D06F5" ns2:textId="64E4046C">
       <w:pPr>
         <w:pStyle w:val="Prrafodelista"/>
         <w:numPr>
@@ -10996,7 +10996,7 @@
         <w:t>.</w:t>
       </w:r>
     </w:p>
-    <w:p>
+    <w:p ns2:paraId="4F8CBFAD" ns2:textId="77777777">
       <w:pPr>
         <w:pBdr>
           <w:top w:val="nil"/>
@@ -11013,7 +11013,7 @@
         </w:rPr>
       </w:pPr>
     </w:p>
-    <w:p>
+    <w:p ns2:paraId="29C4DA0A" ns2:textId="7D5A5288">
       <w:pPr>
         <w:jc w:val="both"/>
         <w:rPr>
@@ -11075,17 +11075,17 @@
         <w:t xml:space="preserve"> </w:t>
       </w:r>
     </w:p>
-    <w:p>
-      <w:pPr>
-        <w:jc w:val="both"/>
-        <w:rPr>
-          <w:rFonts w:ascii="Arial Narrow" w:eastAsia="Arial Narrow" w:hAnsi="Arial Narrow" w:cs="Arial Narrow"/>
-          <w:sz w:val="22"/>
-          <w:szCs w:val="22"/>
-        </w:rPr>
-      </w:pPr>
-    </w:p>
-    <w:p>
+    <w:p ns2:paraId="03EB0BD9" ns2:textId="77777777">
+      <w:pPr>
+        <w:jc w:val="both"/>
+        <w:rPr>
+          <w:rFonts w:ascii="Arial Narrow" w:eastAsia="Arial Narrow" w:hAnsi="Arial Narrow" w:cs="Arial Narrow"/>
+          <w:sz w:val="22"/>
+          <w:szCs w:val="22"/>
+        </w:rPr>
+      </w:pPr>
+    </w:p>
+    <w:p ns2:paraId="2DC92C85" ns2:textId="7A7CEA15">
       <w:pPr>
         <w:jc w:val="both"/>
         <w:rPr>
@@ -11150,7 +11150,7 @@
       </w:r>
     </w:p>
     <w:bookmarkEnd w:id="7"/>
-    <w:p>
+    <w:p ns2:paraId="19BDC2CF" ns2:textId="77777777">
       <w:pPr>
         <w:autoSpaceDE w:val="0"/>
         <w:autoSpaceDN w:val="0"/>
@@ -11163,7 +11163,7 @@
         </w:rPr>
       </w:pPr>
     </w:p>
-    <w:p>
+    <w:p ns2:paraId="1FE74689" ns2:textId="77777777">
       <w:pPr>
         <w:widowControl w:val="0"/>
         <w:numPr>
@@ -11187,7 +11187,7 @@
         <w:t xml:space="preserve">Presentar documentos que acrediten su inscripción en los Registros Públicos o una declaración jurada que indique que cuenta con dicha inscripción; </w:t>
       </w:r>
     </w:p>
-    <w:p>
+    <w:p ns2:paraId="0689A641" ns2:textId="77777777">
       <w:pPr>
         <w:widowControl w:val="0"/>
         <w:ind w:left="567" w:hanging="567"/>
@@ -11199,7 +11199,7 @@
         </w:rPr>
       </w:pPr>
     </w:p>
-    <w:p>
+    <w:p ns2:paraId="69BBACBB" ns2:textId="77777777">
       <w:pPr>
         <w:widowControl w:val="0"/>
         <w:numPr>
@@ -11224,7 +11224,7 @@
       </w:r>
       <w:bookmarkStart w:id="8" w:name="_Hlk136949140"/>
     </w:p>
-    <w:p>
+    <w:p ns2:paraId="5FDE66B6" ns2:textId="77777777">
       <w:pPr>
         <w:widowControl w:val="0"/>
         <w:ind w:left="567"/>
@@ -11236,7 +11236,7 @@
         </w:rPr>
       </w:pPr>
     </w:p>
-    <w:p>
+    <w:p ns2:paraId="721739B8" ns2:textId="77777777">
       <w:pPr>
         <w:widowControl w:val="0"/>
         <w:numPr>
@@ -11260,7 +11260,7 @@
         <w:t>consignar el Número de Registro Único de Contribuyentes (RUC);</w:t>
       </w:r>
     </w:p>
-    <w:p>
+    <w:p ns2:paraId="000E2D60" ns2:textId="77777777">
       <w:pPr>
         <w:widowControl w:val="0"/>
         <w:ind w:left="567"/>
@@ -11272,7 +11272,7 @@
         </w:rPr>
       </w:pPr>
     </w:p>
-    <w:p>
+    <w:p ns2:paraId="3AEF7426" ns2:textId="77777777">
       <w:pPr>
         <w:widowControl w:val="0"/>
         <w:numPr>
@@ -11297,7 +11297,7 @@
       </w:r>
       <w:bookmarkStart w:id="9" w:name="_Hlk136948279"/>
     </w:p>
-    <w:p>
+    <w:p ns2:paraId="0F479918" ns2:textId="77777777">
       <w:pPr>
         <w:widowControl w:val="0"/>
         <w:ind w:left="567"/>
@@ -11309,7 +11309,7 @@
         </w:rPr>
       </w:pPr>
     </w:p>
-    <w:p>
+    <w:p ns2:paraId="48C8F32D" ns2:textId="77777777">
       <w:pPr>
         <w:widowControl w:val="0"/>
         <w:numPr>
@@ -11400,69 +11400,97 @@
       <w:bookmarkEnd w:id="9"/>
     </w:p>
     <w:bookmarkEnd w:id="8"/>
+    <w:p ns2:paraId="6025EDCC" ns2:textId="77777777">
+      <w:pPr>
+        <w:jc w:val="both"/>
+        <w:rPr>
+          <w:rFonts w:ascii="Arial Narrow" w:hAnsi="Arial Narrow" w:cs="Arial"/>
+          <w:b/>
+          <w:bCs/>
+          <w:sz w:val="22"/>
+          <w:szCs w:val="22"/>
+          <w:lang w:eastAsia="es-ES"/>
+        </w:rPr>
+      </w:pPr>
+    </w:p>
     <w:p>
       <w:pPr>
         <w:jc w:val="both"/>
         <w:rPr>
-          <w:rFonts w:ascii="Arial Narrow" w:hAnsi="Arial Narrow" w:cs="Arial"/>
-          <w:b/>
-          <w:bCs/>
+          <w:rFonts w:ascii="Arial Narrow" w:eastAsia="Arial Narrow" w:hAnsi="Arial Narrow" w:cs="Arial Narrow"/>
+          <w:sz w:val="22"/>
+          <w:szCs w:val="22"/>
+        </w:rPr>
+        <w:spacing w:line="240" w:lineRule="auto"/>
+      </w:pPr>
+      <w:r>
+        <w:rPr>
+          <w:rFonts w:ascii="Arial Narrow" w:hAnsi="Arial Narrow" w:cs="Arial Narrow"/>
+          <w:b w:val="1"/>
+          <w:bCs w:val="1"/>
+          <w:sz w:val="20"/>
+          <w:szCs w:val="20"/>
+        </w:rPr>
+        <w:t xml:space="preserve">QUINTO: </w:t>
+      </w:r>
+      <w:r>
+        <w:rPr>
+          <w:rFonts w:ascii="Arial Narrow" w:hAnsi="Arial Narrow" w:cs="Arial Narrow"/>
+          <w:sz w:val="20"/>
+          <w:szCs w:val="20"/>
+        </w:rPr>
+        <w:t xml:space="preserve">correr traslado de la presente resolución a Pacífico Compañía de Seguros y Reaseguros S.A para que, de conformidad con lo dispuesto por el artículo 26° de la Ley sobre Facultades, Normas y Organización del Indecopi, aprobado por Decreto Legislativo N° 8079, presenten sus descargos sobre la imputación de cargos realizada en un plazo no mayor a cinco (5) días hábiles contado a partir del día siguiente de la notificación de la presente resolución, vencido el cual, el Secretario Técnico declarará en rebeldía a los denunciados que no lo hubieran presentado. Debe precisarse que de conformidad con lo establecido por el artículo 223° del Texto Único Ordenado de la Ley N° 27444, Ley del Procedimiento Administrativo General, las alegaciones y los hechos relevantes de la reclamación, salvo que hayan sido específicamente negadas en la contestación, se tendrán por aceptadas o meritadas como ciertas.</w:t>
+      </w:r>
+    </w:p>
+    <w:p ns2:paraId="2E1B770C" ns2:textId="77777777">
+      <w:pPr>
+        <w:jc w:val="both"/>
+        <w:rPr>
+          <w:rFonts w:ascii="Arial Narrow" w:hAnsi="Arial Narrow" w:cs="Arial"/>
+          <w:b/>
+          <w:bCs/>
+          <w:spacing w:val="-2"/>
           <w:sz w:val="22"/>
           <w:szCs w:val="22"/>
           <w:lang w:eastAsia="es-ES"/>
         </w:rPr>
       </w:pPr>
     </w:p>
-    <w:p>
-      <w:pPr>
-        <w:jc w:val="both"/>
-        <w:rPr>
-          <w:rFonts w:ascii="Arial Narrow" w:eastAsia="Arial Narrow" w:hAnsi="Arial Narrow" w:cs="Arial Narrow"/>
-          <w:sz w:val="22"/>
-          <w:szCs w:val="22"/>
-        </w:rPr>
-      </w:pPr>
-      <w:r>
-        <w:rPr>
-          <w:rFonts w:ascii="Arial Narrow" w:hAnsi="Arial Narrow" w:cs="Arial"/>
-          <w:b/>
-          <w:bCs/>
-          <w:spacing w:val="-2"/>
-          <w:sz w:val="22"/>
-          <w:szCs w:val="22"/>
-          <w:lang w:eastAsia="es-ES"/>
-        </w:rPr>
-        <w:t>QUINTO</w:t>
-      </w:r>
-      <w:r>
-        <w:rPr>
-          <w:rFonts w:ascii="Arial Narrow" w:hAnsi="Arial Narrow"/>
-          <w:sz w:val="22"/>
-          <w:szCs w:val="22"/>
-        </w:rPr>
-        <w:t xml:space="preserve">: </w:t>
-      </w:r>
-      <w:r>
+    <w:p ns2:paraId="5D99DE99" ns2:textId="6A3D7401">
+      <w:pPr>
+        <w:jc w:val="both"/>
         <w:rPr>
           <w:rFonts w:ascii="Arial Narrow" w:hAnsi="Arial Narrow" w:cs="Arial"/>
           <w:sz w:val="22"/>
           <w:szCs w:val="22"/>
           <w:lang w:val="es-ES" w:eastAsia="es-ES"/>
         </w:rPr>
-        <w:t xml:space="preserve">correr traslado de la denuncia </w:t>
-      </w:r>
-      <w:r>
-        <w:rPr>
-          <w:rFonts w:ascii="Arial Narrow" w:hAnsi="Arial Narrow" w:cs="Arial"/>
+      </w:pPr>
+      <w:r>
+        <w:rPr>
+          <w:rFonts w:ascii="Arial Narrow" w:eastAsia="Arial Narrow" w:hAnsi="Arial Narrow" w:cs="Arial Narrow"/>
+          <w:b/>
+          <w:bCs/>
+          <w:sz w:val="22"/>
+          <w:szCs w:val="22"/>
+        </w:rPr>
+        <w:t>SEXTO</w:t>
+      </w:r>
+      <w:r>
+        <w:rPr>
+          <w:rFonts w:ascii="Arial Narrow" w:hAnsi="Arial Narrow" w:cs="Arial"/>
+          <w:bCs/>
           <w:sz w:val="22"/>
           <w:szCs w:val="22"/>
           <w:lang w:val="es-ES" w:eastAsia="es-ES"/>
         </w:rPr>
-        <w:t>interpuesta el</w:t>
-      </w:r>
-      <w:r>
-        <w:rPr>
-          <w:rFonts w:ascii="Arial Narrow" w:hAnsi="Arial Narrow" w:cs="Arial"/>
+        <w:t>:</w:t>
+      </w:r>
+      <w:r>
+        <w:rPr>
+          <w:rFonts w:ascii="Arial Narrow" w:hAnsi="Arial Narrow" w:cs="Arial"/>
+          <w:b/>
+          <w:bCs/>
           <w:sz w:val="22"/>
           <w:szCs w:val="22"/>
           <w:lang w:val="es-ES" w:eastAsia="es-ES"/>
@@ -11471,25 +11499,74 @@
       </w:r>
       <w:r>
         <w:rPr>
-          <w:rFonts w:ascii="Arial Narrow" w:eastAsia="Arial Narrow" w:hAnsi="Arial Narrow" w:cs="Arial Narrow"/>
-          <w:sz w:val="22"/>
-          <w:szCs w:val="22"/>
-        </w:rPr>
-        <w:t xml:space="preserve">17 de julio de 2025, </w:t>
-      </w:r>
-      <w:r>
-        <w:rPr>
-          <w:rFonts w:ascii="Arial Narrow" w:eastAsia="Arial Narrow" w:hAnsi="Arial Narrow" w:cs="Arial Narrow"/>
-          <w:sz w:val="22"/>
-          <w:szCs w:val="22"/>
-        </w:rPr>
-        <w:t>subsanado por dos escritos del 15 de agosto de 2025</w:t>
-      </w:r>
-      <w:r>
-        <w:rPr>
-          <w:rFonts w:ascii="Arial Narrow" w:eastAsia="Arial Narrow" w:hAnsi="Arial Narrow" w:cs="Arial Narrow"/>
-          <w:sz w:val="22"/>
-          <w:szCs w:val="22"/>
+          <w:rFonts w:ascii="Arial Narrow" w:hAnsi="Arial Narrow" w:cs="Arial"/>
+          <w:sz w:val="22"/>
+          <w:szCs w:val="22"/>
+          <w:lang w:val="es-ES" w:eastAsia="es-ES"/>
+        </w:rPr>
+        <w:t xml:space="preserve">requerir </w:t>
+      </w:r>
+      <w:r>
+        <w:rPr>
+          <w:rFonts w:ascii="Arial Narrow" w:hAnsi="Arial Narrow" w:cs="Arial"/>
+          <w:sz w:val="22"/>
+          <w:szCs w:val="22"/>
+          <w:lang w:val="es-ES" w:eastAsia="es-ES"/>
+        </w:rPr>
+        <w:t xml:space="preserve">a </w:t>
+      </w:r>
+      <w:r>
+        <w:rPr>
+          <w:rFonts w:ascii="Arial Narrow" w:eastAsia="Arial Narrow" w:hAnsi="Arial Narrow" w:cs="Arial Narrow"/>
+          <w:bCs/>
+          <w:sz w:val="22"/>
+          <w:szCs w:val="22"/>
+        </w:rPr>
+        <w:t xml:space="preserve">Pacífico Compañía </w:t>
+      </w:r>
+      <w:r>
+        <w:rPr>
+          <w:rFonts w:ascii="Arial Narrow" w:eastAsia="Arial Narrow" w:hAnsi="Arial Narrow" w:cs="Arial Narrow"/>
+          <w:bCs/>
+          <w:sz w:val="22"/>
+          <w:szCs w:val="22"/>
+        </w:rPr>
+        <w:t>d</w:t>
+      </w:r>
+      <w:r>
+        <w:rPr>
+          <w:rFonts w:ascii="Arial Narrow" w:eastAsia="Arial Narrow" w:hAnsi="Arial Narrow" w:cs="Arial Narrow"/>
+          <w:bCs/>
+          <w:sz w:val="22"/>
+          <w:szCs w:val="22"/>
+        </w:rPr>
+        <w:t xml:space="preserve">e Seguros </w:t>
+      </w:r>
+      <w:r>
+        <w:rPr>
+          <w:rFonts w:ascii="Arial Narrow" w:eastAsia="Arial Narrow" w:hAnsi="Arial Narrow" w:cs="Arial Narrow"/>
+          <w:bCs/>
+          <w:sz w:val="22"/>
+          <w:szCs w:val="22"/>
+        </w:rPr>
+        <w:t>y</w:t>
+      </w:r>
+      <w:r>
+        <w:rPr>
+          <w:rFonts w:ascii="Arial Narrow" w:eastAsia="Arial Narrow" w:hAnsi="Arial Narrow" w:cs="Arial Narrow"/>
+          <w:bCs/>
+          <w:sz w:val="22"/>
+          <w:szCs w:val="22"/>
+        </w:rPr>
+        <w:t xml:space="preserve"> Reaseguros S.A.</w:t>
+      </w:r>
+      <w:r>
+        <w:rPr>
+          <w:rStyle w:val="normaltextrun"/>
+          <w:rFonts w:ascii="Arial Narrow" w:hAnsi="Arial Narrow"/>
+          <w:sz w:val="22"/>
+          <w:szCs w:val="22"/>
+          <w:shd w:val="clear" w:color="auto" w:fill="FFFFFF"/>
         </w:rPr>
         <w:t>,</w:t>
       </w:r>
@@ -11509,21 +11586,69 @@
           <w:szCs w:val="22"/>
           <w:lang w:val="es-ES" w:eastAsia="es-ES"/>
         </w:rPr>
-        <w:t xml:space="preserve">a </w:t>
-      </w:r>
-      <w:r>
-        <w:rPr>
-          <w:rFonts w:ascii="Arial Narrow" w:eastAsia="Arial Narrow" w:hAnsi="Arial Narrow" w:cs="Arial Narrow"/>
-          <w:bCs/>
-          <w:sz w:val="22"/>
-          <w:szCs w:val="22"/>
-        </w:rPr>
-        <w:t>Pacífico Compañía de Seguros y Reaseguros S.A</w:t>
-      </w:r>
-      <w:r>
-        <w:rPr>
-          <w:rFonts w:ascii="Arial Narrow" w:eastAsia="Arial Narrow" w:hAnsi="Arial Narrow" w:cs="Arial Narrow"/>
-          <w:bCs/>
+        <w:t>que, en un plazo no mayor de cinco (5) días hábiles contado a partir del día siguiente de la notificación de la presente resolución, cumpla con lo siguiente:</w:t>
+      </w:r>
+      <w:r>
+        <w:rPr>
+          <w:rFonts w:ascii="Arial Narrow" w:hAnsi="Arial Narrow" w:cs="Arial"/>
+          <w:sz w:val="22"/>
+          <w:szCs w:val="22"/>
+          <w:lang w:val="es-ES" w:eastAsia="es-ES"/>
+        </w:rPr>
+        <w:t xml:space="preserve"> </w:t>
+      </w:r>
+      <w:r>
+        <w:rPr>
+          <w:rFonts w:ascii="Arial Narrow" w:hAnsi="Arial Narrow" w:cs="Arial"/>
+          <w:sz w:val="22"/>
+          <w:szCs w:val="22"/>
+          <w:lang w:val="es-ES" w:eastAsia="es-ES"/>
+        </w:rPr>
+        <w:t>(i) presentar una copia completa, legible y debidamente suscrita de la Póliza 111600 del Seguro Vida Ley, así como el cargo de remisión de la póliza; (</w:t>
+      </w:r>
+      <w:proofErr w:type="spellStart"/>
+      <w:r>
+        <w:rPr>
+          <w:rFonts w:ascii="Arial Narrow" w:hAnsi="Arial Narrow" w:cs="Arial"/>
+          <w:sz w:val="22"/>
+          <w:szCs w:val="22"/>
+          <w:lang w:val="es-ES" w:eastAsia="es-ES"/>
+        </w:rPr>
+        <w:t>ii</w:t>
+      </w:r>
+      <w:proofErr w:type="spellEnd"/>
+      <w:r>
+        <w:rPr>
+          <w:rFonts w:ascii="Arial Narrow" w:hAnsi="Arial Narrow" w:cs="Arial"/>
+          <w:sz w:val="22"/>
+          <w:szCs w:val="22"/>
+          <w:lang w:val="es-ES" w:eastAsia="es-ES"/>
+        </w:rPr>
+        <w:t>) presentar los medios probatorios que acrediten que el rechazo fue justificado; y, (</w:t>
+      </w:r>
+      <w:proofErr w:type="spellStart"/>
+      <w:r>
+        <w:rPr>
+          <w:rFonts w:ascii="Arial Narrow" w:hAnsi="Arial Narrow" w:cs="Arial"/>
+          <w:sz w:val="22"/>
+          <w:szCs w:val="22"/>
+          <w:lang w:val="es-ES" w:eastAsia="es-ES"/>
+        </w:rPr>
+        <w:t>iii</w:t>
+      </w:r>
+      <w:proofErr w:type="spellEnd"/>
+      <w:r>
+        <w:rPr>
+          <w:rFonts w:ascii="Arial Narrow" w:hAnsi="Arial Narrow" w:cs="Arial"/>
+          <w:sz w:val="22"/>
+          <w:szCs w:val="22"/>
+          <w:lang w:val="es-ES" w:eastAsia="es-ES"/>
+        </w:rPr>
+        <w:t>) presentar todas las comunicaciones cursadas con el denunciante en virtud del hecho materia de denuncia</w:t>
+      </w:r>
+      <w:r>
+        <w:rPr>
+          <w:rFonts w:ascii="Arial Narrow" w:eastAsia="Arial Narrow" w:hAnsi="Arial Narrow" w:cs="Arial Narrow"/>
           <w:sz w:val="22"/>
           <w:szCs w:val="22"/>
         </w:rPr>
@@ -11531,337 +11656,14 @@
       </w:r>
       <w:r>
         <w:rPr>
-          <w:rFonts w:ascii="Arial Narrow" w:hAnsi="Arial Narrow" w:cs="Arial"/>
-          <w:sz w:val="22"/>
-          <w:szCs w:val="22"/>
-          <w:lang w:val="es-ES" w:eastAsia="es-ES"/>
-        </w:rPr>
-        <w:t xml:space="preserve"> Ello, para que, de conformidad con lo dispuesto por el artículo 26 del Decreto Legislativo 807, presente sus descargos en un plazo no</w:t>
-      </w:r>
-      <w:r>
-        <w:rPr>
-          <w:rFonts w:ascii="Arial Narrow" w:hAnsi="Arial Narrow" w:cs="Arial"/>
-          <w:sz w:val="22"/>
-          <w:szCs w:val="22"/>
-          <w:lang w:val="es-ES" w:eastAsia="es-ES"/>
-        </w:rPr>
-        <w:t xml:space="preserve"> mayor de cinco (5) días hábiles contado desde el día siguiente de la notificación de la presente resolución, vencido el cual, </w:t>
-      </w:r>
-      <w:r>
-        <w:rPr>
-          <w:rFonts w:ascii="Arial Narrow" w:hAnsi="Arial Narrow" w:cs="Arial"/>
-          <w:sz w:val="22"/>
-          <w:szCs w:val="22"/>
-          <w:lang w:val="es-ES" w:eastAsia="es-ES"/>
-        </w:rPr>
-        <w:t>la</w:t>
-      </w:r>
-      <w:r>
-        <w:rPr>
-          <w:rFonts w:ascii="Arial Narrow" w:hAnsi="Arial Narrow" w:cs="Arial"/>
-          <w:sz w:val="22"/>
-          <w:szCs w:val="22"/>
-          <w:lang w:val="es-ES" w:eastAsia="es-ES"/>
-        </w:rPr>
-        <w:t xml:space="preserve"> Secretari</w:t>
-      </w:r>
-      <w:r>
-        <w:rPr>
-          <w:rFonts w:ascii="Arial Narrow" w:hAnsi="Arial Narrow" w:cs="Arial"/>
-          <w:sz w:val="22"/>
-          <w:szCs w:val="22"/>
-          <w:lang w:val="es-ES" w:eastAsia="es-ES"/>
-        </w:rPr>
-        <w:t>a</w:t>
-      </w:r>
-      <w:r>
-        <w:rPr>
-          <w:rFonts w:ascii="Arial Narrow" w:hAnsi="Arial Narrow" w:cs="Arial"/>
-          <w:sz w:val="22"/>
-          <w:szCs w:val="22"/>
-          <w:lang w:val="es-ES" w:eastAsia="es-ES"/>
-        </w:rPr>
-        <w:t xml:space="preserve"> Técnic</w:t>
-      </w:r>
-      <w:r>
-        <w:rPr>
-          <w:rFonts w:ascii="Arial Narrow" w:hAnsi="Arial Narrow" w:cs="Arial"/>
-          <w:sz w:val="22"/>
-          <w:szCs w:val="22"/>
-          <w:lang w:val="es-ES" w:eastAsia="es-ES"/>
-        </w:rPr>
-        <w:t>a</w:t>
-      </w:r>
-      <w:r>
-        <w:rPr>
-          <w:rFonts w:ascii="Arial Narrow" w:hAnsi="Arial Narrow" w:cs="Arial"/>
-          <w:sz w:val="22"/>
-          <w:szCs w:val="22"/>
-          <w:lang w:val="es-ES" w:eastAsia="es-ES"/>
-        </w:rPr>
-        <w:t xml:space="preserve"> declarará en rebeldía al denunciado que no lo hubiera presentado. Debe precisarse que de conformidad con lo establecido por el numeral 233.1 del artículo 233 del Texto Único Ordenado de la Ley 27444, Ley del Procedimiento Administrativo General, las alegaciones y los hechos relevantes de la reclamación, salvo que hayan sido específicamente negadas en la contestación, se tendrán por aceptadas o </w:t>
-      </w:r>
-      <w:r>
-        <w:rPr>
-          <w:rFonts w:ascii="Arial Narrow" w:hAnsi="Arial Narrow" w:cs="Arial"/>
-          <w:sz w:val="22"/>
-          <w:szCs w:val="22"/>
-          <w:lang w:val="es-ES" w:eastAsia="es-ES"/>
-        </w:rPr>
-        <w:t xml:space="preserve">merituadas </w:t>
-      </w:r>
-      <w:r>
-        <w:rPr>
-          <w:rFonts w:ascii="Arial Narrow" w:hAnsi="Arial Narrow" w:cs="Arial"/>
-          <w:sz w:val="22"/>
-          <w:szCs w:val="22"/>
-          <w:lang w:val="es-ES" w:eastAsia="es-ES"/>
-        </w:rPr>
-        <w:t>como ciertas</w:t>
-      </w:r>
-      <w:r>
-        <w:rPr>
-          <w:rStyle w:val="Refdenotaalpie"/>
-          <w:rFonts w:ascii="Arial Narrow" w:hAnsi="Arial Narrow"/>
-          <w:sz w:val="22"/>
-          <w:szCs w:val="22"/>
-          <w:vertAlign w:val="superscript"/>
-        </w:rPr>
-        <w:footnoteReference w:id="13"/>
-      </w:r>
-      <w:r>
-        <w:rPr>
-          <w:rFonts w:ascii="Arial Narrow" w:hAnsi="Arial Narrow" w:cs="Arial"/>
-          <w:sz w:val="22"/>
-          <w:szCs w:val="22"/>
-          <w:vertAlign w:val="superscript"/>
-          <w:lang w:val="es-ES" w:eastAsia="es-ES"/>
-        </w:rPr>
-        <w:t>.</w:t>
-      </w:r>
-    </w:p>
-    <w:p>
-      <w:pPr>
-        <w:jc w:val="both"/>
-        <w:rPr>
-          <w:rFonts w:ascii="Arial Narrow" w:hAnsi="Arial Narrow" w:cs="Arial"/>
-          <w:b/>
-          <w:bCs/>
-          <w:spacing w:val="-2"/>
-          <w:sz w:val="22"/>
-          <w:szCs w:val="22"/>
-          <w:lang w:eastAsia="es-ES"/>
-        </w:rPr>
-      </w:pPr>
-    </w:p>
-    <w:p>
-      <w:pPr>
-        <w:jc w:val="both"/>
-        <w:rPr>
-          <w:rFonts w:ascii="Arial Narrow" w:hAnsi="Arial Narrow" w:cs="Arial"/>
-          <w:sz w:val="22"/>
-          <w:szCs w:val="22"/>
-          <w:lang w:val="es-ES" w:eastAsia="es-ES"/>
-        </w:rPr>
-      </w:pPr>
-      <w:r>
-        <w:rPr>
-          <w:rFonts w:ascii="Arial Narrow" w:eastAsia="Arial Narrow" w:hAnsi="Arial Narrow" w:cs="Arial Narrow"/>
-          <w:b/>
-          <w:bCs/>
-          <w:sz w:val="22"/>
-          <w:szCs w:val="22"/>
-        </w:rPr>
-        <w:t>SEXTO</w:t>
-      </w:r>
-      <w:r>
-        <w:rPr>
-          <w:rFonts w:ascii="Arial Narrow" w:hAnsi="Arial Narrow" w:cs="Arial"/>
-          <w:bCs/>
-          <w:sz w:val="22"/>
-          <w:szCs w:val="22"/>
-          <w:lang w:val="es-ES" w:eastAsia="es-ES"/>
-        </w:rPr>
-        <w:t>:</w:t>
-      </w:r>
-      <w:r>
-        <w:rPr>
-          <w:rFonts w:ascii="Arial Narrow" w:hAnsi="Arial Narrow" w:cs="Arial"/>
-          <w:b/>
-          <w:bCs/>
-          <w:sz w:val="22"/>
-          <w:szCs w:val="22"/>
-          <w:lang w:val="es-ES" w:eastAsia="es-ES"/>
+          <w:rFonts w:ascii="Arial Narrow" w:eastAsia="Arial Narrow" w:hAnsi="Arial Narrow" w:cs="Arial Narrow"/>
+          <w:sz w:val="22"/>
+          <w:szCs w:val="22"/>
         </w:rPr>
         <w:t xml:space="preserve"> </w:t>
       </w:r>
-      <w:r>
-        <w:rPr>
-          <w:rFonts w:ascii="Arial Narrow" w:hAnsi="Arial Narrow" w:cs="Arial"/>
-          <w:sz w:val="22"/>
-          <w:szCs w:val="22"/>
-          <w:lang w:val="es-ES" w:eastAsia="es-ES"/>
-        </w:rPr>
-        <w:t xml:space="preserve">requerir </w:t>
-      </w:r>
-      <w:r>
-        <w:rPr>
-          <w:rFonts w:ascii="Arial Narrow" w:hAnsi="Arial Narrow" w:cs="Arial"/>
-          <w:sz w:val="22"/>
-          <w:szCs w:val="22"/>
-          <w:lang w:val="es-ES" w:eastAsia="es-ES"/>
-        </w:rPr>
-        <w:t xml:space="preserve">a </w:t>
-      </w:r>
-      <w:r>
-        <w:rPr>
-          <w:rFonts w:ascii="Arial Narrow" w:eastAsia="Arial Narrow" w:hAnsi="Arial Narrow" w:cs="Arial Narrow"/>
-          <w:bCs/>
-          <w:sz w:val="22"/>
-          <w:szCs w:val="22"/>
-        </w:rPr>
-        <w:t xml:space="preserve">Pacífico Compañía </w:t>
-      </w:r>
-      <w:r>
-        <w:rPr>
-          <w:rFonts w:ascii="Arial Narrow" w:eastAsia="Arial Narrow" w:hAnsi="Arial Narrow" w:cs="Arial Narrow"/>
-          <w:bCs/>
-          <w:sz w:val="22"/>
-          <w:szCs w:val="22"/>
-        </w:rPr>
-        <w:t>d</w:t>
-      </w:r>
-      <w:r>
-        <w:rPr>
-          <w:rFonts w:ascii="Arial Narrow" w:eastAsia="Arial Narrow" w:hAnsi="Arial Narrow" w:cs="Arial Narrow"/>
-          <w:bCs/>
-          <w:sz w:val="22"/>
-          <w:szCs w:val="22"/>
-        </w:rPr>
-        <w:t xml:space="preserve">e Seguros </w:t>
-      </w:r>
-      <w:r>
-        <w:rPr>
-          <w:rFonts w:ascii="Arial Narrow" w:eastAsia="Arial Narrow" w:hAnsi="Arial Narrow" w:cs="Arial Narrow"/>
-          <w:bCs/>
-          <w:sz w:val="22"/>
-          <w:szCs w:val="22"/>
-        </w:rPr>
-        <w:t>y</w:t>
-      </w:r>
-      <w:r>
-        <w:rPr>
-          <w:rFonts w:ascii="Arial Narrow" w:eastAsia="Arial Narrow" w:hAnsi="Arial Narrow" w:cs="Arial Narrow"/>
-          <w:bCs/>
-          <w:sz w:val="22"/>
-          <w:szCs w:val="22"/>
-        </w:rPr>
-        <w:t xml:space="preserve"> Reaseguros S.A.</w:t>
-      </w:r>
-      <w:r>
-        <w:rPr>
-          <w:rStyle w:val="normaltextrun"/>
-          <w:rFonts w:ascii="Arial Narrow" w:hAnsi="Arial Narrow"/>
-          <w:sz w:val="22"/>
-          <w:szCs w:val="22"/>
-          <w:shd w:val="clear" w:color="auto" w:fill="FFFFFF"/>
-        </w:rPr>
-        <w:t>,</w:t>
-      </w:r>
-      <w:r>
-        <w:rPr>
-          <w:rFonts w:ascii="Arial Narrow" w:hAnsi="Arial Narrow" w:cs="Arial"/>
-          <w:sz w:val="22"/>
-          <w:szCs w:val="22"/>
-          <w:lang w:val="es-ES" w:eastAsia="es-ES"/>
-        </w:rPr>
-        <w:t xml:space="preserve"> </w:t>
-      </w:r>
-      <w:r>
-        <w:rPr>
-          <w:rFonts w:ascii="Arial Narrow" w:hAnsi="Arial Narrow" w:cs="Arial"/>
-          <w:sz w:val="22"/>
-          <w:szCs w:val="22"/>
-          <w:lang w:val="es-ES" w:eastAsia="es-ES"/>
-        </w:rPr>
-        <w:t>que, en un plazo no mayor de cinco (5) días hábiles contado a partir del día siguiente de la notificación de la presente resolución, cumpla con lo siguiente:</w:t>
-      </w:r>
-      <w:r>
-        <w:rPr>
-          <w:rFonts w:ascii="Arial Narrow" w:hAnsi="Arial Narrow" w:cs="Arial"/>
-          <w:sz w:val="22"/>
-          <w:szCs w:val="22"/>
-          <w:lang w:val="es-ES" w:eastAsia="es-ES"/>
-        </w:rPr>
-        <w:t xml:space="preserve"> </w:t>
-      </w:r>
-      <w:r>
-        <w:rPr>
-          <w:rFonts w:ascii="Arial Narrow" w:hAnsi="Arial Narrow" w:cs="Arial"/>
-          <w:sz w:val="22"/>
-          <w:szCs w:val="22"/>
-          <w:lang w:val="es-ES" w:eastAsia="es-ES"/>
-        </w:rPr>
-        <w:t>(i) presentar una copia completa, legible y debidamente suscrita de la Póliza 111600 del Seguro Vida Ley, así como el cargo de remisión de la póliza; (</w:t>
-      </w:r>
-      <w:proofErr w:type="spellStart"/>
-      <w:r>
-        <w:rPr>
-          <w:rFonts w:ascii="Arial Narrow" w:hAnsi="Arial Narrow" w:cs="Arial"/>
-          <w:sz w:val="22"/>
-          <w:szCs w:val="22"/>
-          <w:lang w:val="es-ES" w:eastAsia="es-ES"/>
-        </w:rPr>
-        <w:t>ii</w:t>
-      </w:r>
-      <w:proofErr w:type="spellEnd"/>
-      <w:r>
-        <w:rPr>
-          <w:rFonts w:ascii="Arial Narrow" w:hAnsi="Arial Narrow" w:cs="Arial"/>
-          <w:sz w:val="22"/>
-          <w:szCs w:val="22"/>
-          <w:lang w:val="es-ES" w:eastAsia="es-ES"/>
-        </w:rPr>
-        <w:t>) presentar los medios probatorios que acrediten que el rechazo fue justificado; y, (</w:t>
-      </w:r>
-      <w:proofErr w:type="spellStart"/>
-      <w:r>
-        <w:rPr>
-          <w:rFonts w:ascii="Arial Narrow" w:hAnsi="Arial Narrow" w:cs="Arial"/>
-          <w:sz w:val="22"/>
-          <w:szCs w:val="22"/>
-          <w:lang w:val="es-ES" w:eastAsia="es-ES"/>
-        </w:rPr>
-        <w:t>iii</w:t>
-      </w:r>
-      <w:proofErr w:type="spellEnd"/>
-      <w:r>
-        <w:rPr>
-          <w:rFonts w:ascii="Arial Narrow" w:hAnsi="Arial Narrow" w:cs="Arial"/>
-          <w:sz w:val="22"/>
-          <w:szCs w:val="22"/>
-          <w:lang w:val="es-ES" w:eastAsia="es-ES"/>
-        </w:rPr>
-        <w:t>) presentar todas las comunicaciones cursadas con el denunciante en virtud del hecho materia de denuncia</w:t>
-      </w:r>
-      <w:r>
-        <w:rPr>
-          <w:rFonts w:ascii="Arial Narrow" w:eastAsia="Arial Narrow" w:hAnsi="Arial Narrow" w:cs="Arial Narrow"/>
-          <w:sz w:val="22"/>
-          <w:szCs w:val="22"/>
-        </w:rPr>
-        <w:t>.</w:t>
-      </w:r>
-      <w:r>
-        <w:rPr>
-          <w:rFonts w:ascii="Arial Narrow" w:eastAsia="Arial Narrow" w:hAnsi="Arial Narrow" w:cs="Arial Narrow"/>
-          <w:sz w:val="22"/>
-          <w:szCs w:val="22"/>
-        </w:rPr>
-        <w:t xml:space="preserve"> </w:t>
-      </w:r>
-    </w:p>
-    <w:p>
+    </w:p>
+    <w:p ns2:paraId="42601899" ns2:textId="77777777">
       <w:pPr>
         <w:pBdr>
           <w:top w:val="nil"/>
@@ -11879,7 +11681,7 @@
       </w:pPr>
       <w:bookmarkStart w:id="10" w:name="_Hlk136949693"/>
     </w:p>
-    <w:p>
+    <w:p ns2:paraId="7B9C8AF5" ns2:textId="20F10A4D">
       <w:pPr>
         <w:pBdr>
           <w:top w:val="nil"/>
@@ -12058,7 +11860,7 @@
         <w:t>.</w:t>
       </w:r>
     </w:p>
-    <w:p>
+    <w:p ns2:paraId="3F8BCFFE" ns2:textId="7CC5F1D0">
       <w:pPr>
         <w:jc w:val="both"/>
         <w:rPr>
@@ -12114,7 +11916,7 @@
       </w:r>
     </w:p>
     <w:bookmarkEnd w:id="12"/>
-    <w:p>
+    <w:p ns2:paraId="71B707D5" ns2:textId="77777777">
       <w:pPr>
         <w:shd w:val="clear" w:color="auto" w:fill="FFFFFF" w:themeFill="background1"/>
         <w:jc w:val="both"/>
@@ -12127,7 +11929,7 @@
         </w:rPr>
       </w:pPr>
     </w:p>
-    <w:p>
+    <w:p ns2:paraId="15B457F0" ns2:textId="66AF90E8">
       <w:pPr>
         <w:shd w:val="clear" w:color="auto" w:fill="FFFFFF" w:themeFill="background1"/>
         <w:jc w:val="both"/>
@@ -12183,7 +11985,7 @@
         <w:t>, los gastos por los peritajes realizados, actuación de pruebas, inspecciones y otros derivados de la tramitación del proceso serán de cargo de la parte que solicita la prueba, salvo pacto en contrario. En todos los casos, la resolución final determinará si los gastos deben ser asumidos por alguna de las partes, o reembolsados a la otra parte o al Indecopi, según sea el caso, de manera adicional a la sanción que haya podido imponerse.</w:t>
       </w:r>
     </w:p>
-    <w:p>
+    <w:p ns2:paraId="429E58D8" ns2:textId="77777777">
       <w:pPr>
         <w:shd w:val="clear" w:color="auto" w:fill="FFFFFF"/>
         <w:jc w:val="both"/>
@@ -12194,7 +11996,7 @@
         </w:rPr>
       </w:pPr>
     </w:p>
-    <w:p>
+    <w:p ns2:paraId="4FC33B52" ns2:textId="65662610">
       <w:pPr>
         <w:suppressAutoHyphens/>
         <w:jc w:val="both"/>
@@ -12289,7 +12091,7 @@
         <w:t xml:space="preserve">Ello bajo apercibimiento de no realizar la audiencia de conciliación y levantar el acta de inasistencia correspondiente. </w:t>
       </w:r>
     </w:p>
-    <w:p>
+    <w:p ns2:paraId="0FC7A55D" ns2:textId="77777777">
       <w:pPr>
         <w:shd w:val="clear" w:color="auto" w:fill="FFFFFF" w:themeFill="background1"/>
         <w:jc w:val="both"/>
@@ -12302,7 +12104,7 @@
         </w:rPr>
       </w:pPr>
     </w:p>
-    <w:p>
+    <w:p ns2:paraId="3F3E79CD" ns2:textId="6685A3AE">
       <w:pPr>
         <w:shd w:val="clear" w:color="auto" w:fill="FFFFFF" w:themeFill="background1"/>
         <w:jc w:val="both"/>
@@ -12341,7 +12143,7 @@
         <w:t>poner en conocimiento de las partes que, antes de la emisión de la Resolución Final, tienen la posibilidad de formular su desistimiento o presentar el acuerdo arribado mediante la conciliación, mediación, transacción o cualquier otro que, de forma indubitable, deje constancia que se ha solucionado la controversia materia de denuncia.</w:t>
       </w:r>
     </w:p>
-    <w:p>
+    <w:p ns2:paraId="41FE7D9F" ns2:textId="77777777">
       <w:pPr>
         <w:shd w:val="clear" w:color="auto" w:fill="FFFFFF" w:themeFill="background1"/>
         <w:jc w:val="both"/>
@@ -12353,7 +12155,7 @@
       </w:pPr>
     </w:p>
     <w:bookmarkEnd w:id="10"/>
-    <w:p>
+    <w:p ns2:paraId="56C123D6" ns2:textId="076238D8">
       <w:pPr>
         <w:suppressAutoHyphens/>
         <w:jc w:val="both"/>
@@ -12548,7 +12350,7 @@
         <w:t/>
       </w:r>
     </w:p>
-    <w:p>
+    <w:p ns2:paraId="4A88A19B" ns2:textId="77777777">
       <w:pPr>
         <w:suppressAutoHyphens/>
         <w:jc w:val="both"/>
@@ -12559,7 +12361,7 @@
         </w:rPr>
       </w:pPr>
     </w:p>
-    <w:p>
+    <w:p ns2:paraId="76ACA17B" ns2:textId="7D5B9C67">
       <w:pPr>
         <w:suppressAutoHyphens/>
         <w:jc w:val="both"/>
@@ -12704,7 +12506,7 @@
         <w:t>recepción de la notificación remitida por este despacho a su Casilla Electrónica, dentro de los cinco (5) primeros días hábiles siguientes a la fecha en que recibe la notificación.</w:t>
       </w:r>
     </w:p>
-    <w:p>
+    <w:p ns2:paraId="5BCBBDDF" ns2:textId="77777777">
       <w:pPr>
         <w:suppressAutoHyphens/>
         <w:jc w:val="both"/>
@@ -12716,7 +12518,7 @@
         </w:rPr>
       </w:pPr>
     </w:p>
-    <w:p>
+    <w:p ns2:paraId="4CA9F2F3" ns2:textId="77777777">
       <w:pPr>
         <w:shd w:val="clear" w:color="auto" w:fill="FFFFFF"/>
         <w:rPr>
@@ -12728,7 +12530,7 @@
         </w:rPr>
       </w:pPr>
     </w:p>
-    <w:p>
+    <w:p ns2:paraId="2EDA3383" ns2:textId="77777777">
       <w:pPr>
         <w:shd w:val="clear" w:color="auto" w:fill="FFFFFF"/>
         <w:jc w:val="center"/>
@@ -12741,7 +12543,7 @@
         </w:rPr>
       </w:pPr>
     </w:p>
-    <w:p>
+    <w:p ns2:paraId="59650990" ns2:textId="77777777">
       <w:pPr>
         <w:shd w:val="clear" w:color="auto" w:fill="FFFFFF"/>
         <w:jc w:val="center"/>
@@ -12754,7 +12556,7 @@
         </w:rPr>
       </w:pPr>
     </w:p>
-    <w:p>
+    <w:p ns2:paraId="31D96154" ns2:textId="77777777">
       <w:pPr>
         <w:shd w:val="clear" w:color="auto" w:fill="FFFFFF"/>
         <w:jc w:val="center"/>
@@ -12767,7 +12569,7 @@
         </w:rPr>
       </w:pPr>
     </w:p>
-    <w:p>
+    <w:p ns2:paraId="4294BD45" ns2:textId="77777777">
       <w:pPr>
         <w:pStyle w:val="paragraph"/>
         <w:shd w:val="clear" w:color="auto" w:fill="FFFFFF"/>
@@ -12801,7 +12603,7 @@
         <w:t> </w:t>
       </w:r>
     </w:p>
-    <w:p>
+    <w:p ns2:paraId="5F2DCA78" ns2:textId="77777777">
       <w:pPr>
         <w:pStyle w:val="paragraph"/>
         <w:shd w:val="clear" w:color="auto" w:fill="FFFFFF"/>
@@ -12835,7 +12637,7 @@
         <w:t> </w:t>
       </w:r>
     </w:p>
-    <w:p>
+    <w:p ns2:paraId="7ABD4597" ns2:textId="77777777">
       <w:pPr>
         <w:pStyle w:val="paragraph"/>
         <w:shd w:val="clear" w:color="auto" w:fill="FFFFFF"/>
@@ -12936,7 +12738,7 @@
         <w:t> </w:t>
       </w:r>
     </w:p>
-    <w:p>
+    <w:p ns2:paraId="03F6FD43" ns2:textId="77777777">
       <w:pPr>
         <w:shd w:val="clear" w:color="auto" w:fill="FFFFFF"/>
         <w:jc w:val="center"/>
@@ -12949,7 +12751,7 @@
         </w:rPr>
       </w:pPr>
     </w:p>
-    <w:p>
+    <w:p ns2:paraId="04334BAB" ns2:textId="693C37FB">
       <w:pPr>
         <w:jc w:val="both"/>
         <w:rPr>
@@ -12993,8 +12795,8 @@
       </w:r>
     </w:p>
     <w:sectPr>
-      <w:headerReference w:type="default" r:id="rId13"/>
-      <w:footerReference w:type="default" r:id="rId14"/>
+      <w:headerReference w:type="default" ns3:id="rId13"/>
+      <w:footerReference w:type="default" ns3:id="rId14"/>
       <w:pgSz w:w="11906" w:h="16838"/>
       <w:pgMar w:top="1417" w:right="1701" w:bottom="1417" w:left="1701" w:header="709" w:footer="709" w:gutter="0"/>
       <w:pgNumType w:start="1"/>

--- a/plantillas_maestras/16_temas_administrativos_financieros/materia_general_asegurativa/2_o_mas_ddos_varios/varon/TPL_1705_2025_TEMAS_ADMINISTRATIVOS_FINANCIEROS_MATERIA_GENERAL_ASEGURATIVA_ASEGURADORA_VARON_R282.docx
+++ b/plantillas_maestras/16_temas_administrativos_financieros/materia_general_asegurativa/2_o_mas_ddos_varios/varon/TPL_1705_2025_TEMAS_ADMINISTRATIVOS_FINANCIEROS_MATERIA_GENERAL_ASEGURATIVA_ASEGURADORA_VARON_R282.docx
@@ -6058,7 +6058,7 @@
           <w:sz w:val="22"/>
           <w:szCs w:val="22"/>
         </w:rPr>
-        <w:t xml:space="preserve">En el presente caso, la información bajo análisis corresponde los documentos denominados “03019-2024 (1).pdf” y “CARTA NOTARIAL - APLICACIÓN DE SILENCIO POSITIVO - CESE DE DISCRIMINACIÓN Y ACTOS DE HOSTILIDAD.docx” presentado por el señor [APELLIDO] el 17 de julio de 2025, consistentes a la negativa de la compañía aseguradora a reconocer el beneficio del Seguro de Vida Ley y a referencias generales a enfermedades y diagnósticos médicos; y que, de la revisión de los mismos, se verificó que tales documentos contienen -entre otros- información referida a la salud personal del denunciante.</w:t>
+        <w:t xml:space="preserve">En el presente caso, la información bajo análisis corresponde los documentos denominados “03019-2024 (1).pdf” y “CARTA NOTARIAL - APLICACIÓN DE SILENCIO POSITIVO - CESE DE DISCRIMINACIÓN Y ACTOS DE HOSTILIDAD.docx” presentado por el señor [APELLIDO] el 17 de julio de 2025, consistentes a la negativa de la compañía aseguradora a reconocer el beneficio del Seguro de Vida Ley y a referencias generales a enfermedades y diagnósticos médicos; y que, de la revisión de los mismos, se verificó que tales documentos contienen -entre otros- información referida a la salud personal del señor [APELLIDO].</w:t>
       </w:r>
       <w:r>
         <w:rPr>
@@ -6683,7 +6683,7 @@
           <w:szCs w:val="22"/>
           <w:lang w:eastAsia="en-US"/>
         </w:rPr>
-        <w:t xml:space="preserve">En el presente caso, de la revisión de la información presentada por el señor [APELLIDO] en los documentos los documentos denominados “03019-2024 (1).pdf” y “CARTA NOTARIAL - APLICACIÓN DE SILENCIO POSITIVO - CESE DE DISCRIMINACIÓN Y ACTOS DE HOSTILIDAD.docx” presentados en el escrito del 17 de julio de 2025, se ha podido apreciar que los mencionados documentos contienen información se -entre otros- información referida a la salud personal del denunciante.</w:t>
+        <w:t xml:space="preserve">En el presente caso, de la revisión de la información presentada por el señor [APELLIDO] en los documentos los documentos denominados “03019-2024 (1).pdf” y “CARTA NOTARIAL - APLICACIÓN DE SILENCIO POSITIVO - CESE DE DISCRIMINACIÓN Y ACTOS DE HOSTILIDAD.docx” presentados en el escrito del 17 de julio de 2025, se ha podido apreciar que los mencionados documentos contienen información se -entre otros- información referida a la salud personal del señor [APELLIDO].</w:t>
       </w:r>
       <w:r>
         <w:rPr>
@@ -7499,7 +7499,7 @@
           <w:sz w:val="22"/>
           <w:szCs w:val="22"/>
         </w:rPr>
-        <w:t xml:space="preserve">Sin embargo, esta Secretaría Técnica puede advertir que la información contenida en los documentos 03019-2024 (1).pdf” y “CARTA NOTARIAL - APLICACIÓN DE SILENCIO POSITIVO - CESE DE DISCRIMINACIÓN Y ACTOS DE HOSTILIDAD.docx”, implica datos sensibles referidos a la salud personal cuya confidencialidad el señor [APELLIDO] solicita. En este contexto, y en aplicación del artículo 2.1, literal a) de la Directiva 001-2008/TRI-INDECOPI, los datos relacionados con la salud del denunciante sobre diagnósticos médicos, se consideran expresamente parte de la intimidad personal; por tanto, no pueden ser divulgados frente a terceros, puesto que podría exponer datos personales referidos a la salud personal del denunciante.</w:t>
+        <w:t xml:space="preserve">Sin embargo, esta Secretaría Técnica puede advertir que la información contenida en los documentos 03019-2024 (1).pdf” y “CARTA NOTARIAL - APLICACIÓN DE SILENCIO POSITIVO - CESE DE DISCRIMINACIÓN Y ACTOS DE HOSTILIDAD.docx”, implica datos sensibles referidos a la salud personal cuya confidencialidad el señor [APELLIDO] solicita. En este contexto, y en aplicación del artículo 2.1, literal a) de la Directiva 001-2008/TRI-INDECOPI, los datos relacionados con la salud del señor [APELLIDO] sobre diagnósticos médicos, se consideran expresamente parte de la intimidad personal; por tanto, no pueden ser divulgados frente a terceros, puesto que podría exponer datos personales referidos a la salud personal del señor [APELLIDO].</w:t>
       </w:r>
       <w:r>
         <w:rPr>
@@ -11439,7 +11439,7 @@
           <w:sz w:val="20"/>
           <w:szCs w:val="20"/>
         </w:rPr>
-        <w:t xml:space="preserve">correr traslado de la presente resolución a Pacífico Compañía de Seguros y Reaseguros S.A para que, de conformidad con lo dispuesto por el artículo 26° de la Ley sobre Facultades, Normas y Organización del Indecopi, aprobado por Decreto Legislativo N° 8079, presenten sus descargos sobre la imputación de cargos realizada en un plazo no mayor a cinco (5) días hábiles contado a partir del día siguiente de la notificación de la presente resolución, vencido el cual, el Secretario Técnico declarará en rebeldía a los denunciados que no lo hubieran presentado. Debe precisarse que de conformidad con lo establecido por el artículo 223° del Texto Único Ordenado de la Ley N° 27444, Ley del Procedimiento Administrativo General, las alegaciones y los hechos relevantes de la reclamación, salvo que hayan sido específicamente negadas en la contestación, se tendrán por aceptadas o meritadas como ciertas.</w:t>
+        <w:t xml:space="preserve">correr traslado de la presente resolución a Pacífico Compañía de Seguros y Reaseguros S.A. para que, de conformidad con lo dispuesto por el artículo 26 de la Ley sobre Facultades, Normas y Organización del Indecopi, aprobada por Decreto Legislativo 807, presente sus descargos sobre la imputación de cargos realizada en un plazo no mayor a cinco (5) días hábiles contado a partir del día siguiente de la notificación de la presente resolución, vencido el cual, el Secretario Técnico declarará en rebeldía al denunciado que no lo hubiera presentado. Debe precisarse que de conformidad con lo establecido por el artículo 223 del Texto Único Ordenado de la Ley 27444, Ley del Procedimiento Administrativo General, las alegaciones y los hechos relevantes de la reclamación, salvo que hayan sido específicamente negadas en la contestación, se tendrán por aceptadas o merituadas como ciertas.</w:t>
       </w:r>
     </w:p>
     <w:p ns2:paraId="2E1B770C" ns2:textId="77777777">

--- a/plantillas_maestras/16_temas_administrativos_financieros/materia_general_asegurativa/2_o_mas_ddos_varios/varon/TPL_1705_2025_TEMAS_ADMINISTRATIVOS_FINANCIEROS_MATERIA_GENERAL_ASEGURATIVA_ASEGURADORA_VARON_R282.docx
+++ b/plantillas_maestras/16_temas_administrativos_financieros/materia_general_asegurativa/2_o_mas_ddos_varios/varon/TPL_1705_2025_TEMAS_ADMINISTRATIVOS_FINANCIEROS_MATERIA_GENERAL_ASEGURATIVA_ASEGURADORA_VARON_R282.docx
@@ -463,55 +463,55 @@
           <w:sz w:val="22"/>
           <w:szCs w:val="22"/>
         </w:rPr>
-        <w:t>12</w:t>
-      </w:r>
-      <w:r>
-        <w:rPr>
-          <w:rFonts w:ascii="Arial Narrow" w:eastAsia="Arial Narrow" w:hAnsi="Arial Narrow" w:cs="Arial Narrow"/>
-          <w:sz w:val="22"/>
-          <w:szCs w:val="22"/>
-        </w:rPr>
-        <w:t xml:space="preserve"> de </w:t>
-      </w:r>
-      <w:r>
-        <w:rPr>
-          <w:rFonts w:ascii="Arial Narrow" w:eastAsia="Arial Narrow" w:hAnsi="Arial Narrow" w:cs="Arial Narrow"/>
-          <w:sz w:val="22"/>
-          <w:szCs w:val="22"/>
-        </w:rPr>
-        <w:t>se</w:t>
-      </w:r>
-      <w:r>
-        <w:rPr>
-          <w:rFonts w:ascii="Arial Narrow" w:eastAsia="Arial Narrow" w:hAnsi="Arial Narrow" w:cs="Arial Narrow"/>
-          <w:sz w:val="22"/>
-          <w:szCs w:val="22"/>
-        </w:rPr>
-        <w:t>p</w:t>
-      </w:r>
-      <w:r>
-        <w:rPr>
-          <w:rFonts w:ascii="Arial Narrow" w:eastAsia="Arial Narrow" w:hAnsi="Arial Narrow" w:cs="Arial Narrow"/>
-          <w:sz w:val="22"/>
-          <w:szCs w:val="22"/>
-        </w:rPr>
-        <w:t xml:space="preserve">tiembre </w:t>
-      </w:r>
-      <w:r>
-        <w:rPr>
-          <w:rFonts w:ascii="Arial Narrow" w:eastAsia="Arial Narrow" w:hAnsi="Arial Narrow" w:cs="Arial Narrow"/>
-          <w:sz w:val="22"/>
-          <w:szCs w:val="22"/>
-        </w:rPr>
-        <w:t>de 202</w:t>
-      </w:r>
-      <w:r>
-        <w:rPr>
-          <w:rFonts w:ascii="Arial Narrow" w:eastAsia="Arial Narrow" w:hAnsi="Arial Narrow" w:cs="Arial Narrow"/>
-          <w:sz w:val="22"/>
-          <w:szCs w:val="22"/>
-        </w:rPr>
-        <w:t>5</w:t>
+        <w:t xml:space="preserve">12 de setiembre de 2025</w:t>
+      </w:r>
+      <w:r>
+        <w:rPr>
+          <w:rFonts w:ascii="Arial Narrow" w:eastAsia="Arial Narrow" w:hAnsi="Arial Narrow" w:cs="Arial Narrow"/>
+          <w:sz w:val="22"/>
+          <w:szCs w:val="22"/>
+        </w:rPr>
+        <w:t xml:space="preserve"/>
+      </w:r>
+      <w:r>
+        <w:rPr>
+          <w:rFonts w:ascii="Arial Narrow" w:eastAsia="Arial Narrow" w:hAnsi="Arial Narrow" w:cs="Arial Narrow"/>
+          <w:sz w:val="22"/>
+          <w:szCs w:val="22"/>
+        </w:rPr>
+        <w:t xml:space="preserve"/>
+      </w:r>
+      <w:r>
+        <w:rPr>
+          <w:rFonts w:ascii="Arial Narrow" w:eastAsia="Arial Narrow" w:hAnsi="Arial Narrow" w:cs="Arial Narrow"/>
+          <w:sz w:val="22"/>
+          <w:szCs w:val="22"/>
+        </w:rPr>
+        <w:t xml:space="preserve"/>
+      </w:r>
+      <w:r>
+        <w:rPr>
+          <w:rFonts w:ascii="Arial Narrow" w:eastAsia="Arial Narrow" w:hAnsi="Arial Narrow" w:cs="Arial Narrow"/>
+          <w:sz w:val="22"/>
+          <w:szCs w:val="22"/>
+        </w:rPr>
+        <w:t xml:space="preserve"/>
+      </w:r>
+      <w:r>
+        <w:rPr>
+          <w:rFonts w:ascii="Arial Narrow" w:eastAsia="Arial Narrow" w:hAnsi="Arial Narrow" w:cs="Arial Narrow"/>
+          <w:sz w:val="22"/>
+          <w:szCs w:val="22"/>
+        </w:rPr>
+        <w:t xml:space="preserve"/>
+      </w:r>
+      <w:r>
+        <w:rPr>
+          <w:rFonts w:ascii="Arial Narrow" w:eastAsia="Arial Narrow" w:hAnsi="Arial Narrow" w:cs="Arial Narrow"/>
+          <w:sz w:val="22"/>
+          <w:szCs w:val="22"/>
+        </w:rPr>
+        <w:t xml:space="preserve"/>
       </w:r>
     </w:p>
     <w:p ns2:paraId="698913AC" ns2:textId="77777777">
@@ -583,7 +583,7 @@
           <w:sz w:val="22"/>
           <w:szCs w:val="22"/>
         </w:rPr>
-        <w:t xml:space="preserve">Mediante escrito del 17 de julio de 2025, subsanado por dos escritos del 15 de agosto de 2025, y complementado por el escrito del 8 de septiembre de 2025, el señor [APELLIDO] denunció a Pacifico por presuntas infracciones a la Ley 29571, Código de Protección y Defensa del Consumidor (en adelante, Código), señalando lo siguiente:</w:t>
+        <w:t xml:space="preserve">Mediante escrito del 17 de julio de 2025, subsanado por dos escritos del 15 de agosto de 2025, y complementado por el escrito del 8 de setiembre de 2025, el señor [APELLIDO] denunció a Pacifico por presuntas infracciones a la Ley 29571, Código de Protección y Defensa del Consumidor (en adelante, Código), señalando lo siguiente:</w:t>
       </w:r>
       <w:r>
         <w:rPr>
@@ -1700,7 +1700,7 @@
           <w:szCs w:val="22"/>
           <w:lang w:eastAsia="es-ES"/>
         </w:rPr>
-        <w:t xml:space="preserve">31 de </w:t>
+        <w:t xml:space="preserve">31 de agosto de 2024</w:t>
       </w:r>
       <w:r>
         <w:rPr>
@@ -1709,7 +1709,7 @@
           <w:szCs w:val="22"/>
           <w:lang w:eastAsia="es-ES"/>
         </w:rPr>
-        <w:t>a</w:t>
+        <w:t xml:space="preserve"/>
       </w:r>
       <w:r>
         <w:rPr>
@@ -1718,7 +1718,7 @@
           <w:szCs w:val="22"/>
           <w:lang w:eastAsia="es-ES"/>
         </w:rPr>
-        <w:t>gosto de 2024</w:t>
+        <w:t xml:space="preserve"/>
       </w:r>
       <w:r>
         <w:rPr>
@@ -2239,15 +2239,15 @@
           <w:sz w:val="22"/>
           <w:szCs w:val="22"/>
         </w:rPr>
-        <w:t>8 de septiembre de</w:t>
-      </w:r>
-      <w:r>
-        <w:rPr>
-          <w:rFonts w:ascii="Arial Narrow" w:eastAsia="Arial Narrow" w:hAnsi="Arial Narrow" w:cs="Arial Narrow"/>
-          <w:sz w:val="22"/>
-          <w:szCs w:val="22"/>
-        </w:rPr>
-        <w:t xml:space="preserve"> 2025, se desistió de su solicitud de confidencialidad </w:t>
+        <w:t xml:space="preserve">8 de setiembre de 2025</w:t>
+      </w:r>
+      <w:r>
+        <w:rPr>
+          <w:rFonts w:ascii="Arial Narrow" w:eastAsia="Arial Narrow" w:hAnsi="Arial Narrow" w:cs="Arial Narrow"/>
+          <w:sz w:val="22"/>
+          <w:szCs w:val="22"/>
+        </w:rPr>
+        <w:t xml:space="preserve">, se desistió de su solicitud de confidencialidad </w:t>
       </w:r>
       <w:r>
         <w:rPr>
@@ -2584,7 +2584,7 @@
           <w:sz w:val="22"/>
           <w:szCs w:val="22"/>
         </w:rPr>
-        <w:t>17 DE JULIO DE 2025</w:t>
+        <w:t xml:space="preserve">17 de julio de 2025</w:t>
       </w:r>
     </w:p>
     <w:p ns2:paraId="27D025BC" ns2:textId="77777777">
@@ -5749,7 +5749,7 @@
           <w:szCs w:val="22"/>
           <w:lang w:val="es-ES"/>
         </w:rPr>
-        <w:t xml:space="preserve">Con fecha 15 de agosto 2025, el señor [APELLIDO] presentó un escrito mediante el cual precisó su solicitud de confidencialidad de los documentos denominados “03019-2024 (1).pdf” y “CARTA NOTARIAL - APLICACIÓN DE SILENCIO POSITIVO - CESE DE DISCRIMINACIÓN Y ACTOS DE HOSTILIDAD.docx”, de conformidad con lo requerido en la Resolución 1 de fecha 11 de agosto de 2025.</w:t>
+        <w:t xml:space="preserve">Con fecha 15 de agosto de 2025, el señor [APELLIDO] presentó un escrito mediante el cual precisó su solicitud de confidencialidad de los documentos denominados “03019-2024 (1).pdf” y “CARTA NOTARIAL - APLICACIÓN DE SILENCIO POSITIVO - CESE DE DISCRIMINACIÓN Y ACTOS DE HOSTILIDAD.docx”, de conformidad con lo requerido en la Resolución 1 de fecha 11 de agosto de 2025.</w:t>
       </w:r>
       <w:r>
         <w:rPr>
@@ -6398,7 +6398,7 @@
           <w:sz w:val="22"/>
           <w:szCs w:val="22"/>
         </w:rPr>
-        <w:t xml:space="preserve">En atención a la referida solicitud, y tomando en consideración los cinco (5) requisitos establecidos en el punto 3.2 de la Directiva 001-2008/TRI-INDECOPI, la Secretaría Técnica considera que el señor [APELLIDO] ha cumplido con: (i) incluir expresamente su pedido de confidencialidad en su escrito del 15 de agosto 2025; (ii) identificar de manera clara la información cuya declaración de confidencialidad había solicitado; (iii) la justificación de su solicitud; (iv) presentar un resumen no confidencial suficientemente detallado que permita una cabal comprensión del contenido sustancial de la información cuya declaración de confidencialidad se solicita; y, (iv) el plazo por el cual se solicita se mantenga la confidencialidad de la información.</w:t>
+        <w:t xml:space="preserve">En atención a la referida solicitud, y tomando en consideración los cinco (5) requisitos establecidos en el punto 3.2 de la Directiva 001-2008/TRI-INDECOPI, la Secretaría Técnica considera que el señor [APELLIDO] ha cumplido con: (i) incluir expresamente su pedido de confidencialidad en su escrito del 15 de agosto de 2025; (ii) identificar de manera clara la información cuya declaración de confidencialidad había solicitado; (iii) la justificación de su solicitud; (iv) presentar un resumen no confidencial suficientemente detallado que permita una cabal comprensión del contenido sustancial de la información cuya declaración de confidencialidad se solicita; y, (iv) el plazo por el cual se solicita se mantenga la confidencialidad de la información.</w:t>
       </w:r>
       <w:r>
         <w:rPr>
@@ -8469,7 +8469,7 @@
           <w:sz w:val="22"/>
           <w:szCs w:val="22"/>
         </w:rPr>
-        <w:t xml:space="preserve">, presentado el 15 de agosto de </w:t>
+        <w:t xml:space="preserve">, presentado el 15 de agosto de 2025</w:t>
       </w:r>
       <w:r>
         <w:rPr>
@@ -8478,7 +8478,7 @@
           <w:szCs w:val="22"/>
         </w:rPr>
         <w:lastRenderedPageBreak/>
-        <w:t>2025</w:t>
+        <w:t xml:space="preserve"/>
       </w:r>
       <w:r>
         <w:rPr>
@@ -13015,7 +13015,7 @@
           <w:sz w:val="16"/>
           <w:szCs w:val="16"/>
         </w:rPr>
-        <w:t>DIRECTIVA 001-2008-TRI-INDECOPI, DIRECTIVA SOBRE CONFIDENCIALIDAD DE LA INFORMACIÓN EN LOS PROCEDIMIENTOS SEGUIDOS POR LOS ÓRGANOS FUNCIONALES DEL INDECOPI, MODIFICADA POR LA DIRECTIVA 002-2017/TRI-INDECOPI, PUBLICADA EL 24 DE NOVIEMBRE DE 2017</w:t>
+        <w:t xml:space="preserve">DIRECTIVA 001-2008-TRI-INDECOPI, DIRECTIVA SOBRE CONFIDENCIALIDAD DE LA INFORMACIÓN EN LOS PROCEDIMIENTOS SEGUIDOS POR LOS ÓRGANOS FUNCIONALES DEL INDECOPI, MODIFICADA POR LA DIRECTIVA 002-2017/TRI-INDECOPI, PUBLICADA EL 24 de noviembre de 2017</w:t>
       </w:r>
       <w:r>
         <w:rPr>
@@ -15538,17 +15538,17 @@
           <w:sz w:val="16"/>
           <w:szCs w:val="16"/>
         </w:rPr>
-        <w:t>LEY N</w:t>
-      </w:r>
-      <w:r>
-        <w:rPr>
-          <w:rFonts w:ascii="Arial Narrow" w:hAnsi="Arial Narrow" w:cs="Arial"/>
-          <w:b/>
-          <w:bCs/>
-          <w:sz w:val="16"/>
-          <w:szCs w:val="16"/>
-        </w:rPr>
-        <w:t> 29571, CÓDIGO DE PROTECCIÓN Y DEFENSA DEL CONSUMIDOR.</w:t>
+        <w:t xml:space="preserve">LEY </w:t>
+      </w:r>
+      <w:r>
+        <w:rPr>
+          <w:rFonts w:ascii="Arial Narrow" w:hAnsi="Arial Narrow" w:cs="Arial"/>
+          <w:b/>
+          <w:bCs/>
+          <w:sz w:val="16"/>
+          <w:szCs w:val="16"/>
+        </w:rPr>
+        <w:t xml:space="preserve">29571, CÓDIGO DE PROTECCIÓN Y DEFENSA DEL CONSUMIDOR.</w:t>
       </w:r>
     </w:p>
     <w:p>

--- a/plantillas_maestras/16_temas_administrativos_financieros/materia_general_asegurativa/2_o_mas_ddos_varios/varon/TPL_1705_2025_TEMAS_ADMINISTRATIVOS_FINANCIEROS_MATERIA_GENERAL_ASEGURATIVA_ASEGURADORA_VARON_R282.docx
+++ b/plantillas_maestras/16_temas_administrativos_financieros/materia_general_asegurativa/2_o_mas_ddos_varios/varon/TPL_1705_2025_TEMAS_ADMINISTRATIVOS_FINANCIEROS_MATERIA_GENERAL_ASEGURATIVA_ASEGURADORA_VARON_R282.docx
@@ -1,8 +1,8 @@
 
 <file path=word/document.xml><?xml version="1.0" encoding="utf-8"?>
-<w:document xmlns:ns1="http://schemas.openxmlformats.org/markup-compatibility/2006" xmlns:ns2="http://schemas.microsoft.com/office/word/2010/wordml" xmlns:ns3="http://schemas.openxmlformats.org/officeDocument/2006/relationships" xmlns:w="http://schemas.openxmlformats.org/wordprocessingml/2006/main" ns1:Ignorable="w14 w15 w16se w16cid w16 w16cex w16sdtdh w16sdtfl w16du wp14">
+<w:document xmlns:mc="http://schemas.openxmlformats.org/markup-compatibility/2006" xmlns:r="http://schemas.openxmlformats.org/officeDocument/2006/relationships" xmlns:w="http://schemas.openxmlformats.org/wordprocessingml/2006/main" xmlns:w14="http://schemas.microsoft.com/office/word/2010/wordml" xmlns:w15="http://schemas.microsoft.com/office/word/2012/wordml" xmlns:w16="http://schemas.microsoft.com/office/word/2018/wordml" xmlns:w16cex="http://schemas.microsoft.com/office/word/2018/wordml/cex" xmlns:w16cid="http://schemas.microsoft.com/office/word/2016/wordml/cid" xmlns:w16du="http://schemas.microsoft.com/office/word/2023/wordml/word16du" xmlns:w16sdtdh="http://schemas.microsoft.com/office/word/2020/wordml/sdtdatahash" xmlns:w16se="http://schemas.microsoft.com/office/word/2015/wordml/symex" xmlns:wp14="http://schemas.microsoft.com/office/word/2010/wordprocessingDrawing" mc:Ignorable="w14 w15 w16se w16cid w16 w16cex w16sdtdh w16du wp14">
   <w:body>
-    <w:p ns2:paraId="2D847E7D" ns2:textId="49A1445F">
+    <w:p>
       <w:pPr>
         <w:tabs>
           <w:tab w:val="left" w:pos="1701"/>
@@ -62,7 +62,7 @@
         <w:t>282-2025/CC1-ST</w:t>
       </w:r>
     </w:p>
-    <w:p ns2:paraId="634049D8" ns2:textId="0B6E419F">
+    <w:p>
       <w:pPr>
         <w:tabs>
           <w:tab w:val="left" w:pos="1701"/>
@@ -113,7 +113,7 @@
         <w:t>1705-2025/CC1</w:t>
       </w:r>
     </w:p>
-    <w:p ns2:paraId="345DC840" ns2:textId="5E77AEC6">
+    <w:p>
       <w:pPr>
         <w:tabs>
           <w:tab w:val="left" w:pos="1701"/>
@@ -135,74 +135,14 @@
           <w:sz w:val="22"/>
           <w:szCs w:val="22"/>
         </w:rPr>
-        <w:t xml:space="preserve">DENUNCIANTE:[DENUNCIANTE] (SEÑOR [APELLIDO])</w:t>
-      </w:r>
-      <w:r>
-        <w:rPr>
-          <w:rFonts w:ascii="Arial Narrow" w:eastAsia="Arial Narrow" w:hAnsi="Arial Narrow" w:cs="Arial Narrow"/>
-          <w:b/>
-          <w:sz w:val="22"/>
-          <w:szCs w:val="22"/>
-        </w:rPr>
+        <w:t>DENUNCIANTE</w:t>
         <w:tab/>
-        <w:t/>
-      </w:r>
-      <w:r>
-        <w:rPr>
-          <w:rFonts w:ascii="Arial Narrow" w:eastAsia="Arial Narrow" w:hAnsi="Arial Narrow" w:cs="Arial Narrow"/>
-          <w:b/>
-          <w:sz w:val="22"/>
-          <w:szCs w:val="22"/>
-        </w:rPr>
+        <w:t>:</w:t>
         <w:tab/>
-      </w:r>
-      <w:r>
-        <w:rPr>
-          <w:rFonts w:ascii="Arial Narrow" w:eastAsia="Arial Narrow" w:hAnsi="Arial Narrow" w:cs="Arial Narrow"/>
-          <w:b/>
-          <w:sz w:val="22"/>
-          <w:szCs w:val="22"/>
-        </w:rPr>
-        <w:t/>
-      </w:r>
-      <w:r>
-        <w:rPr>
-          <w:rFonts w:ascii="Arial Narrow" w:eastAsia="Arial Narrow" w:hAnsi="Arial Narrow" w:cs="Arial Narrow"/>
-          <w:b/>
-          <w:sz w:val="22"/>
-          <w:szCs w:val="22"/>
-        </w:rPr>
-        <w:t xml:space="preserve"/>
-      </w:r>
-      <w:r>
-        <w:rPr>
-          <w:rFonts w:ascii="Arial Narrow" w:eastAsia="Arial Narrow" w:hAnsi="Arial Narrow" w:cs="Arial Narrow"/>
-          <w:b/>
-          <w:sz w:val="22"/>
-          <w:szCs w:val="22"/>
-        </w:rPr>
-        <w:t/>
-      </w:r>
-      <w:r>
-        <w:rPr>
-          <w:rFonts w:ascii="Arial Narrow" w:eastAsia="Arial Narrow" w:hAnsi="Arial Narrow" w:cs="Arial Narrow"/>
-          <w:b/>
-          <w:sz w:val="22"/>
-          <w:szCs w:val="22"/>
-        </w:rPr>
-        <w:t/>
-      </w:r>
-      <w:r>
-        <w:rPr>
-          <w:rFonts w:ascii="Arial Narrow" w:eastAsia="Arial Narrow" w:hAnsi="Arial Narrow" w:cs="Arial Narrow"/>
-          <w:b/>
-          <w:sz w:val="22"/>
-          <w:szCs w:val="22"/>
-        </w:rPr>
-        <w:t/>
-      </w:r>
-    </w:p>
-    <w:p ns2:paraId="0CD7FE7E" ns2:textId="4AEB44AB">
+        <w:t xml:space="preserve">[DENUNCIANTE] (SEÑOR [APELLIDO])</w:t>
+      </w:r>
+    </w:p>
+    <w:p>
       <w:pPr>
         <w:tabs>
           <w:tab w:val="left" w:pos="1701"/>
@@ -300,7 +240,7 @@
         <w:t>FICO)</w:t>
       </w:r>
     </w:p>
-    <w:p ns2:paraId="2FCCE269" ns2:textId="615674C7">
+    <w:p>
       <w:pPr>
         <w:tabs>
           <w:tab w:val="left" w:pos="1701"/>
@@ -352,7 +292,7 @@
         <w:t>CONFIDENCIALIDAD</w:t>
       </w:r>
     </w:p>
-    <w:p ns2:paraId="1C9E56B7" ns2:textId="1942410D">
+    <w:p>
       <w:pPr>
         <w:tabs>
           <w:tab w:val="left" w:pos="1701"/>
@@ -394,7 +334,7 @@
         <w:t>ADMISIÓN A TRÁMITE</w:t>
       </w:r>
     </w:p>
-    <w:p ns2:paraId="01717D35" ns2:textId="77777777">
+    <w:p>
       <w:pPr>
         <w:tabs>
           <w:tab w:val="left" w:pos="1701"/>
@@ -429,18 +369,18 @@
         <w:t>REQUERIMIENTO DE INFORMACIÓN</w:t>
       </w:r>
     </w:p>
-    <w:p ns2:paraId="2DFE1131" ns2:textId="77777777">
-      <w:pPr>
-        <w:jc w:val="both"/>
-        <w:rPr>
-          <w:rFonts w:ascii="Arial Narrow" w:eastAsia="Arial Narrow" w:hAnsi="Arial Narrow" w:cs="Arial Narrow"/>
-          <w:b/>
-          <w:sz w:val="22"/>
-          <w:szCs w:val="22"/>
-        </w:rPr>
-      </w:pPr>
-    </w:p>
-    <w:p ns2:paraId="3B09297A" ns2:textId="7BC8BC93">
+    <w:p>
+      <w:pPr>
+        <w:jc w:val="both"/>
+        <w:rPr>
+          <w:rFonts w:ascii="Arial Narrow" w:eastAsia="Arial Narrow" w:hAnsi="Arial Narrow" w:cs="Arial Narrow"/>
+          <w:b/>
+          <w:sz w:val="22"/>
+          <w:szCs w:val="22"/>
+        </w:rPr>
+      </w:pPr>
+    </w:p>
+    <w:p>
       <w:pPr>
         <w:jc w:val="both"/>
         <w:rPr>
@@ -514,7 +454,7 @@
         <w:t xml:space="preserve"/>
       </w:r>
     </w:p>
-    <w:p ns2:paraId="698913AC" ns2:textId="77777777">
+    <w:p>
       <w:pPr>
         <w:tabs>
           <w:tab w:val="left" w:pos="1014"/>
@@ -527,7 +467,7 @@
         </w:rPr>
       </w:pPr>
     </w:p>
-    <w:p ns2:paraId="4AC48BF8" ns2:textId="77777777">
+    <w:p>
       <w:pPr>
         <w:numPr>
           <w:ilvl w:val="0"/>
@@ -552,17 +492,17 @@
         <w:t>HECHOS</w:t>
       </w:r>
     </w:p>
-    <w:p ns2:paraId="713A84CE" ns2:textId="77777777">
-      <w:pPr>
-        <w:jc w:val="both"/>
-        <w:rPr>
-          <w:rFonts w:ascii="Arial Narrow" w:eastAsia="Arial Narrow" w:hAnsi="Arial Narrow" w:cs="Arial Narrow"/>
-          <w:sz w:val="22"/>
-          <w:szCs w:val="22"/>
-        </w:rPr>
-      </w:pPr>
-    </w:p>
-    <w:p ns2:paraId="6F9C91E9" ns2:textId="1F0EF219">
+    <w:p>
+      <w:pPr>
+        <w:jc w:val="both"/>
+        <w:rPr>
+          <w:rFonts w:ascii="Arial Narrow" w:eastAsia="Arial Narrow" w:hAnsi="Arial Narrow" w:cs="Arial Narrow"/>
+          <w:sz w:val="22"/>
+          <w:szCs w:val="22"/>
+        </w:rPr>
+      </w:pPr>
+    </w:p>
+    <w:p>
       <w:pPr>
         <w:pStyle w:val="Prrafodelista"/>
         <w:numPr>
@@ -832,7 +772,7 @@
         <w:t xml:space="preserve"/>
       </w:r>
     </w:p>
-    <w:p ns2:paraId="23F55310" ns2:textId="77777777">
+    <w:p>
       <w:pPr>
         <w:pBdr>
           <w:top w:val="nil"/>
@@ -850,7 +790,7 @@
       </w:pPr>
       <w:bookmarkStart w:id="1" w:name="_Hlk140588011"/>
     </w:p>
-    <w:p ns2:paraId="324BFC5A" ns2:textId="247657BD">
+    <w:p>
       <w:pPr>
         <w:numPr>
           <w:ilvl w:val="2"/>
@@ -990,7 +930,7 @@
         <w:t>.</w:t>
       </w:r>
     </w:p>
-    <w:p ns2:paraId="281CDD5E" ns2:textId="77777777">
+    <w:p>
       <w:pPr>
         <w:pBdr>
           <w:top w:val="nil"/>
@@ -1009,7 +949,7 @@
         </w:rPr>
       </w:pPr>
     </w:p>
-    <w:p ns2:paraId="76651C5D" ns2:textId="2D600AB0">
+    <w:p>
       <w:pPr>
         <w:numPr>
           <w:ilvl w:val="2"/>
@@ -1104,7 +1044,7 @@
         <w:t xml:space="preserve"> </w:t>
       </w:r>
     </w:p>
-    <w:p ns2:paraId="23545316" ns2:textId="77777777">
+    <w:p>
       <w:pPr>
         <w:pBdr>
           <w:top w:val="nil"/>
@@ -1123,7 +1063,7 @@
         </w:rPr>
       </w:pPr>
     </w:p>
-    <w:p ns2:paraId="75044170" ns2:textId="66710674">
+    <w:p>
       <w:pPr>
         <w:numPr>
           <w:ilvl w:val="2"/>
@@ -1200,7 +1140,7 @@
         <w:t xml:space="preserve"> </w:t>
       </w:r>
     </w:p>
-    <w:p ns2:paraId="3F4F6CB5" ns2:textId="77777777">
+    <w:p>
       <w:pPr>
         <w:pBdr>
           <w:top w:val="nil"/>
@@ -1219,7 +1159,7 @@
         </w:rPr>
       </w:pPr>
     </w:p>
-    <w:p ns2:paraId="2517B5F3" ns2:textId="1321DD0B">
+    <w:p>
       <w:pPr>
         <w:numPr>
           <w:ilvl w:val="2"/>
@@ -1332,7 +1272,7 @@
         <w:t>.</w:t>
       </w:r>
     </w:p>
-    <w:p ns2:paraId="19ABED84" ns2:textId="77777777">
+    <w:p>
       <w:pPr>
         <w:pStyle w:val="Prrafodelista"/>
         <w:rPr>
@@ -1343,7 +1283,7 @@
         </w:rPr>
       </w:pPr>
     </w:p>
-    <w:p ns2:paraId="4DEDAF49" ns2:textId="10739372">
+    <w:p>
       <w:pPr>
         <w:numPr>
           <w:ilvl w:val="2"/>
@@ -1447,7 +1387,7 @@
         <w:t>, se trasladó a la ciudad de Trujillo para laborar, debido a la necesidad de residir al nivel del mar por su condición de salud.</w:t>
       </w:r>
     </w:p>
-    <w:p ns2:paraId="326A68D3" ns2:textId="77777777">
+    <w:p>
       <w:pPr>
         <w:pBdr>
           <w:top w:val="nil"/>
@@ -1466,7 +1406,7 @@
         </w:rPr>
       </w:pPr>
     </w:p>
-    <w:p ns2:paraId="3744304F" ns2:textId="6CA419B0">
+    <w:p>
       <w:pPr>
         <w:numPr>
           <w:ilvl w:val="2"/>
@@ -1651,7 +1591,7 @@
         <w:t xml:space="preserve"> ante el Ministerio Público y la Defensoría del Pueblo.</w:t>
       </w:r>
     </w:p>
-    <w:p ns2:paraId="5592E60C" ns2:textId="77777777">
+    <w:p>
       <w:pPr>
         <w:pStyle w:val="Prrafodelista"/>
         <w:rPr>
@@ -1662,7 +1602,7 @@
         </w:rPr>
       </w:pPr>
     </w:p>
-    <w:p ns2:paraId="598A2E65" ns2:textId="0CE7AC2F">
+    <w:p>
       <w:pPr>
         <w:numPr>
           <w:ilvl w:val="2"/>
@@ -1748,7 +1688,7 @@
         <w:t>El 27 de noviembre de 2024, el Comité Médico de las AFP (en adelante, COMAFP) emitió el dictamen 01395-2024 de invalidez total y permanente que acreditó un menoscabo del 67% de su capacidad laboral por EPOC, depresión crónica, episodio depresivo grave, trastorno disociativo, ansiedad generalizada y estrés postraumático, atribuidos a estresores laborales.</w:t>
       </w:r>
     </w:p>
-    <w:p ns2:paraId="4DFE0F61" ns2:textId="77777777">
+    <w:p>
       <w:pPr>
         <w:pBdr>
           <w:top w:val="nil"/>
@@ -1767,7 +1707,7 @@
         </w:rPr>
       </w:pPr>
     </w:p>
-    <w:p ns2:paraId="15D79331" ns2:textId="7D1F16B5">
+    <w:p>
       <w:pPr>
         <w:numPr>
           <w:ilvl w:val="2"/>
@@ -1935,7 +1875,7 @@
         <w:t>de COMAFP, pero negó el pago del beneficio del Seguro de Vida Ley, calificando las enfermedades como comunes y no laborales.</w:t>
       </w:r>
     </w:p>
-    <w:p ns2:paraId="0A36725B" ns2:textId="77777777">
+    <w:p>
       <w:pPr>
         <w:pBdr>
           <w:top w:val="nil"/>
@@ -1954,7 +1894,7 @@
         </w:rPr>
       </w:pPr>
     </w:p>
-    <w:p ns2:paraId="6E05FFF5" ns2:textId="02EA204F">
+    <w:p>
       <w:pPr>
         <w:numPr>
           <w:ilvl w:val="2"/>
@@ -2130,7 +2070,7 @@
         <w:t xml:space="preserve"> </w:t>
       </w:r>
     </w:p>
-    <w:p ns2:paraId="2775BF61" ns2:textId="77777777">
+    <w:p>
       <w:pPr>
         <w:pBdr>
           <w:top w:val="nil"/>
@@ -2148,7 +2088,7 @@
         </w:rPr>
       </w:pPr>
     </w:p>
-    <w:p ns2:paraId="3BF7D35E" ns2:textId="522F2257">
+    <w:p>
       <w:pPr>
         <w:numPr>
           <w:ilvl w:val="2"/>
@@ -2194,7 +2134,7 @@
         <w:t xml:space="preserve"> sus dos hijas menores de edad y de su madre de 76 años con condición médica delicada. </w:t>
       </w:r>
     </w:p>
-    <w:p ns2:paraId="3FCCE6E3" ns2:textId="77777777">
+    <w:p>
       <w:pPr>
         <w:pStyle w:val="Prrafodelista"/>
         <w:rPr>
@@ -2204,7 +2144,7 @@
         </w:rPr>
       </w:pPr>
     </w:p>
-    <w:p ns2:paraId="6650AB6A" ns2:textId="743CBAF7">
+    <w:p>
       <w:pPr>
         <w:numPr>
           <w:ilvl w:val="2"/>
@@ -2316,7 +2256,7 @@
         <w:t xml:space="preserve"> que dicho documento sea incorporado al expediente con el carácter de documento público.</w:t>
       </w:r>
     </w:p>
-    <w:p ns2:paraId="748BB242" ns2:textId="2112B76A">
+    <w:p>
       <w:pPr>
         <w:pBdr>
           <w:top w:val="nil"/>
@@ -2334,7 +2274,7 @@
       </w:pPr>
     </w:p>
     <w:bookmarkEnd w:id="1"/>
-    <w:p ns2:paraId="6EA5BDCA" ns2:textId="4DDBE3B6">
+    <w:p>
       <w:pPr>
         <w:pStyle w:val="Prrafodelista"/>
         <w:numPr>
@@ -2527,7 +2467,7 @@
         <w:t/>
       </w:r>
     </w:p>
-    <w:p ns2:paraId="27AE8452" ns2:textId="77777777">
+    <w:p>
       <w:pPr>
         <w:contextualSpacing/>
         <w:jc w:val="both"/>
@@ -2540,7 +2480,7 @@
         </w:rPr>
       </w:pPr>
     </w:p>
-    <w:p ns2:paraId="6D170964" ns2:textId="052CE16D">
+    <w:p>
       <w:pPr>
         <w:numPr>
           <w:ilvl w:val="0"/>
@@ -2587,7 +2527,7 @@
         <w:t xml:space="preserve">17 de julio de 2025</w:t>
       </w:r>
     </w:p>
-    <w:p ns2:paraId="27D025BC" ns2:textId="77777777">
+    <w:p>
       <w:pPr>
         <w:ind w:left="567"/>
         <w:contextualSpacing/>
@@ -2601,7 +2541,7 @@
         </w:rPr>
       </w:pPr>
     </w:p>
-    <w:p ns2:paraId="535DF6CB" ns2:textId="77777777">
+    <w:p>
       <w:pPr>
         <w:pStyle w:val="Prrafodelista"/>
         <w:numPr>
@@ -2625,7 +2565,7 @@
         <w:t>El artículo 6 de la Ley sobre Facultades, Normas y Organización del Indecopi, aprobada por el Decreto Legislativo 807, establece que la información recibida por una Comisión, Oficina o Sala del Tribunal de Defensa de la Competencia y de la Propiedad Intelectual, que constituya un secreto industrial o comercial, deberá ser declarada reservada por la Comisión, Oficina o Sala del Tribunal respectiva, debiendo adoptar las medidas necesarias para garantizar la reserva y confidencialidad de la información.</w:t>
       </w:r>
     </w:p>
-    <w:p ns2:paraId="56D1A47C" ns2:textId="77777777">
+    <w:p>
       <w:pPr>
         <w:ind w:left="567"/>
         <w:contextualSpacing/>
@@ -2637,7 +2577,7 @@
         </w:rPr>
       </w:pPr>
     </w:p>
-    <w:p ns2:paraId="43A0019D" ns2:textId="005635D5">
+    <w:p>
       <w:pPr>
         <w:pStyle w:val="Prrafodelista"/>
         <w:numPr>
@@ -2679,7 +2619,7 @@
         <w:t xml:space="preserve"> 002-2017/TRI-INDECOPI y 003-2022/TRI-INDECOPI, establece lo siguiente:</w:t>
       </w:r>
     </w:p>
-    <w:p ns2:paraId="6C6AB255" ns2:textId="77777777">
+    <w:p>
       <w:pPr>
         <w:ind w:left="720"/>
         <w:contextualSpacing/>
@@ -2690,7 +2630,7 @@
         </w:rPr>
       </w:pPr>
     </w:p>
-    <w:p ns2:paraId="54485FF6" ns2:textId="77777777">
+    <w:p>
       <w:pPr>
         <w:ind w:left="1701" w:right="4" w:hanging="567"/>
         <w:contextualSpacing/>
@@ -2732,7 +2672,7 @@
         <w:t>INFORMACIÓN CONFIDENCIAL</w:t>
       </w:r>
     </w:p>
-    <w:p ns2:paraId="77964E95" ns2:textId="77777777">
+    <w:p>
       <w:pPr>
         <w:ind w:left="1134" w:right="4"/>
         <w:contextualSpacing/>
@@ -2745,7 +2685,7 @@
         </w:rPr>
       </w:pPr>
     </w:p>
-    <w:p ns2:paraId="5C51B1BF" ns2:textId="77777777">
+    <w:p>
       <w:pPr>
         <w:ind w:left="2268" w:hanging="567"/>
         <w:contextualSpacing/>
@@ -2783,7 +2723,7 @@
         <w:t>Puede declararse confidencial aquella información presentada por las partes o terceros en el marco de un procedimiento seguido ante INDECOPI o aquella información acopiada por el INDECOPI en el curso de sus actividades de supervisión, fiscalización y/o investigación, cuya divulgación implique una afectación significativa para el titular de la misma o un tercero del que el aportante la hubiere recibido, u otorgue una ventaja significativa para un competidor del aportante de la información.</w:t>
       </w:r>
     </w:p>
-    <w:p ns2:paraId="451CE3E6" ns2:textId="77777777">
+    <w:p>
       <w:pPr>
         <w:ind w:left="1134"/>
         <w:contextualSpacing/>
@@ -2804,7 +2744,7 @@
         <w:t>     </w:t>
       </w:r>
     </w:p>
-    <w:p ns2:paraId="005FBD89" ns2:textId="77777777">
+    <w:p>
       <w:pPr>
         <w:ind w:left="2268"/>
         <w:contextualSpacing/>
@@ -2829,7 +2769,7 @@
         <w:t>Puede también declararse confidencial aquella información que sea considerada reservada o confidencial por Ley. Entre estas:</w:t>
       </w:r>
     </w:p>
-    <w:p ns2:paraId="73F6CF1D" ns2:textId="77777777">
+    <w:p>
       <w:pPr>
         <w:ind w:left="2268"/>
         <w:contextualSpacing/>
@@ -2843,7 +2783,7 @@
         </w:rPr>
       </w:pPr>
     </w:p>
-    <w:p ns2:paraId="5E747B07" ns2:textId="77777777">
+    <w:p>
       <w:pPr>
         <w:ind w:left="2835" w:hanging="567"/>
         <w:contextualSpacing/>
@@ -2882,7 +2822,7 @@
         <w:t>La información referida a los datos personales cuya publicidad constituya una invasión de la intimidad personal y familiar de las partes involucradas en un procedimiento. La información referida a la salud personal, se considera comprendida dentro de la intimidad personal.</w:t>
       </w:r>
     </w:p>
-    <w:p ns2:paraId="35A0AE8F" ns2:textId="77777777">
+    <w:p>
       <w:pPr>
         <w:ind w:left="2835" w:hanging="567"/>
         <w:contextualSpacing/>
@@ -2920,7 +2860,7 @@
         <w:t>Se consideran datos sensibles los datos personales constituidos por los datos biométricos que por sí mismos pueden identificar al titular, datos referidos al origen racial y étnico; ingresos económicos, opiniones o convicciones políticas, religiosas, filosóficas o morales; afiliación sindical; e información relacionada a la salud o a la vida sexual.</w:t>
       </w:r>
     </w:p>
-    <w:p ns2:paraId="705576D1" ns2:textId="77777777">
+    <w:p>
       <w:pPr>
         <w:ind w:left="2268"/>
         <w:contextualSpacing/>
@@ -2935,7 +2875,7 @@
         </w:rPr>
       </w:pPr>
     </w:p>
-    <w:p ns2:paraId="19BC2C16" ns2:textId="77777777">
+    <w:p>
       <w:pPr>
         <w:ind w:left="2835" w:hanging="567"/>
         <w:contextualSpacing/>
@@ -2973,7 +2913,7 @@
         <w:t>Información proveniente de terceras personas ajenas al procedimiento de investigación, cuya divulgación sin previa autorización podría ocasionar perjuicios a alguna de las partes.</w:t>
       </w:r>
     </w:p>
-    <w:p ns2:paraId="62F3FAB8" ns2:textId="77777777">
+    <w:p>
       <w:pPr>
         <w:ind w:left="2268"/>
         <w:contextualSpacing/>
@@ -2988,7 +2928,7 @@
         </w:rPr>
       </w:pPr>
     </w:p>
-    <w:p ns2:paraId="44E63D8F" ns2:textId="77777777">
+    <w:p>
       <w:pPr>
         <w:ind w:left="2835" w:hanging="567"/>
         <w:contextualSpacing/>
@@ -3026,7 +2966,7 @@
         <w:t xml:space="preserve"> La información protegida por la respectiva regulación del secreto bancario, tributario, comercial, industrial, empresarial, tecnológico y bursátil.</w:t>
       </w:r>
     </w:p>
-    <w:p ns2:paraId="4FD4732F" ns2:textId="77777777">
+    <w:p>
       <w:pPr>
         <w:ind w:left="2835"/>
         <w:contextualSpacing/>
@@ -3041,7 +2981,7 @@
         </w:rPr>
       </w:pPr>
     </w:p>
-    <w:p ns2:paraId="2453C2EB" ns2:textId="77777777">
+    <w:p>
       <w:pPr>
         <w:ind w:left="2835"/>
         <w:contextualSpacing/>
@@ -3067,7 +3007,7 @@
         <w:t>Se considerará lo siguiente:</w:t>
       </w:r>
     </w:p>
-    <w:p ns2:paraId="3C6979FA" ns2:textId="77777777">
+    <w:p>
       <w:pPr>
         <w:ind w:left="2835"/>
         <w:contextualSpacing/>
@@ -3082,7 +3022,7 @@
         </w:rPr>
       </w:pPr>
     </w:p>
-    <w:p ns2:paraId="35794609" ns2:textId="77777777">
+    <w:p>
       <w:pPr>
         <w:ind w:left="2835"/>
         <w:contextualSpacing/>
@@ -3121,7 +3061,7 @@
         <w:t xml:space="preserve"> aquella información cuya importancia para el desarrollo de la actividad empresarial obliga a las empresas a mantenerla fuera del alcance de terceros ajenos a la empresa;</w:t>
       </w:r>
     </w:p>
-    <w:p ns2:paraId="0880956C" ns2:textId="77777777">
+    <w:p>
       <w:pPr>
         <w:ind w:left="2835"/>
         <w:contextualSpacing/>
@@ -3160,7 +3100,7 @@
         <w:t xml:space="preserve"> conocimiento tecnológico referido a procedimientos de fabricación o producción en general, o el conocimiento vinculado al empleo y aplicación de técnicas industriales, que permitan obtener o mantener una ventaja competitiva o económica frente a terceros;</w:t>
       </w:r>
     </w:p>
-    <w:p ns2:paraId="47F11505" ns2:textId="77777777">
+    <w:p>
       <w:pPr>
         <w:ind w:left="2835"/>
         <w:contextualSpacing/>
@@ -3199,7 +3139,7 @@
         <w:t xml:space="preserve"> Cualquier información no divulgada que una empresa natural o jurídica legítimamente posea, que pueda usarse en alguna actividad productiva, industrial o comercial, y que sea susceptible de transmitirse a un tercero, en la medida que dicha información sea:</w:t>
       </w:r>
     </w:p>
-    <w:p ns2:paraId="06C030EB" ns2:textId="77777777">
+    <w:p>
       <w:pPr>
         <w:ind w:left="1134"/>
         <w:contextualSpacing/>
@@ -3225,7 +3165,7 @@
         <w:t>   </w:t>
       </w:r>
     </w:p>
-    <w:p ns2:paraId="16216185" ns2:textId="77777777">
+    <w:p>
       <w:pPr>
         <w:ind w:left="3402" w:hanging="567"/>
         <w:contextualSpacing/>
@@ -3263,7 +3203,7 @@
         <w:t>Secreta, en el sentido que como conjunto o en la configuración y reunión precisa de sus componentes, no sea generalmente conocida ni fácilmente accesible por quienes se encuentran en los círculos que normalmente manejan la información respectiva;</w:t>
       </w:r>
     </w:p>
-    <w:p ns2:paraId="19A6DCFF" ns2:textId="77777777">
+    <w:p>
       <w:pPr>
         <w:ind w:left="3402" w:hanging="567"/>
         <w:contextualSpacing/>
@@ -3301,7 +3241,7 @@
         <w:t>tenga un valor comercial por ser secreta; y</w:t>
       </w:r>
     </w:p>
-    <w:p ns2:paraId="3178E686" ns2:textId="77777777">
+    <w:p>
       <w:pPr>
         <w:ind w:left="3402" w:hanging="567"/>
         <w:contextualSpacing/>
@@ -3339,7 +3279,7 @@
         <w:t>haya sido objeto de medidas razonables tomadas por su legítimo poseedor para mantenerla secreta.</w:t>
       </w:r>
     </w:p>
-    <w:p ns2:paraId="06306BE3" ns2:textId="77777777">
+    <w:p>
       <w:pPr>
         <w:ind w:left="3402" w:hanging="567"/>
         <w:contextualSpacing/>
@@ -3354,7 +3294,7 @@
         </w:rPr>
       </w:pPr>
     </w:p>
-    <w:p ns2:paraId="0AA7A8B4" ns2:textId="77777777">
+    <w:p>
       <w:pPr>
         <w:ind w:left="2835"/>
         <w:contextualSpacing/>
@@ -3380,7 +3320,7 @@
         <w:t>La información de un secreto empresarial podrá estar referida a la naturaleza, características o finalidades de los productos; a los métodos o procesos de producción; o, a los medios o formas de distribución o comercialización de productos o prestación de servicios.</w:t>
       </w:r>
     </w:p>
-    <w:p ns2:paraId="5CFFAE92" ns2:textId="77777777">
+    <w:p>
       <w:pPr>
         <w:ind w:left="2268" w:right="4" w:hanging="567"/>
         <w:contextualSpacing/>
@@ -3394,7 +3334,7 @@
         </w:rPr>
       </w:pPr>
     </w:p>
-    <w:p ns2:paraId="57D9052F" ns2:textId="77777777">
+    <w:p>
       <w:pPr>
         <w:ind w:left="2268" w:right="4" w:hanging="567"/>
         <w:contextualSpacing/>
@@ -3429,7 +3369,7 @@
         <w:t>Cuando se declare confidencial la información, esta será de uso exclusivo de los funcionarios encargados del trámite del procedimiento. Dicha información no podrá ser puesta en conocimiento de las demás partes del procedimiento ni de terceros. (…)”.</w:t>
       </w:r>
     </w:p>
-    <w:p ns2:paraId="3BA8B65D" ns2:textId="77777777">
+    <w:p>
       <w:pPr>
         <w:ind w:left="2268" w:right="4" w:hanging="567"/>
         <w:contextualSpacing/>
@@ -3441,7 +3381,7 @@
         </w:rPr>
       </w:pPr>
     </w:p>
-    <w:p ns2:paraId="5268E2E7" ns2:textId="40BC200F">
+    <w:p>
       <w:pPr>
         <w:pStyle w:val="Prrafodelista"/>
         <w:numPr>
@@ -3489,7 +3429,7 @@
         <w:t>señala que todo administrado que solicite la reserva de la información durante la tramitación de los procedimientos a cargo de los órganos funcionales del Indecopi, tiene que cumplir una serie de requisitos al momento de realizar su solicitud de confidencialidad, los que se detallan a continuación:</w:t>
       </w:r>
     </w:p>
-    <w:p ns2:paraId="1CD59EF2" ns2:textId="77777777">
+    <w:p>
       <w:pPr>
         <w:contextualSpacing/>
         <w:rPr>
@@ -3497,7 +3437,7 @@
         </w:rPr>
       </w:pPr>
     </w:p>
-    <w:p ns2:paraId="4A3F7A63" ns2:textId="77777777">
+    <w:p>
       <w:pPr>
         <w:ind w:left="2268" w:right="4" w:hanging="567"/>
         <w:contextualSpacing/>
@@ -3530,7 +3470,7 @@
         <w:t>Al solicitar la confidencialidad de la información, el aportante de ella deberá cumplir los siguientes requisitos:</w:t>
       </w:r>
     </w:p>
-    <w:p ns2:paraId="004704F4" ns2:textId="77777777">
+    <w:p>
       <w:pPr>
         <w:ind w:left="2268" w:right="4" w:hanging="567"/>
         <w:contextualSpacing/>
@@ -3543,7 +3483,7 @@
         </w:rPr>
       </w:pPr>
     </w:p>
-    <w:p ns2:paraId="3F95C814" ns2:textId="77777777">
+    <w:p>
       <w:pPr>
         <w:ind w:left="2835" w:right="4" w:hanging="567"/>
         <w:contextualSpacing/>
@@ -3595,7 +3535,7 @@
         <w:t xml:space="preserve"> y se ha solicitado la exhibición de información documentaria. Caso contrario, la autoridad no será responsable de su divulgación.</w:t>
       </w:r>
     </w:p>
-    <w:p ns2:paraId="70296D06" ns2:textId="77777777">
+    <w:p>
       <w:pPr>
         <w:ind w:left="2835" w:right="4" w:hanging="567"/>
         <w:contextualSpacing/>
@@ -3608,7 +3548,7 @@
         </w:rPr>
       </w:pPr>
     </w:p>
-    <w:p ns2:paraId="00486B88" ns2:textId="77777777">
+    <w:p>
       <w:pPr>
         <w:ind w:left="2835" w:right="4" w:hanging="567"/>
         <w:contextualSpacing/>
@@ -3640,7 +3580,7 @@
         <w:t>Identificar en el escrito, de manera clara y precisa, cuál es la información cuya declaración de confidencialidad se solicita y en qué documentos y en qué parte de dichos documentos está incluida. El solicitante no podrá solicitar la confidencialidad, de forma genérica, de toda la información presentada o contenida en los documentos señalados, salvo que sean obtenidos durante el desarrollo de entrevistas o visitas de inspección in situ. En este último caso, el Secretario Técnico, Director, o Jefe del área correspondiente requerirá al solicitante en el curso del procedimiento que precise los alcances de su solicitud, para lo cual le otorgará un plazo de siete (7) días hábiles, para ello, bajo apercibimiento de denegar el pedido de confidencialidad.</w:t>
       </w:r>
     </w:p>
-    <w:p ns2:paraId="7551E6B1" ns2:textId="77777777">
+    <w:p>
       <w:pPr>
         <w:ind w:left="2835" w:hanging="567"/>
         <w:contextualSpacing/>
@@ -3654,7 +3594,7 @@
         </w:rPr>
       </w:pPr>
     </w:p>
-    <w:p ns2:paraId="620C0D89" ns2:textId="77777777">
+    <w:p>
       <w:pPr>
         <w:ind w:left="2835" w:hanging="567"/>
         <w:contextualSpacing/>
@@ -3689,7 +3629,7 @@
         <w:t>Justificar la solicitud, en caso de que se trate de la información a que se refiere el numeral 2.1. Si la parte solicitante no justifica su pedido, el Secretario Técnico, Director o Jefe del área correspondiente deberá requerírselo, otorgándole un plazo de siete (7) días hábiles para ello, bajo apercibimiento de denegar el pedido de confidencialidad.</w:t>
       </w:r>
     </w:p>
-    <w:p ns2:paraId="037024F4" ns2:textId="77777777">
+    <w:p>
       <w:pPr>
         <w:ind w:left="2835" w:hanging="567"/>
         <w:contextualSpacing/>
@@ -3713,7 +3653,7 @@
         <w:t xml:space="preserve"> </w:t>
       </w:r>
     </w:p>
-    <w:p ns2:paraId="00465280" ns2:textId="77777777">
+    <w:p>
       <w:pPr>
         <w:ind w:left="2835" w:hanging="567"/>
         <w:contextualSpacing/>
@@ -3748,7 +3688,7 @@
         <w:t>Presentar un “resumen no confidencial” suficientemente detallado que permita una cabal comprensión del contenido sustancial de la información cuya declaración de confidencialidad se solicita. En caso que la información esté compuesta de series estadísticas, esta deberá ser presentada mediante indicadores que permitan apreciar la tendencia.</w:t>
       </w:r>
     </w:p>
-    <w:p ns2:paraId="24D7B246" ns2:textId="77777777">
+    <w:p>
       <w:pPr>
         <w:ind w:left="2835" w:hanging="567"/>
         <w:contextualSpacing/>
@@ -3772,7 +3712,7 @@
         <w:t xml:space="preserve"> </w:t>
       </w:r>
     </w:p>
-    <w:p ns2:paraId="01DEDCA2" ns2:textId="77777777">
+    <w:p>
       <w:pPr>
         <w:ind w:left="2835" w:hanging="3"/>
         <w:contextualSpacing/>
@@ -3796,7 +3736,7 @@
         <w:t>De considerar el aportante que la naturaleza de la información impide elaborar un “resumen no confidencial”, deberá comunicarlo al órgano funcional del INDECOPI, exponiendo las razones. Si el órgano resolutivo considera válidas dichas razones, le solicitará a la parte que elabore un listado de la información para hacerlo de conocimiento de las demás partes del procedimiento.</w:t>
       </w:r>
     </w:p>
-    <w:p ns2:paraId="5DC2F35D" ns2:textId="77777777">
+    <w:p>
       <w:pPr>
         <w:ind w:left="2835" w:hanging="3"/>
         <w:contextualSpacing/>
@@ -3810,7 +3750,7 @@
         </w:rPr>
       </w:pPr>
     </w:p>
-    <w:p ns2:paraId="1AFF1FB1" ns2:textId="77777777">
+    <w:p>
       <w:pPr>
         <w:ind w:left="2835" w:hanging="567"/>
         <w:contextualSpacing/>
@@ -3845,7 +3785,7 @@
         <w:t>En caso excepcional y de no haber presentado el aportante un “resumen no confidencial” de la información, la autoridad deberá solicitárselo otorgando un plazo de siete (7) días hábiles para ello. Caso contrario se denegará el tratamiento confidencial.</w:t>
       </w:r>
     </w:p>
-    <w:p ns2:paraId="486F78CE" ns2:textId="77777777">
+    <w:p>
       <w:pPr>
         <w:ind w:left="2835" w:hanging="567"/>
         <w:contextualSpacing/>
@@ -3859,7 +3799,7 @@
         </w:rPr>
       </w:pPr>
     </w:p>
-    <w:p ns2:paraId="777A56D1" ns2:textId="77777777">
+    <w:p>
       <w:pPr>
         <w:ind w:left="2835" w:hanging="567"/>
         <w:contextualSpacing/>
@@ -3916,7 +3856,7 @@
         <w:t xml:space="preserve"> sin otorgarle tratamiento confidencial aquella información para la cual se solicita tratamiento confidencial, si la misma puede ser obtenida de otra fuente con carácter no confidencial.</w:t>
       </w:r>
     </w:p>
-    <w:p ns2:paraId="2B6183EB" ns2:textId="77777777">
+    <w:p>
       <w:pPr>
         <w:ind w:left="2835" w:hanging="567"/>
         <w:contextualSpacing/>
@@ -3930,7 +3870,7 @@
         </w:rPr>
       </w:pPr>
     </w:p>
-    <w:p ns2:paraId="570E88BD" ns2:textId="77777777">
+    <w:p>
       <w:pPr>
         <w:ind w:left="2835" w:hanging="567"/>
         <w:contextualSpacing/>
@@ -3965,7 +3905,7 @@
         <w:t>Señalar el plazo por el cual se solicita el tratamiento confidencial de la información presentada.”</w:t>
       </w:r>
     </w:p>
-    <w:p ns2:paraId="63A0A79B" ns2:textId="77777777">
+    <w:p>
       <w:pPr>
         <w:ind w:left="567"/>
         <w:contextualSpacing/>
@@ -3977,7 +3917,7 @@
         </w:rPr>
       </w:pPr>
     </w:p>
-    <w:p ns2:paraId="254AC332" ns2:textId="54266370">
+    <w:p>
       <w:pPr>
         <w:pStyle w:val="Prrafodelista"/>
         <w:numPr>
@@ -4017,7 +3957,7 @@
         <w:t>, los que se encuentran a cargo de la parte solicitante.</w:t>
       </w:r>
     </w:p>
-    <w:p ns2:paraId="402F1F7E" ns2:textId="77777777">
+    <w:p>
       <w:pPr>
         <w:ind w:left="567"/>
         <w:contextualSpacing/>
@@ -4027,7 +3967,7 @@
         </w:rPr>
       </w:pPr>
     </w:p>
-    <w:p ns2:paraId="6AD805CE" ns2:textId="3ED7CCA4">
+    <w:p>
       <w:pPr>
         <w:pStyle w:val="Prrafodelista"/>
         <w:numPr>
@@ -4104,7 +4044,7 @@
         <w:t>.</w:t>
       </w:r>
     </w:p>
-    <w:p ns2:paraId="7C63924A" ns2:textId="77777777">
+    <w:p>
       <w:pPr>
         <w:ind w:left="567"/>
         <w:contextualSpacing/>
@@ -4116,7 +4056,7 @@
         </w:rPr>
       </w:pPr>
     </w:p>
-    <w:p ns2:paraId="12F014CD" ns2:textId="77777777">
+    <w:p>
       <w:pPr>
         <w:pStyle w:val="Prrafodelista"/>
         <w:numPr>
@@ -4166,7 +4106,7 @@
         <w:t>.</w:t>
       </w:r>
     </w:p>
-    <w:p ns2:paraId="385ADA2E" ns2:textId="77777777">
+    <w:p>
       <w:pPr>
         <w:pStyle w:val="Prrafodelista"/>
         <w:rPr>
@@ -4177,7 +4117,7 @@
         </w:rPr>
       </w:pPr>
     </w:p>
-    <w:p ns2:paraId="1B2CCB49" ns2:textId="77777777">
+    <w:p>
       <w:pPr>
         <w:pStyle w:val="Prrafodelista"/>
         <w:numPr>
@@ -4246,7 +4186,7 @@
         <w:t>; siendo que en caso el administrado no cumpla con este último requisito el Órgano Resolutivo le solicitará que subsane dicha omisión o que indique si desea tener por no presentado su escrito, bajo apercibimiento de incorporarlo al expediente como documento de carácter público con el mismo tratamiento que cualquier pieza incluida en dicho expediente.</w:t>
       </w:r>
     </w:p>
-    <w:p ns2:paraId="207F604D" ns2:textId="77777777">
+    <w:p>
       <w:pPr>
         <w:pStyle w:val="Prrafodelista"/>
         <w:rPr>
@@ -4258,7 +4198,7 @@
         </w:rPr>
       </w:pPr>
     </w:p>
-    <w:p ns2:paraId="65C38FD3" ns2:textId="77777777">
+    <w:p>
       <w:pPr>
         <w:pStyle w:val="Prrafodelista"/>
         <w:numPr>
@@ -4406,7 +4346,7 @@
         <w:t xml:space="preserve"/>
       </w:r>
     </w:p>
-    <w:p ns2:paraId="1A71886B" ns2:textId="77777777">
+    <w:p>
       <w:pPr>
         <w:pStyle w:val="Prrafodelista"/>
         <w:rPr>
@@ -4417,7 +4357,7 @@
         </w:rPr>
       </w:pPr>
     </w:p>
-    <w:p ns2:paraId="560D1453" ns2:textId="608B9442">
+    <w:p>
       <w:pPr>
         <w:pStyle w:val="Prrafodelista"/>
         <w:numPr>
@@ -4619,17 +4559,17 @@
         <w:t xml:space="preserve"/>
       </w:r>
     </w:p>
-    <w:p ns2:paraId="7AF96B3E" ns2:textId="77777777">
-      <w:pPr>
-        <w:jc w:val="both"/>
-        <w:rPr>
-          <w:rFonts w:ascii="Arial Narrow" w:eastAsia="Arial Narrow" w:hAnsi="Arial Narrow" w:cs="Arial Narrow"/>
-          <w:sz w:val="22"/>
-          <w:szCs w:val="22"/>
-        </w:rPr>
-      </w:pPr>
-    </w:p>
-    <w:p ns2:paraId="4ED186A6" ns2:textId="77777777">
+    <w:p>
+      <w:pPr>
+        <w:jc w:val="both"/>
+        <w:rPr>
+          <w:rFonts w:ascii="Arial Narrow" w:eastAsia="Arial Narrow" w:hAnsi="Arial Narrow" w:cs="Arial Narrow"/>
+          <w:sz w:val="22"/>
+          <w:szCs w:val="22"/>
+        </w:rPr>
+      </w:pPr>
+    </w:p>
+    <w:p>
       <w:pPr>
         <w:pStyle w:val="Prrafodelista"/>
         <w:numPr>
@@ -4728,7 +4668,7 @@
         <w:t>.</w:t>
       </w:r>
     </w:p>
-    <w:p ns2:paraId="5727679E" ns2:textId="77777777">
+    <w:p>
       <w:pPr>
         <w:pStyle w:val="Prrafodelista"/>
         <w:ind w:left="1134"/>
@@ -4743,7 +4683,7 @@
         </w:rPr>
       </w:pPr>
     </w:p>
-    <w:p ns2:paraId="1DBF0605" ns2:textId="77777777">
+    <w:p>
       <w:pPr>
         <w:pStyle w:val="Prrafodelista"/>
         <w:numPr>
@@ -4808,7 +4748,7 @@
         <w:t>.</w:t>
       </w:r>
     </w:p>
-    <w:p ns2:paraId="7EC31DB2" ns2:textId="77777777">
+    <w:p>
       <w:pPr>
         <w:jc w:val="both"/>
         <w:rPr>
@@ -4820,7 +4760,7 @@
         </w:rPr>
       </w:pPr>
     </w:p>
-    <w:p ns2:paraId="39CFEA81" ns2:textId="246492C9">
+    <w:p>
       <w:pPr>
         <w:pStyle w:val="Prrafodelista"/>
         <w:numPr>
@@ -4997,7 +4937,7 @@
         <w:t xml:space="preserve"/>
       </w:r>
     </w:p>
-    <w:p ns2:paraId="78642D8D" ns2:textId="77777777">
+    <w:p>
       <w:pPr>
         <w:tabs>
           <w:tab w:val="left" w:pos="284"/>
@@ -5011,7 +4951,7 @@
         </w:rPr>
       </w:pPr>
     </w:p>
-    <w:p ns2:paraId="3634807F" ns2:textId="77777777">
+    <w:p>
       <w:pPr>
         <w:pStyle w:val="Prrafodelista"/>
         <w:numPr>
@@ -5099,7 +5039,7 @@
         <w:t>de acuerdo con lo siguiente:</w:t>
       </w:r>
     </w:p>
-    <w:p ns2:paraId="17324ECC" ns2:textId="77777777">
+    <w:p>
       <w:pPr>
         <w:numPr>
           <w:ilvl w:val="0"/>
@@ -5134,7 +5074,7 @@
         <w:t>Justificar la solicitud de confidencialidad;</w:t>
       </w:r>
     </w:p>
-    <w:p ns2:paraId="0005A69B" ns2:textId="77777777">
+    <w:p>
       <w:pPr>
         <w:numPr>
           <w:ilvl w:val="0"/>
@@ -5168,7 +5108,7 @@
         <w:t>presentar un “resumen no confidencial” suficientemente detallado que permita una cabal comprensión del contenido sustancial de la información cuya declaración de confidencialidad se solicita; y,</w:t>
       </w:r>
     </w:p>
-    <w:p ns2:paraId="73D52826" ns2:textId="77777777">
+    <w:p>
       <w:pPr>
         <w:numPr>
           <w:ilvl w:val="0"/>
@@ -5202,7 +5142,7 @@
         <w:t>señalar el plazo por el cual se solicita el tratamiento confidencial de la información presentada.</w:t>
       </w:r>
     </w:p>
-    <w:p ns2:paraId="53724193" ns2:textId="77777777">
+    <w:p>
       <w:pPr>
         <w:tabs>
           <w:tab w:val="left" w:pos="-720"/>
@@ -5222,7 +5162,7 @@
         </w:rPr>
       </w:pPr>
     </w:p>
-    <w:p ns2:paraId="614A9145" ns2:textId="77777777">
+    <w:p>
       <w:pPr>
         <w:tabs>
           <w:tab w:val="left" w:pos="-720"/>
@@ -5285,7 +5225,7 @@
         <w:t xml:space="preserve"> 001-2008/TRI-INDECOPI, Directiva sobre confidencialidad de la información en los Procedimientos seguidos por los Órganos Funcionales del Indecopi.</w:t>
       </w:r>
     </w:p>
-    <w:p ns2:paraId="04B4015A" ns2:textId="77777777">
+    <w:p>
       <w:pPr>
         <w:tabs>
           <w:tab w:val="left" w:pos="284"/>
@@ -5301,7 +5241,7 @@
         </w:rPr>
       </w:pPr>
     </w:p>
-    <w:p ns2:paraId="08A481C9" ns2:textId="0AB8DC19">
+    <w:p>
       <w:pPr>
         <w:pStyle w:val="Prrafodelista"/>
         <w:numPr>
@@ -5364,7 +5304,7 @@
         <w:t>de acuerdo con lo siguiente:</w:t>
       </w:r>
     </w:p>
-    <w:p ns2:paraId="2A13B651" ns2:textId="77777777">
+    <w:p>
       <w:pPr>
         <w:numPr>
           <w:ilvl w:val="0"/>
@@ -5399,7 +5339,7 @@
         <w:t>Justificar la solicitud de confidencialidad;</w:t>
       </w:r>
     </w:p>
-    <w:p ns2:paraId="5146010A" ns2:textId="77777777">
+    <w:p>
       <w:pPr>
         <w:numPr>
           <w:ilvl w:val="0"/>
@@ -5433,7 +5373,7 @@
         <w:t>presentar un “resumen no confidencial” suficientemente detallado que permita una cabal comprensión del contenido sustancial de la información cuya declaración de confidencialidad se solicita; y,</w:t>
       </w:r>
     </w:p>
-    <w:p ns2:paraId="05A2BEA5" ns2:textId="77777777">
+    <w:p>
       <w:pPr>
         <w:numPr>
           <w:ilvl w:val="0"/>
@@ -5467,7 +5407,7 @@
         <w:t>señalar el plazo por el cual se solicita el tratamiento confidencial de la información presentada.</w:t>
       </w:r>
     </w:p>
-    <w:p ns2:paraId="4F786388" ns2:textId="77777777">
+    <w:p>
       <w:pPr>
         <w:tabs>
           <w:tab w:val="left" w:pos="-720"/>
@@ -5487,7 +5427,7 @@
         </w:rPr>
       </w:pPr>
     </w:p>
-    <w:p ns2:paraId="588F3CF5" ns2:textId="77777777">
+    <w:p>
       <w:pPr>
         <w:tabs>
           <w:tab w:val="left" w:pos="-720"/>
@@ -5556,17 +5496,17 @@
         <w:t>.</w:t>
       </w:r>
     </w:p>
-    <w:p ns2:paraId="11612EA5" ns2:textId="77777777">
-      <w:pPr>
-        <w:jc w:val="both"/>
-        <w:rPr>
-          <w:rFonts w:ascii="Arial Narrow" w:eastAsia="Arial Narrow" w:hAnsi="Arial Narrow" w:cs="Arial Narrow"/>
-          <w:sz w:val="22"/>
-          <w:szCs w:val="22"/>
-        </w:rPr>
-      </w:pPr>
-    </w:p>
-    <w:p ns2:paraId="6CEB340B" ns2:textId="2B68C3AA">
+    <w:p>
+      <w:pPr>
+        <w:jc w:val="both"/>
+        <w:rPr>
+          <w:rFonts w:ascii="Arial Narrow" w:eastAsia="Arial Narrow" w:hAnsi="Arial Narrow" w:cs="Arial Narrow"/>
+          <w:sz w:val="22"/>
+          <w:szCs w:val="22"/>
+        </w:rPr>
+      </w:pPr>
+    </w:p>
+    <w:p>
       <w:pPr>
         <w:pStyle w:val="Prrafodelista"/>
         <w:numPr>
@@ -5692,7 +5632,7 @@
         </w:rPr>
         <w:t xml:space="preserve"/>
       </w:r>
-      <w:hyperlink ns3:id="rId12" w:history="1">
+      <w:hyperlink r:id="rId12" w:history="1">
         <w:r>
           <w:rPr>
             <w:rStyle w:val="Hipervnculo"/>
@@ -5712,7 +5652,7 @@
         <w:t/>
       </w:r>
     </w:p>
-    <w:p ns2:paraId="16387DB0" ns2:textId="77777777">
+    <w:p>
       <w:pPr>
         <w:pStyle w:val="Prrafodelista"/>
         <w:rPr>
@@ -5726,7 +5666,7 @@
         </w:rPr>
       </w:pPr>
     </w:p>
-    <w:p ns2:paraId="51869DC5" ns2:textId="577FB831">
+    <w:p>
       <w:pPr>
         <w:pStyle w:val="Prrafodelista"/>
         <w:numPr>
@@ -6027,7 +5967,7 @@
         <w:t/>
       </w:r>
     </w:p>
-    <w:p ns2:paraId="345F7359" ns2:textId="77777777">
+    <w:p>
       <w:pPr>
         <w:pStyle w:val="Prrafodelista"/>
         <w:rPr>
@@ -6037,7 +5977,7 @@
         </w:rPr>
       </w:pPr>
     </w:p>
-    <w:p ns2:paraId="23370C2D" ns2:textId="1C847346">
+    <w:p>
       <w:pPr>
         <w:pStyle w:val="Prrafodelista"/>
         <w:numPr>
@@ -6265,7 +6205,7 @@
         <w:t/>
       </w:r>
     </w:p>
-    <w:p ns2:paraId="2D08B9A5" ns2:textId="77777777">
+    <w:p>
       <w:pPr>
         <w:pStyle w:val="Prrafodelista"/>
         <w:rPr>
@@ -6275,7 +6215,7 @@
         </w:rPr>
       </w:pPr>
     </w:p>
-    <w:p ns2:paraId="1DF14080" ns2:textId="1AD920D7">
+    <w:p>
       <w:pPr>
         <w:pStyle w:val="Prrafodelista"/>
         <w:numPr>
@@ -6367,7 +6307,7 @@
         <w:t xml:space="preserve"/>
       </w:r>
     </w:p>
-    <w:p ns2:paraId="4B442592" ns2:textId="77777777">
+    <w:p>
       <w:pPr>
         <w:pStyle w:val="Prrafodelista"/>
         <w:rPr>
@@ -6377,7 +6317,7 @@
         </w:rPr>
       </w:pPr>
     </w:p>
-    <w:p ns2:paraId="742642AB" ns2:textId="2DDFC480">
+    <w:p>
       <w:pPr>
         <w:pStyle w:val="Prrafodelista"/>
         <w:numPr>
@@ -6586,7 +6526,7 @@
         <w:t/>
       </w:r>
     </w:p>
-    <w:p ns2:paraId="7AD89D3E" ns2:textId="77777777">
+    <w:p>
       <w:pPr>
         <w:pStyle w:val="Prrafodelista"/>
         <w:rPr>
@@ -6596,7 +6536,7 @@
         </w:rPr>
       </w:pPr>
     </w:p>
-    <w:p ns2:paraId="519D287F" ns2:textId="3B457F02">
+    <w:p>
       <w:pPr>
         <w:pStyle w:val="Prrafodelista"/>
         <w:numPr>
@@ -6620,7 +6560,7 @@
         <w:t>Por lo expuesto, corresponde emitir un pronunciamiento sobre la solicitud de confidencialidad formulada.</w:t>
       </w:r>
     </w:p>
-    <w:p ns2:paraId="15277525" ns2:textId="77777777">
+    <w:p>
       <w:pPr>
         <w:contextualSpacing/>
         <w:rPr>
@@ -6630,7 +6570,7 @@
         </w:rPr>
       </w:pPr>
     </w:p>
-    <w:p ns2:paraId="25C5BA39" ns2:textId="77777777">
+    <w:p>
       <w:pPr>
         <w:contextualSpacing/>
         <w:rPr>
@@ -6652,16 +6592,16 @@
         <w:t>De la declaración de confidencialidad</w:t>
       </w:r>
     </w:p>
-    <w:p ns2:paraId="590B28B6" ns2:textId="77777777">
-      <w:pPr>
-        <w:rPr>
-          <w:rFonts w:ascii="Arial Narrow" w:eastAsia="Arial Narrow" w:hAnsi="Arial Narrow" w:cs="Arial Narrow"/>
-          <w:sz w:val="22"/>
-          <w:szCs w:val="22"/>
-        </w:rPr>
-      </w:pPr>
-    </w:p>
-    <w:p ns2:paraId="65DCA223" ns2:textId="5F5C12EE">
+    <w:p>
+      <w:pPr>
+        <w:rPr>
+          <w:rFonts w:ascii="Arial Narrow" w:eastAsia="Arial Narrow" w:hAnsi="Arial Narrow" w:cs="Arial Narrow"/>
+          <w:sz w:val="22"/>
+          <w:szCs w:val="22"/>
+        </w:rPr>
+      </w:pPr>
+    </w:p>
+    <w:p>
       <w:pPr>
         <w:numPr>
           <w:ilvl w:val="0"/>
@@ -6925,7 +6865,7 @@
         <w:t/>
       </w:r>
     </w:p>
-    <w:p ns2:paraId="03AF6808" ns2:textId="77777777">
+    <w:p>
       <w:pPr>
         <w:pStyle w:val="Prrafodelista"/>
         <w:ind w:left="567" w:hanging="567"/>
@@ -6936,7 +6876,7 @@
         </w:rPr>
       </w:pPr>
     </w:p>
-    <w:p ns2:paraId="2719ED4F" ns2:textId="4BA7D09F">
+    <w:p>
       <w:pPr>
         <w:numPr>
           <w:ilvl w:val="0"/>
@@ -7228,7 +7168,7 @@
         <w:t/>
       </w:r>
     </w:p>
-    <w:p ns2:paraId="28B1A799" ns2:textId="77777777">
+    <w:p>
       <w:pPr>
         <w:pStyle w:val="Prrafodelista"/>
         <w:rPr>
@@ -7238,7 +7178,7 @@
         </w:rPr>
       </w:pPr>
     </w:p>
-    <w:p ns2:paraId="7B369D25" ns2:textId="07D17823">
+    <w:p>
       <w:pPr>
         <w:numPr>
           <w:ilvl w:val="0"/>
@@ -7467,7 +7407,7 @@
         <w:t xml:space="preserve"/>
       </w:r>
     </w:p>
-    <w:p ns2:paraId="79379504" ns2:textId="77777777">
+    <w:p>
       <w:pPr>
         <w:pStyle w:val="Prrafodelista"/>
         <w:ind w:left="567" w:hanging="567"/>
@@ -7478,7 +7418,7 @@
         </w:rPr>
       </w:pPr>
     </w:p>
-    <w:p ns2:paraId="645CAEF7" ns2:textId="7EEF9887">
+    <w:p>
       <w:pPr>
         <w:numPr>
           <w:ilvl w:val="0"/>
@@ -7860,7 +7800,7 @@
         <w:t/>
       </w:r>
     </w:p>
-    <w:p ns2:paraId="52B124F4" ns2:textId="77777777">
+    <w:p>
       <w:pPr>
         <w:pStyle w:val="Prrafodelista"/>
         <w:ind w:left="567" w:hanging="567"/>
@@ -7872,7 +7812,7 @@
         </w:rPr>
       </w:pPr>
     </w:p>
-    <w:p ns2:paraId="70E37BB4" ns2:textId="77777777">
+    <w:p>
       <w:pPr>
         <w:numPr>
           <w:ilvl w:val="0"/>
@@ -7917,7 +7857,7 @@
         <w:t xml:space="preserve"> que rige los procedimientos administrativos.</w:t>
       </w:r>
     </w:p>
-    <w:p ns2:paraId="620DAB24" ns2:textId="77777777">
+    <w:p>
       <w:pPr>
         <w:ind w:left="567" w:hanging="567"/>
         <w:contextualSpacing/>
@@ -7929,7 +7869,7 @@
         </w:rPr>
       </w:pPr>
     </w:p>
-    <w:p ns2:paraId="416B5C92" ns2:textId="30441165">
+    <w:p>
       <w:pPr>
         <w:numPr>
           <w:ilvl w:val="0"/>
@@ -7987,7 +7927,7 @@
         <w:t>.</w:t>
       </w:r>
     </w:p>
-    <w:p ns2:paraId="4ECB145F" ns2:textId="77777777">
+    <w:p>
       <w:pPr>
         <w:pStyle w:val="Prrafodelista"/>
         <w:ind w:left="567" w:hanging="567"/>
@@ -7998,7 +7938,7 @@
         </w:rPr>
       </w:pPr>
     </w:p>
-    <w:p ns2:paraId="5FD9575A" ns2:textId="195908F1">
+    <w:p>
       <w:pPr>
         <w:numPr>
           <w:ilvl w:val="0"/>
@@ -8695,7 +8635,7 @@
         <w:t>.</w:t>
       </w:r>
     </w:p>
-    <w:p ns2:paraId="6B41CEBD" ns2:textId="77777777">
+    <w:p>
       <w:pPr>
         <w:rPr>
           <w:rStyle w:val="eop"/>
@@ -8705,7 +8645,7 @@
         </w:rPr>
       </w:pPr>
     </w:p>
-    <w:p ns2:paraId="5C7B6E72" ns2:textId="14E87A8D">
+    <w:p>
       <w:pPr>
         <w:pStyle w:val="Prrafodelista"/>
         <w:numPr>
@@ -8788,17 +8728,17 @@
         <w:t>.</w:t>
       </w:r>
     </w:p>
-    <w:p ns2:paraId="034313B3" ns2:textId="77777777">
-      <w:pPr>
-        <w:jc w:val="both"/>
-        <w:rPr>
-          <w:rFonts w:ascii="Arial Narrow" w:hAnsi="Arial Narrow"/>
-          <w:sz w:val="22"/>
-          <w:szCs w:val="22"/>
-        </w:rPr>
-      </w:pPr>
-    </w:p>
-    <w:p ns2:paraId="0C905DA1" ns2:textId="37D7F064">
+    <w:p>
+      <w:pPr>
+        <w:jc w:val="both"/>
+        <w:rPr>
+          <w:rFonts w:ascii="Arial Narrow" w:hAnsi="Arial Narrow"/>
+          <w:sz w:val="22"/>
+          <w:szCs w:val="22"/>
+        </w:rPr>
+      </w:pPr>
+    </w:p>
+    <w:p>
       <w:pPr>
         <w:pStyle w:val="Prrafodelista"/>
         <w:numPr>
@@ -8831,17 +8771,17 @@
         <w:t>DE LA ADMISIÓN A TRÁMITE DE LA DENUNCIA</w:t>
       </w:r>
     </w:p>
-    <w:p ns2:paraId="19649EC4" ns2:textId="77777777">
-      <w:pPr>
-        <w:jc w:val="both"/>
-        <w:rPr>
-          <w:rFonts w:ascii="Arial Narrow" w:eastAsia="Arial Narrow" w:hAnsi="Arial Narrow" w:cs="Arial Narrow"/>
-          <w:sz w:val="22"/>
-          <w:szCs w:val="22"/>
-        </w:rPr>
-      </w:pPr>
-    </w:p>
-    <w:p ns2:paraId="443B2B98" ns2:textId="2E1BBF32">
+    <w:p>
+      <w:pPr>
+        <w:jc w:val="both"/>
+        <w:rPr>
+          <w:rFonts w:ascii="Arial Narrow" w:eastAsia="Arial Narrow" w:hAnsi="Arial Narrow" w:cs="Arial Narrow"/>
+          <w:sz w:val="22"/>
+          <w:szCs w:val="22"/>
+        </w:rPr>
+      </w:pPr>
+    </w:p>
+    <w:p>
       <w:pPr>
         <w:pStyle w:val="Prrafodelista"/>
         <w:numPr>
@@ -8986,7 +8926,7 @@
       <w:bookmarkEnd w:id="5"/>
       <w:bookmarkEnd w:id="6"/>
     </w:p>
-    <w:p ns2:paraId="7E8148B1" ns2:textId="77777777">
+    <w:p>
       <w:pPr>
         <w:pStyle w:val="Prrafodelista"/>
         <w:ind w:left="567"/>
@@ -8998,7 +8938,7 @@
         </w:rPr>
       </w:pPr>
     </w:p>
-    <w:p ns2:paraId="18559F1B" ns2:textId="5B874383">
+    <w:p>
       <w:pPr>
         <w:pStyle w:val="Prrafodelista"/>
         <w:numPr>
@@ -9122,17 +9062,17 @@
         <w:t>.</w:t>
       </w:r>
     </w:p>
-    <w:p ns2:paraId="22BFBFFA" ns2:textId="77777777">
-      <w:pPr>
-        <w:jc w:val="both"/>
-        <w:rPr>
-          <w:rFonts w:ascii="Arial Narrow" w:eastAsia="Arial Narrow" w:hAnsi="Arial Narrow" w:cs="Arial Narrow"/>
-          <w:sz w:val="22"/>
-          <w:szCs w:val="22"/>
-        </w:rPr>
-      </w:pPr>
-    </w:p>
-    <w:p ns2:paraId="33239AF7" ns2:textId="4784FC6F">
+    <w:p>
+      <w:pPr>
+        <w:jc w:val="both"/>
+        <w:rPr>
+          <w:rFonts w:ascii="Arial Narrow" w:eastAsia="Arial Narrow" w:hAnsi="Arial Narrow" w:cs="Arial Narrow"/>
+          <w:sz w:val="22"/>
+          <w:szCs w:val="22"/>
+        </w:rPr>
+      </w:pPr>
+    </w:p>
+    <w:p>
       <w:pPr>
         <w:pStyle w:val="Prrafodelista"/>
         <w:numPr>
@@ -9180,17 +9120,17 @@
         <w:t>.</w:t>
       </w:r>
     </w:p>
-    <w:p ns2:paraId="1B914012" ns2:textId="77777777">
-      <w:pPr>
-        <w:jc w:val="both"/>
-        <w:rPr>
-          <w:rFonts w:ascii="Arial Narrow" w:eastAsia="Arial Narrow" w:hAnsi="Arial Narrow" w:cs="Arial Narrow"/>
-          <w:sz w:val="22"/>
-          <w:szCs w:val="22"/>
-        </w:rPr>
-      </w:pPr>
-    </w:p>
-    <w:p ns2:paraId="5A01DA14" ns2:textId="1C3F4B03">
+    <w:p>
+      <w:pPr>
+        <w:jc w:val="both"/>
+        <w:rPr>
+          <w:rFonts w:ascii="Arial Narrow" w:eastAsia="Arial Narrow" w:hAnsi="Arial Narrow" w:cs="Arial Narrow"/>
+          <w:sz w:val="22"/>
+          <w:szCs w:val="22"/>
+        </w:rPr>
+      </w:pPr>
+    </w:p>
+    <w:p>
       <w:pPr>
         <w:pStyle w:val="Prrafodelista"/>
         <w:numPr>
@@ -9280,17 +9220,17 @@
         <w:t>.</w:t>
       </w:r>
     </w:p>
-    <w:p ns2:paraId="39E96FE5" ns2:textId="77777777">
-      <w:pPr>
-        <w:jc w:val="both"/>
-        <w:rPr>
-          <w:rFonts w:ascii="Arial Narrow" w:eastAsia="Arial Narrow" w:hAnsi="Arial Narrow" w:cs="Arial Narrow"/>
-          <w:sz w:val="22"/>
-          <w:szCs w:val="22"/>
-        </w:rPr>
-      </w:pPr>
-    </w:p>
-    <w:p ns2:paraId="3281C94B" ns2:textId="15A08503">
+    <w:p>
+      <w:pPr>
+        <w:jc w:val="both"/>
+        <w:rPr>
+          <w:rFonts w:ascii="Arial Narrow" w:eastAsia="Arial Narrow" w:hAnsi="Arial Narrow" w:cs="Arial Narrow"/>
+          <w:sz w:val="22"/>
+          <w:szCs w:val="22"/>
+        </w:rPr>
+      </w:pPr>
+    </w:p>
+    <w:p>
       <w:pPr>
         <w:pStyle w:val="Prrafodelista"/>
         <w:numPr>
@@ -9322,7 +9262,7 @@
         <w:t xml:space="preserve"> los requisitos establecidos por la norma citada, corresponde admitirla a trámite.</w:t>
       </w:r>
     </w:p>
-    <w:p ns2:paraId="260996F6" ns2:textId="77777777">
+    <w:p>
       <w:pPr>
         <w:pBdr>
           <w:top w:val="nil"/>
@@ -9339,7 +9279,7 @@
         </w:rPr>
       </w:pPr>
     </w:p>
-    <w:p ns2:paraId="01F0B2E8" ns2:textId="77777777">
+    <w:p>
       <w:pPr>
         <w:pBdr>
           <w:top w:val="nil"/>
@@ -9356,7 +9296,7 @@
         </w:rPr>
       </w:pPr>
     </w:p>
-    <w:p ns2:paraId="733EEF6D" ns2:textId="6C68D355">
+    <w:p>
       <w:pPr>
         <w:pStyle w:val="Prrafodelista"/>
         <w:numPr>
@@ -9389,7 +9329,7 @@
         <w:t>REQUERIMIENTO DE INFORMACIÓN</w:t>
       </w:r>
     </w:p>
-    <w:p ns2:paraId="50741013" ns2:textId="77777777">
+    <w:p>
       <w:pPr>
         <w:pBdr>
           <w:top w:val="nil"/>
@@ -9408,7 +9348,7 @@
         </w:rPr>
       </w:pPr>
     </w:p>
-    <w:p ns2:paraId="5FA14DA4" ns2:textId="04C28C51">
+    <w:p>
       <w:pPr>
         <w:pStyle w:val="Prrafodelista"/>
         <w:numPr>
@@ -9602,27 +9542,27 @@
         <w:t xml:space="preserve">. </w:t>
       </w:r>
     </w:p>
-    <w:p ns2:paraId="1BCEC533" ns2:textId="77777777">
-      <w:pPr>
-        <w:jc w:val="both"/>
-        <w:rPr>
-          <w:rFonts w:ascii="Arial Narrow" w:hAnsi="Arial Narrow"/>
-          <w:sz w:val="22"/>
-          <w:szCs w:val="22"/>
-        </w:rPr>
-      </w:pPr>
-    </w:p>
-    <w:p ns2:paraId="0D137131" ns2:textId="77777777">
-      <w:pPr>
-        <w:jc w:val="both"/>
-        <w:rPr>
-          <w:rFonts w:ascii="Arial Narrow" w:hAnsi="Arial Narrow"/>
-          <w:sz w:val="22"/>
-          <w:szCs w:val="22"/>
-        </w:rPr>
-      </w:pPr>
-    </w:p>
-    <w:p ns2:paraId="13303696" ns2:textId="77777777">
+    <w:p>
+      <w:pPr>
+        <w:jc w:val="both"/>
+        <w:rPr>
+          <w:rFonts w:ascii="Arial Narrow" w:hAnsi="Arial Narrow"/>
+          <w:sz w:val="22"/>
+          <w:szCs w:val="22"/>
+        </w:rPr>
+      </w:pPr>
+    </w:p>
+    <w:p>
+      <w:pPr>
+        <w:jc w:val="both"/>
+        <w:rPr>
+          <w:rFonts w:ascii="Arial Narrow" w:hAnsi="Arial Narrow"/>
+          <w:sz w:val="22"/>
+          <w:szCs w:val="22"/>
+        </w:rPr>
+      </w:pPr>
+    </w:p>
+    <w:p>
       <w:pPr>
         <w:numPr>
           <w:ilvl w:val="0"/>
@@ -9654,7 +9594,7 @@
         <w:t>RESOLUCIÓN DE LA SECRETARÍA TÉCNICA</w:t>
       </w:r>
     </w:p>
-    <w:p ns2:paraId="3BAAC97F" ns2:textId="77777777">
+    <w:p>
       <w:pPr>
         <w:pBdr>
           <w:top w:val="nil"/>
@@ -9673,7 +9613,7 @@
         </w:rPr>
       </w:pPr>
     </w:p>
-    <w:p ns2:paraId="4EC40022" ns2:textId="7023B611">
+    <w:p>
       <w:pPr>
         <w:jc w:val="both"/>
         <w:rPr>
@@ -10406,7 +10346,7 @@
         <w:t/>
       </w:r>
     </w:p>
-    <w:p ns2:paraId="54093CA1" ns2:textId="77777777">
+    <w:p>
       <w:pPr>
         <w:jc w:val="both"/>
         <w:rPr>
@@ -10417,7 +10357,7 @@
         </w:rPr>
       </w:pPr>
     </w:p>
-    <w:p ns2:paraId="451933ED" ns2:textId="50A40A87">
+    <w:p>
       <w:pPr>
         <w:jc w:val="both"/>
         <w:rPr>
@@ -10614,17 +10554,17 @@
         <w:t/>
       </w:r>
     </w:p>
-    <w:p ns2:paraId="117416CC" ns2:textId="77777777">
-      <w:pPr>
-        <w:jc w:val="both"/>
-        <w:rPr>
-          <w:rFonts w:ascii="Arial Narrow" w:eastAsia="Arial Narrow" w:hAnsi="Arial Narrow" w:cs="Arial Narrow"/>
-          <w:sz w:val="22"/>
-          <w:szCs w:val="22"/>
-        </w:rPr>
-      </w:pPr>
-    </w:p>
-    <w:p ns2:paraId="653CBA92" ns2:textId="4D9719CC">
+    <w:p>
+      <w:pPr>
+        <w:jc w:val="both"/>
+        <w:rPr>
+          <w:rFonts w:ascii="Arial Narrow" w:eastAsia="Arial Narrow" w:hAnsi="Arial Narrow" w:cs="Arial Narrow"/>
+          <w:sz w:val="22"/>
+          <w:szCs w:val="22"/>
+        </w:rPr>
+      </w:pPr>
+    </w:p>
+    <w:p>
       <w:pPr>
         <w:pStyle w:val="Prrafodelista"/>
         <w:numPr>
@@ -10692,7 +10632,7 @@
         <w:t>.</w:t>
       </w:r>
     </w:p>
-    <w:p ns2:paraId="33CA61EF" ns2:textId="77777777">
+    <w:p>
       <w:pPr>
         <w:pStyle w:val="Prrafodelista"/>
         <w:jc w:val="both"/>
@@ -10703,7 +10643,7 @@
         </w:rPr>
       </w:pPr>
     </w:p>
-    <w:p ns2:paraId="1B305F28" ns2:textId="2E6C4614">
+    <w:p>
       <w:pPr>
         <w:pStyle w:val="Prrafodelista"/>
         <w:numPr>
@@ -10769,7 +10709,7 @@
         <w:t>.</w:t>
       </w:r>
     </w:p>
-    <w:p ns2:paraId="04DC86EA" ns2:textId="77777777">
+    <w:p>
       <w:pPr>
         <w:pStyle w:val="Prrafodelista"/>
         <w:jc w:val="both"/>
@@ -10780,7 +10720,7 @@
         </w:rPr>
       </w:pPr>
     </w:p>
-    <w:p ns2:paraId="2734E88E" ns2:textId="33BEB70C">
+    <w:p>
       <w:pPr>
         <w:pStyle w:val="Prrafodelista"/>
         <w:numPr>
@@ -10892,17 +10832,17 @@
         <w:t>.</w:t>
       </w:r>
     </w:p>
-    <w:p ns2:paraId="4F5556C0" ns2:textId="77777777">
-      <w:pPr>
-        <w:jc w:val="both"/>
-        <w:rPr>
-          <w:rFonts w:ascii="Arial Narrow" w:eastAsia="Arial Narrow" w:hAnsi="Arial Narrow" w:cs="Arial Narrow"/>
-          <w:sz w:val="22"/>
-          <w:szCs w:val="22"/>
-        </w:rPr>
-      </w:pPr>
-    </w:p>
-    <w:p ns2:paraId="4C9D06F5" ns2:textId="64E4046C">
+    <w:p>
+      <w:pPr>
+        <w:jc w:val="both"/>
+        <w:rPr>
+          <w:rFonts w:ascii="Arial Narrow" w:eastAsia="Arial Narrow" w:hAnsi="Arial Narrow" w:cs="Arial Narrow"/>
+          <w:sz w:val="22"/>
+          <w:szCs w:val="22"/>
+        </w:rPr>
+      </w:pPr>
+    </w:p>
+    <w:p>
       <w:pPr>
         <w:pStyle w:val="Prrafodelista"/>
         <w:numPr>
@@ -10996,7 +10936,7 @@
         <w:t>.</w:t>
       </w:r>
     </w:p>
-    <w:p ns2:paraId="4F8CBFAD" ns2:textId="77777777">
+    <w:p>
       <w:pPr>
         <w:pBdr>
           <w:top w:val="nil"/>
@@ -11013,7 +10953,7 @@
         </w:rPr>
       </w:pPr>
     </w:p>
-    <w:p ns2:paraId="29C4DA0A" ns2:textId="7D5A5288">
+    <w:p>
       <w:pPr>
         <w:jc w:val="both"/>
         <w:rPr>
@@ -11075,17 +11015,17 @@
         <w:t xml:space="preserve"> </w:t>
       </w:r>
     </w:p>
-    <w:p ns2:paraId="03EB0BD9" ns2:textId="77777777">
-      <w:pPr>
-        <w:jc w:val="both"/>
-        <w:rPr>
-          <w:rFonts w:ascii="Arial Narrow" w:eastAsia="Arial Narrow" w:hAnsi="Arial Narrow" w:cs="Arial Narrow"/>
-          <w:sz w:val="22"/>
-          <w:szCs w:val="22"/>
-        </w:rPr>
-      </w:pPr>
-    </w:p>
-    <w:p ns2:paraId="2DC92C85" ns2:textId="7A7CEA15">
+    <w:p>
+      <w:pPr>
+        <w:jc w:val="both"/>
+        <w:rPr>
+          <w:rFonts w:ascii="Arial Narrow" w:eastAsia="Arial Narrow" w:hAnsi="Arial Narrow" w:cs="Arial Narrow"/>
+          <w:sz w:val="22"/>
+          <w:szCs w:val="22"/>
+        </w:rPr>
+      </w:pPr>
+    </w:p>
+    <w:p>
       <w:pPr>
         <w:jc w:val="both"/>
         <w:rPr>
@@ -11150,7 +11090,7 @@
       </w:r>
     </w:p>
     <w:bookmarkEnd w:id="7"/>
-    <w:p ns2:paraId="19BDC2CF" ns2:textId="77777777">
+    <w:p>
       <w:pPr>
         <w:autoSpaceDE w:val="0"/>
         <w:autoSpaceDN w:val="0"/>
@@ -11163,7 +11103,7 @@
         </w:rPr>
       </w:pPr>
     </w:p>
-    <w:p ns2:paraId="1FE74689" ns2:textId="77777777">
+    <w:p>
       <w:pPr>
         <w:widowControl w:val="0"/>
         <w:numPr>
@@ -11187,7 +11127,7 @@
         <w:t xml:space="preserve">Presentar documentos que acrediten su inscripción en los Registros Públicos o una declaración jurada que indique que cuenta con dicha inscripción; </w:t>
       </w:r>
     </w:p>
-    <w:p ns2:paraId="0689A641" ns2:textId="77777777">
+    <w:p>
       <w:pPr>
         <w:widowControl w:val="0"/>
         <w:ind w:left="567" w:hanging="567"/>
@@ -11199,7 +11139,7 @@
         </w:rPr>
       </w:pPr>
     </w:p>
-    <w:p ns2:paraId="69BBACBB" ns2:textId="77777777">
+    <w:p>
       <w:pPr>
         <w:widowControl w:val="0"/>
         <w:numPr>
@@ -11224,7 +11164,7 @@
       </w:r>
       <w:bookmarkStart w:id="8" w:name="_Hlk136949140"/>
     </w:p>
-    <w:p ns2:paraId="5FDE66B6" ns2:textId="77777777">
+    <w:p>
       <w:pPr>
         <w:widowControl w:val="0"/>
         <w:ind w:left="567"/>
@@ -11236,7 +11176,7 @@
         </w:rPr>
       </w:pPr>
     </w:p>
-    <w:p ns2:paraId="721739B8" ns2:textId="77777777">
+    <w:p>
       <w:pPr>
         <w:widowControl w:val="0"/>
         <w:numPr>
@@ -11260,7 +11200,7 @@
         <w:t>consignar el Número de Registro Único de Contribuyentes (RUC);</w:t>
       </w:r>
     </w:p>
-    <w:p ns2:paraId="000E2D60" ns2:textId="77777777">
+    <w:p>
       <w:pPr>
         <w:widowControl w:val="0"/>
         <w:ind w:left="567"/>
@@ -11272,7 +11212,7 @@
         </w:rPr>
       </w:pPr>
     </w:p>
-    <w:p ns2:paraId="3AEF7426" ns2:textId="77777777">
+    <w:p>
       <w:pPr>
         <w:widowControl w:val="0"/>
         <w:numPr>
@@ -11297,7 +11237,7 @@
       </w:r>
       <w:bookmarkStart w:id="9" w:name="_Hlk136948279"/>
     </w:p>
-    <w:p ns2:paraId="0F479918" ns2:textId="77777777">
+    <w:p>
       <w:pPr>
         <w:widowControl w:val="0"/>
         <w:ind w:left="567"/>
@@ -11309,7 +11249,7 @@
         </w:rPr>
       </w:pPr>
     </w:p>
-    <w:p ns2:paraId="48C8F32D" ns2:textId="77777777">
+    <w:p>
       <w:pPr>
         <w:widowControl w:val="0"/>
         <w:numPr>
@@ -11400,7 +11340,7 @@
       <w:bookmarkEnd w:id="9"/>
     </w:p>
     <w:bookmarkEnd w:id="8"/>
-    <w:p ns2:paraId="6025EDCC" ns2:textId="77777777">
+    <w:p>
       <w:pPr>
         <w:jc w:val="both"/>
         <w:rPr>
@@ -11439,10 +11379,46 @@
           <w:sz w:val="20"/>
           <w:szCs w:val="20"/>
         </w:rPr>
-        <w:t xml:space="preserve">correr traslado de la presente resolución a Pacífico Compañía de Seguros y Reaseguros S.A. para que, de conformidad con lo dispuesto por el artículo 26 de la Ley sobre Facultades, Normas y Organización del Indecopi, aprobada por Decreto Legislativo 807, presente sus descargos sobre la imputación de cargos realizada en un plazo no mayor a cinco (5) días hábiles contado a partir del día siguiente de la notificación de la presente resolución, vencido el cual, el Secretario Técnico declarará en rebeldía al denunciado que no lo hubiera presentado. Debe precisarse que de conformidad con lo establecido por el artículo 223 del Texto Único Ordenado de la Ley 27444, Ley del Procedimiento Administrativo General, las alegaciones y los hechos relevantes de la reclamación, salvo que hayan sido específicamente negadas en la contestación, se tendrán por aceptadas o merituadas como ciertas.</w:t>
-      </w:r>
-    </w:p>
-    <w:p ns2:paraId="2E1B770C" ns2:textId="77777777">
+        <w:t xml:space="preserve">correr traslado de la presente resolución a Pacífico Compañía de Seguros y Reaseguros S.A. para que, de conformidad con lo dispuesto por el artículo 26 de la Ley sobre Facultades, Normas y Organización del Indecopi, aprobada por Decreto Legislativo 807</w:t>
+      </w:r>
+      <w:r>
+        <w:rPr>
+          <w:rStyle w:val="Refdenotaalpie"/>
+          <w:rFonts w:ascii="Arial Narrow" w:eastAsia="Arial" w:hAnsi="Arial Narrow" w:cs="Arial"/>
+          <w:sz w:val="22"/>
+          <w:szCs w:val="22"/>
+          <w:vertAlign w:val="superscript"/>
+        </w:rPr>
+        <w:footnoteReference w:id="19"/>
+      </w:r>
+      <w:r>
+        <w:rPr>
+          <w:rFonts w:ascii="Arial Narrow" w:hAnsi="Arial Narrow" w:cs="Arial Narrow"/>
+          <w:sz w:val="20"/>
+          <w:szCs w:val="20"/>
+        </w:rPr>
+        <w:t xml:space="preserve">, presente sus descargos sobre la imputación de cargos realizada en un plazo no mayor a cinco (5) días hábiles contado a partir del día siguiente de la notificación de la presente resolución, vencido el cual, el Secretario Técnico declarará en rebeldía al denunciado que no lo hubiera presentado. Debe precisarse que de conformidad con lo establecido por el artículo 223 del Texto Único Ordenado de la Ley 27444, Ley del Procedimiento Administrativo General</w:t>
+      </w:r>
+      <w:r>
+        <w:rPr>
+          <w:rStyle w:val="Refdenotaalpie"/>
+          <w:rFonts w:ascii="Arial Narrow" w:eastAsia="Arial" w:hAnsi="Arial Narrow" w:cs="Arial"/>
+          <w:sz w:val="22"/>
+          <w:szCs w:val="22"/>
+          <w:vertAlign w:val="superscript"/>
+        </w:rPr>
+        <w:footnoteReference w:id="20"/>
+      </w:r>
+      <w:r>
+        <w:rPr>
+          <w:rFonts w:ascii="Arial Narrow" w:hAnsi="Arial Narrow" w:cs="Arial Narrow"/>
+          <w:sz w:val="20"/>
+          <w:szCs w:val="20"/>
+        </w:rPr>
+        <w:t xml:space="preserve">, las alegaciones y los hechos relevantes de la reclamación, salvo que hayan sido específicamente negadas en la contestación, se tendrán por aceptadas o merituadas como ciertas.</w:t>
+      </w:r>
+    </w:p>
+    <w:p>
       <w:pPr>
         <w:jc w:val="both"/>
         <w:rPr>
@@ -11456,7 +11432,7 @@
         </w:rPr>
       </w:pPr>
     </w:p>
-    <w:p ns2:paraId="5D99DE99" ns2:textId="6A3D7401">
+    <w:p>
       <w:pPr>
         <w:jc w:val="both"/>
         <w:rPr>
@@ -11663,7 +11639,7 @@
         <w:t xml:space="preserve"> </w:t>
       </w:r>
     </w:p>
-    <w:p ns2:paraId="42601899" ns2:textId="77777777">
+    <w:p>
       <w:pPr>
         <w:pBdr>
           <w:top w:val="nil"/>
@@ -11681,7 +11657,7 @@
       </w:pPr>
       <w:bookmarkStart w:id="10" w:name="_Hlk136949693"/>
     </w:p>
-    <w:p ns2:paraId="7B9C8AF5" ns2:textId="20F10A4D">
+    <w:p>
       <w:pPr>
         <w:pBdr>
           <w:top w:val="nil"/>
@@ -11860,7 +11836,7 @@
         <w:t>.</w:t>
       </w:r>
     </w:p>
-    <w:p ns2:paraId="3F8BCFFE" ns2:textId="7CC5F1D0">
+    <w:p>
       <w:pPr>
         <w:jc w:val="both"/>
         <w:rPr>
@@ -11916,7 +11892,7 @@
       </w:r>
     </w:p>
     <w:bookmarkEnd w:id="12"/>
-    <w:p ns2:paraId="71B707D5" ns2:textId="77777777">
+    <w:p>
       <w:pPr>
         <w:shd w:val="clear" w:color="auto" w:fill="FFFFFF" w:themeFill="background1"/>
         <w:jc w:val="both"/>
@@ -11929,7 +11905,7 @@
         </w:rPr>
       </w:pPr>
     </w:p>
-    <w:p ns2:paraId="15B457F0" ns2:textId="66AF90E8">
+    <w:p>
       <w:pPr>
         <w:shd w:val="clear" w:color="auto" w:fill="FFFFFF" w:themeFill="background1"/>
         <w:jc w:val="both"/>
@@ -11985,7 +11961,7 @@
         <w:t>, los gastos por los peritajes realizados, actuación de pruebas, inspecciones y otros derivados de la tramitación del proceso serán de cargo de la parte que solicita la prueba, salvo pacto en contrario. En todos los casos, la resolución final determinará si los gastos deben ser asumidos por alguna de las partes, o reembolsados a la otra parte o al Indecopi, según sea el caso, de manera adicional a la sanción que haya podido imponerse.</w:t>
       </w:r>
     </w:p>
-    <w:p ns2:paraId="429E58D8" ns2:textId="77777777">
+    <w:p>
       <w:pPr>
         <w:shd w:val="clear" w:color="auto" w:fill="FFFFFF"/>
         <w:jc w:val="both"/>
@@ -11996,7 +11972,7 @@
         </w:rPr>
       </w:pPr>
     </w:p>
-    <w:p ns2:paraId="4FC33B52" ns2:textId="65662610">
+    <w:p>
       <w:pPr>
         <w:suppressAutoHyphens/>
         <w:jc w:val="both"/>
@@ -12091,7 +12067,7 @@
         <w:t xml:space="preserve">Ello bajo apercibimiento de no realizar la audiencia de conciliación y levantar el acta de inasistencia correspondiente. </w:t>
       </w:r>
     </w:p>
-    <w:p ns2:paraId="0FC7A55D" ns2:textId="77777777">
+    <w:p>
       <w:pPr>
         <w:shd w:val="clear" w:color="auto" w:fill="FFFFFF" w:themeFill="background1"/>
         <w:jc w:val="both"/>
@@ -12104,7 +12080,7 @@
         </w:rPr>
       </w:pPr>
     </w:p>
-    <w:p ns2:paraId="3F3E79CD" ns2:textId="6685A3AE">
+    <w:p>
       <w:pPr>
         <w:shd w:val="clear" w:color="auto" w:fill="FFFFFF" w:themeFill="background1"/>
         <w:jc w:val="both"/>
@@ -12143,7 +12119,7 @@
         <w:t>poner en conocimiento de las partes que, antes de la emisión de la Resolución Final, tienen la posibilidad de formular su desistimiento o presentar el acuerdo arribado mediante la conciliación, mediación, transacción o cualquier otro que, de forma indubitable, deje constancia que se ha solucionado la controversia materia de denuncia.</w:t>
       </w:r>
     </w:p>
-    <w:p ns2:paraId="41FE7D9F" ns2:textId="77777777">
+    <w:p>
       <w:pPr>
         <w:shd w:val="clear" w:color="auto" w:fill="FFFFFF" w:themeFill="background1"/>
         <w:jc w:val="both"/>
@@ -12155,7 +12131,7 @@
       </w:pPr>
     </w:p>
     <w:bookmarkEnd w:id="10"/>
-    <w:p ns2:paraId="56C123D6" ns2:textId="076238D8">
+    <w:p>
       <w:pPr>
         <w:suppressAutoHyphens/>
         <w:jc w:val="both"/>
@@ -12350,7 +12326,7 @@
         <w:t/>
       </w:r>
     </w:p>
-    <w:p ns2:paraId="4A88A19B" ns2:textId="77777777">
+    <w:p>
       <w:pPr>
         <w:suppressAutoHyphens/>
         <w:jc w:val="both"/>
@@ -12361,7 +12337,7 @@
         </w:rPr>
       </w:pPr>
     </w:p>
-    <w:p ns2:paraId="76ACA17B" ns2:textId="7D5B9C67">
+    <w:p>
       <w:pPr>
         <w:suppressAutoHyphens/>
         <w:jc w:val="both"/>
@@ -12506,7 +12482,7 @@
         <w:t>recepción de la notificación remitida por este despacho a su Casilla Electrónica, dentro de los cinco (5) primeros días hábiles siguientes a la fecha en que recibe la notificación.</w:t>
       </w:r>
     </w:p>
-    <w:p ns2:paraId="5BCBBDDF" ns2:textId="77777777">
+    <w:p>
       <w:pPr>
         <w:suppressAutoHyphens/>
         <w:jc w:val="both"/>
@@ -12518,7 +12494,7 @@
         </w:rPr>
       </w:pPr>
     </w:p>
-    <w:p ns2:paraId="4CA9F2F3" ns2:textId="77777777">
+    <w:p>
       <w:pPr>
         <w:shd w:val="clear" w:color="auto" w:fill="FFFFFF"/>
         <w:rPr>
@@ -12530,7 +12506,7 @@
         </w:rPr>
       </w:pPr>
     </w:p>
-    <w:p ns2:paraId="2EDA3383" ns2:textId="77777777">
+    <w:p>
       <w:pPr>
         <w:shd w:val="clear" w:color="auto" w:fill="FFFFFF"/>
         <w:jc w:val="center"/>
@@ -12543,7 +12519,7 @@
         </w:rPr>
       </w:pPr>
     </w:p>
-    <w:p ns2:paraId="59650990" ns2:textId="77777777">
+    <w:p>
       <w:pPr>
         <w:shd w:val="clear" w:color="auto" w:fill="FFFFFF"/>
         <w:jc w:val="center"/>
@@ -12556,7 +12532,7 @@
         </w:rPr>
       </w:pPr>
     </w:p>
-    <w:p ns2:paraId="31D96154" ns2:textId="77777777">
+    <w:p>
       <w:pPr>
         <w:shd w:val="clear" w:color="auto" w:fill="FFFFFF"/>
         <w:jc w:val="center"/>
@@ -12569,7 +12545,7 @@
         </w:rPr>
       </w:pPr>
     </w:p>
-    <w:p ns2:paraId="4294BD45" ns2:textId="77777777">
+    <w:p>
       <w:pPr>
         <w:pStyle w:val="paragraph"/>
         <w:shd w:val="clear" w:color="auto" w:fill="FFFFFF"/>
@@ -12603,7 +12579,7 @@
         <w:t> </w:t>
       </w:r>
     </w:p>
-    <w:p ns2:paraId="5F2DCA78" ns2:textId="77777777">
+    <w:p>
       <w:pPr>
         <w:pStyle w:val="paragraph"/>
         <w:shd w:val="clear" w:color="auto" w:fill="FFFFFF"/>
@@ -12637,7 +12613,7 @@
         <w:t> </w:t>
       </w:r>
     </w:p>
-    <w:p ns2:paraId="7ABD4597" ns2:textId="77777777">
+    <w:p>
       <w:pPr>
         <w:pStyle w:val="paragraph"/>
         <w:shd w:val="clear" w:color="auto" w:fill="FFFFFF"/>
@@ -12738,7 +12714,7 @@
         <w:t> </w:t>
       </w:r>
     </w:p>
-    <w:p ns2:paraId="03F6FD43" ns2:textId="77777777">
+    <w:p>
       <w:pPr>
         <w:shd w:val="clear" w:color="auto" w:fill="FFFFFF"/>
         <w:jc w:val="center"/>
@@ -12751,7 +12727,7 @@
         </w:rPr>
       </w:pPr>
     </w:p>
-    <w:p ns2:paraId="04334BAB" ns2:textId="693C37FB">
+    <w:p>
       <w:pPr>
         <w:jc w:val="both"/>
         <w:rPr>
@@ -12795,8 +12771,8 @@
       </w:r>
     </w:p>
     <w:sectPr>
-      <w:headerReference w:type="default" ns3:id="rId13"/>
-      <w:footerReference w:type="default" ns3:id="rId14"/>
+      <w:headerReference w:type="default" r:id="rId13"/>
+      <w:footerReference w:type="default" r:id="rId14"/>
       <w:pgSz w:w="11906" w:h="16838"/>
       <w:pgMar w:top="1417" w:right="1701" w:bottom="1417" w:left="1701" w:header="709" w:footer="709" w:gutter="0"/>
       <w:pgNumType w:start="1"/>
@@ -12807,7 +12783,7 @@
 </file>
 
 <file path=word/endnotes.xml><?xml version="1.0" encoding="utf-8"?>
-<w:endnotes xmlns:wpc="http://schemas.microsoft.com/office/word/2010/wordprocessingCanvas" xmlns:cx="http://schemas.microsoft.com/office/drawing/2014/chartex" xmlns:cx1="http://schemas.microsoft.com/office/drawing/2015/9/8/chartex" xmlns:cx2="http://schemas.microsoft.com/office/drawing/2015/10/21/chartex" xmlns:cx3="http://schemas.microsoft.com/office/drawing/2016/5/9/chartex" xmlns:cx4="http://schemas.microsoft.com/office/drawing/2016/5/10/chartex" xmlns:cx5="http://schemas.microsoft.com/office/drawing/2016/5/11/chartex" xmlns:cx6="http://schemas.microsoft.com/office/drawing/2016/5/12/chartex" xmlns:cx7="http://schemas.microsoft.com/office/drawing/2016/5/13/chartex" xmlns:cx8="http://schemas.microsoft.com/office/drawing/2016/5/14/chartex" xmlns:mc="http://schemas.openxmlformats.org/markup-compatibility/2006" xmlns:aink="http://schemas.microsoft.com/office/drawing/2016/ink" xmlns:am3d="http://schemas.microsoft.com/office/drawing/2017/model3d" xmlns:o="urn:schemas-microsoft-com:office:office" xmlns:oel="http://schemas.microsoft.com/office/2019/extlst" xmlns:r="http://schemas.openxmlformats.org/officeDocument/2006/relationships" xmlns:m="http://schemas.openxmlformats.org/officeDocument/2006/math" xmlns:v="urn:schemas-microsoft-com:vml" xmlns:wp14="http://schemas.microsoft.com/office/word/2010/wordprocessingDrawing" xmlns:wp="http://schemas.openxmlformats.org/drawingml/2006/wordprocessingDrawing" xmlns:w10="urn:schemas-microsoft-com:office:word" xmlns:w="http://schemas.openxmlformats.org/wordprocessingml/2006/main" xmlns:w14="http://schemas.microsoft.com/office/word/2010/wordml" xmlns:w15="http://schemas.microsoft.com/office/word/2012/wordml" xmlns:w16cex="http://schemas.microsoft.com/office/word/2018/wordml/cex" xmlns:w16cid="http://schemas.microsoft.com/office/word/2016/wordml/cid" xmlns:w16="http://schemas.microsoft.com/office/word/2018/wordml" xmlns:w16du="http://schemas.microsoft.com/office/word/2023/wordml/word16du" xmlns:w16sdtdh="http://schemas.microsoft.com/office/word/2020/wordml/sdtdatahash" xmlns:w16sdtfl="http://schemas.microsoft.com/office/word/2024/wordml/sdtformatlock" xmlns:w16se="http://schemas.microsoft.com/office/word/2015/wordml/symex" xmlns:wpg="http://schemas.microsoft.com/office/word/2010/wordprocessingGroup" xmlns:wpi="http://schemas.microsoft.com/office/word/2010/wordprocessingInk" xmlns:wne="http://schemas.microsoft.com/office/word/2006/wordml" xmlns:wps="http://schemas.microsoft.com/office/word/2010/wordprocessingShape" mc:Ignorable="w14 w15 w16se w16cid w16 w16cex w16sdtdh w16sdtfl w16du wp14">
+<w:endnotes xmlns:mc="http://schemas.openxmlformats.org/markup-compatibility/2006" xmlns:r="http://schemas.openxmlformats.org/officeDocument/2006/relationships" xmlns:w="http://schemas.openxmlformats.org/wordprocessingml/2006/main" xmlns:w14="http://schemas.microsoft.com/office/word/2010/wordml" xmlns:w15="http://schemas.microsoft.com/office/word/2012/wordml" xmlns:w16="http://schemas.microsoft.com/office/word/2018/wordml" xmlns:w16cex="http://schemas.microsoft.com/office/word/2018/wordml/cex" xmlns:w16cid="http://schemas.microsoft.com/office/word/2016/wordml/cid" xmlns:w16du="http://schemas.microsoft.com/office/word/2023/wordml/word16du" xmlns:w16sdtdh="http://schemas.microsoft.com/office/word/2020/wordml/sdtdatahash" xmlns:w16se="http://schemas.microsoft.com/office/word/2015/wordml/symex" xmlns:wp14="http://schemas.microsoft.com/office/word/2010/wordprocessingDrawing" mc:Ignorable="w14 w15 w16se w16cid w16 w16cex w16sdtdh w16du wp14">
   <w:endnote w:type="separator" w:id="-1">
     <w:p>
       <w:r>
@@ -12826,7 +12802,7 @@
 </file>
 
 <file path=word/footer1.xml><?xml version="1.0" encoding="utf-8"?>
-<w:ftr xmlns:wpc="http://schemas.microsoft.com/office/word/2010/wordprocessingCanvas" xmlns:cx="http://schemas.microsoft.com/office/drawing/2014/chartex" xmlns:cx1="http://schemas.microsoft.com/office/drawing/2015/9/8/chartex" xmlns:cx2="http://schemas.microsoft.com/office/drawing/2015/10/21/chartex" xmlns:cx3="http://schemas.microsoft.com/office/drawing/2016/5/9/chartex" xmlns:cx4="http://schemas.microsoft.com/office/drawing/2016/5/10/chartex" xmlns:cx5="http://schemas.microsoft.com/office/drawing/2016/5/11/chartex" xmlns:cx6="http://schemas.microsoft.com/office/drawing/2016/5/12/chartex" xmlns:cx7="http://schemas.microsoft.com/office/drawing/2016/5/13/chartex" xmlns:cx8="http://schemas.microsoft.com/office/drawing/2016/5/14/chartex" xmlns:mc="http://schemas.openxmlformats.org/markup-compatibility/2006" xmlns:aink="http://schemas.microsoft.com/office/drawing/2016/ink" xmlns:am3d="http://schemas.microsoft.com/office/drawing/2017/model3d" xmlns:o="urn:schemas-microsoft-com:office:office" xmlns:oel="http://schemas.microsoft.com/office/2019/extlst" xmlns:r="http://schemas.openxmlformats.org/officeDocument/2006/relationships" xmlns:m="http://schemas.openxmlformats.org/officeDocument/2006/math" xmlns:v="urn:schemas-microsoft-com:vml" xmlns:wp14="http://schemas.microsoft.com/office/word/2010/wordprocessingDrawing" xmlns:wp="http://schemas.openxmlformats.org/drawingml/2006/wordprocessingDrawing" xmlns:w10="urn:schemas-microsoft-com:office:word" xmlns:w="http://schemas.openxmlformats.org/wordprocessingml/2006/main" xmlns:w14="http://schemas.microsoft.com/office/word/2010/wordml" xmlns:w15="http://schemas.microsoft.com/office/word/2012/wordml" xmlns:w16cex="http://schemas.microsoft.com/office/word/2018/wordml/cex" xmlns:w16cid="http://schemas.microsoft.com/office/word/2016/wordml/cid" xmlns:w16="http://schemas.microsoft.com/office/word/2018/wordml" xmlns:w16du="http://schemas.microsoft.com/office/word/2023/wordml/word16du" xmlns:w16sdtdh="http://schemas.microsoft.com/office/word/2020/wordml/sdtdatahash" xmlns:w16sdtfl="http://schemas.microsoft.com/office/word/2024/wordml/sdtformatlock" xmlns:w16se="http://schemas.microsoft.com/office/word/2015/wordml/symex" xmlns:wpg="http://schemas.microsoft.com/office/word/2010/wordprocessingGroup" xmlns:wpi="http://schemas.microsoft.com/office/word/2010/wordprocessingInk" xmlns:wne="http://schemas.microsoft.com/office/word/2006/wordml" xmlns:wps="http://schemas.microsoft.com/office/word/2010/wordprocessingShape" mc:Ignorable="w14 w15 w16se w16cid w16 w16cex w16sdtdh w16sdtfl w16du wp14">
+<w:ftr xmlns:mc="http://schemas.openxmlformats.org/markup-compatibility/2006" xmlns:r="http://schemas.openxmlformats.org/officeDocument/2006/relationships" xmlns:w="http://schemas.openxmlformats.org/wordprocessingml/2006/main" xmlns:w14="http://schemas.microsoft.com/office/word/2010/wordml" xmlns:w15="http://schemas.microsoft.com/office/word/2012/wordml" xmlns:w16="http://schemas.microsoft.com/office/word/2018/wordml" xmlns:w16cex="http://schemas.microsoft.com/office/word/2018/wordml/cex" xmlns:w16cid="http://schemas.microsoft.com/office/word/2016/wordml/cid" xmlns:w16du="http://schemas.microsoft.com/office/word/2023/wordml/word16du" xmlns:w16sdtdh="http://schemas.microsoft.com/office/word/2020/wordml/sdtdatahash" xmlns:w16se="http://schemas.microsoft.com/office/word/2015/wordml/symex" xmlns:wp14="http://schemas.microsoft.com/office/word/2010/wordprocessingDrawing" mc:Ignorable="w14 w15 w16se w16cid w16 w16cex w16sdtdh w16du wp14">
   <w:p>
     <w:pPr>
       <w:pBdr>
@@ -12955,7 +12931,7 @@
 </file>
 
 <file path=word/footnotes.xml><?xml version="1.0" encoding="utf-8"?>
-<w:footnotes xmlns:wpc="http://schemas.microsoft.com/office/word/2010/wordprocessingCanvas" xmlns:cx="http://schemas.microsoft.com/office/drawing/2014/chartex" xmlns:cx1="http://schemas.microsoft.com/office/drawing/2015/9/8/chartex" xmlns:cx2="http://schemas.microsoft.com/office/drawing/2015/10/21/chartex" xmlns:cx3="http://schemas.microsoft.com/office/drawing/2016/5/9/chartex" xmlns:cx4="http://schemas.microsoft.com/office/drawing/2016/5/10/chartex" xmlns:cx5="http://schemas.microsoft.com/office/drawing/2016/5/11/chartex" xmlns:cx6="http://schemas.microsoft.com/office/drawing/2016/5/12/chartex" xmlns:cx7="http://schemas.microsoft.com/office/drawing/2016/5/13/chartex" xmlns:cx8="http://schemas.microsoft.com/office/drawing/2016/5/14/chartex" xmlns:mc="http://schemas.openxmlformats.org/markup-compatibility/2006" xmlns:aink="http://schemas.microsoft.com/office/drawing/2016/ink" xmlns:am3d="http://schemas.microsoft.com/office/drawing/2017/model3d" xmlns:o="urn:schemas-microsoft-com:office:office" xmlns:oel="http://schemas.microsoft.com/office/2019/extlst" xmlns:r="http://schemas.openxmlformats.org/officeDocument/2006/relationships" xmlns:m="http://schemas.openxmlformats.org/officeDocument/2006/math" xmlns:v="urn:schemas-microsoft-com:vml" xmlns:wp14="http://schemas.microsoft.com/office/word/2010/wordprocessingDrawing" xmlns:wp="http://schemas.openxmlformats.org/drawingml/2006/wordprocessingDrawing" xmlns:w10="urn:schemas-microsoft-com:office:word" xmlns:w="http://schemas.openxmlformats.org/wordprocessingml/2006/main" xmlns:w14="http://schemas.microsoft.com/office/word/2010/wordml" xmlns:w15="http://schemas.microsoft.com/office/word/2012/wordml" xmlns:w16cex="http://schemas.microsoft.com/office/word/2018/wordml/cex" xmlns:w16cid="http://schemas.microsoft.com/office/word/2016/wordml/cid" xmlns:w16="http://schemas.microsoft.com/office/word/2018/wordml" xmlns:w16du="http://schemas.microsoft.com/office/word/2023/wordml/word16du" xmlns:w16sdtdh="http://schemas.microsoft.com/office/word/2020/wordml/sdtdatahash" xmlns:w16sdtfl="http://schemas.microsoft.com/office/word/2024/wordml/sdtformatlock" xmlns:w16se="http://schemas.microsoft.com/office/word/2015/wordml/symex" xmlns:wpg="http://schemas.microsoft.com/office/word/2010/wordprocessingGroup" xmlns:wpi="http://schemas.microsoft.com/office/word/2010/wordprocessingInk" xmlns:wne="http://schemas.microsoft.com/office/word/2006/wordml" xmlns:wps="http://schemas.microsoft.com/office/word/2010/wordprocessingShape" mc:Ignorable="w14 w15 w16se w16cid w16 w16cex w16sdtdh w16sdtfl w16du wp14">
+<w:footnotes xmlns:mc="http://schemas.openxmlformats.org/markup-compatibility/2006" xmlns:r="http://schemas.openxmlformats.org/officeDocument/2006/relationships" xmlns:w="http://schemas.openxmlformats.org/wordprocessingml/2006/main" xmlns:w14="http://schemas.microsoft.com/office/word/2010/wordml" xmlns:w15="http://schemas.microsoft.com/office/word/2012/wordml" xmlns:w16="http://schemas.microsoft.com/office/word/2018/wordml" xmlns:w16cex="http://schemas.microsoft.com/office/word/2018/wordml/cex" xmlns:w16cid="http://schemas.microsoft.com/office/word/2016/wordml/cid" xmlns:w16du="http://schemas.microsoft.com/office/word/2023/wordml/word16du" xmlns:w16sdtdh="http://schemas.microsoft.com/office/word/2020/wordml/sdtdatahash" xmlns:w16se="http://schemas.microsoft.com/office/word/2015/wordml/symex" xmlns:wp14="http://schemas.microsoft.com/office/word/2010/wordprocessingDrawing" mc:Ignorable="w14 w15 w16se w16cid w16 w16cex w16sdtdh w16du wp14">
   <w:footnote w:type="separator" w:id="-1">
     <w:p>
       <w:r>
@@ -15652,24 +15628,17 @@
       </w:r>
     </w:p>
   </w:footnote>
-  <w:footnote w:id="13">
+  <w:footnote w:id="19">
     <w:p>
       <w:pPr>
         <w:pStyle w:val="Textonotapie"/>
         <w:ind w:left="567" w:hanging="567"/>
         <w:jc w:val="both"/>
-        <w:rPr>
-          <w:rFonts w:ascii="Arial Narrow" w:eastAsia="Arial Narrow" w:hAnsi="Arial Narrow" w:cs="Arial"/>
-          <w:b/>
-          <w:bCs/>
-          <w:sz w:val="16"/>
-          <w:szCs w:val="16"/>
-        </w:rPr>
       </w:pPr>
       <w:r>
         <w:rPr>
           <w:rStyle w:val="Refdenotaalpie"/>
-          <w:rFonts w:ascii="Arial Narrow" w:eastAsia="Arial Narrow" w:hAnsi="Arial Narrow" w:cs="Arial"/>
+          <w:rFonts w:ascii="Arial Narrow" w:hAnsi="Arial Narrow" w:cs="Arial"/>
           <w:sz w:val="16"/>
           <w:szCs w:val="16"/>
           <w:vertAlign w:val="superscript"/>
@@ -15678,25 +15647,7 @@
       </w:r>
       <w:r>
         <w:rPr>
-          <w:rFonts w:ascii="Arial Narrow" w:eastAsia="Arial Narrow" w:hAnsi="Arial Narrow" w:cs="Arial"/>
-          <w:b/>
-          <w:bCs/>
-          <w:sz w:val="16"/>
-          <w:szCs w:val="16"/>
-        </w:rPr>
-        <w:t xml:space="preserve"> </w:t>
-      </w:r>
-      <w:r>
-        <w:rPr>
-          <w:rFonts w:ascii="Arial Narrow" w:hAnsi="Arial Narrow" w:cs="Arial"/>
-          <w:sz w:val="16"/>
-          <w:szCs w:val="16"/>
-        </w:rPr>
-        <w:t xml:space="preserve"> </w:t>
-      </w:r>
-      <w:r>
-        <w:rPr>
-          <w:rFonts w:ascii="Arial Narrow" w:hAnsi="Arial Narrow" w:cs="Arial"/>
+          <w:rFonts w:ascii="Arial Narrow" w:eastAsia="Arial" w:hAnsi="Arial Narrow" w:cs="Arial"/>
           <w:sz w:val="16"/>
           <w:szCs w:val="16"/>
         </w:rPr>
@@ -15704,90 +15655,132 @@
       </w:r>
       <w:r>
         <w:rPr>
-          <w:rFonts w:ascii="Arial Narrow" w:eastAsia="Arial Narrow" w:hAnsi="Arial Narrow" w:cs="Arial"/>
-          <w:b/>
-          <w:bCs/>
-          <w:sz w:val="16"/>
-          <w:szCs w:val="16"/>
-        </w:rPr>
-        <w:t>TEXTO ÚNICO ORDENADO DE LA LEY 27444, LEY DE PROCEDIMIENTO ADMINISTRATIVO GENERAL, aprobado por el Decreto Supremo 006-2026-JUS</w:t>
+          <w:rFonts w:ascii="Arial Narrow" w:eastAsia="Arial" w:hAnsi="Arial Narrow" w:cs="Arial"/>
+          <w:b/>
+          <w:bCs/>
+          <w:sz w:val="16"/>
+          <w:szCs w:val="16"/>
+        </w:rPr>
+        <w:t xml:space="preserve">DECRETO LEGISLATIVO 807, LEY SOBRE FACULTADES, NORMAS Y ORGANIZACIÓN DEL INDECOPI, publicado el 18 de abril de 1996</w:t>
       </w:r>
     </w:p>
     <w:p>
       <w:pPr>
         <w:pStyle w:val="Textonotapie"/>
-        <w:ind w:firstLine="567"/>
-        <w:jc w:val="both"/>
-        <w:rPr>
-          <w:rFonts w:ascii="Arial Narrow" w:hAnsi="Arial Narrow" w:cs="Arial"/>
-          <w:b/>
-          <w:bCs/>
-          <w:sz w:val="16"/>
-          <w:szCs w:val="16"/>
-        </w:rPr>
-      </w:pPr>
-      <w:r>
-        <w:rPr>
-          <w:rFonts w:ascii="Arial Narrow" w:eastAsia="Arial Narrow" w:hAnsi="Arial Narrow" w:cs="Arial"/>
-          <w:b/>
-          <w:bCs/>
-          <w:sz w:val="16"/>
-          <w:szCs w:val="16"/>
-        </w:rPr>
-        <w:t>233.- Contestación de la reclamación</w:t>
-      </w:r>
-    </w:p>
+        <w:ind w:left="567" w:hanging="567"/>
+        <w:jc w:val="both"/>
+      </w:pPr>
+      <w:r>
+        <w:rPr>
+          <w:rFonts w:ascii="Arial Narrow" w:eastAsia="Arial" w:hAnsi="Arial Narrow" w:cs="Arial"/>
+          <w:sz w:val="16"/>
+          <w:szCs w:val="16"/>
+        </w:rPr>
+        <w:tab/>
+      </w:r>
+      <w:r>
+        <w:rPr>
+          <w:rFonts w:ascii="Arial Narrow" w:eastAsia="Arial" w:hAnsi="Arial Narrow" w:cs="Arial"/>
+          <w:b/>
+          <w:bCs/>
+          <w:sz w:val="16"/>
+          <w:szCs w:val="16"/>
+        </w:rPr>
+        <w:t xml:space="preserve">Artículo 26.-</w:t>
+      </w:r>
+      <w:r>
+        <w:rPr>
+          <w:rFonts w:ascii="Arial Narrow" w:eastAsia="Arial" w:hAnsi="Arial Narrow" w:cs="Arial"/>
+          <w:sz w:val="16"/>
+          <w:szCs w:val="16"/>
+        </w:rPr>
+        <w:t xml:space="preserve"> Una vez admitida a trámite la denuncia, se correrá traslado de la misma al denunciado, a fin de que éste presente su descargo. El plazo para la presentación del descargo será de cinco (5) días contados desde la notificación, vencido el cual, el Secretario Técnico declarará en rebeldía al denunciado que no lo hubiera presentado.</w:t>
+      </w:r>
+    </w:p>
+  </w:footnote>
+  <w:footnote w:id="20">
     <w:p>
       <w:pPr>
         <w:pStyle w:val="Textonotapie"/>
-        <w:ind w:firstLine="567"/>
-        <w:jc w:val="both"/>
-        <w:rPr>
-          <w:rFonts w:ascii="Arial Narrow" w:eastAsia="Arial Narrow" w:hAnsi="Arial Narrow" w:cs="Arial"/>
-          <w:sz w:val="16"/>
-          <w:szCs w:val="16"/>
-        </w:rPr>
-      </w:pPr>
-      <w:r>
-        <w:rPr>
-          <w:rFonts w:ascii="Arial Narrow" w:eastAsia="Arial Narrow" w:hAnsi="Arial Narrow" w:cs="Arial"/>
-          <w:sz w:val="16"/>
-          <w:szCs w:val="16"/>
-        </w:rPr>
-        <w:t>233.1 “(…) Las alegaciones y los hechos relevantes de la reclamación, salvo que hayan sido específicamente negadas en la contestación,</w:t>
+        <w:ind w:left="567" w:hanging="567"/>
+        <w:jc w:val="both"/>
+      </w:pPr>
+      <w:r>
+        <w:rPr>
+          <w:rStyle w:val="Refdenotaalpie"/>
+          <w:rFonts w:ascii="Arial Narrow" w:hAnsi="Arial Narrow" w:cs="Arial"/>
+          <w:sz w:val="16"/>
+          <w:szCs w:val="16"/>
+          <w:vertAlign w:val="superscript"/>
+        </w:rPr>
+        <w:footnoteRef/>
+      </w:r>
+      <w:r>
+        <w:rPr>
+          <w:rFonts w:ascii="Arial Narrow" w:eastAsia="Arial" w:hAnsi="Arial Narrow" w:cs="Arial"/>
+          <w:sz w:val="16"/>
+          <w:szCs w:val="16"/>
+        </w:rPr>
+        <w:tab/>
+      </w:r>
+      <w:r>
+        <w:rPr>
+          <w:rFonts w:ascii="Arial Narrow" w:eastAsia="Arial" w:hAnsi="Arial Narrow" w:cs="Arial"/>
+          <w:b/>
+          <w:bCs/>
+          <w:sz w:val="16"/>
+          <w:szCs w:val="16"/>
+        </w:rPr>
+        <w:t xml:space="preserve">DECRETO SUPREMO 006-2026-JUS, TEXTO ÚNICO ORDENADO DE LA LEY 27444, LEY DEL PROCEDIMIENTO ADMINISTRATIVO GENERAL, publicado el 30 de abril de 2026</w:t>
       </w:r>
     </w:p>
     <w:p>
       <w:pPr>
         <w:pStyle w:val="Textonotapie"/>
-        <w:ind w:firstLine="567"/>
-        <w:jc w:val="both"/>
-        <w:rPr>
-          <w:rFonts w:ascii="Arial Narrow" w:eastAsia="Arial Narrow" w:hAnsi="Arial Narrow" w:cs="Arial"/>
-          <w:sz w:val="16"/>
-          <w:szCs w:val="16"/>
-        </w:rPr>
-      </w:pPr>
-      <w:r>
-        <w:rPr>
-          <w:rFonts w:ascii="Arial Narrow" w:eastAsia="Arial Narrow" w:hAnsi="Arial Narrow" w:cs="Arial"/>
-          <w:sz w:val="16"/>
-          <w:szCs w:val="16"/>
-        </w:rPr>
-        <w:t>se tendrán por aceptadas o merituadas como ciertas”.</w:t>
+        <w:ind w:left="567" w:hanging="567"/>
+        <w:jc w:val="both"/>
+      </w:pPr>
+      <w:r>
+        <w:rPr>
+          <w:rFonts w:ascii="Arial Narrow" w:eastAsia="Arial" w:hAnsi="Arial Narrow" w:cs="Arial"/>
+          <w:sz w:val="16"/>
+          <w:szCs w:val="16"/>
+        </w:rPr>
+        <w:tab/>
+      </w:r>
+      <w:r>
+        <w:rPr>
+          <w:rFonts w:ascii="Arial Narrow" w:eastAsia="Arial" w:hAnsi="Arial Narrow" w:cs="Arial"/>
+          <w:b/>
+          <w:bCs/>
+          <w:sz w:val="16"/>
+          <w:szCs w:val="16"/>
+        </w:rPr>
+        <w:t xml:space="preserve">Artículo 223.- Contestación de la reclamación</w:t>
       </w:r>
     </w:p>
     <w:p>
       <w:pPr>
         <w:pStyle w:val="Textonotapie"/>
-        <w:ind w:firstLine="567"/>
-        <w:jc w:val="both"/>
-        <w:rPr>
-          <w:rFonts w:ascii="Arial Narrow" w:hAnsi="Arial Narrow" w:cs="Arial"/>
-          <w:sz w:val="16"/>
-          <w:szCs w:val="16"/>
-        </w:rPr>
-      </w:pPr>
+        <w:ind w:left="567" w:hanging="567"/>
+        <w:jc w:val="both"/>
+      </w:pPr>
+      <w:r>
+        <w:rPr>
+          <w:rFonts w:ascii="Arial Narrow" w:eastAsia="Arial" w:hAnsi="Arial Narrow" w:cs="Arial"/>
+          <w:sz w:val="16"/>
+          <w:szCs w:val="16"/>
+        </w:rPr>
+        <w:tab/>
+      </w:r>
+      <w:r>
+        <w:rPr>
+          <w:rFonts w:ascii="Arial Narrow" w:eastAsia="Arial" w:hAnsi="Arial Narrow" w:cs="Arial"/>
+          <w:sz w:val="16"/>
+          <w:szCs w:val="16"/>
+        </w:rPr>
+        <w:t xml:space="preserve">223.1 El reclamado deberá presentar la contestación de la reclamación dentro de los quince (15) días posteriores a la notificación de ésta; vencido este plazo, la Administración declarará en rebeldía al reclamado que no la hubiera presentado. La contestación deberá contener los requisitos de los escritos previstos en el artículo 113 de la presente Ley, así como la absolución de todos los asuntos controvertidos de hecho y de derecho, Las alegaciones y los hechos relevantes de la reclamación, salvo que hayan sido específicamente negadas en la contestación, se tendrán por aceptadas o merituadas como ciertas.</w:t>
+      </w:r>
     </w:p>
   </w:footnote>
   <w:footnote w:id="14">
@@ -17534,11 +17527,149 @@
       </w:pPr>
     </w:p>
   </w:footnote>
+  <w:footnote w:id="13">
+    <w:p>
+      <w:pPr>
+        <w:pStyle w:val="Textonotapie"/>
+        <w:ind w:left="567" w:hanging="567"/>
+        <w:jc w:val="both"/>
+        <w:rPr>
+          <w:rFonts w:ascii="Arial Narrow" w:eastAsia="Arial Narrow" w:hAnsi="Arial Narrow" w:cs="Arial"/>
+          <w:b/>
+          <w:bCs/>
+          <w:sz w:val="16"/>
+          <w:szCs w:val="16"/>
+        </w:rPr>
+      </w:pPr>
+      <w:r>
+        <w:rPr>
+          <w:rStyle w:val="Refdenotaalpie"/>
+          <w:rFonts w:ascii="Arial Narrow" w:eastAsia="Arial Narrow" w:hAnsi="Arial Narrow" w:cs="Arial"/>
+          <w:sz w:val="16"/>
+          <w:szCs w:val="16"/>
+          <w:vertAlign w:val="superscript"/>
+        </w:rPr>
+        <w:footnoteRef/>
+      </w:r>
+      <w:r>
+        <w:rPr>
+          <w:rFonts w:ascii="Arial Narrow" w:eastAsia="Arial Narrow" w:hAnsi="Arial Narrow" w:cs="Arial"/>
+          <w:b/>
+          <w:bCs/>
+          <w:sz w:val="16"/>
+          <w:szCs w:val="16"/>
+        </w:rPr>
+        <w:t xml:space="preserve"> </w:t>
+      </w:r>
+      <w:r>
+        <w:rPr>
+          <w:rFonts w:ascii="Arial Narrow" w:hAnsi="Arial Narrow" w:cs="Arial"/>
+          <w:sz w:val="16"/>
+          <w:szCs w:val="16"/>
+        </w:rPr>
+        <w:t xml:space="preserve"> </w:t>
+      </w:r>
+      <w:r>
+        <w:rPr>
+          <w:rFonts w:ascii="Arial Narrow" w:hAnsi="Arial Narrow" w:cs="Arial"/>
+          <w:sz w:val="16"/>
+          <w:szCs w:val="16"/>
+        </w:rPr>
+        <w:tab/>
+      </w:r>
+      <w:r>
+        <w:rPr>
+          <w:rFonts w:ascii="Arial Narrow" w:eastAsia="Arial Narrow" w:hAnsi="Arial Narrow" w:cs="Arial"/>
+          <w:b/>
+          <w:bCs/>
+          <w:sz w:val="16"/>
+          <w:szCs w:val="16"/>
+        </w:rPr>
+        <w:t>TEXTO ÚNICO ORDENADO DE LA LEY 27444, LEY DE PROCEDIMIENTO ADMINISTRATIVO GENERAL, aprobado por el Decreto Supremo 006-2026-JUS</w:t>
+      </w:r>
+    </w:p>
+    <w:p>
+      <w:pPr>
+        <w:pStyle w:val="Textonotapie"/>
+        <w:ind w:firstLine="567"/>
+        <w:jc w:val="both"/>
+        <w:rPr>
+          <w:rFonts w:ascii="Arial Narrow" w:hAnsi="Arial Narrow" w:cs="Arial"/>
+          <w:b/>
+          <w:bCs/>
+          <w:sz w:val="16"/>
+          <w:szCs w:val="16"/>
+        </w:rPr>
+      </w:pPr>
+      <w:r>
+        <w:rPr>
+          <w:rFonts w:ascii="Arial Narrow" w:eastAsia="Arial Narrow" w:hAnsi="Arial Narrow" w:cs="Arial"/>
+          <w:b/>
+          <w:bCs/>
+          <w:sz w:val="16"/>
+          <w:szCs w:val="16"/>
+        </w:rPr>
+        <w:t>233.- Contestación de la reclamación</w:t>
+      </w:r>
+    </w:p>
+    <w:p>
+      <w:pPr>
+        <w:pStyle w:val="Textonotapie"/>
+        <w:ind w:firstLine="567"/>
+        <w:jc w:val="both"/>
+        <w:rPr>
+          <w:rFonts w:ascii="Arial Narrow" w:eastAsia="Arial Narrow" w:hAnsi="Arial Narrow" w:cs="Arial"/>
+          <w:sz w:val="16"/>
+          <w:szCs w:val="16"/>
+        </w:rPr>
+      </w:pPr>
+      <w:r>
+        <w:rPr>
+          <w:rFonts w:ascii="Arial Narrow" w:eastAsia="Arial Narrow" w:hAnsi="Arial Narrow" w:cs="Arial"/>
+          <w:sz w:val="16"/>
+          <w:szCs w:val="16"/>
+        </w:rPr>
+        <w:t>233.1 “(…) Las alegaciones y los hechos relevantes de la reclamación, salvo que hayan sido específicamente negadas en la contestación,</w:t>
+      </w:r>
+    </w:p>
+    <w:p>
+      <w:pPr>
+        <w:pStyle w:val="Textonotapie"/>
+        <w:ind w:firstLine="567"/>
+        <w:jc w:val="both"/>
+        <w:rPr>
+          <w:rFonts w:ascii="Arial Narrow" w:eastAsia="Arial Narrow" w:hAnsi="Arial Narrow" w:cs="Arial"/>
+          <w:sz w:val="16"/>
+          <w:szCs w:val="16"/>
+        </w:rPr>
+      </w:pPr>
+      <w:r>
+        <w:rPr>
+          <w:rFonts w:ascii="Arial Narrow" w:eastAsia="Arial Narrow" w:hAnsi="Arial Narrow" w:cs="Arial"/>
+          <w:sz w:val="16"/>
+          <w:szCs w:val="16"/>
+        </w:rPr>
+        <w:t>se tendrán por aceptadas o merituadas como ciertas”.</w:t>
+      </w:r>
+    </w:p>
+    <w:p>
+      <w:pPr>
+        <w:pStyle w:val="Textonotapie"/>
+        <w:ind w:firstLine="567"/>
+        <w:jc w:val="both"/>
+        <w:rPr>
+          <w:rFonts w:ascii="Arial Narrow" w:hAnsi="Arial Narrow" w:cs="Arial"/>
+          <w:sz w:val="16"/>
+          <w:szCs w:val="16"/>
+        </w:rPr>
+      </w:pPr>
+    </w:p>
+  </w:footnote>
 </w:footnotes>
 </file>
 
 <file path=word/header1.xml><?xml version="1.0" encoding="utf-8"?>
-<w:hdr xmlns:wpc="http://schemas.microsoft.com/office/word/2010/wordprocessingCanvas" xmlns:cx="http://schemas.microsoft.com/office/drawing/2014/chartex" xmlns:cx1="http://schemas.microsoft.com/office/drawing/2015/9/8/chartex" xmlns:cx2="http://schemas.microsoft.com/office/drawing/2015/10/21/chartex" xmlns:cx3="http://schemas.microsoft.com/office/drawing/2016/5/9/chartex" xmlns:cx4="http://schemas.microsoft.com/office/drawing/2016/5/10/chartex" xmlns:cx5="http://schemas.microsoft.com/office/drawing/2016/5/11/chartex" xmlns:cx6="http://schemas.microsoft.com/office/drawing/2016/5/12/chartex" xmlns:cx7="http://schemas.microsoft.com/office/drawing/2016/5/13/chartex" xmlns:cx8="http://schemas.microsoft.com/office/drawing/2016/5/14/chartex" xmlns:mc="http://schemas.openxmlformats.org/markup-compatibility/2006" xmlns:aink="http://schemas.microsoft.com/office/drawing/2016/ink" xmlns:am3d="http://schemas.microsoft.com/office/drawing/2017/model3d" xmlns:o="urn:schemas-microsoft-com:office:office" xmlns:oel="http://schemas.microsoft.com/office/2019/extlst" xmlns:r="http://schemas.openxmlformats.org/officeDocument/2006/relationships" xmlns:m="http://schemas.openxmlformats.org/officeDocument/2006/math" xmlns:v="urn:schemas-microsoft-com:vml" xmlns:wp14="http://schemas.microsoft.com/office/word/2010/wordprocessingDrawing" xmlns:wp="http://schemas.openxmlformats.org/drawingml/2006/wordprocessingDrawing" xmlns:w10="urn:schemas-microsoft-com:office:word" xmlns:w="http://schemas.openxmlformats.org/wordprocessingml/2006/main" xmlns:w14="http://schemas.microsoft.com/office/word/2010/wordml" xmlns:w15="http://schemas.microsoft.com/office/word/2012/wordml" xmlns:w16cex="http://schemas.microsoft.com/office/word/2018/wordml/cex" xmlns:w16cid="http://schemas.microsoft.com/office/word/2016/wordml/cid" xmlns:w16="http://schemas.microsoft.com/office/word/2018/wordml" xmlns:w16du="http://schemas.microsoft.com/office/word/2023/wordml/word16du" xmlns:w16sdtdh="http://schemas.microsoft.com/office/word/2020/wordml/sdtdatahash" xmlns:w16sdtfl="http://schemas.microsoft.com/office/word/2024/wordml/sdtformatlock" xmlns:w16se="http://schemas.microsoft.com/office/word/2015/wordml/symex" xmlns:wpg="http://schemas.microsoft.com/office/word/2010/wordprocessingGroup" xmlns:wpi="http://schemas.microsoft.com/office/word/2010/wordprocessingInk" xmlns:wne="http://schemas.microsoft.com/office/word/2006/wordml" xmlns:wps="http://schemas.microsoft.com/office/word/2010/wordprocessingShape" mc:Ignorable="w14 w15 w16se w16cid w16 w16cex w16sdtdh w16sdtfl w16du wp14">
+<w:hdr xmlns:a="http://schemas.openxmlformats.org/drawingml/2006/main" xmlns:mc="http://schemas.openxmlformats.org/markup-compatibility/2006" xmlns:pic="http://schemas.openxmlformats.org/drawingml/2006/picture" xmlns:r="http://schemas.openxmlformats.org/officeDocument/2006/relationships" xmlns:w="http://schemas.openxmlformats.org/wordprocessingml/2006/main" xmlns:w14="http://schemas.microsoft.com/office/word/2010/wordml" xmlns:w15="http://schemas.microsoft.com/office/word/2012/wordml" xmlns:w16="http://schemas.microsoft.com/office/word/2018/wordml" xmlns:w16cex="http://schemas.microsoft.com/office/word/2018/wordml/cex" xmlns:w16cid="http://schemas.microsoft.com/office/word/2016/wordml/cid" xmlns:w16du="http://schemas.microsoft.com/office/word/2023/wordml/word16du" xmlns:w16sdtdh="http://schemas.microsoft.com/office/word/2020/wordml/sdtdatahash" xmlns:w16se="http://schemas.microsoft.com/office/word/2015/wordml/symex" xmlns:wp="http://schemas.openxmlformats.org/drawingml/2006/wordprocessingDrawing" xmlns:wp14="http://schemas.microsoft.com/office/word/2010/wordprocessingDrawing" mc:Ignorable="w14 w15 w16se w16cid w16 w16cex w16sdtdh w16du wp14">
   <w:p>
     <w:pPr>
       <w:widowControl w:val="0"/>

--- a/plantillas_maestras/16_temas_administrativos_financieros/materia_general_asegurativa/2_o_mas_ddos_varios/varon/TPL_1705_2025_TEMAS_ADMINISTRATIVOS_FINANCIEROS_MATERIA_GENERAL_ASEGURATIVA_ASEGURADORA_VARON_R282.docx
+++ b/plantillas_maestras/16_temas_administrativos_financieros/materia_general_asegurativa/2_o_mas_ddos_varios/varon/TPL_1705_2025_TEMAS_ADMINISTRATIVOS_FINANCIEROS_MATERIA_GENERAL_ASEGURATIVA_ASEGURADORA_VARON_R282.docx
@@ -4917,7 +4917,6 @@
           <w:bCs/>
           <w:sz w:val="22"/>
           <w:szCs w:val="22"/>
-          <w:u w:val="single"/>
           <w:lang w:val="es-ES"/>
         </w:rPr>
         <w:t/>
@@ -9285,23 +9284,6 @@
     </w:p>
     <w:p>
       <w:pPr>
-        <w:pBdr>
-          <w:top w:val="nil"/>
-          <w:left w:val="nil"/>
-          <w:bottom w:val="nil"/>
-          <w:right w:val="nil"/>
-          <w:between w:val="nil"/>
-        </w:pBdr>
-        <w:jc w:val="both"/>
-        <w:rPr>
-          <w:rFonts w:ascii="Arial Narrow" w:eastAsia="Arial Narrow" w:hAnsi="Arial Narrow" w:cs="Arial Narrow"/>
-          <w:sz w:val="22"/>
-          <w:szCs w:val="22"/>
-        </w:rPr>
-      </w:pPr>
-    </w:p>
-    <w:p>
-      <w:pPr>
         <w:pStyle w:val="Prrafodelista"/>
         <w:numPr>
           <w:ilvl w:val="0"/>
@@ -9558,16 +9540,6 @@
     </w:p>
     <w:p>
       <w:pPr>
-        <w:jc w:val="both"/>
-        <w:rPr>
-          <w:rFonts w:ascii="Arial Narrow" w:eastAsia="Arial Narrow" w:hAnsi="Arial Narrow" w:cs="Arial Narrow"/>
-          <w:sz w:val="22"/>
-          <w:szCs w:val="22"/>
-        </w:rPr>
-      </w:pPr>
-    </w:p>
-    <w:p>
-      <w:pPr>
         <w:numPr>
           <w:ilvl w:val="0"/>
           <w:numId w:val="1"/>
@@ -9634,49 +9606,772 @@
           <w:sz w:val="22"/>
           <w:szCs w:val="22"/>
         </w:rPr>
-        <w:t xml:space="preserve">PRIMERO: calificar como confidencial, frente a terceros ajenos al procedimiento, la información presentada por el señor [DENUNCIANTE] la cual obra en: (i) el documento 6 denominado “03019-2024 (1).PDF”, y en el medio probatorio 1 denominado “CARTA NOTARIAL - APLICACIÓN DE SILENCIO POSITIVO - CESE DE DISCRIMINACIÓN Y ACTOS DE HOSTILIDAD.DOCX”, ambos de la pieza 2 del expediente, presentado el 17 de julio de 2025; (ii) el documento 6 denominado “COPIA DEL DICTAMEN COMAFP 01395-202447670”, de la pieza 6 del expediente, presentado el 15 de agosto de 2025; y, (iii) el documento 3 denominado “COPIA DEL DICTAMEN COMAFP 01395-2024.PDF”, de la pieza 7 del expediente, presentado el 15 de agosto de 2025; precisándose que la confidencialidad declarada deberá mantenerse permanentemente.</w:t>
-      </w:r>
-      <w:r>
-        <w:rPr>
-          <w:rFonts w:ascii="Arial Narrow" w:eastAsia="Arial Narrow" w:hAnsi="Arial Narrow" w:cs="Arial Narrow"/>
-          <w:sz w:val="22"/>
-          <w:szCs w:val="22"/>
-        </w:rPr>
-        <w:t xml:space="preserve"/>
-      </w:r>
-      <w:r>
-        <w:rPr>
-          <w:rFonts w:ascii="Arial Narrow" w:eastAsia="Arial Narrow" w:hAnsi="Arial Narrow" w:cs="Arial Narrow"/>
-          <w:sz w:val="22"/>
-          <w:szCs w:val="22"/>
-        </w:rPr>
-        <w:t/>
-      </w:r>
-      <w:r>
-        <w:rPr>
-          <w:rFonts w:ascii="Arial Narrow" w:eastAsia="Arial Narrow" w:hAnsi="Arial Narrow" w:cs="Arial Narrow"/>
-          <w:sz w:val="22"/>
-          <w:szCs w:val="22"/>
-        </w:rPr>
-        <w:t xml:space="preserve"/>
-      </w:r>
-      <w:r>
-        <w:rPr>
-          <w:rFonts w:ascii="Arial Narrow" w:eastAsia="Arial Narrow" w:hAnsi="Arial Narrow" w:cs="Arial Narrow"/>
-          <w:b/>
-          <w:sz w:val="22"/>
-          <w:szCs w:val="22"/>
-        </w:rPr>
-        <w:t xml:space="preserve"/>
-      </w:r>
-      <w:r>
+        <w:t xml:space="preserve">PRIMERO:</w:t>
+      </w:r>
+      <w:r>
+        <w:rPr>
+          <w:rFonts w:ascii="Arial Narrow" w:eastAsia="Arial Narrow" w:hAnsi="Arial Narrow" w:cs="Arial Narrow"/>
+          <w:sz w:val="22"/>
+          <w:szCs w:val="22"/>
+        </w:rPr>
+        <w:t xml:space="preserve"> calificar como confidencial, frente a terceros ajenos al procedimiento, la información presentada por el señor [DENUNCIANTE] la cual obra en: (i) el documento 6 denominado “03019-2024 (1).PDF”, y en el medio probatorio 1 denominado “CARTA NOTARIAL - APLICACIÓN DE SILENCIO POSITIVO - CESE DE DISCRIMINACIÓN Y ACTOS DE HOSTILIDAD.DOCX”, ambos de la pieza 2 del expediente, presentado el 17 de julio de 2025; (ii) el documento 6 denominado “COPIA DEL DICTAMEN COMAFP 01395-202447670”, de la pieza 6 del expediente, presentado el 15 de agosto de 2025; y, (iii) el documento 3 denominado “COPIA DEL DICTAMEN COMAFP 01395-2024.PDF”, de la pieza 7 del expediente, presentado el 15 de agosto de 2025; precisándose que la confidencialidad declarada deberá mantenerse permanentemente.</w:t>
+      </w:r>
+      <w:r>
+        <w:rPr>
+          <w:rFonts w:ascii="Arial Narrow" w:eastAsia="Arial Narrow" w:hAnsi="Arial Narrow" w:cs="Arial Narrow"/>
+          <w:sz w:val="22"/>
+          <w:szCs w:val="22"/>
+        </w:rPr>
+        <w:t xml:space="preserve"/>
+      </w:r>
+      <w:r>
+        <w:rPr>
+          <w:rFonts w:ascii="Arial Narrow" w:eastAsia="Arial Narrow" w:hAnsi="Arial Narrow" w:cs="Arial Narrow"/>
+          <w:sz w:val="22"/>
+          <w:szCs w:val="22"/>
+        </w:rPr>
+        <w:t/>
+      </w:r>
+      <w:r>
+        <w:rPr>
+          <w:rFonts w:ascii="Arial Narrow" w:eastAsia="Arial Narrow" w:hAnsi="Arial Narrow" w:cs="Arial Narrow"/>
+          <w:sz w:val="22"/>
+          <w:szCs w:val="22"/>
+        </w:rPr>
+        <w:t xml:space="preserve"/>
+      </w:r>
+      <w:r>
+        <w:rPr>
+          <w:rFonts w:ascii="Arial Narrow" w:eastAsia="Arial Narrow" w:hAnsi="Arial Narrow" w:cs="Arial Narrow"/>
+          <w:sz w:val="22"/>
+          <w:szCs w:val="22"/>
+        </w:rPr>
+        <w:t xml:space="preserve"/>
+      </w:r>
+      <w:r>
+        <w:rPr>
+          <w:rFonts w:ascii="Arial Narrow" w:eastAsia="Arial Narrow" w:hAnsi="Arial Narrow" w:cs="Arial Narrow"/>
+          <w:spacing w:val="-3"/>
+          <w:sz w:val="22"/>
+          <w:szCs w:val="22"/>
+        </w:rPr>
+        <w:t xml:space="preserve"/>
+      </w:r>
+      <w:r>
+        <w:rPr>
+          <w:rFonts w:ascii="Arial Narrow" w:eastAsia="Arial Narrow" w:hAnsi="Arial Narrow" w:cs="Arial Narrow"/>
+          <w:color w:val="000000"/>
+          <w:sz w:val="22"/>
+          <w:szCs w:val="22"/>
+          <w:shd w:val="clear" w:color="auto" w:fill="FFFFFF"/>
+        </w:rPr>
+        <w:t xml:space="preserve"/>
+      </w:r>
+      <w:proofErr w:type="spellStart"/>
+      <w:r>
+        <w:rPr>
+          <w:rFonts w:ascii="Arial Narrow" w:eastAsia="Arial Narrow" w:hAnsi="Arial Narrow" w:cs="Arial Narrow"/>
+          <w:color w:val="000000"/>
+          <w:sz w:val="22"/>
+          <w:szCs w:val="22"/>
+          <w:shd w:val="clear" w:color="auto" w:fill="FFFFFF"/>
+        </w:rPr>
+        <w:t/>
+      </w:r>
+      <w:proofErr w:type="spellEnd"/>
+      <w:r>
+        <w:rPr>
+          <w:rFonts w:ascii="Arial Narrow" w:eastAsia="Arial Narrow" w:hAnsi="Arial Narrow" w:cs="Arial Narrow"/>
+          <w:color w:val="000000"/>
+          <w:sz w:val="22"/>
+          <w:szCs w:val="22"/>
+          <w:shd w:val="clear" w:color="auto" w:fill="FFFFFF"/>
+        </w:rPr>
+        <w:t xml:space="preserve"/>
+      </w:r>
+      <w:r>
+        <w:rPr>
+          <w:rFonts w:ascii="Arial Narrow" w:eastAsia="Arial Narrow" w:hAnsi="Arial Narrow" w:cs="Arial Narrow"/>
+          <w:color w:val="000000"/>
+          <w:sz w:val="22"/>
+          <w:szCs w:val="22"/>
+          <w:shd w:val="clear" w:color="auto" w:fill="FFFFFF"/>
+        </w:rPr>
+        <w:t xml:space="preserve"/>
+      </w:r>
+      <w:r>
+        <w:rPr>
+          <w:rFonts w:ascii="Arial Narrow" w:eastAsia="Arial Narrow" w:hAnsi="Arial Narrow" w:cs="Arial Narrow"/>
+          <w:sz w:val="22"/>
+          <w:szCs w:val="22"/>
+        </w:rPr>
+        <w:t/>
+      </w:r>
+      <w:r>
+        <w:rPr>
+          <w:rFonts w:ascii="Arial Narrow" w:eastAsia="Arial Narrow" w:hAnsi="Arial Narrow" w:cs="Arial Narrow"/>
+          <w:sz w:val="22"/>
+          <w:szCs w:val="22"/>
+        </w:rPr>
+        <w:t xml:space="preserve"/>
+      </w:r>
+      <w:r>
+        <w:rPr>
+          <w:rFonts w:ascii="Arial Narrow" w:eastAsia="Arial Narrow" w:hAnsi="Arial Narrow" w:cs="Arial Narrow"/>
+          <w:sz w:val="22"/>
+          <w:szCs w:val="22"/>
+        </w:rPr>
+        <w:t/>
+      </w:r>
+      <w:r>
+        <w:rPr>
+          <w:rFonts w:ascii="Arial Narrow" w:eastAsia="Arial Narrow" w:hAnsi="Arial Narrow" w:cs="Arial Narrow"/>
+          <w:sz w:val="22"/>
+          <w:szCs w:val="22"/>
+        </w:rPr>
+        <w:t/>
+      </w:r>
+      <w:r>
+        <w:rPr>
+          <w:rFonts w:ascii="Arial Narrow" w:eastAsia="Arial Narrow" w:hAnsi="Arial Narrow" w:cs="Arial Narrow"/>
+          <w:sz w:val="22"/>
+          <w:szCs w:val="22"/>
+        </w:rPr>
+        <w:t xml:space="preserve"/>
+      </w:r>
+      <w:r>
+        <w:rPr>
+          <w:rFonts w:ascii="Arial Narrow" w:eastAsia="Arial Narrow" w:hAnsi="Arial Narrow" w:cs="Arial Narrow"/>
+          <w:sz w:val="22"/>
+          <w:szCs w:val="22"/>
+        </w:rPr>
+        <w:t xml:space="preserve"/>
+      </w:r>
+      <w:r>
+        <w:rPr>
+          <w:rFonts w:ascii="Arial Narrow" w:eastAsia="Arial Narrow" w:hAnsi="Arial Narrow" w:cs="Arial Narrow"/>
+          <w:sz w:val="22"/>
+          <w:szCs w:val="22"/>
+        </w:rPr>
+        <w:t/>
+      </w:r>
+      <w:r>
+        <w:rPr>
+          <w:rFonts w:ascii="Arial Narrow" w:eastAsia="Arial Narrow" w:hAnsi="Arial Narrow" w:cs="Arial Narrow"/>
+          <w:sz w:val="22"/>
+          <w:szCs w:val="22"/>
+        </w:rPr>
+        <w:t xml:space="preserve"/>
+      </w:r>
+      <w:r>
+        <w:rPr>
+          <w:rFonts w:ascii="Arial Narrow" w:eastAsia="Arial Narrow" w:hAnsi="Arial Narrow" w:cs="Arial Narrow"/>
+          <w:sz w:val="22"/>
+          <w:szCs w:val="22"/>
+        </w:rPr>
+        <w:t/>
+      </w:r>
+      <w:r>
+        <w:rPr>
+          <w:rFonts w:ascii="Arial Narrow" w:eastAsia="Arial Narrow" w:hAnsi="Arial Narrow" w:cs="Arial Narrow"/>
+          <w:sz w:val="22"/>
+          <w:szCs w:val="22"/>
+        </w:rPr>
+        <w:t/>
+      </w:r>
+      <w:r>
+        <w:rPr>
+          <w:rFonts w:ascii="Arial Narrow" w:eastAsia="Arial Narrow" w:hAnsi="Arial Narrow" w:cs="Arial Narrow"/>
+          <w:sz w:val="22"/>
+          <w:szCs w:val="22"/>
+        </w:rPr>
+        <w:t xml:space="preserve"/>
+      </w:r>
+      <w:r>
+        <w:rPr>
+          <w:rFonts w:ascii="Arial Narrow" w:eastAsia="Arial Narrow" w:hAnsi="Arial Narrow" w:cs="Arial Narrow"/>
+          <w:sz w:val="22"/>
+          <w:szCs w:val="22"/>
+        </w:rPr>
+        <w:t/>
+      </w:r>
+      <w:r>
+        <w:rPr>
+          <w:rFonts w:ascii="Arial Narrow" w:eastAsia="Arial Narrow" w:hAnsi="Arial Narrow" w:cs="Arial Narrow"/>
+          <w:sz w:val="22"/>
+          <w:szCs w:val="22"/>
+        </w:rPr>
+        <w:t xml:space="preserve"/>
+      </w:r>
+      <w:r>
+        <w:rPr>
+          <w:rFonts w:ascii="Arial Narrow" w:eastAsia="Arial Narrow" w:hAnsi="Arial Narrow" w:cs="Arial Narrow"/>
+          <w:sz w:val="22"/>
+          <w:szCs w:val="22"/>
+        </w:rPr>
+        <w:t/>
+      </w:r>
+      <w:r>
+        <w:rPr>
+          <w:rFonts w:ascii="Arial Narrow" w:eastAsia="Arial Narrow" w:hAnsi="Arial Narrow" w:cs="Arial Narrow"/>
+          <w:sz w:val="22"/>
+          <w:szCs w:val="22"/>
+        </w:rPr>
+        <w:t xml:space="preserve"/>
+      </w:r>
+      <w:r>
+        <w:rPr>
+          <w:rFonts w:ascii="Arial Narrow" w:eastAsia="Arial Narrow" w:hAnsi="Arial Narrow" w:cs="Arial Narrow"/>
+          <w:sz w:val="22"/>
+          <w:szCs w:val="22"/>
+        </w:rPr>
+        <w:t/>
+      </w:r>
+      <w:r>
+        <w:rPr>
+          <w:rFonts w:ascii="Arial Narrow" w:eastAsia="Arial Narrow" w:hAnsi="Arial Narrow" w:cs="Arial Narrow"/>
+          <w:sz w:val="22"/>
+          <w:szCs w:val="22"/>
+        </w:rPr>
+        <w:t xml:space="preserve"/>
+      </w:r>
+      <w:proofErr w:type="spellStart"/>
+      <w:r>
+        <w:rPr>
+          <w:rFonts w:ascii="Arial Narrow" w:eastAsia="Arial Narrow" w:hAnsi="Arial Narrow" w:cs="Arial Narrow"/>
+          <w:sz w:val="22"/>
+          <w:szCs w:val="22"/>
+        </w:rPr>
+        <w:t/>
+      </w:r>
+      <w:proofErr w:type="spellEnd"/>
+      <w:r>
+        <w:rPr>
+          <w:rFonts w:ascii="Arial Narrow" w:eastAsia="Arial Narrow" w:hAnsi="Arial Narrow" w:cs="Arial Narrow"/>
+          <w:sz w:val="22"/>
+          <w:szCs w:val="22"/>
+        </w:rPr>
+        <w:t xml:space="preserve"/>
+      </w:r>
+      <w:r>
+        <w:rPr>
+          <w:rFonts w:ascii="Arial Narrow" w:eastAsia="Arial Narrow" w:hAnsi="Arial Narrow" w:cs="Arial Narrow"/>
+          <w:sz w:val="22"/>
+          <w:szCs w:val="22"/>
+        </w:rPr>
+        <w:t/>
+      </w:r>
+      <w:r>
+        <w:rPr>
+          <w:rFonts w:ascii="Arial Narrow" w:eastAsia="Arial Narrow" w:hAnsi="Arial Narrow" w:cs="Arial Narrow"/>
+          <w:sz w:val="22"/>
+          <w:szCs w:val="22"/>
+        </w:rPr>
+        <w:t xml:space="preserve"/>
+      </w:r>
+      <w:r>
+        <w:rPr>
+          <w:rFonts w:ascii="Arial Narrow" w:eastAsia="Arial Narrow" w:hAnsi="Arial Narrow" w:cs="Arial Narrow"/>
+          <w:sz w:val="22"/>
+          <w:szCs w:val="22"/>
+        </w:rPr>
+        <w:t/>
+      </w:r>
+      <w:r>
+        <w:rPr>
+          <w:rFonts w:ascii="Arial Narrow" w:eastAsia="Arial Narrow" w:hAnsi="Arial Narrow" w:cs="Arial Narrow"/>
+          <w:sz w:val="22"/>
+          <w:szCs w:val="22"/>
+        </w:rPr>
+        <w:t xml:space="preserve"/>
+      </w:r>
+      <w:r>
+        <w:rPr>
+          <w:rFonts w:ascii="Arial Narrow" w:eastAsia="Arial Narrow" w:hAnsi="Arial Narrow" w:cs="Arial Narrow"/>
+          <w:color w:val="000000"/>
+          <w:sz w:val="22"/>
+          <w:szCs w:val="22"/>
+          <w:shd w:val="clear" w:color="auto" w:fill="FFFFFF"/>
+        </w:rPr>
+        <w:t/>
+      </w:r>
+      <w:r>
+        <w:rPr>
+          <w:rFonts w:ascii="Arial Narrow" w:eastAsia="Arial Narrow" w:hAnsi="Arial Narrow" w:cs="Arial Narrow"/>
+          <w:sz w:val="22"/>
+          <w:szCs w:val="22"/>
+        </w:rPr>
+        <w:t/>
+      </w:r>
+      <w:r>
+        <w:rPr>
+          <w:rFonts w:ascii="Arial Narrow" w:eastAsia="Arial Narrow" w:hAnsi="Arial Narrow" w:cs="Arial Narrow"/>
+          <w:sz w:val="22"/>
+          <w:szCs w:val="22"/>
+        </w:rPr>
+        <w:t xml:space="preserve"/>
+      </w:r>
+      <w:proofErr w:type="spellStart"/>
+      <w:r>
+        <w:rPr>
+          <w:rFonts w:ascii="Arial Narrow" w:eastAsia="Arial Narrow" w:hAnsi="Arial Narrow" w:cs="Arial Narrow"/>
+          <w:sz w:val="22"/>
+          <w:szCs w:val="22"/>
+        </w:rPr>
+        <w:t/>
+      </w:r>
+      <w:proofErr w:type="spellEnd"/>
+      <w:r>
+        <w:rPr>
+          <w:rFonts w:ascii="Arial Narrow" w:eastAsia="Arial Narrow" w:hAnsi="Arial Narrow" w:cs="Arial Narrow"/>
+          <w:sz w:val="22"/>
+          <w:szCs w:val="22"/>
+        </w:rPr>
+        <w:t xml:space="preserve"/>
+      </w:r>
+      <w:r>
+        <w:rPr>
+          <w:rFonts w:ascii="Arial Narrow" w:eastAsia="Arial Narrow" w:hAnsi="Arial Narrow" w:cs="Arial Narrow"/>
+          <w:sz w:val="22"/>
+          <w:szCs w:val="22"/>
+        </w:rPr>
+        <w:t xml:space="preserve"/>
+      </w:r>
+      <w:r>
+        <w:rPr>
+          <w:rFonts w:ascii="Arial Narrow" w:eastAsia="Arial Narrow" w:hAnsi="Arial Narrow" w:cs="Arial Narrow"/>
+          <w:sz w:val="22"/>
+          <w:szCs w:val="22"/>
+        </w:rPr>
+        <w:t xml:space="preserve"/>
+      </w:r>
+      <w:proofErr w:type="spellStart"/>
+      <w:r>
+        <w:rPr>
+          <w:rFonts w:ascii="Arial Narrow" w:eastAsia="Arial Narrow" w:hAnsi="Arial Narrow" w:cs="Arial Narrow"/>
+          <w:sz w:val="22"/>
+          <w:szCs w:val="22"/>
+        </w:rPr>
+        <w:t/>
+      </w:r>
+      <w:proofErr w:type="spellEnd"/>
+      <w:r>
+        <w:rPr>
+          <w:rFonts w:ascii="Arial Narrow" w:eastAsia="Arial Narrow" w:hAnsi="Arial Narrow" w:cs="Arial Narrow"/>
+          <w:sz w:val="22"/>
+          <w:szCs w:val="22"/>
+        </w:rPr>
+        <w:t xml:space="preserve"/>
+      </w:r>
+      <w:r>
+        <w:rPr>
+          <w:rFonts w:ascii="Arial Narrow" w:eastAsia="Arial Narrow" w:hAnsi="Arial Narrow" w:cs="Arial Narrow"/>
+          <w:sz w:val="22"/>
+          <w:szCs w:val="22"/>
+        </w:rPr>
+        <w:t/>
+      </w:r>
+      <w:r>
+        <w:rPr>
+          <w:rFonts w:ascii="Arial Narrow" w:eastAsia="Arial Narrow" w:hAnsi="Arial Narrow" w:cs="Arial Narrow"/>
+          <w:sz w:val="22"/>
+          <w:szCs w:val="22"/>
+        </w:rPr>
+        <w:t xml:space="preserve"/>
+      </w:r>
+      <w:r>
+        <w:rPr>
+          <w:rFonts w:ascii="Arial Narrow" w:eastAsia="Arial Narrow" w:hAnsi="Arial Narrow" w:cs="Arial Narrow"/>
+          <w:sz w:val="22"/>
+          <w:szCs w:val="22"/>
+        </w:rPr>
+        <w:t/>
+      </w:r>
+      <w:r>
+        <w:rPr>
+          <w:rFonts w:ascii="Arial Narrow" w:eastAsia="Arial Narrow" w:hAnsi="Arial Narrow" w:cs="Arial Narrow"/>
+          <w:sz w:val="22"/>
+          <w:szCs w:val="22"/>
+        </w:rPr>
+        <w:t xml:space="preserve"/>
+      </w:r>
+      <w:proofErr w:type="spellStart"/>
+      <w:r>
+        <w:rPr>
+          <w:rFonts w:ascii="Arial Narrow" w:eastAsia="Arial Narrow" w:hAnsi="Arial Narrow" w:cs="Arial Narrow"/>
+          <w:sz w:val="22"/>
+          <w:szCs w:val="22"/>
+        </w:rPr>
+        <w:t/>
+      </w:r>
+      <w:proofErr w:type="spellEnd"/>
+      <w:r>
+        <w:rPr>
+          <w:rFonts w:ascii="Arial Narrow" w:eastAsia="Arial Narrow" w:hAnsi="Arial Narrow" w:cs="Arial Narrow"/>
+          <w:sz w:val="22"/>
+          <w:szCs w:val="22"/>
+        </w:rPr>
+        <w:t xml:space="preserve"/>
+      </w:r>
+      <w:r>
+        <w:rPr>
+          <w:rFonts w:ascii="Arial Narrow" w:eastAsia="Arial Narrow" w:hAnsi="Arial Narrow" w:cs="Arial Narrow"/>
+          <w:sz w:val="22"/>
+          <w:szCs w:val="22"/>
+        </w:rPr>
+        <w:t/>
+      </w:r>
+      <w:r>
+        <w:rPr>
+          <w:rFonts w:ascii="Arial Narrow" w:eastAsia="Arial Narrow" w:hAnsi="Arial Narrow" w:cs="Arial Narrow"/>
+          <w:sz w:val="22"/>
+          <w:szCs w:val="22"/>
+        </w:rPr>
+        <w:t xml:space="preserve"/>
+      </w:r>
+      <w:r>
+        <w:rPr>
+          <w:rFonts w:ascii="Arial Narrow" w:eastAsia="Arial Narrow" w:hAnsi="Arial Narrow" w:cs="Arial Narrow"/>
+          <w:sz w:val="22"/>
+          <w:szCs w:val="22"/>
+        </w:rPr>
+        <w:t/>
+      </w:r>
+      <w:r>
+        <w:rPr>
+          <w:rFonts w:ascii="Arial Narrow" w:eastAsia="Arial Narrow" w:hAnsi="Arial Narrow" w:cs="Arial Narrow"/>
+          <w:sz w:val="22"/>
+          <w:szCs w:val="22"/>
+        </w:rPr>
+        <w:t xml:space="preserve"/>
+      </w:r>
+      <w:r>
+        <w:rPr>
+          <w:rFonts w:ascii="Arial Narrow" w:eastAsia="Arial Narrow" w:hAnsi="Arial Narrow" w:cs="Arial Narrow"/>
+          <w:sz w:val="22"/>
+          <w:szCs w:val="22"/>
+        </w:rPr>
+        <w:t/>
+      </w:r>
+      <w:r>
+        <w:rPr>
+          <w:rFonts w:ascii="Arial Narrow" w:eastAsia="Arial Narrow" w:hAnsi="Arial Narrow" w:cs="Arial Narrow"/>
+          <w:sz w:val="22"/>
+          <w:szCs w:val="22"/>
+        </w:rPr>
+        <w:t/>
+      </w:r>
+      <w:proofErr w:type="spellStart"/>
+      <w:r>
+        <w:rPr>
+          <w:rFonts w:ascii="Arial Narrow" w:eastAsia="Arial Narrow" w:hAnsi="Arial Narrow" w:cs="Arial Narrow"/>
+          <w:sz w:val="22"/>
+          <w:szCs w:val="22"/>
+        </w:rPr>
+        <w:t/>
+      </w:r>
+      <w:proofErr w:type="spellEnd"/>
+      <w:r>
+        <w:rPr>
+          <w:rFonts w:ascii="Arial Narrow" w:eastAsia="Arial Narrow" w:hAnsi="Arial Narrow" w:cs="Arial Narrow"/>
+          <w:sz w:val="22"/>
+          <w:szCs w:val="22"/>
+        </w:rPr>
+        <w:t/>
+      </w:r>
+      <w:r>
+        <w:rPr>
+          <w:rFonts w:ascii="Arial Narrow" w:eastAsia="Arial Narrow" w:hAnsi="Arial Narrow" w:cs="Arial Narrow"/>
+          <w:sz w:val="22"/>
+          <w:szCs w:val="22"/>
+        </w:rPr>
+        <w:t xml:space="preserve"/>
+      </w:r>
+      <w:r>
+        <w:rPr>
+          <w:rFonts w:ascii="Arial Narrow" w:eastAsia="Arial Narrow" w:hAnsi="Arial Narrow" w:cs="Arial Narrow"/>
+          <w:sz w:val="22"/>
+          <w:szCs w:val="22"/>
+        </w:rPr>
+        <w:t xml:space="preserve"/>
+      </w:r>
+      <w:r>
+        <w:rPr>
+          <w:rFonts w:ascii="Arial Narrow" w:eastAsia="Arial Narrow" w:hAnsi="Arial Narrow" w:cs="Arial Narrow"/>
+          <w:sz w:val="22"/>
+          <w:szCs w:val="22"/>
+        </w:rPr>
+        <w:t xml:space="preserve"/>
+      </w:r>
+      <w:proofErr w:type="spellStart"/>
+      <w:r>
+        <w:rPr>
+          <w:rFonts w:ascii="Arial Narrow" w:eastAsia="Arial Narrow" w:hAnsi="Arial Narrow" w:cs="Arial Narrow"/>
+          <w:sz w:val="22"/>
+          <w:szCs w:val="22"/>
+        </w:rPr>
+        <w:t/>
+      </w:r>
+      <w:proofErr w:type="spellEnd"/>
+      <w:r>
+        <w:rPr>
+          <w:rFonts w:ascii="Arial Narrow" w:eastAsia="Arial Narrow" w:hAnsi="Arial Narrow" w:cs="Arial Narrow"/>
+          <w:sz w:val="22"/>
+          <w:szCs w:val="22"/>
+        </w:rPr>
+        <w:t xml:space="preserve"/>
+      </w:r>
+      <w:r>
+        <w:rPr>
+          <w:rFonts w:ascii="Arial Narrow" w:eastAsia="Arial Narrow" w:hAnsi="Arial Narrow" w:cs="Arial Narrow"/>
+          <w:sz w:val="22"/>
+          <w:szCs w:val="22"/>
+        </w:rPr>
+        <w:t/>
+      </w:r>
+      <w:r>
+        <w:rPr>
+          <w:rFonts w:ascii="Arial Narrow" w:eastAsia="Arial Narrow" w:hAnsi="Arial Narrow" w:cs="Arial Narrow"/>
+          <w:sz w:val="22"/>
+          <w:szCs w:val="22"/>
+        </w:rPr>
+        <w:t xml:space="preserve"/>
+      </w:r>
+      <w:r>
+        <w:rPr>
+          <w:rFonts w:ascii="Arial Narrow" w:eastAsia="Arial Narrow" w:hAnsi="Arial Narrow" w:cs="Arial Narrow"/>
+          <w:sz w:val="22"/>
+          <w:szCs w:val="22"/>
+        </w:rPr>
+        <w:t xml:space="preserve"/>
+      </w:r>
+      <w:proofErr w:type="spellStart"/>
+      <w:r>
+        <w:rPr>
+          <w:rFonts w:ascii="Arial Narrow" w:eastAsia="Arial Narrow" w:hAnsi="Arial Narrow" w:cs="Arial Narrow"/>
+          <w:sz w:val="22"/>
+          <w:szCs w:val="22"/>
+        </w:rPr>
+        <w:t/>
+      </w:r>
+      <w:proofErr w:type="spellEnd"/>
+      <w:r>
+        <w:rPr>
+          <w:rFonts w:ascii="Arial Narrow" w:eastAsia="Arial Narrow" w:hAnsi="Arial Narrow" w:cs="Arial Narrow"/>
+          <w:sz w:val="22"/>
+          <w:szCs w:val="22"/>
+        </w:rPr>
+        <w:t xml:space="preserve"/>
+      </w:r>
+      <w:r>
+        <w:rPr>
+          <w:rFonts w:ascii="Arial Narrow" w:eastAsia="Arial Narrow" w:hAnsi="Arial Narrow" w:cs="Arial Narrow"/>
+          <w:sz w:val="22"/>
+          <w:szCs w:val="22"/>
+        </w:rPr>
+        <w:t xml:space="preserve"/>
+      </w:r>
+      <w:proofErr w:type="spellStart"/>
+      <w:r>
+        <w:rPr>
+          <w:rFonts w:ascii="Arial Narrow" w:eastAsia="Arial Narrow" w:hAnsi="Arial Narrow" w:cs="Arial Narrow"/>
+          <w:sz w:val="22"/>
+          <w:szCs w:val="22"/>
+        </w:rPr>
+        <w:t/>
+      </w:r>
+      <w:proofErr w:type="spellEnd"/>
+      <w:r>
+        <w:rPr>
+          <w:rFonts w:ascii="Arial Narrow" w:eastAsia="Arial Narrow" w:hAnsi="Arial Narrow" w:cs="Arial Narrow"/>
+          <w:sz w:val="22"/>
+          <w:szCs w:val="22"/>
+        </w:rPr>
+        <w:t xml:space="preserve"/>
+      </w:r>
+      <w:r>
+        <w:rPr>
+          <w:rFonts w:ascii="Arial Narrow" w:eastAsia="Arial Narrow" w:hAnsi="Arial Narrow" w:cs="Arial Narrow"/>
+          <w:sz w:val="22"/>
+          <w:szCs w:val="22"/>
+        </w:rPr>
+        <w:t/>
+      </w:r>
+      <w:r>
+        <w:rPr>
+          <w:rFonts w:ascii="Arial Narrow" w:eastAsia="Arial Narrow" w:hAnsi="Arial Narrow" w:cs="Arial Narrow"/>
+          <w:sz w:val="22"/>
+          <w:szCs w:val="22"/>
+        </w:rPr>
+        <w:t xml:space="preserve"/>
+      </w:r>
+      <w:r>
+        <w:rPr>
+          <w:rFonts w:ascii="Arial Narrow" w:eastAsia="Arial Narrow" w:hAnsi="Arial Narrow" w:cs="Arial Narrow"/>
+          <w:sz w:val="22"/>
+          <w:szCs w:val="22"/>
+        </w:rPr>
+        <w:t/>
+      </w:r>
+      <w:r>
+        <w:rPr>
+          <w:rFonts w:ascii="Arial Narrow" w:eastAsia="Arial Narrow" w:hAnsi="Arial Narrow" w:cs="Arial Narrow"/>
+          <w:sz w:val="22"/>
+          <w:szCs w:val="22"/>
+        </w:rPr>
+        <w:t xml:space="preserve"/>
+      </w:r>
+      <w:r>
+        <w:rPr>
+          <w:rFonts w:ascii="Arial Narrow" w:eastAsia="Arial Narrow" w:hAnsi="Arial Narrow" w:cs="Arial Narrow"/>
+          <w:sz w:val="22"/>
+          <w:szCs w:val="22"/>
+        </w:rPr>
+        <w:t/>
+      </w:r>
+      <w:r>
+        <w:rPr>
+          <w:rFonts w:ascii="Arial Narrow" w:eastAsia="Arial Narrow" w:hAnsi="Arial Narrow" w:cs="Arial Narrow"/>
+          <w:sz w:val="22"/>
+          <w:szCs w:val="22"/>
+        </w:rPr>
+        <w:t/>
+      </w:r>
+      <w:r>
+        <w:rPr>
+          <w:rFonts w:ascii="Arial Narrow" w:eastAsia="Arial Narrow" w:hAnsi="Arial Narrow" w:cs="Arial Narrow"/>
+          <w:sz w:val="22"/>
+          <w:szCs w:val="22"/>
+        </w:rPr>
+        <w:t xml:space="preserve"/>
+      </w:r>
+      <w:r>
+        <w:rPr>
+          <w:rFonts w:ascii="Arial Narrow" w:eastAsia="Arial Narrow" w:hAnsi="Arial Narrow" w:cs="Arial Narrow"/>
+          <w:sz w:val="22"/>
+          <w:szCs w:val="22"/>
+        </w:rPr>
+        <w:t/>
+      </w:r>
+      <w:r>
+        <w:rPr>
+          <w:rFonts w:ascii="Arial Narrow" w:eastAsia="Arial Narrow" w:hAnsi="Arial Narrow" w:cs="Arial Narrow"/>
+          <w:sz w:val="22"/>
+          <w:szCs w:val="22"/>
+        </w:rPr>
+        <w:t/>
+      </w:r>
+    </w:p>
+    <w:p>
+      <w:pPr>
+        <w:jc w:val="both"/>
+        <w:rPr>
+          <w:rFonts w:ascii="Arial Narrow" w:eastAsia="Arial Narrow" w:hAnsi="Arial Narrow" w:cs="Arial Narrow"/>
+          <w:sz w:val="22"/>
+          <w:szCs w:val="22"/>
+          <w:lang w:eastAsia="es-ES"/>
+        </w:rPr>
+      </w:pPr>
+    </w:p>
+    <w:p>
+      <w:pPr>
+        <w:jc w:val="both"/>
         <w:rPr>
           <w:rFonts w:ascii="Arial Narrow" w:eastAsia="Arial Narrow" w:hAnsi="Arial Narrow" w:cs="Arial Narrow"/>
           <w:bCs/>
+          <w:sz w:val="22"/>
+          <w:szCs w:val="22"/>
+        </w:rPr>
+      </w:pPr>
+      <w:r>
+        <w:rPr>
+          <w:rFonts w:ascii="Arial Narrow" w:eastAsia="Arial Narrow" w:hAnsi="Arial Narrow" w:cs="Arial Narrow"/>
+          <w:b/>
+          <w:sz w:val="22"/>
+          <w:szCs w:val="22"/>
+        </w:rPr>
+        <w:t xml:space="preserve">SEGUNDO:</w:t>
+      </w:r>
+      <w:r>
+        <w:rPr>
+          <w:rFonts w:ascii="Arial Narrow" w:eastAsia="Arial Narrow" w:hAnsi="Arial Narrow" w:cs="Arial Narrow"/>
+          <w:sz w:val="22"/>
+          <w:szCs w:val="22"/>
+        </w:rPr>
+        <w:t xml:space="preserve"> admitir a trámite la denuncia del 17 de julio de 2025, subsanado por escritos del 15 de agosto de 2025 y 8 de setiembre de 2025, interpuesta por el señor [DENUNCIANTE] contra Pacífico Compañía de Seguros y Reaseguros S.A., por lo siguiente:</w:t>
+      </w:r>
+      <w:r>
+        <w:rPr>
+          <w:rFonts w:ascii="Arial Narrow" w:eastAsia="Arial Narrow" w:hAnsi="Arial Narrow" w:cs="Arial Narrow"/>
+          <w:sz w:val="22"/>
+          <w:szCs w:val="22"/>
+        </w:rPr>
+        <w:t xml:space="preserve"/>
+      </w:r>
+      <w:r>
+        <w:rPr>
+          <w:rFonts w:ascii="Arial Narrow" w:eastAsia="Arial Narrow" w:hAnsi="Arial Narrow" w:cs="Arial Narrow"/>
+          <w:sz w:val="22"/>
+          <w:szCs w:val="22"/>
+        </w:rPr>
+        <w:t xml:space="preserve"/>
+      </w:r>
+      <w:r>
+        <w:rPr>
+          <w:rFonts w:ascii="Arial Narrow" w:eastAsia="Arial Narrow" w:hAnsi="Arial Narrow" w:cs="Arial Narrow"/>
+          <w:sz w:val="22"/>
+          <w:szCs w:val="22"/>
+        </w:rPr>
+        <w:t/>
+      </w:r>
+      <w:r>
+        <w:rPr>
+          <w:rFonts w:ascii="Arial Narrow" w:eastAsia="Arial Narrow" w:hAnsi="Arial Narrow" w:cs="Arial Narrow"/>
+          <w:sz w:val="22"/>
+          <w:szCs w:val="22"/>
+        </w:rPr>
+        <w:t xml:space="preserve"/>
+      </w:r>
+      <w:r>
+        <w:rPr>
+          <w:rFonts w:ascii="Arial Narrow" w:eastAsia="Arial Narrow" w:hAnsi="Arial Narrow" w:cs="Arial Narrow"/>
+          <w:sz w:val="22"/>
+          <w:szCs w:val="22"/>
+        </w:rPr>
+        <w:t/>
+      </w:r>
+      <w:r>
+        <w:rPr>
+          <w:rFonts w:ascii="Arial Narrow" w:eastAsia="Arial Narrow" w:hAnsi="Arial Narrow" w:cs="Arial Narrow"/>
+          <w:sz w:val="22"/>
+          <w:szCs w:val="22"/>
+        </w:rPr>
+        <w:t xml:space="preserve"/>
+      </w:r>
+      <w:r>
+        <w:rPr>
+          <w:rFonts w:ascii="Arial Narrow" w:eastAsia="Arial Narrow" w:hAnsi="Arial Narrow" w:cs="Arial Narrow"/>
+          <w:sz w:val="22"/>
+          <w:szCs w:val="22"/>
+        </w:rPr>
+        <w:t xml:space="preserve"/>
+      </w:r>
+      <w:r>
+        <w:rPr>
+          <w:rFonts w:ascii="Arial Narrow" w:eastAsia="Arial Narrow" w:hAnsi="Arial Narrow" w:cs="Arial Narrow"/>
           <w:spacing w:val="-3"/>
           <w:sz w:val="22"/>
           <w:szCs w:val="22"/>
         </w:rPr>
+        <w:t/>
+      </w:r>
+      <w:r>
+        <w:rPr>
+          <w:rFonts w:ascii="Arial Narrow" w:eastAsia="Arial Narrow" w:hAnsi="Arial Narrow" w:cs="Arial Narrow"/>
+          <w:spacing w:val="-3"/>
+          <w:sz w:val="22"/>
+          <w:szCs w:val="22"/>
+        </w:rPr>
         <w:t xml:space="preserve"/>
       </w:r>
       <w:r>
@@ -9714,7 +10409,39 @@
       <w:r>
         <w:rPr>
           <w:rFonts w:ascii="Arial Narrow" w:eastAsia="Arial Narrow" w:hAnsi="Arial Narrow" w:cs="Arial Narrow"/>
-          <w:color w:val="000000"/>
+          <w:sz w:val="22"/>
+          <w:szCs w:val="22"/>
+        </w:rPr>
+        <w:t xml:space="preserve"/>
+      </w:r>
+      <w:r>
+        <w:rPr>
+          <w:rFonts w:ascii="Arial Narrow" w:eastAsia="Arial Narrow" w:hAnsi="Arial Narrow" w:cs="Arial Narrow"/>
+          <w:sz w:val="22"/>
+          <w:szCs w:val="22"/>
+        </w:rPr>
+        <w:t/>
+      </w:r>
+      <w:r>
+        <w:rPr>
+          <w:rFonts w:ascii="Arial Narrow" w:eastAsia="Arial Narrow" w:hAnsi="Arial Narrow" w:cs="Arial Narrow"/>
+          <w:sz w:val="22"/>
+          <w:szCs w:val="22"/>
+        </w:rPr>
+        <w:t xml:space="preserve"/>
+      </w:r>
+      <w:r>
+        <w:rPr>
+          <w:rFonts w:ascii="Arial Narrow" w:eastAsia="Arial Narrow" w:hAnsi="Arial Narrow" w:cs="Arial Narrow"/>
+          <w:sz w:val="22"/>
+          <w:szCs w:val="22"/>
+        </w:rPr>
+        <w:t/>
+      </w:r>
+      <w:r>
+        <w:rPr>
+          <w:rStyle w:val="normaltextrun"/>
+          <w:rFonts w:ascii="Arial Narrow" w:eastAsia="Arial Narrow" w:hAnsi="Arial Narrow" w:cs="Arial Narrow"/>
           <w:sz w:val="22"/>
           <w:szCs w:val="22"/>
           <w:shd w:val="clear" w:color="auto" w:fill="FFFFFF"/>
@@ -9727,831 +10454,11 @@
           <w:sz w:val="22"/>
           <w:szCs w:val="22"/>
         </w:rPr>
-        <w:t/>
-      </w:r>
-      <w:r>
-        <w:rPr>
-          <w:rFonts w:ascii="Arial Narrow" w:eastAsia="Arial Narrow" w:hAnsi="Arial Narrow" w:cs="Arial Narrow"/>
-          <w:sz w:val="22"/>
-          <w:szCs w:val="22"/>
-        </w:rPr>
-        <w:t xml:space="preserve"/>
-      </w:r>
-      <w:r>
-        <w:rPr>
-          <w:rFonts w:ascii="Arial Narrow" w:eastAsia="Arial Narrow" w:hAnsi="Arial Narrow" w:cs="Arial Narrow"/>
-          <w:sz w:val="22"/>
-          <w:szCs w:val="22"/>
-        </w:rPr>
-        <w:t/>
-      </w:r>
-      <w:r>
-        <w:rPr>
-          <w:rFonts w:ascii="Arial Narrow" w:eastAsia="Arial Narrow" w:hAnsi="Arial Narrow" w:cs="Arial Narrow"/>
-          <w:sz w:val="22"/>
-          <w:szCs w:val="22"/>
-        </w:rPr>
-        <w:t/>
-      </w:r>
-      <w:r>
-        <w:rPr>
-          <w:rFonts w:ascii="Arial Narrow" w:eastAsia="Arial Narrow" w:hAnsi="Arial Narrow" w:cs="Arial Narrow"/>
-          <w:sz w:val="22"/>
-          <w:szCs w:val="22"/>
-        </w:rPr>
-        <w:t xml:space="preserve"/>
-      </w:r>
-      <w:r>
-        <w:rPr>
-          <w:rFonts w:ascii="Arial Narrow" w:eastAsia="Arial Narrow" w:hAnsi="Arial Narrow" w:cs="Arial Narrow"/>
-          <w:b/>
-          <w:bCs/>
-          <w:sz w:val="22"/>
-          <w:szCs w:val="22"/>
-        </w:rPr>
-        <w:t xml:space="preserve"/>
-      </w:r>
-      <w:r>
-        <w:rPr>
-          <w:rFonts w:ascii="Arial Narrow" w:eastAsia="Arial Narrow" w:hAnsi="Arial Narrow" w:cs="Arial Narrow"/>
-          <w:b/>
-          <w:bCs/>
-          <w:sz w:val="22"/>
-          <w:szCs w:val="22"/>
-        </w:rPr>
-        <w:t/>
-      </w:r>
-      <w:r>
-        <w:rPr>
-          <w:rFonts w:ascii="Arial Narrow" w:eastAsia="Arial Narrow" w:hAnsi="Arial Narrow" w:cs="Arial Narrow"/>
-          <w:b/>
-          <w:bCs/>
-          <w:sz w:val="22"/>
-          <w:szCs w:val="22"/>
-        </w:rPr>
-        <w:t xml:space="preserve"/>
-      </w:r>
-      <w:r>
-        <w:rPr>
-          <w:rFonts w:ascii="Arial Narrow" w:eastAsia="Arial Narrow" w:hAnsi="Arial Narrow" w:cs="Arial Narrow"/>
-          <w:b/>
-          <w:bCs/>
-          <w:sz w:val="22"/>
-          <w:szCs w:val="22"/>
-        </w:rPr>
-        <w:t/>
-      </w:r>
-      <w:r>
-        <w:rPr>
-          <w:rFonts w:ascii="Arial Narrow" w:eastAsia="Arial Narrow" w:hAnsi="Arial Narrow" w:cs="Arial Narrow"/>
-          <w:b/>
-          <w:bCs/>
-          <w:sz w:val="22"/>
-          <w:szCs w:val="22"/>
-        </w:rPr>
-        <w:t/>
-      </w:r>
-      <w:r>
-        <w:rPr>
-          <w:rFonts w:ascii="Arial Narrow" w:eastAsia="Arial Narrow" w:hAnsi="Arial Narrow" w:cs="Arial Narrow"/>
-          <w:sz w:val="22"/>
-          <w:szCs w:val="22"/>
-        </w:rPr>
-        <w:t xml:space="preserve"/>
-      </w:r>
-      <w:r>
-        <w:rPr>
-          <w:rFonts w:ascii="Arial Narrow" w:eastAsia="Arial Narrow" w:hAnsi="Arial Narrow" w:cs="Arial Narrow"/>
-          <w:b/>
-          <w:bCs/>
-          <w:sz w:val="22"/>
-          <w:szCs w:val="22"/>
-        </w:rPr>
-        <w:t/>
-      </w:r>
-      <w:r>
-        <w:rPr>
-          <w:rFonts w:ascii="Arial Narrow" w:eastAsia="Arial Narrow" w:hAnsi="Arial Narrow" w:cs="Arial Narrow"/>
-          <w:b/>
-          <w:bCs/>
-          <w:sz w:val="22"/>
-          <w:szCs w:val="22"/>
-        </w:rPr>
-        <w:t xml:space="preserve"/>
-      </w:r>
-      <w:r>
-        <w:rPr>
-          <w:rFonts w:ascii="Arial Narrow" w:eastAsia="Arial Narrow" w:hAnsi="Arial Narrow" w:cs="Arial Narrow"/>
-          <w:b/>
-          <w:bCs/>
-          <w:sz w:val="22"/>
-          <w:szCs w:val="22"/>
-        </w:rPr>
-        <w:t/>
-      </w:r>
-      <w:r>
-        <w:rPr>
-          <w:rFonts w:ascii="Arial Narrow" w:eastAsia="Arial Narrow" w:hAnsi="Arial Narrow" w:cs="Arial Narrow"/>
-          <w:b/>
-          <w:bCs/>
-          <w:sz w:val="22"/>
-          <w:szCs w:val="22"/>
-        </w:rPr>
-        <w:t xml:space="preserve"/>
-      </w:r>
-      <w:r>
-        <w:rPr>
-          <w:rFonts w:ascii="Arial Narrow" w:eastAsia="Arial Narrow" w:hAnsi="Arial Narrow" w:cs="Arial Narrow"/>
-          <w:b/>
-          <w:bCs/>
-          <w:sz w:val="22"/>
-          <w:szCs w:val="22"/>
-        </w:rPr>
-        <w:t/>
-      </w:r>
-      <w:r>
-        <w:rPr>
-          <w:rFonts w:ascii="Arial Narrow" w:eastAsia="Arial Narrow" w:hAnsi="Arial Narrow" w:cs="Arial Narrow"/>
-          <w:b/>
-          <w:bCs/>
-          <w:sz w:val="22"/>
-          <w:szCs w:val="22"/>
-        </w:rPr>
-        <w:t xml:space="preserve"/>
-      </w:r>
-      <w:proofErr w:type="spellStart"/>
-      <w:r>
-        <w:rPr>
-          <w:rFonts w:ascii="Arial Narrow" w:eastAsia="Arial Narrow" w:hAnsi="Arial Narrow" w:cs="Arial Narrow"/>
-          <w:b/>
-          <w:bCs/>
-          <w:sz w:val="22"/>
-          <w:szCs w:val="22"/>
-        </w:rPr>
-        <w:t/>
-      </w:r>
-      <w:proofErr w:type="spellEnd"/>
-      <w:r>
-        <w:rPr>
-          <w:rFonts w:ascii="Arial Narrow" w:eastAsia="Arial Narrow" w:hAnsi="Arial Narrow" w:cs="Arial Narrow"/>
-          <w:sz w:val="22"/>
-          <w:szCs w:val="22"/>
-        </w:rPr>
-        <w:t xml:space="preserve"/>
-      </w:r>
-      <w:r>
-        <w:rPr>
-          <w:rFonts w:ascii="Arial Narrow" w:eastAsia="Arial Narrow" w:hAnsi="Arial Narrow" w:cs="Arial Narrow"/>
-          <w:b/>
-          <w:bCs/>
-          <w:sz w:val="22"/>
-          <w:szCs w:val="22"/>
-        </w:rPr>
-        <w:t/>
-      </w:r>
-      <w:r>
-        <w:rPr>
-          <w:rFonts w:ascii="Arial Narrow" w:eastAsia="Arial Narrow" w:hAnsi="Arial Narrow" w:cs="Arial Narrow"/>
-          <w:sz w:val="22"/>
-          <w:szCs w:val="22"/>
-        </w:rPr>
-        <w:t xml:space="preserve"/>
-      </w:r>
-      <w:r>
-        <w:rPr>
-          <w:rFonts w:ascii="Arial Narrow" w:eastAsia="Arial Narrow" w:hAnsi="Arial Narrow" w:cs="Arial Narrow"/>
-          <w:sz w:val="22"/>
-          <w:szCs w:val="22"/>
-        </w:rPr>
-        <w:t/>
-      </w:r>
-      <w:r>
-        <w:rPr>
-          <w:rFonts w:ascii="Arial Narrow" w:eastAsia="Arial Narrow" w:hAnsi="Arial Narrow" w:cs="Arial Narrow"/>
-          <w:sz w:val="22"/>
-          <w:szCs w:val="22"/>
-        </w:rPr>
-        <w:t xml:space="preserve"/>
-      </w:r>
-      <w:r>
-        <w:rPr>
-          <w:rFonts w:ascii="Arial Narrow" w:eastAsia="Arial Narrow" w:hAnsi="Arial Narrow" w:cs="Arial Narrow"/>
-          <w:color w:val="000000"/>
-          <w:sz w:val="22"/>
-          <w:szCs w:val="22"/>
-          <w:shd w:val="clear" w:color="auto" w:fill="FFFFFF"/>
-        </w:rPr>
-        <w:t/>
-      </w:r>
-      <w:r>
-        <w:rPr>
-          <w:rFonts w:ascii="Arial Narrow" w:eastAsia="Arial Narrow" w:hAnsi="Arial Narrow" w:cs="Arial Narrow"/>
-          <w:sz w:val="22"/>
-          <w:szCs w:val="22"/>
-        </w:rPr>
-        <w:t/>
-      </w:r>
-      <w:r>
-        <w:rPr>
-          <w:rFonts w:ascii="Arial Narrow" w:eastAsia="Arial Narrow" w:hAnsi="Arial Narrow" w:cs="Arial Narrow"/>
-          <w:sz w:val="22"/>
-          <w:szCs w:val="22"/>
-        </w:rPr>
-        <w:t xml:space="preserve"/>
-      </w:r>
-      <w:proofErr w:type="spellStart"/>
-      <w:r>
-        <w:rPr>
-          <w:rFonts w:ascii="Arial Narrow" w:eastAsia="Arial Narrow" w:hAnsi="Arial Narrow" w:cs="Arial Narrow"/>
-          <w:sz w:val="22"/>
-          <w:szCs w:val="22"/>
-        </w:rPr>
-        <w:t/>
-      </w:r>
-      <w:proofErr w:type="spellEnd"/>
-      <w:r>
-        <w:rPr>
-          <w:rFonts w:ascii="Arial Narrow" w:eastAsia="Arial Narrow" w:hAnsi="Arial Narrow" w:cs="Arial Narrow"/>
-          <w:sz w:val="22"/>
-          <w:szCs w:val="22"/>
-        </w:rPr>
-        <w:t xml:space="preserve"/>
-      </w:r>
-      <w:r>
-        <w:rPr>
-          <w:rFonts w:ascii="Arial Narrow" w:eastAsia="Arial Narrow" w:hAnsi="Arial Narrow" w:cs="Arial Narrow"/>
-          <w:sz w:val="22"/>
-          <w:szCs w:val="22"/>
-        </w:rPr>
-        <w:t xml:space="preserve"/>
-      </w:r>
-      <w:r>
-        <w:rPr>
-          <w:rFonts w:ascii="Arial Narrow" w:eastAsia="Arial Narrow" w:hAnsi="Arial Narrow" w:cs="Arial Narrow"/>
-          <w:b/>
-          <w:bCs/>
-          <w:sz w:val="22"/>
-          <w:szCs w:val="22"/>
-        </w:rPr>
-        <w:t xml:space="preserve"/>
-      </w:r>
-      <w:proofErr w:type="spellStart"/>
-      <w:r>
-        <w:rPr>
-          <w:rFonts w:ascii="Arial Narrow" w:eastAsia="Arial Narrow" w:hAnsi="Arial Narrow" w:cs="Arial Narrow"/>
-          <w:b/>
-          <w:bCs/>
-          <w:sz w:val="22"/>
-          <w:szCs w:val="22"/>
-        </w:rPr>
-        <w:t/>
-      </w:r>
-      <w:proofErr w:type="spellEnd"/>
-      <w:r>
-        <w:rPr>
-          <w:rFonts w:ascii="Arial Narrow" w:eastAsia="Arial Narrow" w:hAnsi="Arial Narrow" w:cs="Arial Narrow"/>
-          <w:b/>
-          <w:bCs/>
-          <w:sz w:val="22"/>
-          <w:szCs w:val="22"/>
-        </w:rPr>
-        <w:t xml:space="preserve"/>
-      </w:r>
-      <w:r>
-        <w:rPr>
-          <w:rFonts w:ascii="Arial Narrow" w:eastAsia="Arial Narrow" w:hAnsi="Arial Narrow" w:cs="Arial Narrow"/>
-          <w:b/>
-          <w:bCs/>
-          <w:sz w:val="22"/>
-          <w:szCs w:val="22"/>
-        </w:rPr>
-        <w:t/>
-      </w:r>
-      <w:r>
-        <w:rPr>
-          <w:rFonts w:ascii="Arial Narrow" w:eastAsia="Arial Narrow" w:hAnsi="Arial Narrow" w:cs="Arial Narrow"/>
-          <w:b/>
-          <w:bCs/>
-          <w:sz w:val="22"/>
-          <w:szCs w:val="22"/>
-        </w:rPr>
-        <w:t xml:space="preserve"/>
-      </w:r>
-      <w:r>
-        <w:rPr>
-          <w:rFonts w:ascii="Arial Narrow" w:eastAsia="Arial Narrow" w:hAnsi="Arial Narrow" w:cs="Arial Narrow"/>
-          <w:b/>
-          <w:bCs/>
-          <w:sz w:val="22"/>
-          <w:szCs w:val="22"/>
-        </w:rPr>
-        <w:t/>
-      </w:r>
-      <w:r>
-        <w:rPr>
-          <w:rFonts w:ascii="Arial Narrow" w:eastAsia="Arial Narrow" w:hAnsi="Arial Narrow" w:cs="Arial Narrow"/>
-          <w:b/>
-          <w:bCs/>
-          <w:sz w:val="22"/>
-          <w:szCs w:val="22"/>
-        </w:rPr>
-        <w:t xml:space="preserve"/>
-      </w:r>
-      <w:proofErr w:type="spellStart"/>
-      <w:r>
-        <w:rPr>
-          <w:rFonts w:ascii="Arial Narrow" w:eastAsia="Arial Narrow" w:hAnsi="Arial Narrow" w:cs="Arial Narrow"/>
-          <w:b/>
-          <w:bCs/>
-          <w:sz w:val="22"/>
-          <w:szCs w:val="22"/>
-        </w:rPr>
-        <w:t/>
-      </w:r>
-      <w:proofErr w:type="spellEnd"/>
-      <w:r>
-        <w:rPr>
-          <w:rFonts w:ascii="Arial Narrow" w:eastAsia="Arial Narrow" w:hAnsi="Arial Narrow" w:cs="Arial Narrow"/>
-          <w:sz w:val="22"/>
-          <w:szCs w:val="22"/>
-        </w:rPr>
-        <w:t xml:space="preserve"/>
-      </w:r>
-      <w:r>
-        <w:rPr>
-          <w:rFonts w:ascii="Arial Narrow" w:eastAsia="Arial Narrow" w:hAnsi="Arial Narrow" w:cs="Arial Narrow"/>
-          <w:b/>
-          <w:bCs/>
-          <w:sz w:val="22"/>
-          <w:szCs w:val="22"/>
-        </w:rPr>
-        <w:t/>
-      </w:r>
-      <w:r>
-        <w:rPr>
-          <w:rFonts w:ascii="Arial Narrow" w:eastAsia="Arial Narrow" w:hAnsi="Arial Narrow" w:cs="Arial Narrow"/>
-          <w:sz w:val="22"/>
-          <w:szCs w:val="22"/>
-        </w:rPr>
-        <w:t xml:space="preserve"/>
-      </w:r>
-      <w:r>
-        <w:rPr>
-          <w:rFonts w:ascii="Arial Narrow" w:eastAsia="Arial Narrow" w:hAnsi="Arial Narrow" w:cs="Arial Narrow"/>
-          <w:sz w:val="22"/>
-          <w:szCs w:val="22"/>
-        </w:rPr>
-        <w:t/>
-      </w:r>
-      <w:r>
-        <w:rPr>
-          <w:rFonts w:ascii="Arial Narrow" w:eastAsia="Arial Narrow" w:hAnsi="Arial Narrow" w:cs="Arial Narrow"/>
-          <w:sz w:val="22"/>
-          <w:szCs w:val="22"/>
-        </w:rPr>
-        <w:t xml:space="preserve"/>
-      </w:r>
-      <w:r>
-        <w:rPr>
-          <w:rFonts w:ascii="Arial Narrow" w:eastAsia="Arial Narrow" w:hAnsi="Arial Narrow" w:cs="Arial Narrow"/>
-          <w:sz w:val="22"/>
-          <w:szCs w:val="22"/>
-        </w:rPr>
-        <w:t/>
-      </w:r>
-      <w:r>
-        <w:rPr>
-          <w:rFonts w:ascii="Arial Narrow" w:eastAsia="Arial Narrow" w:hAnsi="Arial Narrow" w:cs="Arial Narrow"/>
-          <w:sz w:val="22"/>
-          <w:szCs w:val="22"/>
-        </w:rPr>
-        <w:t/>
-      </w:r>
-      <w:proofErr w:type="spellStart"/>
-      <w:r>
-        <w:rPr>
-          <w:rFonts w:ascii="Arial Narrow" w:eastAsia="Arial Narrow" w:hAnsi="Arial Narrow" w:cs="Arial Narrow"/>
-          <w:sz w:val="22"/>
-          <w:szCs w:val="22"/>
-        </w:rPr>
-        <w:t/>
-      </w:r>
-      <w:proofErr w:type="spellEnd"/>
-      <w:r>
-        <w:rPr>
-          <w:rFonts w:ascii="Arial Narrow" w:eastAsia="Arial Narrow" w:hAnsi="Arial Narrow" w:cs="Arial Narrow"/>
-          <w:sz w:val="22"/>
-          <w:szCs w:val="22"/>
-        </w:rPr>
-        <w:t/>
-      </w:r>
-      <w:r>
-        <w:rPr>
-          <w:rFonts w:ascii="Arial Narrow" w:eastAsia="Arial Narrow" w:hAnsi="Arial Narrow" w:cs="Arial Narrow"/>
-          <w:sz w:val="22"/>
-          <w:szCs w:val="22"/>
-        </w:rPr>
-        <w:t xml:space="preserve"/>
-      </w:r>
-      <w:r>
-        <w:rPr>
-          <w:rFonts w:ascii="Arial Narrow" w:eastAsia="Arial Narrow" w:hAnsi="Arial Narrow" w:cs="Arial Narrow"/>
-          <w:sz w:val="22"/>
-          <w:szCs w:val="22"/>
-        </w:rPr>
-        <w:t xml:space="preserve"/>
-      </w:r>
-      <w:r>
-        <w:rPr>
-          <w:rFonts w:ascii="Arial Narrow" w:eastAsia="Arial Narrow" w:hAnsi="Arial Narrow" w:cs="Arial Narrow"/>
-          <w:b/>
-          <w:bCs/>
-          <w:sz w:val="22"/>
-          <w:szCs w:val="22"/>
-        </w:rPr>
-        <w:t xml:space="preserve"/>
-      </w:r>
-      <w:proofErr w:type="spellStart"/>
-      <w:r>
-        <w:rPr>
-          <w:rFonts w:ascii="Arial Narrow" w:eastAsia="Arial Narrow" w:hAnsi="Arial Narrow" w:cs="Arial Narrow"/>
-          <w:b/>
-          <w:bCs/>
-          <w:sz w:val="22"/>
-          <w:szCs w:val="22"/>
-        </w:rPr>
-        <w:t/>
-      </w:r>
-      <w:proofErr w:type="spellEnd"/>
-      <w:r>
-        <w:rPr>
-          <w:rFonts w:ascii="Arial Narrow" w:eastAsia="Arial Narrow" w:hAnsi="Arial Narrow" w:cs="Arial Narrow"/>
-          <w:b/>
-          <w:bCs/>
-          <w:sz w:val="22"/>
-          <w:szCs w:val="22"/>
-        </w:rPr>
-        <w:t xml:space="preserve"/>
-      </w:r>
-      <w:r>
-        <w:rPr>
-          <w:rFonts w:ascii="Arial Narrow" w:eastAsia="Arial Narrow" w:hAnsi="Arial Narrow" w:cs="Arial Narrow"/>
-          <w:b/>
-          <w:bCs/>
-          <w:sz w:val="22"/>
-          <w:szCs w:val="22"/>
-        </w:rPr>
-        <w:t/>
-      </w:r>
-      <w:r>
-        <w:rPr>
-          <w:rFonts w:ascii="Arial Narrow" w:eastAsia="Arial Narrow" w:hAnsi="Arial Narrow" w:cs="Arial Narrow"/>
-          <w:b/>
-          <w:bCs/>
-          <w:sz w:val="22"/>
-          <w:szCs w:val="22"/>
-        </w:rPr>
-        <w:t xml:space="preserve"/>
-      </w:r>
-      <w:r>
-        <w:rPr>
-          <w:rFonts w:ascii="Arial Narrow" w:eastAsia="Arial Narrow" w:hAnsi="Arial Narrow" w:cs="Arial Narrow"/>
-          <w:b/>
-          <w:bCs/>
-          <w:sz w:val="22"/>
-          <w:szCs w:val="22"/>
-        </w:rPr>
-        <w:t xml:space="preserve"/>
-      </w:r>
-      <w:proofErr w:type="spellStart"/>
-      <w:r>
-        <w:rPr>
-          <w:rFonts w:ascii="Arial Narrow" w:eastAsia="Arial Narrow" w:hAnsi="Arial Narrow" w:cs="Arial Narrow"/>
-          <w:b/>
-          <w:bCs/>
-          <w:sz w:val="22"/>
-          <w:szCs w:val="22"/>
-        </w:rPr>
-        <w:t/>
-      </w:r>
-      <w:proofErr w:type="spellEnd"/>
-      <w:r>
-        <w:rPr>
-          <w:rFonts w:ascii="Arial Narrow" w:eastAsia="Arial Narrow" w:hAnsi="Arial Narrow" w:cs="Arial Narrow"/>
-          <w:b/>
-          <w:bCs/>
-          <w:sz w:val="22"/>
-          <w:szCs w:val="22"/>
-        </w:rPr>
-        <w:t xml:space="preserve"/>
-      </w:r>
-      <w:r>
-        <w:rPr>
-          <w:rFonts w:ascii="Arial Narrow" w:eastAsia="Arial Narrow" w:hAnsi="Arial Narrow" w:cs="Arial Narrow"/>
-          <w:b/>
-          <w:bCs/>
-          <w:sz w:val="22"/>
-          <w:szCs w:val="22"/>
-        </w:rPr>
-        <w:t xml:space="preserve"/>
-      </w:r>
-      <w:proofErr w:type="spellStart"/>
-      <w:r>
-        <w:rPr>
-          <w:rFonts w:ascii="Arial Narrow" w:eastAsia="Arial Narrow" w:hAnsi="Arial Narrow" w:cs="Arial Narrow"/>
-          <w:b/>
-          <w:bCs/>
-          <w:sz w:val="22"/>
-          <w:szCs w:val="22"/>
-        </w:rPr>
-        <w:t/>
-      </w:r>
-      <w:proofErr w:type="spellEnd"/>
-      <w:r>
-        <w:rPr>
-          <w:rFonts w:ascii="Arial Narrow" w:eastAsia="Arial Narrow" w:hAnsi="Arial Narrow" w:cs="Arial Narrow"/>
-          <w:sz w:val="22"/>
-          <w:szCs w:val="22"/>
-        </w:rPr>
-        <w:t xml:space="preserve"/>
-      </w:r>
-      <w:r>
-        <w:rPr>
-          <w:rFonts w:ascii="Arial Narrow" w:eastAsia="Arial Narrow" w:hAnsi="Arial Narrow" w:cs="Arial Narrow"/>
-          <w:b/>
-          <w:bCs/>
-          <w:sz w:val="22"/>
-          <w:szCs w:val="22"/>
-        </w:rPr>
-        <w:t/>
-      </w:r>
-      <w:r>
-        <w:rPr>
-          <w:rFonts w:ascii="Arial Narrow" w:eastAsia="Arial Narrow" w:hAnsi="Arial Narrow" w:cs="Arial Narrow"/>
-          <w:sz w:val="22"/>
-          <w:szCs w:val="22"/>
-        </w:rPr>
-        <w:t xml:space="preserve"/>
-      </w:r>
-      <w:r>
-        <w:rPr>
-          <w:rFonts w:ascii="Arial Narrow" w:eastAsia="Arial Narrow" w:hAnsi="Arial Narrow" w:cs="Arial Narrow"/>
-          <w:sz w:val="22"/>
-          <w:szCs w:val="22"/>
-        </w:rPr>
-        <w:t/>
-      </w:r>
-      <w:r>
-        <w:rPr>
-          <w:rFonts w:ascii="Arial Narrow" w:eastAsia="Arial Narrow" w:hAnsi="Arial Narrow" w:cs="Arial Narrow"/>
-          <w:sz w:val="22"/>
-          <w:szCs w:val="22"/>
-        </w:rPr>
-        <w:t xml:space="preserve"/>
-      </w:r>
-      <w:r>
-        <w:rPr>
-          <w:rFonts w:ascii="Arial Narrow" w:eastAsia="Arial Narrow" w:hAnsi="Arial Narrow" w:cs="Arial Narrow"/>
-          <w:sz w:val="22"/>
-          <w:szCs w:val="22"/>
-        </w:rPr>
-        <w:t/>
-      </w:r>
-      <w:r>
-        <w:rPr>
-          <w:rFonts w:ascii="Arial Narrow" w:eastAsia="Arial Narrow" w:hAnsi="Arial Narrow" w:cs="Arial Narrow"/>
-          <w:sz w:val="22"/>
-          <w:szCs w:val="22"/>
-        </w:rPr>
-        <w:t/>
-      </w:r>
-      <w:r>
-        <w:rPr>
-          <w:rFonts w:ascii="Arial Narrow" w:eastAsia="Arial Narrow" w:hAnsi="Arial Narrow" w:cs="Arial Narrow"/>
-          <w:sz w:val="22"/>
-          <w:szCs w:val="22"/>
-        </w:rPr>
-        <w:t xml:space="preserve"/>
-      </w:r>
-      <w:r>
-        <w:rPr>
-          <w:rFonts w:ascii="Arial Narrow" w:eastAsia="Arial Narrow" w:hAnsi="Arial Narrow" w:cs="Arial Narrow"/>
-          <w:sz w:val="22"/>
-          <w:szCs w:val="22"/>
-        </w:rPr>
-        <w:t/>
-      </w:r>
-      <w:r>
-        <w:rPr>
-          <w:rFonts w:ascii="Arial Narrow" w:eastAsia="Arial Narrow" w:hAnsi="Arial Narrow" w:cs="Arial Narrow"/>
-          <w:sz w:val="22"/>
-          <w:szCs w:val="22"/>
-        </w:rPr>
-        <w:t/>
-      </w:r>
-    </w:p>
-    <w:p>
-      <w:pPr>
-        <w:jc w:val="both"/>
-        <w:rPr>
-          <w:rFonts w:ascii="Arial Narrow" w:eastAsia="Arial Narrow" w:hAnsi="Arial Narrow" w:cs="Arial Narrow"/>
-          <w:sz w:val="22"/>
-          <w:szCs w:val="22"/>
-          <w:lang w:eastAsia="es-ES"/>
-        </w:rPr>
-      </w:pPr>
-    </w:p>
-    <w:p>
-      <w:pPr>
-        <w:jc w:val="both"/>
-        <w:rPr>
-          <w:rFonts w:ascii="Arial Narrow" w:eastAsia="Arial Narrow" w:hAnsi="Arial Narrow" w:cs="Arial Narrow"/>
-          <w:bCs/>
-          <w:sz w:val="22"/>
-          <w:szCs w:val="22"/>
-        </w:rPr>
-      </w:pPr>
-      <w:r>
-        <w:rPr>
-          <w:rFonts w:ascii="Arial Narrow" w:eastAsia="Arial Narrow" w:hAnsi="Arial Narrow" w:cs="Arial Narrow"/>
-          <w:b/>
-          <w:sz w:val="22"/>
-          <w:szCs w:val="22"/>
-        </w:rPr>
-        <w:t xml:space="preserve">SEGUNDO: admitir a trámite la denuncia del 17 de julio de 2025, subsanado por escritos del 15 de agosto de 2025 y 8 de setiembre de 2025, interpuesta por el señor [DENUNCIANTE] contra Pacífico Compañía de Seguros y Reaseguros S.A., por lo siguiente:</w:t>
-      </w:r>
-      <w:r>
-        <w:rPr>
-          <w:rFonts w:ascii="Arial Narrow" w:eastAsia="Arial Narrow" w:hAnsi="Arial Narrow" w:cs="Arial Narrow"/>
-          <w:b/>
-          <w:sz w:val="22"/>
-          <w:szCs w:val="22"/>
-        </w:rPr>
-        <w:t xml:space="preserve"/>
-      </w:r>
-      <w:r>
-        <w:rPr>
-          <w:rFonts w:ascii="Arial Narrow" w:eastAsia="Arial Narrow" w:hAnsi="Arial Narrow" w:cs="Arial Narrow"/>
-          <w:bCs/>
-          <w:sz w:val="22"/>
-          <w:szCs w:val="22"/>
-        </w:rPr>
-        <w:t xml:space="preserve"/>
-      </w:r>
-      <w:r>
-        <w:rPr>
-          <w:rFonts w:ascii="Arial Narrow" w:eastAsia="Arial Narrow" w:hAnsi="Arial Narrow" w:cs="Arial Narrow"/>
-          <w:sz w:val="22"/>
-          <w:szCs w:val="22"/>
-        </w:rPr>
-        <w:t/>
-      </w:r>
-      <w:r>
-        <w:rPr>
-          <w:rFonts w:ascii="Arial Narrow" w:eastAsia="Arial Narrow" w:hAnsi="Arial Narrow" w:cs="Arial Narrow"/>
-          <w:sz w:val="22"/>
-          <w:szCs w:val="22"/>
-        </w:rPr>
-        <w:t xml:space="preserve"/>
-      </w:r>
-      <w:r>
-        <w:rPr>
-          <w:rFonts w:ascii="Arial Narrow" w:eastAsia="Arial Narrow" w:hAnsi="Arial Narrow" w:cs="Arial Narrow"/>
-          <w:bCs/>
-          <w:sz w:val="22"/>
-          <w:szCs w:val="22"/>
-        </w:rPr>
-        <w:t/>
-      </w:r>
-      <w:r>
-        <w:rPr>
-          <w:rFonts w:ascii="Arial Narrow" w:eastAsia="Arial Narrow" w:hAnsi="Arial Narrow" w:cs="Arial Narrow"/>
-          <w:bCs/>
-          <w:sz w:val="22"/>
-          <w:szCs w:val="22"/>
-        </w:rPr>
-        <w:t xml:space="preserve"/>
-      </w:r>
-      <w:r>
-        <w:rPr>
-          <w:rFonts w:ascii="Arial Narrow" w:eastAsia="Arial Narrow" w:hAnsi="Arial Narrow" w:cs="Arial Narrow"/>
-          <w:bCs/>
-          <w:sz w:val="22"/>
-          <w:szCs w:val="22"/>
-        </w:rPr>
-        <w:t xml:space="preserve"/>
-      </w:r>
-      <w:r>
-        <w:rPr>
-          <w:rFonts w:ascii="Arial Narrow" w:eastAsia="Arial Narrow" w:hAnsi="Arial Narrow" w:cs="Arial Narrow"/>
-          <w:bCs/>
-          <w:spacing w:val="-3"/>
-          <w:sz w:val="22"/>
-          <w:szCs w:val="22"/>
-        </w:rPr>
-        <w:t/>
-      </w:r>
-      <w:r>
-        <w:rPr>
-          <w:rFonts w:ascii="Arial Narrow" w:eastAsia="Arial Narrow" w:hAnsi="Arial Narrow" w:cs="Arial Narrow"/>
-          <w:bCs/>
-          <w:spacing w:val="-3"/>
-          <w:sz w:val="22"/>
-          <w:szCs w:val="22"/>
-        </w:rPr>
-        <w:t xml:space="preserve"/>
-      </w:r>
-      <w:r>
-        <w:rPr>
-          <w:rFonts w:ascii="Arial Narrow" w:eastAsia="Arial Narrow" w:hAnsi="Arial Narrow" w:cs="Arial Narrow"/>
-          <w:color w:val="000000"/>
-          <w:sz w:val="22"/>
-          <w:szCs w:val="22"/>
-          <w:shd w:val="clear" w:color="auto" w:fill="FFFFFF"/>
-        </w:rPr>
-        <w:t xml:space="preserve"/>
-      </w:r>
-      <w:proofErr w:type="spellStart"/>
-      <w:r>
-        <w:rPr>
-          <w:rFonts w:ascii="Arial Narrow" w:eastAsia="Arial Narrow" w:hAnsi="Arial Narrow" w:cs="Arial Narrow"/>
-          <w:color w:val="000000"/>
-          <w:sz w:val="22"/>
-          <w:szCs w:val="22"/>
-          <w:shd w:val="clear" w:color="auto" w:fill="FFFFFF"/>
-        </w:rPr>
-        <w:t/>
-      </w:r>
-      <w:proofErr w:type="spellEnd"/>
-      <w:r>
-        <w:rPr>
-          <w:rFonts w:ascii="Arial Narrow" w:eastAsia="Arial Narrow" w:hAnsi="Arial Narrow" w:cs="Arial Narrow"/>
-          <w:color w:val="000000"/>
-          <w:sz w:val="22"/>
-          <w:szCs w:val="22"/>
-          <w:shd w:val="clear" w:color="auto" w:fill="FFFFFF"/>
-        </w:rPr>
-        <w:t xml:space="preserve"/>
-      </w:r>
-      <w:r>
-        <w:rPr>
-          <w:rFonts w:ascii="Arial Narrow" w:eastAsia="Arial Narrow" w:hAnsi="Arial Narrow" w:cs="Arial Narrow"/>
-          <w:bCs/>
-          <w:sz w:val="22"/>
-          <w:szCs w:val="22"/>
-        </w:rPr>
-        <w:t xml:space="preserve"/>
-      </w:r>
-      <w:r>
-        <w:rPr>
-          <w:rFonts w:ascii="Arial Narrow" w:eastAsia="Arial Narrow" w:hAnsi="Arial Narrow" w:cs="Arial Narrow"/>
-          <w:bCs/>
-          <w:sz w:val="22"/>
-          <w:szCs w:val="22"/>
-        </w:rPr>
-        <w:t/>
-      </w:r>
-      <w:r>
-        <w:rPr>
-          <w:rFonts w:ascii="Arial Narrow" w:eastAsia="Arial Narrow" w:hAnsi="Arial Narrow" w:cs="Arial Narrow"/>
-          <w:bCs/>
-          <w:sz w:val="22"/>
-          <w:szCs w:val="22"/>
-        </w:rPr>
-        <w:t xml:space="preserve"/>
-      </w:r>
-      <w:r>
-        <w:rPr>
-          <w:rFonts w:ascii="Arial Narrow" w:eastAsia="Arial Narrow" w:hAnsi="Arial Narrow" w:cs="Arial Narrow"/>
-          <w:bCs/>
-          <w:sz w:val="22"/>
-          <w:szCs w:val="22"/>
-        </w:rPr>
-        <w:t/>
-      </w:r>
-      <w:r>
-        <w:rPr>
-          <w:rStyle w:val="normaltextrun"/>
-          <w:rFonts w:ascii="Arial Narrow" w:eastAsia="Arial Narrow" w:hAnsi="Arial Narrow" w:cs="Arial Narrow"/>
-          <w:sz w:val="22"/>
-          <w:szCs w:val="22"/>
-          <w:shd w:val="clear" w:color="auto" w:fill="FFFFFF"/>
-        </w:rPr>
-        <w:t xml:space="preserve"/>
-      </w:r>
-      <w:r>
-        <w:rPr>
-          <w:rFonts w:ascii="Arial Narrow" w:eastAsia="Arial Narrow" w:hAnsi="Arial Narrow" w:cs="Arial Narrow"/>
-          <w:bCs/>
-          <w:sz w:val="22"/>
-          <w:szCs w:val="22"/>
-        </w:rPr>
-        <w:t xml:space="preserve"/>
-      </w:r>
-      <w:r>
-        <w:rPr>
-          <w:rFonts w:ascii="Arial Narrow" w:eastAsia="Arial Narrow" w:hAnsi="Arial Narrow" w:cs="Arial Narrow"/>
-          <w:bCs/>
+        <w:t xml:space="preserve"/>
+      </w:r>
+      <w:r>
+        <w:rPr>
+          <w:rFonts w:ascii="Arial Narrow" w:eastAsia="Arial Narrow" w:hAnsi="Arial Narrow" w:cs="Arial Narrow"/>
           <w:sz w:val="22"/>
           <w:szCs w:val="22"/>
         </w:rPr>
@@ -10983,7 +10890,15 @@
           <w:sz w:val="22"/>
           <w:szCs w:val="22"/>
         </w:rPr>
-        <w:t xml:space="preserve">: </w:t>
+        <w:t xml:space="preserve">:</w:t>
+      </w:r>
+      <w:r>
+        <w:rPr>
+          <w:rFonts w:ascii="Arial Narrow" w:eastAsia="Arial Narrow" w:hAnsi="Arial Narrow" w:cs="Arial Narrow"/>
+          <w:sz w:val="22"/>
+          <w:szCs w:val="22"/>
+        </w:rPr>
+        <w:t xml:space="preserve"> </w:t>
       </w:r>
       <w:r>
         <w:rPr>
@@ -11055,12 +10970,19 @@
           <w:sz w:val="22"/>
           <w:szCs w:val="22"/>
         </w:rPr>
-        <w:t>: requerir a</w:t>
-      </w:r>
-      <w:r>
-        <w:rPr>
-          <w:rFonts w:ascii="Arial Narrow" w:eastAsia="Arial Narrow" w:hAnsi="Arial Narrow" w:cs="Arial Narrow"/>
-          <w:bCs/>
+        <w:t xml:space="preserve">:</w:t>
+      </w:r>
+      <w:r>
+        <w:rPr>
+          <w:rFonts w:ascii="Arial Narrow" w:eastAsia="Arial Narrow" w:hAnsi="Arial Narrow" w:cs="Arial Narrow"/>
+          <w:sz w:val="22"/>
+          <w:szCs w:val="22"/>
+        </w:rPr>
+        <w:t xml:space="preserve"> requerir a</w:t>
+      </w:r>
+      <w:r>
+        <w:rPr>
+          <w:rFonts w:ascii="Arial Narrow" w:eastAsia="Arial Narrow" w:hAnsi="Arial Narrow" w:cs="Arial Narrow"/>
           <w:sz w:val="22"/>
           <w:szCs w:val="22"/>
         </w:rPr>
@@ -11069,7 +10991,6 @@
       <w:r>
         <w:rPr>
           <w:rFonts w:ascii="Arial Narrow" w:eastAsia="Arial Narrow" w:hAnsi="Arial Narrow" w:cs="Arial Narrow"/>
-          <w:bCs/>
           <w:sz w:val="22"/>
           <w:szCs w:val="22"/>
         </w:rPr>
@@ -11078,7 +10999,6 @@
       <w:r>
         <w:rPr>
           <w:rFonts w:ascii="Arial Narrow" w:eastAsia="Arial Narrow" w:hAnsi="Arial Narrow" w:cs="Arial Narrow"/>
-          <w:bCs/>
           <w:sz w:val="22"/>
           <w:szCs w:val="22"/>
         </w:rPr>
@@ -11375,7 +11295,15 @@
           <w:sz w:val="22"/>
           <w:szCs w:val="22"/>
         </w:rPr>
-        <w:t xml:space="preserve">QUINTO: </w:t>
+        <w:t xml:space="preserve">QUINTO:</w:t>
+      </w:r>
+      <w:r>
+        <w:rPr>
+          <w:rFonts w:ascii="Arial Narrow" w:eastAsia="Arial Narrow" w:hAnsi="Arial Narrow" w:cs="Arial Narrow"/>
+          <w:sz w:val="22"/>
+          <w:szCs w:val="22"/>
+        </w:rPr>
+        <w:t xml:space="preserve"> </w:t>
       </w:r>
       <w:r>
         <w:rPr>
@@ -11393,7 +11321,7 @@
           <w:szCs w:val="22"/>
           <w:vertAlign w:val="superscript"/>
         </w:rPr>
-        <w:footnoteReference w:id="19"/>
+        <w:footnoteReference w:id="13"/>
       </w:r>
       <w:r>
         <w:rPr>
@@ -11411,7 +11339,7 @@
           <w:szCs w:val="22"/>
           <w:vertAlign w:val="superscript"/>
         </w:rPr>
-        <w:footnoteReference w:id="20"/>
+        <w:footnoteReference w:id="14"/>
       </w:r>
       <w:r>
         <w:rPr>
@@ -11469,8 +11397,6 @@
       <w:r>
         <w:rPr>
           <w:rFonts w:ascii="Arial Narrow" w:eastAsia="Arial Narrow" w:hAnsi="Arial Narrow" w:cs="Arial Narrow"/>
-          <w:b/>
-          <w:bCs/>
           <w:sz w:val="22"/>
           <w:szCs w:val="22"/>
           <w:lang w:val="es-ES" w:eastAsia="es-ES"/>
@@ -11498,7 +11424,6 @@
       <w:r>
         <w:rPr>
           <w:rFonts w:ascii="Arial Narrow" w:eastAsia="Arial Narrow" w:hAnsi="Arial Narrow" w:cs="Arial Narrow"/>
-          <w:bCs/>
           <w:sz w:val="22"/>
           <w:szCs w:val="22"/>
         </w:rPr>
@@ -11507,7 +11432,6 @@
       <w:r>
         <w:rPr>
           <w:rFonts w:ascii="Arial Narrow" w:eastAsia="Arial Narrow" w:hAnsi="Arial Narrow" w:cs="Arial Narrow"/>
-          <w:bCs/>
           <w:sz w:val="22"/>
           <w:szCs w:val="22"/>
         </w:rPr>
@@ -11516,7 +11440,6 @@
       <w:r>
         <w:rPr>
           <w:rFonts w:ascii="Arial Narrow" w:eastAsia="Arial Narrow" w:hAnsi="Arial Narrow" w:cs="Arial Narrow"/>
-          <w:bCs/>
           <w:sz w:val="22"/>
           <w:szCs w:val="22"/>
         </w:rPr>
@@ -11525,7 +11448,6 @@
       <w:r>
         <w:rPr>
           <w:rFonts w:ascii="Arial Narrow" w:eastAsia="Arial Narrow" w:hAnsi="Arial Narrow" w:cs="Arial Narrow"/>
-          <w:bCs/>
           <w:sz w:val="22"/>
           <w:szCs w:val="22"/>
         </w:rPr>
@@ -11534,7 +11456,6 @@
       <w:r>
         <w:rPr>
           <w:rFonts w:ascii="Arial Narrow" w:eastAsia="Arial Narrow" w:hAnsi="Arial Narrow" w:cs="Arial Narrow"/>
-          <w:bCs/>
           <w:sz w:val="22"/>
           <w:szCs w:val="22"/>
         </w:rPr>
@@ -11695,7 +11616,15 @@
           <w:sz w:val="22"/>
           <w:szCs w:val="22"/>
         </w:rPr>
-        <w:t xml:space="preserve">: </w:t>
+        <w:t xml:space="preserve">:</w:t>
+      </w:r>
+      <w:r>
+        <w:rPr>
+          <w:rFonts w:ascii="Arial Narrow" w:eastAsia="Arial Narrow" w:hAnsi="Arial Narrow" w:cs="Arial Narrow"/>
+          <w:sz w:val="22"/>
+          <w:szCs w:val="22"/>
+        </w:rPr>
+        <w:t xml:space="preserve"> </w:t>
       </w:r>
       <w:r>
         <w:rPr>
@@ -11755,7 +11684,7 @@
           <w:szCs w:val="22"/>
           <w:vertAlign w:val="superscript"/>
         </w:rPr>
-        <w:footnoteReference w:id="14"/>
+        <w:footnoteReference w:id="15"/>
       </w:r>
       <w:r>
         <w:rPr>
@@ -11829,7 +11758,7 @@
           <w:szCs w:val="22"/>
           <w:vertAlign w:val="superscript"/>
         </w:rPr>
-        <w:footnoteReference w:id="15"/>
+        <w:footnoteReference w:id="16"/>
       </w:r>
       <w:r>
         <w:rPr>
@@ -11884,7 +11813,7 @@
           <w:szCs w:val="22"/>
           <w:vertAlign w:val="superscript"/>
         </w:rPr>
-        <w:footnoteReference w:id="16"/>
+        <w:footnoteReference w:id="17"/>
       </w:r>
       <w:r>
         <w:rPr>
@@ -12005,7 +11934,15 @@
           <w:sz w:val="22"/>
           <w:szCs w:val="22"/>
         </w:rPr>
-        <w:t xml:space="preserve">: </w:t>
+        <w:t xml:space="preserve">:</w:t>
+      </w:r>
+      <w:r>
+        <w:rPr>
+          <w:rFonts w:ascii="Arial Narrow" w:eastAsia="Arial Narrow" w:hAnsi="Arial Narrow" w:cs="Arial Narrow"/>
+          <w:sz w:val="22"/>
+          <w:szCs w:val="22"/>
+        </w:rPr>
+        <w:t xml:space="preserve"> </w:t>
       </w:r>
       <w:r>
         <w:rPr>
@@ -12023,7 +11960,7 @@
           <w:szCs w:val="22"/>
           <w:vertAlign w:val="superscript"/>
         </w:rPr>
-        <w:footnoteReference w:id="17"/>
+        <w:footnoteReference w:id="18"/>
       </w:r>
       <w:r>
         <w:rPr>
@@ -12038,19 +11975,57 @@
           <w:rFonts w:ascii="Arial Narrow" w:eastAsia="Arial Narrow" w:hAnsi="Arial Narrow" w:cs="Arial Narrow"/>
           <w:sz w:val="22"/>
           <w:szCs w:val="22"/>
-          <w:u w:val="single"/>
         </w:rPr>
         <w:t>expresamente su facultad para asistir y conciliar en su representación</w:t>
       </w:r>
       <w:r>
         <w:rPr>
           <w:rFonts w:ascii="Arial Narrow" w:eastAsia="Arial Narrow" w:hAnsi="Arial Narrow" w:cs="Arial Narrow"/>
+          <w:sz w:val="22"/>
+          <w:szCs w:val="22"/>
+        </w:rPr>
+        <w:t>.</w:t>
+      </w:r>
+      <w:r>
+        <w:rPr>
+          <w:rFonts w:ascii="Arial Narrow" w:eastAsia="Arial Narrow" w:hAnsi="Arial Narrow" w:cs="Arial Narrow"/>
+          <w:sz w:val="22"/>
+          <w:szCs w:val="22"/>
+        </w:rPr>
+        <w:t xml:space="preserve"> </w:t>
+      </w:r>
+      <w:r>
+        <w:rPr>
+          <w:rFonts w:ascii="Arial Narrow" w:eastAsia="Arial Narrow" w:hAnsi="Arial Narrow" w:cs="Arial Narrow"/>
+          <w:sz w:val="22"/>
+          <w:szCs w:val="22"/>
+        </w:rPr>
+        <w:t xml:space="preserve">Ello bajo apercibimiento de no realizar la audiencia de conciliación y levantar el acta de inasistencia correspondiente. </w:t>
+      </w:r>
+    </w:p>
+    <w:p>
+      <w:pPr>
+        <w:shd w:val="clear" w:color="auto" w:fill="FFFFFF" w:themeFill="background1"/>
+        <w:jc w:val="both"/>
+        <w:rPr>
+          <w:rFonts w:ascii="Arial Narrow" w:eastAsia="Arial Narrow" w:hAnsi="Arial Narrow" w:cs="Arial Narrow"/>
+          <w:b/>
           <w:bCs/>
           <w:sz w:val="22"/>
           <w:szCs w:val="22"/>
         </w:rPr>
-        <w:t>.</w:t>
-      </w:r>
+      </w:pPr>
+    </w:p>
+    <w:p>
+      <w:pPr>
+        <w:shd w:val="clear" w:color="auto" w:fill="FFFFFF" w:themeFill="background1"/>
+        <w:jc w:val="both"/>
+        <w:rPr>
+          <w:rFonts w:ascii="Arial Narrow" w:eastAsia="Arial Narrow" w:hAnsi="Arial Narrow" w:cs="Arial Narrow"/>
+          <w:sz w:val="22"/>
+          <w:szCs w:val="22"/>
+        </w:rPr>
+      </w:pPr>
       <w:r>
         <w:rPr>
           <w:rFonts w:ascii="Arial Narrow" w:eastAsia="Arial Narrow" w:hAnsi="Arial Narrow" w:cs="Arial Narrow"/>
@@ -12059,6 +12034,24 @@
           <w:sz w:val="22"/>
           <w:szCs w:val="22"/>
         </w:rPr>
+        <w:t>DÉCIMO</w:t>
+      </w:r>
+      <w:r>
+        <w:rPr>
+          <w:rFonts w:ascii="Arial Narrow" w:eastAsia="Arial Narrow" w:hAnsi="Arial Narrow" w:cs="Arial Narrow"/>
+          <w:b/>
+          <w:bCs/>
+          <w:sz w:val="22"/>
+          <w:szCs w:val="22"/>
+        </w:rPr>
+        <w:t xml:space="preserve">:</w:t>
+      </w:r>
+      <w:r>
+        <w:rPr>
+          <w:rFonts w:ascii="Arial Narrow" w:eastAsia="Arial Narrow" w:hAnsi="Arial Narrow" w:cs="Arial Narrow"/>
+          <w:sz w:val="22"/>
+          <w:szCs w:val="22"/>
+        </w:rPr>
         <w:t xml:space="preserve"> </w:t>
       </w:r>
       <w:r>
@@ -12066,9 +12059,8 @@
           <w:rFonts w:ascii="Arial Narrow" w:eastAsia="Arial Narrow" w:hAnsi="Arial Narrow" w:cs="Arial Narrow"/>
           <w:sz w:val="22"/>
           <w:szCs w:val="22"/>
-          <w:u w:val="single"/>
-        </w:rPr>
-        <w:t xml:space="preserve">Ello bajo apercibimiento de no realizar la audiencia de conciliación y levantar el acta de inasistencia correspondiente. </w:t>
+        </w:rPr>
+        <w:t>poner en conocimiento de las partes que, antes de la emisión de la Resolución Final, tienen la posibilidad de formular su desistimiento o presentar el acuerdo arribado mediante la conciliación, mediación, transacción o cualquier otro que, de forma indubitable, deje constancia que se ha solucionado la controversia materia de denuncia.</w:t>
       </w:r>
     </w:p>
     <w:p>
@@ -12077,83 +12069,39 @@
         <w:jc w:val="both"/>
         <w:rPr>
           <w:rFonts w:ascii="Arial Narrow" w:eastAsia="Arial Narrow" w:hAnsi="Arial Narrow" w:cs="Arial Narrow"/>
+          <w:sz w:val="22"/>
+          <w:szCs w:val="22"/>
+        </w:rPr>
+      </w:pPr>
+    </w:p>
+    <w:bookmarkEnd w:id="10"/>
+    <w:p>
+      <w:pPr>
+        <w:suppressAutoHyphens/>
+        <w:jc w:val="both"/>
+        <w:rPr>
+          <w:rFonts w:ascii="Arial Narrow" w:eastAsia="Arial Narrow" w:hAnsi="Arial Narrow" w:cs="Arial Narrow"/>
+          <w:sz w:val="22"/>
+          <w:szCs w:val="22"/>
+        </w:rPr>
+      </w:pPr>
+      <w:r>
+        <w:rPr>
+          <w:rFonts w:ascii="Arial Narrow" w:eastAsia="Arial Narrow" w:hAnsi="Arial Narrow" w:cs="Arial Narrow"/>
           <w:b/>
           <w:bCs/>
           <w:sz w:val="22"/>
           <w:szCs w:val="22"/>
         </w:rPr>
-      </w:pPr>
-    </w:p>
-    <w:p>
-      <w:pPr>
-        <w:shd w:val="clear" w:color="auto" w:fill="FFFFFF" w:themeFill="background1"/>
-        <w:jc w:val="both"/>
-        <w:rPr>
-          <w:rFonts w:ascii="Arial Narrow" w:eastAsia="Arial Narrow" w:hAnsi="Arial Narrow" w:cs="Arial Narrow"/>
-          <w:sz w:val="22"/>
-          <w:szCs w:val="22"/>
-        </w:rPr>
-      </w:pPr>
-      <w:r>
-        <w:rPr>
-          <w:rFonts w:ascii="Arial Narrow" w:eastAsia="Arial Narrow" w:hAnsi="Arial Narrow" w:cs="Arial Narrow"/>
-          <w:b/>
-          <w:bCs/>
-          <w:sz w:val="22"/>
-          <w:szCs w:val="22"/>
-        </w:rPr>
-        <w:t>DÉCIMO</w:t>
-      </w:r>
-      <w:r>
-        <w:rPr>
-          <w:rFonts w:ascii="Arial Narrow" w:eastAsia="Arial Narrow" w:hAnsi="Arial Narrow" w:cs="Arial Narrow"/>
-          <w:b/>
-          <w:bCs/>
-          <w:sz w:val="22"/>
-          <w:szCs w:val="22"/>
-        </w:rPr>
-        <w:t xml:space="preserve">: </w:t>
-      </w:r>
-      <w:r>
-        <w:rPr>
-          <w:rFonts w:ascii="Arial Narrow" w:eastAsia="Arial Narrow" w:hAnsi="Arial Narrow" w:cs="Arial Narrow"/>
-          <w:sz w:val="22"/>
-          <w:szCs w:val="22"/>
-        </w:rPr>
-        <w:t>poner en conocimiento de las partes que, antes de la emisión de la Resolución Final, tienen la posibilidad de formular su desistimiento o presentar el acuerdo arribado mediante la conciliación, mediación, transacción o cualquier otro que, de forma indubitable, deje constancia que se ha solucionado la controversia materia de denuncia.</w:t>
-      </w:r>
-    </w:p>
-    <w:p>
-      <w:pPr>
-        <w:shd w:val="clear" w:color="auto" w:fill="FFFFFF" w:themeFill="background1"/>
-        <w:jc w:val="both"/>
-        <w:rPr>
-          <w:rFonts w:ascii="Arial Narrow" w:eastAsia="Arial Narrow" w:hAnsi="Arial Narrow" w:cs="Arial Narrow"/>
-          <w:sz w:val="22"/>
-          <w:szCs w:val="22"/>
-        </w:rPr>
-      </w:pPr>
-    </w:p>
-    <w:bookmarkEnd w:id="10"/>
-    <w:p>
-      <w:pPr>
-        <w:suppressAutoHyphens/>
-        <w:jc w:val="both"/>
-        <w:rPr>
-          <w:rFonts w:ascii="Arial Narrow" w:eastAsia="Arial Narrow" w:hAnsi="Arial Narrow" w:cs="Arial Narrow"/>
-          <w:sz w:val="22"/>
-          <w:szCs w:val="22"/>
-        </w:rPr>
-      </w:pPr>
-      <w:r>
-        <w:rPr>
-          <w:rFonts w:ascii="Arial Narrow" w:eastAsia="Arial Narrow" w:hAnsi="Arial Narrow" w:cs="Arial Narrow"/>
-          <w:b/>
-          <w:bCs/>
-          <w:sz w:val="22"/>
-          <w:szCs w:val="22"/>
-        </w:rPr>
-        <w:t xml:space="preserve">DÉCIMO PRIMERO: </w:t>
+        <w:t xml:space="preserve">DÉCIMO PRIMERO:</w:t>
+      </w:r>
+      <w:r>
+        <w:rPr>
+          <w:rFonts w:ascii="Arial Narrow" w:eastAsia="Arial Narrow" w:hAnsi="Arial Narrow" w:cs="Arial Narrow"/>
+          <w:sz w:val="22"/>
+          <w:szCs w:val="22"/>
+        </w:rPr>
+        <w:t xml:space="preserve"> </w:t>
       </w:r>
       <w:r>
         <w:rPr>
@@ -12320,7 +12268,7 @@
           <w:szCs w:val="22"/>
           <w:vertAlign w:val="superscript"/>
         </w:rPr>
-        <w:footnoteReference w:id="18"/>
+        <w:footnoteReference w:id="19"/>
       </w:r>
       <w:r>
         <w:rPr>
@@ -12544,6 +12492,39 @@
           <w:szCs w:val="22"/>
         </w:rPr>
       </w:pPr>
+    </w:p>
+    <w:p>
+      <w:pPr>
+        <w:pStyle w:val="paragraph"/>
+        <w:shd w:val="clear" w:color="auto" w:fill="FFFFFF"/>
+        <w:spacing w:before="0" w:beforeAutospacing="0" w:after="0" w:afterAutospacing="0"/>
+        <w:jc w:val="center"/>
+        <w:textAlignment w:val="baseline"/>
+        <w:rPr>
+          <w:rFonts w:ascii="Arial Narrow" w:eastAsia="Arial Narrow" w:hAnsi="Arial Narrow" w:cs="Arial Narrow"/>
+          <w:sz w:val="22"/>
+          <w:szCs w:val="22"/>
+        </w:rPr>
+      </w:pPr>
+      <w:r>
+        <w:rPr>
+          <w:rStyle w:val="normaltextrun"/>
+          <w:rFonts w:ascii="Arial Narrow" w:eastAsia="Arial Narrow" w:hAnsi="Arial Narrow" w:cs="Arial Narrow"/>
+          <w:b/>
+          <w:bCs/>
+          <w:sz w:val="22"/>
+          <w:szCs w:val="22"/>
+        </w:rPr>
+        <w:t xml:space="preserve">Firmado digitalmente por</w:t>
+      </w:r>
+      <w:r>
+        <w:rPr>
+          <w:rStyle w:val="eop"/>
+          <w:rFonts w:ascii="Arial Narrow" w:eastAsia="Arial Narrow" w:hAnsi="Arial Narrow" w:cs="Arial Narrow"/>
+          <w:sz w:val="22"/>
+          <w:szCs w:val="22"/>
+        </w:rPr>
+      </w:r>
     </w:p>
     <w:p>
       <w:pPr>
@@ -12950,6 +12931,9 @@
     <w:p>
       <w:pPr>
         <w:pStyle w:val="Textonotapie"/>
+        <w:tabs>
+          <w:tab w:val="left" w:pos="567"/>
+        </w:tabs>
         <w:ind w:left="567" w:hanging="567"/>
         <w:jc w:val="both"/>
         <w:rPr>
@@ -12974,7 +12958,8 @@
           <w:sz w:val="16"/>
           <w:szCs w:val="16"/>
         </w:rPr>
-        <w:t xml:space="preserve"> </w:t>
+        <w:tab/>
+        <w:t xml:space="preserve"/>
       </w:r>
       <w:r>
         <w:rPr>
@@ -13117,6 +13102,9 @@
   <w:footnote w:id="2">
     <w:p>
       <w:pPr>
+        <w:tabs>
+          <w:tab w:val="left" w:pos="567"/>
+        </w:tabs>
         <w:ind w:left="567" w:hanging="567"/>
         <w:jc w:val="both"/>
         <w:rPr>
@@ -13141,15 +13129,16 @@
           <w:sz w:val="16"/>
           <w:szCs w:val="16"/>
         </w:rPr>
-        <w:t xml:space="preserve"> </w:t>
-      </w:r>
-      <w:r>
-        <w:rPr>
-          <w:rFonts w:ascii="Arial Narrow" w:eastAsia="Arial Narrow" w:hAnsi="Arial Narrow" w:cs="Arial Narrow"/>
-          <w:sz w:val="16"/>
-          <w:szCs w:val="16"/>
-        </w:rPr>
         <w:tab/>
+        <w:t xml:space="preserve"/>
+      </w:r>
+      <w:r>
+        <w:rPr>
+          <w:rFonts w:ascii="Arial Narrow" w:eastAsia="Arial Narrow" w:hAnsi="Arial Narrow" w:cs="Arial Narrow"/>
+          <w:sz w:val="16"/>
+          <w:szCs w:val="16"/>
+        </w:rPr>
+        <w:tab/>
       </w:r>
       <w:r>
         <w:rPr>
@@ -13178,7 +13167,7 @@
           <w:sz w:val="16"/>
           <w:szCs w:val="16"/>
         </w:rPr>
-        <w:t xml:space="preserve"> 001-2008/TRI-INDECOPI, SOBRE CONFIDENCIALIDAD DE LA INFORMACIÓN EN LOS PROCEDIMIENTOS SEGUIDOS POR LOS ÓRGANOS FUNCIONALES DEL INDECOPI</w:t>
+        <w:t xml:space="preserve">001-2008/TRI-INDECOPI, SOBRE CONFIDENCIALIDAD DE LA INFORMACIÓN EN LOS PROCEDIMIENTOS SEGUIDOS POR LOS ÓRGANOS FUNCIONALES DEL INDECOPI</w:t>
       </w:r>
     </w:p>
     <w:p>
@@ -13291,6 +13280,9 @@
     <w:p>
       <w:pPr>
         <w:pStyle w:val="Sinespaciado"/>
+        <w:tabs>
+          <w:tab w:val="left" w:pos="567"/>
+        </w:tabs>
         <w:ind w:left="567" w:hanging="567"/>
         <w:jc w:val="both"/>
         <w:rPr>
@@ -13316,15 +13308,16 @@
           <w:sz w:val="16"/>
           <w:szCs w:val="16"/>
         </w:rPr>
-        <w:t xml:space="preserve"> </w:t>
-      </w:r>
-      <w:r>
-        <w:rPr>
-          <w:rFonts w:ascii="Arial Narrow" w:eastAsia="Arial Narrow" w:hAnsi="Arial Narrow" w:cs="Arial Narrow"/>
-          <w:sz w:val="16"/>
-          <w:szCs w:val="16"/>
-        </w:rPr>
         <w:tab/>
+        <w:t xml:space="preserve"/>
+      </w:r>
+      <w:r>
+        <w:rPr>
+          <w:rFonts w:ascii="Arial Narrow" w:eastAsia="Arial Narrow" w:hAnsi="Arial Narrow" w:cs="Arial Narrow"/>
+          <w:sz w:val="16"/>
+          <w:szCs w:val="16"/>
+        </w:rPr>
+        <w:tab/>
       </w:r>
       <w:r>
         <w:rPr>
@@ -13356,7 +13349,7 @@
           <w:sz w:val="16"/>
           <w:szCs w:val="16"/>
         </w:rPr>
-        <w:t xml:space="preserve"> 001-2025-GEG/INDECOPI, Directiva que regula la tramitación del expediente electrónico del Instituto Nacional de Defensa de la Competencia y de la Protección de la Propiedad Intelectual</w:t>
+        <w:t xml:space="preserve">001-2025-GEG/INDECOPI, Directiva que regula la tramitación del expediente electrónico del Instituto Nacional de Defensa de la Competencia y de la Protección de la Propiedad Intelectual</w:t>
       </w:r>
       <w:r>
         <w:rPr>
@@ -13495,6 +13488,70 @@
     </w:p>
   </w:footnote>
   <w:footnote w:id="4">
+    <w:p>
+      <w:pPr>
+        <w:pStyle w:val="paragraph"/>
+        <w:tabs>
+          <w:tab w:val="left" w:pos="555"/>
+        </w:tabs>
+        <w:spacing w:before="0" w:beforeAutospacing="0" w:after="0" w:afterAutospacing="0"/>
+        <w:ind w:left="555" w:hanging="555"/>
+        <w:jc w:val="both"/>
+        <w:textAlignment w:val="baseline"/>
+        <w:rPr>
+          <w:rFonts w:ascii="Arial Narrow" w:eastAsia="Arial Narrow" w:hAnsi="Arial Narrow" w:cs="Arial Narrow"/>
+          <w:sz w:val="16"/>
+          <w:szCs w:val="16"/>
+        </w:rPr>
+      </w:pPr>
+      <w:r>
+        <w:rPr>
+          <w:rStyle w:val="Refdenotaalpie"/>
+          <w:rFonts w:ascii="Arial Narrow" w:eastAsia="Arial Narrow" w:hAnsi="Arial Narrow" w:cs="Arial Narrow"/>
+          <w:sz w:val="16"/>
+          <w:szCs w:val="16"/>
+          <w:vertAlign w:val="superscript"/>
+        </w:rPr>
+        <w:footnoteRef/>
+      </w:r>
+      <w:r>
+        <w:rPr>
+          <w:rFonts w:ascii="Arial Narrow" w:eastAsia="Arial Narrow" w:hAnsi="Arial Narrow" w:cs="Arial Narrow"/>
+          <w:sz w:val="16"/>
+          <w:szCs w:val="16"/>
+        </w:rPr>
+        <w:tab/>
+        <w:t xml:space="preserve"/>
+      </w:r>
+      <w:r>
+        <w:rPr>
+          <w:rFonts w:ascii="Arial Narrow" w:eastAsia="Arial Narrow" w:hAnsi="Arial Narrow" w:cs="Arial Narrow"/>
+          <w:sz w:val="16"/>
+          <w:szCs w:val="16"/>
+        </w:rPr>
+        <w:tab/>
+      </w:r>
+      <w:r>
+        <w:rPr>
+          <w:rStyle w:val="normaltextrun"/>
+          <w:rFonts w:ascii="Arial Narrow" w:eastAsia="Arial Narrow" w:hAnsi="Arial Narrow" w:cs="Arial Narrow"/>
+          <w:b/>
+          <w:bCs/>
+          <w:sz w:val="16"/>
+          <w:szCs w:val="16"/>
+        </w:rPr>
+        <w:t>Decreto Supremo 006-2026-JUS, TEXTO ÚNICO ORDENADO DE LA LEY DEL PROCEDIMIENTO ADMINISTRATIVO GENERAL, publicado el 30 de abril de 2026.</w:t>
+      </w:r>
+      <w:r>
+        <w:rPr>
+          <w:rStyle w:val="eop"/>
+          <w:rFonts w:ascii="Arial Narrow" w:eastAsia="Arial Narrow" w:hAnsi="Arial Narrow" w:cs="Arial Narrow"/>
+          <w:sz w:val="16"/>
+          <w:szCs w:val="16"/>
+        </w:rPr>
+        <w:t xml:space="preserve"> </w:t>
+      </w:r>
+    </w:p>
     <w:p>
       <w:pPr>
         <w:pStyle w:val="paragraph"/>
@@ -13510,40 +13567,133 @@
       </w:pPr>
       <w:r>
         <w:rPr>
-          <w:rStyle w:val="Refdenotaalpie"/>
-          <w:rFonts w:ascii="Arial Narrow" w:eastAsia="Arial Narrow" w:hAnsi="Arial Narrow" w:cs="Arial Narrow"/>
-          <w:sz w:val="16"/>
-          <w:szCs w:val="16"/>
-          <w:vertAlign w:val="superscript"/>
-        </w:rPr>
-        <w:footnoteRef/>
-      </w:r>
-      <w:r>
-        <w:rPr>
-          <w:rFonts w:ascii="Arial Narrow" w:eastAsia="Arial Narrow" w:hAnsi="Arial Narrow" w:cs="Arial Narrow"/>
-          <w:sz w:val="16"/>
-          <w:szCs w:val="16"/>
-        </w:rPr>
-        <w:t xml:space="preserve"> </w:t>
-      </w:r>
-      <w:r>
-        <w:rPr>
-          <w:rFonts w:ascii="Arial Narrow" w:eastAsia="Arial Narrow" w:hAnsi="Arial Narrow" w:cs="Arial Narrow"/>
+          <w:rStyle w:val="normaltextrun"/>
+          <w:rFonts w:ascii="Arial Narrow" w:eastAsia="Arial Narrow" w:hAnsi="Arial Narrow" w:cs="Arial Narrow"/>
+          <w:b/>
+          <w:bCs/>
+          <w:sz w:val="16"/>
+          <w:szCs w:val="16"/>
+        </w:rPr>
+        <w:t xml:space="preserve">            </w:t>
+      </w:r>
+      <w:r>
+        <w:rPr>
+          <w:rStyle w:val="normaltextrun"/>
+          <w:rFonts w:ascii="Arial Narrow" w:eastAsia="Arial Narrow" w:hAnsi="Arial Narrow" w:cs="Arial Narrow"/>
+          <w:b/>
+          <w:bCs/>
           <w:sz w:val="16"/>
           <w:szCs w:val="16"/>
         </w:rPr>
         <w:tab/>
-      </w:r>
+        <w:t>Artículo IV. Principios del procedimiento administrativo</w:t>
+      </w:r>
+      <w:r>
+        <w:rPr>
+          <w:rStyle w:val="eop"/>
+          <w:rFonts w:ascii="Arial Narrow" w:eastAsia="Arial Narrow" w:hAnsi="Arial Narrow" w:cs="Arial Narrow"/>
+          <w:sz w:val="16"/>
+          <w:szCs w:val="16"/>
+        </w:rPr>
+        <w:t xml:space="preserve"> </w:t>
+      </w:r>
+    </w:p>
+    <w:p>
+      <w:pPr>
+        <w:pStyle w:val="paragraph"/>
+        <w:spacing w:before="0" w:beforeAutospacing="0" w:after="0" w:afterAutospacing="0"/>
+        <w:ind w:left="555"/>
+        <w:jc w:val="both"/>
+        <w:textAlignment w:val="baseline"/>
+        <w:rPr>
+          <w:rFonts w:ascii="Arial Narrow" w:eastAsia="Arial Narrow" w:hAnsi="Arial Narrow" w:cs="Arial Narrow"/>
+          <w:sz w:val="16"/>
+          <w:szCs w:val="16"/>
+        </w:rPr>
+      </w:pPr>
       <w:r>
         <w:rPr>
           <w:rStyle w:val="normaltextrun"/>
           <w:rFonts w:ascii="Arial Narrow" w:eastAsia="Arial Narrow" w:hAnsi="Arial Narrow" w:cs="Arial Narrow"/>
+          <w:sz w:val="16"/>
+          <w:szCs w:val="16"/>
+        </w:rPr>
+        <w:t>1. El procedimiento administrativo se sustenta fundamentalmente en los siguientes principios, sin perjuicio de la vigencia de otros principios generales del Derecho Administrativo:</w:t>
+      </w:r>
+      <w:r>
+        <w:rPr>
+          <w:rStyle w:val="eop"/>
+          <w:rFonts w:ascii="Arial Narrow" w:eastAsia="Arial Narrow" w:hAnsi="Arial Narrow" w:cs="Arial Narrow"/>
+          <w:sz w:val="16"/>
+          <w:szCs w:val="16"/>
+        </w:rPr>
+        <w:t xml:space="preserve"> </w:t>
+      </w:r>
+    </w:p>
+    <w:p>
+      <w:pPr>
+        <w:pStyle w:val="paragraph"/>
+        <w:spacing w:before="0" w:beforeAutospacing="0" w:after="0" w:afterAutospacing="0"/>
+        <w:ind w:left="555"/>
+        <w:jc w:val="both"/>
+        <w:textAlignment w:val="baseline"/>
+        <w:rPr>
+          <w:rFonts w:ascii="Arial Narrow" w:eastAsia="Arial Narrow" w:hAnsi="Arial Narrow" w:cs="Arial Narrow"/>
+          <w:sz w:val="16"/>
+          <w:szCs w:val="16"/>
+        </w:rPr>
+      </w:pPr>
+      <w:r>
+        <w:rPr>
+          <w:rStyle w:val="normaltextrun"/>
+          <w:rFonts w:ascii="Arial Narrow" w:eastAsia="Arial Narrow" w:hAnsi="Arial Narrow" w:cs="Arial Narrow"/>
+          <w:sz w:val="16"/>
+          <w:szCs w:val="16"/>
+        </w:rPr>
+        <w:t>(…)</w:t>
+      </w:r>
+      <w:r>
+        <w:rPr>
+          <w:rStyle w:val="eop"/>
+          <w:rFonts w:ascii="Arial Narrow" w:eastAsia="Arial Narrow" w:hAnsi="Arial Narrow" w:cs="Arial Narrow"/>
+          <w:sz w:val="16"/>
+          <w:szCs w:val="16"/>
+        </w:rPr>
+        <w:t xml:space="preserve"> </w:t>
+      </w:r>
+    </w:p>
+    <w:p>
+      <w:pPr>
+        <w:pStyle w:val="paragraph"/>
+        <w:spacing w:before="0" w:beforeAutospacing="0" w:after="0" w:afterAutospacing="0"/>
+        <w:ind w:left="555"/>
+        <w:jc w:val="both"/>
+        <w:textAlignment w:val="baseline"/>
+        <w:rPr>
+          <w:rFonts w:ascii="Arial Narrow" w:eastAsia="Arial Narrow" w:hAnsi="Arial Narrow" w:cs="Arial Narrow"/>
+          <w:sz w:val="16"/>
+          <w:szCs w:val="16"/>
+        </w:rPr>
+      </w:pPr>
+      <w:r>
+        <w:rPr>
+          <w:rStyle w:val="normaltextrun"/>
+          <w:rFonts w:ascii="Arial Narrow" w:eastAsia="Arial Narrow" w:hAnsi="Arial Narrow" w:cs="Arial Narrow"/>
           <w:b/>
           <w:bCs/>
           <w:sz w:val="16"/>
           <w:szCs w:val="16"/>
         </w:rPr>
-        <w:t>Decreto Supremo 006-2026-JUS, TEXTO ÚNICO ORDENADO DE LA LEY DEL PROCEDIMIENTO ADMINISTRATIVO GENERAL, publicado el 30 de abril de 2026.</w:t>
+        <w:t xml:space="preserve">1.8 Principio de buena fe procedimental.- </w:t>
+      </w:r>
+      <w:r>
+        <w:rPr>
+          <w:rStyle w:val="normaltextrun"/>
+          <w:rFonts w:ascii="Arial Narrow" w:eastAsia="Arial Narrow" w:hAnsi="Arial Narrow" w:cs="Arial Narrow"/>
+          <w:sz w:val="16"/>
+          <w:szCs w:val="16"/>
+        </w:rPr>
+        <w:t>La autoridad administrativa, los administrados, sus representantes o abogados, realizan sus respectivos actos procedimentales guiados por el respeto mutuo, la colaboración y la buena fe. La autoridad administrativa no puede actuar contra sus propios actos, salvo los supuestos de revisión de oficio contemplados en la presente Ley.</w:t>
       </w:r>
       <w:r>
         <w:rPr>
@@ -13552,7 +13702,39 @@
           <w:sz w:val="16"/>
           <w:szCs w:val="16"/>
         </w:rPr>
-        <w:t> </w:t>
+        <w:t xml:space="preserve"> </w:t>
+      </w:r>
+    </w:p>
+    <w:p>
+      <w:pPr>
+        <w:pStyle w:val="paragraph"/>
+        <w:spacing w:before="0" w:beforeAutospacing="0" w:after="0" w:afterAutospacing="0"/>
+        <w:ind w:left="555"/>
+        <w:jc w:val="both"/>
+        <w:textAlignment w:val="baseline"/>
+        <w:rPr>
+          <w:rFonts w:ascii="Arial Narrow" w:eastAsia="Arial Narrow" w:hAnsi="Arial Narrow" w:cs="Arial Narrow"/>
+          <w:sz w:val="16"/>
+          <w:szCs w:val="16"/>
+        </w:rPr>
+      </w:pPr>
+      <w:r>
+        <w:rPr>
+          <w:rStyle w:val="normaltextrun"/>
+          <w:rFonts w:ascii="Arial Narrow" w:eastAsia="Arial Narrow" w:hAnsi="Arial Narrow" w:cs="Arial Narrow"/>
+          <w:sz w:val="16"/>
+          <w:szCs w:val="16"/>
+        </w:rPr>
+        <w:t>Ninguna regulación del procedimiento administrativo puede interpretarse de modo tal que ampare alguna conducta contra la buena fe procedimental.</w:t>
+      </w:r>
+      <w:r>
+        <w:rPr>
+          <w:rStyle w:val="eop"/>
+          <w:rFonts w:ascii="Arial Narrow" w:eastAsia="Arial Narrow" w:hAnsi="Arial Narrow" w:cs="Arial Narrow"/>
+          <w:sz w:val="16"/>
+          <w:szCs w:val="16"/>
+        </w:rPr>
+        <w:t xml:space="preserve"> </w:t>
       </w:r>
     </w:p>
     <w:p>
@@ -13568,37 +13750,123 @@
           <w:szCs w:val="16"/>
         </w:rPr>
       </w:pPr>
-      <w:r>
-        <w:rPr>
-          <w:rStyle w:val="normaltextrun"/>
+    </w:p>
+  </w:footnote>
+  <w:footnote w:id="5">
+    <w:p>
+      <w:pPr>
+        <w:pStyle w:val="Textonotapie"/>
+        <w:tabs>
+          <w:tab w:val="left" w:pos="567"/>
+        </w:tabs>
+        <w:ind w:left="567" w:hanging="567"/>
+        <w:jc w:val="both"/>
+        <w:rPr>
+          <w:rFonts w:ascii="Arial Narrow" w:eastAsia="Arial Narrow" w:hAnsi="Arial Narrow" w:cs="Arial Narrow"/>
+          <w:b/>
+          <w:sz w:val="16"/>
+          <w:szCs w:val="16"/>
+        </w:rPr>
+      </w:pPr>
+      <w:r>
+        <w:rPr>
+          <w:rStyle w:val="Refdenotaalpie"/>
+          <w:rFonts w:ascii="Arial Narrow" w:eastAsia="Arial Narrow" w:hAnsi="Arial Narrow" w:cs="Arial Narrow"/>
+          <w:sz w:val="16"/>
+          <w:szCs w:val="16"/>
+          <w:vertAlign w:val="superscript"/>
+        </w:rPr>
+        <w:footnoteRef/>
+      </w:r>
+      <w:r>
+        <w:rPr>
+          <w:rFonts w:ascii="Arial Narrow" w:eastAsia="Arial Narrow" w:hAnsi="Arial Narrow" w:cs="Arial Narrow"/>
+          <w:sz w:val="16"/>
+          <w:szCs w:val="16"/>
+        </w:rPr>
+        <w:tab/>
+        <w:t xml:space="preserve"/>
+      </w:r>
+      <w:r>
+        <w:rPr>
+          <w:rFonts w:ascii="Arial Narrow" w:eastAsia="Arial Narrow" w:hAnsi="Arial Narrow" w:cs="Arial Narrow"/>
+          <w:sz w:val="16"/>
+          <w:szCs w:val="16"/>
+        </w:rPr>
+        <w:tab/>
+      </w:r>
+      <w:r>
+        <w:rPr>
+          <w:rFonts w:ascii="Arial Narrow" w:eastAsia="Arial Narrow" w:hAnsi="Arial Narrow" w:cs="Arial Narrow"/>
+          <w:b/>
+          <w:sz w:val="16"/>
+          <w:szCs w:val="16"/>
+        </w:rPr>
+        <w:t xml:space="preserve">DIRECTIVA 001-2008/TRI-INDECOPI, DIRECTIVA SOBRE CONFIDENCIALIDAD DE LA INFORMACIÓN EN LOS PROCEDIMIENTOS SEGUIDOS POR LOS ÓRGANOS FUNCIONALES DEL INDECOPI, MODIFICADA POR LA DIRECTIVA </w:t>
+      </w:r>
+      <w:proofErr w:type="spellStart"/>
+      <w:r>
+        <w:rPr>
+          <w:rFonts w:ascii="Arial Narrow" w:eastAsia="Arial Narrow" w:hAnsi="Arial Narrow" w:cs="Arial Narrow"/>
+          <w:b/>
+          <w:sz w:val="16"/>
+          <w:szCs w:val="16"/>
+        </w:rPr>
+        <w:t/>
+      </w:r>
+      <w:proofErr w:type="spellEnd"/>
+      <w:r>
+        <w:rPr>
+          <w:rFonts w:ascii="Arial Narrow" w:eastAsia="Arial Narrow" w:hAnsi="Arial Narrow" w:cs="Arial Narrow"/>
+          <w:b/>
+          <w:sz w:val="16"/>
+          <w:szCs w:val="16"/>
+        </w:rPr>
+        <w:t xml:space="preserve">002-2017/TRI-INDECOPI Y LA DIRECTIVA </w:t>
+      </w:r>
+      <w:proofErr w:type="spellStart"/>
+      <w:r>
+        <w:rPr>
+          <w:rFonts w:ascii="Arial Narrow" w:eastAsia="Arial Narrow" w:hAnsi="Arial Narrow" w:cs="Arial Narrow"/>
+          <w:b/>
+          <w:sz w:val="16"/>
+          <w:szCs w:val="16"/>
+        </w:rPr>
+        <w:t/>
+      </w:r>
+      <w:proofErr w:type="spellEnd"/>
+      <w:r>
+        <w:rPr>
+          <w:rFonts w:ascii="Arial Narrow" w:eastAsia="Arial Narrow" w:hAnsi="Arial Narrow" w:cs="Arial Narrow"/>
+          <w:b/>
+          <w:sz w:val="16"/>
+          <w:szCs w:val="16"/>
+        </w:rPr>
+        <w:t xml:space="preserve">003-2022/TRI-INDECOPI</w:t>
+      </w:r>
+    </w:p>
+    <w:p>
+      <w:pPr>
+        <w:pStyle w:val="Textonotapie"/>
+        <w:ind w:left="567" w:hanging="12"/>
+        <w:jc w:val="both"/>
+        <w:rPr>
           <w:rFonts w:ascii="Arial Narrow" w:eastAsia="Arial Narrow" w:hAnsi="Arial Narrow" w:cs="Arial Narrow"/>
           <w:b/>
           <w:bCs/>
           <w:sz w:val="16"/>
           <w:szCs w:val="16"/>
         </w:rPr>
-        <w:t>            </w:t>
-      </w:r>
-      <w:r>
-        <w:rPr>
-          <w:rStyle w:val="normaltextrun"/>
+      </w:pPr>
+      <w:r>
+        <w:rPr>
           <w:rFonts w:ascii="Arial Narrow" w:eastAsia="Arial Narrow" w:hAnsi="Arial Narrow" w:cs="Arial Narrow"/>
           <w:b/>
           <w:bCs/>
           <w:sz w:val="16"/>
           <w:szCs w:val="16"/>
         </w:rPr>
-        <w:tab/>
-        <w:t>Artículo IV. Principios del procedimiento administrativo</w:t>
-      </w:r>
-      <w:r>
-        <w:rPr>
-          <w:rStyle w:val="eop"/>
-          <w:rFonts w:ascii="Arial Narrow" w:eastAsia="Arial Narrow" w:hAnsi="Arial Narrow" w:cs="Arial Narrow"/>
-          <w:sz w:val="16"/>
-          <w:szCs w:val="16"/>
-        </w:rPr>
-        <w:t> </w:t>
+        <w:t>5. Medidas de seguridad a adoptar en el caso de información confidencial</w:t>
       </w:r>
     </w:p>
     <w:p>
@@ -13621,7 +13889,7 @@
           <w:sz w:val="16"/>
           <w:szCs w:val="16"/>
         </w:rPr>
-        <w:t>1. El procedimiento administrativo se sustenta fundamentalmente en los siguientes principios, sin perjuicio de la vigencia de otros principios generales del Derecho Administrativo:</w:t>
+        <w:t>(…)</w:t>
       </w:r>
       <w:r>
         <w:rPr>
@@ -13630,7 +13898,1078 @@
           <w:sz w:val="16"/>
           <w:szCs w:val="16"/>
         </w:rPr>
-        <w:t> </w:t>
+        <w:t xml:space="preserve"> </w:t>
+      </w:r>
+    </w:p>
+    <w:p>
+      <w:pPr>
+        <w:pStyle w:val="Textonotapie"/>
+        <w:ind w:left="1134" w:hanging="567"/>
+        <w:jc w:val="both"/>
+        <w:rPr>
+          <w:rFonts w:ascii="Arial Narrow" w:eastAsia="Arial Narrow" w:hAnsi="Arial Narrow" w:cs="Arial Narrow"/>
+          <w:sz w:val="16"/>
+          <w:szCs w:val="16"/>
+        </w:rPr>
+      </w:pPr>
+      <w:r>
+        <w:rPr>
+          <w:rFonts w:ascii="Arial Narrow" w:eastAsia="Arial Narrow" w:hAnsi="Arial Narrow" w:cs="Arial Narrow"/>
+          <w:sz w:val="16"/>
+          <w:szCs w:val="16"/>
+        </w:rPr>
+        <w:t xml:space="preserve">5.11 </w:t>
+      </w:r>
+      <w:r>
+        <w:rPr>
+          <w:rFonts w:ascii="Arial Narrow" w:eastAsia="Arial Narrow" w:hAnsi="Arial Narrow" w:cs="Arial Narrow"/>
+          <w:sz w:val="16"/>
+          <w:szCs w:val="16"/>
+        </w:rPr>
+        <w:tab/>
+        <w:t>En caso de que el titular de la información previamente declarada confidencial presente de manera posterior un nuevo escrito o documento que contenga la misma información</w:t>
+      </w:r>
+      <w:r>
+        <w:rPr>
+          <w:rFonts w:ascii="Arial Narrow" w:eastAsia="Arial Narrow" w:hAnsi="Arial Narrow" w:cs="Arial Narrow"/>
+          <w:sz w:val="16"/>
+          <w:szCs w:val="16"/>
+        </w:rPr>
+        <w:t>,</w:t>
+      </w:r>
+      <w:r>
+        <w:rPr>
+          <w:rFonts w:ascii="Arial Narrow" w:eastAsia="Arial Narrow" w:hAnsi="Arial Narrow" w:cs="Arial Narrow"/>
+          <w:sz w:val="16"/>
+          <w:szCs w:val="16"/>
+        </w:rPr>
+        <w:t xml:space="preserve"> deberá adjuntar una “versión confidencial” que señale —de manera clara y precisa— en qué parte está incluida la información previamente declarada confidencial. </w:t>
+      </w:r>
+    </w:p>
+    <w:p>
+      <w:pPr>
+        <w:pStyle w:val="Textonotapie"/>
+        <w:ind w:left="1134"/>
+        <w:jc w:val="both"/>
+        <w:rPr>
+          <w:rFonts w:ascii="Arial Narrow" w:eastAsia="Arial Narrow" w:hAnsi="Arial Narrow" w:cs="Arial Narrow"/>
+          <w:sz w:val="16"/>
+          <w:szCs w:val="16"/>
+        </w:rPr>
+      </w:pPr>
+      <w:r>
+        <w:rPr>
+          <w:rFonts w:ascii="Arial Narrow" w:eastAsia="Arial Narrow" w:hAnsi="Arial Narrow" w:cs="Arial Narrow"/>
+          <w:sz w:val="16"/>
+          <w:szCs w:val="16"/>
+        </w:rPr>
+        <w:t xml:space="preserve">Adicionalmente, el administrado deberá presentar una “versión no confidencial” del referido escrito o documento, cubriendo de forma identificable aquellas secciones en las que haya figurado la información confidencial, a efectos de que dicha versión sea incorporada en el expediente principal y puesta en conocimiento de las partes y de terceros, según corresponda. </w:t>
+      </w:r>
+    </w:p>
+    <w:p>
+      <w:pPr>
+        <w:pStyle w:val="Textonotapie"/>
+        <w:ind w:left="1134"/>
+        <w:jc w:val="both"/>
+        <w:rPr>
+          <w:rFonts w:ascii="Arial Narrow" w:eastAsia="Arial Narrow" w:hAnsi="Arial Narrow" w:cs="Arial Narrow"/>
+          <w:sz w:val="16"/>
+          <w:szCs w:val="16"/>
+        </w:rPr>
+      </w:pPr>
+      <w:r>
+        <w:rPr>
+          <w:rFonts w:ascii="Arial Narrow" w:eastAsia="Arial Narrow" w:hAnsi="Arial Narrow" w:cs="Arial Narrow"/>
+          <w:sz w:val="16"/>
+          <w:szCs w:val="16"/>
+        </w:rPr>
+        <w:t xml:space="preserve">En caso de que el administrado no cumpla con lo señalado en el párrafo anterior, la autoridad le concederá un plazo de hasta 5 (cinco) días hábiles para la presentación de la “versión no confidencial”, bajo apercibimiento de proceder conforme a lo señalado en el numeral 5.12 de la presente Directiva. </w:t>
+      </w:r>
+    </w:p>
+    <w:p>
+      <w:pPr>
+        <w:pStyle w:val="Textonotapie"/>
+        <w:ind w:left="1134" w:hanging="567"/>
+        <w:jc w:val="both"/>
+        <w:rPr>
+          <w:rFonts w:ascii="Arial Narrow" w:eastAsia="Arial Narrow" w:hAnsi="Arial Narrow" w:cs="Arial Narrow"/>
+          <w:sz w:val="16"/>
+          <w:szCs w:val="16"/>
+        </w:rPr>
+      </w:pPr>
+      <w:r>
+        <w:rPr>
+          <w:rFonts w:ascii="Arial Narrow" w:eastAsia="Arial Narrow" w:hAnsi="Arial Narrow" w:cs="Arial Narrow"/>
+          <w:sz w:val="16"/>
+          <w:szCs w:val="16"/>
+        </w:rPr>
+        <w:t xml:space="preserve">5.12 </w:t>
+      </w:r>
+      <w:r>
+        <w:rPr>
+          <w:rFonts w:ascii="Arial Narrow" w:eastAsia="Arial Narrow" w:hAnsi="Arial Narrow" w:cs="Arial Narrow"/>
+          <w:sz w:val="16"/>
+          <w:szCs w:val="16"/>
+        </w:rPr>
+        <w:tab/>
+        <w:t>En caso de que el titular de la información previamente declarada confidencial no cumpla con lo dispuesto en el numeral 5.11 de la presente Directiva, la autoridad incorporará al expediente principal dicha documentación en su integridad y la trasladará sin ninguna medida de seguridad en particular, de ser el caso, siendo la divulgación de tal información de responsabilidad del propio administrado.</w:t>
+      </w:r>
+    </w:p>
+    <w:p>
+      <w:pPr>
+        <w:pStyle w:val="Textonotapie"/>
+        <w:ind w:left="567" w:hanging="567"/>
+        <w:jc w:val="both"/>
+        <w:rPr>
+          <w:rFonts w:ascii="Arial Narrow" w:eastAsia="Arial Narrow" w:hAnsi="Arial Narrow" w:cs="Arial Narrow"/>
+          <w:b/>
+          <w:sz w:val="16"/>
+          <w:szCs w:val="16"/>
+        </w:rPr>
+      </w:pPr>
+    </w:p>
+  </w:footnote>
+  <w:footnote w:id="6">
+    <w:p>
+      <w:pPr>
+        <w:pStyle w:val="Textonotapie"/>
+        <w:tabs>
+          <w:tab w:val="left" w:pos="567"/>
+        </w:tabs>
+        <w:ind w:left="567" w:hanging="567"/>
+        <w:jc w:val="both"/>
+        <w:rPr>
+          <w:rFonts w:ascii="Arial Narrow" w:eastAsia="Arial Narrow" w:hAnsi="Arial Narrow" w:cs="Arial Narrow"/>
+          <w:b/>
+          <w:bCs/>
+          <w:sz w:val="16"/>
+          <w:szCs w:val="16"/>
+        </w:rPr>
+      </w:pPr>
+      <w:r>
+        <w:rPr>
+          <w:rStyle w:val="Refdenotaalpie"/>
+          <w:rFonts w:ascii="Arial Narrow" w:eastAsia="Arial Narrow" w:hAnsi="Arial Narrow" w:cs="Arial Narrow"/>
+          <w:sz w:val="16"/>
+          <w:szCs w:val="16"/>
+          <w:vertAlign w:val="superscript"/>
+        </w:rPr>
+        <w:footnoteRef/>
+      </w:r>
+      <w:r>
+        <w:rPr>
+          <w:rFonts w:ascii="Arial Narrow" w:eastAsia="Arial Narrow" w:hAnsi="Arial Narrow" w:cs="Arial Narrow"/>
+          <w:sz w:val="16"/>
+          <w:szCs w:val="16"/>
+        </w:rPr>
+        <w:tab/>
+        <w:t xml:space="preserve"/>
+      </w:r>
+      <w:r>
+        <w:rPr>
+          <w:rFonts w:ascii="Arial Narrow" w:eastAsia="Arial Narrow" w:hAnsi="Arial Narrow" w:cs="Arial Narrow"/>
+          <w:sz w:val="16"/>
+          <w:szCs w:val="16"/>
+        </w:rPr>
+        <w:tab/>
+      </w:r>
+      <w:r>
+        <w:rPr>
+          <w:rFonts w:ascii="Arial Narrow" w:eastAsia="Arial Narrow" w:hAnsi="Arial Narrow" w:cs="Arial Narrow"/>
+          <w:b/>
+          <w:bCs/>
+          <w:sz w:val="16"/>
+          <w:szCs w:val="16"/>
+        </w:rPr>
+        <w:t>DIRECTIVA 001-2008-TRI-INDECOPI, DIRECTIVA SOBRE CONFIDENCIALIDAD DE LA INFORMACIÓN EN LOS PROCEDIMIENTOS SEGUIDOS POR LOS ÓRGANOS FUNCIONALES DEL INDECOPI, modificada por la DIRECTIVA 003-2022/TRI-INDECOPI</w:t>
+      </w:r>
+    </w:p>
+    <w:p>
+      <w:pPr>
+        <w:pStyle w:val="Textonotapie"/>
+        <w:ind w:left="1134" w:hanging="567"/>
+        <w:jc w:val="both"/>
+        <w:rPr>
+          <w:rFonts w:ascii="Arial Narrow" w:eastAsia="Arial Narrow" w:hAnsi="Arial Narrow" w:cs="Arial Narrow"/>
+          <w:sz w:val="16"/>
+          <w:szCs w:val="16"/>
+        </w:rPr>
+      </w:pPr>
+      <w:r>
+        <w:rPr>
+          <w:rFonts w:ascii="Arial Narrow" w:eastAsia="Arial Narrow" w:hAnsi="Arial Narrow" w:cs="Arial Narrow"/>
+          <w:sz w:val="16"/>
+          <w:szCs w:val="16"/>
+        </w:rPr>
+        <w:t xml:space="preserve">5.11 </w:t>
+      </w:r>
+      <w:r>
+        <w:rPr>
+          <w:rFonts w:ascii="Arial Narrow" w:eastAsia="Arial Narrow" w:hAnsi="Arial Narrow" w:cs="Arial Narrow"/>
+          <w:sz w:val="16"/>
+          <w:szCs w:val="16"/>
+        </w:rPr>
+        <w:tab/>
+        <w:t xml:space="preserve">En caso de que el titular de la información previamente declarada confidencial presente de manera posterior un nuevo escrito o documento que contenga la misma información, deberá adjuntar una “versión confidencial” que señale —de manera clara y precisa— en qué parte está incluida la información previamente declarada confidencial. </w:t>
+      </w:r>
+    </w:p>
+    <w:p>
+      <w:pPr>
+        <w:pStyle w:val="Textonotapie"/>
+        <w:ind w:left="1134"/>
+        <w:jc w:val="both"/>
+        <w:rPr>
+          <w:rFonts w:ascii="Arial Narrow" w:eastAsia="Arial Narrow" w:hAnsi="Arial Narrow" w:cs="Arial Narrow"/>
+          <w:sz w:val="16"/>
+          <w:szCs w:val="16"/>
+        </w:rPr>
+      </w:pPr>
+      <w:r>
+        <w:rPr>
+          <w:rFonts w:ascii="Arial Narrow" w:eastAsia="Arial Narrow" w:hAnsi="Arial Narrow" w:cs="Arial Narrow"/>
+          <w:sz w:val="16"/>
+          <w:szCs w:val="16"/>
+        </w:rPr>
+        <w:t xml:space="preserve">Adicionalmente, el administrado deberá presentar una “versión no confidencial” del referido escrito o documento, cubriendo de forma identificable aquellas secciones en las que haya figurado la información confidencial, a efectos de que dicha versión sea incorporada en el expediente principal y puesta en conocimiento de las partes y de terceros, según corresponda. </w:t>
+      </w:r>
+    </w:p>
+    <w:p>
+      <w:pPr>
+        <w:pStyle w:val="Textonotapie"/>
+        <w:ind w:left="1134"/>
+        <w:jc w:val="both"/>
+        <w:rPr>
+          <w:rFonts w:ascii="Arial Narrow" w:eastAsia="Arial Narrow" w:hAnsi="Arial Narrow" w:cs="Arial Narrow"/>
+          <w:sz w:val="16"/>
+          <w:szCs w:val="16"/>
+        </w:rPr>
+      </w:pPr>
+      <w:r>
+        <w:rPr>
+          <w:rFonts w:ascii="Arial Narrow" w:eastAsia="Arial Narrow" w:hAnsi="Arial Narrow" w:cs="Arial Narrow"/>
+          <w:sz w:val="16"/>
+          <w:szCs w:val="16"/>
+        </w:rPr>
+        <w:t xml:space="preserve">En caso de que el administrado no cumpla con lo señalado en el párrafo anterior, la autoridad le concederá un plazo de hasta 5 (cinco) días hábiles para la presentación de la “versión no confidencial”, bajo apercibimiento de proceder conforme a lo señalado en el numeral 5.12 de la presente Directiva. </w:t>
+      </w:r>
+    </w:p>
+    <w:p>
+      <w:pPr>
+        <w:pStyle w:val="Textonotapie"/>
+        <w:ind w:left="1134" w:hanging="567"/>
+        <w:jc w:val="both"/>
+        <w:rPr>
+          <w:rFonts w:ascii="Arial Narrow" w:eastAsia="Arial Narrow" w:hAnsi="Arial Narrow" w:cs="Arial Narrow"/>
+          <w:sz w:val="16"/>
+          <w:szCs w:val="16"/>
+        </w:rPr>
+      </w:pPr>
+      <w:r>
+        <w:rPr>
+          <w:rFonts w:ascii="Arial Narrow" w:eastAsia="Arial Narrow" w:hAnsi="Arial Narrow" w:cs="Arial Narrow"/>
+          <w:sz w:val="16"/>
+          <w:szCs w:val="16"/>
+        </w:rPr>
+        <w:t xml:space="preserve">5.12 </w:t>
+      </w:r>
+      <w:r>
+        <w:rPr>
+          <w:rFonts w:ascii="Arial Narrow" w:eastAsia="Arial Narrow" w:hAnsi="Arial Narrow" w:cs="Arial Narrow"/>
+          <w:sz w:val="16"/>
+          <w:szCs w:val="16"/>
+        </w:rPr>
+        <w:tab/>
+        <w:t>En caso de que el titular de la información previamente declarada confidencial no cumpla con lo dispuesto en el numeral 5.11 de la presente Directiva, la autoridad incorporará al expediente principal dicha documentación en su integridad y la trasladará sin ninguna medida de seguridad en particular, de ser el caso, siendo la divulgación de tal información de responsabilidad del propio administrado.</w:t>
+      </w:r>
+    </w:p>
+    <w:p>
+      <w:pPr>
+        <w:pStyle w:val="Textonotapie"/>
+        <w:ind w:left="567" w:hanging="567"/>
+        <w:jc w:val="both"/>
+        <w:rPr>
+          <w:rFonts w:ascii="Arial Narrow" w:eastAsia="Arial Narrow" w:hAnsi="Arial Narrow" w:cs="Arial Narrow"/>
+          <w:b/>
+          <w:bCs/>
+          <w:sz w:val="16"/>
+          <w:szCs w:val="16"/>
+        </w:rPr>
+      </w:pPr>
+    </w:p>
+  </w:footnote>
+  <w:footnote w:id="7">
+    <w:p>
+      <w:pPr>
+        <w:pStyle w:val="Textonotapie"/>
+        <w:tabs>
+          <w:tab w:val="left" w:pos="567"/>
+        </w:tabs>
+        <w:ind w:left="567" w:hanging="567"/>
+        <w:jc w:val="both"/>
+        <w:rPr>
+          <w:rFonts w:ascii="Arial Narrow" w:eastAsia="Arial Narrow" w:hAnsi="Arial Narrow" w:cs="Arial Narrow"/>
+          <w:b/>
+          <w:bCs/>
+          <w:sz w:val="16"/>
+          <w:szCs w:val="16"/>
+        </w:rPr>
+      </w:pPr>
+      <w:r>
+        <w:rPr>
+          <w:rStyle w:val="Refdenotaalpie"/>
+          <w:rFonts w:ascii="Arial Narrow" w:eastAsia="Arial Narrow" w:hAnsi="Arial Narrow" w:cs="Arial Narrow"/>
+          <w:sz w:val="16"/>
+          <w:szCs w:val="16"/>
+          <w:vertAlign w:val="superscript"/>
+        </w:rPr>
+        <w:footnoteRef/>
+      </w:r>
+      <w:r>
+        <w:rPr>
+          <w:rFonts w:ascii="Arial Narrow" w:eastAsia="Arial Narrow" w:hAnsi="Arial Narrow" w:cs="Arial Narrow"/>
+          <w:sz w:val="16"/>
+          <w:szCs w:val="16"/>
+        </w:rPr>
+        <w:tab/>
+        <w:t xml:space="preserve"/>
+      </w:r>
+      <w:r>
+        <w:rPr>
+          <w:rFonts w:ascii="Arial Narrow" w:eastAsia="Arial Narrow" w:hAnsi="Arial Narrow" w:cs="Arial Narrow"/>
+          <w:sz w:val="16"/>
+          <w:szCs w:val="16"/>
+        </w:rPr>
+        <w:tab/>
+      </w:r>
+      <w:r>
+        <w:rPr>
+          <w:rFonts w:ascii="Arial Narrow" w:eastAsia="Arial Narrow" w:hAnsi="Arial Narrow" w:cs="Arial Narrow"/>
+          <w:b/>
+          <w:bCs/>
+          <w:sz w:val="16"/>
+          <w:szCs w:val="16"/>
+        </w:rPr>
+        <w:t xml:space="preserve">LEY 29571, CÓDIGO DE PROTECCIÓN Y DEFENSA DEL CONSUMIDOR, publicado el 2 de setiembre de 2010 y modificado por Decreto Legislativo 1308 </w:t>
+      </w:r>
+    </w:p>
+    <w:p>
+      <w:pPr>
+        <w:pStyle w:val="Textonotapie"/>
+        <w:ind w:left="567"/>
+        <w:jc w:val="both"/>
+        <w:rPr>
+          <w:rFonts w:ascii="Arial Narrow" w:eastAsia="Arial Narrow" w:hAnsi="Arial Narrow" w:cs="Arial Narrow"/>
+          <w:sz w:val="16"/>
+          <w:szCs w:val="16"/>
+        </w:rPr>
+      </w:pPr>
+      <w:r>
+        <w:rPr>
+          <w:rFonts w:ascii="Arial Narrow" w:eastAsia="Arial Narrow" w:hAnsi="Arial Narrow" w:cs="Arial Narrow"/>
+          <w:b/>
+          <w:bCs/>
+          <w:sz w:val="16"/>
+          <w:szCs w:val="16"/>
+        </w:rPr>
+        <w:t>Artículo 105.- Autoridad competente.</w:t>
+      </w:r>
+      <w:r>
+        <w:rPr>
+          <w:rFonts w:ascii="Arial Narrow" w:eastAsia="Arial Narrow" w:hAnsi="Arial Narrow" w:cs="Arial Narrow"/>
+          <w:sz w:val="16"/>
+          <w:szCs w:val="16"/>
+        </w:rPr>
+        <w:t xml:space="preserve"> </w:t>
+      </w:r>
+    </w:p>
+    <w:p>
+      <w:pPr>
+        <w:pStyle w:val="Textonotapie"/>
+        <w:ind w:left="567"/>
+        <w:jc w:val="both"/>
+        <w:rPr>
+          <w:rFonts w:ascii="Arial Narrow" w:eastAsia="Arial Narrow" w:hAnsi="Arial Narrow" w:cs="Arial Narrow"/>
+          <w:sz w:val="16"/>
+          <w:szCs w:val="16"/>
+        </w:rPr>
+      </w:pPr>
+      <w:r>
+        <w:rPr>
+          <w:rFonts w:ascii="Arial Narrow" w:eastAsia="Arial Narrow" w:hAnsi="Arial Narrow" w:cs="Arial Narrow"/>
+          <w:sz w:val="16"/>
+          <w:szCs w:val="16"/>
+        </w:rPr>
+        <w:t xml:space="preserve">El Instituto Nacional de Defensa de la Competencia y de la Protección de la Propiedad Intelectual (Indecopi) es la autoridad con competencia primaria y de alcance nacional para conocer las presuntas infracciones a las disposiciones contenidas en el presente Código, así como para imponer las sanciones y medidas correctivas establecidas en el presente capítulo, conforme al Decreto Legislativo 1033, Ley de Organización y Funciones del Indecopi. Dicha competencia solo puede ser negada cuando ella haya sido asignada o se asigne a favor de otro organismo por norma expresa con rango de ley. </w:t>
+      </w:r>
+    </w:p>
+    <w:p>
+      <w:pPr>
+        <w:pStyle w:val="Textonotapie"/>
+        <w:ind w:left="567"/>
+        <w:jc w:val="both"/>
+        <w:rPr>
+          <w:rFonts w:ascii="Arial Narrow" w:eastAsia="Arial Narrow" w:hAnsi="Arial Narrow" w:cs="Arial Narrow"/>
+          <w:sz w:val="16"/>
+          <w:szCs w:val="16"/>
+        </w:rPr>
+      </w:pPr>
+      <w:r>
+        <w:rPr>
+          <w:rFonts w:ascii="Arial Narrow" w:eastAsia="Arial Narrow" w:hAnsi="Arial Narrow" w:cs="Arial Narrow"/>
+          <w:sz w:val="16"/>
+          <w:szCs w:val="16"/>
+        </w:rPr>
+        <w:t xml:space="preserve">(…). </w:t>
+      </w:r>
+    </w:p>
+    <w:p>
+      <w:pPr>
+        <w:pStyle w:val="Textonotapie"/>
+        <w:ind w:left="567"/>
+        <w:jc w:val="both"/>
+        <w:rPr>
+          <w:rFonts w:ascii="Arial Narrow" w:eastAsia="Arial Narrow" w:hAnsi="Arial Narrow" w:cs="Arial Narrow"/>
+          <w:b/>
+          <w:bCs/>
+          <w:sz w:val="16"/>
+          <w:szCs w:val="16"/>
+        </w:rPr>
+      </w:pPr>
+      <w:r>
+        <w:rPr>
+          <w:rFonts w:ascii="Arial Narrow" w:eastAsia="Arial Narrow" w:hAnsi="Arial Narrow" w:cs="Arial Narrow"/>
+          <w:b/>
+          <w:bCs/>
+          <w:sz w:val="16"/>
+          <w:szCs w:val="16"/>
+        </w:rPr>
+        <w:t xml:space="preserve">LEY DE ORGANIZACIÓN Y FUNCIONES DEL INDECOPI, APROBADA POR DECRETO LEGISLATIVO 1033 </w:t>
+      </w:r>
+    </w:p>
+    <w:p>
+      <w:pPr>
+        <w:pStyle w:val="Textonotapie"/>
+        <w:ind w:left="567"/>
+        <w:jc w:val="both"/>
+        <w:rPr>
+          <w:rFonts w:ascii="Arial Narrow" w:eastAsia="Arial Narrow" w:hAnsi="Arial Narrow" w:cs="Arial Narrow"/>
+          <w:sz w:val="16"/>
+          <w:szCs w:val="16"/>
+        </w:rPr>
+      </w:pPr>
+      <w:r>
+        <w:rPr>
+          <w:rFonts w:ascii="Arial Narrow" w:eastAsia="Arial Narrow" w:hAnsi="Arial Narrow" w:cs="Arial Narrow"/>
+          <w:b/>
+          <w:bCs/>
+          <w:sz w:val="16"/>
+          <w:szCs w:val="16"/>
+        </w:rPr>
+        <w:t>Artículo 27.-</w:t>
+      </w:r>
+      <w:r>
+        <w:rPr>
+          <w:rFonts w:ascii="Arial Narrow" w:eastAsia="Arial Narrow" w:hAnsi="Arial Narrow" w:cs="Arial Narrow"/>
+          <w:sz w:val="16"/>
+          <w:szCs w:val="16"/>
+        </w:rPr>
+        <w:t xml:space="preserve"> De la Comisión de Protección al Consumidor.- </w:t>
+      </w:r>
+    </w:p>
+    <w:p>
+      <w:pPr>
+        <w:pStyle w:val="Textonotapie"/>
+        <w:ind w:left="567"/>
+        <w:jc w:val="both"/>
+        <w:rPr>
+          <w:rFonts w:ascii="Arial Narrow" w:eastAsia="Arial Narrow" w:hAnsi="Arial Narrow" w:cs="Arial Narrow"/>
+          <w:sz w:val="16"/>
+          <w:szCs w:val="16"/>
+        </w:rPr>
+      </w:pPr>
+      <w:r>
+        <w:rPr>
+          <w:rFonts w:ascii="Arial Narrow" w:eastAsia="Arial Narrow" w:hAnsi="Arial Narrow" w:cs="Arial Narrow"/>
+          <w:sz w:val="16"/>
+          <w:szCs w:val="16"/>
+        </w:rPr>
+        <w:t xml:space="preserve">Corresponde a la Comisión de Protección al Consumidor velar por el cumplimiento de la Ley de Protección al Consumidor y de las leyes que, en general, protegen a los consumidores de la falta de idoneidad de los bienes y servicios en función de la información brindada, de las omisiones de información y de la discriminación en el consumo, así como de aquellas que complementen o sustituyan a las anteriores. </w:t>
+      </w:r>
+    </w:p>
+    <w:p>
+      <w:pPr>
+        <w:pStyle w:val="Textonotapie"/>
+        <w:ind w:left="567"/>
+        <w:jc w:val="both"/>
+        <w:rPr>
+          <w:rFonts w:ascii="Arial Narrow" w:eastAsia="Arial Narrow" w:hAnsi="Arial Narrow" w:cs="Arial Narrow"/>
+          <w:b/>
+          <w:bCs/>
+          <w:sz w:val="16"/>
+          <w:szCs w:val="16"/>
+        </w:rPr>
+      </w:pPr>
+      <w:r>
+        <w:rPr>
+          <w:rFonts w:ascii="Arial Narrow" w:eastAsia="Arial Narrow" w:hAnsi="Arial Narrow" w:cs="Arial Narrow"/>
+          <w:b/>
+          <w:bCs/>
+          <w:sz w:val="16"/>
+          <w:szCs w:val="16"/>
+        </w:rPr>
+        <w:t xml:space="preserve">LEY SOBRE FACULTADES, NORMAS Y ORGANIZACIÓN DEL INDECOPI, APROBADA POR DECRETO LEGISLATIVO 807 </w:t>
+      </w:r>
+    </w:p>
+    <w:p>
+      <w:pPr>
+        <w:pStyle w:val="Textonotapie"/>
+        <w:ind w:left="567"/>
+        <w:jc w:val="both"/>
+        <w:rPr>
+          <w:rFonts w:ascii="Arial Narrow" w:eastAsia="Arial Narrow" w:hAnsi="Arial Narrow" w:cs="Arial Narrow"/>
+          <w:sz w:val="16"/>
+          <w:szCs w:val="16"/>
+        </w:rPr>
+      </w:pPr>
+      <w:r>
+        <w:rPr>
+          <w:rFonts w:ascii="Arial Narrow" w:eastAsia="Arial Narrow" w:hAnsi="Arial Narrow" w:cs="Arial Narrow"/>
+          <w:b/>
+          <w:bCs/>
+          <w:sz w:val="16"/>
+          <w:szCs w:val="16"/>
+        </w:rPr>
+        <w:t>Artículo 24.</w:t>
+      </w:r>
+      <w:r>
+        <w:rPr>
+          <w:rFonts w:ascii="Arial Narrow" w:eastAsia="Arial Narrow" w:hAnsi="Arial Narrow" w:cs="Arial Narrow"/>
+          <w:sz w:val="16"/>
+          <w:szCs w:val="16"/>
+        </w:rPr>
+        <w:t xml:space="preserve">- El Secretario Técnico se encargará de la tramitación del procedimiento. Para ello, cuenta con las siguientes facultades: </w:t>
+      </w:r>
+    </w:p>
+    <w:p>
+      <w:pPr>
+        <w:pStyle w:val="Textonotapie"/>
+        <w:ind w:left="567"/>
+        <w:jc w:val="both"/>
+        <w:rPr>
+          <w:rFonts w:ascii="Arial Narrow" w:eastAsia="Arial Narrow" w:hAnsi="Arial Narrow" w:cs="Arial Narrow"/>
+          <w:sz w:val="16"/>
+          <w:szCs w:val="16"/>
+        </w:rPr>
+      </w:pPr>
+      <w:r>
+        <w:rPr>
+          <w:rFonts w:ascii="Arial Narrow" w:eastAsia="Arial Narrow" w:hAnsi="Arial Narrow" w:cs="Arial Narrow"/>
+          <w:sz w:val="16"/>
+          <w:szCs w:val="16"/>
+        </w:rPr>
+        <w:t xml:space="preserve">(...) </w:t>
+      </w:r>
+    </w:p>
+    <w:p>
+      <w:pPr>
+        <w:pStyle w:val="Textonotapie"/>
+        <w:ind w:left="567"/>
+        <w:jc w:val="both"/>
+        <w:rPr>
+          <w:rFonts w:ascii="Arial Narrow" w:eastAsia="Arial Narrow" w:hAnsi="Arial Narrow" w:cs="Arial Narrow"/>
+          <w:sz w:val="16"/>
+          <w:szCs w:val="16"/>
+        </w:rPr>
+      </w:pPr>
+      <w:r>
+        <w:rPr>
+          <w:rFonts w:ascii="Arial Narrow" w:eastAsia="Arial Narrow" w:hAnsi="Arial Narrow" w:cs="Arial Narrow"/>
+          <w:sz w:val="16"/>
+          <w:szCs w:val="16"/>
+        </w:rPr>
+        <w:t xml:space="preserve">c) Admitir denuncias a trámite, en aquellos casos en que la Comisión le haya delegado esta facultad. </w:t>
+      </w:r>
+    </w:p>
+    <w:p>
+      <w:pPr>
+        <w:pStyle w:val="Textonotapie"/>
+        <w:ind w:left="567"/>
+        <w:jc w:val="both"/>
+        <w:rPr>
+          <w:rFonts w:ascii="Arial Narrow" w:eastAsia="Arial Narrow" w:hAnsi="Arial Narrow" w:cs="Arial Narrow"/>
+          <w:sz w:val="16"/>
+          <w:szCs w:val="16"/>
+        </w:rPr>
+      </w:pPr>
+      <w:r>
+        <w:rPr>
+          <w:rFonts w:ascii="Arial Narrow" w:eastAsia="Arial Narrow" w:hAnsi="Arial Narrow" w:cs="Arial Narrow"/>
+          <w:sz w:val="16"/>
+          <w:szCs w:val="16"/>
+        </w:rPr>
+        <w:t xml:space="preserve">(...). </w:t>
+      </w:r>
+    </w:p>
+    <w:p>
+      <w:pPr>
+        <w:pStyle w:val="Textonotapie"/>
+        <w:ind w:left="567" w:hanging="567"/>
+        <w:jc w:val="both"/>
+        <w:rPr>
+          <w:rFonts w:ascii="Arial Narrow" w:eastAsia="Arial Narrow" w:hAnsi="Arial Narrow" w:cs="Arial Narrow"/>
+          <w:b/>
+          <w:bCs/>
+          <w:sz w:val="16"/>
+          <w:szCs w:val="16"/>
+        </w:rPr>
+      </w:pPr>
+    </w:p>
+  </w:footnote>
+  <w:footnote w:id="8">
+    <w:p>
+      <w:pPr>
+        <w:pStyle w:val="paragraph"/>
+        <w:tabs>
+          <w:tab w:val="left" w:pos="555"/>
+        </w:tabs>
+        <w:spacing w:before="0" w:beforeAutospacing="0" w:after="0" w:afterAutospacing="0"/>
+        <w:ind w:left="555" w:hanging="555"/>
+        <w:jc w:val="both"/>
+        <w:textAlignment w:val="baseline"/>
+        <w:rPr>
+          <w:rFonts w:ascii="Arial Narrow" w:eastAsia="Arial Narrow" w:hAnsi="Arial Narrow" w:cs="Arial Narrow"/>
+          <w:b/>
+          <w:bCs/>
+          <w:sz w:val="16"/>
+          <w:szCs w:val="16"/>
+          <w:lang w:eastAsia="en-US"/>
+        </w:rPr>
+      </w:pPr>
+      <w:r>
+        <w:rPr>
+          <w:rStyle w:val="Refdenotaalpie"/>
+          <w:rFonts w:ascii="Arial Narrow" w:eastAsia="Arial Narrow" w:hAnsi="Arial Narrow" w:cs="Arial Narrow"/>
+          <w:sz w:val="16"/>
+          <w:szCs w:val="16"/>
+          <w:lang w:eastAsia="en-US"/>
+          <w:vertAlign w:val="superscript"/>
+        </w:rPr>
+        <w:footnoteRef/>
+      </w:r>
+      <w:r>
+        <w:rPr>
+          <w:rStyle w:val="Refdenotaalpie"/>
+          <w:rFonts w:ascii="Arial Narrow" w:eastAsia="Arial Narrow" w:hAnsi="Arial Narrow" w:cs="Arial Narrow"/>
+          <w:sz w:val="16"/>
+          <w:szCs w:val="16"/>
+          <w:lang w:eastAsia="en-US"/>
+        </w:rPr>
+        <w:tab/>
+        <w:t xml:space="preserve"/>
+      </w:r>
+      <w:r>
+        <w:rPr>
+          <w:rFonts w:ascii="Arial Narrow" w:eastAsia="Arial Narrow" w:hAnsi="Arial Narrow" w:cs="Arial Narrow"/>
+          <w:sz w:val="16"/>
+          <w:szCs w:val="16"/>
+          <w:lang w:val="es-ES"/>
+        </w:rPr>
+        <w:tab/>
+      </w:r>
+      <w:r>
+        <w:rPr>
+          <w:rFonts w:ascii="Arial Narrow" w:eastAsia="Arial Narrow" w:hAnsi="Arial Narrow" w:cs="Arial Narrow"/>
+          <w:b/>
+          <w:bCs/>
+          <w:sz w:val="16"/>
+          <w:szCs w:val="16"/>
+          <w:lang w:eastAsia="en-US"/>
+        </w:rPr>
+        <w:t>LEY 29571, CÓDIGO DE PROTECCIÓN Y DEFENSA DEL CONSUMIDOR, publicado el 2 de setiembre de 2010 y modificado por Decreto Legislativo 1308</w:t>
+      </w:r>
+      <w:r>
+        <w:rPr>
+          <w:rFonts w:ascii="Arial Narrow" w:eastAsia="Arial Narrow" w:hAnsi="Arial Narrow" w:cs="Arial Narrow"/>
+          <w:b/>
+          <w:bCs/>
+          <w:sz w:val="16"/>
+          <w:szCs w:val="16"/>
+          <w:lang w:eastAsia="en-US"/>
+        </w:rPr>
+        <w:tab/>
+      </w:r>
+      <w:r>
+        <w:rPr>
+          <w:rFonts w:ascii="Arial Narrow" w:eastAsia="Arial Narrow" w:hAnsi="Arial Narrow" w:cs="Arial Narrow"/>
+          <w:b/>
+          <w:bCs/>
+          <w:sz w:val="16"/>
+          <w:szCs w:val="16"/>
+          <w:lang w:eastAsia="en-US"/>
+        </w:rPr>
+        <w:tab/>
+      </w:r>
+    </w:p>
+    <w:p>
+      <w:pPr>
+        <w:pStyle w:val="paragraph"/>
+        <w:spacing w:before="0" w:beforeAutospacing="0" w:after="0" w:afterAutospacing="0"/>
+        <w:ind w:left="567"/>
+        <w:jc w:val="both"/>
+        <w:textAlignment w:val="baseline"/>
+        <w:rPr>
+          <w:rFonts w:ascii="Arial Narrow" w:eastAsia="Arial Narrow" w:hAnsi="Arial Narrow" w:cs="Arial Narrow"/>
+          <w:b/>
+          <w:bCs/>
+          <w:sz w:val="16"/>
+          <w:szCs w:val="16"/>
+          <w:lang w:eastAsia="en-US"/>
+        </w:rPr>
+      </w:pPr>
+      <w:r>
+        <w:rPr>
+          <w:rFonts w:ascii="Arial Narrow" w:eastAsia="Arial Narrow" w:hAnsi="Arial Narrow" w:cs="Arial Narrow"/>
+          <w:b/>
+          <w:bCs/>
+          <w:sz w:val="16"/>
+          <w:szCs w:val="16"/>
+          <w:lang w:eastAsia="en-US"/>
+        </w:rPr>
+        <w:t>Artículo 18.- Idoneidad</w:t>
+      </w:r>
+    </w:p>
+    <w:p>
+      <w:pPr>
+        <w:pStyle w:val="paragraph"/>
+        <w:spacing w:before="0" w:beforeAutospacing="0" w:after="0" w:afterAutospacing="0"/>
+        <w:ind w:left="555" w:hanging="555"/>
+        <w:jc w:val="both"/>
+        <w:textAlignment w:val="baseline"/>
+        <w:rPr>
+          <w:rFonts w:ascii="Arial Narrow" w:eastAsia="Arial Narrow" w:hAnsi="Arial Narrow" w:cs="Arial Narrow"/>
+          <w:sz w:val="16"/>
+          <w:szCs w:val="16"/>
+          <w:lang w:eastAsia="en-US"/>
+        </w:rPr>
+      </w:pPr>
+      <w:r>
+        <w:rPr>
+          <w:rFonts w:ascii="Arial Narrow" w:eastAsia="Arial Narrow" w:hAnsi="Arial Narrow" w:cs="Arial Narrow"/>
+          <w:sz w:val="16"/>
+          <w:szCs w:val="16"/>
+          <w:lang w:eastAsia="en-US"/>
+        </w:rPr>
+        <w:tab/>
+        <w:t>Se entiende por idoneidad la correspondencia entre lo que un consumidor espera y lo que efectivamente recibe, en función a lo que se le hubiera ofrecido, la publicidad e información transmitida, las condiciones y circunstancias de la transacción, las características y naturaleza del producto o servicio, el precio, entre otros factores, atendiendo a las circunstancias del caso.</w:t>
+      </w:r>
+    </w:p>
+    <w:p>
+      <w:pPr>
+        <w:pStyle w:val="paragraph"/>
+        <w:spacing w:before="0" w:beforeAutospacing="0" w:after="0" w:afterAutospacing="0"/>
+        <w:ind w:left="555" w:hanging="555"/>
+        <w:jc w:val="both"/>
+        <w:textAlignment w:val="baseline"/>
+        <w:rPr>
+          <w:rFonts w:ascii="Arial Narrow" w:eastAsia="Arial Narrow" w:hAnsi="Arial Narrow" w:cs="Arial Narrow"/>
+          <w:sz w:val="16"/>
+          <w:szCs w:val="16"/>
+          <w:lang w:eastAsia="en-US"/>
+        </w:rPr>
+      </w:pPr>
+      <w:r>
+        <w:rPr>
+          <w:rFonts w:ascii="Arial Narrow" w:eastAsia="Arial Narrow" w:hAnsi="Arial Narrow" w:cs="Arial Narrow"/>
+          <w:sz w:val="16"/>
+          <w:szCs w:val="16"/>
+          <w:lang w:eastAsia="en-US"/>
+        </w:rPr>
+        <w:tab/>
+        <w:t>La idoneidad es evaluada en función a la propia naturaleza del producto o servicio y a su aptitud para satisfacer la finalidad para la cual ha sido puesto en el mercado.</w:t>
+      </w:r>
+    </w:p>
+    <w:p>
+      <w:pPr>
+        <w:pStyle w:val="paragraph"/>
+        <w:spacing w:before="0" w:beforeAutospacing="0" w:after="0" w:afterAutospacing="0"/>
+        <w:ind w:left="555" w:hanging="555"/>
+        <w:jc w:val="both"/>
+        <w:textAlignment w:val="baseline"/>
+        <w:rPr>
+          <w:rFonts w:ascii="Arial Narrow" w:eastAsia="Arial Narrow" w:hAnsi="Arial Narrow" w:cs="Arial Narrow"/>
+          <w:sz w:val="16"/>
+          <w:szCs w:val="16"/>
+          <w:lang w:eastAsia="en-US"/>
+        </w:rPr>
+      </w:pPr>
+      <w:r>
+        <w:rPr>
+          <w:rFonts w:ascii="Arial Narrow" w:eastAsia="Arial Narrow" w:hAnsi="Arial Narrow" w:cs="Arial Narrow"/>
+          <w:sz w:val="16"/>
+          <w:szCs w:val="16"/>
+          <w:lang w:eastAsia="en-US"/>
+        </w:rPr>
+        <w:tab/>
+        <w:t>Las autorizaciones por parte de los organismos del Estado para la fabricación de un producto o la prestación de un servicio, en los casos que sea necesario, no eximen de responsabilidad al proveedor frente al consumidor.</w:t>
+      </w:r>
+    </w:p>
+    <w:p>
+      <w:pPr>
+        <w:pStyle w:val="paragraph"/>
+        <w:spacing w:before="0" w:beforeAutospacing="0" w:after="0" w:afterAutospacing="0"/>
+        <w:ind w:firstLine="555"/>
+        <w:jc w:val="both"/>
+        <w:textAlignment w:val="baseline"/>
+        <w:rPr>
+          <w:rFonts w:ascii="Arial Narrow" w:eastAsia="Arial Narrow" w:hAnsi="Arial Narrow" w:cs="Arial Narrow"/>
+          <w:b/>
+          <w:bCs/>
+          <w:sz w:val="16"/>
+          <w:szCs w:val="16"/>
+          <w:lang w:eastAsia="en-US"/>
+        </w:rPr>
+      </w:pPr>
+      <w:r>
+        <w:rPr>
+          <w:rFonts w:ascii="Arial Narrow" w:eastAsia="Arial Narrow" w:hAnsi="Arial Narrow" w:cs="Arial Narrow"/>
+          <w:b/>
+          <w:bCs/>
+          <w:sz w:val="16"/>
+          <w:szCs w:val="16"/>
+          <w:lang w:eastAsia="en-US"/>
+        </w:rPr>
+        <w:t xml:space="preserve">Artículo 19.- Obligación </w:t>
+      </w:r>
+      <w:r>
+        <w:rPr>
+          <w:rFonts w:ascii="Arial Narrow" w:eastAsia="Arial Narrow" w:hAnsi="Arial Narrow" w:cs="Arial Narrow"/>
+          <w:b/>
+          <w:bCs/>
+          <w:sz w:val="16"/>
+          <w:szCs w:val="16"/>
+          <w:lang w:eastAsia="en-US"/>
+        </w:rPr>
+        <w:t>de los proveedores</w:t>
+      </w:r>
+    </w:p>
+    <w:p>
+      <w:pPr>
+        <w:pStyle w:val="Textonotapie"/>
+        <w:ind w:left="567" w:hanging="567"/>
+        <w:jc w:val="both"/>
+        <w:rPr>
+          <w:rFonts w:ascii="Arial Narrow" w:eastAsia="Arial Narrow" w:hAnsi="Arial Narrow" w:cs="Arial Narrow"/>
+          <w:sz w:val="16"/>
+          <w:szCs w:val="16"/>
+        </w:rPr>
+      </w:pPr>
+      <w:r>
+        <w:rPr>
+          <w:rFonts w:ascii="Arial Narrow" w:eastAsia="Arial Narrow" w:hAnsi="Arial Narrow" w:cs="Arial Narrow"/>
+          <w:sz w:val="16"/>
+          <w:szCs w:val="16"/>
+        </w:rPr>
+        <w:tab/>
+        <w:t>El proveedor responde por la idoneidad y calidad de los productos y servicios ofrecidos; por la autenticidad de las marcas y leyendas que exhiben sus productos o del signo que respalda al prestador del servicio, por la falta de conformidad entre la publicidad comercial de los productos y servicios y estos, así como por el contenido y la vida útil del producto indicado en el envase, en lo que corresponda.</w:t>
+      </w:r>
+    </w:p>
+    <w:p>
+      <w:pPr>
+        <w:pStyle w:val="paragraph"/>
+        <w:spacing w:before="0" w:beforeAutospacing="0" w:after="0" w:afterAutospacing="0"/>
+        <w:ind w:left="555" w:hanging="555"/>
+        <w:jc w:val="both"/>
+        <w:textAlignment w:val="baseline"/>
+        <w:rPr>
+          <w:rFonts w:ascii="Arial Narrow" w:eastAsia="Arial Narrow" w:hAnsi="Arial Narrow" w:cs="Arial Narrow"/>
+          <w:b/>
+          <w:bCs/>
+          <w:sz w:val="16"/>
+          <w:szCs w:val="16"/>
+          <w:lang w:eastAsia="en-US"/>
+        </w:rPr>
+      </w:pPr>
+    </w:p>
+  </w:footnote>
+  <w:footnote w:id="9">
+    <w:p>
+      <w:pPr>
+        <w:pStyle w:val="paragraph"/>
+        <w:tabs>
+          <w:tab w:val="left" w:pos="555"/>
+        </w:tabs>
+        <w:spacing w:before="0" w:beforeAutospacing="0" w:after="0" w:afterAutospacing="0"/>
+        <w:ind w:left="555" w:hanging="555"/>
+        <w:jc w:val="both"/>
+        <w:textAlignment w:val="baseline"/>
+        <w:rPr>
+          <w:rFonts w:ascii="Arial Narrow" w:eastAsia="Arial Narrow" w:hAnsi="Arial Narrow" w:cs="Arial Narrow"/>
+          <w:b/>
+          <w:bCs/>
+          <w:sz w:val="16"/>
+          <w:szCs w:val="16"/>
+          <w:lang w:eastAsia="en-US"/>
+        </w:rPr>
+      </w:pPr>
+      <w:r>
+        <w:rPr>
+          <w:rStyle w:val="Refdenotaalpie"/>
+          <w:rFonts w:ascii="Arial Narrow" w:eastAsia="Arial Narrow" w:hAnsi="Arial Narrow" w:cs="Arial Narrow"/>
+          <w:sz w:val="16"/>
+          <w:szCs w:val="16"/>
+          <w:lang w:eastAsia="en-US"/>
+          <w:vertAlign w:val="superscript"/>
+        </w:rPr>
+        <w:footnoteRef/>
+      </w:r>
+      <w:r>
+        <w:rPr>
+          <w:rStyle w:val="Refdenotaalpie"/>
+          <w:rFonts w:ascii="Arial Narrow" w:eastAsia="Arial Narrow" w:hAnsi="Arial Narrow" w:cs="Arial Narrow"/>
+          <w:sz w:val="16"/>
+          <w:szCs w:val="16"/>
+          <w:lang w:eastAsia="en-US"/>
+        </w:rPr>
+        <w:tab/>
+        <w:t xml:space="preserve"/>
+      </w:r>
+      <w:r>
+        <w:rPr>
+          <w:rFonts w:ascii="Arial Narrow" w:eastAsia="Arial Narrow" w:hAnsi="Arial Narrow" w:cs="Arial Narrow"/>
+          <w:sz w:val="16"/>
+          <w:szCs w:val="16"/>
+          <w:lang w:val="es-ES"/>
+        </w:rPr>
+        <w:tab/>
+      </w:r>
+      <w:r>
+        <w:rPr>
+          <w:rFonts w:ascii="Arial Narrow" w:eastAsia="Arial Narrow" w:hAnsi="Arial Narrow" w:cs="Arial Narrow"/>
+          <w:b/>
+          <w:bCs/>
+          <w:sz w:val="16"/>
+          <w:szCs w:val="16"/>
+          <w:lang w:eastAsia="en-US"/>
+        </w:rPr>
+        <w:t xml:space="preserve">LEY 29571, CÓDIGO DE PROTECCIÓN Y DEFENSA DEL CONSUMIDOR, publicado el 2 de setiembre de 2010 y modificado por Decreto Legislativo </w:t>
+      </w:r>
+      <w:proofErr w:type="spellStart"/>
+      <w:r>
+        <w:rPr>
+          <w:rFonts w:ascii="Arial Narrow" w:eastAsia="Arial Narrow" w:hAnsi="Arial Narrow" w:cs="Arial Narrow"/>
+          <w:b/>
+          <w:bCs/>
+          <w:sz w:val="16"/>
+          <w:szCs w:val="16"/>
+          <w:lang w:eastAsia="en-US"/>
+        </w:rPr>
+        <w:t/>
+      </w:r>
+      <w:proofErr w:type="spellEnd"/>
+      <w:r>
+        <w:rPr>
+          <w:rFonts w:ascii="Arial Narrow" w:eastAsia="Arial Narrow" w:hAnsi="Arial Narrow" w:cs="Arial Narrow"/>
+          <w:b/>
+          <w:bCs/>
+          <w:sz w:val="16"/>
+          <w:szCs w:val="16"/>
+          <w:lang w:eastAsia="en-US"/>
+        </w:rPr>
+        <w:t xml:space="preserve">1308</w:t>
+      </w:r>
+      <w:r>
+        <w:rPr>
+          <w:rFonts w:ascii="Arial Narrow" w:eastAsia="Arial Narrow" w:hAnsi="Arial Narrow" w:cs="Arial Narrow"/>
+          <w:b/>
+          <w:bCs/>
+          <w:sz w:val="16"/>
+          <w:szCs w:val="16"/>
+          <w:lang w:eastAsia="en-US"/>
+        </w:rPr>
+        <w:tab/>
+      </w:r>
+      <w:r>
+        <w:rPr>
+          <w:rFonts w:ascii="Arial Narrow" w:eastAsia="Arial Narrow" w:hAnsi="Arial Narrow" w:cs="Arial Narrow"/>
+          <w:b/>
+          <w:bCs/>
+          <w:sz w:val="16"/>
+          <w:szCs w:val="16"/>
+          <w:lang w:eastAsia="en-US"/>
+        </w:rPr>
+        <w:tab/>
+      </w:r>
+    </w:p>
+    <w:p>
+      <w:pPr>
+        <w:pStyle w:val="paragraph"/>
+        <w:spacing w:before="0" w:beforeAutospacing="0" w:after="0" w:afterAutospacing="0"/>
+        <w:ind w:left="567"/>
+        <w:jc w:val="both"/>
+        <w:textAlignment w:val="baseline"/>
+        <w:rPr>
+          <w:rFonts w:ascii="Arial Narrow" w:eastAsia="Arial Narrow" w:hAnsi="Arial Narrow" w:cs="Arial Narrow"/>
+          <w:b/>
+          <w:bCs/>
+          <w:sz w:val="16"/>
+          <w:szCs w:val="16"/>
+          <w:lang w:eastAsia="en-US"/>
+        </w:rPr>
+      </w:pPr>
+      <w:r>
+        <w:rPr>
+          <w:rFonts w:ascii="Arial Narrow" w:eastAsia="Arial Narrow" w:hAnsi="Arial Narrow" w:cs="Arial Narrow"/>
+          <w:b/>
+          <w:bCs/>
+          <w:sz w:val="16"/>
+          <w:szCs w:val="16"/>
+          <w:lang w:eastAsia="en-US"/>
+        </w:rPr>
+        <w:t xml:space="preserve">Artículo 38.- </w:t>
+      </w:r>
+      <w:r>
+        <w:rPr>
+          <w:rFonts w:ascii="Arial Narrow" w:eastAsia="Arial Narrow" w:hAnsi="Arial Narrow" w:cs="Arial Narrow"/>
+          <w:b/>
+          <w:bCs/>
+          <w:sz w:val="16"/>
+          <w:szCs w:val="16"/>
+          <w:lang w:eastAsia="en-US"/>
+        </w:rPr>
+        <w:t>Prohibición de discriminación de consumidores</w:t>
+      </w:r>
+    </w:p>
+    <w:p>
+      <w:pPr>
+        <w:pStyle w:val="paragraph"/>
+        <w:spacing w:before="0" w:beforeAutospacing="0" w:after="0" w:afterAutospacing="0"/>
+        <w:ind w:left="555" w:hanging="555"/>
+        <w:jc w:val="both"/>
+        <w:textAlignment w:val="baseline"/>
+        <w:rPr>
+          <w:rFonts w:ascii="Arial Narrow" w:eastAsia="Arial Narrow" w:hAnsi="Arial Narrow" w:cs="Arial Narrow"/>
+          <w:sz w:val="16"/>
+          <w:szCs w:val="16"/>
+          <w:lang w:eastAsia="en-US"/>
+        </w:rPr>
+      </w:pPr>
+      <w:r>
+        <w:rPr>
+          <w:rFonts w:ascii="Arial Narrow" w:eastAsia="Arial Narrow" w:hAnsi="Arial Narrow" w:cs="Arial Narrow"/>
+          <w:sz w:val="16"/>
+          <w:szCs w:val="16"/>
+          <w:lang w:eastAsia="en-US"/>
+        </w:rPr>
+        <w:tab/>
+      </w:r>
+      <w:r>
+        <w:rPr>
+          <w:rFonts w:ascii="Arial Narrow" w:eastAsia="Arial Narrow" w:hAnsi="Arial Narrow" w:cs="Arial Narrow"/>
+          <w:sz w:val="16"/>
+          <w:szCs w:val="16"/>
+          <w:lang w:eastAsia="en-US"/>
+        </w:rPr>
+        <w:t xml:space="preserve">38.1 Los proveedores no pueden establecer discriminación alguna por motivo de origen, raza, sexo, idioma, religión, opinión, condición económica o de cualquier otra índole, respecto de los consumidores, se encuentren estos dentro o expuestos a una relación de consumo. </w:t>
       </w:r>
     </w:p>
     <w:p>
@@ -13644,25 +14983,17 @@
           <w:rFonts w:ascii="Arial Narrow" w:eastAsia="Arial Narrow" w:hAnsi="Arial Narrow" w:cs="Arial Narrow"/>
           <w:sz w:val="16"/>
           <w:szCs w:val="16"/>
-        </w:rPr>
-      </w:pPr>
-      <w:r>
-        <w:rPr>
-          <w:rStyle w:val="normaltextrun"/>
-          <w:rFonts w:ascii="Arial Narrow" w:eastAsia="Arial Narrow" w:hAnsi="Arial Narrow" w:cs="Arial Narrow"/>
-          <w:sz w:val="16"/>
-          <w:szCs w:val="16"/>
-        </w:rPr>
-        <w:t>(…)</w:t>
-      </w:r>
-      <w:r>
-        <w:rPr>
-          <w:rStyle w:val="eop"/>
-          <w:rFonts w:ascii="Arial Narrow" w:eastAsia="Arial Narrow" w:hAnsi="Arial Narrow" w:cs="Arial Narrow"/>
-          <w:sz w:val="16"/>
-          <w:szCs w:val="16"/>
-        </w:rPr>
-        <w:t> </w:t>
+          <w:lang w:eastAsia="en-US"/>
+        </w:rPr>
+      </w:pPr>
+      <w:r>
+        <w:rPr>
+          <w:rFonts w:ascii="Arial Narrow" w:eastAsia="Arial Narrow" w:hAnsi="Arial Narrow" w:cs="Arial Narrow"/>
+          <w:sz w:val="16"/>
+          <w:szCs w:val="16"/>
+          <w:lang w:eastAsia="en-US"/>
+        </w:rPr>
+        <w:t xml:space="preserve">38.2 Está prohibida la exclusión de personas sin que medien causas de seguridad del establecimiento o tranquilidad de sus clientes u otros motivos similares. </w:t>
       </w:r>
     </w:p>
     <w:p>
@@ -13676,68 +15007,26 @@
           <w:rFonts w:ascii="Arial Narrow" w:eastAsia="Arial Narrow" w:hAnsi="Arial Narrow" w:cs="Arial Narrow"/>
           <w:sz w:val="16"/>
           <w:szCs w:val="16"/>
-        </w:rPr>
-      </w:pPr>
-      <w:r>
-        <w:rPr>
-          <w:rStyle w:val="normaltextrun"/>
-          <w:rFonts w:ascii="Arial Narrow" w:eastAsia="Arial Narrow" w:hAnsi="Arial Narrow" w:cs="Arial Narrow"/>
-          <w:b/>
-          <w:bCs/>
-          <w:sz w:val="16"/>
-          <w:szCs w:val="16"/>
-        </w:rPr>
-        <w:t>1.8 Principio de buena fe procedimental.- </w:t>
-      </w:r>
-      <w:r>
-        <w:rPr>
-          <w:rStyle w:val="normaltextrun"/>
-          <w:rFonts w:ascii="Arial Narrow" w:eastAsia="Arial Narrow" w:hAnsi="Arial Narrow" w:cs="Arial Narrow"/>
-          <w:sz w:val="16"/>
-          <w:szCs w:val="16"/>
-        </w:rPr>
-        <w:t>La autoridad administrativa, los administrados, sus representantes o abogados, realizan sus respectivos actos procedimentales guiados por el respeto mutuo, la colaboración y la buena fe. La autoridad administrativa no puede actuar contra sus propios actos, salvo los supuestos de revisión de oficio contemplados en la presente Ley.</w:t>
-      </w:r>
-      <w:r>
-        <w:rPr>
-          <w:rStyle w:val="eop"/>
-          <w:rFonts w:ascii="Arial Narrow" w:eastAsia="Arial Narrow" w:hAnsi="Arial Narrow" w:cs="Arial Narrow"/>
-          <w:sz w:val="16"/>
-          <w:szCs w:val="16"/>
-        </w:rPr>
-        <w:t> </w:t>
-      </w:r>
-    </w:p>
-    <w:p>
-      <w:pPr>
-        <w:pStyle w:val="paragraph"/>
-        <w:spacing w:before="0" w:beforeAutospacing="0" w:after="0" w:afterAutospacing="0"/>
-        <w:ind w:left="555"/>
-        <w:jc w:val="both"/>
-        <w:textAlignment w:val="baseline"/>
-        <w:rPr>
-          <w:rFonts w:ascii="Arial Narrow" w:eastAsia="Arial Narrow" w:hAnsi="Arial Narrow" w:cs="Arial Narrow"/>
-          <w:sz w:val="16"/>
-          <w:szCs w:val="16"/>
-        </w:rPr>
-      </w:pPr>
-      <w:r>
-        <w:rPr>
-          <w:rStyle w:val="normaltextrun"/>
-          <w:rFonts w:ascii="Arial Narrow" w:eastAsia="Arial Narrow" w:hAnsi="Arial Narrow" w:cs="Arial Narrow"/>
-          <w:sz w:val="16"/>
-          <w:szCs w:val="16"/>
-        </w:rPr>
-        <w:t>Ninguna regulación del procedimiento administrativo puede interpretarse de modo tal que ampare alguna conducta contra la buena fe procedimental.</w:t>
-      </w:r>
-      <w:r>
-        <w:rPr>
-          <w:rStyle w:val="eop"/>
-          <w:rFonts w:ascii="Arial Narrow" w:eastAsia="Arial Narrow" w:hAnsi="Arial Narrow" w:cs="Arial Narrow"/>
-          <w:sz w:val="16"/>
-          <w:szCs w:val="16"/>
-        </w:rPr>
-        <w:t> </w:t>
+          <w:lang w:eastAsia="en-US"/>
+        </w:rPr>
+      </w:pPr>
+      <w:r>
+        <w:rPr>
+          <w:rFonts w:ascii="Arial Narrow" w:eastAsia="Arial Narrow" w:hAnsi="Arial Narrow" w:cs="Arial Narrow"/>
+          <w:sz w:val="16"/>
+          <w:szCs w:val="16"/>
+          <w:lang w:eastAsia="en-US"/>
+        </w:rPr>
+        <w:t>3</w:t>
+      </w:r>
+      <w:r>
+        <w:rPr>
+          <w:rFonts w:ascii="Arial Narrow" w:eastAsia="Arial Narrow" w:hAnsi="Arial Narrow" w:cs="Arial Narrow"/>
+          <w:sz w:val="16"/>
+          <w:szCs w:val="16"/>
+          <w:lang w:eastAsia="en-US"/>
+        </w:rPr>
+        <w:t>8.3 El trato diferente de los consumidores debe obedecer a causas objetivas y razonables. La atención preferente en un establecimiento debe responder a situaciones de hecho distintas que justifiquen un trato diferente y existir una proporcionalidad entre el fin perseguido y el trato diferente que se otorga.</w:t>
       </w:r>
     </w:p>
     <w:p>
@@ -13749,1366 +15038,6 @@
         <w:textAlignment w:val="baseline"/>
         <w:rPr>
           <w:rFonts w:ascii="Arial Narrow" w:eastAsia="Arial Narrow" w:hAnsi="Arial Narrow" w:cs="Arial Narrow"/>
-          <w:sz w:val="16"/>
-          <w:szCs w:val="16"/>
-        </w:rPr>
-      </w:pPr>
-    </w:p>
-  </w:footnote>
-  <w:footnote w:id="5">
-    <w:p>
-      <w:pPr>
-        <w:pStyle w:val="Textonotapie"/>
-        <w:ind w:left="567" w:hanging="567"/>
-        <w:jc w:val="both"/>
-        <w:rPr>
-          <w:rFonts w:ascii="Arial Narrow" w:eastAsia="Arial Narrow" w:hAnsi="Arial Narrow" w:cs="Arial Narrow"/>
-          <w:b/>
-          <w:sz w:val="16"/>
-          <w:szCs w:val="16"/>
-        </w:rPr>
-      </w:pPr>
-      <w:r>
-        <w:rPr>
-          <w:rStyle w:val="Refdenotaalpie"/>
-          <w:rFonts w:ascii="Arial Narrow" w:eastAsia="Arial Narrow" w:hAnsi="Arial Narrow" w:cs="Arial Narrow"/>
-          <w:sz w:val="16"/>
-          <w:szCs w:val="16"/>
-          <w:vertAlign w:val="superscript"/>
-        </w:rPr>
-        <w:footnoteRef/>
-      </w:r>
-      <w:r>
-        <w:rPr>
-          <w:rFonts w:ascii="Arial Narrow" w:eastAsia="Arial Narrow" w:hAnsi="Arial Narrow" w:cs="Arial Narrow"/>
-          <w:sz w:val="16"/>
-          <w:szCs w:val="16"/>
-        </w:rPr>
-        <w:t xml:space="preserve"> </w:t>
-      </w:r>
-      <w:r>
-        <w:rPr>
-          <w:rFonts w:ascii="Arial Narrow" w:eastAsia="Arial Narrow" w:hAnsi="Arial Narrow" w:cs="Arial Narrow"/>
-          <w:sz w:val="16"/>
-          <w:szCs w:val="16"/>
-        </w:rPr>
-        <w:tab/>
-      </w:r>
-      <w:r>
-        <w:rPr>
-          <w:rFonts w:ascii="Arial Narrow" w:eastAsia="Arial Narrow" w:hAnsi="Arial Narrow" w:cs="Arial Narrow"/>
-          <w:b/>
-          <w:sz w:val="16"/>
-          <w:szCs w:val="16"/>
-        </w:rPr>
-        <w:t xml:space="preserve">DIRECTIVA 001-2008/TRI-INDECOPI, DIRECTIVA SOBRE CONFIDENCIALIDAD DE LA INFORMACIÓN EN LOS PROCEDIMIENTOS SEGUIDOS POR LOS ÓRGANOS FUNCIONALES DEL INDECOPI, MODIFICADA POR LA DIRECTIVA </w:t>
-      </w:r>
-      <w:proofErr w:type="spellStart"/>
-      <w:r>
-        <w:rPr>
-          <w:rFonts w:ascii="Arial Narrow" w:eastAsia="Arial Narrow" w:hAnsi="Arial Narrow" w:cs="Arial Narrow"/>
-          <w:b/>
-          <w:sz w:val="16"/>
-          <w:szCs w:val="16"/>
-        </w:rPr>
-        <w:t/>
-      </w:r>
-      <w:proofErr w:type="spellEnd"/>
-      <w:r>
-        <w:rPr>
-          <w:rFonts w:ascii="Arial Narrow" w:eastAsia="Arial Narrow" w:hAnsi="Arial Narrow" w:cs="Arial Narrow"/>
-          <w:b/>
-          <w:sz w:val="16"/>
-          <w:szCs w:val="16"/>
-        </w:rPr>
-        <w:t xml:space="preserve"> 002-2017/TRI-INDECOPI Y LA DIRECTIVA </w:t>
-      </w:r>
-      <w:proofErr w:type="spellStart"/>
-      <w:r>
-        <w:rPr>
-          <w:rFonts w:ascii="Arial Narrow" w:eastAsia="Arial Narrow" w:hAnsi="Arial Narrow" w:cs="Arial Narrow"/>
-          <w:b/>
-          <w:sz w:val="16"/>
-          <w:szCs w:val="16"/>
-        </w:rPr>
-        <w:t/>
-      </w:r>
-      <w:proofErr w:type="spellEnd"/>
-      <w:r>
-        <w:rPr>
-          <w:rFonts w:ascii="Arial Narrow" w:eastAsia="Arial Narrow" w:hAnsi="Arial Narrow" w:cs="Arial Narrow"/>
-          <w:b/>
-          <w:sz w:val="16"/>
-          <w:szCs w:val="16"/>
-        </w:rPr>
-        <w:t xml:space="preserve"> 003-2022/TRI-INDECOPI</w:t>
-      </w:r>
-    </w:p>
-    <w:p>
-      <w:pPr>
-        <w:pStyle w:val="Textonotapie"/>
-        <w:ind w:left="567" w:hanging="12"/>
-        <w:jc w:val="both"/>
-        <w:rPr>
-          <w:rFonts w:ascii="Arial Narrow" w:eastAsia="Arial Narrow" w:hAnsi="Arial Narrow" w:cs="Arial Narrow"/>
-          <w:b/>
-          <w:bCs/>
-          <w:sz w:val="16"/>
-          <w:szCs w:val="16"/>
-        </w:rPr>
-      </w:pPr>
-      <w:r>
-        <w:rPr>
-          <w:rFonts w:ascii="Arial Narrow" w:eastAsia="Arial Narrow" w:hAnsi="Arial Narrow" w:cs="Arial Narrow"/>
-          <w:b/>
-          <w:bCs/>
-          <w:sz w:val="16"/>
-          <w:szCs w:val="16"/>
-        </w:rPr>
-        <w:t>5. Medidas de seguridad a adoptar en el caso de información confidencial</w:t>
-      </w:r>
-    </w:p>
-    <w:p>
-      <w:pPr>
-        <w:pStyle w:val="paragraph"/>
-        <w:spacing w:before="0" w:beforeAutospacing="0" w:after="0" w:afterAutospacing="0"/>
-        <w:ind w:left="555"/>
-        <w:jc w:val="both"/>
-        <w:textAlignment w:val="baseline"/>
-        <w:rPr>
-          <w:rFonts w:ascii="Arial Narrow" w:eastAsia="Arial Narrow" w:hAnsi="Arial Narrow" w:cs="Arial Narrow"/>
-          <w:sz w:val="16"/>
-          <w:szCs w:val="16"/>
-        </w:rPr>
-      </w:pPr>
-      <w:r>
-        <w:rPr>
-          <w:rStyle w:val="normaltextrun"/>
-          <w:rFonts w:ascii="Arial Narrow" w:eastAsia="Arial Narrow" w:hAnsi="Arial Narrow" w:cs="Arial Narrow"/>
-          <w:sz w:val="16"/>
-          <w:szCs w:val="16"/>
-        </w:rPr>
-        <w:t>(…)</w:t>
-      </w:r>
-      <w:r>
-        <w:rPr>
-          <w:rStyle w:val="eop"/>
-          <w:rFonts w:ascii="Arial Narrow" w:eastAsia="Arial Narrow" w:hAnsi="Arial Narrow" w:cs="Arial Narrow"/>
-          <w:sz w:val="16"/>
-          <w:szCs w:val="16"/>
-        </w:rPr>
-        <w:t> </w:t>
-      </w:r>
-    </w:p>
-    <w:p>
-      <w:pPr>
-        <w:pStyle w:val="Textonotapie"/>
-        <w:ind w:left="1134" w:hanging="567"/>
-        <w:jc w:val="both"/>
-        <w:rPr>
-          <w:rFonts w:ascii="Arial Narrow" w:eastAsia="Arial Narrow" w:hAnsi="Arial Narrow" w:cs="Arial Narrow"/>
-          <w:sz w:val="16"/>
-          <w:szCs w:val="16"/>
-        </w:rPr>
-      </w:pPr>
-      <w:r>
-        <w:rPr>
-          <w:rFonts w:ascii="Arial Narrow" w:eastAsia="Arial Narrow" w:hAnsi="Arial Narrow" w:cs="Arial Narrow"/>
-          <w:sz w:val="16"/>
-          <w:szCs w:val="16"/>
-        </w:rPr>
-        <w:t xml:space="preserve">5.11 </w:t>
-      </w:r>
-      <w:r>
-        <w:rPr>
-          <w:rFonts w:ascii="Arial Narrow" w:eastAsia="Arial Narrow" w:hAnsi="Arial Narrow" w:cs="Arial Narrow"/>
-          <w:sz w:val="16"/>
-          <w:szCs w:val="16"/>
-        </w:rPr>
-        <w:tab/>
-        <w:t>En caso de que el titular de la información previamente declarada confidencial presente de manera posterior un nuevo escrito o documento que contenga la misma información</w:t>
-      </w:r>
-      <w:r>
-        <w:rPr>
-          <w:rFonts w:ascii="Arial Narrow" w:eastAsia="Arial Narrow" w:hAnsi="Arial Narrow" w:cs="Arial Narrow"/>
-          <w:sz w:val="16"/>
-          <w:szCs w:val="16"/>
-        </w:rPr>
-        <w:t>,</w:t>
-      </w:r>
-      <w:r>
-        <w:rPr>
-          <w:rFonts w:ascii="Arial Narrow" w:eastAsia="Arial Narrow" w:hAnsi="Arial Narrow" w:cs="Arial Narrow"/>
-          <w:sz w:val="16"/>
-          <w:szCs w:val="16"/>
-        </w:rPr>
-        <w:t xml:space="preserve"> deberá adjuntar una “versión confidencial” que señale —de manera clara y precisa— en qué parte está incluida la información previamente declarada confidencial. </w:t>
-      </w:r>
-    </w:p>
-    <w:p>
-      <w:pPr>
-        <w:pStyle w:val="Textonotapie"/>
-        <w:ind w:left="1134"/>
-        <w:jc w:val="both"/>
-        <w:rPr>
-          <w:rFonts w:ascii="Arial Narrow" w:eastAsia="Arial Narrow" w:hAnsi="Arial Narrow" w:cs="Arial Narrow"/>
-          <w:sz w:val="16"/>
-          <w:szCs w:val="16"/>
-        </w:rPr>
-      </w:pPr>
-      <w:r>
-        <w:rPr>
-          <w:rFonts w:ascii="Arial Narrow" w:eastAsia="Arial Narrow" w:hAnsi="Arial Narrow" w:cs="Arial Narrow"/>
-          <w:sz w:val="16"/>
-          <w:szCs w:val="16"/>
-        </w:rPr>
-        <w:t xml:space="preserve">Adicionalmente, el administrado deberá presentar una “versión no confidencial” del referido escrito o documento, cubriendo de forma identificable aquellas secciones en las que haya figurado la información confidencial, a efectos de que dicha versión sea incorporada en el expediente principal y puesta en conocimiento de las partes y de terceros, según corresponda. </w:t>
-      </w:r>
-    </w:p>
-    <w:p>
-      <w:pPr>
-        <w:pStyle w:val="Textonotapie"/>
-        <w:ind w:left="1134"/>
-        <w:jc w:val="both"/>
-        <w:rPr>
-          <w:rFonts w:ascii="Arial Narrow" w:eastAsia="Arial Narrow" w:hAnsi="Arial Narrow" w:cs="Arial Narrow"/>
-          <w:sz w:val="16"/>
-          <w:szCs w:val="16"/>
-        </w:rPr>
-      </w:pPr>
-      <w:r>
-        <w:rPr>
-          <w:rFonts w:ascii="Arial Narrow" w:eastAsia="Arial Narrow" w:hAnsi="Arial Narrow" w:cs="Arial Narrow"/>
-          <w:sz w:val="16"/>
-          <w:szCs w:val="16"/>
-        </w:rPr>
-        <w:t xml:space="preserve">En caso de que el administrado no cumpla con lo señalado en el párrafo anterior, la autoridad le concederá un plazo de hasta 5 (cinco) días hábiles para la presentación de la “versión no confidencial”, bajo apercibimiento de proceder conforme a lo señalado en el numeral 5.12 de la presente Directiva. </w:t>
-      </w:r>
-    </w:p>
-    <w:p>
-      <w:pPr>
-        <w:pStyle w:val="Textonotapie"/>
-        <w:ind w:left="1134" w:hanging="567"/>
-        <w:jc w:val="both"/>
-        <w:rPr>
-          <w:rFonts w:ascii="Arial Narrow" w:eastAsia="Arial Narrow" w:hAnsi="Arial Narrow" w:cs="Arial Narrow"/>
-          <w:sz w:val="16"/>
-          <w:szCs w:val="16"/>
-        </w:rPr>
-      </w:pPr>
-    </w:p>
-    <w:p>
-      <w:pPr>
-        <w:pStyle w:val="Textonotapie"/>
-        <w:ind w:left="1134" w:hanging="567"/>
-        <w:jc w:val="both"/>
-        <w:rPr>
-          <w:rFonts w:ascii="Arial Narrow" w:eastAsia="Arial Narrow" w:hAnsi="Arial Narrow" w:cs="Arial Narrow"/>
-          <w:sz w:val="16"/>
-          <w:szCs w:val="16"/>
-        </w:rPr>
-      </w:pPr>
-      <w:r>
-        <w:rPr>
-          <w:rFonts w:ascii="Arial Narrow" w:eastAsia="Arial Narrow" w:hAnsi="Arial Narrow" w:cs="Arial Narrow"/>
-          <w:sz w:val="16"/>
-          <w:szCs w:val="16"/>
-        </w:rPr>
-        <w:t xml:space="preserve">5.12 </w:t>
-      </w:r>
-      <w:r>
-        <w:rPr>
-          <w:rFonts w:ascii="Arial Narrow" w:eastAsia="Arial Narrow" w:hAnsi="Arial Narrow" w:cs="Arial Narrow"/>
-          <w:sz w:val="16"/>
-          <w:szCs w:val="16"/>
-        </w:rPr>
-        <w:tab/>
-        <w:t>En caso de que el titular de la información previamente declarada confidencial no cumpla con lo dispuesto en el numeral 5.11 de la presente Directiva, la autoridad incorporará al expediente principal dicha documentación en su integridad y la trasladará sin ninguna medida de seguridad en particular, de ser el caso, siendo la divulgación de tal información de responsabilidad del propio administrado.</w:t>
-      </w:r>
-    </w:p>
-    <w:p>
-      <w:pPr>
-        <w:pStyle w:val="Textonotapie"/>
-        <w:ind w:left="567" w:hanging="567"/>
-        <w:jc w:val="both"/>
-        <w:rPr>
-          <w:rFonts w:ascii="Arial Narrow" w:eastAsia="Arial Narrow" w:hAnsi="Arial Narrow" w:cs="Arial Narrow"/>
-          <w:b/>
-          <w:sz w:val="16"/>
-          <w:szCs w:val="16"/>
-        </w:rPr>
-      </w:pPr>
-    </w:p>
-  </w:footnote>
-  <w:footnote w:id="6">
-    <w:p>
-      <w:pPr>
-        <w:pStyle w:val="Textonotapie"/>
-        <w:ind w:left="567" w:hanging="567"/>
-        <w:jc w:val="both"/>
-        <w:rPr>
-          <w:rFonts w:ascii="Arial Narrow" w:eastAsia="Arial Narrow" w:hAnsi="Arial Narrow" w:cs="Arial Narrow"/>
-          <w:b/>
-          <w:bCs/>
-          <w:sz w:val="16"/>
-          <w:szCs w:val="16"/>
-        </w:rPr>
-      </w:pPr>
-      <w:r>
-        <w:rPr>
-          <w:rStyle w:val="Refdenotaalpie"/>
-          <w:rFonts w:ascii="Arial Narrow" w:eastAsia="Arial Narrow" w:hAnsi="Arial Narrow" w:cs="Arial Narrow"/>
-          <w:sz w:val="16"/>
-          <w:szCs w:val="16"/>
-          <w:vertAlign w:val="superscript"/>
-        </w:rPr>
-        <w:footnoteRef/>
-      </w:r>
-      <w:r>
-        <w:rPr>
-          <w:rFonts w:ascii="Arial Narrow" w:eastAsia="Arial Narrow" w:hAnsi="Arial Narrow" w:cs="Arial Narrow"/>
-          <w:sz w:val="16"/>
-          <w:szCs w:val="16"/>
-        </w:rPr>
-        <w:t xml:space="preserve"> </w:t>
-      </w:r>
-      <w:r>
-        <w:rPr>
-          <w:rFonts w:ascii="Arial Narrow" w:eastAsia="Arial Narrow" w:hAnsi="Arial Narrow" w:cs="Arial Narrow"/>
-          <w:sz w:val="16"/>
-          <w:szCs w:val="16"/>
-        </w:rPr>
-        <w:tab/>
-      </w:r>
-      <w:r>
-        <w:rPr>
-          <w:rFonts w:ascii="Arial Narrow" w:eastAsia="Arial Narrow" w:hAnsi="Arial Narrow" w:cs="Arial Narrow"/>
-          <w:b/>
-          <w:bCs/>
-          <w:sz w:val="16"/>
-          <w:szCs w:val="16"/>
-        </w:rPr>
-        <w:t>DIRECTIVA 001-2008-TRI-INDECOPI, DIRECTIVA SOBRE CONFIDENCIALIDAD DE LA INFORMACIÓN EN LOS PROCEDIMIENTOS SEGUIDOS POR LOS ÓRGANOS FUNCIONALES DEL INDECOPI, modificada por la DIRECTIVA 003-2022/TRI-INDECOPI</w:t>
-      </w:r>
-    </w:p>
-    <w:p>
-      <w:pPr>
-        <w:pStyle w:val="Textonotapie"/>
-        <w:ind w:left="1134" w:hanging="567"/>
-        <w:jc w:val="both"/>
-        <w:rPr>
-          <w:rFonts w:ascii="Arial Narrow" w:eastAsia="Arial Narrow" w:hAnsi="Arial Narrow" w:cs="Arial Narrow"/>
-          <w:sz w:val="16"/>
-          <w:szCs w:val="16"/>
-        </w:rPr>
-      </w:pPr>
-      <w:r>
-        <w:rPr>
-          <w:rFonts w:ascii="Arial Narrow" w:eastAsia="Arial Narrow" w:hAnsi="Arial Narrow" w:cs="Arial Narrow"/>
-          <w:sz w:val="16"/>
-          <w:szCs w:val="16"/>
-        </w:rPr>
-        <w:t xml:space="preserve">5.11 </w:t>
-      </w:r>
-      <w:r>
-        <w:rPr>
-          <w:rFonts w:ascii="Arial Narrow" w:eastAsia="Arial Narrow" w:hAnsi="Arial Narrow" w:cs="Arial Narrow"/>
-          <w:sz w:val="16"/>
-          <w:szCs w:val="16"/>
-        </w:rPr>
-        <w:tab/>
-        <w:t xml:space="preserve">En caso de que el titular de la información previamente declarada confidencial presente de manera posterior un nuevo escrito o documento que contenga la misma información, deberá adjuntar una “versión confidencial” que señale —de manera clara y precisa— en qué parte está incluida la información previamente declarada confidencial. </w:t>
-      </w:r>
-    </w:p>
-    <w:p>
-      <w:pPr>
-        <w:pStyle w:val="Textonotapie"/>
-        <w:ind w:left="1134"/>
-        <w:jc w:val="both"/>
-        <w:rPr>
-          <w:rFonts w:ascii="Arial Narrow" w:eastAsia="Arial Narrow" w:hAnsi="Arial Narrow" w:cs="Arial Narrow"/>
-          <w:sz w:val="16"/>
-          <w:szCs w:val="16"/>
-        </w:rPr>
-      </w:pPr>
-      <w:r>
-        <w:rPr>
-          <w:rFonts w:ascii="Arial Narrow" w:eastAsia="Arial Narrow" w:hAnsi="Arial Narrow" w:cs="Arial Narrow"/>
-          <w:sz w:val="16"/>
-          <w:szCs w:val="16"/>
-        </w:rPr>
-        <w:t xml:space="preserve">Adicionalmente, el administrado deberá presentar una “versión no confidencial” del referido escrito o documento, cubriendo de forma identificable aquellas secciones en las que haya figurado la información confidencial, a efectos de que dicha versión sea incorporada en el expediente principal y puesta en conocimiento de las partes y de terceros, según corresponda. </w:t>
-      </w:r>
-    </w:p>
-    <w:p>
-      <w:pPr>
-        <w:pStyle w:val="Textonotapie"/>
-        <w:ind w:left="1134"/>
-        <w:jc w:val="both"/>
-        <w:rPr>
-          <w:rFonts w:ascii="Arial Narrow" w:eastAsia="Arial Narrow" w:hAnsi="Arial Narrow" w:cs="Arial Narrow"/>
-          <w:sz w:val="16"/>
-          <w:szCs w:val="16"/>
-        </w:rPr>
-      </w:pPr>
-      <w:r>
-        <w:rPr>
-          <w:rFonts w:ascii="Arial Narrow" w:eastAsia="Arial Narrow" w:hAnsi="Arial Narrow" w:cs="Arial Narrow"/>
-          <w:sz w:val="16"/>
-          <w:szCs w:val="16"/>
-        </w:rPr>
-        <w:t xml:space="preserve">En caso de que el administrado no cumpla con lo señalado en el párrafo anterior, la autoridad le concederá un plazo de hasta 5 (cinco) días hábiles para la presentación de la “versión no confidencial”, bajo apercibimiento de proceder conforme a lo señalado en el numeral 5.12 de la presente Directiva. </w:t>
-      </w:r>
-    </w:p>
-    <w:p>
-      <w:pPr>
-        <w:pStyle w:val="Textonotapie"/>
-        <w:ind w:left="1134" w:hanging="567"/>
-        <w:jc w:val="both"/>
-        <w:rPr>
-          <w:rFonts w:ascii="Arial Narrow" w:eastAsia="Arial Narrow" w:hAnsi="Arial Narrow" w:cs="Arial Narrow"/>
-          <w:sz w:val="16"/>
-          <w:szCs w:val="16"/>
-        </w:rPr>
-      </w:pPr>
-    </w:p>
-    <w:p>
-      <w:pPr>
-        <w:pStyle w:val="Textonotapie"/>
-        <w:ind w:left="1134" w:hanging="567"/>
-        <w:jc w:val="both"/>
-        <w:rPr>
-          <w:rFonts w:ascii="Arial Narrow" w:eastAsia="Arial Narrow" w:hAnsi="Arial Narrow" w:cs="Arial Narrow"/>
-          <w:sz w:val="16"/>
-          <w:szCs w:val="16"/>
-        </w:rPr>
-      </w:pPr>
-      <w:r>
-        <w:rPr>
-          <w:rFonts w:ascii="Arial Narrow" w:eastAsia="Arial Narrow" w:hAnsi="Arial Narrow" w:cs="Arial Narrow"/>
-          <w:sz w:val="16"/>
-          <w:szCs w:val="16"/>
-        </w:rPr>
-        <w:t xml:space="preserve">5.12 </w:t>
-      </w:r>
-      <w:r>
-        <w:rPr>
-          <w:rFonts w:ascii="Arial Narrow" w:eastAsia="Arial Narrow" w:hAnsi="Arial Narrow" w:cs="Arial Narrow"/>
-          <w:sz w:val="16"/>
-          <w:szCs w:val="16"/>
-        </w:rPr>
-        <w:tab/>
-        <w:t>En caso de que el titular de la información previamente declarada confidencial no cumpla con lo dispuesto en el numeral 5.11 de la presente Directiva, la autoridad incorporará al expediente principal dicha documentación en su integridad y la trasladará sin ninguna medida de seguridad en particular, de ser el caso, siendo la divulgación de tal información de responsabilidad del propio administrado.</w:t>
-      </w:r>
-    </w:p>
-    <w:p>
-      <w:pPr>
-        <w:pStyle w:val="Textonotapie"/>
-        <w:ind w:left="567" w:hanging="567"/>
-        <w:jc w:val="both"/>
-        <w:rPr>
-          <w:rFonts w:ascii="Arial Narrow" w:eastAsia="Arial Narrow" w:hAnsi="Arial Narrow" w:cs="Arial Narrow"/>
-          <w:b/>
-          <w:bCs/>
-          <w:sz w:val="16"/>
-          <w:szCs w:val="16"/>
-        </w:rPr>
-      </w:pPr>
-    </w:p>
-  </w:footnote>
-  <w:footnote w:id="7">
-    <w:p>
-      <w:pPr>
-        <w:pStyle w:val="Textonotapie"/>
-        <w:ind w:left="567" w:hanging="567"/>
-        <w:jc w:val="both"/>
-        <w:rPr>
-          <w:rFonts w:ascii="Arial Narrow" w:eastAsia="Arial Narrow" w:hAnsi="Arial Narrow" w:cs="Arial Narrow"/>
-          <w:b/>
-          <w:bCs/>
-          <w:sz w:val="16"/>
-          <w:szCs w:val="16"/>
-        </w:rPr>
-      </w:pPr>
-      <w:r>
-        <w:rPr>
-          <w:rStyle w:val="Refdenotaalpie"/>
-          <w:rFonts w:ascii="Arial Narrow" w:eastAsia="Arial Narrow" w:hAnsi="Arial Narrow" w:cs="Arial Narrow"/>
-          <w:sz w:val="16"/>
-          <w:szCs w:val="16"/>
-          <w:vertAlign w:val="superscript"/>
-        </w:rPr>
-        <w:footnoteRef/>
-      </w:r>
-      <w:r>
-        <w:rPr>
-          <w:rFonts w:ascii="Arial Narrow" w:eastAsia="Arial Narrow" w:hAnsi="Arial Narrow" w:cs="Arial Narrow"/>
-          <w:sz w:val="16"/>
-          <w:szCs w:val="16"/>
-        </w:rPr>
-        <w:t xml:space="preserve"> </w:t>
-      </w:r>
-      <w:r>
-        <w:rPr>
-          <w:rFonts w:ascii="Arial Narrow" w:eastAsia="Arial Narrow" w:hAnsi="Arial Narrow" w:cs="Arial Narrow"/>
-          <w:sz w:val="16"/>
-          <w:szCs w:val="16"/>
-        </w:rPr>
-        <w:tab/>
-      </w:r>
-      <w:r>
-        <w:rPr>
-          <w:rFonts w:ascii="Arial Narrow" w:eastAsia="Arial Narrow" w:hAnsi="Arial Narrow" w:cs="Arial Narrow"/>
-          <w:b/>
-          <w:bCs/>
-          <w:sz w:val="16"/>
-          <w:szCs w:val="16"/>
-        </w:rPr>
-        <w:t xml:space="preserve">LEY 29571, CÓDIGO DE PROTECCIÓN Y DEFENSA DEL CONSUMIDOR, publicado el 2 de setiembre de 2010 y modificado por Decreto Legislativo 1308 </w:t>
-      </w:r>
-    </w:p>
-    <w:p>
-      <w:pPr>
-        <w:pStyle w:val="Textonotapie"/>
-        <w:ind w:left="567"/>
-        <w:jc w:val="both"/>
-        <w:rPr>
-          <w:rFonts w:ascii="Arial Narrow" w:eastAsia="Arial Narrow" w:hAnsi="Arial Narrow" w:cs="Arial Narrow"/>
-          <w:sz w:val="16"/>
-          <w:szCs w:val="16"/>
-        </w:rPr>
-      </w:pPr>
-      <w:r>
-        <w:rPr>
-          <w:rFonts w:ascii="Arial Narrow" w:eastAsia="Arial Narrow" w:hAnsi="Arial Narrow" w:cs="Arial Narrow"/>
-          <w:b/>
-          <w:bCs/>
-          <w:sz w:val="16"/>
-          <w:szCs w:val="16"/>
-        </w:rPr>
-        <w:t>Artículo 105.- Autoridad competente.</w:t>
-      </w:r>
-      <w:r>
-        <w:rPr>
-          <w:rFonts w:ascii="Arial Narrow" w:eastAsia="Arial Narrow" w:hAnsi="Arial Narrow" w:cs="Arial Narrow"/>
-          <w:sz w:val="16"/>
-          <w:szCs w:val="16"/>
-        </w:rPr>
-        <w:t xml:space="preserve"> </w:t>
-      </w:r>
-    </w:p>
-    <w:p>
-      <w:pPr>
-        <w:pStyle w:val="Textonotapie"/>
-        <w:ind w:left="567"/>
-        <w:jc w:val="both"/>
-        <w:rPr>
-          <w:rFonts w:ascii="Arial Narrow" w:eastAsia="Arial Narrow" w:hAnsi="Arial Narrow" w:cs="Arial Narrow"/>
-          <w:sz w:val="16"/>
-          <w:szCs w:val="16"/>
-        </w:rPr>
-      </w:pPr>
-      <w:r>
-        <w:rPr>
-          <w:rFonts w:ascii="Arial Narrow" w:eastAsia="Arial Narrow" w:hAnsi="Arial Narrow" w:cs="Arial Narrow"/>
-          <w:sz w:val="16"/>
-          <w:szCs w:val="16"/>
-        </w:rPr>
-        <w:t xml:space="preserve">El Instituto Nacional de Defensa de la Competencia y de la Protección de la Propiedad Intelectual (Indecopi) es la autoridad con competencia primaria y de alcance nacional para conocer las presuntas infracciones a las disposiciones contenidas en el presente Código, así como para imponer las sanciones y medidas correctivas establecidas en el presente capítulo, conforme al Decreto Legislativo 1033, Ley de Organización y Funciones del Indecopi. Dicha competencia solo puede ser negada cuando ella haya sido asignada o se asigne a favor de otro organismo por norma expresa con rango de ley. </w:t>
-      </w:r>
-    </w:p>
-    <w:p>
-      <w:pPr>
-        <w:pStyle w:val="Textonotapie"/>
-        <w:ind w:left="567"/>
-        <w:jc w:val="both"/>
-        <w:rPr>
-          <w:rFonts w:ascii="Arial Narrow" w:eastAsia="Arial Narrow" w:hAnsi="Arial Narrow" w:cs="Arial Narrow"/>
-          <w:sz w:val="16"/>
-          <w:szCs w:val="16"/>
-        </w:rPr>
-      </w:pPr>
-      <w:r>
-        <w:rPr>
-          <w:rFonts w:ascii="Arial Narrow" w:eastAsia="Arial Narrow" w:hAnsi="Arial Narrow" w:cs="Arial Narrow"/>
-          <w:sz w:val="16"/>
-          <w:szCs w:val="16"/>
-        </w:rPr>
-        <w:t xml:space="preserve">(…). </w:t>
-      </w:r>
-    </w:p>
-    <w:p>
-      <w:pPr>
-        <w:pStyle w:val="Textonotapie"/>
-        <w:ind w:left="567"/>
-        <w:jc w:val="both"/>
-        <w:rPr>
-          <w:rFonts w:ascii="Arial Narrow" w:eastAsia="Arial Narrow" w:hAnsi="Arial Narrow" w:cs="Arial Narrow"/>
-          <w:sz w:val="16"/>
-          <w:szCs w:val="16"/>
-        </w:rPr>
-      </w:pPr>
-      <w:r>
-        <w:rPr>
-          <w:rFonts w:ascii="Arial Narrow" w:eastAsia="Arial Narrow" w:hAnsi="Arial Narrow" w:cs="Arial Narrow"/>
-          <w:sz w:val="16"/>
-          <w:szCs w:val="16"/>
-        </w:rPr>
-        <w:t xml:space="preserve"> </w:t>
-      </w:r>
-    </w:p>
-    <w:p>
-      <w:pPr>
-        <w:pStyle w:val="Textonotapie"/>
-        <w:ind w:left="567"/>
-        <w:jc w:val="both"/>
-        <w:rPr>
-          <w:rFonts w:ascii="Arial Narrow" w:eastAsia="Arial Narrow" w:hAnsi="Arial Narrow" w:cs="Arial Narrow"/>
-          <w:b/>
-          <w:bCs/>
-          <w:sz w:val="16"/>
-          <w:szCs w:val="16"/>
-        </w:rPr>
-      </w:pPr>
-      <w:r>
-        <w:rPr>
-          <w:rFonts w:ascii="Arial Narrow" w:eastAsia="Arial Narrow" w:hAnsi="Arial Narrow" w:cs="Arial Narrow"/>
-          <w:b/>
-          <w:bCs/>
-          <w:sz w:val="16"/>
-          <w:szCs w:val="16"/>
-        </w:rPr>
-        <w:t xml:space="preserve">LEY DE ORGANIZACIÓN Y FUNCIONES DEL INDECOPI, APROBADA POR DECRETO LEGISLATIVO 1033 </w:t>
-      </w:r>
-    </w:p>
-    <w:p>
-      <w:pPr>
-        <w:pStyle w:val="Textonotapie"/>
-        <w:ind w:left="567"/>
-        <w:jc w:val="both"/>
-        <w:rPr>
-          <w:rFonts w:ascii="Arial Narrow" w:eastAsia="Arial Narrow" w:hAnsi="Arial Narrow" w:cs="Arial Narrow"/>
-          <w:sz w:val="16"/>
-          <w:szCs w:val="16"/>
-        </w:rPr>
-      </w:pPr>
-      <w:r>
-        <w:rPr>
-          <w:rFonts w:ascii="Arial Narrow" w:eastAsia="Arial Narrow" w:hAnsi="Arial Narrow" w:cs="Arial Narrow"/>
-          <w:b/>
-          <w:bCs/>
-          <w:sz w:val="16"/>
-          <w:szCs w:val="16"/>
-        </w:rPr>
-        <w:t>Artículo 27.-</w:t>
-      </w:r>
-      <w:r>
-        <w:rPr>
-          <w:rFonts w:ascii="Arial Narrow" w:eastAsia="Arial Narrow" w:hAnsi="Arial Narrow" w:cs="Arial Narrow"/>
-          <w:sz w:val="16"/>
-          <w:szCs w:val="16"/>
-        </w:rPr>
-        <w:t xml:space="preserve"> De la Comisión de Protección al Consumidor.- </w:t>
-      </w:r>
-    </w:p>
-    <w:p>
-      <w:pPr>
-        <w:pStyle w:val="Textonotapie"/>
-        <w:ind w:left="567"/>
-        <w:jc w:val="both"/>
-        <w:rPr>
-          <w:rFonts w:ascii="Arial Narrow" w:eastAsia="Arial Narrow" w:hAnsi="Arial Narrow" w:cs="Arial Narrow"/>
-          <w:sz w:val="16"/>
-          <w:szCs w:val="16"/>
-        </w:rPr>
-      </w:pPr>
-      <w:r>
-        <w:rPr>
-          <w:rFonts w:ascii="Arial Narrow" w:eastAsia="Arial Narrow" w:hAnsi="Arial Narrow" w:cs="Arial Narrow"/>
-          <w:sz w:val="16"/>
-          <w:szCs w:val="16"/>
-        </w:rPr>
-        <w:t xml:space="preserve">Corresponde a la Comisión de Protección al Consumidor velar por el cumplimiento de la Ley de Protección al Consumidor y de las leyes que, en general, protegen a los consumidores de la falta de idoneidad de los bienes y servicios en función de la información brindada, de las omisiones de información y de la discriminación en el consumo, así como de aquellas que complementen o sustituyan a las anteriores. </w:t>
-      </w:r>
-    </w:p>
-    <w:p>
-      <w:pPr>
-        <w:pStyle w:val="Textonotapie"/>
-        <w:ind w:left="567"/>
-        <w:jc w:val="both"/>
-        <w:rPr>
-          <w:rFonts w:ascii="Arial Narrow" w:eastAsia="Arial Narrow" w:hAnsi="Arial Narrow" w:cs="Arial Narrow"/>
-          <w:sz w:val="16"/>
-          <w:szCs w:val="16"/>
-        </w:rPr>
-      </w:pPr>
-      <w:r>
-        <w:rPr>
-          <w:rFonts w:ascii="Arial Narrow" w:eastAsia="Arial Narrow" w:hAnsi="Arial Narrow" w:cs="Arial Narrow"/>
-          <w:sz w:val="16"/>
-          <w:szCs w:val="16"/>
-        </w:rPr>
-        <w:t xml:space="preserve"> </w:t>
-      </w:r>
-    </w:p>
-    <w:p>
-      <w:pPr>
-        <w:pStyle w:val="Textonotapie"/>
-        <w:ind w:left="567"/>
-        <w:jc w:val="both"/>
-        <w:rPr>
-          <w:rFonts w:ascii="Arial Narrow" w:eastAsia="Arial Narrow" w:hAnsi="Arial Narrow" w:cs="Arial Narrow"/>
-          <w:b/>
-          <w:bCs/>
-          <w:sz w:val="16"/>
-          <w:szCs w:val="16"/>
-        </w:rPr>
-      </w:pPr>
-      <w:r>
-        <w:rPr>
-          <w:rFonts w:ascii="Arial Narrow" w:eastAsia="Arial Narrow" w:hAnsi="Arial Narrow" w:cs="Arial Narrow"/>
-          <w:b/>
-          <w:bCs/>
-          <w:sz w:val="16"/>
-          <w:szCs w:val="16"/>
-        </w:rPr>
-        <w:t xml:space="preserve">LEY SOBRE FACULTADES, NORMAS Y ORGANIZACIÓN DEL INDECOPI, APROBADA POR DECRETO LEGISLATIVO 807 </w:t>
-      </w:r>
-    </w:p>
-    <w:p>
-      <w:pPr>
-        <w:pStyle w:val="Textonotapie"/>
-        <w:ind w:left="567"/>
-        <w:jc w:val="both"/>
-        <w:rPr>
-          <w:rFonts w:ascii="Arial Narrow" w:eastAsia="Arial Narrow" w:hAnsi="Arial Narrow" w:cs="Arial Narrow"/>
-          <w:sz w:val="16"/>
-          <w:szCs w:val="16"/>
-        </w:rPr>
-      </w:pPr>
-      <w:r>
-        <w:rPr>
-          <w:rFonts w:ascii="Arial Narrow" w:eastAsia="Arial Narrow" w:hAnsi="Arial Narrow" w:cs="Arial Narrow"/>
-          <w:b/>
-          <w:bCs/>
-          <w:sz w:val="16"/>
-          <w:szCs w:val="16"/>
-        </w:rPr>
-        <w:t>Artículo 24.</w:t>
-      </w:r>
-      <w:r>
-        <w:rPr>
-          <w:rFonts w:ascii="Arial Narrow" w:eastAsia="Arial Narrow" w:hAnsi="Arial Narrow" w:cs="Arial Narrow"/>
-          <w:sz w:val="16"/>
-          <w:szCs w:val="16"/>
-        </w:rPr>
-        <w:t xml:space="preserve">- El Secretario Técnico se encargará de la tramitación del procedimiento. Para ello, cuenta con las siguientes facultades: </w:t>
-      </w:r>
-    </w:p>
-    <w:p>
-      <w:pPr>
-        <w:pStyle w:val="Textonotapie"/>
-        <w:ind w:left="567"/>
-        <w:jc w:val="both"/>
-        <w:rPr>
-          <w:rFonts w:ascii="Arial Narrow" w:eastAsia="Arial Narrow" w:hAnsi="Arial Narrow" w:cs="Arial Narrow"/>
-          <w:sz w:val="16"/>
-          <w:szCs w:val="16"/>
-        </w:rPr>
-      </w:pPr>
-      <w:r>
-        <w:rPr>
-          <w:rFonts w:ascii="Arial Narrow" w:eastAsia="Arial Narrow" w:hAnsi="Arial Narrow" w:cs="Arial Narrow"/>
-          <w:sz w:val="16"/>
-          <w:szCs w:val="16"/>
-        </w:rPr>
-        <w:t xml:space="preserve">(...) </w:t>
-      </w:r>
-    </w:p>
-    <w:p>
-      <w:pPr>
-        <w:pStyle w:val="Textonotapie"/>
-        <w:ind w:left="567"/>
-        <w:jc w:val="both"/>
-        <w:rPr>
-          <w:rFonts w:ascii="Arial Narrow" w:eastAsia="Arial Narrow" w:hAnsi="Arial Narrow" w:cs="Arial Narrow"/>
-          <w:sz w:val="16"/>
-          <w:szCs w:val="16"/>
-        </w:rPr>
-      </w:pPr>
-      <w:r>
-        <w:rPr>
-          <w:rFonts w:ascii="Arial Narrow" w:eastAsia="Arial Narrow" w:hAnsi="Arial Narrow" w:cs="Arial Narrow"/>
-          <w:sz w:val="16"/>
-          <w:szCs w:val="16"/>
-        </w:rPr>
-        <w:t xml:space="preserve">c) Admitir denuncias a trámite, en aquellos casos en que la Comisión le haya delegado esta facultad. </w:t>
-      </w:r>
-    </w:p>
-    <w:p>
-      <w:pPr>
-        <w:pStyle w:val="Textonotapie"/>
-        <w:ind w:left="567"/>
-        <w:jc w:val="both"/>
-        <w:rPr>
-          <w:rFonts w:ascii="Arial Narrow" w:eastAsia="Arial Narrow" w:hAnsi="Arial Narrow" w:cs="Arial Narrow"/>
-          <w:sz w:val="16"/>
-          <w:szCs w:val="16"/>
-        </w:rPr>
-      </w:pPr>
-      <w:r>
-        <w:rPr>
-          <w:rFonts w:ascii="Arial Narrow" w:eastAsia="Arial Narrow" w:hAnsi="Arial Narrow" w:cs="Arial Narrow"/>
-          <w:sz w:val="16"/>
-          <w:szCs w:val="16"/>
-        </w:rPr>
-        <w:t xml:space="preserve">(...). </w:t>
-      </w:r>
-    </w:p>
-    <w:p>
-      <w:pPr>
-        <w:pStyle w:val="Textonotapie"/>
-        <w:ind w:left="567" w:hanging="567"/>
-        <w:jc w:val="both"/>
-        <w:rPr>
-          <w:rFonts w:ascii="Arial Narrow" w:eastAsia="Arial Narrow" w:hAnsi="Arial Narrow" w:cs="Arial Narrow"/>
-          <w:b/>
-          <w:bCs/>
-          <w:sz w:val="16"/>
-          <w:szCs w:val="16"/>
-        </w:rPr>
-      </w:pPr>
-    </w:p>
-  </w:footnote>
-  <w:footnote w:id="8">
-    <w:p>
-      <w:pPr>
-        <w:pStyle w:val="paragraph"/>
-        <w:spacing w:before="0" w:beforeAutospacing="0" w:after="0" w:afterAutospacing="0"/>
-        <w:ind w:left="555" w:hanging="555"/>
-        <w:jc w:val="both"/>
-        <w:textAlignment w:val="baseline"/>
-        <w:rPr>
-          <w:rFonts w:ascii="Arial Narrow" w:eastAsia="Arial Narrow" w:hAnsi="Arial Narrow" w:cs="Arial Narrow"/>
-          <w:b/>
-          <w:bCs/>
-          <w:sz w:val="16"/>
-          <w:szCs w:val="16"/>
-          <w:lang w:eastAsia="en-US"/>
-        </w:rPr>
-      </w:pPr>
-      <w:r>
-        <w:rPr>
-          <w:rStyle w:val="Refdenotaalpie"/>
-          <w:rFonts w:ascii="Arial Narrow" w:eastAsia="Arial Narrow" w:hAnsi="Arial Narrow" w:cs="Arial Narrow"/>
-          <w:sz w:val="16"/>
-          <w:szCs w:val="16"/>
-          <w:lang w:eastAsia="en-US"/>
-          <w:vertAlign w:val="superscript"/>
-        </w:rPr>
-        <w:footnoteRef/>
-      </w:r>
-      <w:r>
-        <w:rPr>
-          <w:rStyle w:val="Refdenotaalpie"/>
-          <w:rFonts w:ascii="Arial Narrow" w:eastAsia="Arial Narrow" w:hAnsi="Arial Narrow" w:cs="Arial Narrow"/>
-          <w:sz w:val="16"/>
-          <w:szCs w:val="16"/>
-          <w:lang w:eastAsia="en-US"/>
-        </w:rPr>
-        <w:t xml:space="preserve"> </w:t>
-      </w:r>
-      <w:r>
-        <w:rPr>
-          <w:rFonts w:ascii="Arial Narrow" w:eastAsia="Arial Narrow" w:hAnsi="Arial Narrow" w:cs="Arial Narrow"/>
-          <w:sz w:val="16"/>
-          <w:szCs w:val="16"/>
-          <w:lang w:val="es-ES"/>
-        </w:rPr>
-        <w:tab/>
-      </w:r>
-      <w:r>
-        <w:rPr>
-          <w:rFonts w:ascii="Arial Narrow" w:eastAsia="Arial Narrow" w:hAnsi="Arial Narrow" w:cs="Arial Narrow"/>
-          <w:b/>
-          <w:bCs/>
-          <w:sz w:val="16"/>
-          <w:szCs w:val="16"/>
-          <w:lang w:eastAsia="en-US"/>
-        </w:rPr>
-        <w:t>LEY 29571, CÓDIGO DE PROTECCIÓN Y DEFENSA DEL CONSUMIDOR, publicado el 2 de setiembre de 2010 y modificado por Decreto Legislativo 1308</w:t>
-      </w:r>
-      <w:r>
-        <w:rPr>
-          <w:rFonts w:ascii="Arial Narrow" w:eastAsia="Arial Narrow" w:hAnsi="Arial Narrow" w:cs="Arial Narrow"/>
-          <w:b/>
-          <w:bCs/>
-          <w:sz w:val="16"/>
-          <w:szCs w:val="16"/>
-          <w:lang w:eastAsia="en-US"/>
-        </w:rPr>
-        <w:tab/>
-      </w:r>
-      <w:r>
-        <w:rPr>
-          <w:rFonts w:ascii="Arial Narrow" w:eastAsia="Arial Narrow" w:hAnsi="Arial Narrow" w:cs="Arial Narrow"/>
-          <w:b/>
-          <w:bCs/>
-          <w:sz w:val="16"/>
-          <w:szCs w:val="16"/>
-          <w:lang w:eastAsia="en-US"/>
-        </w:rPr>
-        <w:tab/>
-      </w:r>
-    </w:p>
-    <w:p>
-      <w:pPr>
-        <w:pStyle w:val="paragraph"/>
-        <w:spacing w:before="0" w:beforeAutospacing="0" w:after="0" w:afterAutospacing="0"/>
-        <w:ind w:left="567"/>
-        <w:jc w:val="both"/>
-        <w:textAlignment w:val="baseline"/>
-        <w:rPr>
-          <w:rFonts w:ascii="Arial Narrow" w:eastAsia="Arial Narrow" w:hAnsi="Arial Narrow" w:cs="Arial Narrow"/>
-          <w:b/>
-          <w:bCs/>
-          <w:sz w:val="16"/>
-          <w:szCs w:val="16"/>
-          <w:lang w:eastAsia="en-US"/>
-        </w:rPr>
-      </w:pPr>
-      <w:r>
-        <w:rPr>
-          <w:rFonts w:ascii="Arial Narrow" w:eastAsia="Arial Narrow" w:hAnsi="Arial Narrow" w:cs="Arial Narrow"/>
-          <w:b/>
-          <w:bCs/>
-          <w:sz w:val="16"/>
-          <w:szCs w:val="16"/>
-          <w:lang w:eastAsia="en-US"/>
-        </w:rPr>
-        <w:t>Artículo 18.- Idoneidad</w:t>
-      </w:r>
-    </w:p>
-    <w:p>
-      <w:pPr>
-        <w:pStyle w:val="paragraph"/>
-        <w:spacing w:before="0" w:beforeAutospacing="0" w:after="0" w:afterAutospacing="0"/>
-        <w:ind w:left="555" w:hanging="555"/>
-        <w:jc w:val="both"/>
-        <w:textAlignment w:val="baseline"/>
-        <w:rPr>
-          <w:rFonts w:ascii="Arial Narrow" w:eastAsia="Arial Narrow" w:hAnsi="Arial Narrow" w:cs="Arial Narrow"/>
-          <w:sz w:val="16"/>
-          <w:szCs w:val="16"/>
-          <w:lang w:eastAsia="en-US"/>
-        </w:rPr>
-      </w:pPr>
-      <w:r>
-        <w:rPr>
-          <w:rFonts w:ascii="Arial Narrow" w:eastAsia="Arial Narrow" w:hAnsi="Arial Narrow" w:cs="Arial Narrow"/>
-          <w:sz w:val="16"/>
-          <w:szCs w:val="16"/>
-          <w:lang w:eastAsia="en-US"/>
-        </w:rPr>
-        <w:tab/>
-        <w:t>Se entiende por idoneidad la correspondencia entre lo que un consumidor espera y lo que efectivamente recibe, en función a lo que se le hubiera ofrecido, la publicidad e información transmitida, las condiciones y circunstancias de la transacción, las características y naturaleza del producto o servicio, el precio, entre otros factores, atendiendo a las circunstancias del caso.</w:t>
-      </w:r>
-    </w:p>
-    <w:p>
-      <w:pPr>
-        <w:pStyle w:val="paragraph"/>
-        <w:spacing w:before="0" w:beforeAutospacing="0" w:after="0" w:afterAutospacing="0"/>
-        <w:ind w:left="555" w:hanging="555"/>
-        <w:jc w:val="both"/>
-        <w:textAlignment w:val="baseline"/>
-        <w:rPr>
-          <w:rFonts w:ascii="Arial Narrow" w:eastAsia="Arial Narrow" w:hAnsi="Arial Narrow" w:cs="Arial Narrow"/>
-          <w:sz w:val="16"/>
-          <w:szCs w:val="16"/>
-          <w:lang w:eastAsia="en-US"/>
-        </w:rPr>
-      </w:pPr>
-      <w:r>
-        <w:rPr>
-          <w:rFonts w:ascii="Arial Narrow" w:eastAsia="Arial Narrow" w:hAnsi="Arial Narrow" w:cs="Arial Narrow"/>
-          <w:sz w:val="16"/>
-          <w:szCs w:val="16"/>
-          <w:lang w:eastAsia="en-US"/>
-        </w:rPr>
-        <w:tab/>
-        <w:t>La idoneidad es evaluada en función a la propia naturaleza del producto o servicio y a su aptitud para satisfacer la finalidad para la cual ha sido puesto en el mercado.</w:t>
-      </w:r>
-    </w:p>
-    <w:p>
-      <w:pPr>
-        <w:pStyle w:val="paragraph"/>
-        <w:spacing w:before="0" w:beforeAutospacing="0" w:after="0" w:afterAutospacing="0"/>
-        <w:ind w:left="555" w:hanging="555"/>
-        <w:jc w:val="both"/>
-        <w:textAlignment w:val="baseline"/>
-        <w:rPr>
-          <w:rFonts w:ascii="Arial Narrow" w:eastAsia="Arial Narrow" w:hAnsi="Arial Narrow" w:cs="Arial Narrow"/>
-          <w:sz w:val="16"/>
-          <w:szCs w:val="16"/>
-          <w:lang w:eastAsia="en-US"/>
-        </w:rPr>
-      </w:pPr>
-      <w:r>
-        <w:rPr>
-          <w:rFonts w:ascii="Arial Narrow" w:eastAsia="Arial Narrow" w:hAnsi="Arial Narrow" w:cs="Arial Narrow"/>
-          <w:sz w:val="16"/>
-          <w:szCs w:val="16"/>
-          <w:lang w:eastAsia="en-US"/>
-        </w:rPr>
-        <w:tab/>
-        <w:t>Las autorizaciones por parte de los organismos del Estado para la fabricación de un producto o la prestación de un servicio, en los casos que sea necesario, no eximen de responsabilidad al proveedor frente al consumidor.</w:t>
-      </w:r>
-    </w:p>
-    <w:p>
-      <w:pPr>
-        <w:pStyle w:val="paragraph"/>
-        <w:spacing w:before="0" w:beforeAutospacing="0" w:after="0" w:afterAutospacing="0"/>
-        <w:ind w:left="555" w:hanging="555"/>
-        <w:jc w:val="both"/>
-        <w:textAlignment w:val="baseline"/>
-        <w:rPr>
-          <w:rFonts w:ascii="Arial Narrow" w:eastAsia="Arial Narrow" w:hAnsi="Arial Narrow" w:cs="Arial Narrow"/>
-          <w:sz w:val="16"/>
-          <w:szCs w:val="16"/>
-          <w:lang w:eastAsia="en-US"/>
-        </w:rPr>
-      </w:pPr>
-      <w:r>
-        <w:rPr>
-          <w:rFonts w:ascii="Arial Narrow" w:eastAsia="Arial Narrow" w:hAnsi="Arial Narrow" w:cs="Arial Narrow"/>
-          <w:sz w:val="16"/>
-          <w:szCs w:val="16"/>
-          <w:lang w:eastAsia="en-US"/>
-        </w:rPr>
-        <w:tab/>
-      </w:r>
-    </w:p>
-    <w:p>
-      <w:pPr>
-        <w:pStyle w:val="paragraph"/>
-        <w:spacing w:before="0" w:beforeAutospacing="0" w:after="0" w:afterAutospacing="0"/>
-        <w:ind w:firstLine="555"/>
-        <w:jc w:val="both"/>
-        <w:textAlignment w:val="baseline"/>
-        <w:rPr>
-          <w:rFonts w:ascii="Arial Narrow" w:eastAsia="Arial Narrow" w:hAnsi="Arial Narrow" w:cs="Arial Narrow"/>
-          <w:b/>
-          <w:bCs/>
-          <w:sz w:val="16"/>
-          <w:szCs w:val="16"/>
-          <w:lang w:eastAsia="en-US"/>
-        </w:rPr>
-      </w:pPr>
-      <w:r>
-        <w:rPr>
-          <w:rFonts w:ascii="Arial Narrow" w:eastAsia="Arial Narrow" w:hAnsi="Arial Narrow" w:cs="Arial Narrow"/>
-          <w:b/>
-          <w:bCs/>
-          <w:sz w:val="16"/>
-          <w:szCs w:val="16"/>
-          <w:lang w:eastAsia="en-US"/>
-        </w:rPr>
-        <w:t xml:space="preserve">Artículo 19.- Obligación </w:t>
-      </w:r>
-      <w:r>
-        <w:rPr>
-          <w:rFonts w:ascii="Arial Narrow" w:eastAsia="Arial Narrow" w:hAnsi="Arial Narrow" w:cs="Arial Narrow"/>
-          <w:b/>
-          <w:bCs/>
-          <w:sz w:val="16"/>
-          <w:szCs w:val="16"/>
-          <w:lang w:eastAsia="en-US"/>
-        </w:rPr>
-        <w:t>de los proveedores</w:t>
-      </w:r>
-    </w:p>
-    <w:p>
-      <w:pPr>
-        <w:pStyle w:val="Textonotapie"/>
-        <w:ind w:left="567" w:hanging="567"/>
-        <w:jc w:val="both"/>
-        <w:rPr>
-          <w:rFonts w:ascii="Arial Narrow" w:eastAsia="Arial Narrow" w:hAnsi="Arial Narrow" w:cs="Arial Narrow"/>
-          <w:sz w:val="16"/>
-          <w:szCs w:val="16"/>
-        </w:rPr>
-      </w:pPr>
-      <w:r>
-        <w:rPr>
-          <w:rFonts w:ascii="Arial Narrow" w:eastAsia="Arial Narrow" w:hAnsi="Arial Narrow" w:cs="Arial Narrow"/>
-          <w:sz w:val="16"/>
-          <w:szCs w:val="16"/>
-        </w:rPr>
-        <w:tab/>
-        <w:t>El proveedor responde por la idoneidad y calidad de los productos y servicios ofrecidos; por la autenticidad de las marcas y leyendas que exhiben sus productos o del signo que respalda al prestador del servicio, por la falta de conformidad entre la publicidad comercial de los productos y servicios y estos, así como por el contenido y la vida útil del producto indicado en el envase, en lo que corresponda.</w:t>
-      </w:r>
-    </w:p>
-    <w:p>
-      <w:pPr>
-        <w:pStyle w:val="paragraph"/>
-        <w:spacing w:before="0" w:beforeAutospacing="0" w:after="0" w:afterAutospacing="0"/>
-        <w:ind w:left="555" w:hanging="555"/>
-        <w:jc w:val="both"/>
-        <w:textAlignment w:val="baseline"/>
-        <w:rPr>
-          <w:rFonts w:ascii="Arial Narrow" w:eastAsia="Arial Narrow" w:hAnsi="Arial Narrow" w:cs="Arial Narrow"/>
-          <w:b/>
-          <w:bCs/>
-          <w:sz w:val="16"/>
-          <w:szCs w:val="16"/>
-          <w:lang w:eastAsia="en-US"/>
-        </w:rPr>
-      </w:pPr>
-    </w:p>
-  </w:footnote>
-  <w:footnote w:id="9">
-    <w:p>
-      <w:pPr>
-        <w:pStyle w:val="paragraph"/>
-        <w:spacing w:before="0" w:beforeAutospacing="0" w:after="0" w:afterAutospacing="0"/>
-        <w:ind w:left="555" w:hanging="555"/>
-        <w:jc w:val="both"/>
-        <w:textAlignment w:val="baseline"/>
-        <w:rPr>
-          <w:rFonts w:ascii="Arial Narrow" w:eastAsia="Arial Narrow" w:hAnsi="Arial Narrow" w:cs="Arial Narrow"/>
-          <w:b/>
-          <w:bCs/>
-          <w:sz w:val="16"/>
-          <w:szCs w:val="16"/>
-          <w:lang w:eastAsia="en-US"/>
-        </w:rPr>
-      </w:pPr>
-      <w:r>
-        <w:rPr>
-          <w:rStyle w:val="Refdenotaalpie"/>
-          <w:rFonts w:ascii="Arial Narrow" w:eastAsia="Arial Narrow" w:hAnsi="Arial Narrow" w:cs="Arial Narrow"/>
-          <w:sz w:val="16"/>
-          <w:szCs w:val="16"/>
-          <w:lang w:eastAsia="en-US"/>
-          <w:vertAlign w:val="superscript"/>
-        </w:rPr>
-        <w:footnoteRef/>
-      </w:r>
-      <w:r>
-        <w:rPr>
-          <w:rStyle w:val="Refdenotaalpie"/>
-          <w:rFonts w:ascii="Arial Narrow" w:eastAsia="Arial Narrow" w:hAnsi="Arial Narrow" w:cs="Arial Narrow"/>
-          <w:sz w:val="16"/>
-          <w:szCs w:val="16"/>
-          <w:lang w:eastAsia="en-US"/>
-        </w:rPr>
-        <w:t xml:space="preserve"> </w:t>
-      </w:r>
-      <w:r>
-        <w:rPr>
-          <w:rFonts w:ascii="Arial Narrow" w:eastAsia="Arial Narrow" w:hAnsi="Arial Narrow" w:cs="Arial Narrow"/>
-          <w:sz w:val="16"/>
-          <w:szCs w:val="16"/>
-          <w:lang w:val="es-ES"/>
-        </w:rPr>
-        <w:tab/>
-      </w:r>
-      <w:r>
-        <w:rPr>
-          <w:rFonts w:ascii="Arial Narrow" w:eastAsia="Arial Narrow" w:hAnsi="Arial Narrow" w:cs="Arial Narrow"/>
-          <w:b/>
-          <w:bCs/>
-          <w:sz w:val="16"/>
-          <w:szCs w:val="16"/>
-          <w:lang w:eastAsia="en-US"/>
-        </w:rPr>
-        <w:t xml:space="preserve">LEY 29571, CÓDIGO DE PROTECCIÓN Y DEFENSA DEL CONSUMIDOR, publicado el 2 de setiembre de 2010 y modificado por Decreto Legislativo </w:t>
-      </w:r>
-      <w:proofErr w:type="spellStart"/>
-      <w:r>
-        <w:rPr>
-          <w:rFonts w:ascii="Arial Narrow" w:eastAsia="Arial Narrow" w:hAnsi="Arial Narrow" w:cs="Arial Narrow"/>
-          <w:b/>
-          <w:bCs/>
-          <w:sz w:val="16"/>
-          <w:szCs w:val="16"/>
-          <w:lang w:eastAsia="en-US"/>
-        </w:rPr>
-        <w:t/>
-      </w:r>
-      <w:proofErr w:type="spellEnd"/>
-      <w:r>
-        <w:rPr>
-          <w:rFonts w:ascii="Arial Narrow" w:eastAsia="Arial Narrow" w:hAnsi="Arial Narrow" w:cs="Arial Narrow"/>
-          <w:b/>
-          <w:bCs/>
-          <w:sz w:val="16"/>
-          <w:szCs w:val="16"/>
-          <w:lang w:eastAsia="en-US"/>
-        </w:rPr>
-        <w:t xml:space="preserve"> 1308</w:t>
-      </w:r>
-      <w:r>
-        <w:rPr>
-          <w:rFonts w:ascii="Arial Narrow" w:eastAsia="Arial Narrow" w:hAnsi="Arial Narrow" w:cs="Arial Narrow"/>
-          <w:b/>
-          <w:bCs/>
-          <w:sz w:val="16"/>
-          <w:szCs w:val="16"/>
-          <w:lang w:eastAsia="en-US"/>
-        </w:rPr>
-        <w:tab/>
-      </w:r>
-      <w:r>
-        <w:rPr>
-          <w:rFonts w:ascii="Arial Narrow" w:eastAsia="Arial Narrow" w:hAnsi="Arial Narrow" w:cs="Arial Narrow"/>
-          <w:b/>
-          <w:bCs/>
-          <w:sz w:val="16"/>
-          <w:szCs w:val="16"/>
-          <w:lang w:eastAsia="en-US"/>
-        </w:rPr>
-        <w:tab/>
-      </w:r>
-    </w:p>
-    <w:p>
-      <w:pPr>
-        <w:pStyle w:val="paragraph"/>
-        <w:spacing w:before="0" w:beforeAutospacing="0" w:after="0" w:afterAutospacing="0"/>
-        <w:ind w:left="567"/>
-        <w:jc w:val="both"/>
-        <w:textAlignment w:val="baseline"/>
-        <w:rPr>
-          <w:rFonts w:ascii="Arial Narrow" w:eastAsia="Arial Narrow" w:hAnsi="Arial Narrow" w:cs="Arial Narrow"/>
-          <w:b/>
-          <w:bCs/>
-          <w:sz w:val="16"/>
-          <w:szCs w:val="16"/>
-          <w:lang w:eastAsia="en-US"/>
-        </w:rPr>
-      </w:pPr>
-      <w:r>
-        <w:rPr>
-          <w:rFonts w:ascii="Arial Narrow" w:eastAsia="Arial Narrow" w:hAnsi="Arial Narrow" w:cs="Arial Narrow"/>
-          <w:b/>
-          <w:bCs/>
-          <w:sz w:val="16"/>
-          <w:szCs w:val="16"/>
-          <w:lang w:eastAsia="en-US"/>
-        </w:rPr>
-        <w:t xml:space="preserve">Artículo 38.- </w:t>
-      </w:r>
-      <w:r>
-        <w:rPr>
-          <w:rFonts w:ascii="Arial Narrow" w:eastAsia="Arial Narrow" w:hAnsi="Arial Narrow" w:cs="Arial Narrow"/>
-          <w:b/>
-          <w:bCs/>
-          <w:sz w:val="16"/>
-          <w:szCs w:val="16"/>
-          <w:lang w:eastAsia="en-US"/>
-        </w:rPr>
-        <w:t>Prohibición de discriminación de consumidores</w:t>
-      </w:r>
-    </w:p>
-    <w:p>
-      <w:pPr>
-        <w:pStyle w:val="paragraph"/>
-        <w:spacing w:before="0" w:beforeAutospacing="0" w:after="0" w:afterAutospacing="0"/>
-        <w:ind w:left="555" w:hanging="555"/>
-        <w:jc w:val="both"/>
-        <w:textAlignment w:val="baseline"/>
-        <w:rPr>
-          <w:rFonts w:ascii="Arial Narrow" w:eastAsia="Arial Narrow" w:hAnsi="Arial Narrow" w:cs="Arial Narrow"/>
-          <w:sz w:val="16"/>
-          <w:szCs w:val="16"/>
-          <w:lang w:eastAsia="en-US"/>
-        </w:rPr>
-      </w:pPr>
-      <w:r>
-        <w:rPr>
-          <w:rFonts w:ascii="Arial Narrow" w:eastAsia="Arial Narrow" w:hAnsi="Arial Narrow" w:cs="Arial Narrow"/>
-          <w:sz w:val="16"/>
-          <w:szCs w:val="16"/>
-          <w:lang w:eastAsia="en-US"/>
-        </w:rPr>
-        <w:tab/>
-      </w:r>
-      <w:r>
-        <w:rPr>
-          <w:rFonts w:ascii="Arial Narrow" w:eastAsia="Arial Narrow" w:hAnsi="Arial Narrow" w:cs="Arial Narrow"/>
-          <w:sz w:val="16"/>
-          <w:szCs w:val="16"/>
-          <w:lang w:eastAsia="en-US"/>
-        </w:rPr>
-        <w:t xml:space="preserve">38.1 Los proveedores no pueden establecer discriminación alguna por motivo de origen, raza, sexo, idioma, religión, opinión, condición económica o de cualquier otra índole, respecto de los consumidores, se encuentren estos dentro o expuestos a una relación de consumo. </w:t>
-      </w:r>
-    </w:p>
-    <w:p>
-      <w:pPr>
-        <w:pStyle w:val="paragraph"/>
-        <w:spacing w:before="0" w:beforeAutospacing="0" w:after="0" w:afterAutospacing="0"/>
-        <w:ind w:left="555"/>
-        <w:jc w:val="both"/>
-        <w:textAlignment w:val="baseline"/>
-        <w:rPr>
-          <w:rFonts w:ascii="Arial Narrow" w:eastAsia="Arial Narrow" w:hAnsi="Arial Narrow" w:cs="Arial Narrow"/>
-          <w:sz w:val="16"/>
-          <w:szCs w:val="16"/>
-          <w:lang w:eastAsia="en-US"/>
-        </w:rPr>
-      </w:pPr>
-      <w:r>
-        <w:rPr>
-          <w:rFonts w:ascii="Arial Narrow" w:eastAsia="Arial Narrow" w:hAnsi="Arial Narrow" w:cs="Arial Narrow"/>
-          <w:sz w:val="16"/>
-          <w:szCs w:val="16"/>
-          <w:lang w:eastAsia="en-US"/>
-        </w:rPr>
-        <w:t xml:space="preserve">38.2 Está prohibida la exclusión de personas sin que medien causas de seguridad del establecimiento o tranquilidad de sus clientes u otros motivos similares. </w:t>
-      </w:r>
-    </w:p>
-    <w:p>
-      <w:pPr>
-        <w:pStyle w:val="paragraph"/>
-        <w:spacing w:before="0" w:beforeAutospacing="0" w:after="0" w:afterAutospacing="0"/>
-        <w:ind w:left="555"/>
-        <w:jc w:val="both"/>
-        <w:textAlignment w:val="baseline"/>
-        <w:rPr>
-          <w:rFonts w:ascii="Arial Narrow" w:eastAsia="Arial Narrow" w:hAnsi="Arial Narrow" w:cs="Arial Narrow"/>
-          <w:sz w:val="16"/>
-          <w:szCs w:val="16"/>
-          <w:lang w:eastAsia="en-US"/>
-        </w:rPr>
-      </w:pPr>
-      <w:r>
-        <w:rPr>
-          <w:rFonts w:ascii="Arial Narrow" w:eastAsia="Arial Narrow" w:hAnsi="Arial Narrow" w:cs="Arial Narrow"/>
-          <w:sz w:val="16"/>
-          <w:szCs w:val="16"/>
-          <w:lang w:eastAsia="en-US"/>
-        </w:rPr>
-        <w:t>3</w:t>
-      </w:r>
-      <w:r>
-        <w:rPr>
-          <w:rFonts w:ascii="Arial Narrow" w:eastAsia="Arial Narrow" w:hAnsi="Arial Narrow" w:cs="Arial Narrow"/>
-          <w:sz w:val="16"/>
-          <w:szCs w:val="16"/>
-          <w:lang w:eastAsia="en-US"/>
-        </w:rPr>
-        <w:t>8.3 El trato diferente de los consumidores debe obedecer a causas objetivas y razonables. La atención preferente en un establecimiento debe responder a situaciones de hecho distintas que justifiquen un trato diferente y existir una proporcionalidad entre el fin perseguido y el trato diferente que se otorga.</w:t>
-      </w:r>
-    </w:p>
-    <w:p>
-      <w:pPr>
-        <w:pStyle w:val="paragraph"/>
-        <w:spacing w:before="0" w:beforeAutospacing="0" w:after="0" w:afterAutospacing="0"/>
-        <w:ind w:left="555" w:hanging="555"/>
-        <w:jc w:val="both"/>
-        <w:textAlignment w:val="baseline"/>
-        <w:rPr>
-          <w:rFonts w:ascii="Arial Narrow" w:eastAsia="Arial Narrow" w:hAnsi="Arial Narrow" w:cs="Arial Narrow"/>
           <w:b/>
           <w:bCs/>
           <w:sz w:val="16"/>
@@ -15121,6 +15050,9 @@
   <w:footnote w:id="10">
     <w:p>
       <w:pPr>
+        <w:tabs>
+          <w:tab w:val="left" w:pos="567"/>
+        </w:tabs>
         <w:ind w:left="567" w:hanging="567"/>
         <w:jc w:val="both"/>
         <w:rPr>
@@ -15145,15 +15077,16 @@
           <w:sz w:val="16"/>
           <w:szCs w:val="16"/>
         </w:rPr>
-        <w:t xml:space="preserve"> </w:t>
-      </w:r>
-      <w:r>
-        <w:rPr>
-          <w:rFonts w:ascii="Arial Narrow" w:eastAsia="Arial Narrow" w:hAnsi="Arial Narrow" w:cs="Arial Narrow"/>
-          <w:sz w:val="16"/>
-          <w:szCs w:val="16"/>
-        </w:rPr>
         <w:tab/>
+        <w:t xml:space="preserve"/>
+      </w:r>
+      <w:r>
+        <w:rPr>
+          <w:rFonts w:ascii="Arial Narrow" w:eastAsia="Arial Narrow" w:hAnsi="Arial Narrow" w:cs="Arial Narrow"/>
+          <w:sz w:val="16"/>
+          <w:szCs w:val="16"/>
+        </w:rPr>
+        <w:tab/>
       </w:r>
       <w:r>
         <w:rPr>
@@ -15185,7 +15118,7 @@
           <w:sz w:val="16"/>
           <w:szCs w:val="16"/>
         </w:rPr>
-        <w:t xml:space="preserve"> 807, publicado el 18 de abril de 1996</w:t>
+        <w:t xml:space="preserve">807, publicado el 18 de abril de 1996</w:t>
       </w:r>
     </w:p>
     <w:p>
@@ -15230,10 +15163,20 @@
       <w:r>
         <w:rPr>
           <w:rFonts w:ascii="Arial Narrow" w:eastAsia="Arial Narrow" w:hAnsi="Arial Narrow" w:cs="Arial Narrow"/>
-          <w:sz w:val="16"/>
-          <w:szCs w:val="16"/>
-        </w:rPr>
-        <w:t xml:space="preserve"> </w:t>
+          <w:b/>
+          <w:bCs/>
+          <w:sz w:val="16"/>
+          <w:szCs w:val="16"/>
+        </w:rPr>
+        <w:t xml:space="preserve">Artículo 2.- </w:t>
+      </w:r>
+      <w:r>
+        <w:rPr>
+          <w:rFonts w:ascii="Arial Narrow" w:eastAsia="Arial Narrow" w:hAnsi="Arial Narrow" w:cs="Arial Narrow"/>
+          <w:sz w:val="16"/>
+          <w:szCs w:val="16"/>
+        </w:rPr>
+        <w:t>Sin que la presente enumeración tenga carácter taxativo cada Comisión, Oficina o Sala del Tribunal del INDECOPI tiene las siguientes facultades:</w:t>
       </w:r>
     </w:p>
     <w:p>
@@ -15249,20 +15192,10 @@
       <w:r>
         <w:rPr>
           <w:rFonts w:ascii="Arial Narrow" w:eastAsia="Arial Narrow" w:hAnsi="Arial Narrow" w:cs="Arial Narrow"/>
-          <w:b/>
-          <w:bCs/>
-          <w:sz w:val="16"/>
-          <w:szCs w:val="16"/>
-        </w:rPr>
-        <w:t xml:space="preserve">Artículo 2.- </w:t>
-      </w:r>
-      <w:r>
-        <w:rPr>
-          <w:rFonts w:ascii="Arial Narrow" w:eastAsia="Arial Narrow" w:hAnsi="Arial Narrow" w:cs="Arial Narrow"/>
-          <w:sz w:val="16"/>
-          <w:szCs w:val="16"/>
-        </w:rPr>
-        <w:t>Sin que la presente enumeración tenga carácter taxativo cada Comisión, Oficina o Sala del Tribunal del INDECOPI tiene las siguientes facultades:</w:t>
+          <w:sz w:val="16"/>
+          <w:szCs w:val="16"/>
+        </w:rPr>
+        <w:t>a) Exigir a las personas naturales o jurídicas la exhibición de todo tipo de documentos, incluyendo los libros contables y societarios, los comprobantes de pago, la correspondencia comercial y los registros magnéticos incluyendo, en este caso, los programas que fueran necesarios para su lectura; así como solicitar información referida a la organización, los negocios, el accionariado y la estructura de propiedad de las empresas.</w:t>
       </w:r>
     </w:p>
     <w:p>
@@ -15281,44 +15214,7 @@
           <w:sz w:val="16"/>
           <w:szCs w:val="16"/>
         </w:rPr>
-        <w:t>a) Exigir a las personas naturales o jurídicas la exhibición de todo tipo de documentos, incluyendo los libros contables y societarios, los comprobantes de pago, la correspondencia comercial y los registros magnéticos incluyendo, en este caso, los programas que fueran necesarios para su lectura; así como solicitar información referida a la organización, los negocios, el accionariado y la estructura de propiedad de las empresas.</w:t>
-      </w:r>
-    </w:p>
-    <w:p>
-      <w:pPr>
-        <w:ind w:left="567"/>
-        <w:jc w:val="both"/>
-        <w:rPr>
-          <w:rFonts w:ascii="Arial Narrow" w:eastAsia="Arial Narrow" w:hAnsi="Arial Narrow" w:cs="Arial Narrow"/>
-          <w:sz w:val="16"/>
-          <w:szCs w:val="16"/>
-        </w:rPr>
-      </w:pPr>
-      <w:r>
-        <w:rPr>
-          <w:rFonts w:ascii="Arial Narrow" w:eastAsia="Arial Narrow" w:hAnsi="Arial Narrow" w:cs="Arial Narrow"/>
-          <w:sz w:val="16"/>
-          <w:szCs w:val="16"/>
-        </w:rPr>
         <w:t>(...).</w:t>
-      </w:r>
-    </w:p>
-    <w:p>
-      <w:pPr>
-        <w:jc w:val="both"/>
-        <w:rPr>
-          <w:rFonts w:ascii="Arial Narrow" w:eastAsia="Arial Narrow" w:hAnsi="Arial Narrow" w:cs="Arial Narrow"/>
-          <w:sz w:val="16"/>
-          <w:szCs w:val="16"/>
-        </w:rPr>
-      </w:pPr>
-      <w:r>
-        <w:rPr>
-          <w:rFonts w:ascii="Arial Narrow" w:eastAsia="Arial Narrow" w:hAnsi="Arial Narrow" w:cs="Arial Narrow"/>
-          <w:sz w:val="16"/>
-          <w:szCs w:val="16"/>
-        </w:rPr>
-        <w:t xml:space="preserve"> </w:t>
       </w:r>
     </w:p>
     <w:p>
@@ -15443,6 +15339,9 @@
     <w:p>
       <w:pPr>
         <w:pStyle w:val="Textonotapie"/>
+        <w:tabs>
+          <w:tab w:val="left" w:pos="567"/>
+        </w:tabs>
         <w:ind w:left="567" w:hanging="567"/>
         <w:jc w:val="both"/>
         <w:rPr>
@@ -15467,15 +15366,16 @@
           <w:sz w:val="16"/>
           <w:szCs w:val="16"/>
         </w:rPr>
-        <w:t xml:space="preserve"> </w:t>
-      </w:r>
-      <w:r>
-        <w:rPr>
-          <w:rFonts w:ascii="Arial Narrow" w:eastAsia="Arial Narrow" w:hAnsi="Arial Narrow" w:cs="Arial Narrow"/>
-          <w:sz w:val="16"/>
-          <w:szCs w:val="16"/>
-        </w:rPr>
         <w:tab/>
+        <w:t xml:space="preserve"/>
+      </w:r>
+      <w:r>
+        <w:rPr>
+          <w:rFonts w:ascii="Arial Narrow" w:eastAsia="Arial Narrow" w:hAnsi="Arial Narrow" w:cs="Arial Narrow"/>
+          <w:sz w:val="16"/>
+          <w:szCs w:val="16"/>
+        </w:rPr>
+        <w:tab/>
       </w:r>
       <w:r>
         <w:rPr>
@@ -15504,7 +15404,7 @@
           <w:szCs w:val="16"/>
           <w:lang w:eastAsia="es-PE"/>
         </w:rPr>
-        <w:t xml:space="preserve"> 30056, publicada el 2 de julio de 2013, que modificó el artículo 5 del Texto Único Ordenado de la Ley de Promoción de la Competitividad, Formalización y Desarrollo de la Micro y Pequeña Empresa y de Acceso al Empleo Decente (LEY MYPE). Ello, en la medida que la Tercera Disposición Complementaria Transitoria de la norma modificatoria precisa que las empresas constituidas antes de la entrada en vigencia de dicha Ley se rigen por los requisitos de acogimiento al régimen de las micro y pequeñas empresas regulados en el Decreto Legislativo 1086.</w:t>
+        <w:t xml:space="preserve">30056, publicada el 2 de julio de 2013, que modificó el artículo 5 del Texto Único Ordenado de la Ley de Promoción de la Competitividad, Formalización y Desarrollo de la Micro y Pequeña Empresa y de Acceso al Empleo Decente (LEY MYPE). Ello, en la medida que la Tercera Disposición Complementaria Transitoria de la norma modificatoria precisa que las empresas constituidas antes de la entrada en vigencia de dicha Ley se rigen por los requisitos de acogimiento al régimen de las micro y pequeñas empresas regulados en el Decreto Legislativo 1086.</w:t>
       </w:r>
     </w:p>
     <w:p>
@@ -15524,6 +15424,9 @@
     <w:p>
       <w:pPr>
         <w:pStyle w:val="Textonotapie"/>
+        <w:tabs>
+          <w:tab w:val="left" w:pos="567"/>
+        </w:tabs>
         <w:ind w:left="567" w:hanging="567"/>
         <w:jc w:val="both"/>
         <w:rPr>
@@ -15548,7 +15451,8 @@
           <w:sz w:val="16"/>
           <w:szCs w:val="16"/>
         </w:rPr>
-        <w:t xml:space="preserve"> </w:t>
+        <w:tab/>
+        <w:t xml:space="preserve"/>
       </w:r>
       <w:r>
         <w:rPr>
@@ -15691,7 +15595,50 @@
       </w:pPr>
     </w:p>
   </w:footnote>
-  <w:footnote w:id="19">
+  <w:footnote w:id="13">
+    <w:p>
+      <w:pPr>
+        <w:pStyle w:val="Textonotapie"/>
+        <w:tabs>
+          <w:tab w:val="left" w:pos="567"/>
+        </w:tabs>
+        <w:ind w:left="567" w:hanging="567"/>
+        <w:jc w:val="both"/>
+        <w:rPr>
+          <w:rFonts w:ascii="Arial Narrow" w:eastAsia="Arial Narrow" w:hAnsi="Arial Narrow" w:cs="Arial Narrow"/>
+          <w:sz w:val="16"/>
+          <w:szCs w:val="16"/>
+        </w:rPr>
+      </w:pPr>
+      <w:r>
+        <w:rPr>
+          <w:rStyle w:val="Refdenotaalpie"/>
+          <w:rFonts w:ascii="Arial Narrow" w:eastAsia="Arial Narrow" w:hAnsi="Arial Narrow" w:cs="Arial Narrow"/>
+          <w:sz w:val="16"/>
+          <w:szCs w:val="16"/>
+          <w:vertAlign w:val="superscript"/>
+        </w:rPr>
+        <w:footnoteRef/>
+      </w:r>
+      <w:r>
+        <w:rPr>
+          <w:rFonts w:ascii="Arial Narrow" w:eastAsia="Arial Narrow" w:hAnsi="Arial Narrow" w:cs="Arial Narrow"/>
+          <w:sz w:val="16"/>
+          <w:szCs w:val="16"/>
+        </w:rPr>
+        <w:tab/>
+      </w:r>
+      <w:r>
+        <w:rPr>
+          <w:rFonts w:ascii="Arial Narrow" w:eastAsia="Arial Narrow" w:hAnsi="Arial Narrow" w:cs="Arial Narrow"/>
+          <w:b/>
+          <w:bCs/>
+          <w:sz w:val="16"/>
+          <w:szCs w:val="16"/>
+        </w:rPr>
+        <w:t xml:space="preserve">DECRETO LEGISLATIVO 807, LEY SOBRE FACULTADES, NORMAS Y ORGANIZACIÓN DEL INDECOPI, publicado el 18 de abril de 1996</w:t>
+      </w:r>
+    </w:p>
     <w:p>
       <w:pPr>
         <w:pStyle w:val="Textonotapie"/>
@@ -15705,16 +15652,6 @@
       </w:pPr>
       <w:r>
         <w:rPr>
-          <w:rStyle w:val="Refdenotaalpie"/>
-          <w:rFonts w:ascii="Arial Narrow" w:eastAsia="Arial Narrow" w:hAnsi="Arial Narrow" w:cs="Arial Narrow"/>
-          <w:sz w:val="16"/>
-          <w:szCs w:val="16"/>
-          <w:vertAlign w:val="superscript"/>
-        </w:rPr>
-        <w:footnoteRef/>
-      </w:r>
-      <w:r>
-        <w:rPr>
           <w:rFonts w:ascii="Arial Narrow" w:eastAsia="Arial Narrow" w:hAnsi="Arial Narrow" w:cs="Arial Narrow"/>
           <w:sz w:val="16"/>
           <w:szCs w:val="16"/>
@@ -15729,7 +15666,15 @@
           <w:sz w:val="16"/>
           <w:szCs w:val="16"/>
         </w:rPr>
-        <w:t xml:space="preserve">DECRETO LEGISLATIVO 807, LEY SOBRE FACULTADES, NORMAS Y ORGANIZACIÓN DEL INDECOPI, publicado el 18 de abril de 1996</w:t>
+        <w:t xml:space="preserve">Artículo 26.-</w:t>
+      </w:r>
+      <w:r>
+        <w:rPr>
+          <w:rFonts w:ascii="Arial Narrow" w:eastAsia="Arial Narrow" w:hAnsi="Arial Narrow" w:cs="Arial Narrow"/>
+          <w:sz w:val="16"/>
+          <w:szCs w:val="16"/>
+        </w:rPr>
+        <w:t xml:space="preserve"> Una vez admitida a trámite la denuncia, se correrá traslado de la misma al denunciado, a fin de que éste presente su descargo. El plazo para la presentación del descargo será de cinco (5) días contados desde la notificación, vencido el cual, el Secretario Técnico declarará en rebeldía al denunciado que no lo hubiera presentado.</w:t>
       </w:r>
     </w:p>
     <w:p>
@@ -15743,6 +15688,33 @@
           <w:szCs w:val="16"/>
         </w:rPr>
       </w:pPr>
+    </w:p>
+  </w:footnote>
+  <w:footnote w:id="14">
+    <w:p>
+      <w:pPr>
+        <w:pStyle w:val="Textonotapie"/>
+        <w:tabs>
+          <w:tab w:val="left" w:pos="567"/>
+        </w:tabs>
+        <w:ind w:left="567" w:hanging="567"/>
+        <w:jc w:val="both"/>
+        <w:rPr>
+          <w:rFonts w:ascii="Arial Narrow" w:eastAsia="Arial Narrow" w:hAnsi="Arial Narrow" w:cs="Arial Narrow"/>
+          <w:sz w:val="16"/>
+          <w:szCs w:val="16"/>
+        </w:rPr>
+      </w:pPr>
+      <w:r>
+        <w:rPr>
+          <w:rStyle w:val="Refdenotaalpie"/>
+          <w:rFonts w:ascii="Arial Narrow" w:eastAsia="Arial Narrow" w:hAnsi="Arial Narrow" w:cs="Arial Narrow"/>
+          <w:sz w:val="16"/>
+          <w:szCs w:val="16"/>
+          <w:vertAlign w:val="superscript"/>
+        </w:rPr>
+        <w:footnoteRef/>
+      </w:r>
       <w:r>
         <w:rPr>
           <w:rFonts w:ascii="Arial Narrow" w:eastAsia="Arial Narrow" w:hAnsi="Arial Narrow" w:cs="Arial Narrow"/>
@@ -15759,15 +15731,7 @@
           <w:sz w:val="16"/>
           <w:szCs w:val="16"/>
         </w:rPr>
-        <w:t xml:space="preserve">Artículo 26.-</w:t>
-      </w:r>
-      <w:r>
-        <w:rPr>
-          <w:rFonts w:ascii="Arial Narrow" w:eastAsia="Arial Narrow" w:hAnsi="Arial Narrow" w:cs="Arial Narrow"/>
-          <w:sz w:val="16"/>
-          <w:szCs w:val="16"/>
-        </w:rPr>
-        <w:t xml:space="preserve"> Una vez admitida a trámite la denuncia, se correrá traslado de la misma al denunciado, a fin de que éste presente su descargo. El plazo para la presentación del descargo será de cinco (5) días contados desde la notificación, vencido el cual, el Secretario Técnico declarará en rebeldía al denunciado que no lo hubiera presentado.</w:t>
+        <w:t xml:space="preserve">DECRETO SUPREMO 006-2026-JUS, TEXTO ÚNICO ORDENADO DE LA LEY 27444, LEY DEL PROCEDIMIENTO ADMINISTRATIVO GENERAL, publicado el 30 de abril de 2026</w:t>
       </w:r>
     </w:p>
     <w:p>
@@ -15781,9 +15745,25 @@
           <w:szCs w:val="16"/>
         </w:rPr>
       </w:pPr>
-    </w:p>
-  </w:footnote>
-  <w:footnote w:id="20">
+      <w:r>
+        <w:rPr>
+          <w:rFonts w:ascii="Arial Narrow" w:eastAsia="Arial Narrow" w:hAnsi="Arial Narrow" w:cs="Arial Narrow"/>
+          <w:sz w:val="16"/>
+          <w:szCs w:val="16"/>
+        </w:rPr>
+        <w:tab/>
+      </w:r>
+      <w:r>
+        <w:rPr>
+          <w:rFonts w:ascii="Arial Narrow" w:eastAsia="Arial Narrow" w:hAnsi="Arial Narrow" w:cs="Arial Narrow"/>
+          <w:b/>
+          <w:bCs/>
+          <w:sz w:val="16"/>
+          <w:szCs w:val="16"/>
+        </w:rPr>
+        <w:t xml:space="preserve">Artículo 223.- Contestación de la reclamación</w:t>
+      </w:r>
+    </w:p>
     <w:p>
       <w:pPr>
         <w:pStyle w:val="Textonotapie"/>
@@ -15797,16 +15777,6 @@
       </w:pPr>
       <w:r>
         <w:rPr>
-          <w:rStyle w:val="Refdenotaalpie"/>
-          <w:rFonts w:ascii="Arial Narrow" w:eastAsia="Arial Narrow" w:hAnsi="Arial Narrow" w:cs="Arial Narrow"/>
-          <w:sz w:val="16"/>
-          <w:szCs w:val="16"/>
-          <w:vertAlign w:val="superscript"/>
-        </w:rPr>
-        <w:footnoteRef/>
-      </w:r>
-      <w:r>
-        <w:rPr>
           <w:rFonts w:ascii="Arial Narrow" w:eastAsia="Arial Narrow" w:hAnsi="Arial Narrow" w:cs="Arial Narrow"/>
           <w:sz w:val="16"/>
           <w:szCs w:val="16"/>
@@ -15816,12 +15786,10 @@
       <w:r>
         <w:rPr>
           <w:rFonts w:ascii="Arial Narrow" w:eastAsia="Arial Narrow" w:hAnsi="Arial Narrow" w:cs="Arial Narrow"/>
-          <w:b/>
-          <w:bCs/>
-          <w:sz w:val="16"/>
-          <w:szCs w:val="16"/>
-        </w:rPr>
-        <w:t xml:space="preserve">DECRETO SUPREMO 006-2026-JUS, TEXTO ÚNICO ORDENADO DE LA LEY 27444, LEY DEL PROCEDIMIENTO ADMINISTRATIVO GENERAL, publicado el 30 de abril de 2026</w:t>
+          <w:sz w:val="16"/>
+          <w:szCs w:val="16"/>
+        </w:rPr>
+        <w:t xml:space="preserve">223.1 El reclamado deberá presentar la contestación de la reclamación dentro de los quince (15) días posteriores a la notificación de ésta; vencido este plazo, la Administración declarará en rebeldía al reclamado que no la hubiera presentado. La contestación deberá contener los requisitos de los escritos previstos en el artículo 113 de la presente Ley, así como la absolución de todos los asuntos controvertidos de hecho y de derecho, Las alegaciones y los hechos relevantes de la reclamación, salvo que hayan sido específicamente negadas en la contestación, se tendrán por aceptadas o merituadas como ciertas.</w:t>
       </w:r>
     </w:p>
     <w:p>
@@ -15835,6 +15803,34 @@
           <w:szCs w:val="16"/>
         </w:rPr>
       </w:pPr>
+    </w:p>
+  </w:footnote>
+  <w:footnote w:id="15">
+    <w:p>
+      <w:pPr>
+        <w:tabs>
+          <w:tab w:val="left" w:pos="567"/>
+        </w:tabs>
+        <w:ind w:left="567" w:hanging="567"/>
+        <w:jc w:val="both"/>
+        <w:rPr>
+          <w:rFonts w:ascii="Arial Narrow" w:eastAsia="Arial Narrow" w:hAnsi="Arial Narrow" w:cs="Arial Narrow"/>
+          <w:b/>
+          <w:bCs/>
+          <w:sz w:val="16"/>
+          <w:szCs w:val="16"/>
+        </w:rPr>
+      </w:pPr>
+      <w:r>
+        <w:rPr>
+          <w:rStyle w:val="Refdenotaalpie"/>
+          <w:rFonts w:ascii="Arial Narrow" w:eastAsia="Arial Narrow" w:hAnsi="Arial Narrow" w:cs="Arial Narrow"/>
+          <w:sz w:val="16"/>
+          <w:szCs w:val="16"/>
+          <w:vertAlign w:val="superscript"/>
+        </w:rPr>
+        <w:footnoteRef/>
+      </w:r>
       <w:r>
         <w:rPr>
           <w:rFonts w:ascii="Arial Narrow" w:eastAsia="Arial Narrow" w:hAnsi="Arial Narrow" w:cs="Arial Narrow"/>
@@ -15842,89 +15838,7 @@
           <w:szCs w:val="16"/>
         </w:rPr>
         <w:tab/>
-      </w:r>
-      <w:r>
-        <w:rPr>
-          <w:rFonts w:ascii="Arial Narrow" w:eastAsia="Arial Narrow" w:hAnsi="Arial Narrow" w:cs="Arial Narrow"/>
-          <w:b/>
-          <w:bCs/>
-          <w:sz w:val="16"/>
-          <w:szCs w:val="16"/>
-        </w:rPr>
-        <w:t xml:space="preserve">Artículo 223.- Contestación de la reclamación</w:t>
-      </w:r>
-    </w:p>
-    <w:p>
-      <w:pPr>
-        <w:pStyle w:val="Textonotapie"/>
-        <w:ind w:left="567" w:hanging="567"/>
-        <w:jc w:val="both"/>
-        <w:rPr>
-          <w:rFonts w:ascii="Arial Narrow" w:eastAsia="Arial Narrow" w:hAnsi="Arial Narrow" w:cs="Arial Narrow"/>
-          <w:sz w:val="16"/>
-          <w:szCs w:val="16"/>
-        </w:rPr>
-      </w:pPr>
-      <w:r>
-        <w:rPr>
-          <w:rFonts w:ascii="Arial Narrow" w:eastAsia="Arial Narrow" w:hAnsi="Arial Narrow" w:cs="Arial Narrow"/>
-          <w:sz w:val="16"/>
-          <w:szCs w:val="16"/>
-        </w:rPr>
-        <w:tab/>
-      </w:r>
-      <w:r>
-        <w:rPr>
-          <w:rFonts w:ascii="Arial Narrow" w:eastAsia="Arial Narrow" w:hAnsi="Arial Narrow" w:cs="Arial Narrow"/>
-          <w:sz w:val="16"/>
-          <w:szCs w:val="16"/>
-        </w:rPr>
-        <w:t xml:space="preserve">223.1 El reclamado deberá presentar la contestación de la reclamación dentro de los quince (15) días posteriores a la notificación de ésta; vencido este plazo, la Administración declarará en rebeldía al reclamado que no la hubiera presentado. La contestación deberá contener los requisitos de los escritos previstos en el artículo 113 de la presente Ley, así como la absolución de todos los asuntos controvertidos de hecho y de derecho, Las alegaciones y los hechos relevantes de la reclamación, salvo que hayan sido específicamente negadas en la contestación, se tendrán por aceptadas o merituadas como ciertas.</w:t>
-      </w:r>
-    </w:p>
-    <w:p>
-      <w:pPr>
-        <w:pStyle w:val="Textonotapie"/>
-        <w:ind w:left="567" w:hanging="567"/>
-        <w:jc w:val="both"/>
-        <w:rPr>
-          <w:rFonts w:ascii="Arial Narrow" w:eastAsia="Arial Narrow" w:hAnsi="Arial Narrow" w:cs="Arial Narrow"/>
-          <w:sz w:val="16"/>
-          <w:szCs w:val="16"/>
-        </w:rPr>
-      </w:pPr>
-    </w:p>
-  </w:footnote>
-  <w:footnote w:id="14">
-    <w:p>
-      <w:pPr>
-        <w:ind w:left="567" w:hanging="567"/>
-        <w:jc w:val="both"/>
-        <w:rPr>
-          <w:rFonts w:ascii="Arial Narrow" w:eastAsia="Arial Narrow" w:hAnsi="Arial Narrow" w:cs="Arial Narrow"/>
-          <w:b/>
-          <w:bCs/>
-          <w:sz w:val="16"/>
-          <w:szCs w:val="16"/>
-        </w:rPr>
-      </w:pPr>
-      <w:r>
-        <w:rPr>
-          <w:rStyle w:val="Refdenotaalpie"/>
-          <w:rFonts w:ascii="Arial Narrow" w:eastAsia="Arial Narrow" w:hAnsi="Arial Narrow" w:cs="Arial Narrow"/>
-          <w:sz w:val="16"/>
-          <w:szCs w:val="16"/>
-          <w:vertAlign w:val="superscript"/>
-        </w:rPr>
-        <w:footnoteRef/>
-      </w:r>
-      <w:r>
-        <w:rPr>
-          <w:rFonts w:ascii="Arial Narrow" w:eastAsia="Arial Narrow" w:hAnsi="Arial Narrow" w:cs="Arial Narrow"/>
-          <w:sz w:val="16"/>
-          <w:szCs w:val="16"/>
-        </w:rPr>
-        <w:t xml:space="preserve"> </w:t>
+        <w:t xml:space="preserve"/>
       </w:r>
       <w:r>
         <w:rPr>
@@ -16049,17 +15963,6 @@
     </w:p>
     <w:p>
       <w:pPr>
-        <w:ind w:left="426"/>
-        <w:jc w:val="both"/>
-        <w:rPr>
-          <w:rFonts w:ascii="Arial Narrow" w:eastAsia="Arial Narrow" w:hAnsi="Arial Narrow" w:cs="Arial Narrow"/>
-          <w:sz w:val="16"/>
-          <w:szCs w:val="16"/>
-        </w:rPr>
-      </w:pPr>
-    </w:p>
-    <w:p>
-      <w:pPr>
         <w:ind w:left="567" w:hanging="426"/>
         <w:jc w:val="both"/>
         <w:rPr>
@@ -16077,17 +15980,6 @@
         <w:tab/>
         <w:t>En el caso de las microempresas, la multa no puede superar el diez por ciento (10%) de las ventas o ingresos brutos percibidos por el infractor, relativos a todas sus actividades económicas, correspondientes al ejercicio inmediato anterior al de la expedición de la resolución de primera instancia, siempre que se haya acreditado dichos ingresos, no se encuentre en una situación de reincidencia y el caso no verse sobre la vida, salud o integridad de los consumidores. Para el caso de las pequeñas empresas, la multa no puede superar el veinte por ciento (20%) de las ventas o ingresos brutos percibidos por el infractor, conforme a los requisitos señalados anteriormente.</w:t>
       </w:r>
-    </w:p>
-    <w:p>
-      <w:pPr>
-        <w:ind w:left="567" w:hanging="426"/>
-        <w:jc w:val="both"/>
-        <w:rPr>
-          <w:rFonts w:ascii="Arial Narrow" w:eastAsia="Arial Narrow" w:hAnsi="Arial Narrow" w:cs="Arial Narrow"/>
-          <w:sz w:val="16"/>
-          <w:szCs w:val="16"/>
-        </w:rPr>
-      </w:pPr>
     </w:p>
     <w:p>
       <w:pPr>
@@ -16166,9 +16058,12 @@
       </w:pPr>
     </w:p>
   </w:footnote>
-  <w:footnote w:id="15">
-    <w:p>
-      <w:pPr>
+  <w:footnote w:id="16">
+    <w:p>
+      <w:pPr>
+        <w:tabs>
+          <w:tab w:val="left" w:pos="567"/>
+        </w:tabs>
         <w:ind w:left="567" w:hanging="567"/>
         <w:jc w:val="both"/>
         <w:rPr>
@@ -16286,17 +16181,6 @@
         <w:tab/>
         <w:t>Las medidas correctivas complementarias pueden dictarse de oficio o a pedido de parte.</w:t>
       </w:r>
-    </w:p>
-    <w:p>
-      <w:pPr>
-        <w:ind w:left="567" w:hanging="567"/>
-        <w:jc w:val="both"/>
-        <w:rPr>
-          <w:rFonts w:ascii="Arial Narrow" w:eastAsia="Arial Narrow" w:hAnsi="Arial Narrow" w:cs="Arial Narrow"/>
-          <w:sz w:val="16"/>
-          <w:szCs w:val="16"/>
-        </w:rPr>
-      </w:pPr>
     </w:p>
     <w:p>
       <w:pPr>
@@ -16559,17 +16443,6 @@
     </w:p>
     <w:p>
       <w:pPr>
-        <w:ind w:left="567"/>
-        <w:jc w:val="both"/>
-        <w:rPr>
-          <w:rFonts w:ascii="Arial Narrow" w:eastAsia="Arial Narrow" w:hAnsi="Arial Narrow" w:cs="Arial Narrow"/>
-          <w:sz w:val="16"/>
-          <w:szCs w:val="16"/>
-        </w:rPr>
-      </w:pPr>
-    </w:p>
-    <w:p>
-      <w:pPr>
         <w:tabs>
           <w:tab w:val="left" w:pos="568"/>
         </w:tabs>
@@ -16592,17 +16465,6 @@
     </w:p>
     <w:p>
       <w:pPr>
-        <w:ind w:left="567" w:hanging="567"/>
-        <w:jc w:val="both"/>
-        <w:rPr>
-          <w:rFonts w:ascii="Arial Narrow" w:eastAsia="Arial Narrow" w:hAnsi="Arial Narrow" w:cs="Arial Narrow"/>
-          <w:sz w:val="16"/>
-          <w:szCs w:val="16"/>
-        </w:rPr>
-      </w:pPr>
-    </w:p>
-    <w:p>
-      <w:pPr>
         <w:ind w:left="1134" w:hanging="567"/>
         <w:jc w:val="both"/>
         <w:rPr>
@@ -16630,6 +16492,14 @@
           <w:szCs w:val="16"/>
         </w:rPr>
       </w:pPr>
+      <w:r>
+        <w:rPr>
+          <w:rFonts w:ascii="Arial Narrow" w:eastAsia="Arial Narrow" w:hAnsi="Arial Narrow" w:cs="Arial Narrow"/>
+          <w:sz w:val="16"/>
+          <w:szCs w:val="16"/>
+        </w:rPr>
+        <w:t>115.4 Corresponde al consumidor que solicita el dictado de la medida correctiva reparadora probar las consecuencias patrimoniales directas e inmediatas causadas por la comisión de la infracción administrativa.</w:t>
+      </w:r>
     </w:p>
     <w:p>
       <w:pPr>
@@ -16647,7 +16517,7 @@
           <w:sz w:val="16"/>
           <w:szCs w:val="16"/>
         </w:rPr>
-        <w:t>115.4 Corresponde al consumidor que solicita el dictado de la medida correctiva reparadora probar las consecuencias patrimoniales directas e inmediatas causadas por la comisión de la infracción administrativa.</w:t>
+        <w:t>115.5 Los bienes o montos objeto de medidas correctivas reparadoras son entregados por el proveedor directamente al consumidor que los reclama, salvo mandato distinto contenido en la resolución. Aquellos bienes o montos materia de una medida correctiva reparadora, que por algún motivo se encuentran en posesión del Indecopi y deban ser entregados a los consumidores beneficiados, son puestos a disposición de estos.</w:t>
       </w:r>
     </w:p>
     <w:p>
@@ -16660,47 +16530,6 @@
           <w:szCs w:val="16"/>
         </w:rPr>
       </w:pPr>
-    </w:p>
-    <w:p>
-      <w:pPr>
-        <w:ind w:left="1134" w:hanging="567"/>
-        <w:jc w:val="both"/>
-        <w:rPr>
-          <w:rFonts w:ascii="Arial Narrow" w:eastAsia="Arial Narrow" w:hAnsi="Arial Narrow" w:cs="Arial Narrow"/>
-          <w:sz w:val="16"/>
-          <w:szCs w:val="16"/>
-        </w:rPr>
-      </w:pPr>
-      <w:r>
-        <w:rPr>
-          <w:rFonts w:ascii="Arial Narrow" w:eastAsia="Arial Narrow" w:hAnsi="Arial Narrow" w:cs="Arial Narrow"/>
-          <w:sz w:val="16"/>
-          <w:szCs w:val="16"/>
-        </w:rPr>
-        <w:t>115.5 Los bienes o montos objeto de medidas correctivas reparadoras son entregados por el proveedor directamente al consumidor que los reclama, salvo mandato distinto contenido en la resolución. Aquellos bienes o montos materia de una medida correctiva reparadora, que por algún motivo se encuentran en posesión del Indecopi y deban ser entregados a los consumidores beneficiados, son puestos a disposición de estos.</w:t>
-      </w:r>
-    </w:p>
-    <w:p>
-      <w:pPr>
-        <w:ind w:left="1134" w:hanging="567"/>
-        <w:jc w:val="both"/>
-        <w:rPr>
-          <w:rFonts w:ascii="Arial Narrow" w:eastAsia="Arial Narrow" w:hAnsi="Arial Narrow" w:cs="Arial Narrow"/>
-          <w:sz w:val="16"/>
-          <w:szCs w:val="16"/>
-        </w:rPr>
-      </w:pPr>
-    </w:p>
-    <w:p>
-      <w:pPr>
-        <w:ind w:left="1134" w:hanging="567"/>
-        <w:jc w:val="both"/>
-        <w:rPr>
-          <w:rFonts w:ascii="Arial Narrow" w:eastAsia="Arial Narrow" w:hAnsi="Arial Narrow" w:cs="Arial Narrow"/>
-          <w:sz w:val="16"/>
-          <w:szCs w:val="16"/>
-        </w:rPr>
-      </w:pPr>
       <w:r>
         <w:rPr>
           <w:rFonts w:ascii="Arial Narrow" w:eastAsia="Arial Narrow" w:hAnsi="Arial Narrow" w:cs="Arial Narrow"/>
@@ -16709,17 +16538,6 @@
         </w:rPr>
         <w:t>115.6 El extremo de la resolución final que ordena el cumplimiento de una medida correctiva reparadora a favor del consumidor constituye título ejecutivo conforme con lo dispuesto en el artículo 688 del Código Procesal Civil, una vez que quedan consentidas o causan estado en la vía administrativa. La legitimidad para obrar en los procesos civiles de ejecución corresponde a los consumidores beneficiados con la medida correctiva reparadora.</w:t>
       </w:r>
-    </w:p>
-    <w:p>
-      <w:pPr>
-        <w:ind w:left="1134" w:hanging="567"/>
-        <w:jc w:val="both"/>
-        <w:rPr>
-          <w:rFonts w:ascii="Arial Narrow" w:eastAsia="Arial Narrow" w:hAnsi="Arial Narrow" w:cs="Arial Narrow"/>
-          <w:sz w:val="16"/>
-          <w:szCs w:val="16"/>
-        </w:rPr>
-      </w:pPr>
     </w:p>
     <w:p>
       <w:pPr>
@@ -16748,17 +16566,6 @@
         <w:tab/>
         <w:t>Las medidas correctivas reparadoras como mandatos dirigidos a resarcir las consecuencias patrimoniales directas e inmediatas originadas por la infracción buscan corregir la conducta infractora y no tienen naturaleza indemnizatoria; son dictadas sin perjuicio de la indemnización por los daños y perjuicios que el consumidor puede solicitar en la vía judicial o arbitral correspondiente. No obstante, se descuenta de la indemnización patrimonial aquella satisfacción patrimonial deducible que el consumidor haya recibido a consecuencia del dictado de una medida correctiva reparadora en sede administrativa.</w:t>
       </w:r>
-    </w:p>
-    <w:p>
-      <w:pPr>
-        <w:ind w:left="567"/>
-        <w:jc w:val="both"/>
-        <w:rPr>
-          <w:rFonts w:ascii="Arial Narrow" w:eastAsia="Arial Narrow" w:hAnsi="Arial Narrow" w:cs="Arial Narrow"/>
-          <w:sz w:val="16"/>
-          <w:szCs w:val="16"/>
-        </w:rPr>
-      </w:pPr>
     </w:p>
     <w:p>
       <w:pPr>
@@ -17024,24 +16831,6 @@
     </w:p>
     <w:p>
       <w:pPr>
-        <w:pBdr>
-          <w:top w:val="nil"/>
-          <w:left w:val="nil"/>
-          <w:bottom w:val="nil"/>
-          <w:right w:val="nil"/>
-          <w:between w:val="nil"/>
-        </w:pBdr>
-        <w:ind w:left="567"/>
-        <w:jc w:val="both"/>
-        <w:rPr>
-          <w:rFonts w:ascii="Arial Narrow" w:eastAsia="Arial Narrow" w:hAnsi="Arial Narrow" w:cs="Arial Narrow"/>
-          <w:sz w:val="16"/>
-          <w:szCs w:val="16"/>
-        </w:rPr>
-      </w:pPr>
-    </w:p>
-    <w:p>
-      <w:pPr>
         <w:numPr>
           <w:ilvl w:val="0"/>
           <w:numId w:val="4"/>
@@ -17135,24 +16924,6 @@
           <w:szCs w:val="16"/>
         </w:rPr>
       </w:pPr>
-    </w:p>
-    <w:p>
-      <w:pPr>
-        <w:pBdr>
-          <w:top w:val="nil"/>
-          <w:left w:val="nil"/>
-          <w:bottom w:val="nil"/>
-          <w:right w:val="nil"/>
-          <w:between w:val="nil"/>
-        </w:pBdr>
-        <w:ind w:left="567"/>
-        <w:jc w:val="both"/>
-        <w:rPr>
-          <w:rFonts w:ascii="Arial Narrow" w:eastAsia="Arial Narrow" w:hAnsi="Arial Narrow" w:cs="Arial Narrow"/>
-          <w:sz w:val="16"/>
-          <w:szCs w:val="16"/>
-        </w:rPr>
-      </w:pPr>
       <w:r>
         <w:rPr>
           <w:rFonts w:ascii="Arial Narrow" w:eastAsia="Arial Narrow" w:hAnsi="Arial Narrow" w:cs="Arial Narrow"/>
@@ -17174,7 +16945,59 @@
       </w:pPr>
     </w:p>
   </w:footnote>
-  <w:footnote w:id="16">
+  <w:footnote w:id="17">
+    <w:p>
+      <w:pPr>
+        <w:pStyle w:val="Textonotapie"/>
+        <w:tabs>
+          <w:tab w:val="left" w:pos="567"/>
+        </w:tabs>
+        <w:ind w:left="567" w:hanging="567"/>
+        <w:jc w:val="both"/>
+        <w:rPr>
+          <w:rFonts w:ascii="Arial Narrow" w:eastAsia="Arial Narrow" w:hAnsi="Arial Narrow" w:cs="Arial Narrow"/>
+          <w:b/>
+          <w:sz w:val="16"/>
+          <w:szCs w:val="16"/>
+        </w:rPr>
+      </w:pPr>
+      <w:r>
+        <w:rPr>
+          <w:rStyle w:val="Refdenotaalpie"/>
+          <w:rFonts w:ascii="Arial Narrow" w:eastAsia="Arial Narrow" w:hAnsi="Arial Narrow" w:cs="Arial Narrow"/>
+          <w:sz w:val="16"/>
+          <w:szCs w:val="16"/>
+          <w:vertAlign w:val="superscript"/>
+        </w:rPr>
+        <w:footnoteRef/>
+      </w:r>
+      <w:r>
+        <w:rPr>
+          <w:rFonts w:ascii="Arial Narrow" w:eastAsia="Arial Narrow" w:hAnsi="Arial Narrow" w:cs="Arial Narrow"/>
+          <w:sz w:val="16"/>
+          <w:szCs w:val="16"/>
+        </w:rPr>
+        <w:tab/>
+        <w:t xml:space="preserve"/>
+      </w:r>
+      <w:r>
+        <w:rPr>
+          <w:rFonts w:ascii="Arial Narrow" w:eastAsia="Arial Narrow" w:hAnsi="Arial Narrow" w:cs="Arial Narrow"/>
+          <w:sz w:val="16"/>
+          <w:szCs w:val="16"/>
+        </w:rPr>
+        <w:tab/>
+      </w:r>
+      <w:r>
+        <w:rPr>
+          <w:rFonts w:ascii="Arial Narrow" w:eastAsia="Arial Narrow" w:hAnsi="Arial Narrow" w:cs="Arial Narrow"/>
+          <w:b/>
+          <w:sz w:val="16"/>
+          <w:szCs w:val="16"/>
+        </w:rPr>
+        <w:t>LEY 29571, CÓDIGO DE PROTECCIÓN Y DEFENSA DEL CONSUMIDOR</w:t>
+      </w:r>
+    </w:p>
     <w:p>
       <w:pPr>
         <w:pStyle w:val="Textonotapie"/>
@@ -17189,38 +17012,13 @@
       </w:pPr>
       <w:r>
         <w:rPr>
-          <w:rStyle w:val="Refdenotaalpie"/>
-          <w:rFonts w:ascii="Arial Narrow" w:eastAsia="Arial Narrow" w:hAnsi="Arial Narrow" w:cs="Arial Narrow"/>
-          <w:sz w:val="16"/>
-          <w:szCs w:val="16"/>
-          <w:vertAlign w:val="superscript"/>
-        </w:rPr>
-        <w:footnoteRef/>
-      </w:r>
-      <w:r>
-        <w:rPr>
-          <w:rFonts w:ascii="Arial Narrow" w:eastAsia="Arial Narrow" w:hAnsi="Arial Narrow" w:cs="Arial Narrow"/>
-          <w:sz w:val="16"/>
-          <w:szCs w:val="16"/>
-        </w:rPr>
-        <w:t xml:space="preserve"> </w:t>
-      </w:r>
-      <w:r>
-        <w:rPr>
-          <w:rFonts w:ascii="Arial Narrow" w:eastAsia="Arial Narrow" w:hAnsi="Arial Narrow" w:cs="Arial Narrow"/>
+          <w:rFonts w:ascii="Arial Narrow" w:eastAsia="Arial Narrow" w:hAnsi="Arial Narrow" w:cs="Arial Narrow"/>
+          <w:b/>
           <w:sz w:val="16"/>
           <w:szCs w:val="16"/>
         </w:rPr>
         <w:tab/>
-      </w:r>
-      <w:r>
-        <w:rPr>
-          <w:rFonts w:ascii="Arial Narrow" w:eastAsia="Arial Narrow" w:hAnsi="Arial Narrow" w:cs="Arial Narrow"/>
-          <w:b/>
-          <w:sz w:val="16"/>
-          <w:szCs w:val="16"/>
-        </w:rPr>
-        <w:t>LEY 29571, CÓDIGO DE PROTECCIÓN Y DEFENSA DEL CONSUMIDOR</w:t>
+        <w:t>Artículo 112.- Criterios de graduación de las sanciones administrativas</w:t>
       </w:r>
     </w:p>
     <w:p>
@@ -17230,20 +17028,18 @@
         <w:jc w:val="both"/>
         <w:rPr>
           <w:rFonts w:ascii="Arial Narrow" w:eastAsia="Arial Narrow" w:hAnsi="Arial Narrow" w:cs="Arial Narrow"/>
-          <w:b/>
-          <w:sz w:val="16"/>
-          <w:szCs w:val="16"/>
-        </w:rPr>
-      </w:pPr>
-      <w:r>
-        <w:rPr>
-          <w:rFonts w:ascii="Arial Narrow" w:eastAsia="Arial Narrow" w:hAnsi="Arial Narrow" w:cs="Arial Narrow"/>
-          <w:b/>
+          <w:sz w:val="16"/>
+          <w:szCs w:val="16"/>
+        </w:rPr>
+      </w:pPr>
+      <w:r>
+        <w:rPr>
+          <w:rFonts w:ascii="Arial Narrow" w:eastAsia="Arial Narrow" w:hAnsi="Arial Narrow" w:cs="Arial Narrow"/>
           <w:sz w:val="16"/>
           <w:szCs w:val="16"/>
         </w:rPr>
         <w:tab/>
-        <w:t>Artículo 112.- Criterios de graduación de las sanciones administrativas</w:t>
+        <w:t>[…]</w:t>
       </w:r>
     </w:p>
     <w:p>
@@ -17264,7 +17060,7 @@
           <w:szCs w:val="16"/>
         </w:rPr>
         <w:tab/>
-        <w:t>[…]</w:t>
+        <w:t>Se consideran circunstancias atenuantes especiales, las siguientes:</w:t>
       </w:r>
     </w:p>
     <w:p>
@@ -17285,7 +17081,45 @@
           <w:szCs w:val="16"/>
         </w:rPr>
         <w:tab/>
-        <w:t>Se consideran circunstancias atenuantes especiales, las siguientes:</w:t>
+        <w:t>[…]</w:t>
+      </w:r>
+    </w:p>
+    <w:p>
+      <w:pPr>
+        <w:pStyle w:val="Textonotapie"/>
+        <w:ind w:left="567"/>
+        <w:jc w:val="both"/>
+        <w:rPr>
+          <w:rFonts w:ascii="Arial Narrow" w:eastAsia="Arial Narrow" w:hAnsi="Arial Narrow" w:cs="Arial Narrow"/>
+          <w:sz w:val="16"/>
+          <w:szCs w:val="16"/>
+        </w:rPr>
+      </w:pPr>
+      <w:r>
+        <w:rPr>
+          <w:rFonts w:ascii="Arial Narrow" w:eastAsia="Arial Narrow" w:hAnsi="Arial Narrow" w:cs="Arial Narrow"/>
+          <w:sz w:val="16"/>
+          <w:szCs w:val="16"/>
+        </w:rPr>
+        <w:t xml:space="preserve">3. En los procedimientos de oficio promovidos por una denuncia de parte, cuando el proveedor se allana a la denuncia presentada o reconoce las pretensiones en ella contenidas, se da por concluido el procedimiento </w:t>
+      </w:r>
+      <w:proofErr w:type="spellStart"/>
+      <w:r>
+        <w:rPr>
+          <w:rFonts w:ascii="Arial Narrow" w:eastAsia="Arial Narrow" w:hAnsi="Arial Narrow" w:cs="Arial Narrow"/>
+          <w:sz w:val="16"/>
+          <w:szCs w:val="16"/>
+        </w:rPr>
+        <w:t>liminarmente</w:t>
+      </w:r>
+      <w:proofErr w:type="spellEnd"/>
+      <w:r>
+        <w:rPr>
+          <w:rFonts w:ascii="Arial Narrow" w:eastAsia="Arial Narrow" w:hAnsi="Arial Narrow" w:cs="Arial Narrow"/>
+          <w:sz w:val="16"/>
+          <w:szCs w:val="16"/>
+        </w:rPr>
+        <w:t>, pudiendo imponerse una amonestación si el allanamiento o reconocimiento se realiza con la presentación de los descargos; caso contrario la sanción a imponer será pecuniaria. En aquellos casos en que el allanamiento o reconocimiento verse sobre controversias referidas a actos de discriminación, actos contrarios a la vida y a la salud y sustancias peligrosas, se considera como un atenuante pero la sanción a imponer será pecuniaria. En todos los supuestos de allanamiento y reconocimiento formulados con la presentación de los descargos, se exonera al denunciado del pago de los costos del procedimiento, pero no de las costas.</w:t>
       </w:r>
     </w:p>
     <w:p>
@@ -17295,73 +17129,121 @@
         <w:jc w:val="both"/>
         <w:rPr>
           <w:rFonts w:ascii="Arial Narrow" w:eastAsia="Arial Narrow" w:hAnsi="Arial Narrow" w:cs="Arial Narrow"/>
-          <w:sz w:val="16"/>
-          <w:szCs w:val="16"/>
-        </w:rPr>
-      </w:pPr>
-      <w:r>
-        <w:rPr>
-          <w:rFonts w:ascii="Arial Narrow" w:eastAsia="Arial Narrow" w:hAnsi="Arial Narrow" w:cs="Arial Narrow"/>
+          <w:b/>
+          <w:sz w:val="16"/>
+          <w:szCs w:val="16"/>
+        </w:rPr>
+      </w:pPr>
+    </w:p>
+  </w:footnote>
+  <w:footnote w:id="18">
+    <w:p>
+      <w:pPr>
+        <w:autoSpaceDE w:val="0"/>
+        <w:autoSpaceDN w:val="0"/>
+        <w:adjustRightInd w:val="0"/>
+        <w:tabs>
+          <w:tab w:val="left" w:pos="567"/>
+        </w:tabs>
+        <w:ind w:left="567" w:hanging="567"/>
+        <w:jc w:val="both"/>
+        <w:rPr>
+          <w:rFonts w:ascii="Arial Narrow" w:eastAsia="Arial Narrow" w:hAnsi="Arial Narrow" w:cs="Arial Narrow"/>
+          <w:b/>
+          <w:bCs/>
+          <w:sz w:val="16"/>
+          <w:szCs w:val="16"/>
+        </w:rPr>
+      </w:pPr>
+      <w:r>
+        <w:rPr>
+          <w:rStyle w:val="Refdenotaalpie"/>
+          <w:rFonts w:ascii="Arial Narrow" w:eastAsia="Arial Narrow" w:hAnsi="Arial Narrow" w:cs="Arial Narrow"/>
+          <w:b/>
+          <w:bCs/>
+          <w:sz w:val="16"/>
+          <w:szCs w:val="16"/>
+          <w:vertAlign w:val="superscript"/>
+        </w:rPr>
+        <w:footnoteRef/>
+      </w:r>
+      <w:r>
+        <w:rPr>
+          <w:rFonts w:ascii="Arial Narrow" w:eastAsia="Arial Narrow" w:hAnsi="Arial Narrow" w:cs="Arial Narrow"/>
+          <w:b/>
+          <w:bCs/>
           <w:sz w:val="16"/>
           <w:szCs w:val="16"/>
         </w:rPr>
         <w:tab/>
-        <w:t>[…]</w:t>
-      </w:r>
-    </w:p>
-    <w:p>
-      <w:pPr>
-        <w:pStyle w:val="Textonotapie"/>
+        <w:t xml:space="preserve"/>
+      </w:r>
+      <w:r>
+        <w:rPr>
+          <w:rFonts w:ascii="Arial Narrow" w:eastAsia="Arial Narrow" w:hAnsi="Arial Narrow" w:cs="Arial Narrow"/>
+          <w:b/>
+          <w:bCs/>
+          <w:sz w:val="16"/>
+          <w:szCs w:val="16"/>
+        </w:rPr>
+        <w:tab/>
+        <w:t xml:space="preserve">DECRETO LEGISLATIVO </w:t>
+      </w:r>
+      <w:proofErr w:type="spellStart"/>
+      <w:r>
+        <w:rPr>
+          <w:rFonts w:ascii="Arial Narrow" w:eastAsia="Arial Narrow" w:hAnsi="Arial Narrow" w:cs="Arial Narrow"/>
+          <w:b/>
+          <w:bCs/>
+          <w:sz w:val="16"/>
+          <w:szCs w:val="16"/>
+        </w:rPr>
+        <w:t/>
+      </w:r>
+      <w:proofErr w:type="spellEnd"/>
+      <w:r>
+        <w:rPr>
+          <w:rFonts w:ascii="Arial Narrow" w:eastAsia="Arial Narrow" w:hAnsi="Arial Narrow" w:cs="Arial Narrow"/>
+          <w:b/>
+          <w:bCs/>
+          <w:sz w:val="16"/>
+          <w:szCs w:val="16"/>
+        </w:rPr>
+        <w:t xml:space="preserve">807, LEY SOBRE FACULTADES, NORMAS Y ORGANIZACIÓN DEL INDECOPI FACULTADES DE LAS COMISIONES Y OFICINAS DEL INDECOPI.</w:t>
+      </w:r>
+    </w:p>
+    <w:p>
+      <w:pPr>
+        <w:pStyle w:val="NormalWeb"/>
+        <w:spacing w:after="0" w:line="240" w:lineRule="auto"/>
         <w:ind w:left="567"/>
         <w:jc w:val="both"/>
         <w:rPr>
           <w:rFonts w:ascii="Arial Narrow" w:eastAsia="Arial Narrow" w:hAnsi="Arial Narrow" w:cs="Arial Narrow"/>
-          <w:sz w:val="16"/>
-          <w:szCs w:val="16"/>
-        </w:rPr>
-      </w:pPr>
-      <w:r>
-        <w:rPr>
-          <w:rFonts w:ascii="Arial Narrow" w:eastAsia="Arial Narrow" w:hAnsi="Arial Narrow" w:cs="Arial Narrow"/>
-          <w:sz w:val="16"/>
-          <w:szCs w:val="16"/>
-        </w:rPr>
-        <w:t xml:space="preserve">3. En los procedimientos de oficio promovidos por una denuncia de parte, cuando el proveedor se allana a la denuncia presentada o reconoce las pretensiones en ella contenidas, se da por concluido el procedimiento </w:t>
-      </w:r>
-      <w:proofErr w:type="spellStart"/>
-      <w:r>
-        <w:rPr>
-          <w:rFonts w:ascii="Arial Narrow" w:eastAsia="Arial Narrow" w:hAnsi="Arial Narrow" w:cs="Arial Narrow"/>
-          <w:sz w:val="16"/>
-          <w:szCs w:val="16"/>
-        </w:rPr>
-        <w:t>liminarmente</w:t>
-      </w:r>
-      <w:proofErr w:type="spellEnd"/>
-      <w:r>
-        <w:rPr>
-          <w:rFonts w:ascii="Arial Narrow" w:eastAsia="Arial Narrow" w:hAnsi="Arial Narrow" w:cs="Arial Narrow"/>
-          <w:sz w:val="16"/>
-          <w:szCs w:val="16"/>
-        </w:rPr>
-        <w:t>, pudiendo imponerse una amonestación si el allanamiento o reconocimiento se realiza con la presentación de los descargos; caso contrario la sanción a imponer será pecuniaria. En aquellos casos en que el allanamiento o reconocimiento verse sobre controversias referidas a actos de discriminación, actos contrarios a la vida y a la salud y sustancias peligrosas, se considera como un atenuante pero la sanción a imponer será pecuniaria. En todos los supuestos de allanamiento y reconocimiento formulados con la presentación de los descargos, se exonera al denunciado del pago de los costos del procedimiento, pero no de las costas.</w:t>
-      </w:r>
-    </w:p>
-    <w:p>
-      <w:pPr>
-        <w:pStyle w:val="Textonotapie"/>
-        <w:ind w:left="567" w:hanging="567"/>
-        <w:jc w:val="both"/>
-        <w:rPr>
-          <w:rFonts w:ascii="Arial Narrow" w:eastAsia="Arial Narrow" w:hAnsi="Arial Narrow" w:cs="Arial Narrow"/>
-          <w:b/>
-          <w:sz w:val="16"/>
-          <w:szCs w:val="16"/>
-        </w:rPr>
-      </w:pPr>
-    </w:p>
-  </w:footnote>
-  <w:footnote w:id="17">
+          <w:bCs/>
+          <w:sz w:val="16"/>
+          <w:szCs w:val="16"/>
+        </w:rPr>
+      </w:pPr>
+      <w:r>
+        <w:rPr>
+          <w:rFonts w:ascii="Arial Narrow" w:eastAsia="Arial Narrow" w:hAnsi="Arial Narrow" w:cs="Arial Narrow"/>
+          <w:b/>
+          <w:sz w:val="16"/>
+          <w:szCs w:val="16"/>
+        </w:rPr>
+        <w:t xml:space="preserve">Artículo 29.- </w:t>
+      </w:r>
+      <w:r>
+        <w:rPr>
+          <w:rFonts w:ascii="Arial Narrow" w:eastAsia="Arial Narrow" w:hAnsi="Arial Narrow" w:cs="Arial Narrow"/>
+          <w:bCs/>
+          <w:sz w:val="16"/>
+          <w:szCs w:val="16"/>
+        </w:rPr>
+        <w:t>En cualquier estado del procedimiento, e incluso antes de admitirse a trámite la denuncia, el Secretario Técnico podrá citar a las partes a audiencia de conciliación. La audiencia se desarrollará ante el Secretario Técnico o ante la persona que este designe. Si ambas partes arribaran a un acuerdo respecto de la denuncia, se levantará un acta donde conste el acuerdo respectivo, el mismo que tendrá efectos de transacción extrajudicial. En cualquier caso, la Comisión podrá continuar de oficio el procedimiento, si del análisis de los hechos denunciados considera que podría estarse afectando intereses de terceros.</w:t>
+      </w:r>
+    </w:p>
     <w:p>
       <w:pPr>
         <w:autoSpaceDE w:val="0"/>
@@ -17377,18 +17259,73 @@
           <w:szCs w:val="16"/>
         </w:rPr>
       </w:pPr>
+    </w:p>
+  </w:footnote>
+  <w:footnote w:id="19">
+    <w:p>
+      <w:pPr>
+        <w:pStyle w:val="Textonotapie"/>
+        <w:tabs>
+          <w:tab w:val="left" w:pos="567"/>
+        </w:tabs>
+        <w:ind w:left="567" w:hanging="567"/>
+        <w:jc w:val="both"/>
+        <w:rPr>
+          <w:rFonts w:ascii="Arial Narrow" w:eastAsia="Arial Narrow" w:hAnsi="Arial Narrow" w:cs="Arial Narrow"/>
+          <w:sz w:val="16"/>
+          <w:szCs w:val="16"/>
+        </w:rPr>
+      </w:pPr>
       <w:r>
         <w:rPr>
           <w:rStyle w:val="Refdenotaalpie"/>
           <w:rFonts w:ascii="Arial Narrow" w:eastAsia="Arial Narrow" w:hAnsi="Arial Narrow" w:cs="Arial Narrow"/>
+          <w:sz w:val="16"/>
+          <w:szCs w:val="16"/>
+          <w:vertAlign w:val="superscript"/>
+        </w:rPr>
+        <w:footnoteRef/>
+      </w:r>
+      <w:r>
+        <w:rPr>
+          <w:rFonts w:ascii="Arial Narrow" w:eastAsia="Arial Narrow" w:hAnsi="Arial Narrow" w:cs="Arial Narrow"/>
+          <w:sz w:val="16"/>
+          <w:szCs w:val="16"/>
+        </w:rPr>
+        <w:tab/>
+        <w:t xml:space="preserve"/>
+      </w:r>
+      <w:r>
+        <w:rPr>
+          <w:rFonts w:ascii="Arial Narrow" w:eastAsia="Arial Narrow" w:hAnsi="Arial Narrow" w:cs="Arial Narrow"/>
+          <w:sz w:val="16"/>
+          <w:szCs w:val="16"/>
+        </w:rPr>
+        <w:tab/>
+      </w:r>
+      <w:r>
+        <w:rPr>
+          <w:rFonts w:ascii="Arial Narrow" w:eastAsia="Arial Narrow" w:hAnsi="Arial Narrow" w:cs="Arial Narrow"/>
+          <w:b/>
+          <w:sz w:val="16"/>
+          <w:szCs w:val="16"/>
+        </w:rPr>
+        <w:t>TEXTO ÚNICO ORDENADO DE LA LEY DEL PROCEDIMIENTO ADMINISTRATIVO GENERAL, aprobado mediante Decreto Supremo 006-2026-JUS y publicado el 30 de abril de 2026</w:t>
+      </w:r>
+    </w:p>
+    <w:p>
+      <w:pPr>
+        <w:pStyle w:val="Textonotapie"/>
+        <w:ind w:left="1134" w:hanging="567"/>
+        <w:jc w:val="both"/>
+        <w:rPr>
+          <w:rFonts w:ascii="Arial Narrow" w:eastAsia="Arial Narrow" w:hAnsi="Arial Narrow" w:cs="Arial Narrow"/>
           <w:b/>
           <w:bCs/>
           <w:sz w:val="16"/>
           <w:szCs w:val="16"/>
-          <w:vertAlign w:val="superscript"/>
-        </w:rPr>
-        <w:footnoteRef/>
-      </w:r>
+        </w:rPr>
+      </w:pPr>
       <w:r>
         <w:rPr>
           <w:rFonts w:ascii="Arial Narrow" w:eastAsia="Arial Narrow" w:hAnsi="Arial Narrow" w:cs="Arial Narrow"/>
@@ -17397,92 +17334,86 @@
           <w:sz w:val="16"/>
           <w:szCs w:val="16"/>
         </w:rPr>
-        <w:t xml:space="preserve"> </w:t>
-      </w:r>
-      <w:r>
-        <w:rPr>
-          <w:rFonts w:ascii="Arial Narrow" w:eastAsia="Arial Narrow" w:hAnsi="Arial Narrow" w:cs="Arial Narrow"/>
-          <w:b/>
-          <w:bCs/>
+        <w:t>Artículo 20.- Modalidades de notificación</w:t>
+      </w:r>
+    </w:p>
+    <w:p>
+      <w:pPr>
+        <w:pStyle w:val="Textonotapie"/>
+        <w:ind w:left="1134" w:hanging="567"/>
+        <w:jc w:val="both"/>
+        <w:rPr>
+          <w:rFonts w:ascii="Arial Narrow" w:eastAsia="Arial Narrow" w:hAnsi="Arial Narrow" w:cs="Arial Narrow"/>
+          <w:sz w:val="16"/>
+          <w:szCs w:val="16"/>
+        </w:rPr>
+      </w:pPr>
+      <w:r>
+        <w:rPr>
+          <w:rFonts w:ascii="Arial Narrow" w:eastAsia="Arial Narrow" w:hAnsi="Arial Narrow" w:cs="Arial Narrow"/>
+          <w:sz w:val="16"/>
+          <w:szCs w:val="16"/>
+        </w:rPr>
+        <w:t xml:space="preserve">20.4. </w:t>
+      </w:r>
+      <w:r>
+        <w:rPr>
+          <w:rFonts w:ascii="Arial Narrow" w:eastAsia="Arial Narrow" w:hAnsi="Arial Narrow" w:cs="Arial Narrow"/>
           <w:sz w:val="16"/>
           <w:szCs w:val="16"/>
         </w:rPr>
         <w:tab/>
-        <w:t xml:space="preserve">DECRETO LEGISLATIVO </w:t>
-      </w:r>
-      <w:proofErr w:type="spellStart"/>
-      <w:r>
-        <w:rPr>
-          <w:rFonts w:ascii="Arial Narrow" w:eastAsia="Arial Narrow" w:hAnsi="Arial Narrow" w:cs="Arial Narrow"/>
-          <w:b/>
-          <w:bCs/>
-          <w:sz w:val="16"/>
-          <w:szCs w:val="16"/>
-        </w:rPr>
-        <w:t/>
-      </w:r>
-      <w:proofErr w:type="spellEnd"/>
-      <w:r>
-        <w:rPr>
-          <w:rFonts w:ascii="Arial Narrow" w:eastAsia="Arial Narrow" w:hAnsi="Arial Narrow" w:cs="Arial Narrow"/>
-          <w:b/>
-          <w:bCs/>
-          <w:sz w:val="16"/>
-          <w:szCs w:val="16"/>
-        </w:rPr>
-        <w:t xml:space="preserve"> 807, LEY SOBRE FACULTADES, NORMAS Y ORGANIZACIÓN DEL INDECOPI FACULTADES DE LAS COMISIONES Y OFICINAS DEL INDECOPI.</w:t>
-      </w:r>
-    </w:p>
-    <w:p>
-      <w:pPr>
-        <w:pStyle w:val="NormalWeb"/>
-        <w:spacing w:after="0" w:line="240" w:lineRule="auto"/>
-        <w:ind w:left="567"/>
-        <w:jc w:val="both"/>
-        <w:rPr>
-          <w:rFonts w:ascii="Arial Narrow" w:eastAsia="Arial Narrow" w:hAnsi="Arial Narrow" w:cs="Arial Narrow"/>
-          <w:bCs/>
-          <w:sz w:val="16"/>
-          <w:szCs w:val="16"/>
-        </w:rPr>
-      </w:pPr>
-      <w:r>
-        <w:rPr>
-          <w:rFonts w:ascii="Arial Narrow" w:eastAsia="Arial Narrow" w:hAnsi="Arial Narrow" w:cs="Arial Narrow"/>
-          <w:b/>
-          <w:sz w:val="16"/>
-          <w:szCs w:val="16"/>
-        </w:rPr>
-        <w:t xml:space="preserve">Artículo 29.- </w:t>
-      </w:r>
-      <w:r>
-        <w:rPr>
-          <w:rFonts w:ascii="Arial Narrow" w:eastAsia="Arial Narrow" w:hAnsi="Arial Narrow" w:cs="Arial Narrow"/>
-          <w:bCs/>
-          <w:sz w:val="16"/>
-          <w:szCs w:val="16"/>
-        </w:rPr>
-        <w:t>En cualquier estado del procedimiento, e incluso antes de admitirse a trámite la denuncia, el Secretario Técnico podrá citar a las partes a audiencia de conciliación. La audiencia se desarrollará ante el Secretario Técnico o ante la persona que este designe. Si ambas partes arribaran a un acuerdo respecto de la denuncia, se levantará un acta donde conste el acuerdo respectivo, el mismo que tendrá efectos de transacción extrajudicial. En cualquier caso, la Comisión podrá continuar de oficio el procedimiento, si del análisis de los hechos denunciados considera que podría estarse afectando intereses de terceros.</w:t>
-      </w:r>
-    </w:p>
-    <w:p>
-      <w:pPr>
-        <w:autoSpaceDE w:val="0"/>
-        <w:autoSpaceDN w:val="0"/>
-        <w:adjustRightInd w:val="0"/>
-        <w:ind w:left="567" w:hanging="567"/>
-        <w:jc w:val="both"/>
-        <w:rPr>
-          <w:rFonts w:ascii="Arial Narrow" w:eastAsia="Arial Narrow" w:hAnsi="Arial Narrow" w:cs="Arial Narrow"/>
-          <w:b/>
-          <w:bCs/>
-          <w:sz w:val="16"/>
-          <w:szCs w:val="16"/>
-        </w:rPr>
-      </w:pPr>
-    </w:p>
-  </w:footnote>
-  <w:footnote w:id="18">
+        <w:t>El administrado interesado o afectado por el acto que hubiera consignado en su escrito alguna dirección electrónica que conste en el expediente puede ser notificado a través de ese medio siempre que haya dado su autorización expresa para ello. Para este caso no es de aplicación el orden de prelación dispuesto en el numeral 20.1.</w:t>
+      </w:r>
+    </w:p>
+    <w:p>
+      <w:pPr>
+        <w:pStyle w:val="Textonotapie"/>
+        <w:ind w:left="1134"/>
+        <w:jc w:val="both"/>
+        <w:rPr>
+          <w:rFonts w:ascii="Arial Narrow" w:eastAsia="Arial Narrow" w:hAnsi="Arial Narrow" w:cs="Arial Narrow"/>
+          <w:sz w:val="16"/>
+          <w:szCs w:val="16"/>
+        </w:rPr>
+      </w:pPr>
+      <w:r>
+        <w:rPr>
+          <w:rFonts w:ascii="Arial Narrow" w:eastAsia="Arial Narrow" w:hAnsi="Arial Narrow" w:cs="Arial Narrow"/>
+          <w:sz w:val="16"/>
+          <w:szCs w:val="16"/>
+        </w:rPr>
+        <w:t xml:space="preserve">La notificación dirigida a la dirección de correo electrónico señalada por el administrado se entiende válidamente efectuada cuando la entidad reciba la respuesta de recepción de la dirección electrónica señalada por el administrado o esta sea generada en forma automática por una plataforma tecnológica o sistema informático que garantice que la notificación ha sido efectuada. La notificación surte efectos el día que conste haber sido recibida, conforme lo previsto en el numeral 2 del artículo 25. </w:t>
+      </w:r>
+    </w:p>
+    <w:p>
+      <w:pPr>
+        <w:pStyle w:val="Textonotapie"/>
+        <w:ind w:left="1134"/>
+        <w:jc w:val="both"/>
+        <w:rPr>
+          <w:rFonts w:ascii="Arial Narrow" w:eastAsia="Arial Narrow" w:hAnsi="Arial Narrow" w:cs="Arial Narrow"/>
+          <w:sz w:val="16"/>
+          <w:szCs w:val="16"/>
+        </w:rPr>
+      </w:pPr>
+      <w:r>
+        <w:rPr>
+          <w:rFonts w:ascii="Arial Narrow" w:eastAsia="Arial Narrow" w:hAnsi="Arial Narrow" w:cs="Arial Narrow"/>
+          <w:sz w:val="16"/>
+          <w:szCs w:val="16"/>
+        </w:rPr>
+        <w:t>En caso</w:t>
+      </w:r>
+      <w:r>
+        <w:rPr>
+          <w:rFonts w:ascii="Arial Narrow" w:eastAsia="Arial Narrow" w:hAnsi="Arial Narrow" w:cs="Arial Narrow"/>
+          <w:sz w:val="16"/>
+          <w:szCs w:val="16"/>
+        </w:rPr>
+        <w:t xml:space="preserve"> de no recibirse respuesta automática de recepción en un plazo máximo de dos (2) días hábiles contados desde el día siguiente de efectuado el acto de notificación vía correo electrónico, se procede a notificar por cédula conforme al inciso 20.1.1, volviéndose a computar el plazo establecido en el numeral 24.1 del artículo 24.</w:t>
+      </w:r>
+    </w:p>
     <w:p>
       <w:pPr>
         <w:pStyle w:val="Textonotapie"/>
@@ -17490,294 +17421,6 @@
         <w:jc w:val="both"/>
         <w:rPr>
           <w:rFonts w:ascii="Arial Narrow" w:eastAsia="Arial Narrow" w:hAnsi="Arial Narrow" w:cs="Arial Narrow"/>
-          <w:sz w:val="16"/>
-          <w:szCs w:val="16"/>
-        </w:rPr>
-      </w:pPr>
-      <w:r>
-        <w:rPr>
-          <w:rStyle w:val="Refdenotaalpie"/>
-          <w:rFonts w:ascii="Arial Narrow" w:eastAsia="Arial Narrow" w:hAnsi="Arial Narrow" w:cs="Arial Narrow"/>
-          <w:sz w:val="16"/>
-          <w:szCs w:val="16"/>
-          <w:vertAlign w:val="superscript"/>
-        </w:rPr>
-        <w:footnoteRef/>
-      </w:r>
-      <w:r>
-        <w:rPr>
-          <w:rFonts w:ascii="Arial Narrow" w:eastAsia="Arial Narrow" w:hAnsi="Arial Narrow" w:cs="Arial Narrow"/>
-          <w:sz w:val="16"/>
-          <w:szCs w:val="16"/>
-        </w:rPr>
-        <w:t xml:space="preserve"> </w:t>
-      </w:r>
-      <w:r>
-        <w:rPr>
-          <w:rFonts w:ascii="Arial Narrow" w:eastAsia="Arial Narrow" w:hAnsi="Arial Narrow" w:cs="Arial Narrow"/>
-          <w:sz w:val="16"/>
-          <w:szCs w:val="16"/>
-        </w:rPr>
-        <w:tab/>
-      </w:r>
-      <w:r>
-        <w:rPr>
-          <w:rFonts w:ascii="Arial Narrow" w:eastAsia="Arial Narrow" w:hAnsi="Arial Narrow" w:cs="Arial Narrow"/>
-          <w:b/>
-          <w:sz w:val="16"/>
-          <w:szCs w:val="16"/>
-        </w:rPr>
-        <w:t>TEXTO ÚNICO ORDENADO DE LA LEY DEL PROCEDIMIENTO ADMINISTRATIVO GENERAL, aprobado mediante Decreto Supremo 006-2026-JUS y publicado el 30 de abril de 2026</w:t>
-      </w:r>
-    </w:p>
-    <w:p>
-      <w:pPr>
-        <w:pStyle w:val="Textonotapie"/>
-        <w:ind w:left="1134" w:hanging="567"/>
-        <w:jc w:val="both"/>
-        <w:rPr>
-          <w:rFonts w:ascii="Arial Narrow" w:eastAsia="Arial Narrow" w:hAnsi="Arial Narrow" w:cs="Arial Narrow"/>
-          <w:b/>
-          <w:bCs/>
-          <w:sz w:val="16"/>
-          <w:szCs w:val="16"/>
-        </w:rPr>
-      </w:pPr>
-      <w:r>
-        <w:rPr>
-          <w:rFonts w:ascii="Arial Narrow" w:eastAsia="Arial Narrow" w:hAnsi="Arial Narrow" w:cs="Arial Narrow"/>
-          <w:b/>
-          <w:bCs/>
-          <w:sz w:val="16"/>
-          <w:szCs w:val="16"/>
-        </w:rPr>
-        <w:t>Artículo 20.- Modalidades de notificación</w:t>
-      </w:r>
-    </w:p>
-    <w:p>
-      <w:pPr>
-        <w:pStyle w:val="Textonotapie"/>
-        <w:ind w:left="1134" w:hanging="567"/>
-        <w:jc w:val="both"/>
-        <w:rPr>
-          <w:rFonts w:ascii="Arial Narrow" w:eastAsia="Arial Narrow" w:hAnsi="Arial Narrow" w:cs="Arial Narrow"/>
-          <w:sz w:val="16"/>
-          <w:szCs w:val="16"/>
-        </w:rPr>
-      </w:pPr>
-      <w:r>
-        <w:rPr>
-          <w:rFonts w:ascii="Arial Narrow" w:eastAsia="Arial Narrow" w:hAnsi="Arial Narrow" w:cs="Arial Narrow"/>
-          <w:sz w:val="16"/>
-          <w:szCs w:val="16"/>
-        </w:rPr>
-        <w:t xml:space="preserve">20.4. </w:t>
-      </w:r>
-      <w:r>
-        <w:rPr>
-          <w:rFonts w:ascii="Arial Narrow" w:eastAsia="Arial Narrow" w:hAnsi="Arial Narrow" w:cs="Arial Narrow"/>
-          <w:sz w:val="16"/>
-          <w:szCs w:val="16"/>
-        </w:rPr>
-        <w:tab/>
-        <w:t>El administrado interesado o afectado por el acto que hubiera consignado en su escrito alguna dirección electrónica que conste en el expediente puede ser notificado a través de ese medio siempre que haya dado su autorización expresa para ello. Para este caso no es de aplicación el orden de prelación dispuesto en el numeral 20.1.</w:t>
-      </w:r>
-    </w:p>
-    <w:p>
-      <w:pPr>
-        <w:pStyle w:val="Textonotapie"/>
-        <w:ind w:left="1134"/>
-        <w:jc w:val="both"/>
-        <w:rPr>
-          <w:rFonts w:ascii="Arial Narrow" w:eastAsia="Arial Narrow" w:hAnsi="Arial Narrow" w:cs="Arial Narrow"/>
-          <w:sz w:val="16"/>
-          <w:szCs w:val="16"/>
-        </w:rPr>
-      </w:pPr>
-      <w:r>
-        <w:rPr>
-          <w:rFonts w:ascii="Arial Narrow" w:eastAsia="Arial Narrow" w:hAnsi="Arial Narrow" w:cs="Arial Narrow"/>
-          <w:sz w:val="16"/>
-          <w:szCs w:val="16"/>
-        </w:rPr>
-        <w:t xml:space="preserve">La notificación dirigida a la dirección de correo electrónico señalada por el administrado se entiende válidamente efectuada cuando la entidad reciba la respuesta de recepción de la dirección electrónica señalada por el administrado o esta sea generada en forma automática por una plataforma tecnológica o sistema informático que garantice que la notificación ha sido efectuada. La notificación surte efectos el día que conste haber sido recibida, conforme lo previsto en el numeral 2 del artículo 25. </w:t>
-      </w:r>
-    </w:p>
-    <w:p>
-      <w:pPr>
-        <w:pStyle w:val="Textonotapie"/>
-        <w:ind w:left="1134"/>
-        <w:jc w:val="both"/>
-        <w:rPr>
-          <w:rFonts w:ascii="Arial Narrow" w:eastAsia="Arial Narrow" w:hAnsi="Arial Narrow" w:cs="Arial Narrow"/>
-          <w:sz w:val="16"/>
-          <w:szCs w:val="16"/>
-        </w:rPr>
-      </w:pPr>
-      <w:r>
-        <w:rPr>
-          <w:rFonts w:ascii="Arial Narrow" w:eastAsia="Arial Narrow" w:hAnsi="Arial Narrow" w:cs="Arial Narrow"/>
-          <w:sz w:val="16"/>
-          <w:szCs w:val="16"/>
-        </w:rPr>
-        <w:t>En caso</w:t>
-      </w:r>
-      <w:r>
-        <w:rPr>
-          <w:rFonts w:ascii="Arial Narrow" w:eastAsia="Arial Narrow" w:hAnsi="Arial Narrow" w:cs="Arial Narrow"/>
-          <w:sz w:val="16"/>
-          <w:szCs w:val="16"/>
-        </w:rPr>
-        <w:t xml:space="preserve"> de no recibirse respuesta automática de recepción en un plazo máximo de dos (2) días hábiles contados desde el día siguiente de efectuado el acto de notificación vía correo electrónico, se procede a notificar por cédula conforme al inciso 20.1.1, volviéndose a computar el plazo establecido en el numeral 24.1 del artículo 24.</w:t>
-      </w:r>
-    </w:p>
-    <w:p>
-      <w:pPr>
-        <w:pStyle w:val="Textonotapie"/>
-        <w:ind w:left="567" w:hanging="567"/>
-        <w:jc w:val="both"/>
-        <w:rPr>
-          <w:rFonts w:ascii="Arial Narrow" w:eastAsia="Arial Narrow" w:hAnsi="Arial Narrow" w:cs="Arial Narrow"/>
-          <w:sz w:val="16"/>
-          <w:szCs w:val="16"/>
-        </w:rPr>
-      </w:pPr>
-    </w:p>
-  </w:footnote>
-  <w:footnote w:id="13">
-    <w:p>
-      <w:pPr>
-        <w:pStyle w:val="Textonotapie"/>
-        <w:ind w:left="567" w:hanging="567"/>
-        <w:jc w:val="both"/>
-        <w:rPr>
-          <w:rFonts w:ascii="Arial Narrow" w:eastAsia="Arial Narrow" w:hAnsi="Arial Narrow" w:cs="Arial Narrow"/>
-          <w:b/>
-          <w:bCs/>
-          <w:sz w:val="16"/>
-          <w:szCs w:val="16"/>
-        </w:rPr>
-      </w:pPr>
-      <w:r>
-        <w:rPr>
-          <w:rStyle w:val="Refdenotaalpie"/>
-          <w:rFonts w:ascii="Arial Narrow" w:eastAsia="Arial Narrow" w:hAnsi="Arial Narrow" w:cs="Arial Narrow"/>
-          <w:sz w:val="16"/>
-          <w:szCs w:val="16"/>
-          <w:vertAlign w:val="superscript"/>
-        </w:rPr>
-        <w:footnoteRef/>
-      </w:r>
-      <w:r>
-        <w:rPr>
-          <w:rFonts w:ascii="Arial Narrow" w:eastAsia="Arial Narrow" w:hAnsi="Arial Narrow" w:cs="Arial Narrow"/>
-          <w:b/>
-          <w:bCs/>
-          <w:sz w:val="16"/>
-          <w:szCs w:val="16"/>
-        </w:rPr>
-        <w:t xml:space="preserve"> </w:t>
-      </w:r>
-      <w:r>
-        <w:rPr>
-          <w:rFonts w:ascii="Arial Narrow" w:eastAsia="Arial Narrow" w:hAnsi="Arial Narrow" w:cs="Arial Narrow"/>
-          <w:sz w:val="16"/>
-          <w:szCs w:val="16"/>
-        </w:rPr>
-        <w:t xml:space="preserve"> </w:t>
-      </w:r>
-      <w:r>
-        <w:rPr>
-          <w:rFonts w:ascii="Arial Narrow" w:eastAsia="Arial Narrow" w:hAnsi="Arial Narrow" w:cs="Arial Narrow"/>
-          <w:sz w:val="16"/>
-          <w:szCs w:val="16"/>
-        </w:rPr>
-        <w:tab/>
-      </w:r>
-      <w:r>
-        <w:rPr>
-          <w:rFonts w:ascii="Arial Narrow" w:eastAsia="Arial Narrow" w:hAnsi="Arial Narrow" w:cs="Arial Narrow"/>
-          <w:b/>
-          <w:bCs/>
-          <w:sz w:val="16"/>
-          <w:szCs w:val="16"/>
-        </w:rPr>
-        <w:t>TEXTO ÚNICO ORDENADO DE LA LEY 27444, LEY DE PROCEDIMIENTO ADMINISTRATIVO GENERAL, aprobado por el Decreto Supremo 006-2026-JUS</w:t>
-      </w:r>
-    </w:p>
-    <w:p>
-      <w:pPr>
-        <w:pStyle w:val="Textonotapie"/>
-        <w:ind w:firstLine="567"/>
-        <w:jc w:val="both"/>
-        <w:rPr>
-          <w:rFonts w:ascii="Arial Narrow" w:eastAsia="Arial Narrow" w:hAnsi="Arial Narrow" w:cs="Arial Narrow"/>
-          <w:b/>
-          <w:bCs/>
-          <w:sz w:val="16"/>
-          <w:szCs w:val="16"/>
-        </w:rPr>
-      </w:pPr>
-      <w:r>
-        <w:rPr>
-          <w:rFonts w:ascii="Arial Narrow" w:eastAsia="Arial Narrow" w:hAnsi="Arial Narrow" w:cs="Arial Narrow"/>
-          <w:b/>
-          <w:bCs/>
-          <w:sz w:val="16"/>
-          <w:szCs w:val="16"/>
-        </w:rPr>
-        <w:t>233.- Contestación de la reclamación</w:t>
-      </w:r>
-    </w:p>
-    <w:p>
-      <w:pPr>
-        <w:pStyle w:val="Textonotapie"/>
-        <w:ind w:firstLine="567"/>
-        <w:jc w:val="both"/>
-        <w:rPr>
-          <w:rFonts w:ascii="Arial Narrow" w:eastAsia="Arial Narrow" w:hAnsi="Arial Narrow" w:cs="Arial Narrow"/>
-          <w:sz w:val="16"/>
-          <w:szCs w:val="16"/>
-        </w:rPr>
-      </w:pPr>
-      <w:r>
-        <w:rPr>
-          <w:rFonts w:ascii="Arial Narrow" w:eastAsia="Arial Narrow" w:hAnsi="Arial Narrow" w:cs="Arial Narrow"/>
-          <w:sz w:val="16"/>
-          <w:szCs w:val="16"/>
-        </w:rPr>
-        <w:t>233.1 “(…) Las alegaciones y los hechos relevantes de la reclamación, salvo que hayan sido específicamente negadas en la contestación,</w:t>
-      </w:r>
-    </w:p>
-    <w:p>
-      <w:pPr>
-        <w:pStyle w:val="Textonotapie"/>
-        <w:ind w:firstLine="567"/>
-        <w:jc w:val="both"/>
-        <w:rPr>
-          <w:rFonts w:ascii="Arial Narrow" w:eastAsia="Arial Narrow" w:hAnsi="Arial Narrow" w:cs="Arial Narrow"/>
-          <w:sz w:val="16"/>
-          <w:szCs w:val="16"/>
-        </w:rPr>
-      </w:pPr>
-      <w:r>
-        <w:rPr>
-          <w:rFonts w:ascii="Arial Narrow" w:eastAsia="Arial Narrow" w:hAnsi="Arial Narrow" w:cs="Arial Narrow"/>
-          <w:sz w:val="16"/>
-          <w:szCs w:val="16"/>
-        </w:rPr>
-        <w:t>se tendrán por aceptadas o merituadas como ciertas”.</w:t>
-      </w:r>
-    </w:p>
-    <w:p>
-      <w:pPr>
-        <w:pStyle w:val="Textonotapie"/>
-        <w:ind w:left="567" w:hanging="567"/>
-        <w:jc w:val="both"/>
-        <w:rPr>
-          <w:rFonts w:ascii="Arial Narrow" w:eastAsia="Arial Narrow" w:hAnsi="Arial Narrow" w:cs="Arial Narrow"/>
-          <w:b/>
-          <w:bCs/>
           <w:sz w:val="16"/>
           <w:szCs w:val="16"/>
         </w:rPr>

--- a/plantillas_maestras/16_temas_administrativos_financieros/materia_general_asegurativa/2_o_mas_ddos_varios/varon/TPL_1705_2025_TEMAS_ADMINISTRATIVOS_FINANCIEROS_MATERIA_GENERAL_ASEGURATIVA_ASEGURADORA_VARON_R282.docx
+++ b/plantillas_maestras/16_temas_administrativos_financieros/materia_general_asegurativa/2_o_mas_ddos_varios/varon/TPL_1705_2025_TEMAS_ADMINISTRATIVOS_FINANCIEROS_MATERIA_GENERAL_ASEGURATIVA_ASEGURADORA_VARON_R282.docx
@@ -494,6 +494,7 @@
     </w:p>
     <w:p>
       <w:pPr>
+        <w:spacing w:before="0" w:after="0" w:line="240" w:lineRule="auto"/>
         <w:jc w:val="both"/>
         <w:rPr>
           <w:rFonts w:ascii="Arial Narrow" w:eastAsia="Arial Narrow" w:hAnsi="Arial Narrow" w:cs="Arial Narrow"/>
@@ -774,6 +775,7 @@
     </w:p>
     <w:p>
       <w:pPr>
+        <w:spacing w:before="0" w:after="0" w:line="240" w:lineRule="auto"/>
         <w:pBdr>
           <w:top w:val="nil"/>
           <w:left w:val="nil"/>
@@ -932,6 +934,7 @@
     </w:p>
     <w:p>
       <w:pPr>
+        <w:spacing w:before="0" w:after="0" w:line="240" w:lineRule="auto"/>
         <w:pBdr>
           <w:top w:val="nil"/>
           <w:left w:val="nil"/>
@@ -1046,6 +1049,7 @@
     </w:p>
     <w:p>
       <w:pPr>
+        <w:spacing w:before="0" w:after="0" w:line="240" w:lineRule="auto"/>
         <w:pBdr>
           <w:top w:val="nil"/>
           <w:left w:val="nil"/>
@@ -1142,6 +1146,7 @@
     </w:p>
     <w:p>
       <w:pPr>
+        <w:spacing w:before="0" w:after="0" w:line="240" w:lineRule="auto"/>
         <w:pBdr>
           <w:top w:val="nil"/>
           <w:left w:val="nil"/>
@@ -1275,6 +1280,7 @@
     <w:p>
       <w:pPr>
         <w:pStyle w:val="Prrafodelista"/>
+        <w:spacing w:before="0" w:after="0" w:line="240" w:lineRule="auto"/>
         <w:rPr>
           <w:rFonts w:ascii="Arial Narrow" w:eastAsia="Arial Narrow" w:hAnsi="Arial Narrow" w:cs="Arial Narrow"/>
           <w:sz w:val="22"/>
@@ -1389,6 +1395,7 @@
     </w:p>
     <w:p>
       <w:pPr>
+        <w:spacing w:before="0" w:after="0" w:line="240" w:lineRule="auto"/>
         <w:pBdr>
           <w:top w:val="nil"/>
           <w:left w:val="nil"/>
@@ -1594,6 +1601,7 @@
     <w:p>
       <w:pPr>
         <w:pStyle w:val="Prrafodelista"/>
+        <w:spacing w:before="0" w:after="0" w:line="240" w:lineRule="auto"/>
         <w:rPr>
           <w:rFonts w:ascii="Arial Narrow" w:eastAsia="Arial Narrow" w:hAnsi="Arial Narrow" w:cs="Arial Narrow"/>
           <w:sz w:val="22"/>
@@ -1690,6 +1698,7 @@
     </w:p>
     <w:p>
       <w:pPr>
+        <w:spacing w:before="0" w:after="0" w:line="240" w:lineRule="auto"/>
         <w:pBdr>
           <w:top w:val="nil"/>
           <w:left w:val="nil"/>
@@ -1877,6 +1886,7 @@
     </w:p>
     <w:p>
       <w:pPr>
+        <w:spacing w:before="0" w:after="0" w:line="240" w:lineRule="auto"/>
         <w:pBdr>
           <w:top w:val="nil"/>
           <w:left w:val="nil"/>
@@ -2072,6 +2082,7 @@
     </w:p>
     <w:p>
       <w:pPr>
+        <w:spacing w:before="0" w:after="0" w:line="240" w:lineRule="auto"/>
         <w:pBdr>
           <w:top w:val="nil"/>
           <w:left w:val="nil"/>
@@ -2137,6 +2148,7 @@
     <w:p>
       <w:pPr>
         <w:pStyle w:val="Prrafodelista"/>
+        <w:spacing w:before="0" w:after="0" w:line="240" w:lineRule="auto"/>
         <w:rPr>
           <w:rFonts w:ascii="Arial Narrow" w:eastAsia="Arial Narrow" w:hAnsi="Arial Narrow" w:cs="Arial Narrow"/>
           <w:sz w:val="22"/>
@@ -2258,6 +2270,7 @@
     </w:p>
     <w:p>
       <w:pPr>
+        <w:spacing w:before="0" w:after="0" w:line="240" w:lineRule="auto"/>
         <w:pBdr>
           <w:top w:val="nil"/>
           <w:left w:val="nil"/>
@@ -2469,6 +2482,7 @@
     </w:p>
     <w:p>
       <w:pPr>
+        <w:spacing w:before="0" w:after="0" w:line="240" w:lineRule="auto"/>
         <w:contextualSpacing/>
         <w:jc w:val="both"/>
         <w:rPr>
@@ -2529,6 +2543,7 @@
     </w:p>
     <w:p>
       <w:pPr>
+        <w:spacing w:before="0" w:after="0" w:line="240" w:lineRule="auto"/>
         <w:ind w:left="567"/>
         <w:contextualSpacing/>
         <w:jc w:val="both"/>
@@ -2567,6 +2582,7 @@
     </w:p>
     <w:p>
       <w:pPr>
+        <w:spacing w:before="0" w:after="0" w:line="240" w:lineRule="auto"/>
         <w:ind w:left="567"/>
         <w:contextualSpacing/>
         <w:jc w:val="both"/>
@@ -2621,6 +2637,7 @@
     </w:p>
     <w:p>
       <w:pPr>
+        <w:spacing w:before="0" w:after="0" w:line="240" w:lineRule="auto"/>
         <w:ind w:left="720"/>
         <w:contextualSpacing/>
         <w:rPr>
@@ -2674,6 +2691,7 @@
     </w:p>
     <w:p>
       <w:pPr>
+        <w:spacing w:before="0" w:after="0" w:line="240" w:lineRule="auto"/>
         <w:ind w:left="1134" w:right="4"/>
         <w:contextualSpacing/>
         <w:jc w:val="both"/>
@@ -2725,6 +2743,7 @@
     </w:p>
     <w:p>
       <w:pPr>
+        <w:spacing w:before="0" w:after="0" w:line="240" w:lineRule="auto"/>
         <w:ind w:left="1134"/>
         <w:contextualSpacing/>
         <w:rPr>
@@ -2771,6 +2790,7 @@
     </w:p>
     <w:p>
       <w:pPr>
+        <w:spacing w:before="0" w:after="0" w:line="240" w:lineRule="auto"/>
         <w:ind w:left="2268"/>
         <w:contextualSpacing/>
         <w:rPr>
@@ -2862,6 +2882,7 @@
     </w:p>
     <w:p>
       <w:pPr>
+        <w:spacing w:before="0" w:after="0" w:line="240" w:lineRule="auto"/>
         <w:ind w:left="2268"/>
         <w:contextualSpacing/>
         <w:jc w:val="both"/>
@@ -2915,6 +2936,7 @@
     </w:p>
     <w:p>
       <w:pPr>
+        <w:spacing w:before="0" w:after="0" w:line="240" w:lineRule="auto"/>
         <w:ind w:left="2268"/>
         <w:contextualSpacing/>
         <w:jc w:val="both"/>
@@ -2968,6 +2990,7 @@
     </w:p>
     <w:p>
       <w:pPr>
+        <w:spacing w:before="0" w:after="0" w:line="240" w:lineRule="auto"/>
         <w:ind w:left="2835"/>
         <w:contextualSpacing/>
         <w:jc w:val="both"/>
@@ -3009,6 +3032,7 @@
     </w:p>
     <w:p>
       <w:pPr>
+        <w:spacing w:before="0" w:after="0" w:line="240" w:lineRule="auto"/>
         <w:ind w:left="2835"/>
         <w:contextualSpacing/>
         <w:jc w:val="both"/>
@@ -3141,6 +3165,7 @@
     </w:p>
     <w:p>
       <w:pPr>
+        <w:spacing w:before="0" w:after="0" w:line="240" w:lineRule="auto"/>
         <w:ind w:left="1134"/>
         <w:contextualSpacing/>
         <w:jc w:val="both"/>
@@ -3281,6 +3306,7 @@
     </w:p>
     <w:p>
       <w:pPr>
+        <w:spacing w:before="0" w:after="0" w:line="240" w:lineRule="auto"/>
         <w:ind w:left="3402" w:hanging="567"/>
         <w:contextualSpacing/>
         <w:jc w:val="both"/>
@@ -3322,6 +3348,7 @@
     </w:p>
     <w:p>
       <w:pPr>
+        <w:spacing w:before="0" w:after="0" w:line="240" w:lineRule="auto"/>
         <w:ind w:left="2268" w:right="4" w:hanging="567"/>
         <w:contextualSpacing/>
         <w:jc w:val="both"/>
@@ -3371,6 +3398,7 @@
     </w:p>
     <w:p>
       <w:pPr>
+        <w:spacing w:before="0" w:after="0" w:line="240" w:lineRule="auto"/>
         <w:ind w:left="2268" w:right="4" w:hanging="567"/>
         <w:contextualSpacing/>
         <w:jc w:val="both"/>
@@ -3431,6 +3459,7 @@
     </w:p>
     <w:p>
       <w:pPr>
+        <w:spacing w:before="0" w:after="0" w:line="240" w:lineRule="auto"/>
         <w:contextualSpacing/>
         <w:rPr>
           <w:rFonts w:ascii="Arial Narrow" w:eastAsia="Arial Narrow" w:hAnsi="Arial Narrow" w:cs="Arial Narrow"/>
@@ -3474,6 +3503,7 @@
     </w:p>
     <w:p>
       <w:pPr>
+        <w:spacing w:before="0" w:after="0" w:line="240" w:lineRule="auto"/>
         <w:ind w:left="2268" w:right="4" w:hanging="567"/>
         <w:contextualSpacing/>
         <w:jc w:val="both"/>
@@ -3539,6 +3569,7 @@
     </w:p>
     <w:p>
       <w:pPr>
+        <w:spacing w:before="0" w:after="0" w:line="240" w:lineRule="auto"/>
         <w:ind w:left="2835" w:right="4" w:hanging="567"/>
         <w:contextualSpacing/>
         <w:jc w:val="both"/>
@@ -3584,6 +3615,7 @@
     </w:p>
     <w:p>
       <w:pPr>
+        <w:spacing w:before="0" w:after="0" w:line="240" w:lineRule="auto"/>
         <w:ind w:left="2835" w:hanging="567"/>
         <w:contextualSpacing/>
         <w:jc w:val="both"/>
@@ -3633,6 +3665,7 @@
     </w:p>
     <w:p>
       <w:pPr>
+        <w:spacing w:before="0" w:after="0" w:line="240" w:lineRule="auto"/>
         <w:ind w:left="2835" w:hanging="567"/>
         <w:contextualSpacing/>
         <w:jc w:val="both"/>
@@ -3692,6 +3725,7 @@
     </w:p>
     <w:p>
       <w:pPr>
+        <w:spacing w:before="0" w:after="0" w:line="240" w:lineRule="auto"/>
         <w:ind w:left="2835" w:hanging="567"/>
         <w:contextualSpacing/>
         <w:jc w:val="both"/>
@@ -3740,6 +3774,7 @@
     </w:p>
     <w:p>
       <w:pPr>
+        <w:spacing w:before="0" w:after="0" w:line="240" w:lineRule="auto"/>
         <w:ind w:left="2835" w:hanging="3"/>
         <w:contextualSpacing/>
         <w:jc w:val="both"/>
@@ -3789,6 +3824,7 @@
     </w:p>
     <w:p>
       <w:pPr>
+        <w:spacing w:before="0" w:after="0" w:line="240" w:lineRule="auto"/>
         <w:ind w:left="2835" w:hanging="567"/>
         <w:contextualSpacing/>
         <w:jc w:val="both"/>
@@ -3860,6 +3896,7 @@
     </w:p>
     <w:p>
       <w:pPr>
+        <w:spacing w:before="0" w:after="0" w:line="240" w:lineRule="auto"/>
         <w:ind w:left="2835" w:hanging="567"/>
         <w:contextualSpacing/>
         <w:jc w:val="both"/>
@@ -3909,6 +3946,7 @@
     </w:p>
     <w:p>
       <w:pPr>
+        <w:spacing w:before="0" w:after="0" w:line="240" w:lineRule="auto"/>
         <w:ind w:left="567"/>
         <w:contextualSpacing/>
         <w:jc w:val="both"/>
@@ -3961,6 +3999,7 @@
     </w:p>
     <w:p>
       <w:pPr>
+        <w:spacing w:before="0" w:after="0" w:line="240" w:lineRule="auto"/>
         <w:ind w:left="567"/>
         <w:contextualSpacing/>
         <w:jc w:val="both"/>
@@ -4050,6 +4089,7 @@
     </w:p>
     <w:p>
       <w:pPr>
+        <w:spacing w:before="0" w:after="0" w:line="240" w:lineRule="auto"/>
         <w:ind w:left="567"/>
         <w:contextualSpacing/>
         <w:jc w:val="both"/>
@@ -4113,9 +4153,9 @@
     <w:p>
       <w:pPr>
         <w:pStyle w:val="Prrafodelista"/>
-        <w:rPr>
-          <w:rFonts w:ascii="Arial Narrow" w:eastAsia="Arial Narrow" w:hAnsi="Arial Narrow" w:cs="Arial Narrow"/>
-          <w:spacing w:val="-3"/>
+        <w:spacing w:before="0" w:after="0" w:line="240" w:lineRule="auto"/>
+        <w:rPr>
+          <w:rFonts w:ascii="Arial Narrow" w:eastAsia="Arial Narrow" w:hAnsi="Arial Narrow" w:cs="Arial Narrow"/>
           <w:sz w:val="22"/>
           <w:szCs w:val="22"/>
         </w:rPr>
@@ -4193,9 +4233,9 @@
     <w:p>
       <w:pPr>
         <w:pStyle w:val="Prrafodelista"/>
-        <w:rPr>
-          <w:rFonts w:ascii="Arial Narrow" w:eastAsia="Arial Narrow" w:hAnsi="Arial Narrow" w:cs="Arial Narrow"/>
-          <w:spacing w:val="-3"/>
+        <w:spacing w:before="0" w:after="0" w:line="240" w:lineRule="auto"/>
+        <w:rPr>
+          <w:rFonts w:ascii="Arial Narrow" w:eastAsia="Arial Narrow" w:hAnsi="Arial Narrow" w:cs="Arial Narrow"/>
           <w:sz w:val="22"/>
           <w:szCs w:val="22"/>
           <w:lang w:val="es-ES"/>
@@ -4353,6 +4393,7 @@
     <w:p>
       <w:pPr>
         <w:pStyle w:val="Prrafodelista"/>
+        <w:spacing w:before="0" w:after="0" w:line="240" w:lineRule="auto"/>
         <w:rPr>
           <w:rStyle w:val="normaltextrun"/>
           <w:rFonts w:ascii="Arial Narrow" w:eastAsia="Arial Narrow" w:hAnsi="Arial Narrow" w:cs="Arial Narrow"/>
@@ -4565,6 +4606,7 @@
     </w:p>
     <w:p>
       <w:pPr>
+        <w:spacing w:before="0" w:after="0" w:line="240" w:lineRule="auto"/>
         <w:jc w:val="both"/>
         <w:rPr>
           <w:rFonts w:ascii="Arial Narrow" w:eastAsia="Arial Narrow" w:hAnsi="Arial Narrow" w:cs="Arial Narrow"/>
@@ -4675,6 +4717,7 @@
     <w:p>
       <w:pPr>
         <w:pStyle w:val="Prrafodelista"/>
+        <w:spacing w:before="0" w:after="0" w:line="240" w:lineRule="auto"/>
         <w:ind w:left="1134"/>
         <w:jc w:val="both"/>
         <w:rPr>
@@ -4754,10 +4797,10 @@
     </w:p>
     <w:p>
       <w:pPr>
-        <w:jc w:val="both"/>
-        <w:rPr>
-          <w:rFonts w:ascii="Arial Narrow" w:eastAsia="Arial Narrow" w:hAnsi="Arial Narrow" w:cs="Arial Narrow"/>
-          <w:spacing w:val="-3"/>
+        <w:spacing w:before="0" w:after="0" w:line="240" w:lineRule="auto"/>
+        <w:jc w:val="both"/>
+        <w:rPr>
+          <w:rFonts w:ascii="Arial Narrow" w:eastAsia="Arial Narrow" w:hAnsi="Arial Narrow" w:cs="Arial Narrow"/>
           <w:sz w:val="22"/>
           <w:szCs w:val="22"/>
           <w:lang w:val="es-ES"/>
@@ -4942,6 +4985,7 @@
     </w:p>
     <w:p>
       <w:pPr>
+        <w:spacing w:before="0" w:after="0" w:line="240" w:lineRule="auto"/>
         <w:tabs>
           <w:tab w:val="left" w:pos="284"/>
           <w:tab w:val="left" w:pos="1701"/>
@@ -5147,6 +5191,7 @@
     </w:p>
     <w:p>
       <w:pPr>
+        <w:spacing w:before="0" w:after="0" w:line="240" w:lineRule="auto"/>
         <w:tabs>
           <w:tab w:val="left" w:pos="-720"/>
           <w:tab w:val="left" w:pos="0"/>
@@ -5158,7 +5203,6 @@
           <w:rFonts w:ascii="Arial Narrow" w:eastAsia="Arial Narrow" w:hAnsi="Arial Narrow" w:cs="Arial Narrow"/>
           <w:i/>
           <w:iCs/>
-          <w:spacing w:val="-3"/>
           <w:sz w:val="22"/>
           <w:szCs w:val="22"/>
           <w:shd w:val="clear" w:color="auto" w:fill="FFFFFF"/>
@@ -5230,6 +5274,7 @@
     </w:p>
     <w:p>
       <w:pPr>
+        <w:spacing w:before="0" w:after="0" w:line="240" w:lineRule="auto"/>
         <w:tabs>
           <w:tab w:val="left" w:pos="284"/>
           <w:tab w:val="left" w:pos="1701"/>
@@ -5412,6 +5457,7 @@
     </w:p>
     <w:p>
       <w:pPr>
+        <w:spacing w:before="0" w:after="0" w:line="240" w:lineRule="auto"/>
         <w:tabs>
           <w:tab w:val="left" w:pos="-720"/>
           <w:tab w:val="left" w:pos="0"/>
@@ -5423,7 +5469,6 @@
           <w:rFonts w:ascii="Arial Narrow" w:eastAsia="Arial Narrow" w:hAnsi="Arial Narrow" w:cs="Arial Narrow"/>
           <w:i/>
           <w:iCs/>
-          <w:spacing w:val="-3"/>
           <w:sz w:val="22"/>
           <w:szCs w:val="22"/>
           <w:shd w:val="clear" w:color="auto" w:fill="FFFFFF"/>
@@ -5501,6 +5546,7 @@
     </w:p>
     <w:p>
       <w:pPr>
+        <w:spacing w:before="0" w:after="0" w:line="240" w:lineRule="auto"/>
         <w:jc w:val="both"/>
         <w:rPr>
           <w:rFonts w:ascii="Arial Narrow" w:eastAsia="Arial Narrow" w:hAnsi="Arial Narrow" w:cs="Arial Narrow"/>
@@ -5658,11 +5704,11 @@
     <w:p>
       <w:pPr>
         <w:pStyle w:val="Prrafodelista"/>
+        <w:spacing w:before="0" w:after="0" w:line="240" w:lineRule="auto"/>
         <w:rPr>
           <w:rFonts w:ascii="Arial Narrow" w:eastAsia="Arial Narrow" w:hAnsi="Arial Narrow" w:cs="Arial Narrow"/>
           <w:i/>
           <w:iCs/>
-          <w:spacing w:val="-3"/>
           <w:sz w:val="22"/>
           <w:szCs w:val="22"/>
           <w:lang w:val="es-ES"/>
@@ -5973,6 +6019,7 @@
     <w:p>
       <w:pPr>
         <w:pStyle w:val="Prrafodelista"/>
+        <w:spacing w:before="0" w:after="0" w:line="240" w:lineRule="auto"/>
         <w:rPr>
           <w:rFonts w:ascii="Arial Narrow" w:eastAsia="Arial Narrow" w:hAnsi="Arial Narrow" w:cs="Arial Narrow"/>
           <w:sz w:val="22"/>
@@ -6211,6 +6258,7 @@
     <w:p>
       <w:pPr>
         <w:pStyle w:val="Prrafodelista"/>
+        <w:spacing w:before="0" w:after="0" w:line="240" w:lineRule="auto"/>
         <w:rPr>
           <w:rFonts w:ascii="Arial Narrow" w:eastAsia="Arial Narrow" w:hAnsi="Arial Narrow" w:cs="Arial Narrow"/>
           <w:sz w:val="22"/>
@@ -6313,6 +6361,7 @@
     <w:p>
       <w:pPr>
         <w:pStyle w:val="Prrafodelista"/>
+        <w:spacing w:before="0" w:after="0" w:line="240" w:lineRule="auto"/>
         <w:rPr>
           <w:rFonts w:ascii="Arial Narrow" w:eastAsia="Arial Narrow" w:hAnsi="Arial Narrow" w:cs="Arial Narrow"/>
           <w:sz w:val="22"/>
@@ -6532,6 +6581,7 @@
     <w:p>
       <w:pPr>
         <w:pStyle w:val="Prrafodelista"/>
+        <w:spacing w:before="0" w:after="0" w:line="240" w:lineRule="auto"/>
         <w:rPr>
           <w:rFonts w:ascii="Arial Narrow" w:eastAsia="Arial Narrow" w:hAnsi="Arial Narrow" w:cs="Arial Narrow"/>
           <w:sz w:val="22"/>
@@ -6565,6 +6615,7 @@
     </w:p>
     <w:p>
       <w:pPr>
+        <w:spacing w:before="0" w:after="0" w:line="240" w:lineRule="auto"/>
         <w:contextualSpacing/>
         <w:rPr>
           <w:rFonts w:ascii="Arial Narrow" w:eastAsia="Arial Narrow" w:hAnsi="Arial Narrow" w:cs="Arial Narrow"/>
@@ -6597,6 +6648,7 @@
     </w:p>
     <w:p>
       <w:pPr>
+        <w:spacing w:before="0" w:after="0" w:line="240" w:lineRule="auto"/>
         <w:rPr>
           <w:rFonts w:ascii="Arial Narrow" w:eastAsia="Arial Narrow" w:hAnsi="Arial Narrow" w:cs="Arial Narrow"/>
           <w:sz w:val="22"/>
@@ -6871,6 +6923,7 @@
     <w:p>
       <w:pPr>
         <w:pStyle w:val="Prrafodelista"/>
+        <w:spacing w:before="0" w:after="0" w:line="240" w:lineRule="auto"/>
         <w:ind w:left="567" w:hanging="567"/>
         <w:rPr>
           <w:rFonts w:ascii="Arial Narrow" w:eastAsia="Arial Narrow" w:hAnsi="Arial Narrow" w:cs="Arial Narrow"/>
@@ -7174,6 +7227,7 @@
     <w:p>
       <w:pPr>
         <w:pStyle w:val="Prrafodelista"/>
+        <w:spacing w:before="0" w:after="0" w:line="240" w:lineRule="auto"/>
         <w:rPr>
           <w:rFonts w:ascii="Arial Narrow" w:eastAsia="Arial Narrow" w:hAnsi="Arial Narrow" w:cs="Arial Narrow"/>
           <w:sz w:val="22"/>
@@ -7413,6 +7467,7 @@
     <w:p>
       <w:pPr>
         <w:pStyle w:val="Prrafodelista"/>
+        <w:spacing w:before="0" w:after="0" w:line="240" w:lineRule="auto"/>
         <w:ind w:left="567" w:hanging="567"/>
         <w:rPr>
           <w:rFonts w:ascii="Arial Narrow" w:eastAsia="Arial Narrow" w:hAnsi="Arial Narrow" w:cs="Arial Narrow"/>
@@ -7806,6 +7861,7 @@
     <w:p>
       <w:pPr>
         <w:pStyle w:val="Prrafodelista"/>
+        <w:spacing w:before="0" w:after="0" w:line="240" w:lineRule="auto"/>
         <w:ind w:left="567" w:hanging="567"/>
         <w:rPr>
           <w:rFonts w:ascii="Arial Narrow" w:eastAsia="Arial Narrow" w:hAnsi="Arial Narrow" w:cs="Arial Narrow"/>
@@ -7862,6 +7918,7 @@
     </w:p>
     <w:p>
       <w:pPr>
+        <w:spacing w:before="0" w:after="0" w:line="240" w:lineRule="auto"/>
         <w:ind w:left="567" w:hanging="567"/>
         <w:contextualSpacing/>
         <w:jc w:val="both"/>
@@ -7933,6 +7990,7 @@
     <w:p>
       <w:pPr>
         <w:pStyle w:val="Prrafodelista"/>
+        <w:spacing w:before="0" w:after="0" w:line="240" w:lineRule="auto"/>
         <w:ind w:left="567" w:hanging="567"/>
         <w:rPr>
           <w:rFonts w:ascii="Arial Narrow" w:eastAsia="Arial Narrow" w:hAnsi="Arial Narrow" w:cs="Arial Narrow"/>
@@ -8640,6 +8698,7 @@
     </w:p>
     <w:p>
       <w:pPr>
+        <w:spacing w:before="0" w:after="0" w:line="240" w:lineRule="auto"/>
         <w:rPr>
           <w:rStyle w:val="eop"/>
           <w:rFonts w:ascii="Arial Narrow" w:eastAsia="Arial Narrow" w:hAnsi="Arial Narrow" w:cs="Arial Narrow"/>
@@ -8733,6 +8792,7 @@
     </w:p>
     <w:p>
       <w:pPr>
+        <w:spacing w:before="0" w:after="0" w:line="240" w:lineRule="auto"/>
         <w:jc w:val="both"/>
         <w:rPr>
           <w:rFonts w:ascii="Arial Narrow" w:eastAsia="Arial Narrow" w:hAnsi="Arial Narrow" w:cs="Arial Narrow"/>
@@ -8776,6 +8836,7 @@
     </w:p>
     <w:p>
       <w:pPr>
+        <w:spacing w:before="0" w:after="0" w:line="240" w:lineRule="auto"/>
         <w:jc w:val="both"/>
         <w:rPr>
           <w:rFonts w:ascii="Arial Narrow" w:eastAsia="Arial Narrow" w:hAnsi="Arial Narrow" w:cs="Arial Narrow"/>
@@ -8932,6 +8993,7 @@
     <w:p>
       <w:pPr>
         <w:pStyle w:val="Prrafodelista"/>
+        <w:spacing w:before="0" w:after="0" w:line="240" w:lineRule="auto"/>
         <w:ind w:left="567"/>
         <w:jc w:val="both"/>
         <w:rPr>
@@ -9067,6 +9129,7 @@
     </w:p>
     <w:p>
       <w:pPr>
+        <w:spacing w:before="0" w:after="0" w:line="240" w:lineRule="auto"/>
         <w:jc w:val="both"/>
         <w:rPr>
           <w:rFonts w:ascii="Arial Narrow" w:eastAsia="Arial Narrow" w:hAnsi="Arial Narrow" w:cs="Arial Narrow"/>
@@ -9125,6 +9188,7 @@
     </w:p>
     <w:p>
       <w:pPr>
+        <w:spacing w:before="0" w:after="0" w:line="240" w:lineRule="auto"/>
         <w:jc w:val="both"/>
         <w:rPr>
           <w:rFonts w:ascii="Arial Narrow" w:eastAsia="Arial Narrow" w:hAnsi="Arial Narrow" w:cs="Arial Narrow"/>
@@ -9225,6 +9289,7 @@
     </w:p>
     <w:p>
       <w:pPr>
+        <w:spacing w:before="0" w:after="0" w:line="240" w:lineRule="auto"/>
         <w:jc w:val="both"/>
         <w:rPr>
           <w:rFonts w:ascii="Arial Narrow" w:eastAsia="Arial Narrow" w:hAnsi="Arial Narrow" w:cs="Arial Narrow"/>
@@ -9267,6 +9332,7 @@
     </w:p>
     <w:p>
       <w:pPr>
+        <w:spacing w:before="0" w:after="0" w:line="240" w:lineRule="auto"/>
         <w:pBdr>
           <w:top w:val="nil"/>
           <w:left w:val="nil"/>
@@ -9317,6 +9383,7 @@
     </w:p>
     <w:p>
       <w:pPr>
+        <w:spacing w:before="0" w:after="0" w:line="240" w:lineRule="auto"/>
         <w:pBdr>
           <w:top w:val="nil"/>
           <w:left w:val="nil"/>
@@ -9530,6 +9597,7 @@
     </w:p>
     <w:p>
       <w:pPr>
+        <w:spacing w:before="0" w:after="0" w:line="240" w:lineRule="auto"/>
         <w:jc w:val="both"/>
         <w:rPr>
           <w:rFonts w:ascii="Arial Narrow" w:eastAsia="Arial Narrow" w:hAnsi="Arial Narrow" w:cs="Arial Narrow"/>
@@ -9572,6 +9640,7 @@
     </w:p>
     <w:p>
       <w:pPr>
+        <w:spacing w:before="0" w:after="0" w:line="240" w:lineRule="auto"/>
         <w:pBdr>
           <w:top w:val="nil"/>
           <w:left w:val="nil"/>
@@ -10264,6 +10333,7 @@
     </w:p>
     <w:p>
       <w:pPr>
+        <w:spacing w:before="0" w:after="0" w:line="240" w:lineRule="auto"/>
         <w:jc w:val="both"/>
         <w:rPr>
           <w:rFonts w:ascii="Arial Narrow" w:eastAsia="Arial Narrow" w:hAnsi="Arial Narrow" w:cs="Arial Narrow"/>
@@ -10467,6 +10537,7 @@
     </w:p>
     <w:p>
       <w:pPr>
+        <w:spacing w:before="0" w:after="0" w:line="240" w:lineRule="auto"/>
         <w:jc w:val="both"/>
         <w:rPr>
           <w:rFonts w:ascii="Arial Narrow" w:eastAsia="Arial Narrow" w:hAnsi="Arial Narrow" w:cs="Arial Narrow"/>
@@ -10546,6 +10617,7 @@
     <w:p>
       <w:pPr>
         <w:pStyle w:val="Prrafodelista"/>
+        <w:spacing w:before="0" w:after="0" w:line="240" w:lineRule="auto"/>
         <w:jc w:val="both"/>
         <w:rPr>
           <w:rFonts w:ascii="Arial Narrow" w:eastAsia="Arial Narrow" w:hAnsi="Arial Narrow" w:cs="Arial Narrow"/>
@@ -10623,6 +10695,7 @@
     <w:p>
       <w:pPr>
         <w:pStyle w:val="Prrafodelista"/>
+        <w:spacing w:before="0" w:after="0" w:line="240" w:lineRule="auto"/>
         <w:jc w:val="both"/>
         <w:rPr>
           <w:rFonts w:ascii="Arial Narrow" w:eastAsia="Arial Narrow" w:hAnsi="Arial Narrow" w:cs="Arial Narrow"/>
@@ -10745,6 +10818,7 @@
     </w:p>
     <w:p>
       <w:pPr>
+        <w:spacing w:before="0" w:after="0" w:line="240" w:lineRule="auto"/>
         <w:jc w:val="both"/>
         <w:rPr>
           <w:rFonts w:ascii="Arial Narrow" w:eastAsia="Arial Narrow" w:hAnsi="Arial Narrow" w:cs="Arial Narrow"/>
@@ -10849,6 +10923,7 @@
     </w:p>
     <w:p>
       <w:pPr>
+        <w:spacing w:before="0" w:after="0" w:line="240" w:lineRule="auto"/>
         <w:pBdr>
           <w:top w:val="nil"/>
           <w:left w:val="nil"/>
@@ -10936,6 +11011,7 @@
     </w:p>
     <w:p>
       <w:pPr>
+        <w:spacing w:before="0" w:after="0" w:line="240" w:lineRule="auto"/>
         <w:jc w:val="both"/>
         <w:rPr>
           <w:rFonts w:ascii="Arial Narrow" w:eastAsia="Arial Narrow" w:hAnsi="Arial Narrow" w:cs="Arial Narrow"/>
@@ -11016,6 +11092,7 @@
     <w:bookmarkEnd w:id="7"/>
     <w:p>
       <w:pPr>
+        <w:spacing w:before="0" w:after="0" w:line="240" w:lineRule="auto"/>
         <w:autoSpaceDE w:val="0"/>
         <w:autoSpaceDN w:val="0"/>
         <w:adjustRightInd w:val="0"/>
@@ -11053,6 +11130,7 @@
     </w:p>
     <w:p>
       <w:pPr>
+        <w:spacing w:before="0" w:after="0" w:line="240" w:lineRule="auto"/>
         <w:widowControl w:val="0"/>
         <w:ind w:left="567" w:hanging="567"/>
         <w:jc w:val="both"/>
@@ -11090,6 +11168,7 @@
     </w:p>
     <w:p>
       <w:pPr>
+        <w:spacing w:before="0" w:after="0" w:line="240" w:lineRule="auto"/>
         <w:widowControl w:val="0"/>
         <w:ind w:left="567"/>
         <w:jc w:val="both"/>
@@ -11126,6 +11205,7 @@
     </w:p>
     <w:p>
       <w:pPr>
+        <w:spacing w:before="0" w:after="0" w:line="240" w:lineRule="auto"/>
         <w:widowControl w:val="0"/>
         <w:ind w:left="567"/>
         <w:jc w:val="both"/>
@@ -11163,6 +11243,7 @@
     </w:p>
     <w:p>
       <w:pPr>
+        <w:spacing w:before="0" w:after="0" w:line="240" w:lineRule="auto"/>
         <w:widowControl w:val="0"/>
         <w:ind w:left="567"/>
         <w:jc w:val="both"/>
@@ -11266,6 +11347,7 @@
     <w:bookmarkEnd w:id="8"/>
     <w:p>
       <w:pPr>
+        <w:spacing w:before="0" w:after="0" w:line="240" w:lineRule="auto"/>
         <w:jc w:val="both"/>
         <w:rPr>
           <w:rFonts w:ascii="Arial Narrow" w:eastAsia="Arial Narrow" w:hAnsi="Arial Narrow" w:cs="Arial Narrow"/>
@@ -11352,12 +11434,12 @@
     </w:p>
     <w:p>
       <w:pPr>
+        <w:spacing w:before="0" w:after="0" w:line="240" w:lineRule="auto"/>
         <w:jc w:val="both"/>
         <w:rPr>
           <w:rFonts w:ascii="Arial Narrow" w:eastAsia="Arial Narrow" w:hAnsi="Arial Narrow" w:cs="Arial Narrow"/>
           <w:b/>
           <w:bCs/>
-          <w:spacing w:val="-2"/>
           <w:sz w:val="22"/>
           <w:szCs w:val="22"/>
           <w:lang w:eastAsia="es-ES"/>
@@ -11566,6 +11648,7 @@
     </w:p>
     <w:p>
       <w:pPr>
+        <w:spacing w:before="0" w:after="0" w:line="240" w:lineRule="auto"/>
         <w:pBdr>
           <w:top w:val="nil"/>
           <w:left w:val="nil"/>
@@ -11827,6 +11910,7 @@
     <w:bookmarkEnd w:id="12"/>
     <w:p>
       <w:pPr>
+        <w:spacing w:before="0" w:after="0" w:line="240" w:lineRule="auto"/>
         <w:shd w:val="clear" w:color="auto" w:fill="FFFFFF" w:themeFill="background1"/>
         <w:jc w:val="both"/>
         <w:rPr>
@@ -11896,6 +11980,7 @@
     </w:p>
     <w:p>
       <w:pPr>
+        <w:spacing w:before="0" w:after="0" w:line="240" w:lineRule="auto"/>
         <w:shd w:val="clear" w:color="auto" w:fill="FFFFFF"/>
         <w:jc w:val="both"/>
         <w:rPr>
@@ -12005,6 +12090,7 @@
     </w:p>
     <w:p>
       <w:pPr>
+        <w:spacing w:before="0" w:after="0" w:line="240" w:lineRule="auto"/>
         <w:shd w:val="clear" w:color="auto" w:fill="FFFFFF" w:themeFill="background1"/>
         <w:jc w:val="both"/>
         <w:rPr>
@@ -12065,6 +12151,7 @@
     </w:p>
     <w:p>
       <w:pPr>
+        <w:spacing w:before="0" w:after="0" w:line="240" w:lineRule="auto"/>
         <w:shd w:val="clear" w:color="auto" w:fill="FFFFFF" w:themeFill="background1"/>
         <w:jc w:val="both"/>
         <w:rPr>
@@ -12281,6 +12368,7 @@
     </w:p>
     <w:p>
       <w:pPr>
+        <w:spacing w:before="0" w:after="0" w:line="240" w:lineRule="auto"/>
         <w:suppressAutoHyphens/>
         <w:jc w:val="both"/>
         <w:rPr>
@@ -12958,24 +13046,23 @@
           <w:sz w:val="16"/>
           <w:szCs w:val="16"/>
         </w:rPr>
+        <w:t xml:space="preserve"/>
+      </w:r>
+      <w:r>
+        <w:rPr>
+          <w:rFonts w:ascii="Arial Narrow" w:eastAsia="Arial Narrow" w:hAnsi="Arial Narrow" w:cs="Arial Narrow"/>
+          <w:sz w:val="16"/>
+          <w:szCs w:val="16"/>
+        </w:rPr>
+      </w:r>
+      <w:r>
+        <w:rPr>
+          <w:rFonts w:ascii="Arial Narrow" w:eastAsia="Arial Narrow" w:hAnsi="Arial Narrow" w:cs="Arial Narrow"/>
+          <w:b/>
+          <w:sz w:val="16"/>
+          <w:szCs w:val="16"/>
+        </w:rPr>
         <w:tab/>
-        <w:t xml:space="preserve"/>
-      </w:r>
-      <w:r>
-        <w:rPr>
-          <w:rFonts w:ascii="Arial Narrow" w:eastAsia="Arial Narrow" w:hAnsi="Arial Narrow" w:cs="Arial Narrow"/>
-          <w:sz w:val="16"/>
-          <w:szCs w:val="16"/>
-        </w:rPr>
-        <w:tab/>
-      </w:r>
-      <w:r>
-        <w:rPr>
-          <w:rFonts w:ascii="Arial Narrow" w:eastAsia="Arial Narrow" w:hAnsi="Arial Narrow" w:cs="Arial Narrow"/>
-          <w:b/>
-          <w:sz w:val="16"/>
-          <w:szCs w:val="16"/>
-        </w:rPr>
         <w:t xml:space="preserve">DIRECTIVA 001-2008-TRI-INDECOPI, DIRECTIVA SOBRE CONFIDENCIALIDAD DE LA INFORMACIÓN EN LOS PROCEDIMIENTOS SEGUIDOS POR LOS ÓRGANOS FUNCIONALES DEL INDECOPI, MODIFICADA POR LA DIRECTIVA 002-2017/TRI-INDECOPI, PUBLICADA EL 24 de noviembre de 2017</w:t>
       </w:r>
       <w:r>
@@ -13129,24 +13216,23 @@
           <w:sz w:val="16"/>
           <w:szCs w:val="16"/>
         </w:rPr>
+        <w:t xml:space="preserve"/>
+      </w:r>
+      <w:r>
+        <w:rPr>
+          <w:rFonts w:ascii="Arial Narrow" w:eastAsia="Arial Narrow" w:hAnsi="Arial Narrow" w:cs="Arial Narrow"/>
+          <w:sz w:val="16"/>
+          <w:szCs w:val="16"/>
+        </w:rPr>
+      </w:r>
+      <w:r>
+        <w:rPr>
+          <w:rFonts w:ascii="Arial Narrow" w:eastAsia="Arial Narrow" w:hAnsi="Arial Narrow" w:cs="Arial Narrow"/>
+          <w:b/>
+          <w:sz w:val="16"/>
+          <w:szCs w:val="16"/>
+        </w:rPr>
         <w:tab/>
-        <w:t xml:space="preserve"/>
-      </w:r>
-      <w:r>
-        <w:rPr>
-          <w:rFonts w:ascii="Arial Narrow" w:eastAsia="Arial Narrow" w:hAnsi="Arial Narrow" w:cs="Arial Narrow"/>
-          <w:sz w:val="16"/>
-          <w:szCs w:val="16"/>
-        </w:rPr>
-        <w:tab/>
-      </w:r>
-      <w:r>
-        <w:rPr>
-          <w:rFonts w:ascii="Arial Narrow" w:eastAsia="Arial Narrow" w:hAnsi="Arial Narrow" w:cs="Arial Narrow"/>
-          <w:b/>
-          <w:sz w:val="16"/>
-          <w:szCs w:val="16"/>
-        </w:rPr>
         <w:t xml:space="preserve">DIRECTIVA </w:t>
       </w:r>
       <w:proofErr w:type="spellStart"/>
@@ -13308,25 +13394,24 @@
           <w:sz w:val="16"/>
           <w:szCs w:val="16"/>
         </w:rPr>
+        <w:t xml:space="preserve"/>
+      </w:r>
+      <w:r>
+        <w:rPr>
+          <w:rFonts w:ascii="Arial Narrow" w:eastAsia="Arial Narrow" w:hAnsi="Arial Narrow" w:cs="Arial Narrow"/>
+          <w:sz w:val="16"/>
+          <w:szCs w:val="16"/>
+        </w:rPr>
+      </w:r>
+      <w:r>
+        <w:rPr>
+          <w:rFonts w:ascii="Arial Narrow" w:eastAsia="Arial Narrow" w:hAnsi="Arial Narrow" w:cs="Arial Narrow"/>
+          <w:b/>
+          <w:bCs/>
+          <w:sz w:val="16"/>
+          <w:szCs w:val="16"/>
+        </w:rPr>
         <w:tab/>
-        <w:t xml:space="preserve"/>
-      </w:r>
-      <w:r>
-        <w:rPr>
-          <w:rFonts w:ascii="Arial Narrow" w:eastAsia="Arial Narrow" w:hAnsi="Arial Narrow" w:cs="Arial Narrow"/>
-          <w:sz w:val="16"/>
-          <w:szCs w:val="16"/>
-        </w:rPr>
-        <w:tab/>
-      </w:r>
-      <w:r>
-        <w:rPr>
-          <w:rFonts w:ascii="Arial Narrow" w:eastAsia="Arial Narrow" w:hAnsi="Arial Narrow" w:cs="Arial Narrow"/>
-          <w:b/>
-          <w:bCs/>
-          <w:sz w:val="16"/>
-          <w:szCs w:val="16"/>
-        </w:rPr>
         <w:t xml:space="preserve">Directiva </w:t>
       </w:r>
       <w:proofErr w:type="spellStart"/>
@@ -13520,26 +13605,25 @@
           <w:sz w:val="16"/>
           <w:szCs w:val="16"/>
         </w:rPr>
+        <w:t xml:space="preserve"/>
+      </w:r>
+      <w:r>
+        <w:rPr>
+          <w:rFonts w:ascii="Arial Narrow" w:eastAsia="Arial Narrow" w:hAnsi="Arial Narrow" w:cs="Arial Narrow"/>
+          <w:sz w:val="16"/>
+          <w:szCs w:val="16"/>
+        </w:rPr>
+      </w:r>
+      <w:r>
+        <w:rPr>
+          <w:rStyle w:val="normaltextrun"/>
+          <w:rFonts w:ascii="Arial Narrow" w:eastAsia="Arial Narrow" w:hAnsi="Arial Narrow" w:cs="Arial Narrow"/>
+          <w:b/>
+          <w:bCs/>
+          <w:sz w:val="16"/>
+          <w:szCs w:val="16"/>
+        </w:rPr>
         <w:tab/>
-        <w:t xml:space="preserve"/>
-      </w:r>
-      <w:r>
-        <w:rPr>
-          <w:rFonts w:ascii="Arial Narrow" w:eastAsia="Arial Narrow" w:hAnsi="Arial Narrow" w:cs="Arial Narrow"/>
-          <w:sz w:val="16"/>
-          <w:szCs w:val="16"/>
-        </w:rPr>
-        <w:tab/>
-      </w:r>
-      <w:r>
-        <w:rPr>
-          <w:rStyle w:val="normaltextrun"/>
-          <w:rFonts w:ascii="Arial Narrow" w:eastAsia="Arial Narrow" w:hAnsi="Arial Narrow" w:cs="Arial Narrow"/>
-          <w:b/>
-          <w:bCs/>
-          <w:sz w:val="16"/>
-          <w:szCs w:val="16"/>
-        </w:rPr>
         <w:t>Decreto Supremo 006-2026-JUS, TEXTO ÚNICO ORDENADO DE LA LEY DEL PROCEDIMIENTO ADMINISTRATIVO GENERAL, publicado el 30 de abril de 2026.</w:t>
       </w:r>
       <w:r>
@@ -13784,24 +13868,23 @@
           <w:sz w:val="16"/>
           <w:szCs w:val="16"/>
         </w:rPr>
+        <w:t xml:space="preserve"/>
+      </w:r>
+      <w:r>
+        <w:rPr>
+          <w:rFonts w:ascii="Arial Narrow" w:eastAsia="Arial Narrow" w:hAnsi="Arial Narrow" w:cs="Arial Narrow"/>
+          <w:sz w:val="16"/>
+          <w:szCs w:val="16"/>
+        </w:rPr>
+      </w:r>
+      <w:r>
+        <w:rPr>
+          <w:rFonts w:ascii="Arial Narrow" w:eastAsia="Arial Narrow" w:hAnsi="Arial Narrow" w:cs="Arial Narrow"/>
+          <w:b/>
+          <w:sz w:val="16"/>
+          <w:szCs w:val="16"/>
+        </w:rPr>
         <w:tab/>
-        <w:t xml:space="preserve"/>
-      </w:r>
-      <w:r>
-        <w:rPr>
-          <w:rFonts w:ascii="Arial Narrow" w:eastAsia="Arial Narrow" w:hAnsi="Arial Narrow" w:cs="Arial Narrow"/>
-          <w:sz w:val="16"/>
-          <w:szCs w:val="16"/>
-        </w:rPr>
-        <w:tab/>
-      </w:r>
-      <w:r>
-        <w:rPr>
-          <w:rFonts w:ascii="Arial Narrow" w:eastAsia="Arial Narrow" w:hAnsi="Arial Narrow" w:cs="Arial Narrow"/>
-          <w:b/>
-          <w:sz w:val="16"/>
-          <w:szCs w:val="16"/>
-        </w:rPr>
         <w:t xml:space="preserve">DIRECTIVA 001-2008/TRI-INDECOPI, DIRECTIVA SOBRE CONFIDENCIALIDAD DE LA INFORMACIÓN EN LOS PROCEDIMIENTOS SEGUIDOS POR LOS ÓRGANOS FUNCIONALES DEL INDECOPI, MODIFICADA POR LA DIRECTIVA </w:t>
       </w:r>
       <w:proofErr w:type="spellStart"/>
@@ -13848,7 +13931,7 @@
     <w:p>
       <w:pPr>
         <w:pStyle w:val="Textonotapie"/>
-        <w:ind w:left="567" w:hanging="12"/>
+        <w:ind w:left="567"/>
         <w:jc w:val="both"/>
         <w:rPr>
           <w:rFonts w:ascii="Arial Narrow" w:eastAsia="Arial Narrow" w:hAnsi="Arial Narrow" w:cs="Arial Narrow"/>
@@ -13904,7 +13987,7 @@
     <w:p>
       <w:pPr>
         <w:pStyle w:val="Textonotapie"/>
-        <w:ind w:left="1134" w:hanging="567"/>
+        <w:ind w:left="1134" w:hanging="1134"/>
         <w:jc w:val="both"/>
         <w:rPr>
           <w:rFonts w:ascii="Arial Narrow" w:eastAsia="Arial Narrow" w:hAnsi="Arial Narrow" w:cs="Arial Narrow"/>
@@ -13989,7 +14072,7 @@
     <w:p>
       <w:pPr>
         <w:pStyle w:val="Textonotapie"/>
-        <w:ind w:left="1134" w:hanging="567"/>
+        <w:ind w:left="1134" w:hanging="1134"/>
         <w:jc w:val="both"/>
         <w:rPr>
           <w:rFonts w:ascii="Arial Narrow" w:eastAsia="Arial Narrow" w:hAnsi="Arial Narrow" w:cs="Arial Narrow"/>
@@ -14062,32 +14145,31 @@
           <w:sz w:val="16"/>
           <w:szCs w:val="16"/>
         </w:rPr>
+        <w:t xml:space="preserve"/>
+      </w:r>
+      <w:r>
+        <w:rPr>
+          <w:rFonts w:ascii="Arial Narrow" w:eastAsia="Arial Narrow" w:hAnsi="Arial Narrow" w:cs="Arial Narrow"/>
+          <w:sz w:val="16"/>
+          <w:szCs w:val="16"/>
+        </w:rPr>
+      </w:r>
+      <w:r>
+        <w:rPr>
+          <w:rFonts w:ascii="Arial Narrow" w:eastAsia="Arial Narrow" w:hAnsi="Arial Narrow" w:cs="Arial Narrow"/>
+          <w:b/>
+          <w:bCs/>
+          <w:sz w:val="16"/>
+          <w:szCs w:val="16"/>
+        </w:rPr>
         <w:tab/>
-        <w:t xml:space="preserve"/>
-      </w:r>
-      <w:r>
-        <w:rPr>
-          <w:rFonts w:ascii="Arial Narrow" w:eastAsia="Arial Narrow" w:hAnsi="Arial Narrow" w:cs="Arial Narrow"/>
-          <w:sz w:val="16"/>
-          <w:szCs w:val="16"/>
-        </w:rPr>
-        <w:tab/>
-      </w:r>
-      <w:r>
-        <w:rPr>
-          <w:rFonts w:ascii="Arial Narrow" w:eastAsia="Arial Narrow" w:hAnsi="Arial Narrow" w:cs="Arial Narrow"/>
-          <w:b/>
-          <w:bCs/>
-          <w:sz w:val="16"/>
-          <w:szCs w:val="16"/>
-        </w:rPr>
         <w:t>DIRECTIVA 001-2008-TRI-INDECOPI, DIRECTIVA SOBRE CONFIDENCIALIDAD DE LA INFORMACIÓN EN LOS PROCEDIMIENTOS SEGUIDOS POR LOS ÓRGANOS FUNCIONALES DEL INDECOPI, modificada por la DIRECTIVA 003-2022/TRI-INDECOPI</w:t>
       </w:r>
     </w:p>
     <w:p>
       <w:pPr>
         <w:pStyle w:val="Textonotapie"/>
-        <w:ind w:left="1134" w:hanging="567"/>
+        <w:ind w:left="1134" w:hanging="1134"/>
         <w:jc w:val="both"/>
         <w:rPr>
           <w:rFonts w:ascii="Arial Narrow" w:eastAsia="Arial Narrow" w:hAnsi="Arial Narrow" w:cs="Arial Narrow"/>
@@ -14156,7 +14238,7 @@
     <w:p>
       <w:pPr>
         <w:pStyle w:val="Textonotapie"/>
-        <w:ind w:left="1134" w:hanging="567"/>
+        <w:ind w:left="1134" w:hanging="1134"/>
         <w:jc w:val="both"/>
         <w:rPr>
           <w:rFonts w:ascii="Arial Narrow" w:eastAsia="Arial Narrow" w:hAnsi="Arial Narrow" w:cs="Arial Narrow"/>
@@ -14230,25 +14312,24 @@
           <w:sz w:val="16"/>
           <w:szCs w:val="16"/>
         </w:rPr>
+        <w:t xml:space="preserve"/>
+      </w:r>
+      <w:r>
+        <w:rPr>
+          <w:rFonts w:ascii="Arial Narrow" w:eastAsia="Arial Narrow" w:hAnsi="Arial Narrow" w:cs="Arial Narrow"/>
+          <w:sz w:val="16"/>
+          <w:szCs w:val="16"/>
+        </w:rPr>
+      </w:r>
+      <w:r>
+        <w:rPr>
+          <w:rFonts w:ascii="Arial Narrow" w:eastAsia="Arial Narrow" w:hAnsi="Arial Narrow" w:cs="Arial Narrow"/>
+          <w:b/>
+          <w:bCs/>
+          <w:sz w:val="16"/>
+          <w:szCs w:val="16"/>
+        </w:rPr>
         <w:tab/>
-        <w:t xml:space="preserve"/>
-      </w:r>
-      <w:r>
-        <w:rPr>
-          <w:rFonts w:ascii="Arial Narrow" w:eastAsia="Arial Narrow" w:hAnsi="Arial Narrow" w:cs="Arial Narrow"/>
-          <w:sz w:val="16"/>
-          <w:szCs w:val="16"/>
-        </w:rPr>
-        <w:tab/>
-      </w:r>
-      <w:r>
-        <w:rPr>
-          <w:rFonts w:ascii="Arial Narrow" w:eastAsia="Arial Narrow" w:hAnsi="Arial Narrow" w:cs="Arial Narrow"/>
-          <w:b/>
-          <w:bCs/>
-          <w:sz w:val="16"/>
-          <w:szCs w:val="16"/>
-        </w:rPr>
         <w:t xml:space="preserve">LEY 29571, CÓDIGO DE PROTECCIÓN Y DEFENSA DEL CONSUMIDOR, publicado el 2 de setiembre de 2010 y modificado por Decreto Legislativo 1308 </w:t>
       </w:r>
     </w:p>
@@ -14564,27 +14645,26 @@
           <w:szCs w:val="16"/>
           <w:lang w:eastAsia="en-US"/>
         </w:rPr>
+        <w:t xml:space="preserve"/>
+      </w:r>
+      <w:r>
+        <w:rPr>
+          <w:rFonts w:ascii="Arial Narrow" w:eastAsia="Arial Narrow" w:hAnsi="Arial Narrow" w:cs="Arial Narrow"/>
+          <w:sz w:val="16"/>
+          <w:szCs w:val="16"/>
+          <w:lang w:val="es-ES"/>
+        </w:rPr>
+      </w:r>
+      <w:r>
+        <w:rPr>
+          <w:rFonts w:ascii="Arial Narrow" w:eastAsia="Arial Narrow" w:hAnsi="Arial Narrow" w:cs="Arial Narrow"/>
+          <w:b/>
+          <w:bCs/>
+          <w:sz w:val="16"/>
+          <w:szCs w:val="16"/>
+          <w:lang w:eastAsia="en-US"/>
+        </w:rPr>
         <w:tab/>
-        <w:t xml:space="preserve"/>
-      </w:r>
-      <w:r>
-        <w:rPr>
-          <w:rFonts w:ascii="Arial Narrow" w:eastAsia="Arial Narrow" w:hAnsi="Arial Narrow" w:cs="Arial Narrow"/>
-          <w:sz w:val="16"/>
-          <w:szCs w:val="16"/>
-          <w:lang w:val="es-ES"/>
-        </w:rPr>
-        <w:tab/>
-      </w:r>
-      <w:r>
-        <w:rPr>
-          <w:rFonts w:ascii="Arial Narrow" w:eastAsia="Arial Narrow" w:hAnsi="Arial Narrow" w:cs="Arial Narrow"/>
-          <w:b/>
-          <w:bCs/>
-          <w:sz w:val="16"/>
-          <w:szCs w:val="16"/>
-          <w:lang w:eastAsia="en-US"/>
-        </w:rPr>
         <w:t>LEY 29571, CÓDIGO DE PROTECCIÓN Y DEFENSA DEL CONSUMIDOR, publicado el 2 de setiembre de 2010 y modificado por Decreto Legislativo 1308</w:t>
       </w:r>
       <w:r>
@@ -14830,27 +14910,26 @@
           <w:szCs w:val="16"/>
           <w:lang w:eastAsia="en-US"/>
         </w:rPr>
+        <w:t xml:space="preserve"/>
+      </w:r>
+      <w:r>
+        <w:rPr>
+          <w:rFonts w:ascii="Arial Narrow" w:eastAsia="Arial Narrow" w:hAnsi="Arial Narrow" w:cs="Arial Narrow"/>
+          <w:sz w:val="16"/>
+          <w:szCs w:val="16"/>
+          <w:lang w:val="es-ES"/>
+        </w:rPr>
+      </w:r>
+      <w:r>
+        <w:rPr>
+          <w:rFonts w:ascii="Arial Narrow" w:eastAsia="Arial Narrow" w:hAnsi="Arial Narrow" w:cs="Arial Narrow"/>
+          <w:b/>
+          <w:bCs/>
+          <w:sz w:val="16"/>
+          <w:szCs w:val="16"/>
+          <w:lang w:eastAsia="en-US"/>
+        </w:rPr>
         <w:tab/>
-        <w:t xml:space="preserve"/>
-      </w:r>
-      <w:r>
-        <w:rPr>
-          <w:rFonts w:ascii="Arial Narrow" w:eastAsia="Arial Narrow" w:hAnsi="Arial Narrow" w:cs="Arial Narrow"/>
-          <w:sz w:val="16"/>
-          <w:szCs w:val="16"/>
-          <w:lang w:val="es-ES"/>
-        </w:rPr>
-        <w:tab/>
-      </w:r>
-      <w:r>
-        <w:rPr>
-          <w:rFonts w:ascii="Arial Narrow" w:eastAsia="Arial Narrow" w:hAnsi="Arial Narrow" w:cs="Arial Narrow"/>
-          <w:b/>
-          <w:bCs/>
-          <w:sz w:val="16"/>
-          <w:szCs w:val="16"/>
-          <w:lang w:eastAsia="en-US"/>
-        </w:rPr>
         <w:t xml:space="preserve">LEY 29571, CÓDIGO DE PROTECCIÓN Y DEFENSA DEL CONSUMIDOR, publicado el 2 de setiembre de 2010 y modificado por Decreto Legislativo </w:t>
       </w:r>
       <w:proofErr w:type="spellStart"/>
@@ -15077,17 +15156,27 @@
           <w:sz w:val="16"/>
           <w:szCs w:val="16"/>
         </w:rPr>
+        <w:t xml:space="preserve"/>
+      </w:r>
+      <w:r>
+        <w:rPr>
+          <w:rFonts w:ascii="Arial Narrow" w:eastAsia="Arial Narrow" w:hAnsi="Arial Narrow" w:cs="Arial Narrow"/>
+          <w:sz w:val="16"/>
+          <w:szCs w:val="16"/>
+        </w:rPr>
+      </w:r>
+      <w:r>
+        <w:rPr>
+          <w:rFonts w:ascii="Arial Narrow" w:eastAsia="Arial Narrow" w:hAnsi="Arial Narrow" w:cs="Arial Narrow"/>
+          <w:b/>
+          <w:bCs/>
+          <w:sz w:val="16"/>
+          <w:szCs w:val="16"/>
+        </w:rPr>
         <w:tab/>
-        <w:t xml:space="preserve"/>
-      </w:r>
-      <w:r>
-        <w:rPr>
-          <w:rFonts w:ascii="Arial Narrow" w:eastAsia="Arial Narrow" w:hAnsi="Arial Narrow" w:cs="Arial Narrow"/>
-          <w:sz w:val="16"/>
-          <w:szCs w:val="16"/>
-        </w:rPr>
-        <w:tab/>
-      </w:r>
+        <w:t xml:space="preserve">LEY SOBRE FACULTADES, NORMAS Y ORGANIZACIÓN DEL INDECOPI, aprobada por Decreto Legislativo </w:t>
+      </w:r>
+      <w:proofErr w:type="spellStart"/>
       <w:r>
         <w:rPr>
           <w:rFonts w:ascii="Arial Narrow" w:eastAsia="Arial Narrow" w:hAnsi="Arial Narrow" w:cs="Arial Narrow"/>
@@ -15096,9 +15185,9 @@
           <w:sz w:val="16"/>
           <w:szCs w:val="16"/>
         </w:rPr>
-        <w:t xml:space="preserve">LEY SOBRE FACULTADES, NORMAS Y ORGANIZACIÓN DEL INDECOPI, aprobada por Decreto Legislativo </w:t>
-      </w:r>
-      <w:proofErr w:type="spellStart"/>
+        <w:t/>
+      </w:r>
+      <w:proofErr w:type="spellEnd"/>
       <w:r>
         <w:rPr>
           <w:rFonts w:ascii="Arial Narrow" w:eastAsia="Arial Narrow" w:hAnsi="Arial Narrow" w:cs="Arial Narrow"/>
@@ -15107,9 +15196,19 @@
           <w:sz w:val="16"/>
           <w:szCs w:val="16"/>
         </w:rPr>
-        <w:t/>
-      </w:r>
-      <w:proofErr w:type="spellEnd"/>
+        <w:t xml:space="preserve">807, publicado el 18 de abril de 1996</w:t>
+      </w:r>
+    </w:p>
+    <w:p>
+      <w:pPr>
+        <w:ind w:left="567"/>
+        <w:jc w:val="both"/>
+        <w:rPr>
+          <w:rFonts w:ascii="Arial Narrow" w:eastAsia="Arial Narrow" w:hAnsi="Arial Narrow" w:cs="Arial Narrow"/>
+          <w:sz w:val="16"/>
+          <w:szCs w:val="16"/>
+        </w:rPr>
+      </w:pPr>
       <w:r>
         <w:rPr>
           <w:rFonts w:ascii="Arial Narrow" w:eastAsia="Arial Narrow" w:hAnsi="Arial Narrow" w:cs="Arial Narrow"/>
@@ -15118,7 +15217,15 @@
           <w:sz w:val="16"/>
           <w:szCs w:val="16"/>
         </w:rPr>
-        <w:t xml:space="preserve">807, publicado el 18 de abril de 1996</w:t>
+        <w:t>Artículo 1.</w:t>
+      </w:r>
+      <w:r>
+        <w:rPr>
+          <w:rFonts w:ascii="Arial Narrow" w:eastAsia="Arial Narrow" w:hAnsi="Arial Narrow" w:cs="Arial Narrow"/>
+          <w:sz w:val="16"/>
+          <w:szCs w:val="16"/>
+        </w:rPr>
+        <w:t>- Las Comisiones y Oficinas del Indecopi gozan de las facultades necesarias para desarrollar investigaciones relacionadas con los temas de su competencia. Dichas facultades serán ejercidas a través de las Secretarías Técnicas o Jefes de Oficinas y de los funcionarios que se designen para tal fin. Podrán ejercerse dentro de los procedimientos iniciados o en las investigaciones preliminares que se lleven a cabo para determinar la apertura de un procedimiento.</w:t>
       </w:r>
     </w:p>
     <w:p>
@@ -15139,15 +15246,15 @@
           <w:sz w:val="16"/>
           <w:szCs w:val="16"/>
         </w:rPr>
-        <w:t>Artículo 1.</w:t>
-      </w:r>
-      <w:r>
-        <w:rPr>
-          <w:rFonts w:ascii="Arial Narrow" w:eastAsia="Arial Narrow" w:hAnsi="Arial Narrow" w:cs="Arial Narrow"/>
-          <w:sz w:val="16"/>
-          <w:szCs w:val="16"/>
-        </w:rPr>
-        <w:t>- Las Comisiones y Oficinas del Indecopi gozan de las facultades necesarias para desarrollar investigaciones relacionadas con los temas de su competencia. Dichas facultades serán ejercidas a través de las Secretarías Técnicas o Jefes de Oficinas y de los funcionarios que se designen para tal fin. Podrán ejercerse dentro de los procedimientos iniciados o en las investigaciones preliminares que se lleven a cabo para determinar la apertura de un procedimiento.</w:t>
+        <w:t xml:space="preserve">Artículo 2.- </w:t>
+      </w:r>
+      <w:r>
+        <w:rPr>
+          <w:rFonts w:ascii="Arial Narrow" w:eastAsia="Arial Narrow" w:hAnsi="Arial Narrow" w:cs="Arial Narrow"/>
+          <w:sz w:val="16"/>
+          <w:szCs w:val="16"/>
+        </w:rPr>
+        <w:t>Sin que la presente enumeración tenga carácter taxativo cada Comisión, Oficina o Sala del Tribunal del INDECOPI tiene las siguientes facultades:</w:t>
       </w:r>
     </w:p>
     <w:p>
@@ -15163,58 +15270,58 @@
       <w:r>
         <w:rPr>
           <w:rFonts w:ascii="Arial Narrow" w:eastAsia="Arial Narrow" w:hAnsi="Arial Narrow" w:cs="Arial Narrow"/>
+          <w:sz w:val="16"/>
+          <w:szCs w:val="16"/>
+        </w:rPr>
+        <w:t>a) Exigir a las personas naturales o jurídicas la exhibición de todo tipo de documentos, incluyendo los libros contables y societarios, los comprobantes de pago, la correspondencia comercial y los registros magnéticos incluyendo, en este caso, los programas que fueran necesarios para su lectura; así como solicitar información referida a la organización, los negocios, el accionariado y la estructura de propiedad de las empresas.</w:t>
+      </w:r>
+    </w:p>
+    <w:p>
+      <w:pPr>
+        <w:ind w:left="567"/>
+        <w:jc w:val="both"/>
+        <w:rPr>
+          <w:rFonts w:ascii="Arial Narrow" w:eastAsia="Arial Narrow" w:hAnsi="Arial Narrow" w:cs="Arial Narrow"/>
+          <w:sz w:val="16"/>
+          <w:szCs w:val="16"/>
+        </w:rPr>
+      </w:pPr>
+      <w:r>
+        <w:rPr>
+          <w:rFonts w:ascii="Arial Narrow" w:eastAsia="Arial Narrow" w:hAnsi="Arial Narrow" w:cs="Arial Narrow"/>
+          <w:sz w:val="16"/>
+          <w:szCs w:val="16"/>
+        </w:rPr>
+        <w:t>(...).</w:t>
+      </w:r>
+    </w:p>
+    <w:p>
+      <w:pPr>
+        <w:ind w:firstLine="567"/>
+        <w:jc w:val="both"/>
+        <w:rPr>
+          <w:rFonts w:ascii="Arial Narrow" w:eastAsia="Arial Narrow" w:hAnsi="Arial Narrow" w:cs="Arial Narrow"/>
+          <w:sz w:val="16"/>
+          <w:szCs w:val="16"/>
+        </w:rPr>
+      </w:pPr>
+      <w:r>
+        <w:rPr>
+          <w:rFonts w:ascii="Arial Narrow" w:eastAsia="Arial Narrow" w:hAnsi="Arial Narrow" w:cs="Arial Narrow"/>
           <w:b/>
           <w:bCs/>
           <w:sz w:val="16"/>
           <w:szCs w:val="16"/>
         </w:rPr>
-        <w:t xml:space="preserve">Artículo 2.- </w:t>
-      </w:r>
-      <w:r>
-        <w:rPr>
-          <w:rFonts w:ascii="Arial Narrow" w:eastAsia="Arial Narrow" w:hAnsi="Arial Narrow" w:cs="Arial Narrow"/>
-          <w:sz w:val="16"/>
-          <w:szCs w:val="16"/>
-        </w:rPr>
-        <w:t>Sin que la presente enumeración tenga carácter taxativo cada Comisión, Oficina o Sala del Tribunal del INDECOPI tiene las siguientes facultades:</w:t>
-      </w:r>
-    </w:p>
-    <w:p>
-      <w:pPr>
-        <w:ind w:left="567"/>
-        <w:jc w:val="both"/>
-        <w:rPr>
-          <w:rFonts w:ascii="Arial Narrow" w:eastAsia="Arial Narrow" w:hAnsi="Arial Narrow" w:cs="Arial Narrow"/>
-          <w:sz w:val="16"/>
-          <w:szCs w:val="16"/>
-        </w:rPr>
-      </w:pPr>
-      <w:r>
-        <w:rPr>
-          <w:rFonts w:ascii="Arial Narrow" w:eastAsia="Arial Narrow" w:hAnsi="Arial Narrow" w:cs="Arial Narrow"/>
-          <w:sz w:val="16"/>
-          <w:szCs w:val="16"/>
-        </w:rPr>
-        <w:t>a) Exigir a las personas naturales o jurídicas la exhibición de todo tipo de documentos, incluyendo los libros contables y societarios, los comprobantes de pago, la correspondencia comercial y los registros magnéticos incluyendo, en este caso, los programas que fueran necesarios para su lectura; así como solicitar información referida a la organización, los negocios, el accionariado y la estructura de propiedad de las empresas.</w:t>
-      </w:r>
-    </w:p>
-    <w:p>
-      <w:pPr>
-        <w:ind w:left="567"/>
-        <w:jc w:val="both"/>
-        <w:rPr>
-          <w:rFonts w:ascii="Arial Narrow" w:eastAsia="Arial Narrow" w:hAnsi="Arial Narrow" w:cs="Arial Narrow"/>
-          <w:sz w:val="16"/>
-          <w:szCs w:val="16"/>
-        </w:rPr>
-      </w:pPr>
-      <w:r>
-        <w:rPr>
-          <w:rFonts w:ascii="Arial Narrow" w:eastAsia="Arial Narrow" w:hAnsi="Arial Narrow" w:cs="Arial Narrow"/>
-          <w:sz w:val="16"/>
-          <w:szCs w:val="16"/>
-        </w:rPr>
-        <w:t>(...).</w:t>
+        <w:t>Artículo 24.-</w:t>
+      </w:r>
+      <w:r>
+        <w:rPr>
+          <w:rFonts w:ascii="Arial Narrow" w:eastAsia="Arial Narrow" w:hAnsi="Arial Narrow" w:cs="Arial Narrow"/>
+          <w:sz w:val="16"/>
+          <w:szCs w:val="16"/>
+        </w:rPr>
+        <w:t xml:space="preserve"> El Secretario Técnico se encargará de la tramitación del procedimiento. Para ello, cuenta con las siguientes facultades:</w:t>
       </w:r>
     </w:p>
     <w:p>
@@ -15230,35 +15337,6 @@
       <w:r>
         <w:rPr>
           <w:rFonts w:ascii="Arial Narrow" w:eastAsia="Arial Narrow" w:hAnsi="Arial Narrow" w:cs="Arial Narrow"/>
-          <w:b/>
-          <w:bCs/>
-          <w:sz w:val="16"/>
-          <w:szCs w:val="16"/>
-        </w:rPr>
-        <w:t>Artículo 24.-</w:t>
-      </w:r>
-      <w:r>
-        <w:rPr>
-          <w:rFonts w:ascii="Arial Narrow" w:eastAsia="Arial Narrow" w:hAnsi="Arial Narrow" w:cs="Arial Narrow"/>
-          <w:sz w:val="16"/>
-          <w:szCs w:val="16"/>
-        </w:rPr>
-        <w:t xml:space="preserve"> El Secretario Técnico se encargará de la tramitación del procedimiento. Para ello, cuenta con las siguientes facultades:</w:t>
-      </w:r>
-    </w:p>
-    <w:p>
-      <w:pPr>
-        <w:ind w:firstLine="567"/>
-        <w:jc w:val="both"/>
-        <w:rPr>
-          <w:rFonts w:ascii="Arial Narrow" w:eastAsia="Arial Narrow" w:hAnsi="Arial Narrow" w:cs="Arial Narrow"/>
-          <w:sz w:val="16"/>
-          <w:szCs w:val="16"/>
-        </w:rPr>
-      </w:pPr>
-      <w:r>
-        <w:rPr>
-          <w:rFonts w:ascii="Arial Narrow" w:eastAsia="Arial Narrow" w:hAnsi="Arial Narrow" w:cs="Arial Narrow"/>
           <w:sz w:val="16"/>
           <w:szCs w:val="16"/>
         </w:rPr>
@@ -15267,7 +15345,7 @@
     </w:p>
     <w:p>
       <w:pPr>
-        <w:ind w:left="567"/>
+        <w:ind w:left="567" w:hanging="567"/>
         <w:jc w:val="both"/>
         <w:rPr>
           <w:rFonts w:ascii="Arial Narrow" w:eastAsia="Arial Narrow" w:hAnsi="Arial Narrow" w:cs="Arial Narrow"/>
@@ -15366,24 +15444,23 @@
           <w:sz w:val="16"/>
           <w:szCs w:val="16"/>
         </w:rPr>
+        <w:t xml:space="preserve"/>
+      </w:r>
+      <w:r>
+        <w:rPr>
+          <w:rFonts w:ascii="Arial Narrow" w:eastAsia="Arial Narrow" w:hAnsi="Arial Narrow" w:cs="Arial Narrow"/>
+          <w:sz w:val="16"/>
+          <w:szCs w:val="16"/>
+        </w:rPr>
+      </w:r>
+      <w:r>
+        <w:rPr>
+          <w:rFonts w:ascii="Arial Narrow" w:eastAsia="Arial Narrow" w:hAnsi="Arial Narrow" w:cs="Arial Narrow"/>
+          <w:sz w:val="16"/>
+          <w:szCs w:val="16"/>
+          <w:lang w:eastAsia="es-PE"/>
+        </w:rPr>
         <w:tab/>
-        <w:t xml:space="preserve"/>
-      </w:r>
-      <w:r>
-        <w:rPr>
-          <w:rFonts w:ascii="Arial Narrow" w:eastAsia="Arial Narrow" w:hAnsi="Arial Narrow" w:cs="Arial Narrow"/>
-          <w:sz w:val="16"/>
-          <w:szCs w:val="16"/>
-        </w:rPr>
-        <w:tab/>
-      </w:r>
-      <w:r>
-        <w:rPr>
-          <w:rFonts w:ascii="Arial Narrow" w:eastAsia="Arial Narrow" w:hAnsi="Arial Narrow" w:cs="Arial Narrow"/>
-          <w:sz w:val="16"/>
-          <w:szCs w:val="16"/>
-          <w:lang w:eastAsia="es-PE"/>
-        </w:rPr>
         <w:t xml:space="preserve">El número de trabajadores se atenderá siempre que la empresa haya sido constituida antes de la vigencia de la Ley </w:t>
       </w:r>
       <w:proofErr w:type="spellStart"/>
@@ -15451,24 +15528,23 @@
           <w:sz w:val="16"/>
           <w:szCs w:val="16"/>
         </w:rPr>
+        <w:t xml:space="preserve"/>
+      </w:r>
+      <w:r>
+        <w:rPr>
+          <w:rFonts w:ascii="Arial Narrow" w:eastAsia="Arial Narrow" w:hAnsi="Arial Narrow" w:cs="Arial Narrow"/>
+          <w:sz w:val="16"/>
+          <w:szCs w:val="16"/>
+        </w:rPr>
+      </w:r>
+      <w:r>
+        <w:rPr>
+          <w:rFonts w:ascii="Arial Narrow" w:eastAsia="Arial Narrow" w:hAnsi="Arial Narrow" w:cs="Arial Narrow"/>
+          <w:b/>
+          <w:sz w:val="16"/>
+          <w:szCs w:val="16"/>
+        </w:rPr>
         <w:tab/>
-        <w:t xml:space="preserve"/>
-      </w:r>
-      <w:r>
-        <w:rPr>
-          <w:rFonts w:ascii="Arial Narrow" w:eastAsia="Arial Narrow" w:hAnsi="Arial Narrow" w:cs="Arial Narrow"/>
-          <w:sz w:val="16"/>
-          <w:szCs w:val="16"/>
-        </w:rPr>
-        <w:tab/>
-      </w:r>
-      <w:r>
-        <w:rPr>
-          <w:rFonts w:ascii="Arial Narrow" w:eastAsia="Arial Narrow" w:hAnsi="Arial Narrow" w:cs="Arial Narrow"/>
-          <w:b/>
-          <w:sz w:val="16"/>
-          <w:szCs w:val="16"/>
-        </w:rPr>
         <w:t xml:space="preserve">LEY </w:t>
       </w:r>
       <w:r>
@@ -15875,7 +15951,7 @@
     </w:p>
     <w:p>
       <w:pPr>
-        <w:ind w:left="566" w:hanging="566"/>
+        <w:ind w:left="566"/>
         <w:jc w:val="both"/>
         <w:rPr>
           <w:rFonts w:ascii="Arial Narrow" w:eastAsia="Arial Narrow" w:hAnsi="Arial Narrow" w:cs="Arial Narrow"/>
@@ -16208,7 +16284,7 @@
         <w:tabs>
           <w:tab w:val="left" w:pos="568"/>
         </w:tabs>
-        <w:ind w:left="1134" w:hanging="566"/>
+        <w:ind w:left="1134" w:hanging="1134"/>
         <w:jc w:val="both"/>
         <w:rPr>
           <w:rFonts w:ascii="Arial Narrow" w:eastAsia="Arial Narrow" w:hAnsi="Arial Narrow" w:cs="Arial Narrow"/>
@@ -16240,7 +16316,7 @@
           <w:ilvl w:val="0"/>
           <w:numId w:val="5"/>
         </w:numPr>
-        <w:ind w:left="1418" w:hanging="284"/>
+        <w:ind w:left="1418"/>
         <w:jc w:val="both"/>
         <w:rPr>
           <w:rFonts w:ascii="Arial Narrow" w:eastAsia="Arial Narrow" w:hAnsi="Arial Narrow" w:cs="Arial Narrow"/>
@@ -16263,7 +16339,7 @@
           <w:ilvl w:val="0"/>
           <w:numId w:val="5"/>
         </w:numPr>
-        <w:ind w:left="1418" w:hanging="284"/>
+        <w:ind w:left="1418"/>
         <w:jc w:val="both"/>
         <w:rPr>
           <w:rFonts w:ascii="Arial Narrow" w:eastAsia="Arial Narrow" w:hAnsi="Arial Narrow" w:cs="Arial Narrow"/>
@@ -16286,7 +16362,7 @@
           <w:ilvl w:val="0"/>
           <w:numId w:val="5"/>
         </w:numPr>
-        <w:ind w:left="1418" w:hanging="284"/>
+        <w:ind w:left="1418"/>
         <w:jc w:val="both"/>
         <w:rPr>
           <w:rFonts w:ascii="Arial Narrow" w:eastAsia="Arial Narrow" w:hAnsi="Arial Narrow" w:cs="Arial Narrow"/>
@@ -16309,7 +16385,7 @@
           <w:ilvl w:val="0"/>
           <w:numId w:val="5"/>
         </w:numPr>
-        <w:ind w:left="1418" w:hanging="284"/>
+        <w:ind w:left="1418"/>
         <w:jc w:val="both"/>
         <w:rPr>
           <w:rFonts w:ascii="Arial Narrow" w:eastAsia="Arial Narrow" w:hAnsi="Arial Narrow" w:cs="Arial Narrow"/>
@@ -16332,7 +16408,7 @@
           <w:ilvl w:val="0"/>
           <w:numId w:val="5"/>
         </w:numPr>
-        <w:ind w:left="1418" w:hanging="284"/>
+        <w:ind w:left="1418"/>
         <w:jc w:val="both"/>
         <w:rPr>
           <w:rFonts w:ascii="Arial Narrow" w:eastAsia="Arial Narrow" w:hAnsi="Arial Narrow" w:cs="Arial Narrow"/>
@@ -16355,7 +16431,7 @@
           <w:ilvl w:val="0"/>
           <w:numId w:val="5"/>
         </w:numPr>
-        <w:ind w:left="1418" w:hanging="284"/>
+        <w:ind w:left="1418"/>
         <w:jc w:val="both"/>
         <w:rPr>
           <w:rFonts w:ascii="Arial Narrow" w:eastAsia="Arial Narrow" w:hAnsi="Arial Narrow" w:cs="Arial Narrow"/>
@@ -16378,7 +16454,7 @@
           <w:ilvl w:val="0"/>
           <w:numId w:val="5"/>
         </w:numPr>
-        <w:ind w:left="1418" w:hanging="284"/>
+        <w:ind w:left="1418"/>
         <w:jc w:val="both"/>
         <w:rPr>
           <w:rFonts w:ascii="Arial Narrow" w:eastAsia="Arial Narrow" w:hAnsi="Arial Narrow" w:cs="Arial Narrow"/>
@@ -16401,7 +16477,7 @@
           <w:ilvl w:val="0"/>
           <w:numId w:val="5"/>
         </w:numPr>
-        <w:ind w:left="1418" w:hanging="284"/>
+        <w:ind w:left="1418"/>
         <w:jc w:val="both"/>
         <w:rPr>
           <w:rFonts w:ascii="Arial Narrow" w:eastAsia="Arial Narrow" w:hAnsi="Arial Narrow" w:cs="Arial Narrow"/>
@@ -16424,7 +16500,7 @@
           <w:ilvl w:val="0"/>
           <w:numId w:val="5"/>
         </w:numPr>
-        <w:ind w:left="1418" w:hanging="284"/>
+        <w:ind w:left="1418"/>
         <w:jc w:val="both"/>
         <w:rPr>
           <w:rFonts w:ascii="Arial Narrow" w:eastAsia="Arial Narrow" w:hAnsi="Arial Narrow" w:cs="Arial Narrow"/>
@@ -16446,7 +16522,7 @@
         <w:tabs>
           <w:tab w:val="left" w:pos="568"/>
         </w:tabs>
-        <w:ind w:left="1134" w:hanging="566"/>
+        <w:ind w:left="1134"/>
         <w:jc w:val="both"/>
         <w:rPr>
           <w:rFonts w:ascii="Arial Narrow" w:eastAsia="Arial Narrow" w:hAnsi="Arial Narrow" w:cs="Arial Narrow"/>
@@ -16465,7 +16541,7 @@
     </w:p>
     <w:p>
       <w:pPr>
-        <w:ind w:left="1134" w:hanging="567"/>
+        <w:ind w:left="1134"/>
         <w:jc w:val="both"/>
         <w:rPr>
           <w:rFonts w:ascii="Arial Narrow" w:eastAsia="Arial Narrow" w:hAnsi="Arial Narrow" w:cs="Arial Narrow"/>
@@ -16484,7 +16560,7 @@
     </w:p>
     <w:p>
       <w:pPr>
-        <w:ind w:left="1134" w:hanging="567"/>
+        <w:ind w:left="1134"/>
         <w:jc w:val="both"/>
         <w:rPr>
           <w:rFonts w:ascii="Arial Narrow" w:eastAsia="Arial Narrow" w:hAnsi="Arial Narrow" w:cs="Arial Narrow"/>
@@ -16503,7 +16579,7 @@
     </w:p>
     <w:p>
       <w:pPr>
-        <w:ind w:left="1134" w:hanging="567"/>
+        <w:ind w:left="1134"/>
         <w:jc w:val="both"/>
         <w:rPr>
           <w:rFonts w:ascii="Arial Narrow" w:eastAsia="Arial Narrow" w:hAnsi="Arial Narrow" w:cs="Arial Narrow"/>
@@ -16522,7 +16598,7 @@
     </w:p>
     <w:p>
       <w:pPr>
-        <w:ind w:left="1134" w:hanging="567"/>
+        <w:ind w:left="1134"/>
         <w:jc w:val="both"/>
         <w:rPr>
           <w:rFonts w:ascii="Arial Narrow" w:eastAsia="Arial Narrow" w:hAnsi="Arial Narrow" w:cs="Arial Narrow"/>
@@ -16541,7 +16617,7 @@
     </w:p>
     <w:p>
       <w:pPr>
-        <w:ind w:left="1134" w:hanging="567"/>
+        <w:ind w:left="1134" w:hanging="1134"/>
         <w:jc w:val="both"/>
         <w:rPr>
           <w:rFonts w:ascii="Arial Narrow" w:eastAsia="Arial Narrow" w:hAnsi="Arial Narrow" w:cs="Arial Narrow"/>
@@ -16977,24 +17053,23 @@
           <w:sz w:val="16"/>
           <w:szCs w:val="16"/>
         </w:rPr>
+        <w:t xml:space="preserve"/>
+      </w:r>
+      <w:r>
+        <w:rPr>
+          <w:rFonts w:ascii="Arial Narrow" w:eastAsia="Arial Narrow" w:hAnsi="Arial Narrow" w:cs="Arial Narrow"/>
+          <w:sz w:val="16"/>
+          <w:szCs w:val="16"/>
+        </w:rPr>
+      </w:r>
+      <w:r>
+        <w:rPr>
+          <w:rFonts w:ascii="Arial Narrow" w:eastAsia="Arial Narrow" w:hAnsi="Arial Narrow" w:cs="Arial Narrow"/>
+          <w:b/>
+          <w:sz w:val="16"/>
+          <w:szCs w:val="16"/>
+        </w:rPr>
         <w:tab/>
-        <w:t xml:space="preserve"/>
-      </w:r>
-      <w:r>
-        <w:rPr>
-          <w:rFonts w:ascii="Arial Narrow" w:eastAsia="Arial Narrow" w:hAnsi="Arial Narrow" w:cs="Arial Narrow"/>
-          <w:sz w:val="16"/>
-          <w:szCs w:val="16"/>
-        </w:rPr>
-        <w:tab/>
-      </w:r>
-      <w:r>
-        <w:rPr>
-          <w:rFonts w:ascii="Arial Narrow" w:eastAsia="Arial Narrow" w:hAnsi="Arial Narrow" w:cs="Arial Narrow"/>
-          <w:b/>
-          <w:sz w:val="16"/>
-          <w:szCs w:val="16"/>
-        </w:rPr>
         <w:t>LEY 29571, CÓDIGO DE PROTECCIÓN Y DEFENSA DEL CONSUMIDOR</w:t>
       </w:r>
     </w:p>
@@ -17175,7 +17250,6 @@
           <w:sz w:val="16"/>
           <w:szCs w:val="16"/>
         </w:rPr>
-        <w:tab/>
         <w:t xml:space="preserve"/>
       </w:r>
       <w:r>
@@ -17292,31 +17366,30 @@
           <w:sz w:val="16"/>
           <w:szCs w:val="16"/>
         </w:rPr>
+        <w:t xml:space="preserve"/>
+      </w:r>
+      <w:r>
+        <w:rPr>
+          <w:rFonts w:ascii="Arial Narrow" w:eastAsia="Arial Narrow" w:hAnsi="Arial Narrow" w:cs="Arial Narrow"/>
+          <w:sz w:val="16"/>
+          <w:szCs w:val="16"/>
+        </w:rPr>
+      </w:r>
+      <w:r>
+        <w:rPr>
+          <w:rFonts w:ascii="Arial Narrow" w:eastAsia="Arial Narrow" w:hAnsi="Arial Narrow" w:cs="Arial Narrow"/>
+          <w:b/>
+          <w:sz w:val="16"/>
+          <w:szCs w:val="16"/>
+        </w:rPr>
         <w:tab/>
-        <w:t xml:space="preserve"/>
-      </w:r>
-      <w:r>
-        <w:rPr>
-          <w:rFonts w:ascii="Arial Narrow" w:eastAsia="Arial Narrow" w:hAnsi="Arial Narrow" w:cs="Arial Narrow"/>
-          <w:sz w:val="16"/>
-          <w:szCs w:val="16"/>
-        </w:rPr>
-        <w:tab/>
-      </w:r>
-      <w:r>
-        <w:rPr>
-          <w:rFonts w:ascii="Arial Narrow" w:eastAsia="Arial Narrow" w:hAnsi="Arial Narrow" w:cs="Arial Narrow"/>
-          <w:b/>
-          <w:sz w:val="16"/>
-          <w:szCs w:val="16"/>
-        </w:rPr>
         <w:t>TEXTO ÚNICO ORDENADO DE LA LEY DEL PROCEDIMIENTO ADMINISTRATIVO GENERAL, aprobado mediante Decreto Supremo 006-2026-JUS y publicado el 30 de abril de 2026</w:t>
       </w:r>
     </w:p>
     <w:p>
       <w:pPr>
         <w:pStyle w:val="Textonotapie"/>
-        <w:ind w:left="1134" w:hanging="567"/>
+        <w:ind w:left="1134"/>
         <w:jc w:val="both"/>
         <w:rPr>
           <w:rFonts w:ascii="Arial Narrow" w:eastAsia="Arial Narrow" w:hAnsi="Arial Narrow" w:cs="Arial Narrow"/>
@@ -17340,7 +17413,7 @@
     <w:p>
       <w:pPr>
         <w:pStyle w:val="Textonotapie"/>
-        <w:ind w:left="1134" w:hanging="567"/>
+        <w:ind w:left="1134" w:hanging="1134"/>
         <w:jc w:val="both"/>
         <w:rPr>
           <w:rFonts w:ascii="Arial Narrow" w:eastAsia="Arial Narrow" w:hAnsi="Arial Narrow" w:cs="Arial Narrow"/>

--- a/plantillas_maestras/16_temas_administrativos_financieros/materia_general_asegurativa/2_o_mas_ddos_varios/varon/TPL_1705_2025_TEMAS_ADMINISTRATIVOS_FINANCIEROS_MATERIA_GENERAL_ASEGURATIVA_ASEGURADORA_VARON_R282.docx
+++ b/plantillas_maestras/16_temas_administrativos_financieros/materia_general_asegurativa/2_o_mas_ddos_varios/varon/TPL_1705_2025_TEMAS_ADMINISTRATIVOS_FINANCIEROS_MATERIA_GENERAL_ASEGURATIVA_ASEGURADORA_VARON_R282.docx
@@ -11393,7 +11393,7 @@
           <w:sz w:val="22"/>
           <w:szCs w:val="22"/>
         </w:rPr>
-        <w:t xml:space="preserve">correr traslado de la presente resolución a Pacífico Compañía de Seguros y Reaseguros S.A. para que, de conformidad con lo dispuesto por el artículo 26 de la Ley sobre Facultades, Normas y Organización del Indecopi, aprobada por Decreto Legislativo 807</w:t>
+        <w:t xml:space="preserve">correr traslado de la denuncia del 17 de julio de 2025, subsanado por escritos del 15 de agosto de 2025 y 8 de setiembre de 2025 a Pacífico Compañía de Seguros y Reaseguros S.A. para que, de conformidad con lo dispuesto por el artículo 26 de la Ley sobre Facultades, Normas y Organización del Indecopi, aprobada por Decreto Legislativo 807</w:t>
       </w:r>
       <w:r>
         <w:rPr>
